--- a/Croma Campus  Notes Python.docx
+++ b/Croma Campus  Notes Python.docx
@@ -24356,6 +24356,17 @@
       <w:r>
         <w:t>run time.</w:t>
       </w:r>
+      <w:r>
+        <w:t xml:space="preserve"> </w:t>
+      </w:r>
+    </w:p>
+    <w:p>
+      <w:pPr>
+        <w:pStyle w:val="NoSpacing"/>
+      </w:pPr>
+      <w:r>
+        <w:t>Example :  divide by 0</w:t>
+      </w:r>
     </w:p>
     <w:p>
       <w:pPr>
@@ -24467,6 +24478,43 @@
       <w:r>
         <w:t xml:space="preserve">   </w:t>
       </w:r>
+      <w:r>
+        <w:t xml:space="preserve"> ( testing k time par code </w:t>
+      </w:r>
+      <w:proofErr w:type="spellStart"/>
+      <w:r>
+        <w:t>sahi</w:t>
+      </w:r>
+      <w:proofErr w:type="spellEnd"/>
+      <w:r>
+        <w:t xml:space="preserve"> </w:t>
+      </w:r>
+      <w:proofErr w:type="spellStart"/>
+      <w:r>
+        <w:t>chalega</w:t>
+      </w:r>
+      <w:proofErr w:type="spellEnd"/>
+      <w:r>
+        <w:t xml:space="preserve"> deploy k </w:t>
+      </w:r>
+      <w:proofErr w:type="spellStart"/>
+      <w:r>
+        <w:t>baad</w:t>
+      </w:r>
+      <w:proofErr w:type="spellEnd"/>
+      <w:r>
+        <w:t xml:space="preserve"> user k requirement se match </w:t>
+      </w:r>
+      <w:proofErr w:type="spellStart"/>
+      <w:r>
+        <w:t>nahi</w:t>
+      </w:r>
+      <w:proofErr w:type="spellEnd"/>
+      <w:r>
+        <w:t xml:space="preserve"> hora)</w:t>
+      </w:r>
+      <w:bookmarkStart w:id="0" w:name="_GoBack"/>
+      <w:bookmarkEnd w:id="0"/>
     </w:p>
     <w:p>
       <w:pPr>
@@ -24872,6 +24920,7 @@
         <w:pStyle w:val="NoSpacing"/>
       </w:pPr>
       <w:r>
+        <w:lastRenderedPageBreak/>
         <w:t xml:space="preserve">except </w:t>
       </w:r>
       <w:proofErr w:type="spellStart"/>
@@ -24888,7 +24937,6 @@
         <w:pStyle w:val="NoSpacing"/>
       </w:pPr>
       <w:r>
-        <w:lastRenderedPageBreak/>
         <w:t xml:space="preserve">    print("Error :",e)</w:t>
       </w:r>
     </w:p>
@@ -25666,7 +25714,6 @@
           <w:sz w:val="52"/>
           <w:szCs w:val="52"/>
         </w:rPr>
-        <w:lastRenderedPageBreak/>
         <w:t>Day 22</w:t>
       </w:r>
       <w:r>
@@ -26578,7 +26625,6 @@
         <w:pStyle w:val="NoSpacing"/>
       </w:pPr>
       <w:r>
-        <w:lastRenderedPageBreak/>
         <w:t># WAP to read data from a file</w:t>
       </w:r>
     </w:p>
@@ -27279,8 +27325,6 @@
       <w:r>
         <w:t># seek</w:t>
       </w:r>
-      <w:bookmarkStart w:id="0" w:name="_GoBack"/>
-      <w:bookmarkEnd w:id="0"/>
     </w:p>
     <w:p>
       <w:pPr>

--- a/Croma Campus  Notes Python.docx
+++ b/Croma Campus  Notes Python.docx
@@ -23343,8 +23343,1958 @@
           <w:sz w:val="52"/>
           <w:szCs w:val="52"/>
         </w:rPr>
-        <w:t>Day 25</w:t>
-      </w:r>
+        <w:t xml:space="preserve">Day 25 </w:t>
+      </w:r>
+      <w:r>
+        <w:rPr>
+          <w:b/>
+          <w:sz w:val="52"/>
+          <w:szCs w:val="52"/>
+        </w:rPr>
+        <w:t>:</w:t>
+      </w:r>
+      <w:r>
+        <w:rPr>
+          <w:b/>
+          <w:sz w:val="52"/>
+          <w:szCs w:val="52"/>
+        </w:rPr>
+        <w:t xml:space="preserve"> (Project)</w:t>
+      </w:r>
+      <w:r>
+        <w:rPr>
+          <w:b/>
+          <w:sz w:val="52"/>
+          <w:szCs w:val="52"/>
+        </w:rPr>
+        <w:t>-----------------------</w:t>
+      </w:r>
+      <w:r>
+        <w:rPr>
+          <w:b/>
+          <w:sz w:val="52"/>
+          <w:szCs w:val="52"/>
+        </w:rPr>
+        <w:t>--------------------------- 19/05</w:t>
+      </w:r>
+      <w:r>
+        <w:rPr>
+          <w:b/>
+          <w:sz w:val="52"/>
+          <w:szCs w:val="52"/>
+        </w:rPr>
+        <w:t>/2026</w:t>
+      </w:r>
+    </w:p>
+    <w:p>
+      <w:pPr>
+        <w:pStyle w:val="NoSpacing"/>
+      </w:pPr>
+    </w:p>
+    <w:p>
+      <w:pPr>
+        <w:pStyle w:val="NoSpacing"/>
+      </w:pPr>
+      <w:r>
+        <w:t>"""</w:t>
+      </w:r>
+    </w:p>
+    <w:p>
+      <w:pPr>
+        <w:pStyle w:val="NoSpacing"/>
+      </w:pPr>
+      <w:r>
+        <w:t>Hospital Management System</w:t>
+      </w:r>
+    </w:p>
+    <w:p>
+      <w:pPr>
+        <w:pStyle w:val="NoSpacing"/>
+      </w:pPr>
+      <w:r>
+        <w:t>Entity</w:t>
+      </w:r>
+    </w:p>
+    <w:p>
+      <w:pPr>
+        <w:pStyle w:val="NoSpacing"/>
+      </w:pPr>
+      <w:r>
+        <w:t>- Patient     (pid,pname,page,pgender,pcontact,problem)</w:t>
+      </w:r>
+    </w:p>
+    <w:p>
+      <w:pPr>
+        <w:pStyle w:val="NoSpacing"/>
+      </w:pPr>
+      <w:r>
+        <w:t>- Doctor      (did,dname,dspec,active)</w:t>
+      </w:r>
+    </w:p>
+    <w:p>
+      <w:pPr>
+        <w:pStyle w:val="NoSpacing"/>
+      </w:pPr>
+      <w:r>
+        <w:t>- Appointment</w:t>
+      </w:r>
+    </w:p>
+    <w:p>
+      <w:pPr>
+        <w:pStyle w:val="NoSpacing"/>
+      </w:pPr>
+    </w:p>
+    <w:p>
+      <w:pPr>
+        <w:pStyle w:val="NoSpacing"/>
+      </w:pPr>
+      <w:r>
+        <w:t>1- Add Patient Information</w:t>
+      </w:r>
+    </w:p>
+    <w:p>
+      <w:pPr>
+        <w:pStyle w:val="NoSpacing"/>
+      </w:pPr>
+      <w:r>
+        <w:t>2- View All Patients</w:t>
+      </w:r>
+    </w:p>
+    <w:p>
+      <w:pPr>
+        <w:pStyle w:val="NoSpacing"/>
+      </w:pPr>
+      <w:r>
+        <w:t>3- Update Patient Information</w:t>
+      </w:r>
+    </w:p>
+    <w:p>
+      <w:pPr>
+        <w:pStyle w:val="NoSpacing"/>
+      </w:pPr>
+      <w:r>
+        <w:t>4- Delete A Patient</w:t>
+      </w:r>
+    </w:p>
+    <w:p>
+      <w:pPr>
+        <w:pStyle w:val="NoSpacing"/>
+      </w:pPr>
+      <w:r>
+        <w:t>5- Add Doctor Information</w:t>
+      </w:r>
+    </w:p>
+    <w:p>
+      <w:pPr>
+        <w:pStyle w:val="NoSpacing"/>
+      </w:pPr>
+      <w:r>
+        <w:t>6- View All Doctors Information</w:t>
+      </w:r>
+    </w:p>
+    <w:p>
+      <w:pPr>
+        <w:pStyle w:val="NoSpacing"/>
+      </w:pPr>
+      <w:r>
+        <w:t>7- Active/Inactive Doctor</w:t>
+      </w:r>
+    </w:p>
+    <w:p>
+      <w:pPr>
+        <w:pStyle w:val="NoSpacing"/>
+      </w:pPr>
+      <w:r>
+        <w:t>8- Book An Appointment</w:t>
+      </w:r>
+    </w:p>
+    <w:p>
+      <w:pPr>
+        <w:pStyle w:val="NoSpacing"/>
+      </w:pPr>
+      <w:r>
+        <w:t>9- View All Appointments</w:t>
+      </w:r>
+    </w:p>
+    <w:p>
+      <w:pPr>
+        <w:pStyle w:val="NoSpacing"/>
+      </w:pPr>
+      <w:r>
+        <w:t>0- Exit</w:t>
+      </w:r>
+    </w:p>
+    <w:p>
+      <w:pPr>
+        <w:pStyle w:val="NoSpacing"/>
+      </w:pPr>
+    </w:p>
+    <w:p>
+      <w:pPr>
+        <w:pStyle w:val="NoSpacing"/>
+      </w:pPr>
+    </w:p>
+    <w:p>
+      <w:pPr>
+        <w:pStyle w:val="NoSpacing"/>
+      </w:pPr>
+      <w:r>
+        <w:t>"""</w:t>
+      </w:r>
+    </w:p>
+    <w:p>
+      <w:pPr>
+        <w:pStyle w:val="NoSpacing"/>
+      </w:pPr>
+      <w:r>
+        <w:t># IMPORTING REQUIRED LIBRARIES</w:t>
+      </w:r>
+    </w:p>
+    <w:p>
+      <w:pPr>
+        <w:pStyle w:val="NoSpacing"/>
+      </w:pPr>
+      <w:r>
+        <w:t>import pickle</w:t>
+      </w:r>
+    </w:p>
+    <w:p>
+      <w:pPr>
+        <w:pStyle w:val="NoSpacing"/>
+      </w:pPr>
+    </w:p>
+    <w:p>
+      <w:pPr>
+        <w:pStyle w:val="NoSpacing"/>
+      </w:pPr>
+      <w:r>
+        <w:t># A METHOD TO ADD PATIENT INFORMATION</w:t>
+      </w:r>
+    </w:p>
+    <w:p>
+      <w:pPr>
+        <w:pStyle w:val="NoSpacing"/>
+      </w:pPr>
+      <w:r>
+        <w:t>def addPatient():</w:t>
+      </w:r>
+    </w:p>
+    <w:p>
+      <w:pPr>
+        <w:pStyle w:val="NoSpacing"/>
+      </w:pPr>
+      <w:r>
+        <w:t xml:space="preserve">    pid = input("\n\tEnter Patient ID : ")</w:t>
+      </w:r>
+    </w:p>
+    <w:p>
+      <w:pPr>
+        <w:pStyle w:val="NoSpacing"/>
+      </w:pPr>
+      <w:r>
+        <w:t xml:space="preserve">    pname = input("\tEnter Patient Name : ")</w:t>
+      </w:r>
+    </w:p>
+    <w:p>
+      <w:pPr>
+        <w:pStyle w:val="NoSpacing"/>
+      </w:pPr>
+      <w:r>
+        <w:t xml:space="preserve">    page = input("\tEnter Patient Age : ")</w:t>
+      </w:r>
+    </w:p>
+    <w:p>
+      <w:pPr>
+        <w:pStyle w:val="NoSpacing"/>
+      </w:pPr>
+      <w:r>
+        <w:t xml:space="preserve">    pgender = input("\tEnter Patient Gender : ")</w:t>
+      </w:r>
+    </w:p>
+    <w:p>
+      <w:pPr>
+        <w:pStyle w:val="NoSpacing"/>
+      </w:pPr>
+      <w:r>
+        <w:t xml:space="preserve">    pmob = input("\tEnter Patient Mobile No : ")</w:t>
+      </w:r>
+    </w:p>
+    <w:p>
+      <w:pPr>
+        <w:pStyle w:val="NoSpacing"/>
+      </w:pPr>
+      <w:r>
+        <w:t xml:space="preserve">    pdisease = input("\tExplain Disease/Problem : ")</w:t>
+      </w:r>
+    </w:p>
+    <w:p>
+      <w:pPr>
+        <w:pStyle w:val="NoSpacing"/>
+      </w:pPr>
+      <w:r>
+        <w:t xml:space="preserve">    data = {pid:[pname,page,pgender,pmob,pdisease]}</w:t>
+      </w:r>
+    </w:p>
+    <w:p>
+      <w:pPr>
+        <w:pStyle w:val="NoSpacing"/>
+      </w:pPr>
+      <w:r>
+        <w:t xml:space="preserve">    file = open('patient.bin','ab')</w:t>
+      </w:r>
+    </w:p>
+    <w:p>
+      <w:pPr>
+        <w:pStyle w:val="NoSpacing"/>
+      </w:pPr>
+      <w:r>
+        <w:t xml:space="preserve">    pickle.dump(data,file)</w:t>
+      </w:r>
+    </w:p>
+    <w:p>
+      <w:pPr>
+        <w:pStyle w:val="NoSpacing"/>
+      </w:pPr>
+      <w:r>
+        <w:t xml:space="preserve">    file.close()</w:t>
+      </w:r>
+    </w:p>
+    <w:p>
+      <w:pPr>
+        <w:pStyle w:val="NoSpacing"/>
+      </w:pPr>
+      <w:r>
+        <w:t xml:space="preserve">    print("\n\t\tPatient Added Successfully!")</w:t>
+      </w:r>
+    </w:p>
+    <w:p>
+      <w:pPr>
+        <w:pStyle w:val="NoSpacing"/>
+      </w:pPr>
+    </w:p>
+    <w:p>
+      <w:pPr>
+        <w:pStyle w:val="NoSpacing"/>
+      </w:pPr>
+      <w:r>
+        <w:t># A METHOD TO VIEW ALL PATIENTS</w:t>
+      </w:r>
+    </w:p>
+    <w:p>
+      <w:pPr>
+        <w:pStyle w:val="NoSpacing"/>
+      </w:pPr>
+      <w:r>
+        <w:t>def viewAllPatients():</w:t>
+      </w:r>
+    </w:p>
+    <w:p>
+      <w:pPr>
+        <w:pStyle w:val="NoSpacing"/>
+      </w:pPr>
+      <w:r>
+        <w:t xml:space="preserve">    file = open('patient.bin','rb')</w:t>
+      </w:r>
+    </w:p>
+    <w:p>
+      <w:pPr>
+        <w:pStyle w:val="NoSpacing"/>
+      </w:pPr>
+      <w:r>
+        <w:t xml:space="preserve">    try:</w:t>
+      </w:r>
+    </w:p>
+    <w:p>
+      <w:pPr>
+        <w:pStyle w:val="NoSpacing"/>
+      </w:pPr>
+      <w:r>
+        <w:t xml:space="preserve">        while True:</w:t>
+      </w:r>
+    </w:p>
+    <w:p>
+      <w:pPr>
+        <w:pStyle w:val="NoSpacing"/>
+      </w:pPr>
+      <w:r>
+        <w:t xml:space="preserve">            data = pickle.load(file)</w:t>
+      </w:r>
+    </w:p>
+    <w:p>
+      <w:pPr>
+        <w:pStyle w:val="NoSpacing"/>
+      </w:pPr>
+      <w:r>
+        <w:t xml:space="preserve">            for pid,info in data.items():</w:t>
+      </w:r>
+    </w:p>
+    <w:p>
+      <w:pPr>
+        <w:pStyle w:val="NoSpacing"/>
+      </w:pPr>
+      <w:r>
+        <w:t xml:space="preserve">                print("\n\tPatient ID :",pid)</w:t>
+      </w:r>
+    </w:p>
+    <w:p>
+      <w:pPr>
+        <w:pStyle w:val="NoSpacing"/>
+      </w:pPr>
+      <w:r>
+        <w:t xml:space="preserve">                print("\tPatient Name :",info[0])</w:t>
+      </w:r>
+    </w:p>
+    <w:p>
+      <w:pPr>
+        <w:pStyle w:val="NoSpacing"/>
+      </w:pPr>
+      <w:r>
+        <w:t xml:space="preserve">                print("\tPatient Age :",info[1])</w:t>
+      </w:r>
+    </w:p>
+    <w:p>
+      <w:pPr>
+        <w:pStyle w:val="NoSpacing"/>
+      </w:pPr>
+      <w:r>
+        <w:t xml:space="preserve">                print("\tPatient Gender :",info[2])</w:t>
+      </w:r>
+    </w:p>
+    <w:p>
+      <w:pPr>
+        <w:pStyle w:val="NoSpacing"/>
+      </w:pPr>
+      <w:r>
+        <w:t xml:space="preserve">                print("\tPatient Contact :",info[3])</w:t>
+      </w:r>
+    </w:p>
+    <w:p>
+      <w:pPr>
+        <w:pStyle w:val="NoSpacing"/>
+      </w:pPr>
+      <w:r>
+        <w:t xml:space="preserve">                print("\tPatient's Problem :",info[4])</w:t>
+      </w:r>
+    </w:p>
+    <w:p>
+      <w:pPr>
+        <w:pStyle w:val="NoSpacing"/>
+      </w:pPr>
+      <w:r>
+        <w:t xml:space="preserve">                print("\t-----------------------------------")</w:t>
+      </w:r>
+    </w:p>
+    <w:p>
+      <w:pPr>
+        <w:pStyle w:val="NoSpacing"/>
+      </w:pPr>
+      <w:r>
+        <w:t xml:space="preserve">    except:</w:t>
+      </w:r>
+    </w:p>
+    <w:p>
+      <w:pPr>
+        <w:pStyle w:val="NoSpacing"/>
+      </w:pPr>
+      <w:r>
+        <w:t xml:space="preserve">        print("\n\tHere is your all patients")</w:t>
+      </w:r>
+    </w:p>
+    <w:p>
+      <w:pPr>
+        <w:pStyle w:val="NoSpacing"/>
+      </w:pPr>
+      <w:r>
+        <w:t xml:space="preserve">    file.close()</w:t>
+      </w:r>
+    </w:p>
+    <w:p>
+      <w:pPr>
+        <w:pStyle w:val="NoSpacing"/>
+      </w:pPr>
+    </w:p>
+    <w:p>
+      <w:pPr>
+        <w:pStyle w:val="NoSpacing"/>
+      </w:pPr>
+      <w:r>
+        <w:t># A METHOD TO GET PATIENT INFORMATION</w:t>
+      </w:r>
+    </w:p>
+    <w:p>
+      <w:pPr>
+        <w:pStyle w:val="NoSpacing"/>
+      </w:pPr>
+      <w:r>
+        <w:t>def getAllPatients():</w:t>
+      </w:r>
+    </w:p>
+    <w:p>
+      <w:pPr>
+        <w:pStyle w:val="NoSpacing"/>
+      </w:pPr>
+      <w:r>
+        <w:t xml:space="preserve">    file = open('patient.bin','rb')</w:t>
+      </w:r>
+    </w:p>
+    <w:p>
+      <w:pPr>
+        <w:pStyle w:val="NoSpacing"/>
+      </w:pPr>
+      <w:r>
+        <w:t xml:space="preserve">    pat = dict()</w:t>
+      </w:r>
+    </w:p>
+    <w:p>
+      <w:pPr>
+        <w:pStyle w:val="NoSpacing"/>
+      </w:pPr>
+      <w:r>
+        <w:t xml:space="preserve">    try:</w:t>
+      </w:r>
+    </w:p>
+    <w:p>
+      <w:pPr>
+        <w:pStyle w:val="NoSpacing"/>
+      </w:pPr>
+      <w:r>
+        <w:t xml:space="preserve">        while True:</w:t>
+      </w:r>
+    </w:p>
+    <w:p>
+      <w:pPr>
+        <w:pStyle w:val="NoSpacing"/>
+      </w:pPr>
+      <w:r>
+        <w:t xml:space="preserve">            pat.update(pickle.load(file))</w:t>
+      </w:r>
+    </w:p>
+    <w:p>
+      <w:pPr>
+        <w:pStyle w:val="NoSpacing"/>
+      </w:pPr>
+      <w:r>
+        <w:t xml:space="preserve">    except:</w:t>
+      </w:r>
+    </w:p>
+    <w:p>
+      <w:pPr>
+        <w:pStyle w:val="NoSpacing"/>
+      </w:pPr>
+      <w:r>
+        <w:t xml:space="preserve">        pass</w:t>
+      </w:r>
+    </w:p>
+    <w:p>
+      <w:pPr>
+        <w:pStyle w:val="NoSpacing"/>
+      </w:pPr>
+      <w:r>
+        <w:t xml:space="preserve">    file.close()</w:t>
+      </w:r>
+    </w:p>
+    <w:p>
+      <w:pPr>
+        <w:pStyle w:val="NoSpacing"/>
+      </w:pPr>
+      <w:r>
+        <w:t xml:space="preserve">    return pat</w:t>
+      </w:r>
+    </w:p>
+    <w:p>
+      <w:pPr>
+        <w:pStyle w:val="NoSpacing"/>
+      </w:pPr>
+    </w:p>
+    <w:p>
+      <w:pPr>
+        <w:pStyle w:val="NoSpacing"/>
+      </w:pPr>
+      <w:r>
+        <w:t># A METHOD TO UPDATE PATIENT's INFORMATIOn</w:t>
+      </w:r>
+    </w:p>
+    <w:p>
+      <w:pPr>
+        <w:pStyle w:val="NoSpacing"/>
+      </w:pPr>
+      <w:r>
+        <w:t>def updatePatient():</w:t>
+      </w:r>
+    </w:p>
+    <w:p>
+      <w:pPr>
+        <w:pStyle w:val="NoSpacing"/>
+      </w:pPr>
+      <w:r>
+        <w:t xml:space="preserve">    pid = input("\n\tEnter Patient ID To Update Info : ")</w:t>
+      </w:r>
+    </w:p>
+    <w:p>
+      <w:pPr>
+        <w:pStyle w:val="NoSpacing"/>
+      </w:pPr>
+      <w:r>
+        <w:t xml:space="preserve">    pat = getAllPatients()</w:t>
+      </w:r>
+    </w:p>
+    <w:p>
+      <w:pPr>
+        <w:pStyle w:val="NoSpacing"/>
+      </w:pPr>
+      <w:r>
+        <w:t xml:space="preserve">    res = pat.get(pid,False)</w:t>
+      </w:r>
+    </w:p>
+    <w:p>
+      <w:pPr>
+        <w:pStyle w:val="NoSpacing"/>
+      </w:pPr>
+      <w:r>
+        <w:t xml:space="preserve">    if res:</w:t>
+      </w:r>
+    </w:p>
+    <w:p>
+      <w:pPr>
+        <w:pStyle w:val="NoSpacing"/>
+      </w:pPr>
+      <w:r>
+        <w:t xml:space="preserve">        print("\tCustomer Name :",res[0])</w:t>
+      </w:r>
+    </w:p>
+    <w:p>
+      <w:pPr>
+        <w:pStyle w:val="NoSpacing"/>
+      </w:pPr>
+      <w:r>
+        <w:t xml:space="preserve">        print("\tCustomer Age :",res[1])</w:t>
+      </w:r>
+    </w:p>
+    <w:p>
+      <w:pPr>
+        <w:pStyle w:val="NoSpacing"/>
+      </w:pPr>
+      <w:r>
+        <w:t xml:space="preserve">        print("\tCustomer Gender :",res[2])</w:t>
+      </w:r>
+    </w:p>
+    <w:p>
+      <w:pPr>
+        <w:pStyle w:val="NoSpacing"/>
+      </w:pPr>
+      <w:r>
+        <w:t xml:space="preserve">        print("\tOld Contact Number :",res[3])</w:t>
+      </w:r>
+    </w:p>
+    <w:p>
+      <w:pPr>
+        <w:pStyle w:val="NoSpacing"/>
+      </w:pPr>
+      <w:r>
+        <w:t xml:space="preserve">        cont = input("\tEnter New Contact : ")</w:t>
+      </w:r>
+    </w:p>
+    <w:p>
+      <w:pPr>
+        <w:pStyle w:val="NoSpacing"/>
+      </w:pPr>
+      <w:r>
+        <w:t xml:space="preserve">        print("\tOld Patient Problem :",res[4])</w:t>
+      </w:r>
+    </w:p>
+    <w:p>
+      <w:pPr>
+        <w:pStyle w:val="NoSpacing"/>
+      </w:pPr>
+      <w:r>
+        <w:t xml:space="preserve">        prob = input("\tEnter New Problem if Any : ")</w:t>
+      </w:r>
+    </w:p>
+    <w:p>
+      <w:pPr>
+        <w:pStyle w:val="NoSpacing"/>
+      </w:pPr>
+      <w:r>
+        <w:t xml:space="preserve">        pat.update({pid:[res[0],res[1],res[2],cont,prob]})</w:t>
+      </w:r>
+    </w:p>
+    <w:p>
+      <w:pPr>
+        <w:pStyle w:val="NoSpacing"/>
+      </w:pPr>
+      <w:r>
+        <w:t xml:space="preserve">        file = open('patient.bin','wb')</w:t>
+      </w:r>
+    </w:p>
+    <w:p>
+      <w:pPr>
+        <w:pStyle w:val="NoSpacing"/>
+      </w:pPr>
+      <w:r>
+        <w:t xml:space="preserve">        for pid,info in pat.items():</w:t>
+      </w:r>
+    </w:p>
+    <w:p>
+      <w:pPr>
+        <w:pStyle w:val="NoSpacing"/>
+      </w:pPr>
+      <w:r>
+        <w:t xml:space="preserve">            pickle.dump({pid:info},file)</w:t>
+      </w:r>
+    </w:p>
+    <w:p>
+      <w:pPr>
+        <w:pStyle w:val="NoSpacing"/>
+      </w:pPr>
+      <w:r>
+        <w:t xml:space="preserve">        file.close()</w:t>
+      </w:r>
+    </w:p>
+    <w:p>
+      <w:pPr>
+        <w:pStyle w:val="NoSpacing"/>
+      </w:pPr>
+      <w:r>
+        <w:t xml:space="preserve">        print("\tPatient Updated Successfully!")</w:t>
+      </w:r>
+    </w:p>
+    <w:p>
+      <w:pPr>
+        <w:pStyle w:val="NoSpacing"/>
+      </w:pPr>
+      <w:r>
+        <w:t xml:space="preserve">    else:</w:t>
+      </w:r>
+    </w:p>
+    <w:p>
+      <w:pPr>
+        <w:pStyle w:val="NoSpacing"/>
+      </w:pPr>
+      <w:r>
+        <w:t xml:space="preserve">        print("\tNo Patient Found on this ID")</w:t>
+      </w:r>
+    </w:p>
+    <w:p>
+      <w:pPr>
+        <w:pStyle w:val="NoSpacing"/>
+      </w:pPr>
+    </w:p>
+    <w:p>
+      <w:pPr>
+        <w:pStyle w:val="NoSpacing"/>
+      </w:pPr>
+      <w:r>
+        <w:t># A METHOD TO DELETE A PATIENT</w:t>
+      </w:r>
+    </w:p>
+    <w:p>
+      <w:pPr>
+        <w:pStyle w:val="NoSpacing"/>
+      </w:pPr>
+      <w:r>
+        <w:t>def deletePatient():</w:t>
+      </w:r>
+    </w:p>
+    <w:p>
+      <w:pPr>
+        <w:pStyle w:val="NoSpacing"/>
+      </w:pPr>
+      <w:r>
+        <w:t xml:space="preserve">    pid = input("\n\tEnter Patient ID To Delete : ")</w:t>
+      </w:r>
+    </w:p>
+    <w:p>
+      <w:pPr>
+        <w:pStyle w:val="NoSpacing"/>
+      </w:pPr>
+      <w:r>
+        <w:t xml:space="preserve">    pat = getAllPatients()</w:t>
+      </w:r>
+    </w:p>
+    <w:p>
+      <w:pPr>
+        <w:pStyle w:val="NoSpacing"/>
+      </w:pPr>
+      <w:r>
+        <w:t xml:space="preserve">    res = pat.get(pid,False)</w:t>
+      </w:r>
+    </w:p>
+    <w:p>
+      <w:pPr>
+        <w:pStyle w:val="NoSpacing"/>
+      </w:pPr>
+      <w:r>
+        <w:t xml:space="preserve">    if res:</w:t>
+      </w:r>
+    </w:p>
+    <w:p>
+      <w:pPr>
+        <w:pStyle w:val="NoSpacing"/>
+      </w:pPr>
+      <w:r>
+        <w:t xml:space="preserve">        print("\tPatient Name :",res[0])</w:t>
+      </w:r>
+    </w:p>
+    <w:p>
+      <w:pPr>
+        <w:pStyle w:val="NoSpacing"/>
+      </w:pPr>
+      <w:r>
+        <w:t xml:space="preserve">        print("\tPatient Age :",res[1])</w:t>
+      </w:r>
+    </w:p>
+    <w:p>
+      <w:pPr>
+        <w:pStyle w:val="NoSpacing"/>
+      </w:pPr>
+      <w:r>
+        <w:t xml:space="preserve">        print("\tPatient Gender :",res[2])</w:t>
+      </w:r>
+    </w:p>
+    <w:p>
+      <w:pPr>
+        <w:pStyle w:val="NoSpacing"/>
+      </w:pPr>
+      <w:r>
+        <w:t xml:space="preserve">        print("\tPatient Contact :",res[3])</w:t>
+      </w:r>
+    </w:p>
+    <w:p>
+      <w:pPr>
+        <w:pStyle w:val="NoSpacing"/>
+      </w:pPr>
+      <w:r>
+        <w:t xml:space="preserve">        print("\tPatient's Problem :",res[4])</w:t>
+      </w:r>
+    </w:p>
+    <w:p>
+      <w:pPr>
+        <w:pStyle w:val="NoSpacing"/>
+      </w:pPr>
+      <w:r>
+        <w:t xml:space="preserve">        ch = input("\n\tDo You Want To Delete(Y/n) :")</w:t>
+      </w:r>
+    </w:p>
+    <w:p>
+      <w:pPr>
+        <w:pStyle w:val="NoSpacing"/>
+      </w:pPr>
+      <w:r>
+        <w:t xml:space="preserve">        if ch in "Yy":</w:t>
+      </w:r>
+    </w:p>
+    <w:p>
+      <w:pPr>
+        <w:pStyle w:val="NoSpacing"/>
+      </w:pPr>
+      <w:r>
+        <w:t xml:space="preserve">            pat.pop(pid)</w:t>
+      </w:r>
+    </w:p>
+    <w:p>
+      <w:pPr>
+        <w:pStyle w:val="NoSpacing"/>
+      </w:pPr>
+      <w:r>
+        <w:t xml:space="preserve">            file = open('patient.bin','wb')</w:t>
+      </w:r>
+    </w:p>
+    <w:p>
+      <w:pPr>
+        <w:pStyle w:val="NoSpacing"/>
+      </w:pPr>
+      <w:r>
+        <w:t xml:space="preserve">            for pid,info in pat.items():</w:t>
+      </w:r>
+    </w:p>
+    <w:p>
+      <w:pPr>
+        <w:pStyle w:val="NoSpacing"/>
+      </w:pPr>
+      <w:r>
+        <w:t xml:space="preserve">                pickle.dump({pid:info},file)</w:t>
+      </w:r>
+    </w:p>
+    <w:p>
+      <w:pPr>
+        <w:pStyle w:val="NoSpacing"/>
+      </w:pPr>
+      <w:r>
+        <w:t xml:space="preserve">            file.close()</w:t>
+      </w:r>
+    </w:p>
+    <w:p>
+      <w:pPr>
+        <w:pStyle w:val="NoSpacing"/>
+      </w:pPr>
+      <w:r>
+        <w:t xml:space="preserve">            print("\tPatient Deleted Successfully!")</w:t>
+      </w:r>
+    </w:p>
+    <w:p>
+      <w:pPr>
+        <w:pStyle w:val="NoSpacing"/>
+      </w:pPr>
+      <w:r>
+        <w:t xml:space="preserve">        else:</w:t>
+      </w:r>
+    </w:p>
+    <w:p>
+      <w:pPr>
+        <w:pStyle w:val="NoSpacing"/>
+      </w:pPr>
+      <w:r>
+        <w:t xml:space="preserve">            print("\tPatient's Information Not Deleted!")</w:t>
+      </w:r>
+    </w:p>
+    <w:p>
+      <w:pPr>
+        <w:pStyle w:val="NoSpacing"/>
+      </w:pPr>
+      <w:r>
+        <w:t xml:space="preserve">    else:</w:t>
+      </w:r>
+    </w:p>
+    <w:p>
+      <w:pPr>
+        <w:pStyle w:val="NoSpacing"/>
+      </w:pPr>
+      <w:r>
+        <w:t xml:space="preserve">        print("\n\tPatient Not Found!")</w:t>
+      </w:r>
+    </w:p>
+    <w:p>
+      <w:pPr>
+        <w:pStyle w:val="NoSpacing"/>
+      </w:pPr>
+    </w:p>
+    <w:p>
+      <w:pPr>
+        <w:pStyle w:val="NoSpacing"/>
+      </w:pPr>
+      <w:r>
+        <w:t># A METHOD TO ADD A DOCTOR's INFORMATION</w:t>
+      </w:r>
+    </w:p>
+    <w:p>
+      <w:pPr>
+        <w:pStyle w:val="NoSpacing"/>
+      </w:pPr>
+      <w:r>
+        <w:t>def addDoctor():</w:t>
+      </w:r>
+    </w:p>
+    <w:p>
+      <w:pPr>
+        <w:pStyle w:val="NoSpacing"/>
+      </w:pPr>
+      <w:r>
+        <w:t xml:space="preserve">    did = input("\n\tEnter New Docter ID : ")</w:t>
+      </w:r>
+    </w:p>
+    <w:p>
+      <w:pPr>
+        <w:pStyle w:val="NoSpacing"/>
+      </w:pPr>
+      <w:r>
+        <w:t xml:space="preserve">    dname = input("\tEnter Doctor Name : ")</w:t>
+      </w:r>
+    </w:p>
+    <w:p>
+      <w:pPr>
+        <w:pStyle w:val="NoSpacing"/>
+      </w:pPr>
+      <w:r>
+        <w:t xml:space="preserve">    dspec = input("\tEnter Doctor Speciality : ")</w:t>
+      </w:r>
+    </w:p>
+    <w:p>
+      <w:pPr>
+        <w:pStyle w:val="NoSpacing"/>
+      </w:pPr>
+      <w:r>
+        <w:t xml:space="preserve">    active = 1</w:t>
+      </w:r>
+    </w:p>
+    <w:p>
+      <w:pPr>
+        <w:pStyle w:val="NoSpacing"/>
+      </w:pPr>
+      <w:r>
+        <w:t xml:space="preserve">    data = {did:[dname,dspec,active]}</w:t>
+      </w:r>
+    </w:p>
+    <w:p>
+      <w:pPr>
+        <w:pStyle w:val="NoSpacing"/>
+      </w:pPr>
+      <w:r>
+        <w:t xml:space="preserve">    file = open('doctor.bin','ab')</w:t>
+      </w:r>
+    </w:p>
+    <w:p>
+      <w:pPr>
+        <w:pStyle w:val="NoSpacing"/>
+      </w:pPr>
+      <w:r>
+        <w:lastRenderedPageBreak/>
+        <w:t xml:space="preserve">    pickle.dump(data,file)</w:t>
+      </w:r>
+    </w:p>
+    <w:p>
+      <w:pPr>
+        <w:pStyle w:val="NoSpacing"/>
+      </w:pPr>
+      <w:r>
+        <w:t xml:space="preserve">    print(f"\n\tDoctor {dname} Added Successfully!")</w:t>
+      </w:r>
+    </w:p>
+    <w:p>
+      <w:pPr>
+        <w:pStyle w:val="NoSpacing"/>
+      </w:pPr>
+      <w:r>
+        <w:t xml:space="preserve">    file.close()</w:t>
+      </w:r>
+    </w:p>
+    <w:p>
+      <w:pPr>
+        <w:pStyle w:val="NoSpacing"/>
+      </w:pPr>
+    </w:p>
+    <w:p>
+      <w:pPr>
+        <w:pStyle w:val="NoSpacing"/>
+      </w:pPr>
+      <w:r>
+        <w:t># A METHOD TO GET ALL THE DOCTORS INFORMATION</w:t>
+      </w:r>
+    </w:p>
+    <w:p>
+      <w:pPr>
+        <w:pStyle w:val="NoSpacing"/>
+      </w:pPr>
+      <w:r>
+        <w:t>def getAllDoctors():</w:t>
+      </w:r>
+    </w:p>
+    <w:p>
+      <w:pPr>
+        <w:pStyle w:val="NoSpacing"/>
+      </w:pPr>
+      <w:r>
+        <w:t xml:space="preserve">    doc = dict()</w:t>
+      </w:r>
+    </w:p>
+    <w:p>
+      <w:pPr>
+        <w:pStyle w:val="NoSpacing"/>
+      </w:pPr>
+      <w:r>
+        <w:t xml:space="preserve">    file = open('doctor.bin','rb')</w:t>
+      </w:r>
+    </w:p>
+    <w:p>
+      <w:pPr>
+        <w:pStyle w:val="NoSpacing"/>
+      </w:pPr>
+      <w:r>
+        <w:t xml:space="preserve">    try:</w:t>
+      </w:r>
+    </w:p>
+    <w:p>
+      <w:pPr>
+        <w:pStyle w:val="NoSpacing"/>
+      </w:pPr>
+      <w:r>
+        <w:t xml:space="preserve">        while True:</w:t>
+      </w:r>
+    </w:p>
+    <w:p>
+      <w:pPr>
+        <w:pStyle w:val="NoSpacing"/>
+      </w:pPr>
+      <w:r>
+        <w:t xml:space="preserve">            doc.update( pickle.load(file) )</w:t>
+      </w:r>
+    </w:p>
+    <w:p>
+      <w:pPr>
+        <w:pStyle w:val="NoSpacing"/>
+      </w:pPr>
+      <w:r>
+        <w:t xml:space="preserve">    except:</w:t>
+      </w:r>
+    </w:p>
+    <w:p>
+      <w:pPr>
+        <w:pStyle w:val="NoSpacing"/>
+      </w:pPr>
+      <w:r>
+        <w:t xml:space="preserve">        pass</w:t>
+      </w:r>
+    </w:p>
+    <w:p>
+      <w:pPr>
+        <w:pStyle w:val="NoSpacing"/>
+      </w:pPr>
+      <w:r>
+        <w:t xml:space="preserve">    file.close()</w:t>
+      </w:r>
+    </w:p>
+    <w:p>
+      <w:pPr>
+        <w:pStyle w:val="NoSpacing"/>
+      </w:pPr>
+      <w:r>
+        <w:t xml:space="preserve">    return doc</w:t>
+      </w:r>
+    </w:p>
+    <w:p>
+      <w:pPr>
+        <w:pStyle w:val="NoSpacing"/>
+      </w:pPr>
+    </w:p>
+    <w:p>
+      <w:pPr>
+        <w:pStyle w:val="NoSpacing"/>
+      </w:pPr>
+      <w:r>
+        <w:t># A METHOD TO VIEW ALL DOCTOR's INFORMATION</w:t>
+      </w:r>
+    </w:p>
+    <w:p>
+      <w:pPr>
+        <w:pStyle w:val="NoSpacing"/>
+      </w:pPr>
+      <w:r>
+        <w:t>def viewAllDoctors():</w:t>
+      </w:r>
+    </w:p>
+    <w:p>
+      <w:pPr>
+        <w:pStyle w:val="NoSpacing"/>
+      </w:pPr>
+      <w:r>
+        <w:t xml:space="preserve">    doc = getAllDoctors()</w:t>
+      </w:r>
+    </w:p>
+    <w:p>
+      <w:pPr>
+        <w:pStyle w:val="NoSpacing"/>
+      </w:pPr>
+      <w:r>
+        <w:t xml:space="preserve">    for did,info in doc.items():</w:t>
+      </w:r>
+    </w:p>
+    <w:p>
+      <w:pPr>
+        <w:pStyle w:val="NoSpacing"/>
+      </w:pPr>
+      <w:r>
+        <w:t xml:space="preserve">        print("\n\tDoctor ID :",did)</w:t>
+      </w:r>
+    </w:p>
+    <w:p>
+      <w:pPr>
+        <w:pStyle w:val="NoSpacing"/>
+      </w:pPr>
+      <w:r>
+        <w:t xml:space="preserve">        print("\tDoctor Name :",info[0])</w:t>
+      </w:r>
+    </w:p>
+    <w:p>
+      <w:pPr>
+        <w:pStyle w:val="NoSpacing"/>
+      </w:pPr>
+      <w:r>
+        <w:t xml:space="preserve">        print("\tDoctor Speciality :",info[1])</w:t>
+      </w:r>
+    </w:p>
+    <w:p>
+      <w:pPr>
+        <w:pStyle w:val="NoSpacing"/>
+      </w:pPr>
+      <w:r>
+        <w:t xml:space="preserve">        print("\tDoctor Name :",'Active' if info[2]==1 else 'Inactive')</w:t>
+      </w:r>
+    </w:p>
+    <w:p>
+      <w:pPr>
+        <w:pStyle w:val="NoSpacing"/>
+      </w:pPr>
+      <w:r>
+        <w:t xml:space="preserve">        print("\t****************************************")</w:t>
+      </w:r>
+    </w:p>
+    <w:p>
+      <w:pPr>
+        <w:pStyle w:val="NoSpacing"/>
+      </w:pPr>
+    </w:p>
+    <w:p>
+      <w:pPr>
+        <w:pStyle w:val="NoSpacing"/>
+      </w:pPr>
+      <w:r>
+        <w:t># A METHOD TO MARK ACTIVE/INACTIVE TO A DOCTOR</w:t>
+      </w:r>
+    </w:p>
+    <w:p>
+      <w:pPr>
+        <w:pStyle w:val="NoSpacing"/>
+      </w:pPr>
+      <w:r>
+        <w:t>def activeDoctor():</w:t>
+      </w:r>
+    </w:p>
+    <w:p>
+      <w:pPr>
+        <w:pStyle w:val="NoSpacing"/>
+      </w:pPr>
+      <w:r>
+        <w:t xml:space="preserve">    did = input("\n\tEnter Doctor ID To Mark A/In :")</w:t>
+      </w:r>
+    </w:p>
+    <w:p>
+      <w:pPr>
+        <w:pStyle w:val="NoSpacing"/>
+      </w:pPr>
+      <w:r>
+        <w:t xml:space="preserve">    doc = getAllDoctors()</w:t>
+      </w:r>
+    </w:p>
+    <w:p>
+      <w:pPr>
+        <w:pStyle w:val="NoSpacing"/>
+      </w:pPr>
+      <w:r>
+        <w:t xml:space="preserve">    d = doc.get(did,False)</w:t>
+      </w:r>
+    </w:p>
+    <w:p>
+      <w:pPr>
+        <w:pStyle w:val="NoSpacing"/>
+      </w:pPr>
+      <w:r>
+        <w:t xml:space="preserve">    if d:</w:t>
+      </w:r>
+    </w:p>
+    <w:p>
+      <w:pPr>
+        <w:pStyle w:val="NoSpacing"/>
+      </w:pPr>
+      <w:r>
+        <w:t xml:space="preserve">        print(f"\n\tDoctor {d[0]} is",'Active' if d[2]==1 else 'Inactive')</w:t>
+      </w:r>
+    </w:p>
+    <w:p>
+      <w:pPr>
+        <w:pStyle w:val="NoSpacing"/>
+      </w:pPr>
+      <w:r>
+        <w:t xml:space="preserve">        if d[2]==1:</w:t>
+      </w:r>
+    </w:p>
+    <w:p>
+      <w:pPr>
+        <w:pStyle w:val="NoSpacing"/>
+      </w:pPr>
+      <w:r>
+        <w:t xml:space="preserve">            ch = input("\tDo You Want To Mark Inactive (Y/n) :")</w:t>
+      </w:r>
+    </w:p>
+    <w:p>
+      <w:pPr>
+        <w:pStyle w:val="NoSpacing"/>
+      </w:pPr>
+      <w:r>
+        <w:t xml:space="preserve">            if ch in "yY":</w:t>
+      </w:r>
+    </w:p>
+    <w:p>
+      <w:pPr>
+        <w:pStyle w:val="NoSpacing"/>
+      </w:pPr>
+      <w:r>
+        <w:t xml:space="preserve">                d[2] = 0</w:t>
+      </w:r>
+    </w:p>
+    <w:p>
+      <w:pPr>
+        <w:pStyle w:val="NoSpacing"/>
+      </w:pPr>
+      <w:r>
+        <w:t xml:space="preserve">                print(f"\tDoctor {d[0]} is Inactive Now!")</w:t>
+      </w:r>
+    </w:p>
+    <w:p>
+      <w:pPr>
+        <w:pStyle w:val="NoSpacing"/>
+      </w:pPr>
+      <w:r>
+        <w:t xml:space="preserve">            else:</w:t>
+      </w:r>
+    </w:p>
+    <w:p>
+      <w:pPr>
+        <w:pStyle w:val="NoSpacing"/>
+      </w:pPr>
+      <w:r>
+        <w:t xml:space="preserve">                print(f"\tDoctor {d[0]} is stil",'Active' if d[2]==1 else 'Inactive')</w:t>
+      </w:r>
+    </w:p>
+    <w:p>
+      <w:pPr>
+        <w:pStyle w:val="NoSpacing"/>
+      </w:pPr>
+      <w:r>
+        <w:t xml:space="preserve">        else:</w:t>
+      </w:r>
+    </w:p>
+    <w:p>
+      <w:pPr>
+        <w:pStyle w:val="NoSpacing"/>
+      </w:pPr>
+      <w:r>
+        <w:t xml:space="preserve">            ch = input("\tDo You Want To Mark Active (Y/n) :")</w:t>
+      </w:r>
+    </w:p>
+    <w:p>
+      <w:pPr>
+        <w:pStyle w:val="NoSpacing"/>
+      </w:pPr>
+      <w:r>
+        <w:t xml:space="preserve">            if ch in "yY":</w:t>
+      </w:r>
+    </w:p>
+    <w:p>
+      <w:pPr>
+        <w:pStyle w:val="NoSpacing"/>
+      </w:pPr>
+      <w:r>
+        <w:t xml:space="preserve">                d[2] = 1</w:t>
+      </w:r>
+    </w:p>
+    <w:p>
+      <w:pPr>
+        <w:pStyle w:val="NoSpacing"/>
+      </w:pPr>
+      <w:r>
+        <w:t xml:space="preserve">                print(f"\tDoctor {d[0]} is Active Now!")</w:t>
+      </w:r>
+    </w:p>
+    <w:p>
+      <w:pPr>
+        <w:pStyle w:val="NoSpacing"/>
+      </w:pPr>
+      <w:r>
+        <w:t xml:space="preserve">            else:</w:t>
+      </w:r>
+    </w:p>
+    <w:p>
+      <w:pPr>
+        <w:pStyle w:val="NoSpacing"/>
+      </w:pPr>
+      <w:r>
+        <w:t xml:space="preserve">                print(f"\tDoctor {d[0]} is stil",'Active' if d[2]==1 else 'Inactive')</w:t>
+      </w:r>
+    </w:p>
+    <w:p>
+      <w:pPr>
+        <w:pStyle w:val="NoSpacing"/>
+      </w:pPr>
+      <w:r>
+        <w:t xml:space="preserve">        doc.update({did:d})</w:t>
+      </w:r>
+    </w:p>
+    <w:p>
+      <w:pPr>
+        <w:pStyle w:val="NoSpacing"/>
+      </w:pPr>
+      <w:r>
+        <w:t xml:space="preserve">        file = open('doctor.bin','wb')</w:t>
+      </w:r>
+    </w:p>
+    <w:p>
+      <w:pPr>
+        <w:pStyle w:val="NoSpacing"/>
+      </w:pPr>
+      <w:r>
+        <w:t xml:space="preserve">        for did,info in doc.items():</w:t>
+      </w:r>
+    </w:p>
+    <w:p>
+      <w:pPr>
+        <w:pStyle w:val="NoSpacing"/>
+      </w:pPr>
+      <w:r>
+        <w:t xml:space="preserve">            pickle.dump({did:info},file)</w:t>
+      </w:r>
+    </w:p>
+    <w:p>
+      <w:pPr>
+        <w:pStyle w:val="NoSpacing"/>
+      </w:pPr>
+      <w:r>
+        <w:t xml:space="preserve">        file.close()</w:t>
+      </w:r>
+    </w:p>
+    <w:p>
+      <w:pPr>
+        <w:pStyle w:val="NoSpacing"/>
+      </w:pPr>
+      <w:r>
+        <w:t xml:space="preserve">    else:</w:t>
+      </w:r>
+    </w:p>
+    <w:p>
+      <w:pPr>
+        <w:pStyle w:val="NoSpacing"/>
+      </w:pPr>
+      <w:r>
+        <w:t xml:space="preserve">        print("\n\tDoctor Not Found!")</w:t>
+      </w:r>
+    </w:p>
+    <w:p>
+      <w:pPr>
+        <w:pStyle w:val="NoSpacing"/>
+      </w:pPr>
+    </w:p>
+    <w:p>
+      <w:pPr>
+        <w:pStyle w:val="NoSpacing"/>
+      </w:pPr>
+      <w:r>
+        <w:t># A METHOD TO BOOK AN APPOINMENT</w:t>
+      </w:r>
+    </w:p>
+    <w:p>
+      <w:pPr>
+        <w:pStyle w:val="NoSpacing"/>
+      </w:pPr>
+      <w:r>
+        <w:t>def bookAnAppointment():</w:t>
+      </w:r>
+    </w:p>
+    <w:p>
+      <w:pPr>
+        <w:pStyle w:val="NoSpacing"/>
+      </w:pPr>
+      <w:r>
+        <w:t xml:space="preserve">    pid = input("\n\tEnter Patient ID : ")</w:t>
+      </w:r>
+    </w:p>
+    <w:p>
+      <w:pPr>
+        <w:pStyle w:val="NoSpacing"/>
+      </w:pPr>
+      <w:r>
+        <w:t xml:space="preserve">    pat = getAllPatients().get(pid,False)</w:t>
+      </w:r>
+    </w:p>
+    <w:p>
+      <w:pPr>
+        <w:pStyle w:val="NoSpacing"/>
+      </w:pPr>
+      <w:r>
+        <w:t xml:space="preserve">    if pat:</w:t>
+      </w:r>
+    </w:p>
+    <w:p>
+      <w:pPr>
+        <w:pStyle w:val="NoSpacing"/>
+      </w:pPr>
+      <w:r>
+        <w:t xml:space="preserve">        print("\n\tPatient Name : ",pat[0])</w:t>
+      </w:r>
+    </w:p>
+    <w:p>
+      <w:pPr>
+        <w:pStyle w:val="NoSpacing"/>
+      </w:pPr>
+      <w:r>
+        <w:t xml:space="preserve">        print("\tPatient Age : ",pat[1])</w:t>
+      </w:r>
+    </w:p>
+    <w:p>
+      <w:pPr>
+        <w:pStyle w:val="NoSpacing"/>
+      </w:pPr>
+      <w:r>
+        <w:t xml:space="preserve">        print("\tPatient Disease : ",pat[4])</w:t>
+      </w:r>
+    </w:p>
+    <w:p>
+      <w:pPr>
+        <w:pStyle w:val="NoSpacing"/>
+      </w:pPr>
+      <w:r>
+        <w:t xml:space="preserve">        did = input("\n\tEnter Doctor ID : ")</w:t>
+      </w:r>
+    </w:p>
+    <w:p>
+      <w:pPr>
+        <w:pStyle w:val="NoSpacing"/>
+      </w:pPr>
+      <w:r>
+        <w:t xml:space="preserve">        doc = getAllDoctors().get(did,False)</w:t>
+      </w:r>
+    </w:p>
+    <w:p>
+      <w:pPr>
+        <w:pStyle w:val="NoSpacing"/>
+      </w:pPr>
+      <w:r>
+        <w:t xml:space="preserve">        if doc:</w:t>
+      </w:r>
+    </w:p>
+    <w:p>
+      <w:pPr>
+        <w:pStyle w:val="NoSpacing"/>
+      </w:pPr>
+      <w:r>
+        <w:t xml:space="preserve">            if doc[2]==1:</w:t>
+      </w:r>
+    </w:p>
+    <w:p>
+      <w:pPr>
+        <w:pStyle w:val="NoSpacing"/>
+      </w:pPr>
+      <w:r>
+        <w:t xml:space="preserve">                print("\tDoctor Name : ",doc[0])</w:t>
+      </w:r>
+    </w:p>
+    <w:p>
+      <w:pPr>
+        <w:pStyle w:val="NoSpacing"/>
+      </w:pPr>
+      <w:r>
+        <w:t xml:space="preserve">                print("\tDoctor Speciality : ",doc[1])</w:t>
+      </w:r>
+    </w:p>
+    <w:p>
+      <w:pPr>
+        <w:pStyle w:val="NoSpacing"/>
+      </w:pPr>
+      <w:r>
+        <w:t xml:space="preserve">                pass</w:t>
+      </w:r>
+    </w:p>
+    <w:p>
+      <w:pPr>
+        <w:pStyle w:val="NoSpacing"/>
+      </w:pPr>
+      <w:r>
+        <w:t xml:space="preserve">            else:</w:t>
+      </w:r>
+    </w:p>
+    <w:p>
+      <w:pPr>
+        <w:pStyle w:val="NoSpacing"/>
+      </w:pPr>
+      <w:r>
+        <w:t xml:space="preserve">                print("\tDoctor is Inactive! Not Available!")</w:t>
+      </w:r>
+    </w:p>
+    <w:p>
+      <w:pPr>
+        <w:pStyle w:val="NoSpacing"/>
+      </w:pPr>
+      <w:r>
+        <w:t xml:space="preserve">        else:</w:t>
+      </w:r>
+    </w:p>
+    <w:p>
+      <w:pPr>
+        <w:pStyle w:val="NoSpacing"/>
+      </w:pPr>
+      <w:r>
+        <w:t xml:space="preserve">            print("\n\tDoctor Not Found!")</w:t>
+      </w:r>
+    </w:p>
+    <w:p>
+      <w:pPr>
+        <w:pStyle w:val="NoSpacing"/>
+      </w:pPr>
+      <w:r>
+        <w:t xml:space="preserve">    else:</w:t>
+      </w:r>
+    </w:p>
+    <w:p>
+      <w:pPr>
+        <w:pStyle w:val="NoSpacing"/>
+      </w:pPr>
+      <w:r>
+        <w:t xml:space="preserve">        print("\n\tPatient Not Found!")</w:t>
+      </w:r>
+    </w:p>
+    <w:p>
+      <w:pPr>
+        <w:pStyle w:val="NoSpacing"/>
+      </w:pPr>
+    </w:p>
+    <w:p>
+      <w:pPr>
+        <w:pStyle w:val="NoSpacing"/>
+      </w:pPr>
+      <w:r>
+        <w:t># DASHBOARD</w:t>
+      </w:r>
+    </w:p>
+    <w:p>
+      <w:pPr>
+        <w:pStyle w:val="NoSpacing"/>
+      </w:pPr>
+      <w:r>
+        <w:t>while True:</w:t>
+      </w:r>
+    </w:p>
+    <w:p>
+      <w:pPr>
+        <w:pStyle w:val="NoSpacing"/>
+      </w:pPr>
+      <w:r>
+        <w:t xml:space="preserve">    print("\n\t\tHospital Management System")</w:t>
+      </w:r>
+    </w:p>
+    <w:p>
+      <w:pPr>
+        <w:pStyle w:val="NoSpacing"/>
+      </w:pPr>
+      <w:r>
+        <w:t xml:space="preserve">    print('''</w:t>
+      </w:r>
+    </w:p>
+    <w:p>
+      <w:pPr>
+        <w:pStyle w:val="NoSpacing"/>
+      </w:pPr>
+      <w:r>
+        <w:t xml:space="preserve">        1- Add Patient Information</w:t>
+      </w:r>
+    </w:p>
+    <w:p>
+      <w:pPr>
+        <w:pStyle w:val="NoSpacing"/>
+      </w:pPr>
+      <w:r>
+        <w:t xml:space="preserve">        2- View All Patients</w:t>
+      </w:r>
+    </w:p>
+    <w:p>
+      <w:pPr>
+        <w:pStyle w:val="NoSpacing"/>
+      </w:pPr>
+      <w:r>
+        <w:t xml:space="preserve">        3- Update Patient Information</w:t>
+      </w:r>
+    </w:p>
+    <w:p>
+      <w:pPr>
+        <w:pStyle w:val="NoSpacing"/>
+      </w:pPr>
+      <w:r>
+        <w:t xml:space="preserve">        4- Delete A Patient</w:t>
+      </w:r>
+    </w:p>
+    <w:p>
+      <w:pPr>
+        <w:pStyle w:val="NoSpacing"/>
+      </w:pPr>
+      <w:r>
+        <w:lastRenderedPageBreak/>
+        <w:t xml:space="preserve">        5- Add Doctor Information</w:t>
+      </w:r>
+    </w:p>
+    <w:p>
+      <w:pPr>
+        <w:pStyle w:val="NoSpacing"/>
+      </w:pPr>
+      <w:r>
+        <w:t xml:space="preserve">        6- View All Doctors Information</w:t>
+      </w:r>
+    </w:p>
+    <w:p>
+      <w:pPr>
+        <w:pStyle w:val="NoSpacing"/>
+      </w:pPr>
+      <w:r>
+        <w:t xml:space="preserve">        7- Active/Inactive Doctor</w:t>
+      </w:r>
+    </w:p>
+    <w:p>
+      <w:pPr>
+        <w:pStyle w:val="NoSpacing"/>
+      </w:pPr>
+      <w:r>
+        <w:t xml:space="preserve">        8- Book An Appointment</w:t>
+      </w:r>
+    </w:p>
+    <w:p>
+      <w:pPr>
+        <w:pStyle w:val="NoSpacing"/>
+      </w:pPr>
+      <w:r>
+        <w:t xml:space="preserve">        9- View All Appointments</w:t>
+      </w:r>
+    </w:p>
+    <w:p>
+      <w:pPr>
+        <w:pStyle w:val="NoSpacing"/>
+      </w:pPr>
+      <w:r>
+        <w:t xml:space="preserve">        0- Exit''')</w:t>
+      </w:r>
+    </w:p>
+    <w:p>
+      <w:pPr>
+        <w:pStyle w:val="NoSpacing"/>
+      </w:pPr>
+      <w:r>
+        <w:t xml:space="preserve">    ch = int(input("\n\tEnter Your Choice : "))</w:t>
+      </w:r>
+    </w:p>
+    <w:p>
+      <w:pPr>
+        <w:pStyle w:val="NoSpacing"/>
+      </w:pPr>
+      <w:r>
+        <w:t xml:space="preserve">    if ch==0:</w:t>
+      </w:r>
+    </w:p>
+    <w:p>
+      <w:pPr>
+        <w:pStyle w:val="NoSpacing"/>
+      </w:pPr>
+      <w:r>
+        <w:t xml:space="preserve">        print("\t\tBye-Bye Admin!")</w:t>
+      </w:r>
+    </w:p>
+    <w:p>
+      <w:pPr>
+        <w:pStyle w:val="NoSpacing"/>
+      </w:pPr>
+      <w:r>
+        <w:t xml:space="preserve">        break</w:t>
+      </w:r>
+    </w:p>
+    <w:p>
+      <w:pPr>
+        <w:pStyle w:val="NoSpacing"/>
+      </w:pPr>
+      <w:r>
+        <w:t xml:space="preserve">    elif ch==1:</w:t>
+      </w:r>
+    </w:p>
+    <w:p>
+      <w:pPr>
+        <w:pStyle w:val="NoSpacing"/>
+      </w:pPr>
+      <w:r>
+        <w:t xml:space="preserve">        addPatient()</w:t>
+      </w:r>
+    </w:p>
+    <w:p>
+      <w:pPr>
+        <w:pStyle w:val="NoSpacing"/>
+      </w:pPr>
+      <w:r>
+        <w:t xml:space="preserve">        input("\n\t\tPress Enter To Continue...")</w:t>
+      </w:r>
+    </w:p>
+    <w:p>
+      <w:pPr>
+        <w:pStyle w:val="NoSpacing"/>
+      </w:pPr>
+      <w:r>
+        <w:t xml:space="preserve">    elif ch==2:</w:t>
+      </w:r>
+    </w:p>
+    <w:p>
+      <w:pPr>
+        <w:pStyle w:val="NoSpacing"/>
+      </w:pPr>
+      <w:r>
+        <w:t xml:space="preserve">        viewAllPatients()</w:t>
+      </w:r>
+    </w:p>
+    <w:p>
+      <w:pPr>
+        <w:pStyle w:val="NoSpacing"/>
+      </w:pPr>
+      <w:r>
+        <w:t xml:space="preserve">        input("\n\t\tPress Enter To Continue...")</w:t>
+      </w:r>
+    </w:p>
+    <w:p>
+      <w:pPr>
+        <w:pStyle w:val="NoSpacing"/>
+      </w:pPr>
+      <w:r>
+        <w:t xml:space="preserve">    elif ch==3:</w:t>
+      </w:r>
+    </w:p>
+    <w:p>
+      <w:pPr>
+        <w:pStyle w:val="NoSpacing"/>
+      </w:pPr>
+      <w:r>
+        <w:t xml:space="preserve">        updatePatient()</w:t>
+      </w:r>
+    </w:p>
+    <w:p>
+      <w:pPr>
+        <w:pStyle w:val="NoSpacing"/>
+      </w:pPr>
+      <w:r>
+        <w:t xml:space="preserve">        input("\n\t\tPress Enter To Continue...")</w:t>
+      </w:r>
+    </w:p>
+    <w:p>
+      <w:pPr>
+        <w:pStyle w:val="NoSpacing"/>
+      </w:pPr>
+      <w:r>
+        <w:t xml:space="preserve">    elif ch==4:</w:t>
+      </w:r>
+    </w:p>
+    <w:p>
+      <w:pPr>
+        <w:pStyle w:val="NoSpacing"/>
+      </w:pPr>
+      <w:r>
+        <w:t xml:space="preserve">        deletePatient()</w:t>
+      </w:r>
+    </w:p>
+    <w:p>
+      <w:pPr>
+        <w:pStyle w:val="NoSpacing"/>
+      </w:pPr>
+      <w:r>
+        <w:t xml:space="preserve">        input("\n\t\tPress Enter To Continue...")</w:t>
+      </w:r>
+    </w:p>
+    <w:p>
+      <w:pPr>
+        <w:pStyle w:val="NoSpacing"/>
+      </w:pPr>
+      <w:r>
+        <w:t xml:space="preserve">    elif ch==5:</w:t>
+      </w:r>
+    </w:p>
+    <w:p>
+      <w:pPr>
+        <w:pStyle w:val="NoSpacing"/>
+      </w:pPr>
+      <w:r>
+        <w:t xml:space="preserve">        addDoctor()</w:t>
+      </w:r>
+    </w:p>
+    <w:p>
+      <w:pPr>
+        <w:pStyle w:val="NoSpacing"/>
+      </w:pPr>
+      <w:r>
+        <w:t xml:space="preserve">        input("\n\t\tPress Enter To Continue...")</w:t>
+      </w:r>
+    </w:p>
+    <w:p>
+      <w:pPr>
+        <w:pStyle w:val="NoSpacing"/>
+      </w:pPr>
+      <w:r>
+        <w:t xml:space="preserve">    elif ch==6:</w:t>
+      </w:r>
+    </w:p>
+    <w:p>
+      <w:pPr>
+        <w:pStyle w:val="NoSpacing"/>
+      </w:pPr>
+      <w:r>
+        <w:t xml:space="preserve">        viewAllDoctors()</w:t>
+      </w:r>
+    </w:p>
+    <w:p>
+      <w:pPr>
+        <w:pStyle w:val="NoSpacing"/>
+      </w:pPr>
+      <w:r>
+        <w:t xml:space="preserve">        input("\n\t\tPress Enter To Continue...")</w:t>
+      </w:r>
+    </w:p>
+    <w:p>
+      <w:pPr>
+        <w:pStyle w:val="NoSpacing"/>
+      </w:pPr>
+      <w:r>
+        <w:t xml:space="preserve">    elif ch==7:</w:t>
+      </w:r>
+    </w:p>
+    <w:p>
+      <w:pPr>
+        <w:pStyle w:val="NoSpacing"/>
+      </w:pPr>
+      <w:r>
+        <w:t xml:space="preserve">        activeDoctor()</w:t>
+      </w:r>
+    </w:p>
+    <w:p>
+      <w:pPr>
+        <w:pStyle w:val="NoSpacing"/>
+      </w:pPr>
+      <w:r>
+        <w:t xml:space="preserve">        input("\n\t\tPress Enter To Continue...")</w:t>
+      </w:r>
+    </w:p>
+    <w:p>
+      <w:pPr>
+        <w:pStyle w:val="NoSpacing"/>
+      </w:pPr>
+      <w:r>
+        <w:t xml:space="preserve">    elif ch==8:</w:t>
+      </w:r>
+    </w:p>
+    <w:p>
+      <w:pPr>
+        <w:pStyle w:val="NoSpacing"/>
+      </w:pPr>
+      <w:r>
+        <w:t xml:space="preserve">        bookAnAppointment()</w:t>
+      </w:r>
+    </w:p>
+    <w:p>
+      <w:pPr>
+        <w:pStyle w:val="NoSpacing"/>
+      </w:pPr>
+      <w:r>
+        <w:t xml:space="preserve">        input("\n\t\tPress Enter To Continue...")</w:t>
+      </w:r>
+    </w:p>
+    <w:p>
+      <w:pPr>
+        <w:pStyle w:val="NoSpacing"/>
+      </w:pPr>
+    </w:p>
+    <w:p>
+      <w:pPr>
+        <w:pStyle w:val="NoSpacing"/>
+      </w:pPr>
+    </w:p>
+    <w:p>
+      <w:pPr>
+        <w:pStyle w:val="NoSpacing"/>
+      </w:pPr>
+      <w:r>
+        <w:rPr>
+          <w:b/>
+          <w:sz w:val="52"/>
+          <w:szCs w:val="52"/>
+        </w:rPr>
+        <w:t>Day 26</w:t>
+      </w:r>
+      <w:bookmarkStart w:id="0" w:name="_GoBack"/>
+      <w:bookmarkEnd w:id="0"/>
       <w:r>
         <w:rPr>
           <w:b/>
@@ -23403,6 +25353,16 @@
       <w:pPr>
         <w:pStyle w:val="NoSpacing"/>
       </w:pPr>
+    </w:p>
+    <w:p>
+      <w:pPr>
+        <w:pStyle w:val="NoSpacing"/>
+      </w:pPr>
+    </w:p>
+    <w:p>
+      <w:pPr>
+        <w:pStyle w:val="NoSpacing"/>
+      </w:pPr>
       <w:r>
         <w:t>"""</w:t>
       </w:r>
@@ -23741,6 +25701,7 @@
         <w:pStyle w:val="NoSpacing"/>
       </w:pPr>
       <w:r>
+        <w:lastRenderedPageBreak/>
         <w:t xml:space="preserve">                print("\n\tPatient ID :",pid)</w:t>
       </w:r>
     </w:p>
@@ -24345,16 +26306,136 @@
         <w:pStyle w:val="NoSpacing"/>
       </w:pPr>
       <w:r>
+        <w:t xml:space="preserve">    pickle.dump(data,file)</w:t>
+      </w:r>
+    </w:p>
+    <w:p>
+      <w:pPr>
+        <w:pStyle w:val="NoSpacing"/>
+      </w:pPr>
+      <w:r>
+        <w:t xml:space="preserve">    print(f"\n\tDoctor {dname} Added Successfully!")</w:t>
+      </w:r>
+    </w:p>
+    <w:p>
+      <w:pPr>
+        <w:pStyle w:val="NoSpacing"/>
+      </w:pPr>
+      <w:r>
+        <w:t xml:space="preserve">    file.close()</w:t>
+      </w:r>
+    </w:p>
+    <w:p>
+      <w:pPr>
+        <w:pStyle w:val="NoSpacing"/>
+      </w:pPr>
+      <w:r>
+        <w:t xml:space="preserve">    file = open('appointment.bin','ab')</w:t>
+      </w:r>
+    </w:p>
+    <w:p>
+      <w:pPr>
+        <w:pStyle w:val="NoSpacing"/>
+      </w:pPr>
+      <w:r>
+        <w:t xml:space="preserve">    data = {did:{'1PM':0,'2PM':0,'3PM':0,'4PM':0}}</w:t>
+      </w:r>
+    </w:p>
+    <w:p>
+      <w:pPr>
+        <w:pStyle w:val="NoSpacing"/>
+      </w:pPr>
+      <w:r>
+        <w:t xml:space="preserve">    pickle.dump(data,file)</w:t>
+      </w:r>
+    </w:p>
+    <w:p>
+      <w:pPr>
+        <w:pStyle w:val="NoSpacing"/>
+      </w:pPr>
+      <w:r>
+        <w:t xml:space="preserve">    file.close()</w:t>
+      </w:r>
+    </w:p>
+    <w:p>
+      <w:pPr>
+        <w:pStyle w:val="NoSpacing"/>
+      </w:pPr>
+      <w:r>
+        <w:t xml:space="preserve">    </w:t>
+      </w:r>
+    </w:p>
+    <w:p>
+      <w:pPr>
+        <w:pStyle w:val="NoSpacing"/>
+      </w:pPr>
+      <w:r>
         <w:lastRenderedPageBreak/>
-        <w:t xml:space="preserve">    pickle.dump(data,file)</w:t>
-      </w:r>
-    </w:p>
-    <w:p>
-      <w:pPr>
-        <w:pStyle w:val="NoSpacing"/>
-      </w:pPr>
-      <w:r>
-        <w:t xml:space="preserve">    print(f"\n\tDoctor {dname} Added Successfully!")</w:t>
+        <w:t># A METHOD TO GET ALL THE DOCTORS INFORMATION</w:t>
+      </w:r>
+    </w:p>
+    <w:p>
+      <w:pPr>
+        <w:pStyle w:val="NoSpacing"/>
+      </w:pPr>
+      <w:r>
+        <w:t>def getAllDoctors():</w:t>
+      </w:r>
+    </w:p>
+    <w:p>
+      <w:pPr>
+        <w:pStyle w:val="NoSpacing"/>
+      </w:pPr>
+      <w:r>
+        <w:t xml:space="preserve">    doc = dict()</w:t>
+      </w:r>
+    </w:p>
+    <w:p>
+      <w:pPr>
+        <w:pStyle w:val="NoSpacing"/>
+      </w:pPr>
+      <w:r>
+        <w:t xml:space="preserve">    file = open('doctor.bin','rb')</w:t>
+      </w:r>
+    </w:p>
+    <w:p>
+      <w:pPr>
+        <w:pStyle w:val="NoSpacing"/>
+      </w:pPr>
+      <w:r>
+        <w:t xml:space="preserve">    try:</w:t>
+      </w:r>
+    </w:p>
+    <w:p>
+      <w:pPr>
+        <w:pStyle w:val="NoSpacing"/>
+      </w:pPr>
+      <w:r>
+        <w:t xml:space="preserve">        while True:</w:t>
+      </w:r>
+    </w:p>
+    <w:p>
+      <w:pPr>
+        <w:pStyle w:val="NoSpacing"/>
+      </w:pPr>
+      <w:r>
+        <w:t xml:space="preserve">            doc.update( pickle.load(file) )</w:t>
+      </w:r>
+    </w:p>
+    <w:p>
+      <w:pPr>
+        <w:pStyle w:val="NoSpacing"/>
+      </w:pPr>
+      <w:r>
+        <w:t xml:space="preserve">    except:</w:t>
+      </w:r>
+    </w:p>
+    <w:p>
+      <w:pPr>
+        <w:pStyle w:val="NoSpacing"/>
+      </w:pPr>
+      <w:r>
+        <w:t xml:space="preserve">        pass</w:t>
       </w:r>
     </w:p>
     <w:p>
@@ -24369,37 +26450,45 @@
       <w:pPr>
         <w:pStyle w:val="NoSpacing"/>
       </w:pPr>
-    </w:p>
-    <w:p>
-      <w:pPr>
-        <w:pStyle w:val="NoSpacing"/>
-      </w:pPr>
-      <w:r>
-        <w:t># A METHOD TO GET ALL THE DOCTORS INFORMATION</w:t>
-      </w:r>
-    </w:p>
-    <w:p>
-      <w:pPr>
-        <w:pStyle w:val="NoSpacing"/>
-      </w:pPr>
-      <w:r>
-        <w:t>def getAllDoctors():</w:t>
-      </w:r>
-    </w:p>
-    <w:p>
-      <w:pPr>
-        <w:pStyle w:val="NoSpacing"/>
-      </w:pPr>
-      <w:r>
-        <w:t xml:space="preserve">    doc = dict()</w:t>
-      </w:r>
-    </w:p>
-    <w:p>
-      <w:pPr>
-        <w:pStyle w:val="NoSpacing"/>
-      </w:pPr>
-      <w:r>
-        <w:t xml:space="preserve">    file = open('doctor.bin','rb')</w:t>
+      <w:r>
+        <w:t xml:space="preserve">    return doc</w:t>
+      </w:r>
+    </w:p>
+    <w:p>
+      <w:pPr>
+        <w:pStyle w:val="NoSpacing"/>
+      </w:pPr>
+    </w:p>
+    <w:p>
+      <w:pPr>
+        <w:pStyle w:val="NoSpacing"/>
+      </w:pPr>
+      <w:r>
+        <w:t># A METHOD TO GET ALL APPOINTMENTS</w:t>
+      </w:r>
+    </w:p>
+    <w:p>
+      <w:pPr>
+        <w:pStyle w:val="NoSpacing"/>
+      </w:pPr>
+      <w:r>
+        <w:t>def getAllAppointments():</w:t>
+      </w:r>
+    </w:p>
+    <w:p>
+      <w:pPr>
+        <w:pStyle w:val="NoSpacing"/>
+      </w:pPr>
+      <w:r>
+        <w:t xml:space="preserve">    app = dict()</w:t>
+      </w:r>
+    </w:p>
+    <w:p>
+      <w:pPr>
+        <w:pStyle w:val="NoSpacing"/>
+      </w:pPr>
+      <w:r>
+        <w:t xml:space="preserve">    file = open('appointment.bin','rb')</w:t>
       </w:r>
     </w:p>
     <w:p>
@@ -24423,7 +26512,7 @@
         <w:pStyle w:val="NoSpacing"/>
       </w:pPr>
       <w:r>
-        <w:t xml:space="preserve">            doc.update( pickle.load(file) )</w:t>
+        <w:t xml:space="preserve">            app.update( pickle.load(file) )</w:t>
       </w:r>
     </w:p>
     <w:p>
@@ -24455,28 +26544,36 @@
         <w:pStyle w:val="NoSpacing"/>
       </w:pPr>
       <w:r>
-        <w:t xml:space="preserve">    return doc</w:t>
-      </w:r>
-    </w:p>
-    <w:p>
-      <w:pPr>
-        <w:pStyle w:val="NoSpacing"/>
-      </w:pPr>
-    </w:p>
-    <w:p>
-      <w:pPr>
-        <w:pStyle w:val="NoSpacing"/>
-      </w:pPr>
-      <w:r>
-        <w:t># A METHOD TO VIEW ALL DOCTOR's INFORMATION</w:t>
-      </w:r>
-    </w:p>
-    <w:p>
-      <w:pPr>
-        <w:pStyle w:val="NoSpacing"/>
-      </w:pPr>
-      <w:r>
-        <w:t>def viewAllDoctors():</w:t>
+        <w:t xml:space="preserve">    return app</w:t>
+      </w:r>
+    </w:p>
+    <w:p>
+      <w:pPr>
+        <w:pStyle w:val="NoSpacing"/>
+      </w:pPr>
+    </w:p>
+    <w:p>
+      <w:pPr>
+        <w:pStyle w:val="NoSpacing"/>
+      </w:pPr>
+      <w:r>
+        <w:t># A METHOD TO MARK ACTIVE/INACTIVE TO A DOCTOR</w:t>
+      </w:r>
+    </w:p>
+    <w:p>
+      <w:pPr>
+        <w:pStyle w:val="NoSpacing"/>
+      </w:pPr>
+      <w:r>
+        <w:t>def activeDoctor():</w:t>
+      </w:r>
+    </w:p>
+    <w:p>
+      <w:pPr>
+        <w:pStyle w:val="NoSpacing"/>
+      </w:pPr>
+      <w:r>
+        <w:t xml:space="preserve">    did = input("\n\tEnter Doctor ID To Mark A/In :")</w:t>
       </w:r>
     </w:p>
     <w:p>
@@ -24492,91 +26589,6 @@
         <w:pStyle w:val="NoSpacing"/>
       </w:pPr>
       <w:r>
-        <w:t xml:space="preserve">    for did,info in doc.items():</w:t>
-      </w:r>
-    </w:p>
-    <w:p>
-      <w:pPr>
-        <w:pStyle w:val="NoSpacing"/>
-      </w:pPr>
-      <w:r>
-        <w:t xml:space="preserve">        print("\n\tDoctor ID :",did)</w:t>
-      </w:r>
-    </w:p>
-    <w:p>
-      <w:pPr>
-        <w:pStyle w:val="NoSpacing"/>
-      </w:pPr>
-      <w:r>
-        <w:t xml:space="preserve">        print("\tDoctor Name :",info[0])</w:t>
-      </w:r>
-    </w:p>
-    <w:p>
-      <w:pPr>
-        <w:pStyle w:val="NoSpacing"/>
-      </w:pPr>
-      <w:r>
-        <w:t xml:space="preserve">        print("\tDoctor Speciality :",info[1])</w:t>
-      </w:r>
-    </w:p>
-    <w:p>
-      <w:pPr>
-        <w:pStyle w:val="NoSpacing"/>
-      </w:pPr>
-      <w:r>
-        <w:t xml:space="preserve">        print("\tDoctor Name :",'Active' if info[2]==1 else 'Inactive')</w:t>
-      </w:r>
-    </w:p>
-    <w:p>
-      <w:pPr>
-        <w:pStyle w:val="NoSpacing"/>
-      </w:pPr>
-      <w:r>
-        <w:t xml:space="preserve">        print("\t****************************************")</w:t>
-      </w:r>
-    </w:p>
-    <w:p>
-      <w:pPr>
-        <w:pStyle w:val="NoSpacing"/>
-      </w:pPr>
-    </w:p>
-    <w:p>
-      <w:pPr>
-        <w:pStyle w:val="NoSpacing"/>
-      </w:pPr>
-      <w:r>
-        <w:t># A METHOD TO MARK ACTIVE/INACTIVE TO A DOCTOR</w:t>
-      </w:r>
-    </w:p>
-    <w:p>
-      <w:pPr>
-        <w:pStyle w:val="NoSpacing"/>
-      </w:pPr>
-      <w:r>
-        <w:t>def activeDoctor():</w:t>
-      </w:r>
-    </w:p>
-    <w:p>
-      <w:pPr>
-        <w:pStyle w:val="NoSpacing"/>
-      </w:pPr>
-      <w:r>
-        <w:t xml:space="preserve">    did = input("\n\tEnter Doctor ID To Mark A/In :")</w:t>
-      </w:r>
-    </w:p>
-    <w:p>
-      <w:pPr>
-        <w:pStyle w:val="NoSpacing"/>
-      </w:pPr>
-      <w:r>
-        <w:t xml:space="preserve">    doc = getAllDoctors()</w:t>
-      </w:r>
-    </w:p>
-    <w:p>
-      <w:pPr>
-        <w:pStyle w:val="NoSpacing"/>
-      </w:pPr>
-      <w:r>
         <w:t xml:space="preserve">    d = doc.get(did,False)</w:t>
       </w:r>
     </w:p>
@@ -24886,7 +26898,160 @@
         <w:pStyle w:val="NoSpacing"/>
       </w:pPr>
       <w:r>
-        <w:t xml:space="preserve">                pass</w:t>
+        <w:t xml:space="preserve">                doc = getAllAppointments()</w:t>
+      </w:r>
+    </w:p>
+    <w:p>
+      <w:pPr>
+        <w:pStyle w:val="NoSpacing"/>
+      </w:pPr>
+      <w:r>
+        <w:t xml:space="preserve">                app = doc.get(did)</w:t>
+      </w:r>
+    </w:p>
+    <w:p>
+      <w:pPr>
+        <w:pStyle w:val="NoSpacing"/>
+      </w:pPr>
+      <w:r>
+        <w:t xml:space="preserve">                print("\tAll Slots")</w:t>
+      </w:r>
+    </w:p>
+    <w:p>
+      <w:pPr>
+        <w:pStyle w:val="NoSpacing"/>
+      </w:pPr>
+      <w:r>
+        <w:t xml:space="preserve">                i = 1</w:t>
+      </w:r>
+    </w:p>
+    <w:p>
+      <w:pPr>
+        <w:pStyle w:val="NoSpacing"/>
+      </w:pPr>
+      <w:r>
+        <w:t xml:space="preserve">                li = []</w:t>
+      </w:r>
+    </w:p>
+    <w:p>
+      <w:pPr>
+        <w:pStyle w:val="NoSpacing"/>
+      </w:pPr>
+      <w:r>
+        <w:t xml:space="preserve">                for k,v in app.items():</w:t>
+      </w:r>
+    </w:p>
+    <w:p>
+      <w:pPr>
+        <w:pStyle w:val="NoSpacing"/>
+      </w:pPr>
+      <w:r>
+        <w:t xml:space="preserve">                    print(f'\t{i}.',k,'\tAvailable' if v==0 else '\tBooked')</w:t>
+      </w:r>
+    </w:p>
+    <w:p>
+      <w:pPr>
+        <w:pStyle w:val="NoSpacing"/>
+      </w:pPr>
+      <w:r>
+        <w:t xml:space="preserve">                    i = i+1</w:t>
+      </w:r>
+    </w:p>
+    <w:p>
+      <w:pPr>
+        <w:pStyle w:val="NoSpacing"/>
+      </w:pPr>
+      <w:r>
+        <w:t xml:space="preserve">                    li.append(k)</w:t>
+      </w:r>
+    </w:p>
+    <w:p>
+      <w:pPr>
+        <w:pStyle w:val="NoSpacing"/>
+      </w:pPr>
+      <w:r>
+        <w:t xml:space="preserve">                ch = int(input("\n\tSelect Your Slot(1-4) : "))</w:t>
+      </w:r>
+    </w:p>
+    <w:p>
+      <w:pPr>
+        <w:pStyle w:val="NoSpacing"/>
+      </w:pPr>
+      <w:r>
+        <w:t xml:space="preserve">                if app.get(li[ch-1])==0:</w:t>
+      </w:r>
+    </w:p>
+    <w:p>
+      <w:pPr>
+        <w:pStyle w:val="NoSpacing"/>
+      </w:pPr>
+      <w:r>
+        <w:t xml:space="preserve">                    app[li[ch-1]]=1</w:t>
+      </w:r>
+    </w:p>
+    <w:p>
+      <w:pPr>
+        <w:pStyle w:val="NoSpacing"/>
+      </w:pPr>
+      <w:r>
+        <w:t xml:space="preserve">                    print("\n\tApponitment Booked!")</w:t>
+      </w:r>
+    </w:p>
+    <w:p>
+      <w:pPr>
+        <w:pStyle w:val="NoSpacing"/>
+      </w:pPr>
+      <w:r>
+        <w:t xml:space="preserve">                else:</w:t>
+      </w:r>
+    </w:p>
+    <w:p>
+      <w:pPr>
+        <w:pStyle w:val="NoSpacing"/>
+      </w:pPr>
+      <w:r>
+        <w:t xml:space="preserve">                    print("\n\tSlot Already Booked!")</w:t>
+      </w:r>
+    </w:p>
+    <w:p>
+      <w:pPr>
+        <w:pStyle w:val="NoSpacing"/>
+      </w:pPr>
+      <w:r>
+        <w:t xml:space="preserve">                doc.update({did:app})</w:t>
+      </w:r>
+    </w:p>
+    <w:p>
+      <w:pPr>
+        <w:pStyle w:val="NoSpacing"/>
+      </w:pPr>
+      <w:r>
+        <w:t xml:space="preserve">                file = open('appointment.bin','wb')</w:t>
+      </w:r>
+    </w:p>
+    <w:p>
+      <w:pPr>
+        <w:pStyle w:val="NoSpacing"/>
+      </w:pPr>
+      <w:r>
+        <w:t xml:space="preserve">                for k,v in doc.items():</w:t>
+      </w:r>
+    </w:p>
+    <w:p>
+      <w:pPr>
+        <w:pStyle w:val="NoSpacing"/>
+      </w:pPr>
+      <w:r>
+        <w:lastRenderedPageBreak/>
+        <w:t xml:space="preserve">                    pickle.dump({k:v},file)</w:t>
+      </w:r>
+    </w:p>
+    <w:p>
+      <w:pPr>
+        <w:pStyle w:val="NoSpacing"/>
+      </w:pPr>
+      <w:r>
+        <w:t xml:space="preserve">                file.close()</w:t>
       </w:r>
     </w:p>
     <w:p>
@@ -24947,6 +27112,91 @@
         <w:pStyle w:val="NoSpacing"/>
       </w:pPr>
       <w:r>
+        <w:t># A METHOD TO VIEW ALL APPOINTMENTS</w:t>
+      </w:r>
+    </w:p>
+    <w:p>
+      <w:pPr>
+        <w:pStyle w:val="NoSpacing"/>
+      </w:pPr>
+      <w:r>
+        <w:t>def viewAllAppointments():</w:t>
+      </w:r>
+    </w:p>
+    <w:p>
+      <w:pPr>
+        <w:pStyle w:val="NoSpacing"/>
+      </w:pPr>
+      <w:r>
+        <w:t xml:space="preserve">    app = getAllAppointments()</w:t>
+      </w:r>
+    </w:p>
+    <w:p>
+      <w:pPr>
+        <w:pStyle w:val="NoSpacing"/>
+      </w:pPr>
+      <w:r>
+        <w:t xml:space="preserve">    for did,slots in app.items():</w:t>
+      </w:r>
+    </w:p>
+    <w:p>
+      <w:pPr>
+        <w:pStyle w:val="NoSpacing"/>
+      </w:pPr>
+      <w:r>
+        <w:t xml:space="preserve">        doc = getAllDoctors().get(did)</w:t>
+      </w:r>
+    </w:p>
+    <w:p>
+      <w:pPr>
+        <w:pStyle w:val="NoSpacing"/>
+      </w:pPr>
+      <w:r>
+        <w:t xml:space="preserve">        print("\n\tDoctor Name :",doc[0])</w:t>
+      </w:r>
+    </w:p>
+    <w:p>
+      <w:pPr>
+        <w:pStyle w:val="NoSpacing"/>
+      </w:pPr>
+      <w:r>
+        <w:t xml:space="preserve">        print("\tDoctor Speciality :",doc[1])</w:t>
+      </w:r>
+    </w:p>
+    <w:p>
+      <w:pPr>
+        <w:pStyle w:val="NoSpacing"/>
+      </w:pPr>
+      <w:r>
+        <w:t xml:space="preserve">        for k,v in slots.items():</w:t>
+      </w:r>
+    </w:p>
+    <w:p>
+      <w:pPr>
+        <w:pStyle w:val="NoSpacing"/>
+      </w:pPr>
+      <w:r>
+        <w:t xml:space="preserve">            if v==1:</w:t>
+      </w:r>
+    </w:p>
+    <w:p>
+      <w:pPr>
+        <w:pStyle w:val="NoSpacing"/>
+      </w:pPr>
+      <w:r>
+        <w:t xml:space="preserve">                print(f'\t{k}\tBooked!')</w:t>
+      </w:r>
+    </w:p>
+    <w:p>
+      <w:pPr>
+        <w:pStyle w:val="NoSpacing"/>
+      </w:pPr>
+    </w:p>
+    <w:p>
+      <w:pPr>
+        <w:pStyle w:val="NoSpacing"/>
+      </w:pPr>
+      <w:r>
         <w:t># DASHBOARD</w:t>
       </w:r>
     </w:p>
@@ -25011,7 +27261,6 @@
         <w:pStyle w:val="NoSpacing"/>
       </w:pPr>
       <w:r>
-        <w:lastRenderedPageBreak/>
         <w:t xml:space="preserve">        5- Add Doctor Information</w:t>
       </w:r>
     </w:p>
@@ -25278,18 +27527,46 @@
       <w:r>
         <w:t xml:space="preserve">        input("\n\t\tPress Enter To Continue...")</w:t>
       </w:r>
-      <w:bookmarkStart w:id="0" w:name="_GoBack"/>
-      <w:bookmarkEnd w:id="0"/>
-    </w:p>
-    <w:p>
-      <w:pPr>
-        <w:pStyle w:val="NoSpacing"/>
-      </w:pPr>
-    </w:p>
-    <w:p>
-      <w:pPr>
-        <w:pStyle w:val="NoSpacing"/>
-      </w:pPr>
+    </w:p>
+    <w:p>
+      <w:pPr>
+        <w:pStyle w:val="NoSpacing"/>
+      </w:pPr>
+      <w:r>
+        <w:t xml:space="preserve">    elif ch==9:</w:t>
+      </w:r>
+    </w:p>
+    <w:p>
+      <w:pPr>
+        <w:pStyle w:val="NoSpacing"/>
+      </w:pPr>
+      <w:r>
+        <w:t xml:space="preserve">        viewAllAppointments()</w:t>
+      </w:r>
+    </w:p>
+    <w:p>
+      <w:pPr>
+        <w:pStyle w:val="NoSpacing"/>
+      </w:pPr>
+      <w:r>
+        <w:t xml:space="preserve">        input("\n\t\tPress Enter To Continue...")</w:t>
+      </w:r>
+    </w:p>
+    <w:p>
+      <w:pPr>
+        <w:pStyle w:val="NoSpacing"/>
+      </w:pPr>
+      <w:r>
+        <w:t xml:space="preserve">    else:</w:t>
+      </w:r>
+    </w:p>
+    <w:p>
+      <w:pPr>
+        <w:pStyle w:val="NoSpacing"/>
+      </w:pPr>
+      <w:r>
+        <w:t xml:space="preserve">        input("\n\tWrong Entered\n\tTry Again!")</w:t>
+      </w:r>
     </w:p>
     <w:p>
       <w:pPr>

--- a/Croma Campus  Notes Python.docx
+++ b/Croma Campus  Notes Python.docx
@@ -25291,17 +25291,7 @@
           <w:sz w:val="52"/>
           <w:szCs w:val="52"/>
         </w:rPr>
-        <w:t>Day 26</w:t>
-      </w:r>
-      <w:bookmarkStart w:id="0" w:name="_GoBack"/>
-      <w:bookmarkEnd w:id="0"/>
-      <w:r>
-        <w:rPr>
-          <w:b/>
-          <w:sz w:val="52"/>
-          <w:szCs w:val="52"/>
-        </w:rPr>
-        <w:t xml:space="preserve"> </w:t>
+        <w:t xml:space="preserve">Day 26 </w:t>
       </w:r>
       <w:r>
         <w:rPr>
@@ -27617,6 +27607,232 @@
       <w:pPr>
         <w:pStyle w:val="NoSpacing"/>
       </w:pPr>
+    </w:p>
+    <w:p>
+      <w:pPr>
+        <w:pStyle w:val="NoSpacing"/>
+      </w:pPr>
+    </w:p>
+    <w:p>
+      <w:pPr>
+        <w:pStyle w:val="NoSpacing"/>
+      </w:pPr>
+    </w:p>
+    <w:p>
+      <w:pPr>
+        <w:pStyle w:val="NoSpacing"/>
+      </w:pPr>
+    </w:p>
+    <w:p>
+      <w:pPr>
+        <w:pStyle w:val="NoSpacing"/>
+      </w:pPr>
+    </w:p>
+    <w:p>
+      <w:pPr>
+        <w:pStyle w:val="NoSpacing"/>
+      </w:pPr>
+    </w:p>
+    <w:p>
+      <w:pPr>
+        <w:pStyle w:val="NoSpacing"/>
+      </w:pPr>
+    </w:p>
+    <w:p>
+      <w:pPr>
+        <w:pStyle w:val="NoSpacing"/>
+      </w:pPr>
+    </w:p>
+    <w:p>
+      <w:pPr>
+        <w:pStyle w:val="NoSpacing"/>
+      </w:pPr>
+    </w:p>
+    <w:p>
+      <w:pPr>
+        <w:pStyle w:val="NoSpacing"/>
+      </w:pPr>
+      <w:r>
+        <w:lastRenderedPageBreak/>
+        <w:t>===================================================================================================================================</w:t>
+      </w:r>
+    </w:p>
+    <w:p>
+      <w:pPr>
+        <w:pStyle w:val="NoSpacing"/>
+      </w:pPr>
+      <w:r>
+        <w:rPr>
+          <w:b/>
+          <w:sz w:val="52"/>
+          <w:szCs w:val="52"/>
+        </w:rPr>
+        <w:t>:</w:t>
+      </w:r>
+      <w:r>
+        <w:rPr>
+          <w:b/>
+          <w:sz w:val="52"/>
+          <w:szCs w:val="52"/>
+        </w:rPr>
+        <w:t xml:space="preserve"> (Jupy</w:t>
+      </w:r>
+      <w:r>
+        <w:rPr>
+          <w:b/>
+          <w:sz w:val="52"/>
+          <w:szCs w:val="52"/>
+        </w:rPr>
+        <w:t xml:space="preserve">ter Notebook) </w:t>
+      </w:r>
+      <w:r>
+        <w:rPr>
+          <w:b/>
+          <w:sz w:val="52"/>
+          <w:szCs w:val="52"/>
+        </w:rPr>
+        <w:t>----------------------</w:t>
+      </w:r>
+      <w:r>
+        <w:rPr>
+          <w:b/>
+          <w:sz w:val="52"/>
+          <w:szCs w:val="52"/>
+        </w:rPr>
+        <w:t>------------------------19/05</w:t>
+      </w:r>
+      <w:r>
+        <w:rPr>
+          <w:b/>
+          <w:sz w:val="52"/>
+          <w:szCs w:val="52"/>
+        </w:rPr>
+        <w:t>/2026</w:t>
+      </w:r>
+    </w:p>
+    <w:p>
+      <w:pPr>
+        <w:pStyle w:val="NoSpacing"/>
+      </w:pPr>
+    </w:p>
+    <w:p>
+      <w:pPr>
+        <w:pStyle w:val="NoSpacing"/>
+      </w:pPr>
+      <w:bookmarkStart w:id="0" w:name="_GoBack"/>
+      <w:bookmarkEnd w:id="0"/>
+    </w:p>
+    <w:p>
+      <w:pPr>
+        <w:pStyle w:val="NoSpacing"/>
+      </w:pPr>
+    </w:p>
+    <w:p>
+      <w:pPr>
+        <w:pStyle w:val="NoSpacing"/>
+      </w:pPr>
+      <w:r>
+        <w:t>Que  = Why we don’t use Python Idle :</w:t>
+      </w:r>
+    </w:p>
+    <w:p>
+      <w:pPr>
+        <w:pStyle w:val="NoSpacing"/>
+        <w:numPr>
+          <w:ilvl w:val="0"/>
+          <w:numId w:val="5"/>
+        </w:numPr>
+      </w:pPr>
+      <w:r>
+        <w:t xml:space="preserve">When we load the EXCEL, CSV file it does not print whole data and its reload the code again and again when we run the same program that’s why we need the jupyter notebook </w:t>
+      </w:r>
+    </w:p>
+    <w:p>
+      <w:pPr>
+        <w:pStyle w:val="NoSpacing"/>
+        <w:numPr>
+          <w:ilvl w:val="0"/>
+          <w:numId w:val="5"/>
+        </w:numPr>
+      </w:pPr>
+      <w:r>
+        <w:t xml:space="preserve">It takes time to fetch/show data  while getting the heavy file  </w:t>
+      </w:r>
+    </w:p>
+    <w:p>
+      <w:pPr>
+        <w:pStyle w:val="NoSpacing"/>
+        <w:numPr>
+          <w:ilvl w:val="0"/>
+          <w:numId w:val="5"/>
+        </w:numPr>
+      </w:pPr>
+      <w:r>
+        <w:t xml:space="preserve">It shows only first 5 and last 5 </w:t>
+      </w:r>
+      <w:r>
+        <w:t>data (rows and column)</w:t>
+      </w:r>
+    </w:p>
+    <w:p>
+      <w:pPr>
+        <w:pStyle w:val="NoSpacing"/>
+      </w:pPr>
+    </w:p>
+    <w:p>
+      <w:pPr>
+        <w:pStyle w:val="NoSpacing"/>
+      </w:pPr>
+    </w:p>
+    <w:p>
+      <w:pPr>
+        <w:pStyle w:val="NoSpacing"/>
+      </w:pPr>
+      <w:r>
+        <w:sym w:font="Wingdings" w:char="F0E8"/>
+      </w:r>
+      <w:r>
+        <w:t xml:space="preserve"> Jupyter Notebook</w:t>
+      </w:r>
+      <w:r>
+        <w:t xml:space="preserve">   (pip install jupyter notebook)</w:t>
+      </w:r>
+    </w:p>
+    <w:p>
+      <w:pPr>
+        <w:pStyle w:val="NoSpacing"/>
+        <w:numPr>
+          <w:ilvl w:val="0"/>
+          <w:numId w:val="5"/>
+        </w:numPr>
+      </w:pPr>
+      <w:r>
+        <w:t xml:space="preserve">In this Idle we does not need to run whole program again and again we can only execute one single line </w:t>
+      </w:r>
+    </w:p>
+    <w:p>
+      <w:pPr>
+        <w:pStyle w:val="NoSpacing"/>
+        <w:numPr>
+          <w:ilvl w:val="0"/>
+          <w:numId w:val="5"/>
+        </w:numPr>
+      </w:pPr>
+      <w:r>
+        <w:t>We can run our data cell by cell</w:t>
+      </w:r>
+    </w:p>
+    <w:p>
+      <w:pPr>
+        <w:pStyle w:val="NoSpacing"/>
+        <w:numPr>
+          <w:ilvl w:val="0"/>
+          <w:numId w:val="5"/>
+        </w:numPr>
+      </w:pPr>
+      <w:r>
+        <w:t>It saves our data in buffer</w:t>
+      </w:r>
     </w:p>
     <w:p>
       <w:pPr>
@@ -27862,6 +28078,119 @@
     </w:lvl>
   </w:abstractNum>
   <w:abstractNum w:abstractNumId="2" w15:restartNumberingAfterBreak="0">
+    <w:nsid w:val="39342E1D"/>
+    <w:multiLevelType w:val="hybridMultilevel"/>
+    <w:tmpl w:val="9FEC9C24"/>
+    <w:lvl w:ilvl="0" w:tplc="04090001">
+      <w:start w:val="1"/>
+      <w:numFmt w:val="bullet"/>
+      <w:lvlText w:val=""/>
+      <w:lvlJc w:val="left"/>
+      <w:pPr>
+        <w:ind w:left="720" w:hanging="360"/>
+      </w:pPr>
+      <w:rPr>
+        <w:rFonts w:ascii="Symbol" w:hAnsi="Symbol" w:hint="default"/>
+      </w:rPr>
+    </w:lvl>
+    <w:lvl w:ilvl="1" w:tplc="04090003">
+      <w:start w:val="1"/>
+      <w:numFmt w:val="bullet"/>
+      <w:lvlText w:val="o"/>
+      <w:lvlJc w:val="left"/>
+      <w:pPr>
+        <w:ind w:left="1440" w:hanging="360"/>
+      </w:pPr>
+      <w:rPr>
+        <w:rFonts w:ascii="Courier New" w:hAnsi="Courier New" w:cs="Courier New" w:hint="default"/>
+      </w:rPr>
+    </w:lvl>
+    <w:lvl w:ilvl="2" w:tplc="04090005" w:tentative="1">
+      <w:start w:val="1"/>
+      <w:numFmt w:val="bullet"/>
+      <w:lvlText w:val=""/>
+      <w:lvlJc w:val="left"/>
+      <w:pPr>
+        <w:ind w:left="2160" w:hanging="360"/>
+      </w:pPr>
+      <w:rPr>
+        <w:rFonts w:ascii="Wingdings" w:hAnsi="Wingdings" w:hint="default"/>
+      </w:rPr>
+    </w:lvl>
+    <w:lvl w:ilvl="3" w:tplc="04090001" w:tentative="1">
+      <w:start w:val="1"/>
+      <w:numFmt w:val="bullet"/>
+      <w:lvlText w:val=""/>
+      <w:lvlJc w:val="left"/>
+      <w:pPr>
+        <w:ind w:left="2880" w:hanging="360"/>
+      </w:pPr>
+      <w:rPr>
+        <w:rFonts w:ascii="Symbol" w:hAnsi="Symbol" w:hint="default"/>
+      </w:rPr>
+    </w:lvl>
+    <w:lvl w:ilvl="4" w:tplc="04090003" w:tentative="1">
+      <w:start w:val="1"/>
+      <w:numFmt w:val="bullet"/>
+      <w:lvlText w:val="o"/>
+      <w:lvlJc w:val="left"/>
+      <w:pPr>
+        <w:ind w:left="3600" w:hanging="360"/>
+      </w:pPr>
+      <w:rPr>
+        <w:rFonts w:ascii="Courier New" w:hAnsi="Courier New" w:cs="Courier New" w:hint="default"/>
+      </w:rPr>
+    </w:lvl>
+    <w:lvl w:ilvl="5" w:tplc="04090005" w:tentative="1">
+      <w:start w:val="1"/>
+      <w:numFmt w:val="bullet"/>
+      <w:lvlText w:val=""/>
+      <w:lvlJc w:val="left"/>
+      <w:pPr>
+        <w:ind w:left="4320" w:hanging="360"/>
+      </w:pPr>
+      <w:rPr>
+        <w:rFonts w:ascii="Wingdings" w:hAnsi="Wingdings" w:hint="default"/>
+      </w:rPr>
+    </w:lvl>
+    <w:lvl w:ilvl="6" w:tplc="04090001" w:tentative="1">
+      <w:start w:val="1"/>
+      <w:numFmt w:val="bullet"/>
+      <w:lvlText w:val=""/>
+      <w:lvlJc w:val="left"/>
+      <w:pPr>
+        <w:ind w:left="5040" w:hanging="360"/>
+      </w:pPr>
+      <w:rPr>
+        <w:rFonts w:ascii="Symbol" w:hAnsi="Symbol" w:hint="default"/>
+      </w:rPr>
+    </w:lvl>
+    <w:lvl w:ilvl="7" w:tplc="04090003" w:tentative="1">
+      <w:start w:val="1"/>
+      <w:numFmt w:val="bullet"/>
+      <w:lvlText w:val="o"/>
+      <w:lvlJc w:val="left"/>
+      <w:pPr>
+        <w:ind w:left="5760" w:hanging="360"/>
+      </w:pPr>
+      <w:rPr>
+        <w:rFonts w:ascii="Courier New" w:hAnsi="Courier New" w:cs="Courier New" w:hint="default"/>
+      </w:rPr>
+    </w:lvl>
+    <w:lvl w:ilvl="8" w:tplc="04090005" w:tentative="1">
+      <w:start w:val="1"/>
+      <w:numFmt w:val="bullet"/>
+      <w:lvlText w:val=""/>
+      <w:lvlJc w:val="left"/>
+      <w:pPr>
+        <w:ind w:left="6480" w:hanging="360"/>
+      </w:pPr>
+      <w:rPr>
+        <w:rFonts w:ascii="Wingdings" w:hAnsi="Wingdings" w:hint="default"/>
+      </w:rPr>
+    </w:lvl>
+  </w:abstractNum>
+  <w:abstractNum w:abstractNumId="3" w15:restartNumberingAfterBreak="0">
     <w:nsid w:val="52F004D3"/>
     <w:multiLevelType w:val="multilevel"/>
     <w:tmpl w:val="84FE70EA"/>
@@ -27974,7 +28303,7 @@
       </w:pPr>
     </w:lvl>
   </w:abstractNum>
-  <w:abstractNum w:abstractNumId="3" w15:restartNumberingAfterBreak="0">
+  <w:abstractNum w:abstractNumId="4" w15:restartNumberingAfterBreak="0">
     <w:nsid w:val="7D0F6DE1"/>
     <w:multiLevelType w:val="hybridMultilevel"/>
     <w:tmpl w:val="479A335E"/>
@@ -28088,16 +28417,19 @@
     </w:lvl>
   </w:abstractNum>
   <w:num w:numId="1">
-    <w:abstractNumId w:val="2"/>
+    <w:abstractNumId w:val="3"/>
   </w:num>
   <w:num w:numId="2">
     <w:abstractNumId w:val="1"/>
   </w:num>
   <w:num w:numId="3">
-    <w:abstractNumId w:val="3"/>
+    <w:abstractNumId w:val="4"/>
   </w:num>
   <w:num w:numId="4">
     <w:abstractNumId w:val="0"/>
+  </w:num>
+  <w:num w:numId="5">
+    <w:abstractNumId w:val="2"/>
   </w:num>
 </w:numbering>
 </file>

--- a/Croma Campus  Notes Python.docx
+++ b/Croma Campus  Notes Python.docx
@@ -27719,8 +27719,6 @@
       <w:pPr>
         <w:pStyle w:val="NoSpacing"/>
       </w:pPr>
-      <w:bookmarkStart w:id="0" w:name="_GoBack"/>
-      <w:bookmarkEnd w:id="0"/>
     </w:p>
     <w:p>
       <w:pPr>
@@ -27838,6 +27836,185 @@
       <w:pPr>
         <w:pStyle w:val="NoSpacing"/>
       </w:pPr>
+    </w:p>
+    <w:p>
+      <w:pPr>
+        <w:pStyle w:val="NoSpacing"/>
+        <w:rPr>
+          <w:sz w:val="36"/>
+          <w:szCs w:val="36"/>
+        </w:rPr>
+      </w:pPr>
+    </w:p>
+    <w:p>
+      <w:pPr>
+        <w:pStyle w:val="NoSpacing"/>
+        <w:rPr>
+          <w:b/>
+          <w:sz w:val="36"/>
+          <w:szCs w:val="36"/>
+        </w:rPr>
+      </w:pPr>
+      <w:r>
+        <w:rPr>
+          <w:b/>
+          <w:sz w:val="36"/>
+          <w:szCs w:val="36"/>
+        </w:rPr>
+        <w:t>NUMPY</w:t>
+      </w:r>
+      <w:r>
+        <w:rPr>
+          <w:b/>
+          <w:sz w:val="36"/>
+          <w:szCs w:val="36"/>
+        </w:rPr>
+        <w:t xml:space="preserve"> (pip install numpy)</w:t>
+      </w:r>
+    </w:p>
+    <w:p>
+      <w:pPr>
+        <w:pStyle w:val="NoSpacing"/>
+        <w:numPr>
+          <w:ilvl w:val="0"/>
+          <w:numId w:val="6"/>
+        </w:numPr>
+      </w:pPr>
+      <w:r>
+        <w:t xml:space="preserve">NUMPY is used to create an Array </w:t>
+      </w:r>
+    </w:p>
+    <w:p>
+      <w:pPr>
+        <w:pStyle w:val="NoSpacing"/>
+        <w:numPr>
+          <w:ilvl w:val="0"/>
+          <w:numId w:val="6"/>
+        </w:numPr>
+      </w:pPr>
+      <w:r>
+        <w:t>Numerical in python(it is very strong and Powerfull library for numerical calculation )</w:t>
+      </w:r>
+    </w:p>
+    <w:p>
+      <w:pPr>
+        <w:pStyle w:val="NoSpacing"/>
+        <w:ind w:left="720"/>
+      </w:pPr>
+    </w:p>
+    <w:p>
+      <w:pPr>
+        <w:pStyle w:val="NoSpacing"/>
+        <w:ind w:left="360"/>
+        <w:rPr>
+          <w:b/>
+          <w:sz w:val="28"/>
+          <w:szCs w:val="28"/>
+        </w:rPr>
+      </w:pPr>
+      <w:r>
+        <w:rPr>
+          <w:b/>
+          <w:sz w:val="28"/>
+          <w:szCs w:val="28"/>
+        </w:rPr>
+        <w:t>Array</w:t>
+      </w:r>
+    </w:p>
+    <w:p>
+      <w:pPr>
+        <w:pStyle w:val="ListParagraph"/>
+        <w:numPr>
+          <w:ilvl w:val="0"/>
+          <w:numId w:val="6"/>
+        </w:numPr>
+      </w:pPr>
+      <w:r>
+        <w:t xml:space="preserve">Array is the collection of similar type lof data Type </w:t>
+      </w:r>
+    </w:p>
+    <w:p>
+      <w:pPr>
+        <w:pStyle w:val="ListParagraph"/>
+        <w:numPr>
+          <w:ilvl w:val="0"/>
+          <w:numId w:val="6"/>
+        </w:numPr>
+      </w:pPr>
+      <w:r>
+        <w:t>Array is the collection of homogenous datatype</w:t>
+      </w:r>
+    </w:p>
+    <w:p>
+      <w:pPr>
+        <w:pStyle w:val="ListParagraph"/>
+        <w:numPr>
+          <w:ilvl w:val="0"/>
+          <w:numId w:val="6"/>
+        </w:numPr>
+      </w:pPr>
+      <w:r>
+        <w:t xml:space="preserve">Array is faster then List </w:t>
+      </w:r>
+    </w:p>
+    <w:p>
+      <w:pPr>
+        <w:pStyle w:val="ListParagraph"/>
+        <w:numPr>
+          <w:ilvl w:val="0"/>
+          <w:numId w:val="6"/>
+        </w:numPr>
+      </w:pPr>
+      <w:r>
+        <w:t xml:space="preserve">Formulla </w:t>
+      </w:r>
+      <w:r>
+        <w:sym w:font="Wingdings" w:char="F0E8"/>
+      </w:r>
+      <w:r>
+        <w:t xml:space="preserve"> ( </w:t>
+      </w:r>
+      <w:r>
+        <w:t>starting element address  , bit size (int , string) , index(konse index ka data print krvana hai )</w:t>
+      </w:r>
+      <w:r>
+        <w:t>)</w:t>
+      </w:r>
+    </w:p>
+    <w:p>
+      <w:pPr>
+        <w:pStyle w:val="ListParagraph"/>
+        <w:numPr>
+          <w:ilvl w:val="0"/>
+          <w:numId w:val="6"/>
+        </w:numPr>
+      </w:pPr>
+      <w:r>
+        <w:t xml:space="preserve">It based on the concept of </w:t>
+      </w:r>
+      <w:r>
+        <w:rPr>
+          <w:b/>
+        </w:rPr>
+        <w:t xml:space="preserve">contiguous memory </w:t>
+      </w:r>
+      <w:r>
+        <w:rPr>
+          <w:b/>
+        </w:rPr>
+        <w:t xml:space="preserve">means </w:t>
+      </w:r>
+      <w:r>
+        <w:rPr>
+          <w:b/>
+        </w:rPr>
+        <w:sym w:font="Wingdings" w:char="F0E8"/>
+      </w:r>
+      <w:r>
+        <w:t xml:space="preserve"> array works on contiguous memory unlike list (list works on random memory)</w:t>
+      </w:r>
+      <w:bookmarkStart w:id="0" w:name="_GoBack"/>
+      <w:bookmarkEnd w:id="0"/>
     </w:p>
     <w:sectPr>
       <w:pgSz w:w="15840" w:h="24480" w:code="3"/>
@@ -28191,122 +28368,9 @@
     </w:lvl>
   </w:abstractNum>
   <w:abstractNum w:abstractNumId="3" w15:restartNumberingAfterBreak="0">
-    <w:nsid w:val="52F004D3"/>
-    <w:multiLevelType w:val="multilevel"/>
-    <w:tmpl w:val="84FE70EA"/>
-    <w:lvl w:ilvl="0">
-      <w:start w:val="1"/>
-      <w:numFmt w:val="decimal"/>
-      <w:lvlText w:val="%1."/>
-      <w:lvlJc w:val="left"/>
-      <w:pPr>
-        <w:tabs>
-          <w:tab w:val="num" w:pos="720"/>
-        </w:tabs>
-        <w:ind w:left="720" w:hanging="360"/>
-      </w:pPr>
-    </w:lvl>
-    <w:lvl w:ilvl="1" w:tentative="1">
-      <w:start w:val="1"/>
-      <w:numFmt w:val="decimal"/>
-      <w:lvlText w:val="%2."/>
-      <w:lvlJc w:val="left"/>
-      <w:pPr>
-        <w:tabs>
-          <w:tab w:val="num" w:pos="1440"/>
-        </w:tabs>
-        <w:ind w:left="1440" w:hanging="360"/>
-      </w:pPr>
-    </w:lvl>
-    <w:lvl w:ilvl="2" w:tentative="1">
-      <w:start w:val="1"/>
-      <w:numFmt w:val="decimal"/>
-      <w:lvlText w:val="%3."/>
-      <w:lvlJc w:val="left"/>
-      <w:pPr>
-        <w:tabs>
-          <w:tab w:val="num" w:pos="2160"/>
-        </w:tabs>
-        <w:ind w:left="2160" w:hanging="360"/>
-      </w:pPr>
-    </w:lvl>
-    <w:lvl w:ilvl="3" w:tentative="1">
-      <w:start w:val="1"/>
-      <w:numFmt w:val="decimal"/>
-      <w:lvlText w:val="%4."/>
-      <w:lvlJc w:val="left"/>
-      <w:pPr>
-        <w:tabs>
-          <w:tab w:val="num" w:pos="2880"/>
-        </w:tabs>
-        <w:ind w:left="2880" w:hanging="360"/>
-      </w:pPr>
-    </w:lvl>
-    <w:lvl w:ilvl="4" w:tentative="1">
-      <w:start w:val="1"/>
-      <w:numFmt w:val="decimal"/>
-      <w:lvlText w:val="%5."/>
-      <w:lvlJc w:val="left"/>
-      <w:pPr>
-        <w:tabs>
-          <w:tab w:val="num" w:pos="3600"/>
-        </w:tabs>
-        <w:ind w:left="3600" w:hanging="360"/>
-      </w:pPr>
-    </w:lvl>
-    <w:lvl w:ilvl="5" w:tentative="1">
-      <w:start w:val="1"/>
-      <w:numFmt w:val="decimal"/>
-      <w:lvlText w:val="%6."/>
-      <w:lvlJc w:val="left"/>
-      <w:pPr>
-        <w:tabs>
-          <w:tab w:val="num" w:pos="4320"/>
-        </w:tabs>
-        <w:ind w:left="4320" w:hanging="360"/>
-      </w:pPr>
-    </w:lvl>
-    <w:lvl w:ilvl="6" w:tentative="1">
-      <w:start w:val="1"/>
-      <w:numFmt w:val="decimal"/>
-      <w:lvlText w:val="%7."/>
-      <w:lvlJc w:val="left"/>
-      <w:pPr>
-        <w:tabs>
-          <w:tab w:val="num" w:pos="5040"/>
-        </w:tabs>
-        <w:ind w:left="5040" w:hanging="360"/>
-      </w:pPr>
-    </w:lvl>
-    <w:lvl w:ilvl="7" w:tentative="1">
-      <w:start w:val="1"/>
-      <w:numFmt w:val="decimal"/>
-      <w:lvlText w:val="%8."/>
-      <w:lvlJc w:val="left"/>
-      <w:pPr>
-        <w:tabs>
-          <w:tab w:val="num" w:pos="5760"/>
-        </w:tabs>
-        <w:ind w:left="5760" w:hanging="360"/>
-      </w:pPr>
-    </w:lvl>
-    <w:lvl w:ilvl="8" w:tentative="1">
-      <w:start w:val="1"/>
-      <w:numFmt w:val="decimal"/>
-      <w:lvlText w:val="%9."/>
-      <w:lvlJc w:val="left"/>
-      <w:pPr>
-        <w:tabs>
-          <w:tab w:val="num" w:pos="6480"/>
-        </w:tabs>
-        <w:ind w:left="6480" w:hanging="360"/>
-      </w:pPr>
-    </w:lvl>
-  </w:abstractNum>
-  <w:abstractNum w:abstractNumId="4" w15:restartNumberingAfterBreak="0">
-    <w:nsid w:val="7D0F6DE1"/>
+    <w:nsid w:val="471775BD"/>
     <w:multiLevelType w:val="hybridMultilevel"/>
-    <w:tmpl w:val="479A335E"/>
+    <w:tmpl w:val="271A9436"/>
     <w:lvl w:ilvl="0" w:tplc="04090001">
       <w:start w:val="1"/>
       <w:numFmt w:val="bullet"/>
@@ -28416,20 +28480,249 @@
       </w:rPr>
     </w:lvl>
   </w:abstractNum>
+  <w:abstractNum w:abstractNumId="4" w15:restartNumberingAfterBreak="0">
+    <w:nsid w:val="52F004D3"/>
+    <w:multiLevelType w:val="multilevel"/>
+    <w:tmpl w:val="84FE70EA"/>
+    <w:lvl w:ilvl="0">
+      <w:start w:val="1"/>
+      <w:numFmt w:val="decimal"/>
+      <w:lvlText w:val="%1."/>
+      <w:lvlJc w:val="left"/>
+      <w:pPr>
+        <w:tabs>
+          <w:tab w:val="num" w:pos="720"/>
+        </w:tabs>
+        <w:ind w:left="720" w:hanging="360"/>
+      </w:pPr>
+    </w:lvl>
+    <w:lvl w:ilvl="1" w:tentative="1">
+      <w:start w:val="1"/>
+      <w:numFmt w:val="decimal"/>
+      <w:lvlText w:val="%2."/>
+      <w:lvlJc w:val="left"/>
+      <w:pPr>
+        <w:tabs>
+          <w:tab w:val="num" w:pos="1440"/>
+        </w:tabs>
+        <w:ind w:left="1440" w:hanging="360"/>
+      </w:pPr>
+    </w:lvl>
+    <w:lvl w:ilvl="2" w:tentative="1">
+      <w:start w:val="1"/>
+      <w:numFmt w:val="decimal"/>
+      <w:lvlText w:val="%3."/>
+      <w:lvlJc w:val="left"/>
+      <w:pPr>
+        <w:tabs>
+          <w:tab w:val="num" w:pos="2160"/>
+        </w:tabs>
+        <w:ind w:left="2160" w:hanging="360"/>
+      </w:pPr>
+    </w:lvl>
+    <w:lvl w:ilvl="3" w:tentative="1">
+      <w:start w:val="1"/>
+      <w:numFmt w:val="decimal"/>
+      <w:lvlText w:val="%4."/>
+      <w:lvlJc w:val="left"/>
+      <w:pPr>
+        <w:tabs>
+          <w:tab w:val="num" w:pos="2880"/>
+        </w:tabs>
+        <w:ind w:left="2880" w:hanging="360"/>
+      </w:pPr>
+    </w:lvl>
+    <w:lvl w:ilvl="4" w:tentative="1">
+      <w:start w:val="1"/>
+      <w:numFmt w:val="decimal"/>
+      <w:lvlText w:val="%5."/>
+      <w:lvlJc w:val="left"/>
+      <w:pPr>
+        <w:tabs>
+          <w:tab w:val="num" w:pos="3600"/>
+        </w:tabs>
+        <w:ind w:left="3600" w:hanging="360"/>
+      </w:pPr>
+    </w:lvl>
+    <w:lvl w:ilvl="5" w:tentative="1">
+      <w:start w:val="1"/>
+      <w:numFmt w:val="decimal"/>
+      <w:lvlText w:val="%6."/>
+      <w:lvlJc w:val="left"/>
+      <w:pPr>
+        <w:tabs>
+          <w:tab w:val="num" w:pos="4320"/>
+        </w:tabs>
+        <w:ind w:left="4320" w:hanging="360"/>
+      </w:pPr>
+    </w:lvl>
+    <w:lvl w:ilvl="6" w:tentative="1">
+      <w:start w:val="1"/>
+      <w:numFmt w:val="decimal"/>
+      <w:lvlText w:val="%7."/>
+      <w:lvlJc w:val="left"/>
+      <w:pPr>
+        <w:tabs>
+          <w:tab w:val="num" w:pos="5040"/>
+        </w:tabs>
+        <w:ind w:left="5040" w:hanging="360"/>
+      </w:pPr>
+    </w:lvl>
+    <w:lvl w:ilvl="7" w:tentative="1">
+      <w:start w:val="1"/>
+      <w:numFmt w:val="decimal"/>
+      <w:lvlText w:val="%8."/>
+      <w:lvlJc w:val="left"/>
+      <w:pPr>
+        <w:tabs>
+          <w:tab w:val="num" w:pos="5760"/>
+        </w:tabs>
+        <w:ind w:left="5760" w:hanging="360"/>
+      </w:pPr>
+    </w:lvl>
+    <w:lvl w:ilvl="8" w:tentative="1">
+      <w:start w:val="1"/>
+      <w:numFmt w:val="decimal"/>
+      <w:lvlText w:val="%9."/>
+      <w:lvlJc w:val="left"/>
+      <w:pPr>
+        <w:tabs>
+          <w:tab w:val="num" w:pos="6480"/>
+        </w:tabs>
+        <w:ind w:left="6480" w:hanging="360"/>
+      </w:pPr>
+    </w:lvl>
+  </w:abstractNum>
+  <w:abstractNum w:abstractNumId="5" w15:restartNumberingAfterBreak="0">
+    <w:nsid w:val="7D0F6DE1"/>
+    <w:multiLevelType w:val="hybridMultilevel"/>
+    <w:tmpl w:val="479A335E"/>
+    <w:lvl w:ilvl="0" w:tplc="04090001">
+      <w:start w:val="1"/>
+      <w:numFmt w:val="bullet"/>
+      <w:lvlText w:val=""/>
+      <w:lvlJc w:val="left"/>
+      <w:pPr>
+        <w:ind w:left="720" w:hanging="360"/>
+      </w:pPr>
+      <w:rPr>
+        <w:rFonts w:ascii="Symbol" w:hAnsi="Symbol" w:hint="default"/>
+      </w:rPr>
+    </w:lvl>
+    <w:lvl w:ilvl="1" w:tplc="04090003" w:tentative="1">
+      <w:start w:val="1"/>
+      <w:numFmt w:val="bullet"/>
+      <w:lvlText w:val="o"/>
+      <w:lvlJc w:val="left"/>
+      <w:pPr>
+        <w:ind w:left="1440" w:hanging="360"/>
+      </w:pPr>
+      <w:rPr>
+        <w:rFonts w:ascii="Courier New" w:hAnsi="Courier New" w:cs="Courier New" w:hint="default"/>
+      </w:rPr>
+    </w:lvl>
+    <w:lvl w:ilvl="2" w:tplc="04090005" w:tentative="1">
+      <w:start w:val="1"/>
+      <w:numFmt w:val="bullet"/>
+      <w:lvlText w:val=""/>
+      <w:lvlJc w:val="left"/>
+      <w:pPr>
+        <w:ind w:left="2160" w:hanging="360"/>
+      </w:pPr>
+      <w:rPr>
+        <w:rFonts w:ascii="Wingdings" w:hAnsi="Wingdings" w:hint="default"/>
+      </w:rPr>
+    </w:lvl>
+    <w:lvl w:ilvl="3" w:tplc="04090001" w:tentative="1">
+      <w:start w:val="1"/>
+      <w:numFmt w:val="bullet"/>
+      <w:lvlText w:val=""/>
+      <w:lvlJc w:val="left"/>
+      <w:pPr>
+        <w:ind w:left="2880" w:hanging="360"/>
+      </w:pPr>
+      <w:rPr>
+        <w:rFonts w:ascii="Symbol" w:hAnsi="Symbol" w:hint="default"/>
+      </w:rPr>
+    </w:lvl>
+    <w:lvl w:ilvl="4" w:tplc="04090003" w:tentative="1">
+      <w:start w:val="1"/>
+      <w:numFmt w:val="bullet"/>
+      <w:lvlText w:val="o"/>
+      <w:lvlJc w:val="left"/>
+      <w:pPr>
+        <w:ind w:left="3600" w:hanging="360"/>
+      </w:pPr>
+      <w:rPr>
+        <w:rFonts w:ascii="Courier New" w:hAnsi="Courier New" w:cs="Courier New" w:hint="default"/>
+      </w:rPr>
+    </w:lvl>
+    <w:lvl w:ilvl="5" w:tplc="04090005" w:tentative="1">
+      <w:start w:val="1"/>
+      <w:numFmt w:val="bullet"/>
+      <w:lvlText w:val=""/>
+      <w:lvlJc w:val="left"/>
+      <w:pPr>
+        <w:ind w:left="4320" w:hanging="360"/>
+      </w:pPr>
+      <w:rPr>
+        <w:rFonts w:ascii="Wingdings" w:hAnsi="Wingdings" w:hint="default"/>
+      </w:rPr>
+    </w:lvl>
+    <w:lvl w:ilvl="6" w:tplc="04090001" w:tentative="1">
+      <w:start w:val="1"/>
+      <w:numFmt w:val="bullet"/>
+      <w:lvlText w:val=""/>
+      <w:lvlJc w:val="left"/>
+      <w:pPr>
+        <w:ind w:left="5040" w:hanging="360"/>
+      </w:pPr>
+      <w:rPr>
+        <w:rFonts w:ascii="Symbol" w:hAnsi="Symbol" w:hint="default"/>
+      </w:rPr>
+    </w:lvl>
+    <w:lvl w:ilvl="7" w:tplc="04090003" w:tentative="1">
+      <w:start w:val="1"/>
+      <w:numFmt w:val="bullet"/>
+      <w:lvlText w:val="o"/>
+      <w:lvlJc w:val="left"/>
+      <w:pPr>
+        <w:ind w:left="5760" w:hanging="360"/>
+      </w:pPr>
+      <w:rPr>
+        <w:rFonts w:ascii="Courier New" w:hAnsi="Courier New" w:cs="Courier New" w:hint="default"/>
+      </w:rPr>
+    </w:lvl>
+    <w:lvl w:ilvl="8" w:tplc="04090005" w:tentative="1">
+      <w:start w:val="1"/>
+      <w:numFmt w:val="bullet"/>
+      <w:lvlText w:val=""/>
+      <w:lvlJc w:val="left"/>
+      <w:pPr>
+        <w:ind w:left="6480" w:hanging="360"/>
+      </w:pPr>
+      <w:rPr>
+        <w:rFonts w:ascii="Wingdings" w:hAnsi="Wingdings" w:hint="default"/>
+      </w:rPr>
+    </w:lvl>
+  </w:abstractNum>
   <w:num w:numId="1">
-    <w:abstractNumId w:val="3"/>
+    <w:abstractNumId w:val="4"/>
   </w:num>
   <w:num w:numId="2">
     <w:abstractNumId w:val="1"/>
   </w:num>
   <w:num w:numId="3">
-    <w:abstractNumId w:val="4"/>
+    <w:abstractNumId w:val="5"/>
   </w:num>
   <w:num w:numId="4">
     <w:abstractNumId w:val="0"/>
   </w:num>
   <w:num w:numId="5">
     <w:abstractNumId w:val="2"/>
+  </w:num>
+  <w:num w:numId="6">
+    <w:abstractNumId w:val="3"/>
   </w:num>
 </w:numbering>
 </file>
@@ -28937,6 +29230,17 @@
       <w:szCs w:val="24"/>
     </w:rPr>
   </w:style>
+  <w:style w:type="paragraph" w:styleId="ListParagraph">
+    <w:name w:val="List Paragraph"/>
+    <w:basedOn w:val="Normal"/>
+    <w:uiPriority w:val="34"/>
+    <w:qFormat/>
+    <w:rsid w:val="00115D0F"/>
+    <w:pPr>
+      <w:ind w:left="720"/>
+      <w:contextualSpacing/>
+    </w:pPr>
+  </w:style>
 </w:styles>
 </file>
 

--- a/Croma Campus  Notes Python.docx
+++ b/Croma Campus  Notes Python.docx
@@ -27699,7 +27699,15 @@
           <w:sz w:val="52"/>
           <w:szCs w:val="52"/>
         </w:rPr>
-        <w:t>------------------------19/05</w:t>
+        <w:t>-----------------------</w:t>
+      </w:r>
+      <w:r>
+        <w:rPr>
+          <w:b/>
+          <w:sz w:val="52"/>
+          <w:szCs w:val="52"/>
+        </w:rPr>
+        <w:t>19/05</w:t>
       </w:r>
       <w:r>
         <w:rPr>
@@ -28013,9 +28021,129 @@
       <w:r>
         <w:t xml:space="preserve"> array works on contiguous memory unlike list (list works on random memory)</w:t>
       </w:r>
+    </w:p>
+    <w:p/>
+    <w:p/>
+    <w:p>
+      <w:pPr>
+        <w:pStyle w:val="NoSpacing"/>
+      </w:pPr>
+      <w:r>
+        <w:rPr>
+          <w:b/>
+          <w:sz w:val="52"/>
+          <w:szCs w:val="52"/>
+        </w:rPr>
+        <w:t xml:space="preserve"> (Numpy &amp; Pandas) </w:t>
+      </w:r>
+      <w:r>
+        <w:rPr>
+          <w:b/>
+          <w:sz w:val="52"/>
+          <w:szCs w:val="52"/>
+        </w:rPr>
+        <w:t>----------------------</w:t>
+      </w:r>
+      <w:r>
+        <w:rPr>
+          <w:b/>
+          <w:sz w:val="52"/>
+          <w:szCs w:val="52"/>
+        </w:rPr>
+        <w:t>-----------------------19/05</w:t>
+      </w:r>
+      <w:r>
+        <w:rPr>
+          <w:b/>
+          <w:sz w:val="52"/>
+          <w:szCs w:val="52"/>
+        </w:rPr>
+        <w:t>/2026</w:t>
+      </w:r>
+    </w:p>
+    <w:p/>
+    <w:p>
+      <w:pPr>
+        <w:rPr>
+          <w:b/>
+          <w:sz w:val="40"/>
+          <w:szCs w:val="40"/>
+        </w:rPr>
+      </w:pPr>
+      <w:r>
+        <w:rPr>
+          <w:b/>
+          <w:sz w:val="40"/>
+          <w:szCs w:val="40"/>
+        </w:rPr>
+        <w:t>pandas</w:t>
+      </w:r>
+    </w:p>
+    <w:p>
+      <w:pPr>
+        <w:pStyle w:val="ListParagraph"/>
+        <w:numPr>
+          <w:ilvl w:val="0"/>
+          <w:numId w:val="7"/>
+        </w:numPr>
+      </w:pPr>
+      <w:r>
+        <w:t xml:space="preserve">Pandas is used to </w:t>
+      </w:r>
+      <w:r>
+        <w:rPr>
+          <w:b/>
+        </w:rPr>
+        <w:t xml:space="preserve">Extract </w:t>
+      </w:r>
+      <w:r>
+        <w:t xml:space="preserve">and  </w:t>
+      </w:r>
+      <w:r>
+        <w:rPr>
+          <w:b/>
+        </w:rPr>
+        <w:t xml:space="preserve">Transform </w:t>
+      </w:r>
+      <w:r>
+        <w:t xml:space="preserve"> the data </w:t>
+      </w:r>
+    </w:p>
+    <w:p>
+      <w:pPr>
+        <w:pStyle w:val="ListParagraph"/>
+        <w:numPr>
+          <w:ilvl w:val="0"/>
+          <w:numId w:val="7"/>
+        </w:numPr>
+      </w:pPr>
+      <w:r>
+        <w:t>Loading data from a source like csv , xls, parqueet  , json and database etc</w:t>
+      </w:r>
+    </w:p>
+    <w:p>
+      <w:pPr>
+        <w:pStyle w:val="ListParagraph"/>
+        <w:numPr>
+          <w:ilvl w:val="0"/>
+          <w:numId w:val="7"/>
+        </w:numPr>
+      </w:pPr>
+      <w:r>
+        <w:t>Data should be series(1 D)  or DataFrame(Tabular Format)</w:t>
+      </w:r>
+    </w:p>
+    <w:p>
       <w:bookmarkStart w:id="0" w:name="_GoBack"/>
       <w:bookmarkEnd w:id="0"/>
     </w:p>
+    <w:p/>
+    <w:p/>
+    <w:p/>
+    <w:p/>
+    <w:p/>
+    <w:p/>
+    <w:p/>
     <w:sectPr>
       <w:pgSz w:w="15840" w:h="24480" w:code="3"/>
       <w:pgMar w:top="720" w:right="720" w:bottom="720" w:left="720" w:header="720" w:footer="720" w:gutter="0"/>
@@ -28594,6 +28722,119 @@
     </w:lvl>
   </w:abstractNum>
   <w:abstractNum w:abstractNumId="5" w15:restartNumberingAfterBreak="0">
+    <w:nsid w:val="5C951A9E"/>
+    <w:multiLevelType w:val="hybridMultilevel"/>
+    <w:tmpl w:val="93E89B04"/>
+    <w:lvl w:ilvl="0" w:tplc="04090001">
+      <w:start w:val="1"/>
+      <w:numFmt w:val="bullet"/>
+      <w:lvlText w:val=""/>
+      <w:lvlJc w:val="left"/>
+      <w:pPr>
+        <w:ind w:left="720" w:hanging="360"/>
+      </w:pPr>
+      <w:rPr>
+        <w:rFonts w:ascii="Symbol" w:hAnsi="Symbol" w:hint="default"/>
+      </w:rPr>
+    </w:lvl>
+    <w:lvl w:ilvl="1" w:tplc="04090003" w:tentative="1">
+      <w:start w:val="1"/>
+      <w:numFmt w:val="bullet"/>
+      <w:lvlText w:val="o"/>
+      <w:lvlJc w:val="left"/>
+      <w:pPr>
+        <w:ind w:left="1440" w:hanging="360"/>
+      </w:pPr>
+      <w:rPr>
+        <w:rFonts w:ascii="Courier New" w:hAnsi="Courier New" w:cs="Courier New" w:hint="default"/>
+      </w:rPr>
+    </w:lvl>
+    <w:lvl w:ilvl="2" w:tplc="04090005" w:tentative="1">
+      <w:start w:val="1"/>
+      <w:numFmt w:val="bullet"/>
+      <w:lvlText w:val=""/>
+      <w:lvlJc w:val="left"/>
+      <w:pPr>
+        <w:ind w:left="2160" w:hanging="360"/>
+      </w:pPr>
+      <w:rPr>
+        <w:rFonts w:ascii="Wingdings" w:hAnsi="Wingdings" w:hint="default"/>
+      </w:rPr>
+    </w:lvl>
+    <w:lvl w:ilvl="3" w:tplc="04090001" w:tentative="1">
+      <w:start w:val="1"/>
+      <w:numFmt w:val="bullet"/>
+      <w:lvlText w:val=""/>
+      <w:lvlJc w:val="left"/>
+      <w:pPr>
+        <w:ind w:left="2880" w:hanging="360"/>
+      </w:pPr>
+      <w:rPr>
+        <w:rFonts w:ascii="Symbol" w:hAnsi="Symbol" w:hint="default"/>
+      </w:rPr>
+    </w:lvl>
+    <w:lvl w:ilvl="4" w:tplc="04090003" w:tentative="1">
+      <w:start w:val="1"/>
+      <w:numFmt w:val="bullet"/>
+      <w:lvlText w:val="o"/>
+      <w:lvlJc w:val="left"/>
+      <w:pPr>
+        <w:ind w:left="3600" w:hanging="360"/>
+      </w:pPr>
+      <w:rPr>
+        <w:rFonts w:ascii="Courier New" w:hAnsi="Courier New" w:cs="Courier New" w:hint="default"/>
+      </w:rPr>
+    </w:lvl>
+    <w:lvl w:ilvl="5" w:tplc="04090005" w:tentative="1">
+      <w:start w:val="1"/>
+      <w:numFmt w:val="bullet"/>
+      <w:lvlText w:val=""/>
+      <w:lvlJc w:val="left"/>
+      <w:pPr>
+        <w:ind w:left="4320" w:hanging="360"/>
+      </w:pPr>
+      <w:rPr>
+        <w:rFonts w:ascii="Wingdings" w:hAnsi="Wingdings" w:hint="default"/>
+      </w:rPr>
+    </w:lvl>
+    <w:lvl w:ilvl="6" w:tplc="04090001" w:tentative="1">
+      <w:start w:val="1"/>
+      <w:numFmt w:val="bullet"/>
+      <w:lvlText w:val=""/>
+      <w:lvlJc w:val="left"/>
+      <w:pPr>
+        <w:ind w:left="5040" w:hanging="360"/>
+      </w:pPr>
+      <w:rPr>
+        <w:rFonts w:ascii="Symbol" w:hAnsi="Symbol" w:hint="default"/>
+      </w:rPr>
+    </w:lvl>
+    <w:lvl w:ilvl="7" w:tplc="04090003" w:tentative="1">
+      <w:start w:val="1"/>
+      <w:numFmt w:val="bullet"/>
+      <w:lvlText w:val="o"/>
+      <w:lvlJc w:val="left"/>
+      <w:pPr>
+        <w:ind w:left="5760" w:hanging="360"/>
+      </w:pPr>
+      <w:rPr>
+        <w:rFonts w:ascii="Courier New" w:hAnsi="Courier New" w:cs="Courier New" w:hint="default"/>
+      </w:rPr>
+    </w:lvl>
+    <w:lvl w:ilvl="8" w:tplc="04090005" w:tentative="1">
+      <w:start w:val="1"/>
+      <w:numFmt w:val="bullet"/>
+      <w:lvlText w:val=""/>
+      <w:lvlJc w:val="left"/>
+      <w:pPr>
+        <w:ind w:left="6480" w:hanging="360"/>
+      </w:pPr>
+      <w:rPr>
+        <w:rFonts w:ascii="Wingdings" w:hAnsi="Wingdings" w:hint="default"/>
+      </w:rPr>
+    </w:lvl>
+  </w:abstractNum>
+  <w:abstractNum w:abstractNumId="6" w15:restartNumberingAfterBreak="0">
     <w:nsid w:val="7D0F6DE1"/>
     <w:multiLevelType w:val="hybridMultilevel"/>
     <w:tmpl w:val="479A335E"/>
@@ -28713,7 +28954,7 @@
     <w:abstractNumId w:val="1"/>
   </w:num>
   <w:num w:numId="3">
-    <w:abstractNumId w:val="5"/>
+    <w:abstractNumId w:val="6"/>
   </w:num>
   <w:num w:numId="4">
     <w:abstractNumId w:val="0"/>
@@ -28723,6 +28964,9 @@
   </w:num>
   <w:num w:numId="6">
     <w:abstractNumId w:val="3"/>
+  </w:num>
+  <w:num w:numId="7">
+    <w:abstractNumId w:val="5"/>
   </w:num>
 </w:numbering>
 </file>

--- a/Croma Campus  Notes Python.docx
+++ b/Croma Campus  Notes Python.docx
@@ -28134,16 +28134,719 @@
       </w:r>
     </w:p>
     <w:p>
+      <w:pPr>
+        <w:pStyle w:val="ListParagraph"/>
+        <w:numPr>
+          <w:ilvl w:val="0"/>
+          <w:numId w:val="7"/>
+        </w:numPr>
+      </w:pPr>
+      <w:r>
+        <w:t>Pandas is used to do ETL operations (Extract , Transfrom , Load(</w:t>
+      </w:r>
+      <w:r>
+        <w:t xml:space="preserve">in </w:t>
+      </w:r>
+      <w:r>
+        <w:t>cloud )</w:t>
+      </w:r>
+      <w:r>
+        <w:t xml:space="preserve"> )</w:t>
+      </w:r>
+    </w:p>
+    <w:p>
+      <w:r>
+        <w:t>data = {</w:t>
+      </w:r>
+    </w:p>
+    <w:p>
+      <w:r>
+        <w:t xml:space="preserve">    'Empid': [101,102,103,104,105,106,107,108,109,110],</w:t>
+      </w:r>
+    </w:p>
+    <w:p>
+      <w:r>
+        <w:t xml:space="preserve">    'Empname': ['Ram','Shyam','Mohan' , 'Rohan','Anu','Riya','Simran','Nameera' ,'Mohit','Bhavna '],</w:t>
+      </w:r>
+    </w:p>
+    <w:p>
+      <w:r>
+        <w:t xml:space="preserve">    'Empsalary':[42121,43232,21331,43532,83637,37212,18173,73536,21341,42313]</w:t>
+      </w:r>
+    </w:p>
+    <w:p>
+      <w:r>
+        <w:t>}</w:t>
+      </w:r>
+    </w:p>
+    <w:p>
+      <w:pPr>
+        <w:pStyle w:val="NoSpacing"/>
+      </w:pPr>
+      <w:r>
+        <w:t>import pa</w:t>
+      </w:r>
+      <w:r>
+        <w:t>ndas as pd</w:t>
+      </w:r>
+    </w:p>
+    <w:p>
+      <w:pPr>
+        <w:pStyle w:val="NoSpacing"/>
+      </w:pPr>
+      <w:r>
+        <w:t>import numpy as np</w:t>
+      </w:r>
+    </w:p>
+    <w:p>
+      <w:pPr>
+        <w:pStyle w:val="NoSpacing"/>
+      </w:pPr>
+    </w:p>
+    <w:p>
+      <w:pPr>
+        <w:pStyle w:val="NoSpacing"/>
+      </w:pPr>
+      <w:r>
+        <w:rPr>
+          <w:b/>
+        </w:rPr>
+        <w:t>1. df = pd.DataFrame(data)</w:t>
+      </w:r>
+      <w:r>
+        <w:rPr>
+          <w:b/>
+        </w:rPr>
+        <w:t xml:space="preserve"> </w:t>
+      </w:r>
+      <w:r>
+        <w:rPr>
+          <w:b/>
+        </w:rPr>
+        <w:sym w:font="Wingdings" w:char="F0E8"/>
+      </w:r>
+      <w:r>
+        <w:rPr>
+          <w:b/>
+        </w:rPr>
+        <w:t xml:space="preserve"> </w:t>
+      </w:r>
+      <w:r>
+        <w:t>it is used to fetch data in table formate</w:t>
+      </w:r>
+      <w:r>
+        <w:t xml:space="preserve">    (Compalsary to fetch data)</w:t>
+      </w:r>
+    </w:p>
+    <w:p>
+      <w:pPr>
+        <w:pStyle w:val="NoSpacing"/>
+      </w:pPr>
+      <w:r>
+        <w:rPr>
+          <w:b/>
+        </w:rPr>
+        <w:t>2</w:t>
+      </w:r>
+      <w:r>
+        <w:rPr>
+          <w:b/>
+        </w:rPr>
+        <w:t>. df</w:t>
+      </w:r>
+      <w:r>
+        <w:rPr>
+          <w:b/>
+        </w:rPr>
+        <w:t>.head()</w:t>
+      </w:r>
+      <w:r>
+        <w:rPr>
+          <w:b/>
+        </w:rPr>
+        <w:sym w:font="Wingdings" w:char="F0E8"/>
+      </w:r>
+      <w:r>
+        <w:t xml:space="preserve"> it is used to fetch first 5 row</w:t>
+      </w:r>
+    </w:p>
+    <w:p>
+      <w:pPr>
+        <w:pStyle w:val="NoSpacing"/>
+      </w:pPr>
+      <w:r>
+        <w:rPr>
+          <w:b/>
+        </w:rPr>
+        <w:t>3.df.head(2)</w:t>
+      </w:r>
+      <w:r>
+        <w:rPr>
+          <w:b/>
+        </w:rPr>
+        <w:sym w:font="Wingdings" w:char="F0E8"/>
+      </w:r>
+      <w:r>
+        <w:rPr>
+          <w:b/>
+        </w:rPr>
+        <w:t xml:space="preserve"> </w:t>
+      </w:r>
+      <w:r>
+        <w:t>it is used to fetch first 2 row</w:t>
+      </w:r>
+    </w:p>
+    <w:p>
+      <w:pPr>
+        <w:pStyle w:val="NoSpacing"/>
+      </w:pPr>
+      <w:r>
+        <w:rPr>
+          <w:b/>
+        </w:rPr>
+        <w:t xml:space="preserve">4. df.tail() </w:t>
+      </w:r>
+      <w:r>
+        <w:rPr>
+          <w:b/>
+        </w:rPr>
+        <w:sym w:font="Wingdings" w:char="F0E8"/>
+      </w:r>
+      <w:r>
+        <w:t xml:space="preserve"> it is used to fetch last 5 row</w:t>
+      </w:r>
+    </w:p>
+    <w:p>
+      <w:pPr>
+        <w:pStyle w:val="NoSpacing"/>
+      </w:pPr>
+      <w:r>
+        <w:rPr>
+          <w:b/>
+        </w:rPr>
+        <w:t>5. df.tail(2)</w:t>
+      </w:r>
+      <w:r>
+        <w:rPr>
+          <w:b/>
+        </w:rPr>
+        <w:sym w:font="Wingdings" w:char="F0E8"/>
+      </w:r>
+      <w:r>
+        <w:t xml:space="preserve">  </w:t>
+      </w:r>
+      <w:r>
+        <w:t xml:space="preserve">it is used to </w:t>
+      </w:r>
+      <w:r>
+        <w:t>fetch last 2</w:t>
+      </w:r>
+      <w:r>
+        <w:t xml:space="preserve"> row</w:t>
+      </w:r>
+    </w:p>
+    <w:p>
+      <w:pPr>
+        <w:pStyle w:val="NoSpacing"/>
+        <w:numPr>
+          <w:ilvl w:val="0"/>
+          <w:numId w:val="9"/>
+        </w:numPr>
+      </w:pPr>
+      <w:r>
+        <w:t>df.</w:t>
+      </w:r>
+      <w:r>
+        <w:t xml:space="preserve">columnname </w:t>
+      </w:r>
+      <w:r>
+        <w:sym w:font="Wingdings" w:char="F0E8"/>
+      </w:r>
+      <w:r>
+        <w:t xml:space="preserve"> it is used to fetch record by column name</w:t>
+      </w:r>
+    </w:p>
+    <w:p>
+      <w:pPr>
+        <w:pStyle w:val="NoSpacing"/>
+        <w:numPr>
+          <w:ilvl w:val="0"/>
+          <w:numId w:val="9"/>
+        </w:numPr>
+      </w:pPr>
+      <w:r>
+        <w:t>df.[‘empname’]</w:t>
+      </w:r>
+      <w:r>
+        <w:sym w:font="Wingdings" w:char="F0E8"/>
+      </w:r>
+      <w:r>
+        <w:t xml:space="preserve"> if column has space like emp name </w:t>
+      </w:r>
+    </w:p>
+    <w:p>
+      <w:pPr>
+        <w:pStyle w:val="NoSpacing"/>
+        <w:numPr>
+          <w:ilvl w:val="0"/>
+          <w:numId w:val="9"/>
+        </w:numPr>
+      </w:pPr>
+      <w:r>
+        <w:t>df.Empsalary.sum()</w:t>
+      </w:r>
+      <w:r>
+        <w:t xml:space="preserve"> </w:t>
+      </w:r>
+      <w:r>
+        <w:sym w:font="Wingdings" w:char="F0E8"/>
+      </w:r>
+      <w:r>
+        <w:t xml:space="preserve"> it is used to find Total salary</w:t>
+      </w:r>
+    </w:p>
+    <w:p>
+      <w:pPr>
+        <w:pStyle w:val="NoSpacing"/>
+        <w:numPr>
+          <w:ilvl w:val="0"/>
+          <w:numId w:val="9"/>
+        </w:numPr>
+      </w:pPr>
+      <w:r>
+        <w:t>df.Empsalary.</w:t>
+      </w:r>
+      <w:r>
+        <w:t>max</w:t>
+      </w:r>
+      <w:r>
+        <w:t xml:space="preserve"> ()</w:t>
+      </w:r>
+      <w:r>
+        <w:t xml:space="preserve"> </w:t>
+      </w:r>
+      <w:r>
+        <w:sym w:font="Wingdings" w:char="F0E8"/>
+      </w:r>
+      <w:r>
+        <w:t xml:space="preserve"> find max salary </w:t>
+      </w:r>
+    </w:p>
+    <w:p>
+      <w:pPr>
+        <w:pStyle w:val="NoSpacing"/>
+        <w:numPr>
+          <w:ilvl w:val="0"/>
+          <w:numId w:val="9"/>
+        </w:numPr>
+      </w:pPr>
+      <w:r>
+        <w:t>df.Empsalary.</w:t>
+      </w:r>
+      <w:r>
+        <w:t>mean</w:t>
+      </w:r>
+      <w:r>
+        <w:t xml:space="preserve"> ()</w:t>
+      </w:r>
+      <w:r>
+        <w:t xml:space="preserve"> </w:t>
+      </w:r>
+      <w:r>
+        <w:sym w:font="Wingdings" w:char="F0E8"/>
+      </w:r>
+      <w:r>
+        <w:t xml:space="preserve"> find average </w:t>
+      </w:r>
+    </w:p>
+    <w:p>
+      <w:pPr>
+        <w:pStyle w:val="NoSpacing"/>
+        <w:numPr>
+          <w:ilvl w:val="0"/>
+          <w:numId w:val="9"/>
+        </w:numPr>
+      </w:pPr>
+      <w:r>
+        <w:t>df.info()</w:t>
+      </w:r>
+      <w:r>
+        <w:sym w:font="Wingdings" w:char="F0E8"/>
+      </w:r>
+      <w:r>
+        <w:t xml:space="preserve"> it shows the details</w:t>
+      </w:r>
+    </w:p>
+    <w:p>
+      <w:pPr>
+        <w:pStyle w:val="NoSpacing"/>
+        <w:ind w:firstLine="720"/>
+      </w:pPr>
+      <w:r>
+        <w:drawing>
+          <wp:inline distT="0" distB="0" distL="0" distR="0" wp14:anchorId="2AE49FE4" wp14:editId="662BE17C">
+            <wp:extent cx="2216150" cy="1447800"/>
+            <wp:effectExtent l="0" t="0" r="0" b="0"/>
+            <wp:docPr id="3" name="Picture 3"/>
+            <wp:cNvGraphicFramePr>
+              <a:graphicFrameLocks xmlns:a="http://schemas.openxmlformats.org/drawingml/2006/main" noChangeAspect="1"/>
+            </wp:cNvGraphicFramePr>
+            <a:graphic xmlns:a="http://schemas.openxmlformats.org/drawingml/2006/main">
+              <a:graphicData uri="http://schemas.openxmlformats.org/drawingml/2006/picture">
+                <pic:pic xmlns:pic="http://schemas.openxmlformats.org/drawingml/2006/picture">
+                  <pic:nvPicPr>
+                    <pic:cNvPr id="1" name=""/>
+                    <pic:cNvPicPr/>
+                  </pic:nvPicPr>
+                  <pic:blipFill>
+                    <a:blip r:embed="rId8"/>
+                    <a:stretch>
+                      <a:fillRect/>
+                    </a:stretch>
+                  </pic:blipFill>
+                  <pic:spPr>
+                    <a:xfrm>
+                      <a:off x="0" y="0"/>
+                      <a:ext cx="2216467" cy="1448007"/>
+                    </a:xfrm>
+                    <a:prstGeom prst="rect">
+                      <a:avLst/>
+                    </a:prstGeom>
+                  </pic:spPr>
+                </pic:pic>
+              </a:graphicData>
+            </a:graphic>
+          </wp:inline>
+        </w:drawing>
+      </w:r>
+    </w:p>
+    <w:p>
+      <w:pPr>
+        <w:pStyle w:val="NoSpacing"/>
+        <w:numPr>
+          <w:ilvl w:val="0"/>
+          <w:numId w:val="9"/>
+        </w:numPr>
+      </w:pPr>
+      <w:r>
+        <w:t>df</w:t>
+      </w:r>
+      <w:r>
+        <w:t>.describe()</w:t>
+      </w:r>
+      <w:r>
+        <w:sym w:font="Wingdings" w:char="F0E8"/>
+      </w:r>
+      <w:r>
+        <w:t xml:space="preserve"> it shows all details</w:t>
+      </w:r>
+    </w:p>
+    <w:p>
+      <w:pPr>
+        <w:pStyle w:val="NoSpacing"/>
+        <w:ind w:left="720"/>
+      </w:pPr>
+      <w:r>
+        <w:lastRenderedPageBreak/>
+        <w:drawing>
+          <wp:inline distT="0" distB="0" distL="0" distR="0" wp14:anchorId="46D1E210" wp14:editId="39D60307">
+            <wp:extent cx="1524000" cy="1574800"/>
+            <wp:effectExtent l="0" t="0" r="0" b="6350"/>
+            <wp:docPr id="4" name="Picture 4"/>
+            <wp:cNvGraphicFramePr>
+              <a:graphicFrameLocks xmlns:a="http://schemas.openxmlformats.org/drawingml/2006/main" noChangeAspect="1"/>
+            </wp:cNvGraphicFramePr>
+            <a:graphic xmlns:a="http://schemas.openxmlformats.org/drawingml/2006/main">
+              <a:graphicData uri="http://schemas.openxmlformats.org/drawingml/2006/picture">
+                <pic:pic xmlns:pic="http://schemas.openxmlformats.org/drawingml/2006/picture">
+                  <pic:nvPicPr>
+                    <pic:cNvPr id="1" name=""/>
+                    <pic:cNvPicPr/>
+                  </pic:nvPicPr>
+                  <pic:blipFill>
+                    <a:blip r:embed="rId9"/>
+                    <a:stretch>
+                      <a:fillRect/>
+                    </a:stretch>
+                  </pic:blipFill>
+                  <pic:spPr>
+                    <a:xfrm>
+                      <a:off x="0" y="0"/>
+                      <a:ext cx="1524219" cy="1575026"/>
+                    </a:xfrm>
+                    <a:prstGeom prst="rect">
+                      <a:avLst/>
+                    </a:prstGeom>
+                  </pic:spPr>
+                </pic:pic>
+              </a:graphicData>
+            </a:graphic>
+          </wp:inline>
+        </w:drawing>
+      </w:r>
+    </w:p>
+    <w:p>
+      <w:pPr>
+        <w:pStyle w:val="NoSpacing"/>
+        <w:numPr>
+          <w:ilvl w:val="0"/>
+          <w:numId w:val="9"/>
+        </w:numPr>
+      </w:pPr>
+      <w:r>
+        <w:t>np.nan</w:t>
+      </w:r>
+      <w:r>
+        <w:sym w:font="Wingdings" w:char="F0E8"/>
+      </w:r>
+      <w:r>
+        <w:t xml:space="preserve"> used to create not a number if you want to do blank data you cant you can use np.nan</w:t>
+      </w:r>
+    </w:p>
+    <w:p>
+      <w:pPr>
+        <w:pStyle w:val="NoSpacing"/>
+        <w:ind w:left="720"/>
+      </w:pPr>
+      <w:r>
+        <w:t>data = {</w:t>
+      </w:r>
+    </w:p>
+    <w:p>
+      <w:pPr>
+        <w:pStyle w:val="NoSpacing"/>
+        <w:ind w:left="720"/>
+      </w:pPr>
+      <w:r>
+        <w:t xml:space="preserve">    'Empid': [101,102,103,104,105,106,107,108,109,110],</w:t>
+      </w:r>
+    </w:p>
+    <w:p>
+      <w:pPr>
+        <w:pStyle w:val="NoSpacing"/>
+        <w:ind w:left="720"/>
+      </w:pPr>
+      <w:r>
+        <w:t xml:space="preserve">    'Empname': ['Ram','Shyam','Mohan' , </w:t>
+      </w:r>
+      <w:r>
+        <w:rPr>
+          <w:highlight w:val="yellow"/>
+        </w:rPr>
+        <w:t>np.nan,</w:t>
+      </w:r>
+      <w:r>
+        <w:t>'Anu','Riya','Simran','Nameera' ,'Mohit','Bhavna '],</w:t>
+      </w:r>
+    </w:p>
+    <w:p>
+      <w:pPr>
+        <w:pStyle w:val="NoSpacing"/>
+        <w:ind w:left="720"/>
+      </w:pPr>
+      <w:r>
+        <w:t xml:space="preserve">    'Empsalary':[42121,43232,21331,43532,83637,37212,18173,73536,21341,42313]</w:t>
+      </w:r>
+    </w:p>
+    <w:p>
+      <w:pPr>
+        <w:pStyle w:val="NoSpacing"/>
+        <w:ind w:left="720"/>
+      </w:pPr>
+      <w:r>
+        <w:t>}</w:t>
+      </w:r>
+    </w:p>
+    <w:p>
+      <w:pPr>
+        <w:pStyle w:val="NoSpacing"/>
+        <w:numPr>
+          <w:ilvl w:val="0"/>
+          <w:numId w:val="11"/>
+        </w:numPr>
+      </w:pPr>
+      <w:r>
+        <w:t>df.info()</w:t>
+      </w:r>
+      <w:r>
+        <w:sym w:font="Wingdings" w:char="F0E8"/>
+      </w:r>
+      <w:r>
+        <w:t xml:space="preserve"> it sh</w:t>
+      </w:r>
+      <w:r>
+        <w:t xml:space="preserve">ows how many data are null </w:t>
+      </w:r>
+    </w:p>
+    <w:p>
+      <w:pPr>
+        <w:pStyle w:val="NoSpacing"/>
+        <w:numPr>
+          <w:ilvl w:val="0"/>
+          <w:numId w:val="9"/>
+        </w:numPr>
+      </w:pPr>
+      <w:r>
+        <w:t>df.isnull()</w:t>
+      </w:r>
+      <w:r>
+        <w:sym w:font="Wingdings" w:char="F0E8"/>
+      </w:r>
+      <w:r>
+        <w:t xml:space="preserve"> it shows missing value in form of True and False (jha missing hai vha true aa jayga)</w:t>
+      </w:r>
+    </w:p>
+    <w:p>
+      <w:pPr>
+        <w:pStyle w:val="NoSpacing"/>
+        <w:ind w:left="720"/>
+      </w:pPr>
+      <w:r>
+        <w:drawing>
+          <wp:inline distT="0" distB="0" distL="0" distR="0" wp14:anchorId="76F85BB9" wp14:editId="597C065F">
+            <wp:extent cx="1250950" cy="1981200"/>
+            <wp:effectExtent l="0" t="0" r="6350" b="0"/>
+            <wp:docPr id="5" name="Picture 5"/>
+            <wp:cNvGraphicFramePr>
+              <a:graphicFrameLocks xmlns:a="http://schemas.openxmlformats.org/drawingml/2006/main" noChangeAspect="1"/>
+            </wp:cNvGraphicFramePr>
+            <a:graphic xmlns:a="http://schemas.openxmlformats.org/drawingml/2006/main">
+              <a:graphicData uri="http://schemas.openxmlformats.org/drawingml/2006/picture">
+                <pic:pic xmlns:pic="http://schemas.openxmlformats.org/drawingml/2006/picture">
+                  <pic:nvPicPr>
+                    <pic:cNvPr id="1" name=""/>
+                    <pic:cNvPicPr/>
+                  </pic:nvPicPr>
+                  <pic:blipFill>
+                    <a:blip r:embed="rId10"/>
+                    <a:stretch>
+                      <a:fillRect/>
+                    </a:stretch>
+                  </pic:blipFill>
+                  <pic:spPr>
+                    <a:xfrm>
+                      <a:off x="0" y="0"/>
+                      <a:ext cx="1251127" cy="1981481"/>
+                    </a:xfrm>
+                    <a:prstGeom prst="rect">
+                      <a:avLst/>
+                    </a:prstGeom>
+                  </pic:spPr>
+                </pic:pic>
+              </a:graphicData>
+            </a:graphic>
+          </wp:inline>
+        </w:drawing>
+      </w:r>
+    </w:p>
+    <w:p>
+      <w:pPr>
+        <w:pStyle w:val="NoSpacing"/>
+        <w:numPr>
+          <w:ilvl w:val="0"/>
+          <w:numId w:val="9"/>
+        </w:numPr>
+      </w:pPr>
+      <w:r>
+        <w:t>df.isnull().sum()</w:t>
+      </w:r>
+      <w:r>
+        <w:sym w:font="Wingdings" w:char="F0E8"/>
+      </w:r>
+      <w:r>
+        <w:t xml:space="preserve"> ye column wise jod kar btayga null hai ya nahi ex: 0 ,1,2</w:t>
+      </w:r>
+    </w:p>
+    <w:p>
+      <w:pPr>
+        <w:pStyle w:val="NoSpacing"/>
+        <w:numPr>
+          <w:ilvl w:val="0"/>
+          <w:numId w:val="9"/>
+        </w:numPr>
+      </w:pPr>
+      <w:r>
+        <w:t>df.isnull().sum()</w:t>
+      </w:r>
+      <w:r>
+        <w:t>.sum</w:t>
+      </w:r>
+      <w:r>
+        <w:sym w:font="Wingdings" w:char="F0E8"/>
+      </w:r>
+      <w:r>
+        <w:t xml:space="preserve"> ye tino ko jod dega 0+1+2</w:t>
+      </w:r>
+      <w:r>
+        <w:sym w:font="Wingdings" w:char="F0E8"/>
+      </w:r>
+      <w:r>
+        <w:t>3</w:t>
+      </w:r>
+    </w:p>
+    <w:p>
+      <w:pPr>
+        <w:pStyle w:val="NoSpacing"/>
+        <w:ind w:left="720"/>
+      </w:pPr>
+      <w:r>
+        <w:drawing>
+          <wp:inline distT="0" distB="0" distL="0" distR="0" wp14:anchorId="360C39C8" wp14:editId="1EF7CE95">
+            <wp:extent cx="1555750" cy="1041120"/>
+            <wp:effectExtent l="0" t="0" r="6350" b="6985"/>
+            <wp:docPr id="6" name="Picture 6"/>
+            <wp:cNvGraphicFramePr>
+              <a:graphicFrameLocks xmlns:a="http://schemas.openxmlformats.org/drawingml/2006/main" noChangeAspect="1"/>
+            </wp:cNvGraphicFramePr>
+            <a:graphic xmlns:a="http://schemas.openxmlformats.org/drawingml/2006/main">
+              <a:graphicData uri="http://schemas.openxmlformats.org/drawingml/2006/picture">
+                <pic:pic xmlns:pic="http://schemas.openxmlformats.org/drawingml/2006/picture">
+                  <pic:nvPicPr>
+                    <pic:cNvPr id="1" name=""/>
+                    <pic:cNvPicPr/>
+                  </pic:nvPicPr>
+                  <pic:blipFill>
+                    <a:blip r:embed="rId11"/>
+                    <a:stretch>
+                      <a:fillRect/>
+                    </a:stretch>
+                  </pic:blipFill>
+                  <pic:spPr>
+                    <a:xfrm>
+                      <a:off x="0" y="0"/>
+                      <a:ext cx="1573188" cy="1052790"/>
+                    </a:xfrm>
+                    <a:prstGeom prst="rect">
+                      <a:avLst/>
+                    </a:prstGeom>
+                  </pic:spPr>
+                </pic:pic>
+              </a:graphicData>
+            </a:graphic>
+          </wp:inline>
+        </w:drawing>
+      </w:r>
+    </w:p>
+    <w:p>
+      <w:pPr>
+        <w:pStyle w:val="NoSpacing"/>
+        <w:numPr>
+          <w:ilvl w:val="0"/>
+          <w:numId w:val="9"/>
+        </w:numPr>
+      </w:pPr>
+      <w:r>
+        <w:t>df</w:t>
+      </w:r>
       <w:bookmarkStart w:id="0" w:name="_GoBack"/>
       <w:bookmarkEnd w:id="0"/>
     </w:p>
-    <w:p/>
-    <w:p/>
-    <w:p/>
-    <w:p/>
-    <w:p/>
-    <w:p/>
-    <w:p/>
+    <w:p>
+      <w:pPr>
+        <w:pStyle w:val="NoSpacing"/>
+        <w:ind w:firstLine="720"/>
+      </w:pPr>
+    </w:p>
     <w:sectPr>
       <w:pgSz w:w="15840" w:h="24480" w:code="3"/>
       <w:pgMar w:top="720" w:right="720" w:bottom="720" w:left="720" w:header="720" w:footer="720" w:gutter="0"/>
@@ -28157,6 +28860,119 @@
 <file path=word/numbering.xml><?xml version="1.0" encoding="utf-8"?>
 <w:numbering xmlns:wpc="http://schemas.microsoft.com/office/word/2010/wordprocessingCanvas" xmlns:mc="http://schemas.openxmlformats.org/markup-compatibility/2006" xmlns:o="urn:schemas-microsoft-com:office:office" xmlns:r="http://schemas.openxmlformats.org/officeDocument/2006/relationships" xmlns:m="http://schemas.openxmlformats.org/officeDocument/2006/math" xmlns:v="urn:schemas-microsoft-com:vml" xmlns:wp14="http://schemas.microsoft.com/office/word/2010/wordprocessingDrawing" xmlns:wp="http://schemas.openxmlformats.org/drawingml/2006/wordprocessingDrawing" xmlns:w10="urn:schemas-microsoft-com:office:word" xmlns:w="http://schemas.openxmlformats.org/wordprocessingml/2006/main" xmlns:w14="http://schemas.microsoft.com/office/word/2010/wordml" xmlns:w15="http://schemas.microsoft.com/office/word/2012/wordml" xmlns:wpg="http://schemas.microsoft.com/office/word/2010/wordprocessingGroup" xmlns:wpi="http://schemas.microsoft.com/office/word/2010/wordprocessingInk" xmlns:wne="http://schemas.microsoft.com/office/word/2006/wordml" xmlns:wps="http://schemas.microsoft.com/office/word/2010/wordprocessingShape" mc:Ignorable="w14 w15 wp14">
   <w:abstractNum w:abstractNumId="0" w15:restartNumberingAfterBreak="0">
+    <w:nsid w:val="06256FD4"/>
+    <w:multiLevelType w:val="hybridMultilevel"/>
+    <w:tmpl w:val="C32628C8"/>
+    <w:lvl w:ilvl="0" w:tplc="04090001">
+      <w:start w:val="1"/>
+      <w:numFmt w:val="bullet"/>
+      <w:lvlText w:val=""/>
+      <w:lvlJc w:val="left"/>
+      <w:pPr>
+        <w:ind w:left="1440" w:hanging="360"/>
+      </w:pPr>
+      <w:rPr>
+        <w:rFonts w:ascii="Symbol" w:hAnsi="Symbol" w:hint="default"/>
+      </w:rPr>
+    </w:lvl>
+    <w:lvl w:ilvl="1" w:tplc="04090003" w:tentative="1">
+      <w:start w:val="1"/>
+      <w:numFmt w:val="bullet"/>
+      <w:lvlText w:val="o"/>
+      <w:lvlJc w:val="left"/>
+      <w:pPr>
+        <w:ind w:left="2160" w:hanging="360"/>
+      </w:pPr>
+      <w:rPr>
+        <w:rFonts w:ascii="Courier New" w:hAnsi="Courier New" w:cs="Courier New" w:hint="default"/>
+      </w:rPr>
+    </w:lvl>
+    <w:lvl w:ilvl="2" w:tplc="04090005" w:tentative="1">
+      <w:start w:val="1"/>
+      <w:numFmt w:val="bullet"/>
+      <w:lvlText w:val=""/>
+      <w:lvlJc w:val="left"/>
+      <w:pPr>
+        <w:ind w:left="2880" w:hanging="360"/>
+      </w:pPr>
+      <w:rPr>
+        <w:rFonts w:ascii="Wingdings" w:hAnsi="Wingdings" w:hint="default"/>
+      </w:rPr>
+    </w:lvl>
+    <w:lvl w:ilvl="3" w:tplc="04090001" w:tentative="1">
+      <w:start w:val="1"/>
+      <w:numFmt w:val="bullet"/>
+      <w:lvlText w:val=""/>
+      <w:lvlJc w:val="left"/>
+      <w:pPr>
+        <w:ind w:left="3600" w:hanging="360"/>
+      </w:pPr>
+      <w:rPr>
+        <w:rFonts w:ascii="Symbol" w:hAnsi="Symbol" w:hint="default"/>
+      </w:rPr>
+    </w:lvl>
+    <w:lvl w:ilvl="4" w:tplc="04090003" w:tentative="1">
+      <w:start w:val="1"/>
+      <w:numFmt w:val="bullet"/>
+      <w:lvlText w:val="o"/>
+      <w:lvlJc w:val="left"/>
+      <w:pPr>
+        <w:ind w:left="4320" w:hanging="360"/>
+      </w:pPr>
+      <w:rPr>
+        <w:rFonts w:ascii="Courier New" w:hAnsi="Courier New" w:cs="Courier New" w:hint="default"/>
+      </w:rPr>
+    </w:lvl>
+    <w:lvl w:ilvl="5" w:tplc="04090005" w:tentative="1">
+      <w:start w:val="1"/>
+      <w:numFmt w:val="bullet"/>
+      <w:lvlText w:val=""/>
+      <w:lvlJc w:val="left"/>
+      <w:pPr>
+        <w:ind w:left="5040" w:hanging="360"/>
+      </w:pPr>
+      <w:rPr>
+        <w:rFonts w:ascii="Wingdings" w:hAnsi="Wingdings" w:hint="default"/>
+      </w:rPr>
+    </w:lvl>
+    <w:lvl w:ilvl="6" w:tplc="04090001" w:tentative="1">
+      <w:start w:val="1"/>
+      <w:numFmt w:val="bullet"/>
+      <w:lvlText w:val=""/>
+      <w:lvlJc w:val="left"/>
+      <w:pPr>
+        <w:ind w:left="5760" w:hanging="360"/>
+      </w:pPr>
+      <w:rPr>
+        <w:rFonts w:ascii="Symbol" w:hAnsi="Symbol" w:hint="default"/>
+      </w:rPr>
+    </w:lvl>
+    <w:lvl w:ilvl="7" w:tplc="04090003" w:tentative="1">
+      <w:start w:val="1"/>
+      <w:numFmt w:val="bullet"/>
+      <w:lvlText w:val="o"/>
+      <w:lvlJc w:val="left"/>
+      <w:pPr>
+        <w:ind w:left="6480" w:hanging="360"/>
+      </w:pPr>
+      <w:rPr>
+        <w:rFonts w:ascii="Courier New" w:hAnsi="Courier New" w:cs="Courier New" w:hint="default"/>
+      </w:rPr>
+    </w:lvl>
+    <w:lvl w:ilvl="8" w:tplc="04090005" w:tentative="1">
+      <w:start w:val="1"/>
+      <w:numFmt w:val="bullet"/>
+      <w:lvlText w:val=""/>
+      <w:lvlJc w:val="left"/>
+      <w:pPr>
+        <w:ind w:left="7200" w:hanging="360"/>
+      </w:pPr>
+      <w:rPr>
+        <w:rFonts w:ascii="Wingdings" w:hAnsi="Wingdings" w:hint="default"/>
+      </w:rPr>
+    </w:lvl>
+  </w:abstractNum>
+  <w:abstractNum w:abstractNumId="1" w15:restartNumberingAfterBreak="0">
     <w:nsid w:val="25CE0EDF"/>
     <w:multiLevelType w:val="hybridMultilevel"/>
     <w:tmpl w:val="1110FF4C"/>
@@ -28269,7 +29085,7 @@
       </w:rPr>
     </w:lvl>
   </w:abstractNum>
-  <w:abstractNum w:abstractNumId="1" w15:restartNumberingAfterBreak="0">
+  <w:abstractNum w:abstractNumId="2" w15:restartNumberingAfterBreak="0">
     <w:nsid w:val="374C16F6"/>
     <w:multiLevelType w:val="hybridMultilevel"/>
     <w:tmpl w:val="B6B021E2"/>
@@ -28382,7 +29198,7 @@
       </w:rPr>
     </w:lvl>
   </w:abstractNum>
-  <w:abstractNum w:abstractNumId="2" w15:restartNumberingAfterBreak="0">
+  <w:abstractNum w:abstractNumId="3" w15:restartNumberingAfterBreak="0">
     <w:nsid w:val="39342E1D"/>
     <w:multiLevelType w:val="hybridMultilevel"/>
     <w:tmpl w:val="9FEC9C24"/>
@@ -28495,7 +29311,182 @@
       </w:rPr>
     </w:lvl>
   </w:abstractNum>
-  <w:abstractNum w:abstractNumId="3" w15:restartNumberingAfterBreak="0">
+  <w:abstractNum w:abstractNumId="4" w15:restartNumberingAfterBreak="0">
+    <w:nsid w:val="3C751E78"/>
+    <w:multiLevelType w:val="hybridMultilevel"/>
+    <w:tmpl w:val="1592D6A8"/>
+    <w:lvl w:ilvl="0" w:tplc="456CB9AE">
+      <w:start w:val="6"/>
+      <w:numFmt w:val="decimal"/>
+      <w:lvlText w:val="%1."/>
+      <w:lvlJc w:val="left"/>
+      <w:pPr>
+        <w:ind w:left="720" w:hanging="360"/>
+      </w:pPr>
+      <w:rPr>
+        <w:rFonts w:hint="default"/>
+      </w:rPr>
+    </w:lvl>
+    <w:lvl w:ilvl="1" w:tplc="04090019" w:tentative="1">
+      <w:start w:val="1"/>
+      <w:numFmt w:val="lowerLetter"/>
+      <w:lvlText w:val="%2."/>
+      <w:lvlJc w:val="left"/>
+      <w:pPr>
+        <w:ind w:left="1440" w:hanging="360"/>
+      </w:pPr>
+    </w:lvl>
+    <w:lvl w:ilvl="2" w:tplc="0409001B" w:tentative="1">
+      <w:start w:val="1"/>
+      <w:numFmt w:val="lowerRoman"/>
+      <w:lvlText w:val="%3."/>
+      <w:lvlJc w:val="right"/>
+      <w:pPr>
+        <w:ind w:left="2160" w:hanging="180"/>
+      </w:pPr>
+    </w:lvl>
+    <w:lvl w:ilvl="3" w:tplc="0409000F" w:tentative="1">
+      <w:start w:val="1"/>
+      <w:numFmt w:val="decimal"/>
+      <w:lvlText w:val="%4."/>
+      <w:lvlJc w:val="left"/>
+      <w:pPr>
+        <w:ind w:left="2880" w:hanging="360"/>
+      </w:pPr>
+    </w:lvl>
+    <w:lvl w:ilvl="4" w:tplc="04090019" w:tentative="1">
+      <w:start w:val="1"/>
+      <w:numFmt w:val="lowerLetter"/>
+      <w:lvlText w:val="%5."/>
+      <w:lvlJc w:val="left"/>
+      <w:pPr>
+        <w:ind w:left="3600" w:hanging="360"/>
+      </w:pPr>
+    </w:lvl>
+    <w:lvl w:ilvl="5" w:tplc="0409001B" w:tentative="1">
+      <w:start w:val="1"/>
+      <w:numFmt w:val="lowerRoman"/>
+      <w:lvlText w:val="%6."/>
+      <w:lvlJc w:val="right"/>
+      <w:pPr>
+        <w:ind w:left="4320" w:hanging="180"/>
+      </w:pPr>
+    </w:lvl>
+    <w:lvl w:ilvl="6" w:tplc="0409000F" w:tentative="1">
+      <w:start w:val="1"/>
+      <w:numFmt w:val="decimal"/>
+      <w:lvlText w:val="%7."/>
+      <w:lvlJc w:val="left"/>
+      <w:pPr>
+        <w:ind w:left="5040" w:hanging="360"/>
+      </w:pPr>
+    </w:lvl>
+    <w:lvl w:ilvl="7" w:tplc="04090019" w:tentative="1">
+      <w:start w:val="1"/>
+      <w:numFmt w:val="lowerLetter"/>
+      <w:lvlText w:val="%8."/>
+      <w:lvlJc w:val="left"/>
+      <w:pPr>
+        <w:ind w:left="5760" w:hanging="360"/>
+      </w:pPr>
+    </w:lvl>
+    <w:lvl w:ilvl="8" w:tplc="0409001B" w:tentative="1">
+      <w:start w:val="1"/>
+      <w:numFmt w:val="lowerRoman"/>
+      <w:lvlText w:val="%9."/>
+      <w:lvlJc w:val="right"/>
+      <w:pPr>
+        <w:ind w:left="6480" w:hanging="180"/>
+      </w:pPr>
+    </w:lvl>
+  </w:abstractNum>
+  <w:abstractNum w:abstractNumId="5" w15:restartNumberingAfterBreak="0">
+    <w:nsid w:val="42200B9F"/>
+    <w:multiLevelType w:val="hybridMultilevel"/>
+    <w:tmpl w:val="FCD655B8"/>
+    <w:lvl w:ilvl="0" w:tplc="0409000F">
+      <w:start w:val="1"/>
+      <w:numFmt w:val="decimal"/>
+      <w:lvlText w:val="%1."/>
+      <w:lvlJc w:val="left"/>
+      <w:pPr>
+        <w:ind w:left="720" w:hanging="360"/>
+      </w:pPr>
+    </w:lvl>
+    <w:lvl w:ilvl="1" w:tplc="04090019" w:tentative="1">
+      <w:start w:val="1"/>
+      <w:numFmt w:val="lowerLetter"/>
+      <w:lvlText w:val="%2."/>
+      <w:lvlJc w:val="left"/>
+      <w:pPr>
+        <w:ind w:left="1440" w:hanging="360"/>
+      </w:pPr>
+    </w:lvl>
+    <w:lvl w:ilvl="2" w:tplc="0409001B" w:tentative="1">
+      <w:start w:val="1"/>
+      <w:numFmt w:val="lowerRoman"/>
+      <w:lvlText w:val="%3."/>
+      <w:lvlJc w:val="right"/>
+      <w:pPr>
+        <w:ind w:left="2160" w:hanging="180"/>
+      </w:pPr>
+    </w:lvl>
+    <w:lvl w:ilvl="3" w:tplc="0409000F" w:tentative="1">
+      <w:start w:val="1"/>
+      <w:numFmt w:val="decimal"/>
+      <w:lvlText w:val="%4."/>
+      <w:lvlJc w:val="left"/>
+      <w:pPr>
+        <w:ind w:left="2880" w:hanging="360"/>
+      </w:pPr>
+    </w:lvl>
+    <w:lvl w:ilvl="4" w:tplc="04090019" w:tentative="1">
+      <w:start w:val="1"/>
+      <w:numFmt w:val="lowerLetter"/>
+      <w:lvlText w:val="%5."/>
+      <w:lvlJc w:val="left"/>
+      <w:pPr>
+        <w:ind w:left="3600" w:hanging="360"/>
+      </w:pPr>
+    </w:lvl>
+    <w:lvl w:ilvl="5" w:tplc="0409001B" w:tentative="1">
+      <w:start w:val="1"/>
+      <w:numFmt w:val="lowerRoman"/>
+      <w:lvlText w:val="%6."/>
+      <w:lvlJc w:val="right"/>
+      <w:pPr>
+        <w:ind w:left="4320" w:hanging="180"/>
+      </w:pPr>
+    </w:lvl>
+    <w:lvl w:ilvl="6" w:tplc="0409000F" w:tentative="1">
+      <w:start w:val="1"/>
+      <w:numFmt w:val="decimal"/>
+      <w:lvlText w:val="%7."/>
+      <w:lvlJc w:val="left"/>
+      <w:pPr>
+        <w:ind w:left="5040" w:hanging="360"/>
+      </w:pPr>
+    </w:lvl>
+    <w:lvl w:ilvl="7" w:tplc="04090019" w:tentative="1">
+      <w:start w:val="1"/>
+      <w:numFmt w:val="lowerLetter"/>
+      <w:lvlText w:val="%8."/>
+      <w:lvlJc w:val="left"/>
+      <w:pPr>
+        <w:ind w:left="5760" w:hanging="360"/>
+      </w:pPr>
+    </w:lvl>
+    <w:lvl w:ilvl="8" w:tplc="0409001B" w:tentative="1">
+      <w:start w:val="1"/>
+      <w:numFmt w:val="lowerRoman"/>
+      <w:lvlText w:val="%9."/>
+      <w:lvlJc w:val="right"/>
+      <w:pPr>
+        <w:ind w:left="6480" w:hanging="180"/>
+      </w:pPr>
+    </w:lvl>
+  </w:abstractNum>
+  <w:abstractNum w:abstractNumId="6" w15:restartNumberingAfterBreak="0">
     <w:nsid w:val="471775BD"/>
     <w:multiLevelType w:val="hybridMultilevel"/>
     <w:tmpl w:val="271A9436"/>
@@ -28608,7 +29599,7 @@
       </w:rPr>
     </w:lvl>
   </w:abstractNum>
-  <w:abstractNum w:abstractNumId="4" w15:restartNumberingAfterBreak="0">
+  <w:abstractNum w:abstractNumId="7" w15:restartNumberingAfterBreak="0">
     <w:nsid w:val="52F004D3"/>
     <w:multiLevelType w:val="multilevel"/>
     <w:tmpl w:val="84FE70EA"/>
@@ -28721,7 +29712,7 @@
       </w:pPr>
     </w:lvl>
   </w:abstractNum>
-  <w:abstractNum w:abstractNumId="5" w15:restartNumberingAfterBreak="0">
+  <w:abstractNum w:abstractNumId="8" w15:restartNumberingAfterBreak="0">
     <w:nsid w:val="5C951A9E"/>
     <w:multiLevelType w:val="hybridMultilevel"/>
     <w:tmpl w:val="93E89B04"/>
@@ -28834,7 +29825,96 @@
       </w:rPr>
     </w:lvl>
   </w:abstractNum>
-  <w:abstractNum w:abstractNumId="6" w15:restartNumberingAfterBreak="0">
+  <w:abstractNum w:abstractNumId="9" w15:restartNumberingAfterBreak="0">
+    <w:nsid w:val="70F821E9"/>
+    <w:multiLevelType w:val="hybridMultilevel"/>
+    <w:tmpl w:val="3B9674F8"/>
+    <w:lvl w:ilvl="0" w:tplc="456CB9AE">
+      <w:start w:val="6"/>
+      <w:numFmt w:val="decimal"/>
+      <w:lvlText w:val="%1."/>
+      <w:lvlJc w:val="left"/>
+      <w:pPr>
+        <w:ind w:left="720" w:hanging="360"/>
+      </w:pPr>
+      <w:rPr>
+        <w:rFonts w:hint="default"/>
+      </w:rPr>
+    </w:lvl>
+    <w:lvl w:ilvl="1" w:tplc="04090019" w:tentative="1">
+      <w:start w:val="1"/>
+      <w:numFmt w:val="lowerLetter"/>
+      <w:lvlText w:val="%2."/>
+      <w:lvlJc w:val="left"/>
+      <w:pPr>
+        <w:ind w:left="1440" w:hanging="360"/>
+      </w:pPr>
+    </w:lvl>
+    <w:lvl w:ilvl="2" w:tplc="0409001B" w:tentative="1">
+      <w:start w:val="1"/>
+      <w:numFmt w:val="lowerRoman"/>
+      <w:lvlText w:val="%3."/>
+      <w:lvlJc w:val="right"/>
+      <w:pPr>
+        <w:ind w:left="2160" w:hanging="180"/>
+      </w:pPr>
+    </w:lvl>
+    <w:lvl w:ilvl="3" w:tplc="0409000F" w:tentative="1">
+      <w:start w:val="1"/>
+      <w:numFmt w:val="decimal"/>
+      <w:lvlText w:val="%4."/>
+      <w:lvlJc w:val="left"/>
+      <w:pPr>
+        <w:ind w:left="2880" w:hanging="360"/>
+      </w:pPr>
+    </w:lvl>
+    <w:lvl w:ilvl="4" w:tplc="04090019" w:tentative="1">
+      <w:start w:val="1"/>
+      <w:numFmt w:val="lowerLetter"/>
+      <w:lvlText w:val="%5."/>
+      <w:lvlJc w:val="left"/>
+      <w:pPr>
+        <w:ind w:left="3600" w:hanging="360"/>
+      </w:pPr>
+    </w:lvl>
+    <w:lvl w:ilvl="5" w:tplc="0409001B" w:tentative="1">
+      <w:start w:val="1"/>
+      <w:numFmt w:val="lowerRoman"/>
+      <w:lvlText w:val="%6."/>
+      <w:lvlJc w:val="right"/>
+      <w:pPr>
+        <w:ind w:left="4320" w:hanging="180"/>
+      </w:pPr>
+    </w:lvl>
+    <w:lvl w:ilvl="6" w:tplc="0409000F" w:tentative="1">
+      <w:start w:val="1"/>
+      <w:numFmt w:val="decimal"/>
+      <w:lvlText w:val="%7."/>
+      <w:lvlJc w:val="left"/>
+      <w:pPr>
+        <w:ind w:left="5040" w:hanging="360"/>
+      </w:pPr>
+    </w:lvl>
+    <w:lvl w:ilvl="7" w:tplc="04090019" w:tentative="1">
+      <w:start w:val="1"/>
+      <w:numFmt w:val="lowerLetter"/>
+      <w:lvlText w:val="%8."/>
+      <w:lvlJc w:val="left"/>
+      <w:pPr>
+        <w:ind w:left="5760" w:hanging="360"/>
+      </w:pPr>
+    </w:lvl>
+    <w:lvl w:ilvl="8" w:tplc="0409001B" w:tentative="1">
+      <w:start w:val="1"/>
+      <w:numFmt w:val="lowerRoman"/>
+      <w:lvlText w:val="%9."/>
+      <w:lvlJc w:val="right"/>
+      <w:pPr>
+        <w:ind w:left="6480" w:hanging="180"/>
+      </w:pPr>
+    </w:lvl>
+  </w:abstractNum>
+  <w:abstractNum w:abstractNumId="10" w15:restartNumberingAfterBreak="0">
     <w:nsid w:val="7D0F6DE1"/>
     <w:multiLevelType w:val="hybridMultilevel"/>
     <w:tmpl w:val="479A335E"/>
@@ -28948,25 +30028,37 @@
     </w:lvl>
   </w:abstractNum>
   <w:num w:numId="1">
+    <w:abstractNumId w:val="7"/>
+  </w:num>
+  <w:num w:numId="2">
+    <w:abstractNumId w:val="2"/>
+  </w:num>
+  <w:num w:numId="3">
+    <w:abstractNumId w:val="10"/>
+  </w:num>
+  <w:num w:numId="4">
+    <w:abstractNumId w:val="1"/>
+  </w:num>
+  <w:num w:numId="5">
+    <w:abstractNumId w:val="3"/>
+  </w:num>
+  <w:num w:numId="6">
+    <w:abstractNumId w:val="6"/>
+  </w:num>
+  <w:num w:numId="7">
+    <w:abstractNumId w:val="8"/>
+  </w:num>
+  <w:num w:numId="8">
+    <w:abstractNumId w:val="5"/>
+  </w:num>
+  <w:num w:numId="9">
+    <w:abstractNumId w:val="9"/>
+  </w:num>
+  <w:num w:numId="10">
     <w:abstractNumId w:val="4"/>
   </w:num>
-  <w:num w:numId="2">
-    <w:abstractNumId w:val="1"/>
-  </w:num>
-  <w:num w:numId="3">
-    <w:abstractNumId w:val="6"/>
-  </w:num>
-  <w:num w:numId="4">
+  <w:num w:numId="11">
     <w:abstractNumId w:val="0"/>
-  </w:num>
-  <w:num w:numId="5">
-    <w:abstractNumId w:val="2"/>
-  </w:num>
-  <w:num w:numId="6">
-    <w:abstractNumId w:val="3"/>
-  </w:num>
-  <w:num w:numId="7">
-    <w:abstractNumId w:val="5"/>
   </w:num>
 </w:numbering>
 </file>

--- a/Croma Campus  Notes Python.docx
+++ b/Croma Campus  Notes Python.docx
@@ -28836,15 +28836,292 @@
         </w:numPr>
       </w:pPr>
       <w:r>
-        <w:t>df</w:t>
-      </w:r>
+        <w:t>df.dropna()</w:t>
+      </w:r>
+      <w:r>
+        <w:t xml:space="preserve"> </w:t>
+      </w:r>
+      <w:r>
+        <w:sym w:font="Wingdings" w:char="F0E8"/>
+      </w:r>
+      <w:r>
+        <w:t xml:space="preserve"> it remove null column  but not change in original column </w:t>
+      </w:r>
+    </w:p>
+    <w:p>
+      <w:pPr>
+        <w:pStyle w:val="NoSpacing"/>
+        <w:ind w:left="720"/>
+      </w:pPr>
+    </w:p>
+    <w:p>
+      <w:pPr>
+        <w:pStyle w:val="NoSpacing"/>
+        <w:ind w:left="720"/>
+      </w:pPr>
+      <w:r>
+        <w:t>#Replace</w:t>
+      </w:r>
+    </w:p>
+    <w:p>
+      <w:pPr>
+        <w:pStyle w:val="NoSpacing"/>
+        <w:numPr>
+          <w:ilvl w:val="0"/>
+          <w:numId w:val="9"/>
+        </w:numPr>
+      </w:pPr>
+      <w:r>
+        <w:t>df.fillna(‘Text : Not Found’)</w:t>
+      </w:r>
+      <w:r>
+        <w:sym w:font="Wingdings" w:char="F0E8"/>
+      </w:r>
+      <w:r>
+        <w:t xml:space="preserve"> ye sb jagah not found kr dega but </w:t>
+      </w:r>
+    </w:p>
+    <w:p>
+      <w:pPr>
+        <w:pStyle w:val="NoSpacing"/>
+        <w:numPr>
+          <w:ilvl w:val="1"/>
+          <w:numId w:val="9"/>
+        </w:numPr>
+      </w:pPr>
+      <w:r>
+        <w:t>isse integer bhi str bn jayga jab ham salary calculate krege to max sum kuch run nahi hoga</w:t>
+      </w:r>
+    </w:p>
+    <w:p>
+      <w:pPr>
+        <w:pStyle w:val="NoSpacing"/>
+        <w:ind w:firstLine="720"/>
+      </w:pPr>
+      <w:r>
+        <w:drawing>
+          <wp:inline distT="0" distB="0" distL="0" distR="0" wp14:anchorId="2879DE28" wp14:editId="3D947551">
+            <wp:extent cx="2353003" cy="2457793"/>
+            <wp:effectExtent l="0" t="0" r="9525" b="0"/>
+            <wp:docPr id="7" name="Picture 7"/>
+            <wp:cNvGraphicFramePr>
+              <a:graphicFrameLocks xmlns:a="http://schemas.openxmlformats.org/drawingml/2006/main" noChangeAspect="1"/>
+            </wp:cNvGraphicFramePr>
+            <a:graphic xmlns:a="http://schemas.openxmlformats.org/drawingml/2006/main">
+              <a:graphicData uri="http://schemas.openxmlformats.org/drawingml/2006/picture">
+                <pic:pic xmlns:pic="http://schemas.openxmlformats.org/drawingml/2006/picture">
+                  <pic:nvPicPr>
+                    <pic:cNvPr id="1" name=""/>
+                    <pic:cNvPicPr/>
+                  </pic:nvPicPr>
+                  <pic:blipFill>
+                    <a:blip r:embed="rId12"/>
+                    <a:stretch>
+                      <a:fillRect/>
+                    </a:stretch>
+                  </pic:blipFill>
+                  <pic:spPr>
+                    <a:xfrm>
+                      <a:off x="0" y="0"/>
+                      <a:ext cx="2353003" cy="2457793"/>
+                    </a:xfrm>
+                    <a:prstGeom prst="rect">
+                      <a:avLst/>
+                    </a:prstGeom>
+                  </pic:spPr>
+                </pic:pic>
+              </a:graphicData>
+            </a:graphic>
+          </wp:inline>
+        </w:drawing>
+      </w:r>
+      <w:r>
+        <w:t xml:space="preserve"> you can do on selected table but focus type has been changed </w:t>
+      </w:r>
+    </w:p>
+    <w:p>
+      <w:pPr>
+        <w:pStyle w:val="NoSpacing"/>
+        <w:ind w:firstLine="720"/>
+      </w:pPr>
+    </w:p>
+    <w:p>
+      <w:pPr>
+        <w:pStyle w:val="NoSpacing"/>
+        <w:numPr>
+          <w:ilvl w:val="0"/>
+          <w:numId w:val="11"/>
+        </w:numPr>
+      </w:pPr>
+      <w:r>
+        <w:t>Correct</w:t>
+      </w:r>
+    </w:p>
+    <w:p>
+      <w:pPr>
+        <w:pStyle w:val="NoSpacing"/>
+        <w:ind w:firstLine="720"/>
+      </w:pPr>
+      <w:r>
+        <w:drawing>
+          <wp:inline distT="0" distB="0" distL="0" distR="0" wp14:anchorId="2F62AF3E" wp14:editId="226381DB">
+            <wp:extent cx="2381582" cy="2391109"/>
+            <wp:effectExtent l="0" t="0" r="0" b="9525"/>
+            <wp:docPr id="8" name="Picture 8"/>
+            <wp:cNvGraphicFramePr>
+              <a:graphicFrameLocks xmlns:a="http://schemas.openxmlformats.org/drawingml/2006/main" noChangeAspect="1"/>
+            </wp:cNvGraphicFramePr>
+            <a:graphic xmlns:a="http://schemas.openxmlformats.org/drawingml/2006/main">
+              <a:graphicData uri="http://schemas.openxmlformats.org/drawingml/2006/picture">
+                <pic:pic xmlns:pic="http://schemas.openxmlformats.org/drawingml/2006/picture">
+                  <pic:nvPicPr>
+                    <pic:cNvPr id="1" name=""/>
+                    <pic:cNvPicPr/>
+                  </pic:nvPicPr>
+                  <pic:blipFill>
+                    <a:blip r:embed="rId13"/>
+                    <a:stretch>
+                      <a:fillRect/>
+                    </a:stretch>
+                  </pic:blipFill>
+                  <pic:spPr>
+                    <a:xfrm>
+                      <a:off x="0" y="0"/>
+                      <a:ext cx="2381582" cy="2391109"/>
+                    </a:xfrm>
+                    <a:prstGeom prst="rect">
+                      <a:avLst/>
+                    </a:prstGeom>
+                  </pic:spPr>
+                </pic:pic>
+              </a:graphicData>
+            </a:graphic>
+          </wp:inline>
+        </w:drawing>
+      </w:r>
+    </w:p>
+    <w:p>
+      <w:pPr>
+        <w:pStyle w:val="NoSpacing"/>
+        <w:ind w:firstLine="720"/>
+      </w:pPr>
+      <w:r>
+        <w:t xml:space="preserve"> And </w:t>
+      </w:r>
+    </w:p>
+    <w:p>
+      <w:pPr>
+        <w:pStyle w:val="NoSpacing"/>
+        <w:ind w:firstLine="720"/>
+      </w:pPr>
+      <w:r>
+        <w:t>df.Empsalary.fillna(df.Empsalary.mean())</w:t>
+      </w:r>
+    </w:p>
+    <w:p>
+      <w:pPr>
+        <w:pStyle w:val="NoSpacing"/>
+        <w:ind w:firstLine="720"/>
+      </w:pPr>
+    </w:p>
+    <w:p>
+      <w:pPr>
+        <w:pStyle w:val="NoSpacing"/>
+        <w:ind w:firstLine="720"/>
+      </w:pPr>
+      <w:r>
+        <w:drawing>
+          <wp:inline distT="0" distB="0" distL="0" distR="0" wp14:anchorId="3C0B1C0E" wp14:editId="3850B57B">
+            <wp:extent cx="2101850" cy="1504950"/>
+            <wp:effectExtent l="0" t="0" r="0" b="0"/>
+            <wp:docPr id="9" name="Picture 9"/>
+            <wp:cNvGraphicFramePr>
+              <a:graphicFrameLocks xmlns:a="http://schemas.openxmlformats.org/drawingml/2006/main" noChangeAspect="1"/>
+            </wp:cNvGraphicFramePr>
+            <a:graphic xmlns:a="http://schemas.openxmlformats.org/drawingml/2006/main">
+              <a:graphicData uri="http://schemas.openxmlformats.org/drawingml/2006/picture">
+                <pic:pic xmlns:pic="http://schemas.openxmlformats.org/drawingml/2006/picture">
+                  <pic:nvPicPr>
+                    <pic:cNvPr id="1" name=""/>
+                    <pic:cNvPicPr/>
+                  </pic:nvPicPr>
+                  <pic:blipFill>
+                    <a:blip r:embed="rId14"/>
+                    <a:stretch>
+                      <a:fillRect/>
+                    </a:stretch>
+                  </pic:blipFill>
+                  <pic:spPr>
+                    <a:xfrm>
+                      <a:off x="0" y="0"/>
+                      <a:ext cx="2102145" cy="1505161"/>
+                    </a:xfrm>
+                    <a:prstGeom prst="rect">
+                      <a:avLst/>
+                    </a:prstGeom>
+                  </pic:spPr>
+                </pic:pic>
+              </a:graphicData>
+            </a:graphic>
+          </wp:inline>
+        </w:drawing>
+      </w:r>
+    </w:p>
+    <w:p>
+      <w:pPr>
+        <w:pStyle w:val="NoSpacing"/>
+        <w:ind w:firstLine="720"/>
+      </w:pPr>
       <w:bookmarkStart w:id="0" w:name="_GoBack"/>
       <w:bookmarkEnd w:id="0"/>
     </w:p>
     <w:p>
       <w:pPr>
         <w:pStyle w:val="NoSpacing"/>
-        <w:ind w:firstLine="720"/>
+        <w:numPr>
+          <w:ilvl w:val="0"/>
+          <w:numId w:val="9"/>
+        </w:numPr>
+      </w:pPr>
+      <w:r>
+        <w:lastRenderedPageBreak/>
+        <w:t>newdf = df.copy()</w:t>
+      </w:r>
+      <w:r>
+        <w:sym w:font="Wingdings" w:char="F0E8"/>
+      </w:r>
+      <w:r>
+        <w:t xml:space="preserve"> it is used to create copy </w:t>
+      </w:r>
+    </w:p>
+    <w:p>
+      <w:pPr>
+        <w:pStyle w:val="NoSpacing"/>
+        <w:numPr>
+          <w:ilvl w:val="1"/>
+          <w:numId w:val="9"/>
+        </w:numPr>
+      </w:pPr>
+      <w:r>
+        <w:t>newdf.Empsalary = newdf.Empsalary.fillna(round(newdf.Empsalary.mean(),2))</w:t>
+      </w:r>
+      <w:r>
+        <w:t xml:space="preserve"> </w:t>
+      </w:r>
+      <w:r>
+        <w:sym w:font="Wingdings" w:char="F0E8"/>
+      </w:r>
+      <w:r>
+        <w:t xml:space="preserve"> fill by values </w:t>
+      </w:r>
+    </w:p>
+    <w:p>
+      <w:pPr>
+        <w:pStyle w:val="NoSpacing"/>
+        <w:numPr>
+          <w:ilvl w:val="0"/>
+          <w:numId w:val="9"/>
+        </w:numPr>
       </w:pPr>
     </w:p>
     <w:sectPr>
@@ -28862,7 +29139,7 @@
   <w:abstractNum w:abstractNumId="0" w15:restartNumberingAfterBreak="0">
     <w:nsid w:val="06256FD4"/>
     <w:multiLevelType w:val="hybridMultilevel"/>
-    <w:tmpl w:val="C32628C8"/>
+    <w:tmpl w:val="BCF0E374"/>
     <w:lvl w:ilvl="0" w:tplc="04090001">
       <w:start w:val="1"/>
       <w:numFmt w:val="bullet"/>
@@ -29828,7 +30105,7 @@
   <w:abstractNum w:abstractNumId="9" w15:restartNumberingAfterBreak="0">
     <w:nsid w:val="70F821E9"/>
     <w:multiLevelType w:val="hybridMultilevel"/>
-    <w:tmpl w:val="3B9674F8"/>
+    <w:tmpl w:val="3B7EBC0A"/>
     <w:lvl w:ilvl="0" w:tplc="456CB9AE">
       <w:start w:val="6"/>
       <w:numFmt w:val="decimal"/>
@@ -29841,7 +30118,7 @@
         <w:rFonts w:hint="default"/>
       </w:rPr>
     </w:lvl>
-    <w:lvl w:ilvl="1" w:tplc="04090019" w:tentative="1">
+    <w:lvl w:ilvl="1" w:tplc="04090019">
       <w:start w:val="1"/>
       <w:numFmt w:val="lowerLetter"/>
       <w:lvlText w:val="%2."/>

--- a/Croma Campus  Notes Python.docx
+++ b/Croma Campus  Notes Python.docx
@@ -28184,10 +28184,7 @@
         <w:pStyle w:val="NoSpacing"/>
       </w:pPr>
       <w:r>
-        <w:t>import pa</w:t>
-      </w:r>
-      <w:r>
-        <w:t>ndas as pd</w:t>
+        <w:t>import pandas as pd</w:t>
       </w:r>
     </w:p>
     <w:p>
@@ -28483,6 +28480,9 @@
         <w:ind w:firstLine="720"/>
       </w:pPr>
       <w:r>
+        <w:rPr>
+          <w:noProof/>
+        </w:rPr>
         <w:drawing>
           <wp:inline distT="0" distB="0" distL="0" distR="0" wp14:anchorId="2AE49FE4" wp14:editId="662BE17C">
             <wp:extent cx="2216150" cy="1447800"/>
@@ -28547,6 +28547,9 @@
         <w:ind w:left="720"/>
       </w:pPr>
       <w:r>
+        <w:rPr>
+          <w:noProof/>
+        </w:rPr>
         <w:lastRenderedPageBreak/>
         <w:drawing>
           <wp:inline distT="0" distB="0" distL="0" distR="0" wp14:anchorId="46D1E210" wp14:editId="39D60307">
@@ -28702,6 +28705,9 @@
         <w:ind w:left="720"/>
       </w:pPr>
       <w:r>
+        <w:rPr>
+          <w:noProof/>
+        </w:rPr>
         <w:drawing>
           <wp:inline distT="0" distB="0" distL="0" distR="0" wp14:anchorId="76F85BB9" wp14:editId="597C065F">
             <wp:extent cx="1250950" cy="1981200"/>
@@ -28766,10 +28772,7 @@
         </w:numPr>
       </w:pPr>
       <w:r>
-        <w:t>df.isnull().sum()</w:t>
-      </w:r>
-      <w:r>
-        <w:t>.sum</w:t>
+        <w:t>df.isnull().sum().sum</w:t>
       </w:r>
       <w:r>
         <w:sym w:font="Wingdings" w:char="F0E8"/>
@@ -28790,6 +28793,9 @@
         <w:ind w:left="720"/>
       </w:pPr>
       <w:r>
+        <w:rPr>
+          <w:noProof/>
+        </w:rPr>
         <w:drawing>
           <wp:inline distT="0" distB="0" distL="0" distR="0" wp14:anchorId="360C39C8" wp14:editId="1EF7CE95">
             <wp:extent cx="1555750" cy="1041120"/>
@@ -28899,6 +28905,9 @@
         <w:ind w:firstLine="720"/>
       </w:pPr>
       <w:r>
+        <w:rPr>
+          <w:noProof/>
+        </w:rPr>
         <w:drawing>
           <wp:inline distT="0" distB="0" distL="0" distR="0" wp14:anchorId="2879DE28" wp14:editId="3D947551">
             <wp:extent cx="2353003" cy="2457793"/>
@@ -28963,6 +28972,9 @@
         <w:ind w:firstLine="720"/>
       </w:pPr>
       <w:r>
+        <w:rPr>
+          <w:noProof/>
+        </w:rPr>
         <w:drawing>
           <wp:inline distT="0" distB="0" distL="0" distR="0" wp14:anchorId="2F62AF3E" wp14:editId="226381DB">
             <wp:extent cx="2381582" cy="2391109"/>
@@ -29030,6 +29042,9 @@
         <w:ind w:firstLine="720"/>
       </w:pPr>
       <w:r>
+        <w:rPr>
+          <w:noProof/>
+        </w:rPr>
         <w:drawing>
           <wp:inline distT="0" distB="0" distL="0" distR="0" wp14:anchorId="3C0B1C0E" wp14:editId="3850B57B">
             <wp:extent cx="2101850" cy="1504950"/>
@@ -29066,14 +29081,14 @@
           </wp:inline>
         </w:drawing>
       </w:r>
-    </w:p>
-    <w:p>
-      <w:pPr>
-        <w:pStyle w:val="NoSpacing"/>
-        <w:ind w:firstLine="720"/>
-      </w:pPr>
       <w:bookmarkStart w:id="0" w:name="_GoBack"/>
       <w:bookmarkEnd w:id="0"/>
+    </w:p>
+    <w:p>
+      <w:pPr>
+        <w:pStyle w:val="NoSpacing"/>
+        <w:ind w:firstLine="720"/>
+      </w:pPr>
     </w:p>
     <w:p>
       <w:pPr>
@@ -29113,6 +29128,111 @@
       </w:r>
       <w:r>
         <w:t xml:space="preserve"> fill by values </w:t>
+      </w:r>
+    </w:p>
+    <w:p>
+      <w:pPr>
+        <w:pStyle w:val="NoSpacing"/>
+        <w:numPr>
+          <w:ilvl w:val="0"/>
+          <w:numId w:val="9"/>
+        </w:numPr>
+      </w:pPr>
+      <w:r>
+        <w:t xml:space="preserve">len(df) </w:t>
+      </w:r>
+      <w:r>
+        <w:sym w:font="Wingdings" w:char="F0E8"/>
+      </w:r>
+      <w:r>
+        <w:t xml:space="preserve">  it is used to find to total length (total employees)</w:t>
+      </w:r>
+    </w:p>
+    <w:p>
+      <w:pPr>
+        <w:pStyle w:val="NoSpacing"/>
+        <w:numPr>
+          <w:ilvl w:val="1"/>
+          <w:numId w:val="9"/>
+        </w:numPr>
+      </w:pPr>
+      <w:r>
+        <w:t>df.shape</w:t>
+      </w:r>
+      <w:r>
+        <w:t xml:space="preserve"> </w:t>
+      </w:r>
+      <w:r>
+        <w:sym w:font="Wingdings" w:char="F0E8"/>
+      </w:r>
+      <w:r>
+        <w:t xml:space="preserve"> (15,6) 15 row 6 column</w:t>
+      </w:r>
+    </w:p>
+    <w:p>
+      <w:pPr>
+        <w:pStyle w:val="NoSpacing"/>
+        <w:numPr>
+          <w:ilvl w:val="2"/>
+          <w:numId w:val="9"/>
+        </w:numPr>
+      </w:pPr>
+      <w:r>
+        <w:t>df.shape[0]</w:t>
+      </w:r>
+      <w:r>
+        <w:t xml:space="preserve"> </w:t>
+      </w:r>
+      <w:r>
+        <w:sym w:font="Wingdings" w:char="F0E8"/>
+      </w:r>
+      <w:r>
+        <w:t xml:space="preserve"> its return tuple 0 represent rows</w:t>
+      </w:r>
+    </w:p>
+    <w:p>
+      <w:pPr>
+        <w:pStyle w:val="NoSpacing"/>
+        <w:numPr>
+          <w:ilvl w:val="2"/>
+          <w:numId w:val="9"/>
+        </w:numPr>
+      </w:pPr>
+      <w:r>
+        <w:t>df.shape[1</w:t>
+      </w:r>
+      <w:r>
+        <w:t>]</w:t>
+      </w:r>
+      <w:r>
+        <w:t xml:space="preserve"> </w:t>
+      </w:r>
+      <w:r>
+        <w:sym w:font="Wingdings" w:char="F0E8"/>
+      </w:r>
+      <w:r>
+        <w:t xml:space="preserve"> its return tuple 1 represent cloumn </w:t>
+      </w:r>
+      <w:r>
+        <w:tab/>
+      </w:r>
+    </w:p>
+    <w:p>
+      <w:pPr>
+        <w:pStyle w:val="NoSpacing"/>
+        <w:numPr>
+          <w:ilvl w:val="1"/>
+          <w:numId w:val="9"/>
+        </w:numPr>
+      </w:pPr>
+      <w:r>
+        <w:t>df.EmpID.count()</w:t>
+      </w:r>
+      <w:r>
+        <w:sym w:font="Wingdings" w:char="F0E8"/>
+      </w:r>
+      <w:r>
+        <w:t xml:space="preserve"> it can be used where nonull values if null values exist it ignore</w:t>
       </w:r>
     </w:p>
     <w:p>
@@ -30127,7 +30247,7 @@
         <w:ind w:left="1440" w:hanging="360"/>
       </w:pPr>
     </w:lvl>
-    <w:lvl w:ilvl="2" w:tplc="0409001B" w:tentative="1">
+    <w:lvl w:ilvl="2" w:tplc="0409001B">
       <w:start w:val="1"/>
       <w:numFmt w:val="lowerRoman"/>
       <w:lvlText w:val="%3."/>

--- a/Croma Campus  Notes Python.docx
+++ b/Croma Campus  Notes Python.docx
@@ -28380,6 +28380,8 @@
       <w:r>
         <w:t xml:space="preserve"> if column has space like emp name </w:t>
       </w:r>
+      <w:bookmarkStart w:id="0" w:name="_GoBack"/>
+      <w:bookmarkEnd w:id="0"/>
     </w:p>
     <w:p>
       <w:pPr>
@@ -29081,8 +29083,6 @@
           </wp:inline>
         </w:drawing>
       </w:r>
-      <w:bookmarkStart w:id="0" w:name="_GoBack"/>
-      <w:bookmarkEnd w:id="0"/>
     </w:p>
     <w:p>
       <w:pPr>
@@ -29243,6 +29243,33 @@
           <w:numId w:val="9"/>
         </w:numPr>
       </w:pPr>
+      <w:r>
+        <w:t>df.dtypes</w:t>
+      </w:r>
+      <w:r>
+        <w:sym w:font="Wingdings" w:char="F0E8"/>
+      </w:r>
+      <w:r>
+        <w:t xml:space="preserve"> it is used to find the each column of datatype</w:t>
+      </w:r>
+    </w:p>
+    <w:p>
+      <w:pPr>
+        <w:pStyle w:val="NoSpacing"/>
+        <w:numPr>
+          <w:ilvl w:val="0"/>
+          <w:numId w:val="9"/>
+        </w:numPr>
+      </w:pPr>
+      <w:r>
+        <w:t>df[[‘Salary’ , ‘Department’ , ‘Age’]]</w:t>
+      </w:r>
+      <w:r>
+        <w:sym w:font="Wingdings" w:char="F0E8"/>
+      </w:r>
+      <w:r>
+        <w:t xml:space="preserve"> it show only these column </w:t>
+      </w:r>
     </w:p>
     <w:sectPr>
       <w:pgSz w:w="15840" w:h="24480" w:code="3"/>

--- a/Croma Campus  Notes Python.docx
+++ b/Croma Campus  Notes Python.docx
@@ -28380,8 +28380,6 @@
       <w:r>
         <w:t xml:space="preserve"> if column has space like emp name </w:t>
       </w:r>
-      <w:bookmarkStart w:id="0" w:name="_GoBack"/>
-      <w:bookmarkEnd w:id="0"/>
     </w:p>
     <w:p>
       <w:pPr>
@@ -29271,6 +29269,469 @@
         <w:t xml:space="preserve"> it show only these column </w:t>
       </w:r>
     </w:p>
+    <w:p>
+      <w:pPr>
+        <w:pStyle w:val="NoSpacing"/>
+        <w:numPr>
+          <w:ilvl w:val="0"/>
+          <w:numId w:val="9"/>
+        </w:numPr>
+      </w:pPr>
+      <w:r>
+        <w:t>df.columns</w:t>
+      </w:r>
+      <w:r>
+        <w:sym w:font="Wingdings" w:char="F0E8"/>
+      </w:r>
+      <w:r>
+        <w:t xml:space="preserve"> it is used to see all columns</w:t>
+      </w:r>
+    </w:p>
+    <w:p>
+      <w:pPr>
+        <w:pStyle w:val="NoSpacing"/>
+        <w:numPr>
+          <w:ilvl w:val="0"/>
+          <w:numId w:val="9"/>
+        </w:numPr>
+      </w:pPr>
+      <w:r>
+        <w:t>df[columnname].unique()</w:t>
+      </w:r>
+      <w:r>
+        <w:sym w:font="Wingdings" w:char="F0E8"/>
+      </w:r>
+      <w:r>
+        <w:t xml:space="preserve">it is used to see all unique values </w:t>
+      </w:r>
+    </w:p>
+    <w:p>
+      <w:pPr>
+        <w:pStyle w:val="NoSpacing"/>
+        <w:numPr>
+          <w:ilvl w:val="0"/>
+          <w:numId w:val="9"/>
+        </w:numPr>
+      </w:pPr>
+      <w:r>
+        <w:t>df[</w:t>
+      </w:r>
+      <w:r>
+        <w:t>columnname].</w:t>
+      </w:r>
+      <w:r>
+        <w:t xml:space="preserve">value_counts </w:t>
+      </w:r>
+      <w:r>
+        <w:t>()</w:t>
+      </w:r>
+      <w:r>
+        <w:sym w:font="Wingdings" w:char="F0E8"/>
+      </w:r>
+      <w:r>
+        <w:t xml:space="preserve"> it is used to count the number of values comes (means is column mai itne baar ye naam aaya hai )</w:t>
+      </w:r>
+    </w:p>
+    <w:p>
+      <w:pPr>
+        <w:pStyle w:val="NoSpacing"/>
+        <w:numPr>
+          <w:ilvl w:val="0"/>
+          <w:numId w:val="9"/>
+        </w:numPr>
+      </w:pPr>
+      <w:r>
+        <w:t>mode()</w:t>
+      </w:r>
+      <w:r>
+        <w:sym w:font="Wingdings" w:char="F0E8"/>
+      </w:r>
+      <w:r>
+        <w:t xml:space="preserve"> is used to select maximum time element occur</w:t>
+      </w:r>
+    </w:p>
+    <w:p>
+      <w:pPr>
+        <w:pStyle w:val="NoSpacing"/>
+        <w:numPr>
+          <w:ilvl w:val="0"/>
+          <w:numId w:val="9"/>
+        </w:numPr>
+      </w:pPr>
+      <w:r>
+        <w:t>df.select_dtypes(include=str)</w:t>
+      </w:r>
+      <w:r>
+        <w:sym w:font="Wingdings" w:char="F0E8"/>
+      </w:r>
+      <w:r>
+        <w:t xml:space="preserve"> ye vo data dikhayga jo str type ka hai bs</w:t>
+      </w:r>
+    </w:p>
+    <w:p>
+      <w:pPr>
+        <w:pStyle w:val="NoSpacing"/>
+        <w:ind w:left="720"/>
+      </w:pPr>
+      <w:r>
+        <w:drawing>
+          <wp:inline distT="0" distB="0" distL="0" distR="0" wp14:anchorId="6D00F3F3" wp14:editId="73236534">
+            <wp:extent cx="5973009" cy="2029108"/>
+            <wp:effectExtent l="0" t="0" r="8890" b="9525"/>
+            <wp:docPr id="10" name="Picture 10"/>
+            <wp:cNvGraphicFramePr>
+              <a:graphicFrameLocks xmlns:a="http://schemas.openxmlformats.org/drawingml/2006/main" noChangeAspect="1"/>
+            </wp:cNvGraphicFramePr>
+            <a:graphic xmlns:a="http://schemas.openxmlformats.org/drawingml/2006/main">
+              <a:graphicData uri="http://schemas.openxmlformats.org/drawingml/2006/picture">
+                <pic:pic xmlns:pic="http://schemas.openxmlformats.org/drawingml/2006/picture">
+                  <pic:nvPicPr>
+                    <pic:cNvPr id="1" name=""/>
+                    <pic:cNvPicPr/>
+                  </pic:nvPicPr>
+                  <pic:blipFill>
+                    <a:blip r:embed="rId15"/>
+                    <a:stretch>
+                      <a:fillRect/>
+                    </a:stretch>
+                  </pic:blipFill>
+                  <pic:spPr>
+                    <a:xfrm>
+                      <a:off x="0" y="0"/>
+                      <a:ext cx="5973009" cy="2029108"/>
+                    </a:xfrm>
+                    <a:prstGeom prst="rect">
+                      <a:avLst/>
+                    </a:prstGeom>
+                  </pic:spPr>
+                </pic:pic>
+              </a:graphicData>
+            </a:graphic>
+          </wp:inline>
+        </w:drawing>
+      </w:r>
+    </w:p>
+    <w:p>
+      <w:pPr>
+        <w:pStyle w:val="NoSpacing"/>
+        <w:numPr>
+          <w:ilvl w:val="0"/>
+          <w:numId w:val="9"/>
+        </w:numPr>
+      </w:pPr>
+      <w:r>
+        <w:t># it shows mode values comes on index 0</w:t>
+      </w:r>
+    </w:p>
+    <w:p>
+      <w:pPr>
+        <w:pStyle w:val="NoSpacing"/>
+        <w:ind w:left="720"/>
+      </w:pPr>
+      <w:r>
+        <w:t xml:space="preserve">df.Segment.mode() </w:t>
+      </w:r>
+      <w:r>
+        <w:sym w:font="Wingdings" w:char="F0E8"/>
+      </w:r>
+      <w:r>
+        <w:t xml:space="preserve"> </w:t>
+      </w:r>
+      <w:r>
+        <w:t>#it show index</w:t>
+      </w:r>
+    </w:p>
+    <w:p>
+      <w:pPr>
+        <w:pStyle w:val="NoSpacing"/>
+        <w:ind w:left="720"/>
+      </w:pPr>
+      <w:r>
+        <w:t>df.Segment.mode()[0]</w:t>
+      </w:r>
+      <w:r>
+        <w:sym w:font="Wingdings" w:char="F0E8"/>
+      </w:r>
+      <w:r>
+        <w:t xml:space="preserve"> </w:t>
+      </w:r>
+      <w:r>
+        <w:t xml:space="preserve"> #it shows value on index 0</w:t>
+      </w:r>
+    </w:p>
+    <w:p>
+      <w:pPr>
+        <w:pStyle w:val="NoSpacing"/>
+        <w:numPr>
+          <w:ilvl w:val="0"/>
+          <w:numId w:val="9"/>
+        </w:numPr>
+      </w:pPr>
+      <w:r>
+        <w:t>for col in df.sel</w:t>
+      </w:r>
+      <w:r>
+        <w:t xml:space="preserve">ect_dtypes(include = </w:t>
+      </w:r>
+      <w:r>
+        <w:rPr>
+          <w:highlight w:val="yellow"/>
+        </w:rPr>
+        <w:t>np.number</w:t>
+      </w:r>
+      <w:r>
+        <w:t xml:space="preserve">)  </w:t>
+      </w:r>
+      <w:r>
+        <w:sym w:font="Wingdings" w:char="F0E8"/>
+      </w:r>
+      <w:r>
+        <w:t xml:space="preserve"> it select both float and int </w:t>
+      </w:r>
+    </w:p>
+    <w:p>
+      <w:pPr>
+        <w:pStyle w:val="NoSpacing"/>
+        <w:numPr>
+          <w:ilvl w:val="0"/>
+          <w:numId w:val="9"/>
+        </w:numPr>
+      </w:pPr>
+      <w:r>
+        <w:t xml:space="preserve">Lambda function </w:t>
+      </w:r>
+      <w:r>
+        <w:sym w:font="Wingdings" w:char="F0E8"/>
+      </w:r>
+      <w:r>
+        <w:t xml:space="preserve"> </w:t>
+      </w:r>
+      <w:r>
+        <w:t>df['Country'].map(lambda val : val[0:3])</w:t>
+      </w:r>
+    </w:p>
+    <w:p>
+      <w:pPr>
+        <w:pStyle w:val="NoSpacing"/>
+        <w:ind w:left="720"/>
+      </w:pPr>
+      <w:r>
+        <w:drawing>
+          <wp:inline distT="0" distB="0" distL="0" distR="0" wp14:anchorId="336ADB58" wp14:editId="78A30DD5">
+            <wp:extent cx="8345065" cy="3181794"/>
+            <wp:effectExtent l="0" t="0" r="0" b="0"/>
+            <wp:docPr id="11" name="Picture 11"/>
+            <wp:cNvGraphicFramePr>
+              <a:graphicFrameLocks xmlns:a="http://schemas.openxmlformats.org/drawingml/2006/main" noChangeAspect="1"/>
+            </wp:cNvGraphicFramePr>
+            <a:graphic xmlns:a="http://schemas.openxmlformats.org/drawingml/2006/main">
+              <a:graphicData uri="http://schemas.openxmlformats.org/drawingml/2006/picture">
+                <pic:pic xmlns:pic="http://schemas.openxmlformats.org/drawingml/2006/picture">
+                  <pic:nvPicPr>
+                    <pic:cNvPr id="1" name=""/>
+                    <pic:cNvPicPr/>
+                  </pic:nvPicPr>
+                  <pic:blipFill>
+                    <a:blip r:embed="rId16"/>
+                    <a:stretch>
+                      <a:fillRect/>
+                    </a:stretch>
+                  </pic:blipFill>
+                  <pic:spPr>
+                    <a:xfrm>
+                      <a:off x="0" y="0"/>
+                      <a:ext cx="8345065" cy="3181794"/>
+                    </a:xfrm>
+                    <a:prstGeom prst="rect">
+                      <a:avLst/>
+                    </a:prstGeom>
+                  </pic:spPr>
+                </pic:pic>
+              </a:graphicData>
+            </a:graphic>
+          </wp:inline>
+        </w:drawing>
+      </w:r>
+    </w:p>
+    <w:p>
+      <w:pPr>
+        <w:pStyle w:val="NoSpacing"/>
+        <w:numPr>
+          <w:ilvl w:val="0"/>
+          <w:numId w:val="9"/>
+        </w:numPr>
+      </w:pPr>
+      <w:r>
+        <w:t>df = df.drop(columns=['Month Number' , 'Month Name' , 'Year' ])</w:t>
+      </w:r>
+      <w:r>
+        <w:t xml:space="preserve"> </w:t>
+      </w:r>
+      <w:r>
+        <w:sym w:font="Wingdings" w:char="F0E8"/>
+      </w:r>
+      <w:r>
+        <w:t xml:space="preserve"> if you want to drop columns and you want drop single column</w:t>
+      </w:r>
+    </w:p>
+    <w:p>
+      <w:pPr>
+        <w:pStyle w:val="NoSpacing"/>
+        <w:numPr>
+          <w:ilvl w:val="1"/>
+          <w:numId w:val="9"/>
+        </w:numPr>
+      </w:pPr>
+      <w:r>
+        <w:t>df = df.drop(columns=</w:t>
+      </w:r>
+      <w:r>
+        <w:t xml:space="preserve">'Year' </w:t>
+      </w:r>
+      <w:r>
+        <w:t>)</w:t>
+      </w:r>
+      <w:r>
+        <w:t xml:space="preserve"> </w:t>
+      </w:r>
+      <w:r>
+        <w:sym w:font="Wingdings" w:char="F0E8"/>
+      </w:r>
+      <w:r>
+        <w:t xml:space="preserve"> use quotes ‘ ‘ </w:t>
+      </w:r>
+    </w:p>
+    <w:p>
+      <w:pPr>
+        <w:pStyle w:val="NoSpacing"/>
+        <w:numPr>
+          <w:ilvl w:val="0"/>
+          <w:numId w:val="9"/>
+        </w:numPr>
+      </w:pPr>
+      <w:r>
+        <w:t>SAVE THE DATA INTO FILE</w:t>
+      </w:r>
+    </w:p>
+    <w:p>
+      <w:pPr>
+        <w:pStyle w:val="NoSpacing"/>
+        <w:numPr>
+          <w:ilvl w:val="1"/>
+          <w:numId w:val="9"/>
+        </w:numPr>
+        <w:rPr>
+          <w:highlight w:val="yellow"/>
+        </w:rPr>
+      </w:pPr>
+      <w:r>
+        <w:rPr>
+          <w:highlight w:val="yellow"/>
+        </w:rPr>
+        <w:t>df.to_excel</w:t>
+      </w:r>
+      <w:r>
+        <w:rPr>
+          <w:highlight w:val="yellow"/>
+        </w:rPr>
+        <w:t>(“Name”)</w:t>
+      </w:r>
+    </w:p>
+    <w:p>
+      <w:pPr>
+        <w:pStyle w:val="NoSpacing"/>
+        <w:numPr>
+          <w:ilvl w:val="1"/>
+          <w:numId w:val="9"/>
+        </w:numPr>
+      </w:pPr>
+      <w:r>
+        <w:t>df.to_csv</w:t>
+      </w:r>
+      <w:r>
+        <w:t>(“Cleaned_data.csv”)</w:t>
+      </w:r>
+    </w:p>
+    <w:p>
+      <w:pPr>
+        <w:pStyle w:val="NoSpacing"/>
+        <w:numPr>
+          <w:ilvl w:val="1"/>
+          <w:numId w:val="9"/>
+        </w:numPr>
+      </w:pPr>
+      <w:r>
+        <w:t>df.to_json</w:t>
+      </w:r>
+      <w:r>
+        <w:t>(“Cleaned_data.</w:t>
+      </w:r>
+      <w:r>
+        <w:t>json</w:t>
+      </w:r>
+      <w:r>
+        <w:t>”)</w:t>
+      </w:r>
+    </w:p>
+    <w:p>
+      <w:pPr>
+        <w:pStyle w:val="NoSpacing"/>
+        <w:numPr>
+          <w:ilvl w:val="1"/>
+          <w:numId w:val="9"/>
+        </w:numPr>
+      </w:pPr>
+      <w:r>
+        <w:t>df.to_list</w:t>
+      </w:r>
+      <w:r>
+        <w:t>(“Cleaned_data.</w:t>
+      </w:r>
+      <w:r>
+        <w:t>li</w:t>
+      </w:r>
+      <w:r>
+        <w:t>”)</w:t>
+      </w:r>
+    </w:p>
+    <w:p>
+      <w:pPr>
+        <w:pStyle w:val="NoSpacing"/>
+        <w:numPr>
+          <w:ilvl w:val="0"/>
+          <w:numId w:val="9"/>
+        </w:numPr>
+      </w:pPr>
+      <w:r>
+        <w:t>WithOUT INDEX</w:t>
+      </w:r>
+    </w:p>
+    <w:p>
+      <w:pPr>
+        <w:pStyle w:val="NoSpacing"/>
+        <w:numPr>
+          <w:ilvl w:val="1"/>
+          <w:numId w:val="9"/>
+        </w:numPr>
+      </w:pPr>
+      <w:r>
+        <w:t>df.to_csv("Cleaned_Data_0003_Practical.csv" , index =False)</w:t>
+      </w:r>
+      <w:bookmarkStart w:id="0" w:name="_GoBack"/>
+      <w:bookmarkEnd w:id="0"/>
+    </w:p>
+    <w:p>
+      <w:pPr>
+        <w:pStyle w:val="NoSpacing"/>
+        <w:ind w:left="360"/>
+      </w:pPr>
+    </w:p>
+    <w:p>
+      <w:pPr>
+        <w:pStyle w:val="NoSpacing"/>
+        <w:ind w:left="360"/>
+      </w:pPr>
+    </w:p>
     <w:sectPr>
       <w:pgSz w:w="15840" w:h="24480" w:code="3"/>
       <w:pgMar w:top="720" w:right="720" w:bottom="720" w:left="720" w:header="720" w:footer="720" w:gutter="0"/>
@@ -29397,6 +29858,92 @@
     </w:lvl>
   </w:abstractNum>
   <w:abstractNum w:abstractNumId="1" w15:restartNumberingAfterBreak="0">
+    <w:nsid w:val="075F0364"/>
+    <w:multiLevelType w:val="hybridMultilevel"/>
+    <w:tmpl w:val="9A729A60"/>
+    <w:lvl w:ilvl="0" w:tplc="0409000F">
+      <w:start w:val="1"/>
+      <w:numFmt w:val="decimal"/>
+      <w:lvlText w:val="%1."/>
+      <w:lvlJc w:val="left"/>
+      <w:pPr>
+        <w:ind w:left="720" w:hanging="360"/>
+      </w:pPr>
+    </w:lvl>
+    <w:lvl w:ilvl="1" w:tplc="04090019" w:tentative="1">
+      <w:start w:val="1"/>
+      <w:numFmt w:val="lowerLetter"/>
+      <w:lvlText w:val="%2."/>
+      <w:lvlJc w:val="left"/>
+      <w:pPr>
+        <w:ind w:left="1440" w:hanging="360"/>
+      </w:pPr>
+    </w:lvl>
+    <w:lvl w:ilvl="2" w:tplc="0409001B" w:tentative="1">
+      <w:start w:val="1"/>
+      <w:numFmt w:val="lowerRoman"/>
+      <w:lvlText w:val="%3."/>
+      <w:lvlJc w:val="right"/>
+      <w:pPr>
+        <w:ind w:left="2160" w:hanging="180"/>
+      </w:pPr>
+    </w:lvl>
+    <w:lvl w:ilvl="3" w:tplc="0409000F" w:tentative="1">
+      <w:start w:val="1"/>
+      <w:numFmt w:val="decimal"/>
+      <w:lvlText w:val="%4."/>
+      <w:lvlJc w:val="left"/>
+      <w:pPr>
+        <w:ind w:left="2880" w:hanging="360"/>
+      </w:pPr>
+    </w:lvl>
+    <w:lvl w:ilvl="4" w:tplc="04090019" w:tentative="1">
+      <w:start w:val="1"/>
+      <w:numFmt w:val="lowerLetter"/>
+      <w:lvlText w:val="%5."/>
+      <w:lvlJc w:val="left"/>
+      <w:pPr>
+        <w:ind w:left="3600" w:hanging="360"/>
+      </w:pPr>
+    </w:lvl>
+    <w:lvl w:ilvl="5" w:tplc="0409001B" w:tentative="1">
+      <w:start w:val="1"/>
+      <w:numFmt w:val="lowerRoman"/>
+      <w:lvlText w:val="%6."/>
+      <w:lvlJc w:val="right"/>
+      <w:pPr>
+        <w:ind w:left="4320" w:hanging="180"/>
+      </w:pPr>
+    </w:lvl>
+    <w:lvl w:ilvl="6" w:tplc="0409000F" w:tentative="1">
+      <w:start w:val="1"/>
+      <w:numFmt w:val="decimal"/>
+      <w:lvlText w:val="%7."/>
+      <w:lvlJc w:val="left"/>
+      <w:pPr>
+        <w:ind w:left="5040" w:hanging="360"/>
+      </w:pPr>
+    </w:lvl>
+    <w:lvl w:ilvl="7" w:tplc="04090019" w:tentative="1">
+      <w:start w:val="1"/>
+      <w:numFmt w:val="lowerLetter"/>
+      <w:lvlText w:val="%8."/>
+      <w:lvlJc w:val="left"/>
+      <w:pPr>
+        <w:ind w:left="5760" w:hanging="360"/>
+      </w:pPr>
+    </w:lvl>
+    <w:lvl w:ilvl="8" w:tplc="0409001B" w:tentative="1">
+      <w:start w:val="1"/>
+      <w:numFmt w:val="lowerRoman"/>
+      <w:lvlText w:val="%9."/>
+      <w:lvlJc w:val="right"/>
+      <w:pPr>
+        <w:ind w:left="6480" w:hanging="180"/>
+      </w:pPr>
+    </w:lvl>
+  </w:abstractNum>
+  <w:abstractNum w:abstractNumId="2" w15:restartNumberingAfterBreak="0">
     <w:nsid w:val="25CE0EDF"/>
     <w:multiLevelType w:val="hybridMultilevel"/>
     <w:tmpl w:val="1110FF4C"/>
@@ -29509,7 +30056,7 @@
       </w:rPr>
     </w:lvl>
   </w:abstractNum>
-  <w:abstractNum w:abstractNumId="2" w15:restartNumberingAfterBreak="0">
+  <w:abstractNum w:abstractNumId="3" w15:restartNumberingAfterBreak="0">
     <w:nsid w:val="374C16F6"/>
     <w:multiLevelType w:val="hybridMultilevel"/>
     <w:tmpl w:val="B6B021E2"/>
@@ -29622,7 +30169,7 @@
       </w:rPr>
     </w:lvl>
   </w:abstractNum>
-  <w:abstractNum w:abstractNumId="3" w15:restartNumberingAfterBreak="0">
+  <w:abstractNum w:abstractNumId="4" w15:restartNumberingAfterBreak="0">
     <w:nsid w:val="39342E1D"/>
     <w:multiLevelType w:val="hybridMultilevel"/>
     <w:tmpl w:val="9FEC9C24"/>
@@ -29735,7 +30282,7 @@
       </w:rPr>
     </w:lvl>
   </w:abstractNum>
-  <w:abstractNum w:abstractNumId="4" w15:restartNumberingAfterBreak="0">
+  <w:abstractNum w:abstractNumId="5" w15:restartNumberingAfterBreak="0">
     <w:nsid w:val="3C751E78"/>
     <w:multiLevelType w:val="hybridMultilevel"/>
     <w:tmpl w:val="1592D6A8"/>
@@ -29824,7 +30371,7 @@
       </w:pPr>
     </w:lvl>
   </w:abstractNum>
-  <w:abstractNum w:abstractNumId="5" w15:restartNumberingAfterBreak="0">
+  <w:abstractNum w:abstractNumId="6" w15:restartNumberingAfterBreak="0">
     <w:nsid w:val="42200B9F"/>
     <w:multiLevelType w:val="hybridMultilevel"/>
     <w:tmpl w:val="FCD655B8"/>
@@ -29910,7 +30457,7 @@
       </w:pPr>
     </w:lvl>
   </w:abstractNum>
-  <w:abstractNum w:abstractNumId="6" w15:restartNumberingAfterBreak="0">
+  <w:abstractNum w:abstractNumId="7" w15:restartNumberingAfterBreak="0">
     <w:nsid w:val="471775BD"/>
     <w:multiLevelType w:val="hybridMultilevel"/>
     <w:tmpl w:val="271A9436"/>
@@ -30023,7 +30570,7 @@
       </w:rPr>
     </w:lvl>
   </w:abstractNum>
-  <w:abstractNum w:abstractNumId="7" w15:restartNumberingAfterBreak="0">
+  <w:abstractNum w:abstractNumId="8" w15:restartNumberingAfterBreak="0">
     <w:nsid w:val="52F004D3"/>
     <w:multiLevelType w:val="multilevel"/>
     <w:tmpl w:val="84FE70EA"/>
@@ -30136,7 +30683,7 @@
       </w:pPr>
     </w:lvl>
   </w:abstractNum>
-  <w:abstractNum w:abstractNumId="8" w15:restartNumberingAfterBreak="0">
+  <w:abstractNum w:abstractNumId="9" w15:restartNumberingAfterBreak="0">
     <w:nsid w:val="5C951A9E"/>
     <w:multiLevelType w:val="hybridMultilevel"/>
     <w:tmpl w:val="93E89B04"/>
@@ -30249,7 +30796,93 @@
       </w:rPr>
     </w:lvl>
   </w:abstractNum>
-  <w:abstractNum w:abstractNumId="9" w15:restartNumberingAfterBreak="0">
+  <w:abstractNum w:abstractNumId="10" w15:restartNumberingAfterBreak="0">
+    <w:nsid w:val="61507DAE"/>
+    <w:multiLevelType w:val="hybridMultilevel"/>
+    <w:tmpl w:val="B12C64EC"/>
+    <w:lvl w:ilvl="0" w:tplc="0409000F">
+      <w:start w:val="1"/>
+      <w:numFmt w:val="decimal"/>
+      <w:lvlText w:val="%1."/>
+      <w:lvlJc w:val="left"/>
+      <w:pPr>
+        <w:ind w:left="1440" w:hanging="360"/>
+      </w:pPr>
+    </w:lvl>
+    <w:lvl w:ilvl="1" w:tplc="04090019" w:tentative="1">
+      <w:start w:val="1"/>
+      <w:numFmt w:val="lowerLetter"/>
+      <w:lvlText w:val="%2."/>
+      <w:lvlJc w:val="left"/>
+      <w:pPr>
+        <w:ind w:left="2160" w:hanging="360"/>
+      </w:pPr>
+    </w:lvl>
+    <w:lvl w:ilvl="2" w:tplc="0409001B" w:tentative="1">
+      <w:start w:val="1"/>
+      <w:numFmt w:val="lowerRoman"/>
+      <w:lvlText w:val="%3."/>
+      <w:lvlJc w:val="right"/>
+      <w:pPr>
+        <w:ind w:left="2880" w:hanging="180"/>
+      </w:pPr>
+    </w:lvl>
+    <w:lvl w:ilvl="3" w:tplc="0409000F" w:tentative="1">
+      <w:start w:val="1"/>
+      <w:numFmt w:val="decimal"/>
+      <w:lvlText w:val="%4."/>
+      <w:lvlJc w:val="left"/>
+      <w:pPr>
+        <w:ind w:left="3600" w:hanging="360"/>
+      </w:pPr>
+    </w:lvl>
+    <w:lvl w:ilvl="4" w:tplc="04090019" w:tentative="1">
+      <w:start w:val="1"/>
+      <w:numFmt w:val="lowerLetter"/>
+      <w:lvlText w:val="%5."/>
+      <w:lvlJc w:val="left"/>
+      <w:pPr>
+        <w:ind w:left="4320" w:hanging="360"/>
+      </w:pPr>
+    </w:lvl>
+    <w:lvl w:ilvl="5" w:tplc="0409001B" w:tentative="1">
+      <w:start w:val="1"/>
+      <w:numFmt w:val="lowerRoman"/>
+      <w:lvlText w:val="%6."/>
+      <w:lvlJc w:val="right"/>
+      <w:pPr>
+        <w:ind w:left="5040" w:hanging="180"/>
+      </w:pPr>
+    </w:lvl>
+    <w:lvl w:ilvl="6" w:tplc="0409000F" w:tentative="1">
+      <w:start w:val="1"/>
+      <w:numFmt w:val="decimal"/>
+      <w:lvlText w:val="%7."/>
+      <w:lvlJc w:val="left"/>
+      <w:pPr>
+        <w:ind w:left="5760" w:hanging="360"/>
+      </w:pPr>
+    </w:lvl>
+    <w:lvl w:ilvl="7" w:tplc="04090019" w:tentative="1">
+      <w:start w:val="1"/>
+      <w:numFmt w:val="lowerLetter"/>
+      <w:lvlText w:val="%8."/>
+      <w:lvlJc w:val="left"/>
+      <w:pPr>
+        <w:ind w:left="6480" w:hanging="360"/>
+      </w:pPr>
+    </w:lvl>
+    <w:lvl w:ilvl="8" w:tplc="0409001B" w:tentative="1">
+      <w:start w:val="1"/>
+      <w:numFmt w:val="lowerRoman"/>
+      <w:lvlText w:val="%9."/>
+      <w:lvlJc w:val="right"/>
+      <w:pPr>
+        <w:ind w:left="7200" w:hanging="180"/>
+      </w:pPr>
+    </w:lvl>
+  </w:abstractNum>
+  <w:abstractNum w:abstractNumId="11" w15:restartNumberingAfterBreak="0">
     <w:nsid w:val="70F821E9"/>
     <w:multiLevelType w:val="hybridMultilevel"/>
     <w:tmpl w:val="3B7EBC0A"/>
@@ -30338,7 +30971,7 @@
       </w:pPr>
     </w:lvl>
   </w:abstractNum>
-  <w:abstractNum w:abstractNumId="10" w15:restartNumberingAfterBreak="0">
+  <w:abstractNum w:abstractNumId="12" w15:restartNumberingAfterBreak="0">
     <w:nsid w:val="7D0F6DE1"/>
     <w:multiLevelType w:val="hybridMultilevel"/>
     <w:tmpl w:val="479A335E"/>
@@ -30452,37 +31085,43 @@
     </w:lvl>
   </w:abstractNum>
   <w:num w:numId="1">
+    <w:abstractNumId w:val="8"/>
+  </w:num>
+  <w:num w:numId="2">
+    <w:abstractNumId w:val="3"/>
+  </w:num>
+  <w:num w:numId="3">
+    <w:abstractNumId w:val="12"/>
+  </w:num>
+  <w:num w:numId="4">
+    <w:abstractNumId w:val="2"/>
+  </w:num>
+  <w:num w:numId="5">
+    <w:abstractNumId w:val="4"/>
+  </w:num>
+  <w:num w:numId="6">
     <w:abstractNumId w:val="7"/>
   </w:num>
-  <w:num w:numId="2">
-    <w:abstractNumId w:val="2"/>
+  <w:num w:numId="7">
+    <w:abstractNumId w:val="9"/>
   </w:num>
-  <w:num w:numId="3">
-    <w:abstractNumId w:val="10"/>
-  </w:num>
-  <w:num w:numId="4">
-    <w:abstractNumId w:val="1"/>
-  </w:num>
-  <w:num w:numId="5">
-    <w:abstractNumId w:val="3"/>
-  </w:num>
-  <w:num w:numId="6">
+  <w:num w:numId="8">
     <w:abstractNumId w:val="6"/>
   </w:num>
-  <w:num w:numId="7">
-    <w:abstractNumId w:val="8"/>
-  </w:num>
-  <w:num w:numId="8">
-    <w:abstractNumId w:val="5"/>
-  </w:num>
   <w:num w:numId="9">
-    <w:abstractNumId w:val="9"/>
+    <w:abstractNumId w:val="11"/>
   </w:num>
   <w:num w:numId="10">
-    <w:abstractNumId w:val="4"/>
+    <w:abstractNumId w:val="5"/>
   </w:num>
   <w:num w:numId="11">
     <w:abstractNumId w:val="0"/>
+  </w:num>
+  <w:num w:numId="12">
+    <w:abstractNumId w:val="10"/>
+  </w:num>
+  <w:num w:numId="13">
+    <w:abstractNumId w:val="1"/>
   </w:num>
 </w:numbering>
 </file>

--- a/Croma Campus  Notes Python.docx
+++ b/Croma Campus  Notes Python.docx
@@ -28390,16 +28390,121 @@
         </w:numPr>
       </w:pPr>
       <w:r>
-        <w:t>df.Empsalary.sum()</w:t>
+        <w:t>df.iloc[index]</w:t>
+      </w:r>
+      <w:r>
+        <w:sym w:font="Wingdings" w:char="F0E8"/>
+      </w:r>
+      <w:r>
+        <w:t xml:space="preserve"> it is used to fetch data by row</w:t>
+      </w:r>
+      <w:r>
+        <w:t xml:space="preserve"> and column   </w:t>
+      </w:r>
+    </w:p>
+    <w:p>
+      <w:pPr>
+        <w:pStyle w:val="NoSpacing"/>
+        <w:numPr>
+          <w:ilvl w:val="1"/>
+          <w:numId w:val="9"/>
+        </w:numPr>
+      </w:pPr>
+      <w:r>
+        <w:t xml:space="preserve">silicing </w:t>
+      </w:r>
+    </w:p>
+    <w:p>
+      <w:pPr>
+        <w:pStyle w:val="NoSpacing"/>
+        <w:ind w:left="1440"/>
+      </w:pPr>
+      <w:r>
+        <w:t>df.iloc[0:3]</w:t>
+      </w:r>
+      <w:r>
+        <w:sym w:font="Wingdings" w:char="F0E8"/>
+      </w:r>
+      <w:r>
+        <w:t xml:space="preserve"> it can fetch only 0 , 1 ,  2 Last one is not included python rule </w:t>
+      </w:r>
+    </w:p>
+    <w:p>
+      <w:pPr>
+        <w:pStyle w:val="NoSpacing"/>
+        <w:numPr>
+          <w:ilvl w:val="1"/>
+          <w:numId w:val="9"/>
+        </w:numPr>
+      </w:pPr>
+      <w:r>
+        <w:t xml:space="preserve">silicing </w:t>
+      </w:r>
+    </w:p>
+    <w:p>
+      <w:pPr>
+        <w:pStyle w:val="NoSpacing"/>
+        <w:ind w:left="1440"/>
+      </w:pPr>
+      <w:r>
+        <w:t>df.iloc[1:11:2]</w:t>
+      </w:r>
+      <w:r>
+        <w:sym w:font="Wingdings" w:char="F0E8"/>
+      </w:r>
+      <w:r>
+        <w:t xml:space="preserve"> it gets 1 to 10 alertnate </w:t>
+      </w:r>
+      <w:r>
+        <w:sym w:font="Wingdings" w:char="F0E8"/>
+      </w:r>
+      <w:r>
+        <w:t xml:space="preserve"> 1,3,5,7,9</w:t>
+      </w:r>
+    </w:p>
+    <w:p>
+      <w:pPr>
+        <w:pStyle w:val="NoSpacing"/>
+        <w:ind w:left="1440"/>
+      </w:pPr>
+      <w:r>
+        <w:t xml:space="preserve">when you want to get many index data </w:t>
+      </w:r>
+      <w:r>
+        <w:sym w:font="Wingdings" w:char="F0E8"/>
       </w:r>
       <w:r>
         <w:t xml:space="preserve"> </w:t>
       </w:r>
       <w:r>
+        <w:t>data.iloc[[1,5,6,1,2]]</w:t>
+      </w:r>
+    </w:p>
+    <w:p>
+      <w:pPr>
+        <w:pStyle w:val="NoSpacing"/>
+        <w:numPr>
+          <w:ilvl w:val="0"/>
+          <w:numId w:val="14"/>
+        </w:numPr>
+      </w:pPr>
+      <w:r>
+        <w:t># fetch column by iloc</w:t>
+      </w:r>
+      <w:r>
+        <w:t xml:space="preserve"> </w:t>
+      </w:r>
+      <w:r>
+        <w:tab/>
+      </w:r>
+      <w:r>
         <w:sym w:font="Wingdings" w:char="F0E8"/>
       </w:r>
       <w:r>
-        <w:t xml:space="preserve"> it is used to find Total salary</w:t>
+        <w:tab/>
+      </w:r>
+      <w:r>
+        <w:t>data.iloc[: , [4 , 5 , 6]]</w:t>
       </w:r>
     </w:p>
     <w:p>
@@ -28411,13 +28516,7 @@
         </w:numPr>
       </w:pPr>
       <w:r>
-        <w:t>df.Empsalary.</w:t>
-      </w:r>
-      <w:r>
-        <w:t>max</w:t>
-      </w:r>
-      <w:r>
-        <w:t xml:space="preserve"> ()</w:t>
+        <w:t>df.Empsalary.sum()</w:t>
       </w:r>
       <w:r>
         <w:t xml:space="preserve"> </w:t>
@@ -28426,7 +28525,7 @@
         <w:sym w:font="Wingdings" w:char="F0E8"/>
       </w:r>
       <w:r>
-        <w:t xml:space="preserve"> find max salary </w:t>
+        <w:t xml:space="preserve"> it is used to find Total salary</w:t>
       </w:r>
     </w:p>
     <w:p>
@@ -28441,7 +28540,7 @@
         <w:t>df.Empsalary.</w:t>
       </w:r>
       <w:r>
-        <w:t>mean</w:t>
+        <w:t>max</w:t>
       </w:r>
       <w:r>
         <w:t xml:space="preserve"> ()</w:t>
@@ -28453,7 +28552,7 @@
         <w:sym w:font="Wingdings" w:char="F0E8"/>
       </w:r>
       <w:r>
-        <w:t xml:space="preserve"> find average </w:t>
+        <w:t xml:space="preserve"> find max salary </w:t>
       </w:r>
     </w:p>
     <w:p>
@@ -28465,6 +28564,69 @@
         </w:numPr>
       </w:pPr>
       <w:r>
+        <w:t>df.Empsalary.</w:t>
+      </w:r>
+      <w:r>
+        <w:t>mean</w:t>
+      </w:r>
+      <w:r>
+        <w:t xml:space="preserve"> ()</w:t>
+      </w:r>
+      <w:r>
+        <w:t xml:space="preserve"> </w:t>
+      </w:r>
+      <w:r>
+        <w:sym w:font="Wingdings" w:char="F0E8"/>
+      </w:r>
+      <w:r>
+        <w:t xml:space="preserve"> find average </w:t>
+      </w:r>
+    </w:p>
+    <w:p>
+      <w:pPr>
+        <w:pStyle w:val="NoSpacing"/>
+        <w:ind w:left="720"/>
+      </w:pPr>
+      <w:r>
+        <w:t>mask1 = data['win_by_runs']&lt;10</w:t>
+      </w:r>
+    </w:p>
+    <w:p>
+      <w:pPr>
+        <w:pStyle w:val="NoSpacing"/>
+        <w:ind w:left="720"/>
+      </w:pPr>
+      <w:r>
+        <w:t>mask2 = data['toss_decision'] == 'field'</w:t>
+      </w:r>
+    </w:p>
+    <w:p>
+      <w:pPr>
+        <w:pStyle w:val="NoSpacing"/>
+        <w:ind w:left="720"/>
+      </w:pPr>
+      <w:r>
+        <w:sym w:font="Wingdings" w:char="F0E8"/>
+      </w:r>
+      <w:r>
+        <w:t>data[mask1 &amp; mask2].shape[0]</w:t>
+      </w:r>
+      <w:r>
+        <w:t xml:space="preserve">          </w:t>
+      </w:r>
+      <w:r>
+        <w:tab/>
+      </w:r>
+    </w:p>
+    <w:p>
+      <w:pPr>
+        <w:pStyle w:val="NoSpacing"/>
+        <w:numPr>
+          <w:ilvl w:val="0"/>
+          <w:numId w:val="9"/>
+        </w:numPr>
+      </w:pPr>
+      <w:r>
         <w:t>df.info()</w:t>
       </w:r>
       <w:r>
@@ -28483,6 +28645,7 @@
         <w:rPr>
           <w:noProof/>
         </w:rPr>
+        <w:lastRenderedPageBreak/>
         <w:drawing>
           <wp:inline distT="0" distB="0" distL="0" distR="0" wp14:anchorId="2AE49FE4" wp14:editId="662BE17C">
             <wp:extent cx="2216150" cy="1447800"/>
@@ -28550,7 +28713,6 @@
         <w:rPr>
           <w:noProof/>
         </w:rPr>
-        <w:lastRenderedPageBreak/>
         <w:drawing>
           <wp:inline distT="0" distB="0" distL="0" distR="0" wp14:anchorId="46D1E210" wp14:editId="39D60307">
             <wp:extent cx="1524000" cy="1574800"/>
@@ -29045,6 +29207,7 @@
         <w:rPr>
           <w:noProof/>
         </w:rPr>
+        <w:lastRenderedPageBreak/>
         <w:drawing>
           <wp:inline distT="0" distB="0" distL="0" distR="0" wp14:anchorId="3C0B1C0E" wp14:editId="3850B57B">
             <wp:extent cx="2101850" cy="1504950"/>
@@ -29097,7 +29260,6 @@
         </w:numPr>
       </w:pPr>
       <w:r>
-        <w:lastRenderedPageBreak/>
         <w:t>newdf = df.copy()</w:t>
       </w:r>
       <w:r>
@@ -29314,16 +29476,7 @@
         </w:numPr>
       </w:pPr>
       <w:r>
-        <w:t>df[</w:t>
-      </w:r>
-      <w:r>
-        <w:t>columnname].</w:t>
-      </w:r>
-      <w:r>
-        <w:t xml:space="preserve">value_counts </w:t>
-      </w:r>
-      <w:r>
-        <w:t>()</w:t>
+        <w:t>df[columnname].value_counts ()</w:t>
       </w:r>
       <w:r>
         <w:sym w:font="Wingdings" w:char="F0E8"/>
@@ -29374,6 +29527,9 @@
         <w:ind w:left="720"/>
       </w:pPr>
       <w:r>
+        <w:rPr>
+          <w:noProof/>
+        </w:rPr>
         <w:drawing>
           <wp:inline distT="0" distB="0" distL="0" distR="0" wp14:anchorId="6D00F3F3" wp14:editId="73236534">
             <wp:extent cx="5973009" cy="2029108"/>
@@ -29435,10 +29591,7 @@
         <w:sym w:font="Wingdings" w:char="F0E8"/>
       </w:r>
       <w:r>
-        <w:t xml:space="preserve"> </w:t>
-      </w:r>
-      <w:r>
-        <w:t>#it show index</w:t>
+        <w:t xml:space="preserve"> #it show index</w:t>
       </w:r>
     </w:p>
     <w:p>
@@ -29453,10 +29606,7 @@
         <w:sym w:font="Wingdings" w:char="F0E8"/>
       </w:r>
       <w:r>
-        <w:t xml:space="preserve"> </w:t>
-      </w:r>
-      <w:r>
-        <w:t xml:space="preserve"> #it shows value on index 0</w:t>
+        <w:t xml:space="preserve">  #it shows value on index 0</w:t>
       </w:r>
     </w:p>
     <w:p>
@@ -29516,6 +29666,9 @@
         <w:ind w:left="720"/>
       </w:pPr>
       <w:r>
+        <w:rPr>
+          <w:noProof/>
+        </w:rPr>
         <w:drawing>
           <wp:inline distT="0" distB="0" distL="0" distR="0" wp14:anchorId="336ADB58" wp14:editId="78A30DD5">
             <wp:extent cx="8345065" cy="3181794"/>
@@ -29664,13 +29817,7 @@
         <w:t>df.to_json</w:t>
       </w:r>
       <w:r>
-        <w:t>(“Cleaned_data.</w:t>
-      </w:r>
-      <w:r>
-        <w:t>json</w:t>
-      </w:r>
-      <w:r>
-        <w:t>”)</w:t>
+        <w:t>(“Cleaned_data.json”)</w:t>
       </w:r>
     </w:p>
     <w:p>
@@ -29685,13 +29832,7 @@
         <w:t>df.to_list</w:t>
       </w:r>
       <w:r>
-        <w:t>(“Cleaned_data.</w:t>
-      </w:r>
-      <w:r>
-        <w:t>li</w:t>
-      </w:r>
-      <w:r>
-        <w:t>”)</w:t>
+        <w:t>(“Cleaned_data.li”)</w:t>
       </w:r>
     </w:p>
     <w:p>
@@ -29717,6 +29858,140 @@
       <w:r>
         <w:t>df.to_csv("Cleaned_Data_0003_Practical.csv" , index =False)</w:t>
       </w:r>
+    </w:p>
+    <w:p>
+      <w:pPr>
+        <w:pStyle w:val="NoSpacing"/>
+        <w:ind w:left="360"/>
+      </w:pPr>
+    </w:p>
+    <w:p>
+      <w:pPr>
+        <w:pStyle w:val="NoSpacing"/>
+        <w:ind w:left="360"/>
+      </w:pPr>
+    </w:p>
+    <w:p>
+      <w:pPr>
+        <w:pStyle w:val="NoSpacing"/>
+        <w:ind w:left="360"/>
+      </w:pPr>
+    </w:p>
+    <w:p>
+      <w:pPr>
+        <w:pStyle w:val="NoSpacing"/>
+        <w:numPr>
+          <w:ilvl w:val="0"/>
+          <w:numId w:val="9"/>
+        </w:numPr>
+        <w:rPr>
+          <w:highlight w:val="yellow"/>
+        </w:rPr>
+      </w:pPr>
+      <w:r>
+        <w:rPr>
+          <w:highlight w:val="yellow"/>
+        </w:rPr>
+        <w:t>plot function</w:t>
+      </w:r>
+      <w:r>
+        <w:rPr>
+          <w:highlight w:val="yellow"/>
+        </w:rPr>
+        <w:t xml:space="preserve"> </w:t>
+      </w:r>
+    </w:p>
+    <w:p>
+      <w:pPr>
+        <w:pStyle w:val="NoSpacing"/>
+        <w:numPr>
+          <w:ilvl w:val="0"/>
+          <w:numId w:val="11"/>
+        </w:numPr>
+      </w:pPr>
+      <w:r>
+        <w:t>#The Pandas Plot()</w:t>
+      </w:r>
+    </w:p>
+    <w:p>
+      <w:pPr>
+        <w:pStyle w:val="NoSpacing"/>
+        <w:numPr>
+          <w:ilvl w:val="0"/>
+          <w:numId w:val="11"/>
+        </w:numPr>
+      </w:pPr>
+      <w:r>
+        <w:t>#!pip install matplotlib</w:t>
+      </w:r>
+    </w:p>
+    <w:p>
+      <w:pPr>
+        <w:pStyle w:val="NoSpacing"/>
+        <w:numPr>
+          <w:ilvl w:val="0"/>
+          <w:numId w:val="11"/>
+        </w:numPr>
+      </w:pPr>
+      <w:r>
+        <w:t>import matplotlib.pyplot as plt</w:t>
+      </w:r>
+    </w:p>
+    <w:p>
+      <w:pPr>
+        <w:pStyle w:val="NoSpacing"/>
+        <w:numPr>
+          <w:ilvl w:val="0"/>
+          <w:numId w:val="11"/>
+        </w:numPr>
+      </w:pPr>
+      <w:r>
+        <w:t>data['winner'].value_counts().plot(kind='bar')</w:t>
+      </w:r>
+    </w:p>
+    <w:p>
+      <w:pPr>
+        <w:pStyle w:val="NoSpacing"/>
+        <w:ind w:left="1440"/>
+      </w:pPr>
+      <w:r>
+        <w:lastRenderedPageBreak/>
+        <w:drawing>
+          <wp:inline distT="0" distB="0" distL="0" distR="0" wp14:anchorId="556DA631" wp14:editId="498F1F92">
+            <wp:extent cx="5096586" cy="4801270"/>
+            <wp:effectExtent l="0" t="0" r="8890" b="0"/>
+            <wp:docPr id="12" name="Picture 12"/>
+            <wp:cNvGraphicFramePr>
+              <a:graphicFrameLocks xmlns:a="http://schemas.openxmlformats.org/drawingml/2006/main" noChangeAspect="1"/>
+            </wp:cNvGraphicFramePr>
+            <a:graphic xmlns:a="http://schemas.openxmlformats.org/drawingml/2006/main">
+              <a:graphicData uri="http://schemas.openxmlformats.org/drawingml/2006/picture">
+                <pic:pic xmlns:pic="http://schemas.openxmlformats.org/drawingml/2006/picture">
+                  <pic:nvPicPr>
+                    <pic:cNvPr id="1" name=""/>
+                    <pic:cNvPicPr/>
+                  </pic:nvPicPr>
+                  <pic:blipFill>
+                    <a:blip r:embed="rId17"/>
+                    <a:stretch>
+                      <a:fillRect/>
+                    </a:stretch>
+                  </pic:blipFill>
+                  <pic:spPr>
+                    <a:xfrm>
+                      <a:off x="0" y="0"/>
+                      <a:ext cx="5096586" cy="4801270"/>
+                    </a:xfrm>
+                    <a:prstGeom prst="rect">
+                      <a:avLst/>
+                    </a:prstGeom>
+                  </pic:spPr>
+                </pic:pic>
+              </a:graphicData>
+            </a:graphic>
+          </wp:inline>
+        </w:drawing>
+      </w:r>
       <w:bookmarkStart w:id="0" w:name="_GoBack"/>
       <w:bookmarkEnd w:id="0"/>
     </w:p>
@@ -29724,6 +29999,138 @@
       <w:pPr>
         <w:pStyle w:val="NoSpacing"/>
         <w:ind w:left="360"/>
+      </w:pPr>
+    </w:p>
+    <w:p>
+      <w:pPr>
+        <w:pStyle w:val="NoSpacing"/>
+        <w:numPr>
+          <w:ilvl w:val="0"/>
+          <w:numId w:val="11"/>
+        </w:numPr>
+      </w:pPr>
+      <w:r>
+        <w:t xml:space="preserve">if you want only top team </w:t>
+      </w:r>
+    </w:p>
+    <w:p>
+      <w:pPr>
+        <w:pStyle w:val="NoSpacing"/>
+        <w:numPr>
+          <w:ilvl w:val="1"/>
+          <w:numId w:val="11"/>
+        </w:numPr>
+      </w:pPr>
+      <w:r>
+        <w:t>data['winner'].value_counts().head().plot(kind='bar</w:t>
+      </w:r>
+      <w:r>
+        <w:t>h</w:t>
+      </w:r>
+      <w:r>
+        <w:t>')</w:t>
+      </w:r>
+      <w:r>
+        <w:t xml:space="preserve"> </w:t>
+      </w:r>
+      <w:r>
+        <w:sym w:font="Wingdings" w:char="F0E8"/>
+      </w:r>
+      <w:r>
+        <w:t xml:space="preserve"> h is used for horizontal</w:t>
+      </w:r>
+    </w:p>
+    <w:p>
+      <w:pPr>
+        <w:pStyle w:val="NoSpacing"/>
+        <w:ind w:left="720" w:firstLine="720"/>
+      </w:pPr>
+      <w:r>
+        <w:drawing>
+          <wp:inline distT="0" distB="0" distL="0" distR="0" wp14:anchorId="65B5143C" wp14:editId="64BF1804">
+            <wp:extent cx="5915851" cy="3658111"/>
+            <wp:effectExtent l="0" t="0" r="8890" b="0"/>
+            <wp:docPr id="13" name="Picture 13"/>
+            <wp:cNvGraphicFramePr>
+              <a:graphicFrameLocks xmlns:a="http://schemas.openxmlformats.org/drawingml/2006/main" noChangeAspect="1"/>
+            </wp:cNvGraphicFramePr>
+            <a:graphic xmlns:a="http://schemas.openxmlformats.org/drawingml/2006/main">
+              <a:graphicData uri="http://schemas.openxmlformats.org/drawingml/2006/picture">
+                <pic:pic xmlns:pic="http://schemas.openxmlformats.org/drawingml/2006/picture">
+                  <pic:nvPicPr>
+                    <pic:cNvPr id="1" name=""/>
+                    <pic:cNvPicPr/>
+                  </pic:nvPicPr>
+                  <pic:blipFill>
+                    <a:blip r:embed="rId18"/>
+                    <a:stretch>
+                      <a:fillRect/>
+                    </a:stretch>
+                  </pic:blipFill>
+                  <pic:spPr>
+                    <a:xfrm>
+                      <a:off x="0" y="0"/>
+                      <a:ext cx="5915851" cy="3658111"/>
+                    </a:xfrm>
+                    <a:prstGeom prst="rect">
+                      <a:avLst/>
+                    </a:prstGeom>
+                  </pic:spPr>
+                </pic:pic>
+              </a:graphicData>
+            </a:graphic>
+          </wp:inline>
+        </w:drawing>
+      </w:r>
+    </w:p>
+    <w:p>
+      <w:pPr>
+        <w:pStyle w:val="NoSpacing"/>
+        <w:ind w:left="720" w:firstLine="720"/>
+      </w:pPr>
+    </w:p>
+    <w:p>
+      <w:pPr>
+        <w:pStyle w:val="NoSpacing"/>
+        <w:numPr>
+          <w:ilvl w:val="0"/>
+          <w:numId w:val="9"/>
+        </w:numPr>
+      </w:pPr>
+      <w:r>
+        <w:t>myseries.index</w:t>
+      </w:r>
+      <w:r>
+        <w:t xml:space="preserve"> </w:t>
+      </w:r>
+      <w:r>
+        <w:sym w:font="Wingdings" w:char="F0E8"/>
+      </w:r>
+      <w:r>
+        <w:t xml:space="preserve"> index is attribute is used to show the all index</w:t>
+      </w:r>
+    </w:p>
+    <w:p>
+      <w:pPr>
+        <w:pStyle w:val="NoSpacing"/>
+        <w:numPr>
+          <w:ilvl w:val="0"/>
+          <w:numId w:val="9"/>
+        </w:numPr>
+      </w:pPr>
+      <w:r>
+        <w:t>myseries.values</w:t>
+      </w:r>
+      <w:r>
+        <w:sym w:font="Wingdings" w:char="F0E8"/>
+      </w:r>
+      <w:r>
+        <w:t xml:space="preserve">it get all the values </w:t>
+      </w:r>
+    </w:p>
+    <w:p>
+      <w:pPr>
+        <w:pStyle w:val="NoSpacing"/>
       </w:pPr>
     </w:p>
     <w:p>
@@ -29747,7 +30154,7 @@
   <w:abstractNum w:abstractNumId="0" w15:restartNumberingAfterBreak="0">
     <w:nsid w:val="06256FD4"/>
     <w:multiLevelType w:val="hybridMultilevel"/>
-    <w:tmpl w:val="BCF0E374"/>
+    <w:tmpl w:val="046E479A"/>
     <w:lvl w:ilvl="0" w:tplc="04090001">
       <w:start w:val="1"/>
       <w:numFmt w:val="bullet"/>
@@ -29760,7 +30167,7 @@
         <w:rFonts w:ascii="Symbol" w:hAnsi="Symbol" w:hint="default"/>
       </w:rPr>
     </w:lvl>
-    <w:lvl w:ilvl="1" w:tplc="04090003" w:tentative="1">
+    <w:lvl w:ilvl="1" w:tplc="04090003">
       <w:start w:val="1"/>
       <w:numFmt w:val="bullet"/>
       <w:lvlText w:val="o"/>
@@ -29944,6 +30351,273 @@
     </w:lvl>
   </w:abstractNum>
   <w:abstractNum w:abstractNumId="2" w15:restartNumberingAfterBreak="0">
+    <w:nsid w:val="12090983"/>
+    <w:multiLevelType w:val="hybridMultilevel"/>
+    <w:tmpl w:val="0A64E5CA"/>
+    <w:lvl w:ilvl="0" w:tplc="456CB9AE">
+      <w:start w:val="6"/>
+      <w:numFmt w:val="decimal"/>
+      <w:lvlText w:val="%1."/>
+      <w:lvlJc w:val="left"/>
+      <w:pPr>
+        <w:ind w:left="2160" w:hanging="360"/>
+      </w:pPr>
+      <w:rPr>
+        <w:rFonts w:hint="default"/>
+      </w:rPr>
+    </w:lvl>
+    <w:lvl w:ilvl="1" w:tplc="04090019" w:tentative="1">
+      <w:start w:val="1"/>
+      <w:numFmt w:val="lowerLetter"/>
+      <w:lvlText w:val="%2."/>
+      <w:lvlJc w:val="left"/>
+      <w:pPr>
+        <w:ind w:left="2880" w:hanging="360"/>
+      </w:pPr>
+    </w:lvl>
+    <w:lvl w:ilvl="2" w:tplc="0409001B" w:tentative="1">
+      <w:start w:val="1"/>
+      <w:numFmt w:val="lowerRoman"/>
+      <w:lvlText w:val="%3."/>
+      <w:lvlJc w:val="right"/>
+      <w:pPr>
+        <w:ind w:left="3600" w:hanging="180"/>
+      </w:pPr>
+    </w:lvl>
+    <w:lvl w:ilvl="3" w:tplc="0409000F" w:tentative="1">
+      <w:start w:val="1"/>
+      <w:numFmt w:val="decimal"/>
+      <w:lvlText w:val="%4."/>
+      <w:lvlJc w:val="left"/>
+      <w:pPr>
+        <w:ind w:left="4320" w:hanging="360"/>
+      </w:pPr>
+    </w:lvl>
+    <w:lvl w:ilvl="4" w:tplc="04090019" w:tentative="1">
+      <w:start w:val="1"/>
+      <w:numFmt w:val="lowerLetter"/>
+      <w:lvlText w:val="%5."/>
+      <w:lvlJc w:val="left"/>
+      <w:pPr>
+        <w:ind w:left="5040" w:hanging="360"/>
+      </w:pPr>
+    </w:lvl>
+    <w:lvl w:ilvl="5" w:tplc="0409001B" w:tentative="1">
+      <w:start w:val="1"/>
+      <w:numFmt w:val="lowerRoman"/>
+      <w:lvlText w:val="%6."/>
+      <w:lvlJc w:val="right"/>
+      <w:pPr>
+        <w:ind w:left="5760" w:hanging="180"/>
+      </w:pPr>
+    </w:lvl>
+    <w:lvl w:ilvl="6" w:tplc="0409000F" w:tentative="1">
+      <w:start w:val="1"/>
+      <w:numFmt w:val="decimal"/>
+      <w:lvlText w:val="%7."/>
+      <w:lvlJc w:val="left"/>
+      <w:pPr>
+        <w:ind w:left="6480" w:hanging="360"/>
+      </w:pPr>
+    </w:lvl>
+    <w:lvl w:ilvl="7" w:tplc="04090019" w:tentative="1">
+      <w:start w:val="1"/>
+      <w:numFmt w:val="lowerLetter"/>
+      <w:lvlText w:val="%8."/>
+      <w:lvlJc w:val="left"/>
+      <w:pPr>
+        <w:ind w:left="7200" w:hanging="360"/>
+      </w:pPr>
+    </w:lvl>
+    <w:lvl w:ilvl="8" w:tplc="0409001B" w:tentative="1">
+      <w:start w:val="1"/>
+      <w:numFmt w:val="lowerRoman"/>
+      <w:lvlText w:val="%9."/>
+      <w:lvlJc w:val="right"/>
+      <w:pPr>
+        <w:ind w:left="7920" w:hanging="180"/>
+      </w:pPr>
+    </w:lvl>
+  </w:abstractNum>
+  <w:abstractNum w:abstractNumId="3" w15:restartNumberingAfterBreak="0">
+    <w:nsid w:val="12BA2945"/>
+    <w:multiLevelType w:val="hybridMultilevel"/>
+    <w:tmpl w:val="FBAEFB4E"/>
+    <w:lvl w:ilvl="0" w:tplc="456CB9AE">
+      <w:start w:val="6"/>
+      <w:numFmt w:val="decimal"/>
+      <w:lvlText w:val="%1."/>
+      <w:lvlJc w:val="left"/>
+      <w:pPr>
+        <w:ind w:left="1080" w:hanging="360"/>
+      </w:pPr>
+      <w:rPr>
+        <w:rFonts w:hint="default"/>
+      </w:rPr>
+    </w:lvl>
+    <w:lvl w:ilvl="1" w:tplc="04090019" w:tentative="1">
+      <w:start w:val="1"/>
+      <w:numFmt w:val="lowerLetter"/>
+      <w:lvlText w:val="%2."/>
+      <w:lvlJc w:val="left"/>
+      <w:pPr>
+        <w:ind w:left="1800" w:hanging="360"/>
+      </w:pPr>
+    </w:lvl>
+    <w:lvl w:ilvl="2" w:tplc="0409001B" w:tentative="1">
+      <w:start w:val="1"/>
+      <w:numFmt w:val="lowerRoman"/>
+      <w:lvlText w:val="%3."/>
+      <w:lvlJc w:val="right"/>
+      <w:pPr>
+        <w:ind w:left="2520" w:hanging="180"/>
+      </w:pPr>
+    </w:lvl>
+    <w:lvl w:ilvl="3" w:tplc="0409000F" w:tentative="1">
+      <w:start w:val="1"/>
+      <w:numFmt w:val="decimal"/>
+      <w:lvlText w:val="%4."/>
+      <w:lvlJc w:val="left"/>
+      <w:pPr>
+        <w:ind w:left="3240" w:hanging="360"/>
+      </w:pPr>
+    </w:lvl>
+    <w:lvl w:ilvl="4" w:tplc="04090019" w:tentative="1">
+      <w:start w:val="1"/>
+      <w:numFmt w:val="lowerLetter"/>
+      <w:lvlText w:val="%5."/>
+      <w:lvlJc w:val="left"/>
+      <w:pPr>
+        <w:ind w:left="3960" w:hanging="360"/>
+      </w:pPr>
+    </w:lvl>
+    <w:lvl w:ilvl="5" w:tplc="0409001B" w:tentative="1">
+      <w:start w:val="1"/>
+      <w:numFmt w:val="lowerRoman"/>
+      <w:lvlText w:val="%6."/>
+      <w:lvlJc w:val="right"/>
+      <w:pPr>
+        <w:ind w:left="4680" w:hanging="180"/>
+      </w:pPr>
+    </w:lvl>
+    <w:lvl w:ilvl="6" w:tplc="0409000F" w:tentative="1">
+      <w:start w:val="1"/>
+      <w:numFmt w:val="decimal"/>
+      <w:lvlText w:val="%7."/>
+      <w:lvlJc w:val="left"/>
+      <w:pPr>
+        <w:ind w:left="5400" w:hanging="360"/>
+      </w:pPr>
+    </w:lvl>
+    <w:lvl w:ilvl="7" w:tplc="04090019" w:tentative="1">
+      <w:start w:val="1"/>
+      <w:numFmt w:val="lowerLetter"/>
+      <w:lvlText w:val="%8."/>
+      <w:lvlJc w:val="left"/>
+      <w:pPr>
+        <w:ind w:left="6120" w:hanging="360"/>
+      </w:pPr>
+    </w:lvl>
+    <w:lvl w:ilvl="8" w:tplc="0409001B" w:tentative="1">
+      <w:start w:val="1"/>
+      <w:numFmt w:val="lowerRoman"/>
+      <w:lvlText w:val="%9."/>
+      <w:lvlJc w:val="right"/>
+      <w:pPr>
+        <w:ind w:left="6840" w:hanging="180"/>
+      </w:pPr>
+    </w:lvl>
+  </w:abstractNum>
+  <w:abstractNum w:abstractNumId="4" w15:restartNumberingAfterBreak="0">
+    <w:nsid w:val="16D808C4"/>
+    <w:multiLevelType w:val="hybridMultilevel"/>
+    <w:tmpl w:val="F2A66E26"/>
+    <w:lvl w:ilvl="0" w:tplc="456CB9AE">
+      <w:start w:val="6"/>
+      <w:numFmt w:val="decimal"/>
+      <w:lvlText w:val="%1."/>
+      <w:lvlJc w:val="left"/>
+      <w:pPr>
+        <w:ind w:left="720" w:hanging="360"/>
+      </w:pPr>
+      <w:rPr>
+        <w:rFonts w:hint="default"/>
+      </w:rPr>
+    </w:lvl>
+    <w:lvl w:ilvl="1" w:tplc="04090019" w:tentative="1">
+      <w:start w:val="1"/>
+      <w:numFmt w:val="lowerLetter"/>
+      <w:lvlText w:val="%2."/>
+      <w:lvlJc w:val="left"/>
+      <w:pPr>
+        <w:ind w:left="1440" w:hanging="360"/>
+      </w:pPr>
+    </w:lvl>
+    <w:lvl w:ilvl="2" w:tplc="0409001B" w:tentative="1">
+      <w:start w:val="1"/>
+      <w:numFmt w:val="lowerRoman"/>
+      <w:lvlText w:val="%3."/>
+      <w:lvlJc w:val="right"/>
+      <w:pPr>
+        <w:ind w:left="2160" w:hanging="180"/>
+      </w:pPr>
+    </w:lvl>
+    <w:lvl w:ilvl="3" w:tplc="0409000F" w:tentative="1">
+      <w:start w:val="1"/>
+      <w:numFmt w:val="decimal"/>
+      <w:lvlText w:val="%4."/>
+      <w:lvlJc w:val="left"/>
+      <w:pPr>
+        <w:ind w:left="2880" w:hanging="360"/>
+      </w:pPr>
+    </w:lvl>
+    <w:lvl w:ilvl="4" w:tplc="04090019" w:tentative="1">
+      <w:start w:val="1"/>
+      <w:numFmt w:val="lowerLetter"/>
+      <w:lvlText w:val="%5."/>
+      <w:lvlJc w:val="left"/>
+      <w:pPr>
+        <w:ind w:left="3600" w:hanging="360"/>
+      </w:pPr>
+    </w:lvl>
+    <w:lvl w:ilvl="5" w:tplc="0409001B" w:tentative="1">
+      <w:start w:val="1"/>
+      <w:numFmt w:val="lowerRoman"/>
+      <w:lvlText w:val="%6."/>
+      <w:lvlJc w:val="right"/>
+      <w:pPr>
+        <w:ind w:left="4320" w:hanging="180"/>
+      </w:pPr>
+    </w:lvl>
+    <w:lvl w:ilvl="6" w:tplc="0409000F" w:tentative="1">
+      <w:start w:val="1"/>
+      <w:numFmt w:val="decimal"/>
+      <w:lvlText w:val="%7."/>
+      <w:lvlJc w:val="left"/>
+      <w:pPr>
+        <w:ind w:left="5040" w:hanging="360"/>
+      </w:pPr>
+    </w:lvl>
+    <w:lvl w:ilvl="7" w:tplc="04090019" w:tentative="1">
+      <w:start w:val="1"/>
+      <w:numFmt w:val="lowerLetter"/>
+      <w:lvlText w:val="%8."/>
+      <w:lvlJc w:val="left"/>
+      <w:pPr>
+        <w:ind w:left="5760" w:hanging="360"/>
+      </w:pPr>
+    </w:lvl>
+    <w:lvl w:ilvl="8" w:tplc="0409001B" w:tentative="1">
+      <w:start w:val="1"/>
+      <w:numFmt w:val="lowerRoman"/>
+      <w:lvlText w:val="%9."/>
+      <w:lvlJc w:val="right"/>
+      <w:pPr>
+        <w:ind w:left="6480" w:hanging="180"/>
+      </w:pPr>
+    </w:lvl>
+  </w:abstractNum>
+  <w:abstractNum w:abstractNumId="5" w15:restartNumberingAfterBreak="0">
     <w:nsid w:val="25CE0EDF"/>
     <w:multiLevelType w:val="hybridMultilevel"/>
     <w:tmpl w:val="1110FF4C"/>
@@ -30056,17 +30730,103 @@
       </w:rPr>
     </w:lvl>
   </w:abstractNum>
-  <w:abstractNum w:abstractNumId="3" w15:restartNumberingAfterBreak="0">
-    <w:nsid w:val="374C16F6"/>
+  <w:abstractNum w:abstractNumId="6" w15:restartNumberingAfterBreak="0">
+    <w:nsid w:val="308C39A2"/>
     <w:multiLevelType w:val="hybridMultilevel"/>
-    <w:tmpl w:val="B6B021E2"/>
+    <w:tmpl w:val="8B523B0C"/>
+    <w:lvl w:ilvl="0" w:tplc="0409000F">
+      <w:start w:val="1"/>
+      <w:numFmt w:val="decimal"/>
+      <w:lvlText w:val="%1."/>
+      <w:lvlJc w:val="left"/>
+      <w:pPr>
+        <w:ind w:left="1080" w:hanging="360"/>
+      </w:pPr>
+    </w:lvl>
+    <w:lvl w:ilvl="1" w:tplc="04090019" w:tentative="1">
+      <w:start w:val="1"/>
+      <w:numFmt w:val="lowerLetter"/>
+      <w:lvlText w:val="%2."/>
+      <w:lvlJc w:val="left"/>
+      <w:pPr>
+        <w:ind w:left="1800" w:hanging="360"/>
+      </w:pPr>
+    </w:lvl>
+    <w:lvl w:ilvl="2" w:tplc="0409001B" w:tentative="1">
+      <w:start w:val="1"/>
+      <w:numFmt w:val="lowerRoman"/>
+      <w:lvlText w:val="%3."/>
+      <w:lvlJc w:val="right"/>
+      <w:pPr>
+        <w:ind w:left="2520" w:hanging="180"/>
+      </w:pPr>
+    </w:lvl>
+    <w:lvl w:ilvl="3" w:tplc="0409000F" w:tentative="1">
+      <w:start w:val="1"/>
+      <w:numFmt w:val="decimal"/>
+      <w:lvlText w:val="%4."/>
+      <w:lvlJc w:val="left"/>
+      <w:pPr>
+        <w:ind w:left="3240" w:hanging="360"/>
+      </w:pPr>
+    </w:lvl>
+    <w:lvl w:ilvl="4" w:tplc="04090019" w:tentative="1">
+      <w:start w:val="1"/>
+      <w:numFmt w:val="lowerLetter"/>
+      <w:lvlText w:val="%5."/>
+      <w:lvlJc w:val="left"/>
+      <w:pPr>
+        <w:ind w:left="3960" w:hanging="360"/>
+      </w:pPr>
+    </w:lvl>
+    <w:lvl w:ilvl="5" w:tplc="0409001B" w:tentative="1">
+      <w:start w:val="1"/>
+      <w:numFmt w:val="lowerRoman"/>
+      <w:lvlText w:val="%6."/>
+      <w:lvlJc w:val="right"/>
+      <w:pPr>
+        <w:ind w:left="4680" w:hanging="180"/>
+      </w:pPr>
+    </w:lvl>
+    <w:lvl w:ilvl="6" w:tplc="0409000F" w:tentative="1">
+      <w:start w:val="1"/>
+      <w:numFmt w:val="decimal"/>
+      <w:lvlText w:val="%7."/>
+      <w:lvlJc w:val="left"/>
+      <w:pPr>
+        <w:ind w:left="5400" w:hanging="360"/>
+      </w:pPr>
+    </w:lvl>
+    <w:lvl w:ilvl="7" w:tplc="04090019" w:tentative="1">
+      <w:start w:val="1"/>
+      <w:numFmt w:val="lowerLetter"/>
+      <w:lvlText w:val="%8."/>
+      <w:lvlJc w:val="left"/>
+      <w:pPr>
+        <w:ind w:left="6120" w:hanging="360"/>
+      </w:pPr>
+    </w:lvl>
+    <w:lvl w:ilvl="8" w:tplc="0409001B" w:tentative="1">
+      <w:start w:val="1"/>
+      <w:numFmt w:val="lowerRoman"/>
+      <w:lvlText w:val="%9."/>
+      <w:lvlJc w:val="right"/>
+      <w:pPr>
+        <w:ind w:left="6840" w:hanging="180"/>
+      </w:pPr>
+    </w:lvl>
+  </w:abstractNum>
+  <w:abstractNum w:abstractNumId="7" w15:restartNumberingAfterBreak="0">
+    <w:nsid w:val="30CE056D"/>
+    <w:multiLevelType w:val="hybridMultilevel"/>
+    <w:tmpl w:val="AFCEE8BA"/>
     <w:lvl w:ilvl="0" w:tplc="04090001">
       <w:start w:val="1"/>
       <w:numFmt w:val="bullet"/>
       <w:lvlText w:val=""/>
       <w:lvlJc w:val="left"/>
       <w:pPr>
-        <w:ind w:left="720" w:hanging="360"/>
+        <w:ind w:left="2160" w:hanging="360"/>
       </w:pPr>
       <w:rPr>
         <w:rFonts w:ascii="Symbol" w:hAnsi="Symbol" w:hint="default"/>
@@ -30078,7 +30838,7 @@
       <w:lvlText w:val="o"/>
       <w:lvlJc w:val="left"/>
       <w:pPr>
-        <w:ind w:left="1440" w:hanging="360"/>
+        <w:ind w:left="2880" w:hanging="360"/>
       </w:pPr>
       <w:rPr>
         <w:rFonts w:ascii="Courier New" w:hAnsi="Courier New" w:cs="Courier New" w:hint="default"/>
@@ -30090,7 +30850,7 @@
       <w:lvlText w:val=""/>
       <w:lvlJc w:val="left"/>
       <w:pPr>
-        <w:ind w:left="2160" w:hanging="360"/>
+        <w:ind w:left="3600" w:hanging="360"/>
       </w:pPr>
       <w:rPr>
         <w:rFonts w:ascii="Wingdings" w:hAnsi="Wingdings" w:hint="default"/>
@@ -30102,7 +30862,7 @@
       <w:lvlText w:val=""/>
       <w:lvlJc w:val="left"/>
       <w:pPr>
-        <w:ind w:left="2880" w:hanging="360"/>
+        <w:ind w:left="4320" w:hanging="360"/>
       </w:pPr>
       <w:rPr>
         <w:rFonts w:ascii="Symbol" w:hAnsi="Symbol" w:hint="default"/>
@@ -30114,7 +30874,7 @@
       <w:lvlText w:val="o"/>
       <w:lvlJc w:val="left"/>
       <w:pPr>
-        <w:ind w:left="3600" w:hanging="360"/>
+        <w:ind w:left="5040" w:hanging="360"/>
       </w:pPr>
       <w:rPr>
         <w:rFonts w:ascii="Courier New" w:hAnsi="Courier New" w:cs="Courier New" w:hint="default"/>
@@ -30126,7 +30886,7 @@
       <w:lvlText w:val=""/>
       <w:lvlJc w:val="left"/>
       <w:pPr>
-        <w:ind w:left="4320" w:hanging="360"/>
+        <w:ind w:left="5760" w:hanging="360"/>
       </w:pPr>
       <w:rPr>
         <w:rFonts w:ascii="Wingdings" w:hAnsi="Wingdings" w:hint="default"/>
@@ -30138,7 +30898,7 @@
       <w:lvlText w:val=""/>
       <w:lvlJc w:val="left"/>
       <w:pPr>
-        <w:ind w:left="5040" w:hanging="360"/>
+        <w:ind w:left="6480" w:hanging="360"/>
       </w:pPr>
       <w:rPr>
         <w:rFonts w:ascii="Symbol" w:hAnsi="Symbol" w:hint="default"/>
@@ -30150,7 +30910,7 @@
       <w:lvlText w:val="o"/>
       <w:lvlJc w:val="left"/>
       <w:pPr>
-        <w:ind w:left="5760" w:hanging="360"/>
+        <w:ind w:left="7200" w:hanging="360"/>
       </w:pPr>
       <w:rPr>
         <w:rFonts w:ascii="Courier New" w:hAnsi="Courier New" w:cs="Courier New" w:hint="default"/>
@@ -30162,14 +30922,127 @@
       <w:lvlText w:val=""/>
       <w:lvlJc w:val="left"/>
       <w:pPr>
-        <w:ind w:left="6480" w:hanging="360"/>
+        <w:ind w:left="7920" w:hanging="360"/>
       </w:pPr>
       <w:rPr>
         <w:rFonts w:ascii="Wingdings" w:hAnsi="Wingdings" w:hint="default"/>
       </w:rPr>
     </w:lvl>
   </w:abstractNum>
-  <w:abstractNum w:abstractNumId="4" w15:restartNumberingAfterBreak="0">
+  <w:abstractNum w:abstractNumId="8" w15:restartNumberingAfterBreak="0">
+    <w:nsid w:val="374C16F6"/>
+    <w:multiLevelType w:val="hybridMultilevel"/>
+    <w:tmpl w:val="B6B021E2"/>
+    <w:lvl w:ilvl="0" w:tplc="04090001">
+      <w:start w:val="1"/>
+      <w:numFmt w:val="bullet"/>
+      <w:lvlText w:val=""/>
+      <w:lvlJc w:val="left"/>
+      <w:pPr>
+        <w:ind w:left="720" w:hanging="360"/>
+      </w:pPr>
+      <w:rPr>
+        <w:rFonts w:ascii="Symbol" w:hAnsi="Symbol" w:hint="default"/>
+      </w:rPr>
+    </w:lvl>
+    <w:lvl w:ilvl="1" w:tplc="04090003" w:tentative="1">
+      <w:start w:val="1"/>
+      <w:numFmt w:val="bullet"/>
+      <w:lvlText w:val="o"/>
+      <w:lvlJc w:val="left"/>
+      <w:pPr>
+        <w:ind w:left="1440" w:hanging="360"/>
+      </w:pPr>
+      <w:rPr>
+        <w:rFonts w:ascii="Courier New" w:hAnsi="Courier New" w:cs="Courier New" w:hint="default"/>
+      </w:rPr>
+    </w:lvl>
+    <w:lvl w:ilvl="2" w:tplc="04090005" w:tentative="1">
+      <w:start w:val="1"/>
+      <w:numFmt w:val="bullet"/>
+      <w:lvlText w:val=""/>
+      <w:lvlJc w:val="left"/>
+      <w:pPr>
+        <w:ind w:left="2160" w:hanging="360"/>
+      </w:pPr>
+      <w:rPr>
+        <w:rFonts w:ascii="Wingdings" w:hAnsi="Wingdings" w:hint="default"/>
+      </w:rPr>
+    </w:lvl>
+    <w:lvl w:ilvl="3" w:tplc="04090001" w:tentative="1">
+      <w:start w:val="1"/>
+      <w:numFmt w:val="bullet"/>
+      <w:lvlText w:val=""/>
+      <w:lvlJc w:val="left"/>
+      <w:pPr>
+        <w:ind w:left="2880" w:hanging="360"/>
+      </w:pPr>
+      <w:rPr>
+        <w:rFonts w:ascii="Symbol" w:hAnsi="Symbol" w:hint="default"/>
+      </w:rPr>
+    </w:lvl>
+    <w:lvl w:ilvl="4" w:tplc="04090003" w:tentative="1">
+      <w:start w:val="1"/>
+      <w:numFmt w:val="bullet"/>
+      <w:lvlText w:val="o"/>
+      <w:lvlJc w:val="left"/>
+      <w:pPr>
+        <w:ind w:left="3600" w:hanging="360"/>
+      </w:pPr>
+      <w:rPr>
+        <w:rFonts w:ascii="Courier New" w:hAnsi="Courier New" w:cs="Courier New" w:hint="default"/>
+      </w:rPr>
+    </w:lvl>
+    <w:lvl w:ilvl="5" w:tplc="04090005" w:tentative="1">
+      <w:start w:val="1"/>
+      <w:numFmt w:val="bullet"/>
+      <w:lvlText w:val=""/>
+      <w:lvlJc w:val="left"/>
+      <w:pPr>
+        <w:ind w:left="4320" w:hanging="360"/>
+      </w:pPr>
+      <w:rPr>
+        <w:rFonts w:ascii="Wingdings" w:hAnsi="Wingdings" w:hint="default"/>
+      </w:rPr>
+    </w:lvl>
+    <w:lvl w:ilvl="6" w:tplc="04090001" w:tentative="1">
+      <w:start w:val="1"/>
+      <w:numFmt w:val="bullet"/>
+      <w:lvlText w:val=""/>
+      <w:lvlJc w:val="left"/>
+      <w:pPr>
+        <w:ind w:left="5040" w:hanging="360"/>
+      </w:pPr>
+      <w:rPr>
+        <w:rFonts w:ascii="Symbol" w:hAnsi="Symbol" w:hint="default"/>
+      </w:rPr>
+    </w:lvl>
+    <w:lvl w:ilvl="7" w:tplc="04090003" w:tentative="1">
+      <w:start w:val="1"/>
+      <w:numFmt w:val="bullet"/>
+      <w:lvlText w:val="o"/>
+      <w:lvlJc w:val="left"/>
+      <w:pPr>
+        <w:ind w:left="5760" w:hanging="360"/>
+      </w:pPr>
+      <w:rPr>
+        <w:rFonts w:ascii="Courier New" w:hAnsi="Courier New" w:cs="Courier New" w:hint="default"/>
+      </w:rPr>
+    </w:lvl>
+    <w:lvl w:ilvl="8" w:tplc="04090005" w:tentative="1">
+      <w:start w:val="1"/>
+      <w:numFmt w:val="bullet"/>
+      <w:lvlText w:val=""/>
+      <w:lvlJc w:val="left"/>
+      <w:pPr>
+        <w:ind w:left="6480" w:hanging="360"/>
+      </w:pPr>
+      <w:rPr>
+        <w:rFonts w:ascii="Wingdings" w:hAnsi="Wingdings" w:hint="default"/>
+      </w:rPr>
+    </w:lvl>
+  </w:abstractNum>
+  <w:abstractNum w:abstractNumId="9" w15:restartNumberingAfterBreak="0">
     <w:nsid w:val="39342E1D"/>
     <w:multiLevelType w:val="hybridMultilevel"/>
     <w:tmpl w:val="9FEC9C24"/>
@@ -30282,7 +31155,7 @@
       </w:rPr>
     </w:lvl>
   </w:abstractNum>
-  <w:abstractNum w:abstractNumId="5" w15:restartNumberingAfterBreak="0">
+  <w:abstractNum w:abstractNumId="10" w15:restartNumberingAfterBreak="0">
     <w:nsid w:val="3C751E78"/>
     <w:multiLevelType w:val="hybridMultilevel"/>
     <w:tmpl w:val="1592D6A8"/>
@@ -30371,7 +31244,7 @@
       </w:pPr>
     </w:lvl>
   </w:abstractNum>
-  <w:abstractNum w:abstractNumId="6" w15:restartNumberingAfterBreak="0">
+  <w:abstractNum w:abstractNumId="11" w15:restartNumberingAfterBreak="0">
     <w:nsid w:val="42200B9F"/>
     <w:multiLevelType w:val="hybridMultilevel"/>
     <w:tmpl w:val="FCD655B8"/>
@@ -30457,7 +31330,7 @@
       </w:pPr>
     </w:lvl>
   </w:abstractNum>
-  <w:abstractNum w:abstractNumId="7" w15:restartNumberingAfterBreak="0">
+  <w:abstractNum w:abstractNumId="12" w15:restartNumberingAfterBreak="0">
     <w:nsid w:val="471775BD"/>
     <w:multiLevelType w:val="hybridMultilevel"/>
     <w:tmpl w:val="271A9436"/>
@@ -30570,7 +31443,7 @@
       </w:rPr>
     </w:lvl>
   </w:abstractNum>
-  <w:abstractNum w:abstractNumId="8" w15:restartNumberingAfterBreak="0">
+  <w:abstractNum w:abstractNumId="13" w15:restartNumberingAfterBreak="0">
     <w:nsid w:val="52F004D3"/>
     <w:multiLevelType w:val="multilevel"/>
     <w:tmpl w:val="84FE70EA"/>
@@ -30683,7 +31556,7 @@
       </w:pPr>
     </w:lvl>
   </w:abstractNum>
-  <w:abstractNum w:abstractNumId="9" w15:restartNumberingAfterBreak="0">
+  <w:abstractNum w:abstractNumId="14" w15:restartNumberingAfterBreak="0">
     <w:nsid w:val="5C951A9E"/>
     <w:multiLevelType w:val="hybridMultilevel"/>
     <w:tmpl w:val="93E89B04"/>
@@ -30796,7 +31669,7 @@
       </w:rPr>
     </w:lvl>
   </w:abstractNum>
-  <w:abstractNum w:abstractNumId="10" w15:restartNumberingAfterBreak="0">
+  <w:abstractNum w:abstractNumId="15" w15:restartNumberingAfterBreak="0">
     <w:nsid w:val="61507DAE"/>
     <w:multiLevelType w:val="hybridMultilevel"/>
     <w:tmpl w:val="B12C64EC"/>
@@ -30882,10 +31755,10 @@
       </w:pPr>
     </w:lvl>
   </w:abstractNum>
-  <w:abstractNum w:abstractNumId="11" w15:restartNumberingAfterBreak="0">
+  <w:abstractNum w:abstractNumId="16" w15:restartNumberingAfterBreak="0">
     <w:nsid w:val="70F821E9"/>
     <w:multiLevelType w:val="hybridMultilevel"/>
-    <w:tmpl w:val="3B7EBC0A"/>
+    <w:tmpl w:val="10FCDF52"/>
     <w:lvl w:ilvl="0" w:tplc="456CB9AE">
       <w:start w:val="6"/>
       <w:numFmt w:val="decimal"/>
@@ -30971,7 +31844,93 @@
       </w:pPr>
     </w:lvl>
   </w:abstractNum>
-  <w:abstractNum w:abstractNumId="12" w15:restartNumberingAfterBreak="0">
+  <w:abstractNum w:abstractNumId="17" w15:restartNumberingAfterBreak="0">
+    <w:nsid w:val="7B2F1673"/>
+    <w:multiLevelType w:val="hybridMultilevel"/>
+    <w:tmpl w:val="D1B0EDE4"/>
+    <w:lvl w:ilvl="0" w:tplc="0409000F">
+      <w:start w:val="1"/>
+      <w:numFmt w:val="decimal"/>
+      <w:lvlText w:val="%1."/>
+      <w:lvlJc w:val="left"/>
+      <w:pPr>
+        <w:ind w:left="1080" w:hanging="360"/>
+      </w:pPr>
+    </w:lvl>
+    <w:lvl w:ilvl="1" w:tplc="04090019" w:tentative="1">
+      <w:start w:val="1"/>
+      <w:numFmt w:val="lowerLetter"/>
+      <w:lvlText w:val="%2."/>
+      <w:lvlJc w:val="left"/>
+      <w:pPr>
+        <w:ind w:left="1800" w:hanging="360"/>
+      </w:pPr>
+    </w:lvl>
+    <w:lvl w:ilvl="2" w:tplc="0409001B" w:tentative="1">
+      <w:start w:val="1"/>
+      <w:numFmt w:val="lowerRoman"/>
+      <w:lvlText w:val="%3."/>
+      <w:lvlJc w:val="right"/>
+      <w:pPr>
+        <w:ind w:left="2520" w:hanging="180"/>
+      </w:pPr>
+    </w:lvl>
+    <w:lvl w:ilvl="3" w:tplc="0409000F" w:tentative="1">
+      <w:start w:val="1"/>
+      <w:numFmt w:val="decimal"/>
+      <w:lvlText w:val="%4."/>
+      <w:lvlJc w:val="left"/>
+      <w:pPr>
+        <w:ind w:left="3240" w:hanging="360"/>
+      </w:pPr>
+    </w:lvl>
+    <w:lvl w:ilvl="4" w:tplc="04090019" w:tentative="1">
+      <w:start w:val="1"/>
+      <w:numFmt w:val="lowerLetter"/>
+      <w:lvlText w:val="%5."/>
+      <w:lvlJc w:val="left"/>
+      <w:pPr>
+        <w:ind w:left="3960" w:hanging="360"/>
+      </w:pPr>
+    </w:lvl>
+    <w:lvl w:ilvl="5" w:tplc="0409001B" w:tentative="1">
+      <w:start w:val="1"/>
+      <w:numFmt w:val="lowerRoman"/>
+      <w:lvlText w:val="%6."/>
+      <w:lvlJc w:val="right"/>
+      <w:pPr>
+        <w:ind w:left="4680" w:hanging="180"/>
+      </w:pPr>
+    </w:lvl>
+    <w:lvl w:ilvl="6" w:tplc="0409000F" w:tentative="1">
+      <w:start w:val="1"/>
+      <w:numFmt w:val="decimal"/>
+      <w:lvlText w:val="%7."/>
+      <w:lvlJc w:val="left"/>
+      <w:pPr>
+        <w:ind w:left="5400" w:hanging="360"/>
+      </w:pPr>
+    </w:lvl>
+    <w:lvl w:ilvl="7" w:tplc="04090019" w:tentative="1">
+      <w:start w:val="1"/>
+      <w:numFmt w:val="lowerLetter"/>
+      <w:lvlText w:val="%8."/>
+      <w:lvlJc w:val="left"/>
+      <w:pPr>
+        <w:ind w:left="6120" w:hanging="360"/>
+      </w:pPr>
+    </w:lvl>
+    <w:lvl w:ilvl="8" w:tplc="0409001B" w:tentative="1">
+      <w:start w:val="1"/>
+      <w:numFmt w:val="lowerRoman"/>
+      <w:lvlText w:val="%9."/>
+      <w:lvlJc w:val="right"/>
+      <w:pPr>
+        <w:ind w:left="6840" w:hanging="180"/>
+      </w:pPr>
+    </w:lvl>
+  </w:abstractNum>
+  <w:abstractNum w:abstractNumId="18" w15:restartNumberingAfterBreak="0">
     <w:nsid w:val="7D0F6DE1"/>
     <w:multiLevelType w:val="hybridMultilevel"/>
     <w:tmpl w:val="479A335E"/>
@@ -31085,43 +32044,61 @@
     </w:lvl>
   </w:abstractNum>
   <w:num w:numId="1">
+    <w:abstractNumId w:val="13"/>
+  </w:num>
+  <w:num w:numId="2">
     <w:abstractNumId w:val="8"/>
   </w:num>
-  <w:num w:numId="2">
-    <w:abstractNumId w:val="3"/>
+  <w:num w:numId="3">
+    <w:abstractNumId w:val="18"/>
   </w:num>
-  <w:num w:numId="3">
+  <w:num w:numId="4">
+    <w:abstractNumId w:val="5"/>
+  </w:num>
+  <w:num w:numId="5">
+    <w:abstractNumId w:val="9"/>
+  </w:num>
+  <w:num w:numId="6">
     <w:abstractNumId w:val="12"/>
   </w:num>
-  <w:num w:numId="4">
-    <w:abstractNumId w:val="2"/>
-  </w:num>
-  <w:num w:numId="5">
-    <w:abstractNumId w:val="4"/>
-  </w:num>
-  <w:num w:numId="6">
-    <w:abstractNumId w:val="7"/>
-  </w:num>
   <w:num w:numId="7">
-    <w:abstractNumId w:val="9"/>
+    <w:abstractNumId w:val="14"/>
   </w:num>
   <w:num w:numId="8">
-    <w:abstractNumId w:val="6"/>
+    <w:abstractNumId w:val="11"/>
   </w:num>
   <w:num w:numId="9">
-    <w:abstractNumId w:val="11"/>
+    <w:abstractNumId w:val="16"/>
   </w:num>
   <w:num w:numId="10">
-    <w:abstractNumId w:val="5"/>
+    <w:abstractNumId w:val="10"/>
   </w:num>
   <w:num w:numId="11">
     <w:abstractNumId w:val="0"/>
   </w:num>
   <w:num w:numId="12">
-    <w:abstractNumId w:val="10"/>
+    <w:abstractNumId w:val="15"/>
   </w:num>
   <w:num w:numId="13">
     <w:abstractNumId w:val="1"/>
+  </w:num>
+  <w:num w:numId="14">
+    <w:abstractNumId w:val="7"/>
+  </w:num>
+  <w:num w:numId="15">
+    <w:abstractNumId w:val="6"/>
+  </w:num>
+  <w:num w:numId="16">
+    <w:abstractNumId w:val="17"/>
+  </w:num>
+  <w:num w:numId="17">
+    <w:abstractNumId w:val="3"/>
+  </w:num>
+  <w:num w:numId="18">
+    <w:abstractNumId w:val="2"/>
+  </w:num>
+  <w:num w:numId="19">
+    <w:abstractNumId w:val="4"/>
   </w:num>
 </w:numbering>
 </file>

--- a/Croma Campus  Notes Python.docx
+++ b/Croma Campus  Notes Python.docx
@@ -28390,6 +28390,27 @@
         </w:numPr>
       </w:pPr>
       <w:r>
+        <w:t>df = df.rename(columns= {'Duration' : 'Duration(m)'})</w:t>
+      </w:r>
+      <w:r>
+        <w:t xml:space="preserve"> </w:t>
+      </w:r>
+      <w:r>
+        <w:sym w:font="Wingdings" w:char="F0E8"/>
+      </w:r>
+      <w:r>
+        <w:t xml:space="preserve"> it is used to rename the column </w:t>
+      </w:r>
+    </w:p>
+    <w:p>
+      <w:pPr>
+        <w:pStyle w:val="NoSpacing"/>
+        <w:numPr>
+          <w:ilvl w:val="0"/>
+          <w:numId w:val="9"/>
+        </w:numPr>
+      </w:pPr>
+      <w:r>
         <w:t>df.iloc[index]</w:t>
       </w:r>
       <w:r>
@@ -28479,7 +28500,9 @@
       <w:r>
         <w:t>data.iloc[[1,5,6,1,2]]</w:t>
       </w:r>
-    </w:p>
+      <w:bookmarkStart w:id="0" w:name="_GoBack"/>
+    </w:p>
+    <w:bookmarkEnd w:id="0"/>
     <w:p>
       <w:pPr>
         <w:pStyle w:val="NoSpacing"/>
@@ -28609,10 +28632,7 @@
         <w:sym w:font="Wingdings" w:char="F0E8"/>
       </w:r>
       <w:r>
-        <w:t>data[mask1 &amp; mask2].shape[0]</w:t>
-      </w:r>
-      <w:r>
-        <w:t xml:space="preserve">          </w:t>
+        <w:t xml:space="preserve">data[mask1 &amp; mask2].shape[0]          </w:t>
       </w:r>
       <w:r>
         <w:tab/>
@@ -29955,6 +29975,9 @@
         <w:ind w:left="1440"/>
       </w:pPr>
       <w:r>
+        <w:rPr>
+          <w:noProof/>
+        </w:rPr>
         <w:lastRenderedPageBreak/>
         <w:drawing>
           <wp:inline distT="0" distB="0" distL="0" distR="0" wp14:anchorId="556DA631" wp14:editId="498F1F92">
@@ -29992,8 +30015,6 @@
           </wp:inline>
         </w:drawing>
       </w:r>
-      <w:bookmarkStart w:id="0" w:name="_GoBack"/>
-      <w:bookmarkEnd w:id="0"/>
     </w:p>
     <w:p>
       <w:pPr>
@@ -30046,6 +30067,9 @@
         <w:ind w:left="720" w:firstLine="720"/>
       </w:pPr>
       <w:r>
+        <w:rPr>
+          <w:noProof/>
+        </w:rPr>
         <w:drawing>
           <wp:inline distT="0" distB="0" distL="0" distR="0" wp14:anchorId="65B5143C" wp14:editId="64BF1804">
             <wp:extent cx="5915851" cy="3658111"/>

--- a/Croma Campus  Notes Python.docx
+++ b/Croma Campus  Notes Python.docx
@@ -28500,9 +28500,7 @@
       <w:r>
         <w:t>data.iloc[[1,5,6,1,2]]</w:t>
       </w:r>
-      <w:bookmarkStart w:id="0" w:name="_GoBack"/>
-    </w:p>
-    <w:bookmarkEnd w:id="0"/>
+    </w:p>
     <w:p>
       <w:pPr>
         <w:pStyle w:val="NoSpacing"/>
@@ -30151,6 +30149,86 @@
       <w:r>
         <w:t xml:space="preserve">it get all the values </w:t>
       </w:r>
+    </w:p>
+    <w:p>
+      <w:pPr>
+        <w:pStyle w:val="NoSpacing"/>
+        <w:numPr>
+          <w:ilvl w:val="0"/>
+          <w:numId w:val="9"/>
+        </w:numPr>
+      </w:pPr>
+      <w:r>
+        <w:t>data.sort_values</w:t>
+      </w:r>
+      <w:r>
+        <w:sym w:font="Wingdings" w:char="F0E8"/>
+      </w:r>
+      <w:r>
+        <w:t xml:space="preserve"> it apply on both dataframe and series for sorting values.</w:t>
+      </w:r>
+    </w:p>
+    <w:p>
+      <w:pPr>
+        <w:pStyle w:val="NoSpacing"/>
+        <w:numPr>
+          <w:ilvl w:val="1"/>
+          <w:numId w:val="9"/>
+        </w:numPr>
+      </w:pPr>
+      <w:r>
+        <w:t>By defauly = Ascending order</w:t>
+      </w:r>
+    </w:p>
+    <w:p>
+      <w:pPr>
+        <w:pStyle w:val="NoSpacing"/>
+        <w:numPr>
+          <w:ilvl w:val="0"/>
+          <w:numId w:val="9"/>
+        </w:numPr>
+      </w:pPr>
+      <w:r>
+        <w:t xml:space="preserve">Data(, inplace = True ) </w:t>
+      </w:r>
+      <w:r>
+        <w:sym w:font="Wingdings" w:char="F0E8"/>
+      </w:r>
+      <w:r>
+        <w:t xml:space="preserve">  </w:t>
+      </w:r>
+      <w:r>
+        <w:t xml:space="preserve">inplace = True </w:t>
+      </w:r>
+      <w:r>
+        <w:t xml:space="preserve"> it is the parameter to change permanently into data , it is by default False</w:t>
+      </w:r>
+    </w:p>
+    <w:p>
+      <w:pPr>
+        <w:pStyle w:val="NoSpacing"/>
+        <w:numPr>
+          <w:ilvl w:val="1"/>
+          <w:numId w:val="9"/>
+        </w:numPr>
+      </w:pPr>
+      <w:r>
+        <w:t>data.sort_values('city' , ascending = True)</w:t>
+      </w:r>
+    </w:p>
+    <w:p>
+      <w:pPr>
+        <w:pStyle w:val="NoSpacing"/>
+        <w:numPr>
+          <w:ilvl w:val="1"/>
+          <w:numId w:val="9"/>
+        </w:numPr>
+      </w:pPr>
+      <w:r>
+        <w:t>data.sort_values(['city' , 'date'] , ascending = [True , False])</w:t>
+      </w:r>
+      <w:bookmarkStart w:id="0" w:name="_GoBack"/>
+      <w:bookmarkEnd w:id="0"/>
     </w:p>
     <w:p>
       <w:pPr>

--- a/Croma Campus  Notes Python.docx
+++ b/Croma Campus  Notes Python.docx
@@ -30177,7 +30177,13 @@
         </w:numPr>
       </w:pPr>
       <w:r>
-        <w:t>By defauly = Ascending order</w:t>
+        <w:t xml:space="preserve">By </w:t>
+      </w:r>
+      <w:r>
+        <w:t xml:space="preserve">default </w:t>
+      </w:r>
+      <w:r>
+        <w:t xml:space="preserve"> = Ascending order</w:t>
       </w:r>
     </w:p>
     <w:p>
@@ -30195,13 +30201,7 @@
         <w:sym w:font="Wingdings" w:char="F0E8"/>
       </w:r>
       <w:r>
-        <w:t xml:space="preserve">  </w:t>
-      </w:r>
-      <w:r>
-        <w:t xml:space="preserve">inplace = True </w:t>
-      </w:r>
-      <w:r>
-        <w:t xml:space="preserve"> it is the parameter to change permanently into data , it is by default False</w:t>
+        <w:t xml:space="preserve">  inplace = True  it is the parameter to change permanently into data , it is by default False</w:t>
       </w:r>
     </w:p>
     <w:p>
@@ -30227,8 +30227,391 @@
       <w:r>
         <w:t>data.sort_values(['city' , 'date'] , ascending = [True , False])</w:t>
       </w:r>
+    </w:p>
+    <w:p>
+      <w:pPr>
+        <w:pStyle w:val="NoSpacing"/>
+        <w:numPr>
+          <w:ilvl w:val="0"/>
+          <w:numId w:val="9"/>
+        </w:numPr>
+      </w:pPr>
+      <w:r>
+        <w:rPr>
+          <w:highlight w:val="yellow"/>
+        </w:rPr>
+        <w:t>data.drop_duplicates(</w:t>
+      </w:r>
+      <w:r>
+        <w:t>subset = ['city'])</w:t>
+      </w:r>
+      <w:r>
+        <w:t xml:space="preserve"> </w:t>
+      </w:r>
+      <w:r>
+        <w:sym w:font="Wingdings" w:char="F0E8"/>
+      </w:r>
+      <w:r>
+        <w:t xml:space="preserve"> it is used to drop duplicates</w:t>
+      </w:r>
+    </w:p>
+    <w:p>
+      <w:pPr>
+        <w:pStyle w:val="NoSpacing"/>
+        <w:numPr>
+          <w:ilvl w:val="1"/>
+          <w:numId w:val="9"/>
+        </w:numPr>
+      </w:pPr>
+      <w:r>
+        <w:t xml:space="preserve">we can pass multiple list like city , season , winner and etc </w:t>
+      </w:r>
+      <w:r>
+        <w:t xml:space="preserve"> </w:t>
+      </w:r>
+    </w:p>
+    <w:p>
+      <w:pPr>
+        <w:pStyle w:val="NoSpacing"/>
+        <w:numPr>
+          <w:ilvl w:val="1"/>
+          <w:numId w:val="9"/>
+        </w:numPr>
+      </w:pPr>
+      <w:r>
+        <w:t>data.drop_duplicates(subset = ['season'] ,  keep = 'last')[['season' , 'winner']]</w:t>
+      </w:r>
+    </w:p>
+    <w:p>
+      <w:pPr>
+        <w:pStyle w:val="NoSpacing"/>
+        <w:numPr>
+          <w:ilvl w:val="2"/>
+          <w:numId w:val="9"/>
+        </w:numPr>
+      </w:pPr>
+      <w:r>
+        <w:t>it is used to find final match winner that’s why we use ‘last’</w:t>
+      </w:r>
+    </w:p>
+    <w:p>
+      <w:pPr>
+        <w:pStyle w:val="NoSpacing"/>
+      </w:pPr>
+      <w:r>
+        <w:t>-------------------------------------------------------------------------</w:t>
+      </w:r>
+    </w:p>
+    <w:p>
+      <w:pPr>
+        <w:pStyle w:val="NoSpacing"/>
+        <w:rPr>
+          <w:b/>
+          <w:sz w:val="44"/>
+          <w:szCs w:val="44"/>
+        </w:rPr>
+      </w:pPr>
+      <w:r>
+        <w:rPr>
+          <w:b/>
+          <w:sz w:val="44"/>
+          <w:szCs w:val="44"/>
+        </w:rPr>
+        <w:t>GROUP</w:t>
+      </w:r>
+    </w:p>
+    <w:p>
+      <w:pPr>
+        <w:pStyle w:val="NoSpacing"/>
+        <w:numPr>
+          <w:ilvl w:val="0"/>
+          <w:numId w:val="9"/>
+        </w:numPr>
+      </w:pPr>
+      <w:r>
+        <w:t>Group</w:t>
+      </w:r>
+    </w:p>
+    <w:p>
+      <w:pPr>
+        <w:pStyle w:val="NoSpacing"/>
+        <w:ind w:left="720"/>
+        <w:rPr>
+          <w:noProof/>
+        </w:rPr>
+      </w:pPr>
+      <w:r>
+        <w:lastRenderedPageBreak/>
+        <w:drawing>
+          <wp:inline distT="0" distB="0" distL="0" distR="0" wp14:anchorId="0242B5EC" wp14:editId="293A004F">
+            <wp:extent cx="8983329" cy="5210902"/>
+            <wp:effectExtent l="0" t="0" r="8890" b="8890"/>
+            <wp:docPr id="14" name="Picture 14"/>
+            <wp:cNvGraphicFramePr>
+              <a:graphicFrameLocks xmlns:a="http://schemas.openxmlformats.org/drawingml/2006/main" noChangeAspect="1"/>
+            </wp:cNvGraphicFramePr>
+            <a:graphic xmlns:a="http://schemas.openxmlformats.org/drawingml/2006/main">
+              <a:graphicData uri="http://schemas.openxmlformats.org/drawingml/2006/picture">
+                <pic:pic xmlns:pic="http://schemas.openxmlformats.org/drawingml/2006/picture">
+                  <pic:nvPicPr>
+                    <pic:cNvPr id="1" name=""/>
+                    <pic:cNvPicPr/>
+                  </pic:nvPicPr>
+                  <pic:blipFill>
+                    <a:blip r:embed="rId19"/>
+                    <a:stretch>
+                      <a:fillRect/>
+                    </a:stretch>
+                  </pic:blipFill>
+                  <pic:spPr>
+                    <a:xfrm>
+                      <a:off x="0" y="0"/>
+                      <a:ext cx="8983329" cy="5210902"/>
+                    </a:xfrm>
+                    <a:prstGeom prst="rect">
+                      <a:avLst/>
+                    </a:prstGeom>
+                  </pic:spPr>
+                </pic:pic>
+              </a:graphicData>
+            </a:graphic>
+          </wp:inline>
+        </w:drawing>
+      </w:r>
+      <w:r>
+        <w:rPr>
+          <w:noProof/>
+        </w:rPr>
+        <w:t xml:space="preserve"> </w:t>
+      </w:r>
+      <w:r>
+        <w:drawing>
+          <wp:inline distT="0" distB="0" distL="0" distR="0" wp14:anchorId="3A3A3895" wp14:editId="2906202B">
+            <wp:extent cx="8935697" cy="5144218"/>
+            <wp:effectExtent l="0" t="0" r="0" b="0"/>
+            <wp:docPr id="15" name="Picture 15"/>
+            <wp:cNvGraphicFramePr>
+              <a:graphicFrameLocks xmlns:a="http://schemas.openxmlformats.org/drawingml/2006/main" noChangeAspect="1"/>
+            </wp:cNvGraphicFramePr>
+            <a:graphic xmlns:a="http://schemas.openxmlformats.org/drawingml/2006/main">
+              <a:graphicData uri="http://schemas.openxmlformats.org/drawingml/2006/picture">
+                <pic:pic xmlns:pic="http://schemas.openxmlformats.org/drawingml/2006/picture">
+                  <pic:nvPicPr>
+                    <pic:cNvPr id="1" name=""/>
+                    <pic:cNvPicPr/>
+                  </pic:nvPicPr>
+                  <pic:blipFill>
+                    <a:blip r:embed="rId20"/>
+                    <a:stretch>
+                      <a:fillRect/>
+                    </a:stretch>
+                  </pic:blipFill>
+                  <pic:spPr>
+                    <a:xfrm>
+                      <a:off x="0" y="0"/>
+                      <a:ext cx="8935697" cy="5144218"/>
+                    </a:xfrm>
+                    <a:prstGeom prst="rect">
+                      <a:avLst/>
+                    </a:prstGeom>
+                  </pic:spPr>
+                </pic:pic>
+              </a:graphicData>
+            </a:graphic>
+          </wp:inline>
+        </w:drawing>
+      </w:r>
+    </w:p>
+    <w:p>
+      <w:pPr>
+        <w:pStyle w:val="NoSpacing"/>
+        <w:ind w:left="720"/>
+      </w:pPr>
+      <w:r>
+        <w:lastRenderedPageBreak/>
+        <w:drawing>
+          <wp:inline distT="0" distB="0" distL="0" distR="0" wp14:anchorId="3289A760" wp14:editId="644900B0">
+            <wp:extent cx="8783276" cy="5182323"/>
+            <wp:effectExtent l="0" t="0" r="0" b="0"/>
+            <wp:docPr id="16" name="Picture 16"/>
+            <wp:cNvGraphicFramePr>
+              <a:graphicFrameLocks xmlns:a="http://schemas.openxmlformats.org/drawingml/2006/main" noChangeAspect="1"/>
+            </wp:cNvGraphicFramePr>
+            <a:graphic xmlns:a="http://schemas.openxmlformats.org/drawingml/2006/main">
+              <a:graphicData uri="http://schemas.openxmlformats.org/drawingml/2006/picture">
+                <pic:pic xmlns:pic="http://schemas.openxmlformats.org/drawingml/2006/picture">
+                  <pic:nvPicPr>
+                    <pic:cNvPr id="1" name=""/>
+                    <pic:cNvPicPr/>
+                  </pic:nvPicPr>
+                  <pic:blipFill>
+                    <a:blip r:embed="rId21"/>
+                    <a:stretch>
+                      <a:fillRect/>
+                    </a:stretch>
+                  </pic:blipFill>
+                  <pic:spPr>
+                    <a:xfrm>
+                      <a:off x="0" y="0"/>
+                      <a:ext cx="8783276" cy="5182323"/>
+                    </a:xfrm>
+                    <a:prstGeom prst="rect">
+                      <a:avLst/>
+                    </a:prstGeom>
+                  </pic:spPr>
+                </pic:pic>
+              </a:graphicData>
+            </a:graphic>
+          </wp:inline>
+        </w:drawing>
+      </w:r>
+      <w:r>
+        <w:rPr>
+          <w:noProof/>
+        </w:rPr>
+        <w:t xml:space="preserve"> </w:t>
+      </w:r>
+      <w:r>
+        <w:drawing>
+          <wp:inline distT="0" distB="0" distL="0" distR="0" wp14:anchorId="42F94C87" wp14:editId="2EEB4167">
+            <wp:extent cx="8754697" cy="5077534"/>
+            <wp:effectExtent l="0" t="0" r="8890" b="8890"/>
+            <wp:docPr id="17" name="Picture 17"/>
+            <wp:cNvGraphicFramePr>
+              <a:graphicFrameLocks xmlns:a="http://schemas.openxmlformats.org/drawingml/2006/main" noChangeAspect="1"/>
+            </wp:cNvGraphicFramePr>
+            <a:graphic xmlns:a="http://schemas.openxmlformats.org/drawingml/2006/main">
+              <a:graphicData uri="http://schemas.openxmlformats.org/drawingml/2006/picture">
+                <pic:pic xmlns:pic="http://schemas.openxmlformats.org/drawingml/2006/picture">
+                  <pic:nvPicPr>
+                    <pic:cNvPr id="1" name=""/>
+                    <pic:cNvPicPr/>
+                  </pic:nvPicPr>
+                  <pic:blipFill>
+                    <a:blip r:embed="rId22"/>
+                    <a:stretch>
+                      <a:fillRect/>
+                    </a:stretch>
+                  </pic:blipFill>
+                  <pic:spPr>
+                    <a:xfrm>
+                      <a:off x="0" y="0"/>
+                      <a:ext cx="8754697" cy="5077534"/>
+                    </a:xfrm>
+                    <a:prstGeom prst="rect">
+                      <a:avLst/>
+                    </a:prstGeom>
+                  </pic:spPr>
+                </pic:pic>
+              </a:graphicData>
+            </a:graphic>
+          </wp:inline>
+        </w:drawing>
+      </w:r>
+      <w:r>
+        <w:rPr>
+          <w:noProof/>
+        </w:rPr>
+        <w:t xml:space="preserve"> </w:t>
+      </w:r>
+      <w:r>
+        <w:rPr>
+          <w:noProof/>
+        </w:rPr>
+        <w:lastRenderedPageBreak/>
+        <w:drawing>
+          <wp:inline distT="0" distB="0" distL="0" distR="0" wp14:anchorId="2DC7453B" wp14:editId="345CEC56">
+            <wp:extent cx="8402223" cy="5068007"/>
+            <wp:effectExtent l="0" t="0" r="0" b="0"/>
+            <wp:docPr id="18" name="Picture 18"/>
+            <wp:cNvGraphicFramePr>
+              <a:graphicFrameLocks xmlns:a="http://schemas.openxmlformats.org/drawingml/2006/main" noChangeAspect="1"/>
+            </wp:cNvGraphicFramePr>
+            <a:graphic xmlns:a="http://schemas.openxmlformats.org/drawingml/2006/main">
+              <a:graphicData uri="http://schemas.openxmlformats.org/drawingml/2006/picture">
+                <pic:pic xmlns:pic="http://schemas.openxmlformats.org/drawingml/2006/picture">
+                  <pic:nvPicPr>
+                    <pic:cNvPr id="1" name=""/>
+                    <pic:cNvPicPr/>
+                  </pic:nvPicPr>
+                  <pic:blipFill>
+                    <a:blip r:embed="rId23"/>
+                    <a:stretch>
+                      <a:fillRect/>
+                    </a:stretch>
+                  </pic:blipFill>
+                  <pic:spPr>
+                    <a:xfrm>
+                      <a:off x="0" y="0"/>
+                      <a:ext cx="8402223" cy="5068007"/>
+                    </a:xfrm>
+                    <a:prstGeom prst="rect">
+                      <a:avLst/>
+                    </a:prstGeom>
+                  </pic:spPr>
+                </pic:pic>
+              </a:graphicData>
+            </a:graphic>
+          </wp:inline>
+        </w:drawing>
+      </w:r>
+      <w:r>
+        <w:rPr>
+          <w:noProof/>
+        </w:rPr>
+        <w:t xml:space="preserve"> </w:t>
+      </w:r>
+      <w:r>
+        <w:rPr>
+          <w:noProof/>
+        </w:rPr>
+        <w:drawing>
+          <wp:inline distT="0" distB="0" distL="0" distR="0" wp14:anchorId="49C08F05" wp14:editId="676B68DE">
+            <wp:extent cx="8869013" cy="5096586"/>
+            <wp:effectExtent l="0" t="0" r="8890" b="8890"/>
+            <wp:docPr id="19" name="Picture 19"/>
+            <wp:cNvGraphicFramePr>
+              <a:graphicFrameLocks xmlns:a="http://schemas.openxmlformats.org/drawingml/2006/main" noChangeAspect="1"/>
+            </wp:cNvGraphicFramePr>
+            <a:graphic xmlns:a="http://schemas.openxmlformats.org/drawingml/2006/main">
+              <a:graphicData uri="http://schemas.openxmlformats.org/drawingml/2006/picture">
+                <pic:pic xmlns:pic="http://schemas.openxmlformats.org/drawingml/2006/picture">
+                  <pic:nvPicPr>
+                    <pic:cNvPr id="1" name=""/>
+                    <pic:cNvPicPr/>
+                  </pic:nvPicPr>
+                  <pic:blipFill>
+                    <a:blip r:embed="rId24"/>
+                    <a:stretch>
+                      <a:fillRect/>
+                    </a:stretch>
+                  </pic:blipFill>
+                  <pic:spPr>
+                    <a:xfrm>
+                      <a:off x="0" y="0"/>
+                      <a:ext cx="8869013" cy="5096586"/>
+                    </a:xfrm>
+                    <a:prstGeom prst="rect">
+                      <a:avLst/>
+                    </a:prstGeom>
+                  </pic:spPr>
+                </pic:pic>
+              </a:graphicData>
+            </a:graphic>
+          </wp:inline>
+        </w:drawing>
+      </w:r>
       <w:bookmarkStart w:id="0" w:name="_GoBack"/>
       <w:bookmarkEnd w:id="0"/>
+    </w:p>
+    <w:p>
+      <w:pPr>
+        <w:pStyle w:val="NoSpacing"/>
+        <w:numPr>
+          <w:ilvl w:val="0"/>
+          <w:numId w:val="9"/>
+        </w:numPr>
+      </w:pPr>
     </w:p>
     <w:p>
       <w:pPr>

--- a/Croma Campus  Notes Python.docx
+++ b/Croma Campus  Notes Python.docx
@@ -30297,56 +30297,132 @@
     <w:p>
       <w:pPr>
         <w:pStyle w:val="NoSpacing"/>
-      </w:pPr>
-      <w:r>
-        <w:t>-------------------------------------------------------------------------</w:t>
-      </w:r>
-    </w:p>
-    <w:p>
-      <w:pPr>
-        <w:pStyle w:val="NoSpacing"/>
-        <w:rPr>
-          <w:b/>
-          <w:sz w:val="44"/>
-          <w:szCs w:val="44"/>
-        </w:rPr>
-      </w:pPr>
-      <w:r>
-        <w:rPr>
-          <w:b/>
-          <w:sz w:val="44"/>
-          <w:szCs w:val="44"/>
-        </w:rPr>
-        <w:t>GROUP</w:t>
-      </w:r>
-    </w:p>
-    <w:p>
-      <w:pPr>
-        <w:pStyle w:val="NoSpacing"/>
         <w:numPr>
           <w:ilvl w:val="0"/>
           <w:numId w:val="9"/>
         </w:numPr>
       </w:pPr>
       <w:r>
-        <w:t>Group</w:t>
+        <w:t>isin()</w:t>
+      </w:r>
+      <w:r>
+        <w:sym w:font="Wingdings" w:char="F0E8"/>
+      </w:r>
+      <w:r>
+        <w:t xml:space="preserve"> only pass list in the isin parameter</w:t>
+      </w:r>
+    </w:p>
+    <w:p>
+      <w:pPr>
+        <w:pStyle w:val="NoSpacing"/>
+        <w:numPr>
+          <w:ilvl w:val="1"/>
+          <w:numId w:val="9"/>
+        </w:numPr>
+      </w:pPr>
+      <w:r>
+        <w:t>mask agar bhot sare ban rahe hai to isin ka use karege</w:t>
+      </w:r>
+    </w:p>
+    <w:p>
+      <w:pPr>
+        <w:pStyle w:val="NoSpacing"/>
+        <w:numPr>
+          <w:ilvl w:val="0"/>
+          <w:numId w:val="9"/>
+        </w:numPr>
+      </w:pPr>
+      <w:r>
+        <w:t>merge()</w:t>
+      </w:r>
+      <w:r>
+        <w:sym w:font="Wingdings" w:char="F0E8"/>
+      </w:r>
+      <w:r>
+        <w:t xml:space="preserve"> like join in sql</w:t>
+      </w:r>
+    </w:p>
+    <w:p>
+      <w:pPr>
+        <w:pStyle w:val="NoSpacing"/>
+        <w:ind w:firstLine="720"/>
+      </w:pPr>
+      <w:r>
+        <w:t xml:space="preserve">Example: </w:t>
+      </w:r>
+      <w:r>
+        <w:t>new = delivery.merge(match , left_on = 'match_id'  , right_on = 'id')</w:t>
+      </w:r>
+    </w:p>
+    <w:p>
+      <w:pPr>
+        <w:pStyle w:val="NoSpacing"/>
+        <w:numPr>
+          <w:ilvl w:val="0"/>
+          <w:numId w:val="9"/>
+        </w:numPr>
+      </w:pPr>
+      <w:r>
+        <w:t>reset_index()</w:t>
+      </w:r>
+      <w:r>
+        <w:t xml:space="preserve"> </w:t>
+      </w:r>
+      <w:r>
+        <w:sym w:font="Wingdings" w:char="F0E8"/>
+      </w:r>
+      <w:r>
+        <w:t xml:space="preserve"> used to convert a series into DataFrame</w:t>
+      </w:r>
+    </w:p>
+    <w:p>
+      <w:pPr>
+        <w:pStyle w:val="NoSpacing"/>
+        <w:numPr>
+          <w:ilvl w:val="1"/>
+          <w:numId w:val="9"/>
+        </w:numPr>
+      </w:pPr>
+      <w:r>
+        <w:t>used to remove unwanted index</w:t>
+      </w:r>
+    </w:p>
+    <w:p>
+      <w:pPr>
+        <w:pStyle w:val="NoSpacing"/>
+        <w:numPr>
+          <w:ilvl w:val="0"/>
+          <w:numId w:val="9"/>
+        </w:numPr>
+      </w:pPr>
+      <w:r>
+        <w:t xml:space="preserve">set_index( ) </w:t>
+      </w:r>
+      <w:r>
+        <w:sym w:font="Wingdings" w:char="F0E8"/>
+      </w:r>
+      <w:r>
+        <w:t xml:space="preserve"> when you want to make existing column (eg : id ) to  index without python giving index</w:t>
       </w:r>
     </w:p>
     <w:p>
       <w:pPr>
         <w:pStyle w:val="NoSpacing"/>
         <w:ind w:left="720"/>
+      </w:pPr>
+      <w:r>
         <w:rPr>
           <w:noProof/>
         </w:rPr>
-      </w:pPr>
-      <w:r>
         <w:lastRenderedPageBreak/>
+        <w:t>Before</w:t>
+      </w:r>
+      <w:r>
         <w:drawing>
-          <wp:inline distT="0" distB="0" distL="0" distR="0" wp14:anchorId="0242B5EC" wp14:editId="293A004F">
-            <wp:extent cx="8983329" cy="5210902"/>
-            <wp:effectExtent l="0" t="0" r="8890" b="8890"/>
-            <wp:docPr id="14" name="Picture 14"/>
+          <wp:inline distT="0" distB="0" distL="0" distR="0" wp14:anchorId="4F4FF2B6" wp14:editId="5A463BB9">
+            <wp:extent cx="7897327" cy="1495634"/>
+            <wp:effectExtent l="0" t="0" r="0" b="9525"/>
+            <wp:docPr id="20" name="Picture 20"/>
             <wp:cNvGraphicFramePr>
               <a:graphicFrameLocks xmlns:a="http://schemas.openxmlformats.org/drawingml/2006/main" noChangeAspect="1"/>
             </wp:cNvGraphicFramePr>
@@ -30366,7 +30442,7 @@
                   <pic:spPr>
                     <a:xfrm>
                       <a:off x="0" y="0"/>
-                      <a:ext cx="8983329" cy="5210902"/>
+                      <a:ext cx="7897327" cy="1495634"/>
                     </a:xfrm>
                     <a:prstGeom prst="rect">
                       <a:avLst/>
@@ -30385,11 +30461,17 @@
         <w:t xml:space="preserve"> </w:t>
       </w:r>
       <w:r>
+        <w:rPr>
+          <w:noProof/>
+        </w:rPr>
+        <w:t>After</w:t>
+      </w:r>
+      <w:r>
         <w:drawing>
-          <wp:inline distT="0" distB="0" distL="0" distR="0" wp14:anchorId="3A3A3895" wp14:editId="2906202B">
-            <wp:extent cx="8935697" cy="5144218"/>
-            <wp:effectExtent l="0" t="0" r="0" b="0"/>
-            <wp:docPr id="15" name="Picture 15"/>
+          <wp:inline distT="0" distB="0" distL="0" distR="0" wp14:anchorId="44485E9C" wp14:editId="722926AA">
+            <wp:extent cx="7278116" cy="2200582"/>
+            <wp:effectExtent l="0" t="0" r="0" b="9525"/>
+            <wp:docPr id="21" name="Picture 21"/>
             <wp:cNvGraphicFramePr>
               <a:graphicFrameLocks xmlns:a="http://schemas.openxmlformats.org/drawingml/2006/main" noChangeAspect="1"/>
             </wp:cNvGraphicFramePr>
@@ -30409,7 +30491,7 @@
                   <pic:spPr>
                     <a:xfrm>
                       <a:off x="0" y="0"/>
-                      <a:ext cx="8935697" cy="5144218"/>
+                      <a:ext cx="7278116" cy="2200582"/>
                     </a:xfrm>
                     <a:prstGeom prst="rect">
                       <a:avLst/>
@@ -30425,15 +30507,165 @@
     <w:p>
       <w:pPr>
         <w:pStyle w:val="NoSpacing"/>
+        <w:numPr>
+          <w:ilvl w:val="0"/>
+          <w:numId w:val="9"/>
+        </w:numPr>
+      </w:pPr>
+      <w:r>
+        <w:t xml:space="preserve">pivot_table() </w:t>
+      </w:r>
+      <w:r>
+        <w:sym w:font="Wingdings" w:char="F0E8"/>
+      </w:r>
+      <w:r>
+        <w:t xml:space="preserve"> </w:t>
+      </w:r>
+      <w:r>
+        <w:t xml:space="preserve">it convert into useful table according to </w:t>
+      </w:r>
+      <w:r>
+        <w:sym w:font="Wingdings" w:char="F0E8"/>
+      </w:r>
+      <w:r>
+        <w:t>pt = six.pivot_table(index = 'over' , columns = 'batting_team' ,  values ='batsman_runs' , aggfunc='count')</w:t>
+      </w:r>
+    </w:p>
+    <w:p>
+      <w:pPr>
+        <w:pStyle w:val="NoSpacing"/>
+        <w:numPr>
+          <w:ilvl w:val="0"/>
+          <w:numId w:val="9"/>
+        </w:numPr>
+      </w:pPr>
+      <w:r>
+        <w:t xml:space="preserve">heat_map() </w:t>
+      </w:r>
+      <w:r>
+        <w:sym w:font="Wingdings" w:char="F0E8"/>
+      </w:r>
+      <w:r>
+        <w:t xml:space="preserve"> usedin seaborn </w:t>
+      </w:r>
+    </w:p>
+    <w:p>
+      <w:pPr>
+        <w:pStyle w:val="NoSpacing"/>
+        <w:numPr>
+          <w:ilvl w:val="1"/>
+          <w:numId w:val="9"/>
+        </w:numPr>
+      </w:pPr>
+      <w:r>
+        <w:t>import seaborn as sns</w:t>
+      </w:r>
+    </w:p>
+    <w:p>
+      <w:pPr>
+        <w:pStyle w:val="NoSpacing"/>
+        <w:numPr>
+          <w:ilvl w:val="1"/>
+          <w:numId w:val="9"/>
+        </w:numPr>
+      </w:pPr>
+      <w:r>
+        <w:t>sns.heatmap(pt)</w:t>
+      </w:r>
+    </w:p>
+    <w:p>
+      <w:pPr>
+        <w:pStyle w:val="NoSpacing"/>
+        <w:numPr>
+          <w:ilvl w:val="0"/>
+          <w:numId w:val="9"/>
+        </w:numPr>
+      </w:pPr>
+      <w:r>
+        <w:t>corr()</w:t>
+      </w:r>
+      <w:r>
+        <w:sym w:font="Wingdings" w:char="F0E8"/>
+      </w:r>
+      <w:r>
+        <w:t xml:space="preserve"> it works only numerical data it remove the string data</w:t>
+      </w:r>
+    </w:p>
+    <w:p>
+      <w:pPr>
+        <w:pStyle w:val="NoSpacing"/>
+        <w:numPr>
+          <w:ilvl w:val="1"/>
+          <w:numId w:val="9"/>
+        </w:numPr>
+      </w:pPr>
+      <w:r>
+        <w:t>match.corr(numeric_only=True)</w:t>
+      </w:r>
+      <w:r>
+        <w:t xml:space="preserve"> </w:t>
+      </w:r>
+      <w:bookmarkStart w:id="0" w:name="_GoBack"/>
+      <w:bookmarkEnd w:id="0"/>
+    </w:p>
+    <w:p>
+      <w:pPr>
+        <w:pStyle w:val="NoSpacing"/>
+      </w:pPr>
+    </w:p>
+    <w:p>
+      <w:pPr>
+        <w:pStyle w:val="NoSpacing"/>
+      </w:pPr>
+      <w:r>
+        <w:t>-------------------------------------------------------------------------</w:t>
+      </w:r>
+    </w:p>
+    <w:p>
+      <w:pPr>
+        <w:pStyle w:val="NoSpacing"/>
+        <w:rPr>
+          <w:b/>
+          <w:sz w:val="44"/>
+          <w:szCs w:val="44"/>
+        </w:rPr>
+      </w:pPr>
+      <w:r>
+        <w:rPr>
+          <w:b/>
+          <w:sz w:val="44"/>
+          <w:szCs w:val="44"/>
+        </w:rPr>
+        <w:t>GROUP</w:t>
+      </w:r>
+    </w:p>
+    <w:p>
+      <w:pPr>
+        <w:pStyle w:val="NoSpacing"/>
+        <w:numPr>
+          <w:ilvl w:val="0"/>
+          <w:numId w:val="9"/>
+        </w:numPr>
+      </w:pPr>
+      <w:r>
+        <w:t>Group</w:t>
+      </w:r>
+    </w:p>
+    <w:p>
+      <w:pPr>
+        <w:pStyle w:val="NoSpacing"/>
         <w:ind w:left="720"/>
+        <w:rPr>
+          <w:noProof/>
+        </w:rPr>
       </w:pPr>
       <w:r>
         <w:lastRenderedPageBreak/>
         <w:drawing>
-          <wp:inline distT="0" distB="0" distL="0" distR="0" wp14:anchorId="3289A760" wp14:editId="644900B0">
-            <wp:extent cx="8783276" cy="5182323"/>
-            <wp:effectExtent l="0" t="0" r="0" b="0"/>
-            <wp:docPr id="16" name="Picture 16"/>
+          <wp:inline distT="0" distB="0" distL="0" distR="0" wp14:anchorId="0242B5EC" wp14:editId="293A004F">
+            <wp:extent cx="8983329" cy="5210902"/>
+            <wp:effectExtent l="0" t="0" r="8890" b="8890"/>
+            <wp:docPr id="14" name="Picture 14"/>
             <wp:cNvGraphicFramePr>
               <a:graphicFrameLocks xmlns:a="http://schemas.openxmlformats.org/drawingml/2006/main" noChangeAspect="1"/>
             </wp:cNvGraphicFramePr>
@@ -30453,6 +30685,93 @@
                   <pic:spPr>
                     <a:xfrm>
                       <a:off x="0" y="0"/>
+                      <a:ext cx="8983329" cy="5210902"/>
+                    </a:xfrm>
+                    <a:prstGeom prst="rect">
+                      <a:avLst/>
+                    </a:prstGeom>
+                  </pic:spPr>
+                </pic:pic>
+              </a:graphicData>
+            </a:graphic>
+          </wp:inline>
+        </w:drawing>
+      </w:r>
+      <w:r>
+        <w:rPr>
+          <w:noProof/>
+        </w:rPr>
+        <w:t xml:space="preserve"> </w:t>
+      </w:r>
+      <w:r>
+        <w:drawing>
+          <wp:inline distT="0" distB="0" distL="0" distR="0" wp14:anchorId="3A3A3895" wp14:editId="2906202B">
+            <wp:extent cx="8935697" cy="5144218"/>
+            <wp:effectExtent l="0" t="0" r="0" b="0"/>
+            <wp:docPr id="15" name="Picture 15"/>
+            <wp:cNvGraphicFramePr>
+              <a:graphicFrameLocks xmlns:a="http://schemas.openxmlformats.org/drawingml/2006/main" noChangeAspect="1"/>
+            </wp:cNvGraphicFramePr>
+            <a:graphic xmlns:a="http://schemas.openxmlformats.org/drawingml/2006/main">
+              <a:graphicData uri="http://schemas.openxmlformats.org/drawingml/2006/picture">
+                <pic:pic xmlns:pic="http://schemas.openxmlformats.org/drawingml/2006/picture">
+                  <pic:nvPicPr>
+                    <pic:cNvPr id="1" name=""/>
+                    <pic:cNvPicPr/>
+                  </pic:nvPicPr>
+                  <pic:blipFill>
+                    <a:blip r:embed="rId22"/>
+                    <a:stretch>
+                      <a:fillRect/>
+                    </a:stretch>
+                  </pic:blipFill>
+                  <pic:spPr>
+                    <a:xfrm>
+                      <a:off x="0" y="0"/>
+                      <a:ext cx="8935697" cy="5144218"/>
+                    </a:xfrm>
+                    <a:prstGeom prst="rect">
+                      <a:avLst/>
+                    </a:prstGeom>
+                  </pic:spPr>
+                </pic:pic>
+              </a:graphicData>
+            </a:graphic>
+          </wp:inline>
+        </w:drawing>
+      </w:r>
+    </w:p>
+    <w:p>
+      <w:pPr>
+        <w:pStyle w:val="NoSpacing"/>
+        <w:ind w:left="720"/>
+      </w:pPr>
+      <w:r>
+        <w:lastRenderedPageBreak/>
+        <w:drawing>
+          <wp:inline distT="0" distB="0" distL="0" distR="0" wp14:anchorId="3289A760" wp14:editId="644900B0">
+            <wp:extent cx="8783276" cy="5182323"/>
+            <wp:effectExtent l="0" t="0" r="0" b="0"/>
+            <wp:docPr id="16" name="Picture 16"/>
+            <wp:cNvGraphicFramePr>
+              <a:graphicFrameLocks xmlns:a="http://schemas.openxmlformats.org/drawingml/2006/main" noChangeAspect="1"/>
+            </wp:cNvGraphicFramePr>
+            <a:graphic xmlns:a="http://schemas.openxmlformats.org/drawingml/2006/main">
+              <a:graphicData uri="http://schemas.openxmlformats.org/drawingml/2006/picture">
+                <pic:pic xmlns:pic="http://schemas.openxmlformats.org/drawingml/2006/picture">
+                  <pic:nvPicPr>
+                    <pic:cNvPr id="1" name=""/>
+                    <pic:cNvPicPr/>
+                  </pic:nvPicPr>
+                  <pic:blipFill>
+                    <a:blip r:embed="rId23"/>
+                    <a:stretch>
+                      <a:fillRect/>
+                    </a:stretch>
+                  </pic:blipFill>
+                  <pic:spPr>
+                    <a:xfrm>
+                      <a:off x="0" y="0"/>
                       <a:ext cx="8783276" cy="5182323"/>
                     </a:xfrm>
                     <a:prstGeom prst="rect">
@@ -30488,7 +30807,7 @@
                     <pic:cNvPicPr/>
                   </pic:nvPicPr>
                   <pic:blipFill>
-                    <a:blip r:embed="rId22"/>
+                    <a:blip r:embed="rId24"/>
                     <a:stretch>
                       <a:fillRect/>
                     </a:stretch>
@@ -30535,7 +30854,7 @@
                     <pic:cNvPicPr/>
                   </pic:nvPicPr>
                   <pic:blipFill>
-                    <a:blip r:embed="rId23"/>
+                    <a:blip r:embed="rId25"/>
                     <a:stretch>
                       <a:fillRect/>
                     </a:stretch>
@@ -30581,7 +30900,7 @@
                     <pic:cNvPicPr/>
                   </pic:nvPicPr>
                   <pic:blipFill>
-                    <a:blip r:embed="rId24"/>
+                    <a:blip r:embed="rId26"/>
                     <a:stretch>
                       <a:fillRect/>
                     </a:stretch>
@@ -30601,8 +30920,6 @@
           </wp:inline>
         </w:drawing>
       </w:r>
-      <w:bookmarkStart w:id="0" w:name="_GoBack"/>
-      <w:bookmarkEnd w:id="0"/>
     </w:p>
     <w:p>
       <w:pPr>

--- a/Croma Campus  Notes Python.docx
+++ b/Croma Campus  Notes Python.docx
@@ -30418,6 +30418,9 @@
         <w:t>Before</w:t>
       </w:r>
       <w:r>
+        <w:rPr>
+          <w:noProof/>
+        </w:rPr>
         <w:drawing>
           <wp:inline distT="0" distB="0" distL="0" distR="0" wp14:anchorId="4F4FF2B6" wp14:editId="5A463BB9">
             <wp:extent cx="7897327" cy="1495634"/>
@@ -30467,6 +30470,9 @@
         <w:t>After</w:t>
       </w:r>
       <w:r>
+        <w:rPr>
+          <w:noProof/>
+        </w:rPr>
         <w:drawing>
           <wp:inline distT="0" distB="0" distL="0" distR="0" wp14:anchorId="44485E9C" wp14:editId="722926AA">
             <wp:extent cx="7278116" cy="2200582"/>
@@ -30605,8 +30611,6 @@
       <w:r>
         <w:t xml:space="preserve"> </w:t>
       </w:r>
-      <w:bookmarkStart w:id="0" w:name="_GoBack"/>
-      <w:bookmarkEnd w:id="0"/>
     </w:p>
     <w:p>
       <w:pPr>
@@ -30660,6 +30664,9 @@
         </w:rPr>
       </w:pPr>
       <w:r>
+        <w:rPr>
+          <w:noProof/>
+        </w:rPr>
         <w:lastRenderedPageBreak/>
         <w:drawing>
           <wp:inline distT="0" distB="0" distL="0" distR="0" wp14:anchorId="0242B5EC" wp14:editId="293A004F">
@@ -30704,6 +30711,9 @@
         <w:t xml:space="preserve"> </w:t>
       </w:r>
       <w:r>
+        <w:rPr>
+          <w:noProof/>
+        </w:rPr>
         <w:drawing>
           <wp:inline distT="0" distB="0" distL="0" distR="0" wp14:anchorId="3A3A3895" wp14:editId="2906202B">
             <wp:extent cx="8935697" cy="5144218"/>
@@ -30747,6 +30757,9 @@
         <w:ind w:left="720"/>
       </w:pPr>
       <w:r>
+        <w:rPr>
+          <w:noProof/>
+        </w:rPr>
         <w:lastRenderedPageBreak/>
         <w:drawing>
           <wp:inline distT="0" distB="0" distL="0" distR="0" wp14:anchorId="3289A760" wp14:editId="644900B0">
@@ -30791,6 +30804,9 @@
         <w:t xml:space="preserve"> </w:t>
       </w:r>
       <w:r>
+        <w:rPr>
+          <w:noProof/>
+        </w:rPr>
         <w:drawing>
           <wp:inline distT="0" distB="0" distL="0" distR="0" wp14:anchorId="42F94C87" wp14:editId="2EEB4167">
             <wp:extent cx="8754697" cy="5077534"/>
@@ -30924,22 +30940,785 @@
     <w:p>
       <w:pPr>
         <w:pStyle w:val="NoSpacing"/>
+      </w:pPr>
+      <w:r>
+        <w:t>===================================================================================================================================</w:t>
+      </w:r>
+    </w:p>
+    <w:p>
+      <w:pPr>
+        <w:pStyle w:val="NoSpacing"/>
+      </w:pPr>
+    </w:p>
+    <w:p>
+      <w:pPr>
+        <w:pStyle w:val="NoSpacing"/>
+      </w:pPr>
+    </w:p>
+    <w:p>
+      <w:pPr>
+        <w:pStyle w:val="NoSpacing"/>
+        <w:rPr>
+          <w:b/>
+          <w:sz w:val="52"/>
+          <w:szCs w:val="52"/>
+        </w:rPr>
+      </w:pPr>
+    </w:p>
+    <w:p>
+      <w:pPr>
+        <w:pStyle w:val="NoSpacing"/>
+        <w:rPr>
+          <w:b/>
+          <w:sz w:val="52"/>
+          <w:szCs w:val="52"/>
+        </w:rPr>
+      </w:pPr>
+      <w:r>
+        <w:rPr>
+          <w:b/>
+          <w:sz w:val="52"/>
+          <w:szCs w:val="52"/>
+        </w:rPr>
+        <w:t>MATPLOTLIB</w:t>
+      </w:r>
+    </w:p>
+    <w:p>
+      <w:pPr>
+        <w:pStyle w:val="NoSpacing"/>
+        <w:ind w:left="360"/>
+        <w:rPr>
+          <w:rFonts w:ascii="Segoe UI" w:hAnsi="Segoe UI" w:cs="Segoe UI"/>
+          <w:sz w:val="21"/>
+          <w:szCs w:val="21"/>
+          <w:shd w:val="clear" w:color="auto" w:fill="FFFFFF"/>
+        </w:rPr>
+      </w:pPr>
+      <w:r>
+        <w:sym w:font="Wingdings" w:char="F0E8"/>
+      </w:r>
+      <w:r>
+        <w:t xml:space="preserve"> </w:t>
+      </w:r>
+      <w:r>
+        <w:rPr>
+          <w:rFonts w:ascii="Segoe UI" w:hAnsi="Segoe UI" w:cs="Segoe UI"/>
+          <w:sz w:val="21"/>
+          <w:szCs w:val="21"/>
+          <w:shd w:val="clear" w:color="auto" w:fill="FFFFFF"/>
+        </w:rPr>
+        <w:t>Matplotlib is a low level ploting library</w:t>
+      </w:r>
+    </w:p>
+    <w:p>
+      <w:pPr>
+        <w:pStyle w:val="NoSpacing"/>
+      </w:pPr>
+    </w:p>
+    <w:p>
+      <w:pPr>
+        <w:pStyle w:val="NoSpacing"/>
         <w:numPr>
           <w:ilvl w:val="0"/>
-          <w:numId w:val="9"/>
+          <w:numId w:val="21"/>
         </w:numPr>
       </w:pPr>
-    </w:p>
-    <w:p>
-      <w:pPr>
-        <w:pStyle w:val="NoSpacing"/>
-      </w:pPr>
-    </w:p>
-    <w:p>
-      <w:pPr>
-        <w:pStyle w:val="NoSpacing"/>
-        <w:ind w:left="360"/>
-      </w:pPr>
+      <w:r>
+        <w:t>import matplotlib.pyplot as plt</w:t>
+      </w:r>
+    </w:p>
+    <w:p>
+      <w:pPr>
+        <w:pStyle w:val="NoSpacing"/>
+        <w:numPr>
+          <w:ilvl w:val="0"/>
+          <w:numId w:val="21"/>
+        </w:numPr>
+      </w:pPr>
+      <w:r>
+        <w:t>plt.figure(figsize = (8,3))</w:t>
+      </w:r>
+    </w:p>
+    <w:p>
+      <w:pPr>
+        <w:pStyle w:val="NoSpacing"/>
+        <w:ind w:left="720"/>
+      </w:pPr>
+      <w:r>
+        <w:t>plt.bar(pbp['Product'] , pbp['Profit'])</w:t>
+      </w:r>
+    </w:p>
+    <w:p>
+      <w:pPr>
+        <w:pStyle w:val="NoSpacing"/>
+        <w:numPr>
+          <w:ilvl w:val="0"/>
+          <w:numId w:val="21"/>
+        </w:numPr>
+      </w:pPr>
+      <w:r>
+        <w:t>plt.figure(figsize= (8,3))</w:t>
+      </w:r>
+    </w:p>
+    <w:p>
+      <w:pPr>
+        <w:pStyle w:val="NoSpacing"/>
+        <w:ind w:left="720"/>
+      </w:pPr>
+      <w:r>
+        <w:t>plt.bar(pbs['Segment'] , pbs.Profit , color = 'pink')</w:t>
+      </w:r>
+    </w:p>
+    <w:p>
+      <w:pPr>
+        <w:pStyle w:val="NoSpacing"/>
+        <w:numPr>
+          <w:ilvl w:val="0"/>
+          <w:numId w:val="21"/>
+        </w:numPr>
+      </w:pPr>
+      <w:r>
+        <w:t>plt.figure(figsize = (8 , 3))</w:t>
+      </w:r>
+    </w:p>
+    <w:p>
+      <w:pPr>
+        <w:pStyle w:val="NoSpacing"/>
+        <w:ind w:left="720"/>
+      </w:pPr>
+      <w:r>
+        <w:t>plt.bar(pbs.Segment , pbs.Profit ,  color = ['red', 'blue' , 'pink' , 'green', 'yellow'])</w:t>
+      </w:r>
+    </w:p>
+    <w:p>
+      <w:pPr>
+        <w:pStyle w:val="NoSpacing"/>
+        <w:numPr>
+          <w:ilvl w:val="0"/>
+          <w:numId w:val="21"/>
+        </w:numPr>
+      </w:pPr>
+      <w:r>
+        <w:t>colors = list(pbs['Profit'].map(lambda val : 'green' if val&gt;0 else 'red'))</w:t>
+      </w:r>
+    </w:p>
+    <w:p>
+      <w:pPr>
+        <w:pStyle w:val="NoSpacing"/>
+        <w:numPr>
+          <w:ilvl w:val="0"/>
+          <w:numId w:val="21"/>
+        </w:numPr>
+      </w:pPr>
+      <w:r>
+        <w:t>plt.figure(figsize = (8, 3))</w:t>
+      </w:r>
+    </w:p>
+    <w:p>
+      <w:pPr>
+        <w:pStyle w:val="NoSpacing"/>
+        <w:ind w:left="720"/>
+      </w:pPr>
+      <w:r>
+        <w:t>plt.bar(pbs['Segment'] , pbs['Profit'] ,  color = colors)</w:t>
+      </w:r>
+    </w:p>
+    <w:p>
+      <w:pPr>
+        <w:pStyle w:val="NoSpacing"/>
+        <w:ind w:left="720"/>
+      </w:pPr>
+      <w:r>
+        <w:t>plt.show()</w:t>
+      </w:r>
+    </w:p>
+    <w:p>
+      <w:pPr>
+        <w:pStyle w:val="NoSpacing"/>
+        <w:numPr>
+          <w:ilvl w:val="0"/>
+          <w:numId w:val="21"/>
+        </w:numPr>
+      </w:pPr>
+      <w:r>
+        <w:t>#LineChart</w:t>
+      </w:r>
+    </w:p>
+    <w:p>
+      <w:pPr>
+        <w:pStyle w:val="NoSpacing"/>
+        <w:ind w:left="720"/>
+      </w:pPr>
+      <w:r>
+        <w:t>plt.figure(figsize= (8,3))</w:t>
+      </w:r>
+    </w:p>
+    <w:p>
+      <w:pPr>
+        <w:pStyle w:val="NoSpacing"/>
+        <w:ind w:left="720"/>
+      </w:pPr>
+      <w:r>
+        <w:t>plt.plot(pbp['Product'] , pbp.Profit)</w:t>
+      </w:r>
+    </w:p>
+    <w:p>
+      <w:pPr>
+        <w:pStyle w:val="NoSpacing"/>
+        <w:ind w:left="720"/>
+      </w:pPr>
+      <w:r>
+        <w:t>plt.show()</w:t>
+      </w:r>
+    </w:p>
+    <w:p>
+      <w:pPr>
+        <w:pStyle w:val="NoSpacing"/>
+        <w:numPr>
+          <w:ilvl w:val="0"/>
+          <w:numId w:val="21"/>
+        </w:numPr>
+      </w:pPr>
+      <w:r>
+        <w:t>import numpy as np</w:t>
+      </w:r>
+    </w:p>
+    <w:p>
+      <w:pPr>
+        <w:pStyle w:val="NoSpacing"/>
+        <w:numPr>
+          <w:ilvl w:val="0"/>
+          <w:numId w:val="21"/>
+        </w:numPr>
+      </w:pPr>
+      <w:r>
+        <w:lastRenderedPageBreak/>
+        <w:t>x = np.arange(1, 31 ,1)</w:t>
+      </w:r>
+    </w:p>
+    <w:p>
+      <w:pPr>
+        <w:pStyle w:val="NoSpacing"/>
+        <w:ind w:left="720"/>
+      </w:pPr>
+      <w:r>
+        <w:t>y = np.random.randint(100 , 1000 ,30)</w:t>
+      </w:r>
+    </w:p>
+    <w:p>
+      <w:pPr>
+        <w:pStyle w:val="NoSpacing"/>
+        <w:numPr>
+          <w:ilvl w:val="0"/>
+          <w:numId w:val="21"/>
+        </w:numPr>
+      </w:pPr>
+      <w:r>
+        <w:t>plt.figure(figsize = (8 ,3))</w:t>
+      </w:r>
+    </w:p>
+    <w:p>
+      <w:pPr>
+        <w:pStyle w:val="NoSpacing"/>
+        <w:ind w:left="720"/>
+      </w:pPr>
+      <w:r>
+        <w:t>plt.plot(x , y , 'o')</w:t>
+      </w:r>
+    </w:p>
+    <w:p>
+      <w:pPr>
+        <w:pStyle w:val="NoSpacing"/>
+        <w:ind w:left="720"/>
+      </w:pPr>
+      <w:r>
+        <w:t>plt.show()</w:t>
+      </w:r>
+    </w:p>
+    <w:p>
+      <w:pPr>
+        <w:pStyle w:val="NoSpacing"/>
+        <w:numPr>
+          <w:ilvl w:val="0"/>
+          <w:numId w:val="21"/>
+        </w:numPr>
+      </w:pPr>
+      <w:r>
+        <w:t>plt.figure(figsize = (8 ,3))</w:t>
+      </w:r>
+    </w:p>
+    <w:p>
+      <w:pPr>
+        <w:pStyle w:val="NoSpacing"/>
+        <w:ind w:left="720"/>
+      </w:pPr>
+      <w:r>
+        <w:t>plt.plot(x , y , marker = 'o' )</w:t>
+      </w:r>
+    </w:p>
+    <w:p>
+      <w:pPr>
+        <w:pStyle w:val="NoSpacing"/>
+        <w:ind w:left="720"/>
+      </w:pPr>
+      <w:r>
+        <w:t>plt.show()</w:t>
+      </w:r>
+    </w:p>
+    <w:p>
+      <w:pPr>
+        <w:pStyle w:val="NoSpacing"/>
+        <w:numPr>
+          <w:ilvl w:val="0"/>
+          <w:numId w:val="21"/>
+        </w:numPr>
+      </w:pPr>
+      <w:r>
+        <w:t xml:space="preserve"># mfc MArker Face Color </w:t>
+      </w:r>
+    </w:p>
+    <w:p>
+      <w:pPr>
+        <w:pStyle w:val="NoSpacing"/>
+        <w:ind w:left="720"/>
+      </w:pPr>
+      <w:r>
+        <w:t>plt.figure(figsize = (8 ,3))</w:t>
+      </w:r>
+    </w:p>
+    <w:p>
+      <w:pPr>
+        <w:pStyle w:val="NoSpacing"/>
+        <w:ind w:left="720"/>
+      </w:pPr>
+      <w:r>
+        <w:t>plt.plot(x , y , marker = 'o' , mfc = 'red')</w:t>
+      </w:r>
+    </w:p>
+    <w:p>
+      <w:pPr>
+        <w:pStyle w:val="NoSpacing"/>
+        <w:ind w:left="720"/>
+      </w:pPr>
+      <w:r>
+        <w:t>plt.show()</w:t>
+      </w:r>
+    </w:p>
+    <w:p>
+      <w:pPr>
+        <w:pStyle w:val="NoSpacing"/>
+        <w:numPr>
+          <w:ilvl w:val="0"/>
+          <w:numId w:val="21"/>
+        </w:numPr>
+      </w:pPr>
+      <w:r>
+        <w:t># ms = Marker Size</w:t>
+      </w:r>
+    </w:p>
+    <w:p>
+      <w:pPr>
+        <w:pStyle w:val="NoSpacing"/>
+        <w:ind w:left="720"/>
+      </w:pPr>
+      <w:r>
+        <w:t xml:space="preserve"># mfc MArker Face Color </w:t>
+      </w:r>
+    </w:p>
+    <w:p>
+      <w:pPr>
+        <w:pStyle w:val="NoSpacing"/>
+        <w:ind w:left="720"/>
+      </w:pPr>
+      <w:r>
+        <w:t>plt.figure(figsize = (8 ,3))</w:t>
+      </w:r>
+    </w:p>
+    <w:p>
+      <w:pPr>
+        <w:pStyle w:val="NoSpacing"/>
+        <w:ind w:left="720"/>
+      </w:pPr>
+      <w:r>
+        <w:t>plt.plot(x , y , marker = 'o' , mfc = 'red' , ms = 8)</w:t>
+      </w:r>
+    </w:p>
+    <w:p>
+      <w:pPr>
+        <w:pStyle w:val="NoSpacing"/>
+        <w:ind w:left="720"/>
+      </w:pPr>
+      <w:r>
+        <w:t>plt.show()</w:t>
+      </w:r>
+    </w:p>
+    <w:p>
+      <w:pPr>
+        <w:pStyle w:val="NoSpacing"/>
+        <w:numPr>
+          <w:ilvl w:val="0"/>
+          <w:numId w:val="21"/>
+        </w:numPr>
+      </w:pPr>
+      <w:r>
+        <w:t>#mec =  marker edges color</w:t>
+      </w:r>
+    </w:p>
+    <w:p>
+      <w:pPr>
+        <w:pStyle w:val="NoSpacing"/>
+        <w:ind w:left="720"/>
+      </w:pPr>
+      <w:r>
+        <w:t xml:space="preserve"># mfc MArker Face Color </w:t>
+      </w:r>
+    </w:p>
+    <w:p>
+      <w:pPr>
+        <w:pStyle w:val="NoSpacing"/>
+        <w:ind w:left="720"/>
+      </w:pPr>
+      <w:r>
+        <w:t>plt.figure(figsize = (8 ,3))</w:t>
+      </w:r>
+    </w:p>
+    <w:p>
+      <w:pPr>
+        <w:pStyle w:val="NoSpacing"/>
+        <w:ind w:left="720"/>
+      </w:pPr>
+      <w:r>
+        <w:t>plt.plot(x , y , marker = 'o' , mfc = 'red' ,  mec = 'green')</w:t>
+      </w:r>
+    </w:p>
+    <w:p>
+      <w:pPr>
+        <w:pStyle w:val="NoSpacing"/>
+        <w:ind w:left="720"/>
+      </w:pPr>
+      <w:r>
+        <w:t>plt.show()</w:t>
+      </w:r>
+    </w:p>
+    <w:p>
+      <w:pPr>
+        <w:pStyle w:val="NoSpacing"/>
+        <w:numPr>
+          <w:ilvl w:val="0"/>
+          <w:numId w:val="21"/>
+        </w:numPr>
+      </w:pPr>
+      <w:r>
+        <w:t># line color change</w:t>
+      </w:r>
+    </w:p>
+    <w:p>
+      <w:pPr>
+        <w:pStyle w:val="NoSpacing"/>
+        <w:ind w:left="720"/>
+      </w:pPr>
+      <w:r>
+        <w:t xml:space="preserve"># mfc MArker Face Color </w:t>
+      </w:r>
+    </w:p>
+    <w:p>
+      <w:pPr>
+        <w:pStyle w:val="NoSpacing"/>
+        <w:ind w:left="720"/>
+      </w:pPr>
+      <w:r>
+        <w:t>plt.figure(figsize = (8 ,3))</w:t>
+      </w:r>
+    </w:p>
+    <w:p>
+      <w:pPr>
+        <w:pStyle w:val="NoSpacing"/>
+        <w:ind w:left="720"/>
+      </w:pPr>
+      <w:r>
+        <w:t>plt.plot(x , y , marker = 'o' , mfc = 'red' ,  mec = 'green' ,  color = 'yellow')</w:t>
+      </w:r>
+    </w:p>
+    <w:p>
+      <w:pPr>
+        <w:pStyle w:val="NoSpacing"/>
+        <w:ind w:left="720"/>
+      </w:pPr>
+      <w:r>
+        <w:t>plt.show()</w:t>
+      </w:r>
+    </w:p>
+    <w:p>
+      <w:pPr>
+        <w:pStyle w:val="NoSpacing"/>
+        <w:numPr>
+          <w:ilvl w:val="0"/>
+          <w:numId w:val="21"/>
+        </w:numPr>
+      </w:pPr>
+      <w:r>
+        <w:t>#linestyle</w:t>
+      </w:r>
+    </w:p>
+    <w:p>
+      <w:pPr>
+        <w:pStyle w:val="NoSpacing"/>
+        <w:ind w:left="720"/>
+      </w:pPr>
+      <w:r>
+        <w:t>plt.figure(figsize = (8 ,3))</w:t>
+      </w:r>
+    </w:p>
+    <w:p>
+      <w:pPr>
+        <w:pStyle w:val="NoSpacing"/>
+        <w:ind w:left="720"/>
+      </w:pPr>
+      <w:r>
+        <w:t>plt.plot(x , y , marker = 'o' , mfc = 'red' ,  mec = 'green' ,  color = 'yellow' , linestyle= 'dashed')</w:t>
+      </w:r>
+    </w:p>
+    <w:p>
+      <w:pPr>
+        <w:pStyle w:val="NoSpacing"/>
+        <w:ind w:left="720"/>
+      </w:pPr>
+      <w:r>
+        <w:t>plt.show()</w:t>
+      </w:r>
+    </w:p>
+    <w:p>
+      <w:pPr>
+        <w:pStyle w:val="NoSpacing"/>
+        <w:numPr>
+          <w:ilvl w:val="0"/>
+          <w:numId w:val="21"/>
+        </w:numPr>
+      </w:pPr>
+      <w:r>
+        <w:t>#linestyle  = ls</w:t>
+      </w:r>
+    </w:p>
+    <w:p>
+      <w:pPr>
+        <w:pStyle w:val="NoSpacing"/>
+        <w:ind w:left="720"/>
+      </w:pPr>
+      <w:r>
+        <w:t>plt.figure(figsize = (8 ,3))</w:t>
+      </w:r>
+    </w:p>
+    <w:p>
+      <w:pPr>
+        <w:pStyle w:val="NoSpacing"/>
+        <w:ind w:left="720"/>
+      </w:pPr>
+      <w:r>
+        <w:t>plt.plot(x , y , marker = 'o' , mfc = 'red' ,  mec = 'green' ,  color = 'green' , ls= '-.')</w:t>
+      </w:r>
+    </w:p>
+    <w:p>
+      <w:pPr>
+        <w:pStyle w:val="NoSpacing"/>
+        <w:ind w:left="720"/>
+      </w:pPr>
+      <w:r>
+        <w:t>plt.show()</w:t>
+      </w:r>
+    </w:p>
+    <w:p>
+      <w:pPr>
+        <w:pStyle w:val="NoSpacing"/>
+        <w:numPr>
+          <w:ilvl w:val="0"/>
+          <w:numId w:val="21"/>
+        </w:numPr>
+      </w:pPr>
+      <w:r>
+        <w:t>plt.figure(figsize = (8 , 3))</w:t>
+      </w:r>
+    </w:p>
+    <w:p>
+      <w:pPr>
+        <w:pStyle w:val="NoSpacing"/>
+        <w:ind w:left="720"/>
+      </w:pPr>
+      <w:r>
+        <w:t>plt.pie(pbp['Profit'] )</w:t>
+      </w:r>
+    </w:p>
+    <w:p>
+      <w:pPr>
+        <w:pStyle w:val="NoSpacing"/>
+        <w:ind w:left="720"/>
+      </w:pPr>
+      <w:r>
+        <w:t>plt.show()</w:t>
+      </w:r>
+    </w:p>
+    <w:p>
+      <w:pPr>
+        <w:pStyle w:val="NoSpacing"/>
+        <w:numPr>
+          <w:ilvl w:val="0"/>
+          <w:numId w:val="21"/>
+        </w:numPr>
+      </w:pPr>
+      <w:r>
+        <w:t>plt.figure(figsize = (8 , 3))</w:t>
+      </w:r>
+    </w:p>
+    <w:p>
+      <w:pPr>
+        <w:pStyle w:val="NoSpacing"/>
+        <w:ind w:left="720"/>
+      </w:pPr>
+      <w:r>
+        <w:t>plt.pie(pbp['Profit'] , labels = pbp['Product'] )</w:t>
+      </w:r>
+    </w:p>
+    <w:p>
+      <w:pPr>
+        <w:pStyle w:val="NoSpacing"/>
+        <w:ind w:left="720"/>
+      </w:pPr>
+      <w:r>
+        <w:t>plt.show()</w:t>
+      </w:r>
+    </w:p>
+    <w:p>
+      <w:pPr>
+        <w:pStyle w:val="NoSpacing"/>
+        <w:numPr>
+          <w:ilvl w:val="0"/>
+          <w:numId w:val="21"/>
+        </w:numPr>
+      </w:pPr>
+      <w:r>
+        <w:t>plt.figure(figsize = (8 , 3))</w:t>
+      </w:r>
+    </w:p>
+    <w:p>
+      <w:pPr>
+        <w:pStyle w:val="NoSpacing"/>
+        <w:ind w:left="720"/>
+      </w:pPr>
+      <w:r>
+        <w:t>plt.pie(pbp['Profit'] , labels = pbp['Product'] , autopct = '%0.3f%%')</w:t>
+      </w:r>
+    </w:p>
+    <w:p>
+      <w:pPr>
+        <w:pStyle w:val="NoSpacing"/>
+        <w:ind w:left="720"/>
+      </w:pPr>
+      <w:r>
+        <w:t>plt.show()</w:t>
+      </w:r>
+    </w:p>
+    <w:p>
+      <w:pPr>
+        <w:pStyle w:val="NoSpacing"/>
+        <w:numPr>
+          <w:ilvl w:val="0"/>
+          <w:numId w:val="21"/>
+        </w:numPr>
+      </w:pPr>
+      <w:r>
+        <w:t>plt.figure(figsize = (8 , 3))</w:t>
+      </w:r>
+    </w:p>
+    <w:p>
+      <w:pPr>
+        <w:pStyle w:val="NoSpacing"/>
+        <w:ind w:left="720"/>
+      </w:pPr>
+      <w:r>
+        <w:t>plt.pie(pbp['Profit'] , labels = pbp['Product'] , autopct = '%0.0f%%')</w:t>
+      </w:r>
+    </w:p>
+    <w:p>
+      <w:pPr>
+        <w:pStyle w:val="NoSpacing"/>
+        <w:ind w:left="720"/>
+      </w:pPr>
+      <w:r>
+        <w:t>plt.show()</w:t>
+      </w:r>
+    </w:p>
+    <w:p>
+      <w:pPr>
+        <w:pStyle w:val="NoSpacing"/>
+        <w:numPr>
+          <w:ilvl w:val="0"/>
+          <w:numId w:val="21"/>
+        </w:numPr>
+      </w:pPr>
+      <w:r>
+        <w:t>#loc= location</w:t>
+      </w:r>
+    </w:p>
+    <w:p>
+      <w:pPr>
+        <w:pStyle w:val="NoSpacing"/>
+        <w:ind w:left="720"/>
+      </w:pPr>
+      <w:r>
+        <w:t>plt.figure(figsize = (8, 3))</w:t>
+      </w:r>
+    </w:p>
+    <w:p>
+      <w:pPr>
+        <w:pStyle w:val="NoSpacing"/>
+        <w:ind w:left="720"/>
+      </w:pPr>
+      <w:r>
+        <w:t>plt.bar(pbs['Segment'] , pbs['Profit'] ,  color = colors)</w:t>
+      </w:r>
+    </w:p>
+    <w:p>
+      <w:pPr>
+        <w:pStyle w:val="NoSpacing"/>
+        <w:ind w:left="720"/>
+      </w:pPr>
+      <w:r>
+        <w:t>plt.xlabel("Name of Segment")</w:t>
+      </w:r>
+    </w:p>
+    <w:p>
+      <w:pPr>
+        <w:pStyle w:val="NoSpacing"/>
+        <w:ind w:left="720"/>
+      </w:pPr>
+      <w:r>
+        <w:t>plt.ylabel('Profit in INR (Crore)')</w:t>
+      </w:r>
+    </w:p>
+    <w:p>
+      <w:pPr>
+        <w:pStyle w:val="NoSpacing"/>
+        <w:ind w:left="720"/>
+      </w:pPr>
+      <w:r>
+        <w:t>plt.title('Profit of Segment' , loc = 'Right')</w:t>
+      </w:r>
+    </w:p>
+    <w:p>
+      <w:pPr>
+        <w:pStyle w:val="NoSpacing"/>
+        <w:ind w:left="720"/>
+      </w:pPr>
+      <w:r>
+        <w:t>plt.show()</w:t>
+      </w:r>
+    </w:p>
+    <w:p>
+      <w:pPr>
+        <w:pStyle w:val="NoSpacing"/>
+        <w:ind w:left="720"/>
+      </w:pPr>
+      <w:bookmarkStart w:id="0" w:name="_GoBack"/>
+      <w:bookmarkEnd w:id="0"/>
     </w:p>
     <w:sectPr>
       <w:pgSz w:w="15840" w:h="24480" w:code="3"/>
@@ -30956,14 +31735,566 @@
   <w:abstractNum w:abstractNumId="0" w15:restartNumberingAfterBreak="0">
     <w:nsid w:val="06256FD4"/>
     <w:multiLevelType w:val="hybridMultilevel"/>
-    <w:tmpl w:val="046E479A"/>
+    <w:tmpl w:val="0E8A308E"/>
+    <w:lvl w:ilvl="0" w:tplc="0409000F">
+      <w:start w:val="1"/>
+      <w:numFmt w:val="decimal"/>
+      <w:lvlText w:val="%1."/>
+      <w:lvlJc w:val="left"/>
+      <w:pPr>
+        <w:ind w:left="1440" w:hanging="360"/>
+      </w:pPr>
+      <w:rPr>
+        <w:rFonts w:hint="default"/>
+      </w:rPr>
+    </w:lvl>
+    <w:lvl w:ilvl="1" w:tplc="04090003">
+      <w:start w:val="1"/>
+      <w:numFmt w:val="bullet"/>
+      <w:lvlText w:val="o"/>
+      <w:lvlJc w:val="left"/>
+      <w:pPr>
+        <w:ind w:left="2160" w:hanging="360"/>
+      </w:pPr>
+      <w:rPr>
+        <w:rFonts w:ascii="Courier New" w:hAnsi="Courier New" w:cs="Courier New" w:hint="default"/>
+      </w:rPr>
+    </w:lvl>
+    <w:lvl w:ilvl="2" w:tplc="04090005" w:tentative="1">
+      <w:start w:val="1"/>
+      <w:numFmt w:val="bullet"/>
+      <w:lvlText w:val=""/>
+      <w:lvlJc w:val="left"/>
+      <w:pPr>
+        <w:ind w:left="2880" w:hanging="360"/>
+      </w:pPr>
+      <w:rPr>
+        <w:rFonts w:ascii="Wingdings" w:hAnsi="Wingdings" w:hint="default"/>
+      </w:rPr>
+    </w:lvl>
+    <w:lvl w:ilvl="3" w:tplc="04090001" w:tentative="1">
+      <w:start w:val="1"/>
+      <w:numFmt w:val="bullet"/>
+      <w:lvlText w:val=""/>
+      <w:lvlJc w:val="left"/>
+      <w:pPr>
+        <w:ind w:left="3600" w:hanging="360"/>
+      </w:pPr>
+      <w:rPr>
+        <w:rFonts w:ascii="Symbol" w:hAnsi="Symbol" w:hint="default"/>
+      </w:rPr>
+    </w:lvl>
+    <w:lvl w:ilvl="4" w:tplc="04090003" w:tentative="1">
+      <w:start w:val="1"/>
+      <w:numFmt w:val="bullet"/>
+      <w:lvlText w:val="o"/>
+      <w:lvlJc w:val="left"/>
+      <w:pPr>
+        <w:ind w:left="4320" w:hanging="360"/>
+      </w:pPr>
+      <w:rPr>
+        <w:rFonts w:ascii="Courier New" w:hAnsi="Courier New" w:cs="Courier New" w:hint="default"/>
+      </w:rPr>
+    </w:lvl>
+    <w:lvl w:ilvl="5" w:tplc="04090005" w:tentative="1">
+      <w:start w:val="1"/>
+      <w:numFmt w:val="bullet"/>
+      <w:lvlText w:val=""/>
+      <w:lvlJc w:val="left"/>
+      <w:pPr>
+        <w:ind w:left="5040" w:hanging="360"/>
+      </w:pPr>
+      <w:rPr>
+        <w:rFonts w:ascii="Wingdings" w:hAnsi="Wingdings" w:hint="default"/>
+      </w:rPr>
+    </w:lvl>
+    <w:lvl w:ilvl="6" w:tplc="04090001" w:tentative="1">
+      <w:start w:val="1"/>
+      <w:numFmt w:val="bullet"/>
+      <w:lvlText w:val=""/>
+      <w:lvlJc w:val="left"/>
+      <w:pPr>
+        <w:ind w:left="5760" w:hanging="360"/>
+      </w:pPr>
+      <w:rPr>
+        <w:rFonts w:ascii="Symbol" w:hAnsi="Symbol" w:hint="default"/>
+      </w:rPr>
+    </w:lvl>
+    <w:lvl w:ilvl="7" w:tplc="04090003" w:tentative="1">
+      <w:start w:val="1"/>
+      <w:numFmt w:val="bullet"/>
+      <w:lvlText w:val="o"/>
+      <w:lvlJc w:val="left"/>
+      <w:pPr>
+        <w:ind w:left="6480" w:hanging="360"/>
+      </w:pPr>
+      <w:rPr>
+        <w:rFonts w:ascii="Courier New" w:hAnsi="Courier New" w:cs="Courier New" w:hint="default"/>
+      </w:rPr>
+    </w:lvl>
+    <w:lvl w:ilvl="8" w:tplc="04090005" w:tentative="1">
+      <w:start w:val="1"/>
+      <w:numFmt w:val="bullet"/>
+      <w:lvlText w:val=""/>
+      <w:lvlJc w:val="left"/>
+      <w:pPr>
+        <w:ind w:left="7200" w:hanging="360"/>
+      </w:pPr>
+      <w:rPr>
+        <w:rFonts w:ascii="Wingdings" w:hAnsi="Wingdings" w:hint="default"/>
+      </w:rPr>
+    </w:lvl>
+  </w:abstractNum>
+  <w:abstractNum w:abstractNumId="1" w15:restartNumberingAfterBreak="0">
+    <w:nsid w:val="072700F6"/>
+    <w:multiLevelType w:val="hybridMultilevel"/>
+    <w:tmpl w:val="170A18C4"/>
+    <w:lvl w:ilvl="0" w:tplc="0409000F">
+      <w:start w:val="1"/>
+      <w:numFmt w:val="decimal"/>
+      <w:lvlText w:val="%1."/>
+      <w:lvlJc w:val="left"/>
+      <w:pPr>
+        <w:ind w:left="1080" w:hanging="360"/>
+      </w:pPr>
+    </w:lvl>
+    <w:lvl w:ilvl="1" w:tplc="04090019" w:tentative="1">
+      <w:start w:val="1"/>
+      <w:numFmt w:val="lowerLetter"/>
+      <w:lvlText w:val="%2."/>
+      <w:lvlJc w:val="left"/>
+      <w:pPr>
+        <w:ind w:left="1800" w:hanging="360"/>
+      </w:pPr>
+    </w:lvl>
+    <w:lvl w:ilvl="2" w:tplc="0409001B" w:tentative="1">
+      <w:start w:val="1"/>
+      <w:numFmt w:val="lowerRoman"/>
+      <w:lvlText w:val="%3."/>
+      <w:lvlJc w:val="right"/>
+      <w:pPr>
+        <w:ind w:left="2520" w:hanging="180"/>
+      </w:pPr>
+    </w:lvl>
+    <w:lvl w:ilvl="3" w:tplc="0409000F" w:tentative="1">
+      <w:start w:val="1"/>
+      <w:numFmt w:val="decimal"/>
+      <w:lvlText w:val="%4."/>
+      <w:lvlJc w:val="left"/>
+      <w:pPr>
+        <w:ind w:left="3240" w:hanging="360"/>
+      </w:pPr>
+    </w:lvl>
+    <w:lvl w:ilvl="4" w:tplc="04090019" w:tentative="1">
+      <w:start w:val="1"/>
+      <w:numFmt w:val="lowerLetter"/>
+      <w:lvlText w:val="%5."/>
+      <w:lvlJc w:val="left"/>
+      <w:pPr>
+        <w:ind w:left="3960" w:hanging="360"/>
+      </w:pPr>
+    </w:lvl>
+    <w:lvl w:ilvl="5" w:tplc="0409001B" w:tentative="1">
+      <w:start w:val="1"/>
+      <w:numFmt w:val="lowerRoman"/>
+      <w:lvlText w:val="%6."/>
+      <w:lvlJc w:val="right"/>
+      <w:pPr>
+        <w:ind w:left="4680" w:hanging="180"/>
+      </w:pPr>
+    </w:lvl>
+    <w:lvl w:ilvl="6" w:tplc="0409000F" w:tentative="1">
+      <w:start w:val="1"/>
+      <w:numFmt w:val="decimal"/>
+      <w:lvlText w:val="%7."/>
+      <w:lvlJc w:val="left"/>
+      <w:pPr>
+        <w:ind w:left="5400" w:hanging="360"/>
+      </w:pPr>
+    </w:lvl>
+    <w:lvl w:ilvl="7" w:tplc="04090019" w:tentative="1">
+      <w:start w:val="1"/>
+      <w:numFmt w:val="lowerLetter"/>
+      <w:lvlText w:val="%8."/>
+      <w:lvlJc w:val="left"/>
+      <w:pPr>
+        <w:ind w:left="6120" w:hanging="360"/>
+      </w:pPr>
+    </w:lvl>
+    <w:lvl w:ilvl="8" w:tplc="0409001B" w:tentative="1">
+      <w:start w:val="1"/>
+      <w:numFmt w:val="lowerRoman"/>
+      <w:lvlText w:val="%9."/>
+      <w:lvlJc w:val="right"/>
+      <w:pPr>
+        <w:ind w:left="6840" w:hanging="180"/>
+      </w:pPr>
+    </w:lvl>
+  </w:abstractNum>
+  <w:abstractNum w:abstractNumId="2" w15:restartNumberingAfterBreak="0">
+    <w:nsid w:val="075F0364"/>
+    <w:multiLevelType w:val="hybridMultilevel"/>
+    <w:tmpl w:val="9A729A60"/>
+    <w:lvl w:ilvl="0" w:tplc="0409000F">
+      <w:start w:val="1"/>
+      <w:numFmt w:val="decimal"/>
+      <w:lvlText w:val="%1."/>
+      <w:lvlJc w:val="left"/>
+      <w:pPr>
+        <w:ind w:left="720" w:hanging="360"/>
+      </w:pPr>
+    </w:lvl>
+    <w:lvl w:ilvl="1" w:tplc="04090019" w:tentative="1">
+      <w:start w:val="1"/>
+      <w:numFmt w:val="lowerLetter"/>
+      <w:lvlText w:val="%2."/>
+      <w:lvlJc w:val="left"/>
+      <w:pPr>
+        <w:ind w:left="1440" w:hanging="360"/>
+      </w:pPr>
+    </w:lvl>
+    <w:lvl w:ilvl="2" w:tplc="0409001B" w:tentative="1">
+      <w:start w:val="1"/>
+      <w:numFmt w:val="lowerRoman"/>
+      <w:lvlText w:val="%3."/>
+      <w:lvlJc w:val="right"/>
+      <w:pPr>
+        <w:ind w:left="2160" w:hanging="180"/>
+      </w:pPr>
+    </w:lvl>
+    <w:lvl w:ilvl="3" w:tplc="0409000F" w:tentative="1">
+      <w:start w:val="1"/>
+      <w:numFmt w:val="decimal"/>
+      <w:lvlText w:val="%4."/>
+      <w:lvlJc w:val="left"/>
+      <w:pPr>
+        <w:ind w:left="2880" w:hanging="360"/>
+      </w:pPr>
+    </w:lvl>
+    <w:lvl w:ilvl="4" w:tplc="04090019" w:tentative="1">
+      <w:start w:val="1"/>
+      <w:numFmt w:val="lowerLetter"/>
+      <w:lvlText w:val="%5."/>
+      <w:lvlJc w:val="left"/>
+      <w:pPr>
+        <w:ind w:left="3600" w:hanging="360"/>
+      </w:pPr>
+    </w:lvl>
+    <w:lvl w:ilvl="5" w:tplc="0409001B" w:tentative="1">
+      <w:start w:val="1"/>
+      <w:numFmt w:val="lowerRoman"/>
+      <w:lvlText w:val="%6."/>
+      <w:lvlJc w:val="right"/>
+      <w:pPr>
+        <w:ind w:left="4320" w:hanging="180"/>
+      </w:pPr>
+    </w:lvl>
+    <w:lvl w:ilvl="6" w:tplc="0409000F" w:tentative="1">
+      <w:start w:val="1"/>
+      <w:numFmt w:val="decimal"/>
+      <w:lvlText w:val="%7."/>
+      <w:lvlJc w:val="left"/>
+      <w:pPr>
+        <w:ind w:left="5040" w:hanging="360"/>
+      </w:pPr>
+    </w:lvl>
+    <w:lvl w:ilvl="7" w:tplc="04090019" w:tentative="1">
+      <w:start w:val="1"/>
+      <w:numFmt w:val="lowerLetter"/>
+      <w:lvlText w:val="%8."/>
+      <w:lvlJc w:val="left"/>
+      <w:pPr>
+        <w:ind w:left="5760" w:hanging="360"/>
+      </w:pPr>
+    </w:lvl>
+    <w:lvl w:ilvl="8" w:tplc="0409001B" w:tentative="1">
+      <w:start w:val="1"/>
+      <w:numFmt w:val="lowerRoman"/>
+      <w:lvlText w:val="%9."/>
+      <w:lvlJc w:val="right"/>
+      <w:pPr>
+        <w:ind w:left="6480" w:hanging="180"/>
+      </w:pPr>
+    </w:lvl>
+  </w:abstractNum>
+  <w:abstractNum w:abstractNumId="3" w15:restartNumberingAfterBreak="0">
+    <w:nsid w:val="12090983"/>
+    <w:multiLevelType w:val="hybridMultilevel"/>
+    <w:tmpl w:val="0A64E5CA"/>
+    <w:lvl w:ilvl="0" w:tplc="456CB9AE">
+      <w:start w:val="6"/>
+      <w:numFmt w:val="decimal"/>
+      <w:lvlText w:val="%1."/>
+      <w:lvlJc w:val="left"/>
+      <w:pPr>
+        <w:ind w:left="2160" w:hanging="360"/>
+      </w:pPr>
+      <w:rPr>
+        <w:rFonts w:hint="default"/>
+      </w:rPr>
+    </w:lvl>
+    <w:lvl w:ilvl="1" w:tplc="04090019" w:tentative="1">
+      <w:start w:val="1"/>
+      <w:numFmt w:val="lowerLetter"/>
+      <w:lvlText w:val="%2."/>
+      <w:lvlJc w:val="left"/>
+      <w:pPr>
+        <w:ind w:left="2880" w:hanging="360"/>
+      </w:pPr>
+    </w:lvl>
+    <w:lvl w:ilvl="2" w:tplc="0409001B" w:tentative="1">
+      <w:start w:val="1"/>
+      <w:numFmt w:val="lowerRoman"/>
+      <w:lvlText w:val="%3."/>
+      <w:lvlJc w:val="right"/>
+      <w:pPr>
+        <w:ind w:left="3600" w:hanging="180"/>
+      </w:pPr>
+    </w:lvl>
+    <w:lvl w:ilvl="3" w:tplc="0409000F" w:tentative="1">
+      <w:start w:val="1"/>
+      <w:numFmt w:val="decimal"/>
+      <w:lvlText w:val="%4."/>
+      <w:lvlJc w:val="left"/>
+      <w:pPr>
+        <w:ind w:left="4320" w:hanging="360"/>
+      </w:pPr>
+    </w:lvl>
+    <w:lvl w:ilvl="4" w:tplc="04090019" w:tentative="1">
+      <w:start w:val="1"/>
+      <w:numFmt w:val="lowerLetter"/>
+      <w:lvlText w:val="%5."/>
+      <w:lvlJc w:val="left"/>
+      <w:pPr>
+        <w:ind w:left="5040" w:hanging="360"/>
+      </w:pPr>
+    </w:lvl>
+    <w:lvl w:ilvl="5" w:tplc="0409001B" w:tentative="1">
+      <w:start w:val="1"/>
+      <w:numFmt w:val="lowerRoman"/>
+      <w:lvlText w:val="%6."/>
+      <w:lvlJc w:val="right"/>
+      <w:pPr>
+        <w:ind w:left="5760" w:hanging="180"/>
+      </w:pPr>
+    </w:lvl>
+    <w:lvl w:ilvl="6" w:tplc="0409000F" w:tentative="1">
+      <w:start w:val="1"/>
+      <w:numFmt w:val="decimal"/>
+      <w:lvlText w:val="%7."/>
+      <w:lvlJc w:val="left"/>
+      <w:pPr>
+        <w:ind w:left="6480" w:hanging="360"/>
+      </w:pPr>
+    </w:lvl>
+    <w:lvl w:ilvl="7" w:tplc="04090019" w:tentative="1">
+      <w:start w:val="1"/>
+      <w:numFmt w:val="lowerLetter"/>
+      <w:lvlText w:val="%8."/>
+      <w:lvlJc w:val="left"/>
+      <w:pPr>
+        <w:ind w:left="7200" w:hanging="360"/>
+      </w:pPr>
+    </w:lvl>
+    <w:lvl w:ilvl="8" w:tplc="0409001B" w:tentative="1">
+      <w:start w:val="1"/>
+      <w:numFmt w:val="lowerRoman"/>
+      <w:lvlText w:val="%9."/>
+      <w:lvlJc w:val="right"/>
+      <w:pPr>
+        <w:ind w:left="7920" w:hanging="180"/>
+      </w:pPr>
+    </w:lvl>
+  </w:abstractNum>
+  <w:abstractNum w:abstractNumId="4" w15:restartNumberingAfterBreak="0">
+    <w:nsid w:val="12BA2945"/>
+    <w:multiLevelType w:val="hybridMultilevel"/>
+    <w:tmpl w:val="FBAEFB4E"/>
+    <w:lvl w:ilvl="0" w:tplc="456CB9AE">
+      <w:start w:val="6"/>
+      <w:numFmt w:val="decimal"/>
+      <w:lvlText w:val="%1."/>
+      <w:lvlJc w:val="left"/>
+      <w:pPr>
+        <w:ind w:left="1080" w:hanging="360"/>
+      </w:pPr>
+      <w:rPr>
+        <w:rFonts w:hint="default"/>
+      </w:rPr>
+    </w:lvl>
+    <w:lvl w:ilvl="1" w:tplc="04090019" w:tentative="1">
+      <w:start w:val="1"/>
+      <w:numFmt w:val="lowerLetter"/>
+      <w:lvlText w:val="%2."/>
+      <w:lvlJc w:val="left"/>
+      <w:pPr>
+        <w:ind w:left="1800" w:hanging="360"/>
+      </w:pPr>
+    </w:lvl>
+    <w:lvl w:ilvl="2" w:tplc="0409001B" w:tentative="1">
+      <w:start w:val="1"/>
+      <w:numFmt w:val="lowerRoman"/>
+      <w:lvlText w:val="%3."/>
+      <w:lvlJc w:val="right"/>
+      <w:pPr>
+        <w:ind w:left="2520" w:hanging="180"/>
+      </w:pPr>
+    </w:lvl>
+    <w:lvl w:ilvl="3" w:tplc="0409000F" w:tentative="1">
+      <w:start w:val="1"/>
+      <w:numFmt w:val="decimal"/>
+      <w:lvlText w:val="%4."/>
+      <w:lvlJc w:val="left"/>
+      <w:pPr>
+        <w:ind w:left="3240" w:hanging="360"/>
+      </w:pPr>
+    </w:lvl>
+    <w:lvl w:ilvl="4" w:tplc="04090019" w:tentative="1">
+      <w:start w:val="1"/>
+      <w:numFmt w:val="lowerLetter"/>
+      <w:lvlText w:val="%5."/>
+      <w:lvlJc w:val="left"/>
+      <w:pPr>
+        <w:ind w:left="3960" w:hanging="360"/>
+      </w:pPr>
+    </w:lvl>
+    <w:lvl w:ilvl="5" w:tplc="0409001B" w:tentative="1">
+      <w:start w:val="1"/>
+      <w:numFmt w:val="lowerRoman"/>
+      <w:lvlText w:val="%6."/>
+      <w:lvlJc w:val="right"/>
+      <w:pPr>
+        <w:ind w:left="4680" w:hanging="180"/>
+      </w:pPr>
+    </w:lvl>
+    <w:lvl w:ilvl="6" w:tplc="0409000F" w:tentative="1">
+      <w:start w:val="1"/>
+      <w:numFmt w:val="decimal"/>
+      <w:lvlText w:val="%7."/>
+      <w:lvlJc w:val="left"/>
+      <w:pPr>
+        <w:ind w:left="5400" w:hanging="360"/>
+      </w:pPr>
+    </w:lvl>
+    <w:lvl w:ilvl="7" w:tplc="04090019" w:tentative="1">
+      <w:start w:val="1"/>
+      <w:numFmt w:val="lowerLetter"/>
+      <w:lvlText w:val="%8."/>
+      <w:lvlJc w:val="left"/>
+      <w:pPr>
+        <w:ind w:left="6120" w:hanging="360"/>
+      </w:pPr>
+    </w:lvl>
+    <w:lvl w:ilvl="8" w:tplc="0409001B" w:tentative="1">
+      <w:start w:val="1"/>
+      <w:numFmt w:val="lowerRoman"/>
+      <w:lvlText w:val="%9."/>
+      <w:lvlJc w:val="right"/>
+      <w:pPr>
+        <w:ind w:left="6840" w:hanging="180"/>
+      </w:pPr>
+    </w:lvl>
+  </w:abstractNum>
+  <w:abstractNum w:abstractNumId="5" w15:restartNumberingAfterBreak="0">
+    <w:nsid w:val="16D808C4"/>
+    <w:multiLevelType w:val="hybridMultilevel"/>
+    <w:tmpl w:val="F2A66E26"/>
+    <w:lvl w:ilvl="0" w:tplc="456CB9AE">
+      <w:start w:val="6"/>
+      <w:numFmt w:val="decimal"/>
+      <w:lvlText w:val="%1."/>
+      <w:lvlJc w:val="left"/>
+      <w:pPr>
+        <w:ind w:left="720" w:hanging="360"/>
+      </w:pPr>
+      <w:rPr>
+        <w:rFonts w:hint="default"/>
+      </w:rPr>
+    </w:lvl>
+    <w:lvl w:ilvl="1" w:tplc="04090019" w:tentative="1">
+      <w:start w:val="1"/>
+      <w:numFmt w:val="lowerLetter"/>
+      <w:lvlText w:val="%2."/>
+      <w:lvlJc w:val="left"/>
+      <w:pPr>
+        <w:ind w:left="1440" w:hanging="360"/>
+      </w:pPr>
+    </w:lvl>
+    <w:lvl w:ilvl="2" w:tplc="0409001B" w:tentative="1">
+      <w:start w:val="1"/>
+      <w:numFmt w:val="lowerRoman"/>
+      <w:lvlText w:val="%3."/>
+      <w:lvlJc w:val="right"/>
+      <w:pPr>
+        <w:ind w:left="2160" w:hanging="180"/>
+      </w:pPr>
+    </w:lvl>
+    <w:lvl w:ilvl="3" w:tplc="0409000F" w:tentative="1">
+      <w:start w:val="1"/>
+      <w:numFmt w:val="decimal"/>
+      <w:lvlText w:val="%4."/>
+      <w:lvlJc w:val="left"/>
+      <w:pPr>
+        <w:ind w:left="2880" w:hanging="360"/>
+      </w:pPr>
+    </w:lvl>
+    <w:lvl w:ilvl="4" w:tplc="04090019" w:tentative="1">
+      <w:start w:val="1"/>
+      <w:numFmt w:val="lowerLetter"/>
+      <w:lvlText w:val="%5."/>
+      <w:lvlJc w:val="left"/>
+      <w:pPr>
+        <w:ind w:left="3600" w:hanging="360"/>
+      </w:pPr>
+    </w:lvl>
+    <w:lvl w:ilvl="5" w:tplc="0409001B" w:tentative="1">
+      <w:start w:val="1"/>
+      <w:numFmt w:val="lowerRoman"/>
+      <w:lvlText w:val="%6."/>
+      <w:lvlJc w:val="right"/>
+      <w:pPr>
+        <w:ind w:left="4320" w:hanging="180"/>
+      </w:pPr>
+    </w:lvl>
+    <w:lvl w:ilvl="6" w:tplc="0409000F" w:tentative="1">
+      <w:start w:val="1"/>
+      <w:numFmt w:val="decimal"/>
+      <w:lvlText w:val="%7."/>
+      <w:lvlJc w:val="left"/>
+      <w:pPr>
+        <w:ind w:left="5040" w:hanging="360"/>
+      </w:pPr>
+    </w:lvl>
+    <w:lvl w:ilvl="7" w:tplc="04090019" w:tentative="1">
+      <w:start w:val="1"/>
+      <w:numFmt w:val="lowerLetter"/>
+      <w:lvlText w:val="%8."/>
+      <w:lvlJc w:val="left"/>
+      <w:pPr>
+        <w:ind w:left="5760" w:hanging="360"/>
+      </w:pPr>
+    </w:lvl>
+    <w:lvl w:ilvl="8" w:tplc="0409001B" w:tentative="1">
+      <w:start w:val="1"/>
+      <w:numFmt w:val="lowerRoman"/>
+      <w:lvlText w:val="%9."/>
+      <w:lvlJc w:val="right"/>
+      <w:pPr>
+        <w:ind w:left="6480" w:hanging="180"/>
+      </w:pPr>
+    </w:lvl>
+  </w:abstractNum>
+  <w:abstractNum w:abstractNumId="6" w15:restartNumberingAfterBreak="0">
+    <w:nsid w:val="25CE0EDF"/>
+    <w:multiLevelType w:val="hybridMultilevel"/>
+    <w:tmpl w:val="1110FF4C"/>
     <w:lvl w:ilvl="0" w:tplc="04090001">
       <w:start w:val="1"/>
       <w:numFmt w:val="bullet"/>
       <w:lvlText w:val=""/>
       <w:lvlJc w:val="left"/>
       <w:pPr>
-        <w:ind w:left="1440" w:hanging="360"/>
+        <w:ind w:left="720" w:hanging="360"/>
       </w:pPr>
       <w:rPr>
         <w:rFonts w:ascii="Symbol" w:hAnsi="Symbol" w:hint="default"/>
@@ -30975,7 +32306,7 @@
       <w:lvlText w:val="o"/>
       <w:lvlJc w:val="left"/>
       <w:pPr>
-        <w:ind w:left="2160" w:hanging="360"/>
+        <w:ind w:left="1440" w:hanging="360"/>
       </w:pPr>
       <w:rPr>
         <w:rFonts w:ascii="Courier New" w:hAnsi="Courier New" w:cs="Courier New" w:hint="default"/>
@@ -30987,7 +32318,7 @@
       <w:lvlText w:val=""/>
       <w:lvlJc w:val="left"/>
       <w:pPr>
-        <w:ind w:left="2880" w:hanging="360"/>
+        <w:ind w:left="2160" w:hanging="360"/>
       </w:pPr>
       <w:rPr>
         <w:rFonts w:ascii="Wingdings" w:hAnsi="Wingdings" w:hint="default"/>
@@ -30999,7 +32330,7 @@
       <w:lvlText w:val=""/>
       <w:lvlJc w:val="left"/>
       <w:pPr>
-        <w:ind w:left="3600" w:hanging="360"/>
+        <w:ind w:left="2880" w:hanging="360"/>
       </w:pPr>
       <w:rPr>
         <w:rFonts w:ascii="Symbol" w:hAnsi="Symbol" w:hint="default"/>
@@ -31011,7 +32342,7 @@
       <w:lvlText w:val="o"/>
       <w:lvlJc w:val="left"/>
       <w:pPr>
-        <w:ind w:left="4320" w:hanging="360"/>
+        <w:ind w:left="3600" w:hanging="360"/>
       </w:pPr>
       <w:rPr>
         <w:rFonts w:ascii="Courier New" w:hAnsi="Courier New" w:cs="Courier New" w:hint="default"/>
@@ -31023,7 +32354,7 @@
       <w:lvlText w:val=""/>
       <w:lvlJc w:val="left"/>
       <w:pPr>
-        <w:ind w:left="5040" w:hanging="360"/>
+        <w:ind w:left="4320" w:hanging="360"/>
       </w:pPr>
       <w:rPr>
         <w:rFonts w:ascii="Wingdings" w:hAnsi="Wingdings" w:hint="default"/>
@@ -31035,7 +32366,7 @@
       <w:lvlText w:val=""/>
       <w:lvlJc w:val="left"/>
       <w:pPr>
-        <w:ind w:left="5760" w:hanging="360"/>
+        <w:ind w:left="5040" w:hanging="360"/>
       </w:pPr>
       <w:rPr>
         <w:rFonts w:ascii="Symbol" w:hAnsi="Symbol" w:hint="default"/>
@@ -31047,7 +32378,7 @@
       <w:lvlText w:val="o"/>
       <w:lvlJc w:val="left"/>
       <w:pPr>
-        <w:ind w:left="6480" w:hanging="360"/>
+        <w:ind w:left="5760" w:hanging="360"/>
       </w:pPr>
       <w:rPr>
         <w:rFonts w:ascii="Courier New" w:hAnsi="Courier New" w:cs="Courier New" w:hint="default"/>
@@ -31059,24 +32390,24 @@
       <w:lvlText w:val=""/>
       <w:lvlJc w:val="left"/>
       <w:pPr>
-        <w:ind w:left="7200" w:hanging="360"/>
+        <w:ind w:left="6480" w:hanging="360"/>
       </w:pPr>
       <w:rPr>
         <w:rFonts w:ascii="Wingdings" w:hAnsi="Wingdings" w:hint="default"/>
       </w:rPr>
     </w:lvl>
   </w:abstractNum>
-  <w:abstractNum w:abstractNumId="1" w15:restartNumberingAfterBreak="0">
-    <w:nsid w:val="075F0364"/>
+  <w:abstractNum w:abstractNumId="7" w15:restartNumberingAfterBreak="0">
+    <w:nsid w:val="308C39A2"/>
     <w:multiLevelType w:val="hybridMultilevel"/>
-    <w:tmpl w:val="9A729A60"/>
+    <w:tmpl w:val="8B523B0C"/>
     <w:lvl w:ilvl="0" w:tplc="0409000F">
       <w:start w:val="1"/>
       <w:numFmt w:val="decimal"/>
       <w:lvlText w:val="%1."/>
       <w:lvlJc w:val="left"/>
       <w:pPr>
-        <w:ind w:left="720" w:hanging="360"/>
+        <w:ind w:left="1080" w:hanging="360"/>
       </w:pPr>
     </w:lvl>
     <w:lvl w:ilvl="1" w:tplc="04090019" w:tentative="1">
@@ -31085,7 +32416,7 @@
       <w:lvlText w:val="%2."/>
       <w:lvlJc w:val="left"/>
       <w:pPr>
-        <w:ind w:left="1440" w:hanging="360"/>
+        <w:ind w:left="1800" w:hanging="360"/>
       </w:pPr>
     </w:lvl>
     <w:lvl w:ilvl="2" w:tplc="0409001B" w:tentative="1">
@@ -31094,7 +32425,7 @@
       <w:lvlText w:val="%3."/>
       <w:lvlJc w:val="right"/>
       <w:pPr>
-        <w:ind w:left="2160" w:hanging="180"/>
+        <w:ind w:left="2520" w:hanging="180"/>
       </w:pPr>
     </w:lvl>
     <w:lvl w:ilvl="3" w:tplc="0409000F" w:tentative="1">
@@ -31103,7 +32434,7 @@
       <w:lvlText w:val="%4."/>
       <w:lvlJc w:val="left"/>
       <w:pPr>
-        <w:ind w:left="2880" w:hanging="360"/>
+        <w:ind w:left="3240" w:hanging="360"/>
       </w:pPr>
     </w:lvl>
     <w:lvl w:ilvl="4" w:tplc="04090019" w:tentative="1">
@@ -31112,7 +32443,7 @@
       <w:lvlText w:val="%5."/>
       <w:lvlJc w:val="left"/>
       <w:pPr>
-        <w:ind w:left="3600" w:hanging="360"/>
+        <w:ind w:left="3960" w:hanging="360"/>
       </w:pPr>
     </w:lvl>
     <w:lvl w:ilvl="5" w:tplc="0409001B" w:tentative="1">
@@ -31121,7 +32452,7 @@
       <w:lvlText w:val="%6."/>
       <w:lvlJc w:val="right"/>
       <w:pPr>
-        <w:ind w:left="4320" w:hanging="180"/>
+        <w:ind w:left="4680" w:hanging="180"/>
       </w:pPr>
     </w:lvl>
     <w:lvl w:ilvl="6" w:tplc="0409000F" w:tentative="1">
@@ -31130,7 +32461,7 @@
       <w:lvlText w:val="%7."/>
       <w:lvlJc w:val="left"/>
       <w:pPr>
-        <w:ind w:left="5040" w:hanging="360"/>
+        <w:ind w:left="5400" w:hanging="360"/>
       </w:pPr>
     </w:lvl>
     <w:lvl w:ilvl="7" w:tplc="04090019" w:tentative="1">
@@ -31139,7 +32470,7 @@
       <w:lvlText w:val="%8."/>
       <w:lvlJc w:val="left"/>
       <w:pPr>
-        <w:ind w:left="5760" w:hanging="360"/>
+        <w:ind w:left="6120" w:hanging="360"/>
       </w:pPr>
     </w:lvl>
     <w:lvl w:ilvl="8" w:tplc="0409001B" w:tentative="1">
@@ -31148,21 +32479,360 @@
       <w:lvlText w:val="%9."/>
       <w:lvlJc w:val="right"/>
       <w:pPr>
-        <w:ind w:left="6480" w:hanging="180"/>
+        <w:ind w:left="6840" w:hanging="180"/>
       </w:pPr>
     </w:lvl>
   </w:abstractNum>
-  <w:abstractNum w:abstractNumId="2" w15:restartNumberingAfterBreak="0">
-    <w:nsid w:val="12090983"/>
+  <w:abstractNum w:abstractNumId="8" w15:restartNumberingAfterBreak="0">
+    <w:nsid w:val="30CE056D"/>
     <w:multiLevelType w:val="hybridMultilevel"/>
-    <w:tmpl w:val="0A64E5CA"/>
+    <w:tmpl w:val="AFCEE8BA"/>
+    <w:lvl w:ilvl="0" w:tplc="04090001">
+      <w:start w:val="1"/>
+      <w:numFmt w:val="bullet"/>
+      <w:lvlText w:val=""/>
+      <w:lvlJc w:val="left"/>
+      <w:pPr>
+        <w:ind w:left="2160" w:hanging="360"/>
+      </w:pPr>
+      <w:rPr>
+        <w:rFonts w:ascii="Symbol" w:hAnsi="Symbol" w:hint="default"/>
+      </w:rPr>
+    </w:lvl>
+    <w:lvl w:ilvl="1" w:tplc="04090003" w:tentative="1">
+      <w:start w:val="1"/>
+      <w:numFmt w:val="bullet"/>
+      <w:lvlText w:val="o"/>
+      <w:lvlJc w:val="left"/>
+      <w:pPr>
+        <w:ind w:left="2880" w:hanging="360"/>
+      </w:pPr>
+      <w:rPr>
+        <w:rFonts w:ascii="Courier New" w:hAnsi="Courier New" w:cs="Courier New" w:hint="default"/>
+      </w:rPr>
+    </w:lvl>
+    <w:lvl w:ilvl="2" w:tplc="04090005" w:tentative="1">
+      <w:start w:val="1"/>
+      <w:numFmt w:val="bullet"/>
+      <w:lvlText w:val=""/>
+      <w:lvlJc w:val="left"/>
+      <w:pPr>
+        <w:ind w:left="3600" w:hanging="360"/>
+      </w:pPr>
+      <w:rPr>
+        <w:rFonts w:ascii="Wingdings" w:hAnsi="Wingdings" w:hint="default"/>
+      </w:rPr>
+    </w:lvl>
+    <w:lvl w:ilvl="3" w:tplc="04090001" w:tentative="1">
+      <w:start w:val="1"/>
+      <w:numFmt w:val="bullet"/>
+      <w:lvlText w:val=""/>
+      <w:lvlJc w:val="left"/>
+      <w:pPr>
+        <w:ind w:left="4320" w:hanging="360"/>
+      </w:pPr>
+      <w:rPr>
+        <w:rFonts w:ascii="Symbol" w:hAnsi="Symbol" w:hint="default"/>
+      </w:rPr>
+    </w:lvl>
+    <w:lvl w:ilvl="4" w:tplc="04090003" w:tentative="1">
+      <w:start w:val="1"/>
+      <w:numFmt w:val="bullet"/>
+      <w:lvlText w:val="o"/>
+      <w:lvlJc w:val="left"/>
+      <w:pPr>
+        <w:ind w:left="5040" w:hanging="360"/>
+      </w:pPr>
+      <w:rPr>
+        <w:rFonts w:ascii="Courier New" w:hAnsi="Courier New" w:cs="Courier New" w:hint="default"/>
+      </w:rPr>
+    </w:lvl>
+    <w:lvl w:ilvl="5" w:tplc="04090005" w:tentative="1">
+      <w:start w:val="1"/>
+      <w:numFmt w:val="bullet"/>
+      <w:lvlText w:val=""/>
+      <w:lvlJc w:val="left"/>
+      <w:pPr>
+        <w:ind w:left="5760" w:hanging="360"/>
+      </w:pPr>
+      <w:rPr>
+        <w:rFonts w:ascii="Wingdings" w:hAnsi="Wingdings" w:hint="default"/>
+      </w:rPr>
+    </w:lvl>
+    <w:lvl w:ilvl="6" w:tplc="04090001" w:tentative="1">
+      <w:start w:val="1"/>
+      <w:numFmt w:val="bullet"/>
+      <w:lvlText w:val=""/>
+      <w:lvlJc w:val="left"/>
+      <w:pPr>
+        <w:ind w:left="6480" w:hanging="360"/>
+      </w:pPr>
+      <w:rPr>
+        <w:rFonts w:ascii="Symbol" w:hAnsi="Symbol" w:hint="default"/>
+      </w:rPr>
+    </w:lvl>
+    <w:lvl w:ilvl="7" w:tplc="04090003" w:tentative="1">
+      <w:start w:val="1"/>
+      <w:numFmt w:val="bullet"/>
+      <w:lvlText w:val="o"/>
+      <w:lvlJc w:val="left"/>
+      <w:pPr>
+        <w:ind w:left="7200" w:hanging="360"/>
+      </w:pPr>
+      <w:rPr>
+        <w:rFonts w:ascii="Courier New" w:hAnsi="Courier New" w:cs="Courier New" w:hint="default"/>
+      </w:rPr>
+    </w:lvl>
+    <w:lvl w:ilvl="8" w:tplc="04090005" w:tentative="1">
+      <w:start w:val="1"/>
+      <w:numFmt w:val="bullet"/>
+      <w:lvlText w:val=""/>
+      <w:lvlJc w:val="left"/>
+      <w:pPr>
+        <w:ind w:left="7920" w:hanging="360"/>
+      </w:pPr>
+      <w:rPr>
+        <w:rFonts w:ascii="Wingdings" w:hAnsi="Wingdings" w:hint="default"/>
+      </w:rPr>
+    </w:lvl>
+  </w:abstractNum>
+  <w:abstractNum w:abstractNumId="9" w15:restartNumberingAfterBreak="0">
+    <w:nsid w:val="374C16F6"/>
+    <w:multiLevelType w:val="hybridMultilevel"/>
+    <w:tmpl w:val="B6B021E2"/>
+    <w:lvl w:ilvl="0" w:tplc="04090001">
+      <w:start w:val="1"/>
+      <w:numFmt w:val="bullet"/>
+      <w:lvlText w:val=""/>
+      <w:lvlJc w:val="left"/>
+      <w:pPr>
+        <w:ind w:left="720" w:hanging="360"/>
+      </w:pPr>
+      <w:rPr>
+        <w:rFonts w:ascii="Symbol" w:hAnsi="Symbol" w:hint="default"/>
+      </w:rPr>
+    </w:lvl>
+    <w:lvl w:ilvl="1" w:tplc="04090003" w:tentative="1">
+      <w:start w:val="1"/>
+      <w:numFmt w:val="bullet"/>
+      <w:lvlText w:val="o"/>
+      <w:lvlJc w:val="left"/>
+      <w:pPr>
+        <w:ind w:left="1440" w:hanging="360"/>
+      </w:pPr>
+      <w:rPr>
+        <w:rFonts w:ascii="Courier New" w:hAnsi="Courier New" w:cs="Courier New" w:hint="default"/>
+      </w:rPr>
+    </w:lvl>
+    <w:lvl w:ilvl="2" w:tplc="04090005" w:tentative="1">
+      <w:start w:val="1"/>
+      <w:numFmt w:val="bullet"/>
+      <w:lvlText w:val=""/>
+      <w:lvlJc w:val="left"/>
+      <w:pPr>
+        <w:ind w:left="2160" w:hanging="360"/>
+      </w:pPr>
+      <w:rPr>
+        <w:rFonts w:ascii="Wingdings" w:hAnsi="Wingdings" w:hint="default"/>
+      </w:rPr>
+    </w:lvl>
+    <w:lvl w:ilvl="3" w:tplc="04090001" w:tentative="1">
+      <w:start w:val="1"/>
+      <w:numFmt w:val="bullet"/>
+      <w:lvlText w:val=""/>
+      <w:lvlJc w:val="left"/>
+      <w:pPr>
+        <w:ind w:left="2880" w:hanging="360"/>
+      </w:pPr>
+      <w:rPr>
+        <w:rFonts w:ascii="Symbol" w:hAnsi="Symbol" w:hint="default"/>
+      </w:rPr>
+    </w:lvl>
+    <w:lvl w:ilvl="4" w:tplc="04090003" w:tentative="1">
+      <w:start w:val="1"/>
+      <w:numFmt w:val="bullet"/>
+      <w:lvlText w:val="o"/>
+      <w:lvlJc w:val="left"/>
+      <w:pPr>
+        <w:ind w:left="3600" w:hanging="360"/>
+      </w:pPr>
+      <w:rPr>
+        <w:rFonts w:ascii="Courier New" w:hAnsi="Courier New" w:cs="Courier New" w:hint="default"/>
+      </w:rPr>
+    </w:lvl>
+    <w:lvl w:ilvl="5" w:tplc="04090005" w:tentative="1">
+      <w:start w:val="1"/>
+      <w:numFmt w:val="bullet"/>
+      <w:lvlText w:val=""/>
+      <w:lvlJc w:val="left"/>
+      <w:pPr>
+        <w:ind w:left="4320" w:hanging="360"/>
+      </w:pPr>
+      <w:rPr>
+        <w:rFonts w:ascii="Wingdings" w:hAnsi="Wingdings" w:hint="default"/>
+      </w:rPr>
+    </w:lvl>
+    <w:lvl w:ilvl="6" w:tplc="04090001" w:tentative="1">
+      <w:start w:val="1"/>
+      <w:numFmt w:val="bullet"/>
+      <w:lvlText w:val=""/>
+      <w:lvlJc w:val="left"/>
+      <w:pPr>
+        <w:ind w:left="5040" w:hanging="360"/>
+      </w:pPr>
+      <w:rPr>
+        <w:rFonts w:ascii="Symbol" w:hAnsi="Symbol" w:hint="default"/>
+      </w:rPr>
+    </w:lvl>
+    <w:lvl w:ilvl="7" w:tplc="04090003" w:tentative="1">
+      <w:start w:val="1"/>
+      <w:numFmt w:val="bullet"/>
+      <w:lvlText w:val="o"/>
+      <w:lvlJc w:val="left"/>
+      <w:pPr>
+        <w:ind w:left="5760" w:hanging="360"/>
+      </w:pPr>
+      <w:rPr>
+        <w:rFonts w:ascii="Courier New" w:hAnsi="Courier New" w:cs="Courier New" w:hint="default"/>
+      </w:rPr>
+    </w:lvl>
+    <w:lvl w:ilvl="8" w:tplc="04090005" w:tentative="1">
+      <w:start w:val="1"/>
+      <w:numFmt w:val="bullet"/>
+      <w:lvlText w:val=""/>
+      <w:lvlJc w:val="left"/>
+      <w:pPr>
+        <w:ind w:left="6480" w:hanging="360"/>
+      </w:pPr>
+      <w:rPr>
+        <w:rFonts w:ascii="Wingdings" w:hAnsi="Wingdings" w:hint="default"/>
+      </w:rPr>
+    </w:lvl>
+  </w:abstractNum>
+  <w:abstractNum w:abstractNumId="10" w15:restartNumberingAfterBreak="0">
+    <w:nsid w:val="39342E1D"/>
+    <w:multiLevelType w:val="hybridMultilevel"/>
+    <w:tmpl w:val="9FEC9C24"/>
+    <w:lvl w:ilvl="0" w:tplc="04090001">
+      <w:start w:val="1"/>
+      <w:numFmt w:val="bullet"/>
+      <w:lvlText w:val=""/>
+      <w:lvlJc w:val="left"/>
+      <w:pPr>
+        <w:ind w:left="720" w:hanging="360"/>
+      </w:pPr>
+      <w:rPr>
+        <w:rFonts w:ascii="Symbol" w:hAnsi="Symbol" w:hint="default"/>
+      </w:rPr>
+    </w:lvl>
+    <w:lvl w:ilvl="1" w:tplc="04090003">
+      <w:start w:val="1"/>
+      <w:numFmt w:val="bullet"/>
+      <w:lvlText w:val="o"/>
+      <w:lvlJc w:val="left"/>
+      <w:pPr>
+        <w:ind w:left="1440" w:hanging="360"/>
+      </w:pPr>
+      <w:rPr>
+        <w:rFonts w:ascii="Courier New" w:hAnsi="Courier New" w:cs="Courier New" w:hint="default"/>
+      </w:rPr>
+    </w:lvl>
+    <w:lvl w:ilvl="2" w:tplc="04090005" w:tentative="1">
+      <w:start w:val="1"/>
+      <w:numFmt w:val="bullet"/>
+      <w:lvlText w:val=""/>
+      <w:lvlJc w:val="left"/>
+      <w:pPr>
+        <w:ind w:left="2160" w:hanging="360"/>
+      </w:pPr>
+      <w:rPr>
+        <w:rFonts w:ascii="Wingdings" w:hAnsi="Wingdings" w:hint="default"/>
+      </w:rPr>
+    </w:lvl>
+    <w:lvl w:ilvl="3" w:tplc="04090001" w:tentative="1">
+      <w:start w:val="1"/>
+      <w:numFmt w:val="bullet"/>
+      <w:lvlText w:val=""/>
+      <w:lvlJc w:val="left"/>
+      <w:pPr>
+        <w:ind w:left="2880" w:hanging="360"/>
+      </w:pPr>
+      <w:rPr>
+        <w:rFonts w:ascii="Symbol" w:hAnsi="Symbol" w:hint="default"/>
+      </w:rPr>
+    </w:lvl>
+    <w:lvl w:ilvl="4" w:tplc="04090003" w:tentative="1">
+      <w:start w:val="1"/>
+      <w:numFmt w:val="bullet"/>
+      <w:lvlText w:val="o"/>
+      <w:lvlJc w:val="left"/>
+      <w:pPr>
+        <w:ind w:left="3600" w:hanging="360"/>
+      </w:pPr>
+      <w:rPr>
+        <w:rFonts w:ascii="Courier New" w:hAnsi="Courier New" w:cs="Courier New" w:hint="default"/>
+      </w:rPr>
+    </w:lvl>
+    <w:lvl w:ilvl="5" w:tplc="04090005" w:tentative="1">
+      <w:start w:val="1"/>
+      <w:numFmt w:val="bullet"/>
+      <w:lvlText w:val=""/>
+      <w:lvlJc w:val="left"/>
+      <w:pPr>
+        <w:ind w:left="4320" w:hanging="360"/>
+      </w:pPr>
+      <w:rPr>
+        <w:rFonts w:ascii="Wingdings" w:hAnsi="Wingdings" w:hint="default"/>
+      </w:rPr>
+    </w:lvl>
+    <w:lvl w:ilvl="6" w:tplc="04090001" w:tentative="1">
+      <w:start w:val="1"/>
+      <w:numFmt w:val="bullet"/>
+      <w:lvlText w:val=""/>
+      <w:lvlJc w:val="left"/>
+      <w:pPr>
+        <w:ind w:left="5040" w:hanging="360"/>
+      </w:pPr>
+      <w:rPr>
+        <w:rFonts w:ascii="Symbol" w:hAnsi="Symbol" w:hint="default"/>
+      </w:rPr>
+    </w:lvl>
+    <w:lvl w:ilvl="7" w:tplc="04090003" w:tentative="1">
+      <w:start w:val="1"/>
+      <w:numFmt w:val="bullet"/>
+      <w:lvlText w:val="o"/>
+      <w:lvlJc w:val="left"/>
+      <w:pPr>
+        <w:ind w:left="5760" w:hanging="360"/>
+      </w:pPr>
+      <w:rPr>
+        <w:rFonts w:ascii="Courier New" w:hAnsi="Courier New" w:cs="Courier New" w:hint="default"/>
+      </w:rPr>
+    </w:lvl>
+    <w:lvl w:ilvl="8" w:tplc="04090005" w:tentative="1">
+      <w:start w:val="1"/>
+      <w:numFmt w:val="bullet"/>
+      <w:lvlText w:val=""/>
+      <w:lvlJc w:val="left"/>
+      <w:pPr>
+        <w:ind w:left="6480" w:hanging="360"/>
+      </w:pPr>
+      <w:rPr>
+        <w:rFonts w:ascii="Wingdings" w:hAnsi="Wingdings" w:hint="default"/>
+      </w:rPr>
+    </w:lvl>
+  </w:abstractNum>
+  <w:abstractNum w:abstractNumId="11" w15:restartNumberingAfterBreak="0">
+    <w:nsid w:val="3C751E78"/>
+    <w:multiLevelType w:val="hybridMultilevel"/>
+    <w:tmpl w:val="1592D6A8"/>
     <w:lvl w:ilvl="0" w:tplc="456CB9AE">
       <w:start w:val="6"/>
       <w:numFmt w:val="decimal"/>
       <w:lvlText w:val="%1."/>
       <w:lvlJc w:val="left"/>
       <w:pPr>
-        <w:ind w:left="2160" w:hanging="360"/>
+        <w:ind w:left="720" w:hanging="360"/>
       </w:pPr>
       <w:rPr>
         <w:rFonts w:hint="default"/>
@@ -31174,7 +32844,7 @@
       <w:lvlText w:val="%2."/>
       <w:lvlJc w:val="left"/>
       <w:pPr>
-        <w:ind w:left="2880" w:hanging="360"/>
+        <w:ind w:left="1440" w:hanging="360"/>
       </w:pPr>
     </w:lvl>
     <w:lvl w:ilvl="2" w:tplc="0409001B" w:tentative="1">
@@ -31183,7 +32853,7 @@
       <w:lvlText w:val="%3."/>
       <w:lvlJc w:val="right"/>
       <w:pPr>
-        <w:ind w:left="3600" w:hanging="180"/>
+        <w:ind w:left="2160" w:hanging="180"/>
       </w:pPr>
     </w:lvl>
     <w:lvl w:ilvl="3" w:tplc="0409000F" w:tentative="1">
@@ -31192,7 +32862,7 @@
       <w:lvlText w:val="%4."/>
       <w:lvlJc w:val="left"/>
       <w:pPr>
-        <w:ind w:left="4320" w:hanging="360"/>
+        <w:ind w:left="2880" w:hanging="360"/>
       </w:pPr>
     </w:lvl>
     <w:lvl w:ilvl="4" w:tplc="04090019" w:tentative="1">
@@ -31201,7 +32871,7 @@
       <w:lvlText w:val="%5."/>
       <w:lvlJc w:val="left"/>
       <w:pPr>
-        <w:ind w:left="5040" w:hanging="360"/>
+        <w:ind w:left="3600" w:hanging="360"/>
       </w:pPr>
     </w:lvl>
     <w:lvl w:ilvl="5" w:tplc="0409001B" w:tentative="1">
@@ -31210,7 +32880,7 @@
       <w:lvlText w:val="%6."/>
       <w:lvlJc w:val="right"/>
       <w:pPr>
-        <w:ind w:left="5760" w:hanging="180"/>
+        <w:ind w:left="4320" w:hanging="180"/>
       </w:pPr>
     </w:lvl>
     <w:lvl w:ilvl="6" w:tplc="0409000F" w:tentative="1">
@@ -31219,7 +32889,7 @@
       <w:lvlText w:val="%7."/>
       <w:lvlJc w:val="left"/>
       <w:pPr>
-        <w:ind w:left="6480" w:hanging="360"/>
+        <w:ind w:left="5040" w:hanging="360"/>
       </w:pPr>
     </w:lvl>
     <w:lvl w:ilvl="7" w:tplc="04090019" w:tentative="1">
@@ -31228,7 +32898,7 @@
       <w:lvlText w:val="%8."/>
       <w:lvlJc w:val="left"/>
       <w:pPr>
-        <w:ind w:left="7200" w:hanging="360"/>
+        <w:ind w:left="5760" w:hanging="360"/>
       </w:pPr>
     </w:lvl>
     <w:lvl w:ilvl="8" w:tplc="0409001B" w:tentative="1">
@@ -31237,25 +32907,22 @@
       <w:lvlText w:val="%9."/>
       <w:lvlJc w:val="right"/>
       <w:pPr>
-        <w:ind w:left="7920" w:hanging="180"/>
+        <w:ind w:left="6480" w:hanging="180"/>
       </w:pPr>
     </w:lvl>
   </w:abstractNum>
-  <w:abstractNum w:abstractNumId="3" w15:restartNumberingAfterBreak="0">
-    <w:nsid w:val="12BA2945"/>
+  <w:abstractNum w:abstractNumId="12" w15:restartNumberingAfterBreak="0">
+    <w:nsid w:val="42200B9F"/>
     <w:multiLevelType w:val="hybridMultilevel"/>
-    <w:tmpl w:val="FBAEFB4E"/>
-    <w:lvl w:ilvl="0" w:tplc="456CB9AE">
-      <w:start w:val="6"/>
+    <w:tmpl w:val="FCD655B8"/>
+    <w:lvl w:ilvl="0" w:tplc="0409000F">
+      <w:start w:val="1"/>
       <w:numFmt w:val="decimal"/>
       <w:lvlText w:val="%1."/>
       <w:lvlJc w:val="left"/>
       <w:pPr>
-        <w:ind w:left="1080" w:hanging="360"/>
-      </w:pPr>
-      <w:rPr>
-        <w:rFonts w:hint="default"/>
-      </w:rPr>
+        <w:ind w:left="720" w:hanging="360"/>
+      </w:pPr>
     </w:lvl>
     <w:lvl w:ilvl="1" w:tplc="04090019" w:tentative="1">
       <w:start w:val="1"/>
@@ -31263,7 +32930,7 @@
       <w:lvlText w:val="%2."/>
       <w:lvlJc w:val="left"/>
       <w:pPr>
-        <w:ind w:left="1800" w:hanging="360"/>
+        <w:ind w:left="1440" w:hanging="360"/>
       </w:pPr>
     </w:lvl>
     <w:lvl w:ilvl="2" w:tplc="0409001B" w:tentative="1">
@@ -31272,7 +32939,7 @@
       <w:lvlText w:val="%3."/>
       <w:lvlJc w:val="right"/>
       <w:pPr>
-        <w:ind w:left="2520" w:hanging="180"/>
+        <w:ind w:left="2160" w:hanging="180"/>
       </w:pPr>
     </w:lvl>
     <w:lvl w:ilvl="3" w:tplc="0409000F" w:tentative="1">
@@ -31281,7 +32948,7 @@
       <w:lvlText w:val="%4."/>
       <w:lvlJc w:val="left"/>
       <w:pPr>
-        <w:ind w:left="3240" w:hanging="360"/>
+        <w:ind w:left="2880" w:hanging="360"/>
       </w:pPr>
     </w:lvl>
     <w:lvl w:ilvl="4" w:tplc="04090019" w:tentative="1">
@@ -31290,7 +32957,7 @@
       <w:lvlText w:val="%5."/>
       <w:lvlJc w:val="left"/>
       <w:pPr>
-        <w:ind w:left="3960" w:hanging="360"/>
+        <w:ind w:left="3600" w:hanging="360"/>
       </w:pPr>
     </w:lvl>
     <w:lvl w:ilvl="5" w:tplc="0409001B" w:tentative="1">
@@ -31299,7 +32966,7 @@
       <w:lvlText w:val="%6."/>
       <w:lvlJc w:val="right"/>
       <w:pPr>
-        <w:ind w:left="4680" w:hanging="180"/>
+        <w:ind w:left="4320" w:hanging="180"/>
       </w:pPr>
     </w:lvl>
     <w:lvl w:ilvl="6" w:tplc="0409000F" w:tentative="1">
@@ -31308,7 +32975,7 @@
       <w:lvlText w:val="%7."/>
       <w:lvlJc w:val="left"/>
       <w:pPr>
-        <w:ind w:left="5400" w:hanging="360"/>
+        <w:ind w:left="5040" w:hanging="360"/>
       </w:pPr>
     </w:lvl>
     <w:lvl w:ilvl="7" w:tplc="04090019" w:tentative="1">
@@ -31317,7 +32984,7 @@
       <w:lvlText w:val="%8."/>
       <w:lvlJc w:val="left"/>
       <w:pPr>
-        <w:ind w:left="6120" w:hanging="360"/>
+        <w:ind w:left="5760" w:hanging="360"/>
       </w:pPr>
     </w:lvl>
     <w:lvl w:ilvl="8" w:tplc="0409001B" w:tentative="1">
@@ -31326,103 +32993,14 @@
       <w:lvlText w:val="%9."/>
       <w:lvlJc w:val="right"/>
       <w:pPr>
-        <w:ind w:left="6840" w:hanging="180"/>
+        <w:ind w:left="6480" w:hanging="180"/>
       </w:pPr>
     </w:lvl>
   </w:abstractNum>
-  <w:abstractNum w:abstractNumId="4" w15:restartNumberingAfterBreak="0">
-    <w:nsid w:val="16D808C4"/>
+  <w:abstractNum w:abstractNumId="13" w15:restartNumberingAfterBreak="0">
+    <w:nsid w:val="471775BD"/>
     <w:multiLevelType w:val="hybridMultilevel"/>
-    <w:tmpl w:val="F2A66E26"/>
-    <w:lvl w:ilvl="0" w:tplc="456CB9AE">
-      <w:start w:val="6"/>
-      <w:numFmt w:val="decimal"/>
-      <w:lvlText w:val="%1."/>
-      <w:lvlJc w:val="left"/>
-      <w:pPr>
-        <w:ind w:left="720" w:hanging="360"/>
-      </w:pPr>
-      <w:rPr>
-        <w:rFonts w:hint="default"/>
-      </w:rPr>
-    </w:lvl>
-    <w:lvl w:ilvl="1" w:tplc="04090019" w:tentative="1">
-      <w:start w:val="1"/>
-      <w:numFmt w:val="lowerLetter"/>
-      <w:lvlText w:val="%2."/>
-      <w:lvlJc w:val="left"/>
-      <w:pPr>
-        <w:ind w:left="1440" w:hanging="360"/>
-      </w:pPr>
-    </w:lvl>
-    <w:lvl w:ilvl="2" w:tplc="0409001B" w:tentative="1">
-      <w:start w:val="1"/>
-      <w:numFmt w:val="lowerRoman"/>
-      <w:lvlText w:val="%3."/>
-      <w:lvlJc w:val="right"/>
-      <w:pPr>
-        <w:ind w:left="2160" w:hanging="180"/>
-      </w:pPr>
-    </w:lvl>
-    <w:lvl w:ilvl="3" w:tplc="0409000F" w:tentative="1">
-      <w:start w:val="1"/>
-      <w:numFmt w:val="decimal"/>
-      <w:lvlText w:val="%4."/>
-      <w:lvlJc w:val="left"/>
-      <w:pPr>
-        <w:ind w:left="2880" w:hanging="360"/>
-      </w:pPr>
-    </w:lvl>
-    <w:lvl w:ilvl="4" w:tplc="04090019" w:tentative="1">
-      <w:start w:val="1"/>
-      <w:numFmt w:val="lowerLetter"/>
-      <w:lvlText w:val="%5."/>
-      <w:lvlJc w:val="left"/>
-      <w:pPr>
-        <w:ind w:left="3600" w:hanging="360"/>
-      </w:pPr>
-    </w:lvl>
-    <w:lvl w:ilvl="5" w:tplc="0409001B" w:tentative="1">
-      <w:start w:val="1"/>
-      <w:numFmt w:val="lowerRoman"/>
-      <w:lvlText w:val="%6."/>
-      <w:lvlJc w:val="right"/>
-      <w:pPr>
-        <w:ind w:left="4320" w:hanging="180"/>
-      </w:pPr>
-    </w:lvl>
-    <w:lvl w:ilvl="6" w:tplc="0409000F" w:tentative="1">
-      <w:start w:val="1"/>
-      <w:numFmt w:val="decimal"/>
-      <w:lvlText w:val="%7."/>
-      <w:lvlJc w:val="left"/>
-      <w:pPr>
-        <w:ind w:left="5040" w:hanging="360"/>
-      </w:pPr>
-    </w:lvl>
-    <w:lvl w:ilvl="7" w:tplc="04090019" w:tentative="1">
-      <w:start w:val="1"/>
-      <w:numFmt w:val="lowerLetter"/>
-      <w:lvlText w:val="%8."/>
-      <w:lvlJc w:val="left"/>
-      <w:pPr>
-        <w:ind w:left="5760" w:hanging="360"/>
-      </w:pPr>
-    </w:lvl>
-    <w:lvl w:ilvl="8" w:tplc="0409001B" w:tentative="1">
-      <w:start w:val="1"/>
-      <w:numFmt w:val="lowerRoman"/>
-      <w:lvlText w:val="%9."/>
-      <w:lvlJc w:val="right"/>
-      <w:pPr>
-        <w:ind w:left="6480" w:hanging="180"/>
-      </w:pPr>
-    </w:lvl>
-  </w:abstractNum>
-  <w:abstractNum w:abstractNumId="5" w15:restartNumberingAfterBreak="0">
-    <w:nsid w:val="25CE0EDF"/>
-    <w:multiLevelType w:val="hybridMultilevel"/>
-    <w:tmpl w:val="1110FF4C"/>
+    <w:tmpl w:val="271A9436"/>
     <w:lvl w:ilvl="0" w:tplc="04090001">
       <w:start w:val="1"/>
       <w:numFmt w:val="bullet"/>
@@ -31435,7 +33013,7 @@
         <w:rFonts w:ascii="Symbol" w:hAnsi="Symbol" w:hint="default"/>
       </w:rPr>
     </w:lvl>
-    <w:lvl w:ilvl="1" w:tplc="04090003">
+    <w:lvl w:ilvl="1" w:tplc="04090003" w:tentative="1">
       <w:start w:val="1"/>
       <w:numFmt w:val="bullet"/>
       <w:lvlText w:val="o"/>
@@ -31532,17 +33110,17 @@
       </w:rPr>
     </w:lvl>
   </w:abstractNum>
-  <w:abstractNum w:abstractNumId="6" w15:restartNumberingAfterBreak="0">
-    <w:nsid w:val="308C39A2"/>
+  <w:abstractNum w:abstractNumId="14" w15:restartNumberingAfterBreak="0">
+    <w:nsid w:val="4AB554E6"/>
     <w:multiLevelType w:val="hybridMultilevel"/>
-    <w:tmpl w:val="8B523B0C"/>
+    <w:tmpl w:val="ECC83DD4"/>
     <w:lvl w:ilvl="0" w:tplc="0409000F">
       <w:start w:val="1"/>
       <w:numFmt w:val="decimal"/>
       <w:lvlText w:val="%1."/>
       <w:lvlJc w:val="left"/>
       <w:pPr>
-        <w:ind w:left="1080" w:hanging="360"/>
+        <w:ind w:left="720" w:hanging="360"/>
       </w:pPr>
     </w:lvl>
     <w:lvl w:ilvl="1" w:tplc="04090019" w:tentative="1">
@@ -31551,7 +33129,7 @@
       <w:lvlText w:val="%2."/>
       <w:lvlJc w:val="left"/>
       <w:pPr>
-        <w:ind w:left="1800" w:hanging="360"/>
+        <w:ind w:left="1440" w:hanging="360"/>
       </w:pPr>
     </w:lvl>
     <w:lvl w:ilvl="2" w:tplc="0409001B" w:tentative="1">
@@ -31560,7 +33138,7 @@
       <w:lvlText w:val="%3."/>
       <w:lvlJc w:val="right"/>
       <w:pPr>
-        <w:ind w:left="2520" w:hanging="180"/>
+        <w:ind w:left="2160" w:hanging="180"/>
       </w:pPr>
     </w:lvl>
     <w:lvl w:ilvl="3" w:tplc="0409000F" w:tentative="1">
@@ -31569,7 +33147,7 @@
       <w:lvlText w:val="%4."/>
       <w:lvlJc w:val="left"/>
       <w:pPr>
-        <w:ind w:left="3240" w:hanging="360"/>
+        <w:ind w:left="2880" w:hanging="360"/>
       </w:pPr>
     </w:lvl>
     <w:lvl w:ilvl="4" w:tplc="04090019" w:tentative="1">
@@ -31578,7 +33156,7 @@
       <w:lvlText w:val="%5."/>
       <w:lvlJc w:val="left"/>
       <w:pPr>
-        <w:ind w:left="3960" w:hanging="360"/>
+        <w:ind w:left="3600" w:hanging="360"/>
       </w:pPr>
     </w:lvl>
     <w:lvl w:ilvl="5" w:tplc="0409001B" w:tentative="1">
@@ -31587,7 +33165,7 @@
       <w:lvlText w:val="%6."/>
       <w:lvlJc w:val="right"/>
       <w:pPr>
-        <w:ind w:left="4680" w:hanging="180"/>
+        <w:ind w:left="4320" w:hanging="180"/>
       </w:pPr>
     </w:lvl>
     <w:lvl w:ilvl="6" w:tplc="0409000F" w:tentative="1">
@@ -31596,7 +33174,7 @@
       <w:lvlText w:val="%7."/>
       <w:lvlJc w:val="left"/>
       <w:pPr>
-        <w:ind w:left="5400" w:hanging="360"/>
+        <w:ind w:left="5040" w:hanging="360"/>
       </w:pPr>
     </w:lvl>
     <w:lvl w:ilvl="7" w:tplc="04090019" w:tentative="1">
@@ -31605,7 +33183,7 @@
       <w:lvlText w:val="%8."/>
       <w:lvlJc w:val="left"/>
       <w:pPr>
-        <w:ind w:left="6120" w:hanging="360"/>
+        <w:ind w:left="5760" w:hanging="360"/>
       </w:pPr>
     </w:lvl>
     <w:lvl w:ilvl="8" w:tplc="0409001B" w:tentative="1">
@@ -31614,21 +33192,134 @@
       <w:lvlText w:val="%9."/>
       <w:lvlJc w:val="right"/>
       <w:pPr>
-        <w:ind w:left="6840" w:hanging="180"/>
+        <w:ind w:left="6480" w:hanging="180"/>
       </w:pPr>
     </w:lvl>
   </w:abstractNum>
-  <w:abstractNum w:abstractNumId="7" w15:restartNumberingAfterBreak="0">
-    <w:nsid w:val="30CE056D"/>
+  <w:abstractNum w:abstractNumId="15" w15:restartNumberingAfterBreak="0">
+    <w:nsid w:val="52F004D3"/>
+    <w:multiLevelType w:val="multilevel"/>
+    <w:tmpl w:val="84FE70EA"/>
+    <w:lvl w:ilvl="0">
+      <w:start w:val="1"/>
+      <w:numFmt w:val="decimal"/>
+      <w:lvlText w:val="%1."/>
+      <w:lvlJc w:val="left"/>
+      <w:pPr>
+        <w:tabs>
+          <w:tab w:val="num" w:pos="720"/>
+        </w:tabs>
+        <w:ind w:left="720" w:hanging="360"/>
+      </w:pPr>
+    </w:lvl>
+    <w:lvl w:ilvl="1" w:tentative="1">
+      <w:start w:val="1"/>
+      <w:numFmt w:val="decimal"/>
+      <w:lvlText w:val="%2."/>
+      <w:lvlJc w:val="left"/>
+      <w:pPr>
+        <w:tabs>
+          <w:tab w:val="num" w:pos="1440"/>
+        </w:tabs>
+        <w:ind w:left="1440" w:hanging="360"/>
+      </w:pPr>
+    </w:lvl>
+    <w:lvl w:ilvl="2" w:tentative="1">
+      <w:start w:val="1"/>
+      <w:numFmt w:val="decimal"/>
+      <w:lvlText w:val="%3."/>
+      <w:lvlJc w:val="left"/>
+      <w:pPr>
+        <w:tabs>
+          <w:tab w:val="num" w:pos="2160"/>
+        </w:tabs>
+        <w:ind w:left="2160" w:hanging="360"/>
+      </w:pPr>
+    </w:lvl>
+    <w:lvl w:ilvl="3" w:tentative="1">
+      <w:start w:val="1"/>
+      <w:numFmt w:val="decimal"/>
+      <w:lvlText w:val="%4."/>
+      <w:lvlJc w:val="left"/>
+      <w:pPr>
+        <w:tabs>
+          <w:tab w:val="num" w:pos="2880"/>
+        </w:tabs>
+        <w:ind w:left="2880" w:hanging="360"/>
+      </w:pPr>
+    </w:lvl>
+    <w:lvl w:ilvl="4" w:tentative="1">
+      <w:start w:val="1"/>
+      <w:numFmt w:val="decimal"/>
+      <w:lvlText w:val="%5."/>
+      <w:lvlJc w:val="left"/>
+      <w:pPr>
+        <w:tabs>
+          <w:tab w:val="num" w:pos="3600"/>
+        </w:tabs>
+        <w:ind w:left="3600" w:hanging="360"/>
+      </w:pPr>
+    </w:lvl>
+    <w:lvl w:ilvl="5" w:tentative="1">
+      <w:start w:val="1"/>
+      <w:numFmt w:val="decimal"/>
+      <w:lvlText w:val="%6."/>
+      <w:lvlJc w:val="left"/>
+      <w:pPr>
+        <w:tabs>
+          <w:tab w:val="num" w:pos="4320"/>
+        </w:tabs>
+        <w:ind w:left="4320" w:hanging="360"/>
+      </w:pPr>
+    </w:lvl>
+    <w:lvl w:ilvl="6" w:tentative="1">
+      <w:start w:val="1"/>
+      <w:numFmt w:val="decimal"/>
+      <w:lvlText w:val="%7."/>
+      <w:lvlJc w:val="left"/>
+      <w:pPr>
+        <w:tabs>
+          <w:tab w:val="num" w:pos="5040"/>
+        </w:tabs>
+        <w:ind w:left="5040" w:hanging="360"/>
+      </w:pPr>
+    </w:lvl>
+    <w:lvl w:ilvl="7" w:tentative="1">
+      <w:start w:val="1"/>
+      <w:numFmt w:val="decimal"/>
+      <w:lvlText w:val="%8."/>
+      <w:lvlJc w:val="left"/>
+      <w:pPr>
+        <w:tabs>
+          <w:tab w:val="num" w:pos="5760"/>
+        </w:tabs>
+        <w:ind w:left="5760" w:hanging="360"/>
+      </w:pPr>
+    </w:lvl>
+    <w:lvl w:ilvl="8" w:tentative="1">
+      <w:start w:val="1"/>
+      <w:numFmt w:val="decimal"/>
+      <w:lvlText w:val="%9."/>
+      <w:lvlJc w:val="left"/>
+      <w:pPr>
+        <w:tabs>
+          <w:tab w:val="num" w:pos="6480"/>
+        </w:tabs>
+        <w:ind w:left="6480" w:hanging="360"/>
+      </w:pPr>
+    </w:lvl>
+  </w:abstractNum>
+  <w:abstractNum w:abstractNumId="16" w15:restartNumberingAfterBreak="0">
+    <w:nsid w:val="5C951A9E"/>
     <w:multiLevelType w:val="hybridMultilevel"/>
-    <w:tmpl w:val="AFCEE8BA"/>
+    <w:tmpl w:val="93E89B04"/>
     <w:lvl w:ilvl="0" w:tplc="04090001">
       <w:start w:val="1"/>
       <w:numFmt w:val="bullet"/>
       <w:lvlText w:val=""/>
       <w:lvlJc w:val="left"/>
       <w:pPr>
-        <w:ind w:left="2160" w:hanging="360"/>
+        <w:ind w:left="720" w:hanging="360"/>
       </w:pPr>
       <w:rPr>
         <w:rFonts w:ascii="Symbol" w:hAnsi="Symbol" w:hint="default"/>
@@ -31640,7 +33331,7 @@
       <w:lvlText w:val="o"/>
       <w:lvlJc w:val="left"/>
       <w:pPr>
-        <w:ind w:left="2880" w:hanging="360"/>
+        <w:ind w:left="1440" w:hanging="360"/>
       </w:pPr>
       <w:rPr>
         <w:rFonts w:ascii="Courier New" w:hAnsi="Courier New" w:cs="Courier New" w:hint="default"/>
@@ -31652,7 +33343,7 @@
       <w:lvlText w:val=""/>
       <w:lvlJc w:val="left"/>
       <w:pPr>
-        <w:ind w:left="3600" w:hanging="360"/>
+        <w:ind w:left="2160" w:hanging="360"/>
       </w:pPr>
       <w:rPr>
         <w:rFonts w:ascii="Wingdings" w:hAnsi="Wingdings" w:hint="default"/>
@@ -31664,7 +33355,7 @@
       <w:lvlText w:val=""/>
       <w:lvlJc w:val="left"/>
       <w:pPr>
-        <w:ind w:left="4320" w:hanging="360"/>
+        <w:ind w:left="2880" w:hanging="360"/>
       </w:pPr>
       <w:rPr>
         <w:rFonts w:ascii="Symbol" w:hAnsi="Symbol" w:hint="default"/>
@@ -31676,7 +33367,7 @@
       <w:lvlText w:val="o"/>
       <w:lvlJc w:val="left"/>
       <w:pPr>
-        <w:ind w:left="5040" w:hanging="360"/>
+        <w:ind w:left="3600" w:hanging="360"/>
       </w:pPr>
       <w:rPr>
         <w:rFonts w:ascii="Courier New" w:hAnsi="Courier New" w:cs="Courier New" w:hint="default"/>
@@ -31688,7 +33379,7 @@
       <w:lvlText w:val=""/>
       <w:lvlJc w:val="left"/>
       <w:pPr>
-        <w:ind w:left="5760" w:hanging="360"/>
+        <w:ind w:left="4320" w:hanging="360"/>
       </w:pPr>
       <w:rPr>
         <w:rFonts w:ascii="Wingdings" w:hAnsi="Wingdings" w:hint="default"/>
@@ -31700,7 +33391,7 @@
       <w:lvlText w:val=""/>
       <w:lvlJc w:val="left"/>
       <w:pPr>
-        <w:ind w:left="6480" w:hanging="360"/>
+        <w:ind w:left="5040" w:hanging="360"/>
       </w:pPr>
       <w:rPr>
         <w:rFonts w:ascii="Symbol" w:hAnsi="Symbol" w:hint="default"/>
@@ -31712,7 +33403,7 @@
       <w:lvlText w:val="o"/>
       <w:lvlJc w:val="left"/>
       <w:pPr>
-        <w:ind w:left="7200" w:hanging="360"/>
+        <w:ind w:left="5760" w:hanging="360"/>
       </w:pPr>
       <w:rPr>
         <w:rFonts w:ascii="Courier New" w:hAnsi="Courier New" w:cs="Courier New" w:hint="default"/>
@@ -31724,17 +33415,278 @@
       <w:lvlText w:val=""/>
       <w:lvlJc w:val="left"/>
       <w:pPr>
-        <w:ind w:left="7920" w:hanging="360"/>
+        <w:ind w:left="6480" w:hanging="360"/>
       </w:pPr>
       <w:rPr>
         <w:rFonts w:ascii="Wingdings" w:hAnsi="Wingdings" w:hint="default"/>
       </w:rPr>
     </w:lvl>
   </w:abstractNum>
-  <w:abstractNum w:abstractNumId="8" w15:restartNumberingAfterBreak="0">
-    <w:nsid w:val="374C16F6"/>
+  <w:abstractNum w:abstractNumId="17" w15:restartNumberingAfterBreak="0">
+    <w:nsid w:val="61507DAE"/>
     <w:multiLevelType w:val="hybridMultilevel"/>
-    <w:tmpl w:val="B6B021E2"/>
+    <w:tmpl w:val="B12C64EC"/>
+    <w:lvl w:ilvl="0" w:tplc="0409000F">
+      <w:start w:val="1"/>
+      <w:numFmt w:val="decimal"/>
+      <w:lvlText w:val="%1."/>
+      <w:lvlJc w:val="left"/>
+      <w:pPr>
+        <w:ind w:left="1440" w:hanging="360"/>
+      </w:pPr>
+    </w:lvl>
+    <w:lvl w:ilvl="1" w:tplc="04090019" w:tentative="1">
+      <w:start w:val="1"/>
+      <w:numFmt w:val="lowerLetter"/>
+      <w:lvlText w:val="%2."/>
+      <w:lvlJc w:val="left"/>
+      <w:pPr>
+        <w:ind w:left="2160" w:hanging="360"/>
+      </w:pPr>
+    </w:lvl>
+    <w:lvl w:ilvl="2" w:tplc="0409001B" w:tentative="1">
+      <w:start w:val="1"/>
+      <w:numFmt w:val="lowerRoman"/>
+      <w:lvlText w:val="%3."/>
+      <w:lvlJc w:val="right"/>
+      <w:pPr>
+        <w:ind w:left="2880" w:hanging="180"/>
+      </w:pPr>
+    </w:lvl>
+    <w:lvl w:ilvl="3" w:tplc="0409000F" w:tentative="1">
+      <w:start w:val="1"/>
+      <w:numFmt w:val="decimal"/>
+      <w:lvlText w:val="%4."/>
+      <w:lvlJc w:val="left"/>
+      <w:pPr>
+        <w:ind w:left="3600" w:hanging="360"/>
+      </w:pPr>
+    </w:lvl>
+    <w:lvl w:ilvl="4" w:tplc="04090019" w:tentative="1">
+      <w:start w:val="1"/>
+      <w:numFmt w:val="lowerLetter"/>
+      <w:lvlText w:val="%5."/>
+      <w:lvlJc w:val="left"/>
+      <w:pPr>
+        <w:ind w:left="4320" w:hanging="360"/>
+      </w:pPr>
+    </w:lvl>
+    <w:lvl w:ilvl="5" w:tplc="0409001B" w:tentative="1">
+      <w:start w:val="1"/>
+      <w:numFmt w:val="lowerRoman"/>
+      <w:lvlText w:val="%6."/>
+      <w:lvlJc w:val="right"/>
+      <w:pPr>
+        <w:ind w:left="5040" w:hanging="180"/>
+      </w:pPr>
+    </w:lvl>
+    <w:lvl w:ilvl="6" w:tplc="0409000F" w:tentative="1">
+      <w:start w:val="1"/>
+      <w:numFmt w:val="decimal"/>
+      <w:lvlText w:val="%7."/>
+      <w:lvlJc w:val="left"/>
+      <w:pPr>
+        <w:ind w:left="5760" w:hanging="360"/>
+      </w:pPr>
+    </w:lvl>
+    <w:lvl w:ilvl="7" w:tplc="04090019" w:tentative="1">
+      <w:start w:val="1"/>
+      <w:numFmt w:val="lowerLetter"/>
+      <w:lvlText w:val="%8."/>
+      <w:lvlJc w:val="left"/>
+      <w:pPr>
+        <w:ind w:left="6480" w:hanging="360"/>
+      </w:pPr>
+    </w:lvl>
+    <w:lvl w:ilvl="8" w:tplc="0409001B" w:tentative="1">
+      <w:start w:val="1"/>
+      <w:numFmt w:val="lowerRoman"/>
+      <w:lvlText w:val="%9."/>
+      <w:lvlJc w:val="right"/>
+      <w:pPr>
+        <w:ind w:left="7200" w:hanging="180"/>
+      </w:pPr>
+    </w:lvl>
+  </w:abstractNum>
+  <w:abstractNum w:abstractNumId="18" w15:restartNumberingAfterBreak="0">
+    <w:nsid w:val="70F821E9"/>
+    <w:multiLevelType w:val="hybridMultilevel"/>
+    <w:tmpl w:val="10FCDF52"/>
+    <w:lvl w:ilvl="0" w:tplc="456CB9AE">
+      <w:start w:val="6"/>
+      <w:numFmt w:val="decimal"/>
+      <w:lvlText w:val="%1."/>
+      <w:lvlJc w:val="left"/>
+      <w:pPr>
+        <w:ind w:left="720" w:hanging="360"/>
+      </w:pPr>
+      <w:rPr>
+        <w:rFonts w:hint="default"/>
+      </w:rPr>
+    </w:lvl>
+    <w:lvl w:ilvl="1" w:tplc="04090019">
+      <w:start w:val="1"/>
+      <w:numFmt w:val="lowerLetter"/>
+      <w:lvlText w:val="%2."/>
+      <w:lvlJc w:val="left"/>
+      <w:pPr>
+        <w:ind w:left="1440" w:hanging="360"/>
+      </w:pPr>
+    </w:lvl>
+    <w:lvl w:ilvl="2" w:tplc="0409001B">
+      <w:start w:val="1"/>
+      <w:numFmt w:val="lowerRoman"/>
+      <w:lvlText w:val="%3."/>
+      <w:lvlJc w:val="right"/>
+      <w:pPr>
+        <w:ind w:left="2160" w:hanging="180"/>
+      </w:pPr>
+    </w:lvl>
+    <w:lvl w:ilvl="3" w:tplc="0409000F" w:tentative="1">
+      <w:start w:val="1"/>
+      <w:numFmt w:val="decimal"/>
+      <w:lvlText w:val="%4."/>
+      <w:lvlJc w:val="left"/>
+      <w:pPr>
+        <w:ind w:left="2880" w:hanging="360"/>
+      </w:pPr>
+    </w:lvl>
+    <w:lvl w:ilvl="4" w:tplc="04090019" w:tentative="1">
+      <w:start w:val="1"/>
+      <w:numFmt w:val="lowerLetter"/>
+      <w:lvlText w:val="%5."/>
+      <w:lvlJc w:val="left"/>
+      <w:pPr>
+        <w:ind w:left="3600" w:hanging="360"/>
+      </w:pPr>
+    </w:lvl>
+    <w:lvl w:ilvl="5" w:tplc="0409001B" w:tentative="1">
+      <w:start w:val="1"/>
+      <w:numFmt w:val="lowerRoman"/>
+      <w:lvlText w:val="%6."/>
+      <w:lvlJc w:val="right"/>
+      <w:pPr>
+        <w:ind w:left="4320" w:hanging="180"/>
+      </w:pPr>
+    </w:lvl>
+    <w:lvl w:ilvl="6" w:tplc="0409000F" w:tentative="1">
+      <w:start w:val="1"/>
+      <w:numFmt w:val="decimal"/>
+      <w:lvlText w:val="%7."/>
+      <w:lvlJc w:val="left"/>
+      <w:pPr>
+        <w:ind w:left="5040" w:hanging="360"/>
+      </w:pPr>
+    </w:lvl>
+    <w:lvl w:ilvl="7" w:tplc="04090019" w:tentative="1">
+      <w:start w:val="1"/>
+      <w:numFmt w:val="lowerLetter"/>
+      <w:lvlText w:val="%8."/>
+      <w:lvlJc w:val="left"/>
+      <w:pPr>
+        <w:ind w:left="5760" w:hanging="360"/>
+      </w:pPr>
+    </w:lvl>
+    <w:lvl w:ilvl="8" w:tplc="0409001B" w:tentative="1">
+      <w:start w:val="1"/>
+      <w:numFmt w:val="lowerRoman"/>
+      <w:lvlText w:val="%9."/>
+      <w:lvlJc w:val="right"/>
+      <w:pPr>
+        <w:ind w:left="6480" w:hanging="180"/>
+      </w:pPr>
+    </w:lvl>
+  </w:abstractNum>
+  <w:abstractNum w:abstractNumId="19" w15:restartNumberingAfterBreak="0">
+    <w:nsid w:val="7B2F1673"/>
+    <w:multiLevelType w:val="hybridMultilevel"/>
+    <w:tmpl w:val="D1B0EDE4"/>
+    <w:lvl w:ilvl="0" w:tplc="0409000F">
+      <w:start w:val="1"/>
+      <w:numFmt w:val="decimal"/>
+      <w:lvlText w:val="%1."/>
+      <w:lvlJc w:val="left"/>
+      <w:pPr>
+        <w:ind w:left="1080" w:hanging="360"/>
+      </w:pPr>
+    </w:lvl>
+    <w:lvl w:ilvl="1" w:tplc="04090019" w:tentative="1">
+      <w:start w:val="1"/>
+      <w:numFmt w:val="lowerLetter"/>
+      <w:lvlText w:val="%2."/>
+      <w:lvlJc w:val="left"/>
+      <w:pPr>
+        <w:ind w:left="1800" w:hanging="360"/>
+      </w:pPr>
+    </w:lvl>
+    <w:lvl w:ilvl="2" w:tplc="0409001B" w:tentative="1">
+      <w:start w:val="1"/>
+      <w:numFmt w:val="lowerRoman"/>
+      <w:lvlText w:val="%3."/>
+      <w:lvlJc w:val="right"/>
+      <w:pPr>
+        <w:ind w:left="2520" w:hanging="180"/>
+      </w:pPr>
+    </w:lvl>
+    <w:lvl w:ilvl="3" w:tplc="0409000F" w:tentative="1">
+      <w:start w:val="1"/>
+      <w:numFmt w:val="decimal"/>
+      <w:lvlText w:val="%4."/>
+      <w:lvlJc w:val="left"/>
+      <w:pPr>
+        <w:ind w:left="3240" w:hanging="360"/>
+      </w:pPr>
+    </w:lvl>
+    <w:lvl w:ilvl="4" w:tplc="04090019" w:tentative="1">
+      <w:start w:val="1"/>
+      <w:numFmt w:val="lowerLetter"/>
+      <w:lvlText w:val="%5."/>
+      <w:lvlJc w:val="left"/>
+      <w:pPr>
+        <w:ind w:left="3960" w:hanging="360"/>
+      </w:pPr>
+    </w:lvl>
+    <w:lvl w:ilvl="5" w:tplc="0409001B" w:tentative="1">
+      <w:start w:val="1"/>
+      <w:numFmt w:val="lowerRoman"/>
+      <w:lvlText w:val="%6."/>
+      <w:lvlJc w:val="right"/>
+      <w:pPr>
+        <w:ind w:left="4680" w:hanging="180"/>
+      </w:pPr>
+    </w:lvl>
+    <w:lvl w:ilvl="6" w:tplc="0409000F" w:tentative="1">
+      <w:start w:val="1"/>
+      <w:numFmt w:val="decimal"/>
+      <w:lvlText w:val="%7."/>
+      <w:lvlJc w:val="left"/>
+      <w:pPr>
+        <w:ind w:left="5400" w:hanging="360"/>
+      </w:pPr>
+    </w:lvl>
+    <w:lvl w:ilvl="7" w:tplc="04090019" w:tentative="1">
+      <w:start w:val="1"/>
+      <w:numFmt w:val="lowerLetter"/>
+      <w:lvlText w:val="%8."/>
+      <w:lvlJc w:val="left"/>
+      <w:pPr>
+        <w:ind w:left="6120" w:hanging="360"/>
+      </w:pPr>
+    </w:lvl>
+    <w:lvl w:ilvl="8" w:tplc="0409001B" w:tentative="1">
+      <w:start w:val="1"/>
+      <w:numFmt w:val="lowerRoman"/>
+      <w:lvlText w:val="%9."/>
+      <w:lvlJc w:val="right"/>
+      <w:pPr>
+        <w:ind w:left="6840" w:hanging="180"/>
+      </w:pPr>
+    </w:lvl>
+  </w:abstractNum>
+  <w:abstractNum w:abstractNumId="20" w15:restartNumberingAfterBreak="0">
+    <w:nsid w:val="7D0F6DE1"/>
+    <w:multiLevelType w:val="hybridMultilevel"/>
+    <w:tmpl w:val="479A335E"/>
     <w:lvl w:ilvl="0" w:tplc="04090001">
       <w:start w:val="1"/>
       <w:numFmt w:val="bullet"/>
@@ -31844,1063 +33796,68 @@
       </w:rPr>
     </w:lvl>
   </w:abstractNum>
-  <w:abstractNum w:abstractNumId="9" w15:restartNumberingAfterBreak="0">
-    <w:nsid w:val="39342E1D"/>
-    <w:multiLevelType w:val="hybridMultilevel"/>
-    <w:tmpl w:val="9FEC9C24"/>
-    <w:lvl w:ilvl="0" w:tplc="04090001">
-      <w:start w:val="1"/>
-      <w:numFmt w:val="bullet"/>
-      <w:lvlText w:val=""/>
-      <w:lvlJc w:val="left"/>
-      <w:pPr>
-        <w:ind w:left="720" w:hanging="360"/>
-      </w:pPr>
-      <w:rPr>
-        <w:rFonts w:ascii="Symbol" w:hAnsi="Symbol" w:hint="default"/>
-      </w:rPr>
-    </w:lvl>
-    <w:lvl w:ilvl="1" w:tplc="04090003">
-      <w:start w:val="1"/>
-      <w:numFmt w:val="bullet"/>
-      <w:lvlText w:val="o"/>
-      <w:lvlJc w:val="left"/>
-      <w:pPr>
-        <w:ind w:left="1440" w:hanging="360"/>
-      </w:pPr>
-      <w:rPr>
-        <w:rFonts w:ascii="Courier New" w:hAnsi="Courier New" w:cs="Courier New" w:hint="default"/>
-      </w:rPr>
-    </w:lvl>
-    <w:lvl w:ilvl="2" w:tplc="04090005" w:tentative="1">
-      <w:start w:val="1"/>
-      <w:numFmt w:val="bullet"/>
-      <w:lvlText w:val=""/>
-      <w:lvlJc w:val="left"/>
-      <w:pPr>
-        <w:ind w:left="2160" w:hanging="360"/>
-      </w:pPr>
-      <w:rPr>
-        <w:rFonts w:ascii="Wingdings" w:hAnsi="Wingdings" w:hint="default"/>
-      </w:rPr>
-    </w:lvl>
-    <w:lvl w:ilvl="3" w:tplc="04090001" w:tentative="1">
-      <w:start w:val="1"/>
-      <w:numFmt w:val="bullet"/>
-      <w:lvlText w:val=""/>
-      <w:lvlJc w:val="left"/>
-      <w:pPr>
-        <w:ind w:left="2880" w:hanging="360"/>
-      </w:pPr>
-      <w:rPr>
-        <w:rFonts w:ascii="Symbol" w:hAnsi="Symbol" w:hint="default"/>
-      </w:rPr>
-    </w:lvl>
-    <w:lvl w:ilvl="4" w:tplc="04090003" w:tentative="1">
-      <w:start w:val="1"/>
-      <w:numFmt w:val="bullet"/>
-      <w:lvlText w:val="o"/>
-      <w:lvlJc w:val="left"/>
-      <w:pPr>
-        <w:ind w:left="3600" w:hanging="360"/>
-      </w:pPr>
-      <w:rPr>
-        <w:rFonts w:ascii="Courier New" w:hAnsi="Courier New" w:cs="Courier New" w:hint="default"/>
-      </w:rPr>
-    </w:lvl>
-    <w:lvl w:ilvl="5" w:tplc="04090005" w:tentative="1">
-      <w:start w:val="1"/>
-      <w:numFmt w:val="bullet"/>
-      <w:lvlText w:val=""/>
-      <w:lvlJc w:val="left"/>
-      <w:pPr>
-        <w:ind w:left="4320" w:hanging="360"/>
-      </w:pPr>
-      <w:rPr>
-        <w:rFonts w:ascii="Wingdings" w:hAnsi="Wingdings" w:hint="default"/>
-      </w:rPr>
-    </w:lvl>
-    <w:lvl w:ilvl="6" w:tplc="04090001" w:tentative="1">
-      <w:start w:val="1"/>
-      <w:numFmt w:val="bullet"/>
-      <w:lvlText w:val=""/>
-      <w:lvlJc w:val="left"/>
-      <w:pPr>
-        <w:ind w:left="5040" w:hanging="360"/>
-      </w:pPr>
-      <w:rPr>
-        <w:rFonts w:ascii="Symbol" w:hAnsi="Symbol" w:hint="default"/>
-      </w:rPr>
-    </w:lvl>
-    <w:lvl w:ilvl="7" w:tplc="04090003" w:tentative="1">
-      <w:start w:val="1"/>
-      <w:numFmt w:val="bullet"/>
-      <w:lvlText w:val="o"/>
-      <w:lvlJc w:val="left"/>
-      <w:pPr>
-        <w:ind w:left="5760" w:hanging="360"/>
-      </w:pPr>
-      <w:rPr>
-        <w:rFonts w:ascii="Courier New" w:hAnsi="Courier New" w:cs="Courier New" w:hint="default"/>
-      </w:rPr>
-    </w:lvl>
-    <w:lvl w:ilvl="8" w:tplc="04090005" w:tentative="1">
-      <w:start w:val="1"/>
-      <w:numFmt w:val="bullet"/>
-      <w:lvlText w:val=""/>
-      <w:lvlJc w:val="left"/>
-      <w:pPr>
-        <w:ind w:left="6480" w:hanging="360"/>
-      </w:pPr>
-      <w:rPr>
-        <w:rFonts w:ascii="Wingdings" w:hAnsi="Wingdings" w:hint="default"/>
-      </w:rPr>
-    </w:lvl>
-  </w:abstractNum>
-  <w:abstractNum w:abstractNumId="10" w15:restartNumberingAfterBreak="0">
-    <w:nsid w:val="3C751E78"/>
-    <w:multiLevelType w:val="hybridMultilevel"/>
-    <w:tmpl w:val="1592D6A8"/>
-    <w:lvl w:ilvl="0" w:tplc="456CB9AE">
-      <w:start w:val="6"/>
-      <w:numFmt w:val="decimal"/>
-      <w:lvlText w:val="%1."/>
-      <w:lvlJc w:val="left"/>
-      <w:pPr>
-        <w:ind w:left="720" w:hanging="360"/>
-      </w:pPr>
-      <w:rPr>
-        <w:rFonts w:hint="default"/>
-      </w:rPr>
-    </w:lvl>
-    <w:lvl w:ilvl="1" w:tplc="04090019" w:tentative="1">
-      <w:start w:val="1"/>
-      <w:numFmt w:val="lowerLetter"/>
-      <w:lvlText w:val="%2."/>
-      <w:lvlJc w:val="left"/>
-      <w:pPr>
-        <w:ind w:left="1440" w:hanging="360"/>
-      </w:pPr>
-    </w:lvl>
-    <w:lvl w:ilvl="2" w:tplc="0409001B" w:tentative="1">
-      <w:start w:val="1"/>
-      <w:numFmt w:val="lowerRoman"/>
-      <w:lvlText w:val="%3."/>
-      <w:lvlJc w:val="right"/>
-      <w:pPr>
-        <w:ind w:left="2160" w:hanging="180"/>
-      </w:pPr>
-    </w:lvl>
-    <w:lvl w:ilvl="3" w:tplc="0409000F" w:tentative="1">
-      <w:start w:val="1"/>
-      <w:numFmt w:val="decimal"/>
-      <w:lvlText w:val="%4."/>
-      <w:lvlJc w:val="left"/>
-      <w:pPr>
-        <w:ind w:left="2880" w:hanging="360"/>
-      </w:pPr>
-    </w:lvl>
-    <w:lvl w:ilvl="4" w:tplc="04090019" w:tentative="1">
-      <w:start w:val="1"/>
-      <w:numFmt w:val="lowerLetter"/>
-      <w:lvlText w:val="%5."/>
-      <w:lvlJc w:val="left"/>
-      <w:pPr>
-        <w:ind w:left="3600" w:hanging="360"/>
-      </w:pPr>
-    </w:lvl>
-    <w:lvl w:ilvl="5" w:tplc="0409001B" w:tentative="1">
-      <w:start w:val="1"/>
-      <w:numFmt w:val="lowerRoman"/>
-      <w:lvlText w:val="%6."/>
-      <w:lvlJc w:val="right"/>
-      <w:pPr>
-        <w:ind w:left="4320" w:hanging="180"/>
-      </w:pPr>
-    </w:lvl>
-    <w:lvl w:ilvl="6" w:tplc="0409000F" w:tentative="1">
-      <w:start w:val="1"/>
-      <w:numFmt w:val="decimal"/>
-      <w:lvlText w:val="%7."/>
-      <w:lvlJc w:val="left"/>
-      <w:pPr>
-        <w:ind w:left="5040" w:hanging="360"/>
-      </w:pPr>
-    </w:lvl>
-    <w:lvl w:ilvl="7" w:tplc="04090019" w:tentative="1">
-      <w:start w:val="1"/>
-      <w:numFmt w:val="lowerLetter"/>
-      <w:lvlText w:val="%8."/>
-      <w:lvlJc w:val="left"/>
-      <w:pPr>
-        <w:ind w:left="5760" w:hanging="360"/>
-      </w:pPr>
-    </w:lvl>
-    <w:lvl w:ilvl="8" w:tplc="0409001B" w:tentative="1">
-      <w:start w:val="1"/>
-      <w:numFmt w:val="lowerRoman"/>
-      <w:lvlText w:val="%9."/>
-      <w:lvlJc w:val="right"/>
-      <w:pPr>
-        <w:ind w:left="6480" w:hanging="180"/>
-      </w:pPr>
-    </w:lvl>
-  </w:abstractNum>
-  <w:abstractNum w:abstractNumId="11" w15:restartNumberingAfterBreak="0">
-    <w:nsid w:val="42200B9F"/>
-    <w:multiLevelType w:val="hybridMultilevel"/>
-    <w:tmpl w:val="FCD655B8"/>
-    <w:lvl w:ilvl="0" w:tplc="0409000F">
-      <w:start w:val="1"/>
-      <w:numFmt w:val="decimal"/>
-      <w:lvlText w:val="%1."/>
-      <w:lvlJc w:val="left"/>
-      <w:pPr>
-        <w:ind w:left="720" w:hanging="360"/>
-      </w:pPr>
-    </w:lvl>
-    <w:lvl w:ilvl="1" w:tplc="04090019" w:tentative="1">
-      <w:start w:val="1"/>
-      <w:numFmt w:val="lowerLetter"/>
-      <w:lvlText w:val="%2."/>
-      <w:lvlJc w:val="left"/>
-      <w:pPr>
-        <w:ind w:left="1440" w:hanging="360"/>
-      </w:pPr>
-    </w:lvl>
-    <w:lvl w:ilvl="2" w:tplc="0409001B" w:tentative="1">
-      <w:start w:val="1"/>
-      <w:numFmt w:val="lowerRoman"/>
-      <w:lvlText w:val="%3."/>
-      <w:lvlJc w:val="right"/>
-      <w:pPr>
-        <w:ind w:left="2160" w:hanging="180"/>
-      </w:pPr>
-    </w:lvl>
-    <w:lvl w:ilvl="3" w:tplc="0409000F" w:tentative="1">
-      <w:start w:val="1"/>
-      <w:numFmt w:val="decimal"/>
-      <w:lvlText w:val="%4."/>
-      <w:lvlJc w:val="left"/>
-      <w:pPr>
-        <w:ind w:left="2880" w:hanging="360"/>
-      </w:pPr>
-    </w:lvl>
-    <w:lvl w:ilvl="4" w:tplc="04090019" w:tentative="1">
-      <w:start w:val="1"/>
-      <w:numFmt w:val="lowerLetter"/>
-      <w:lvlText w:val="%5."/>
-      <w:lvlJc w:val="left"/>
-      <w:pPr>
-        <w:ind w:left="3600" w:hanging="360"/>
-      </w:pPr>
-    </w:lvl>
-    <w:lvl w:ilvl="5" w:tplc="0409001B" w:tentative="1">
-      <w:start w:val="1"/>
-      <w:numFmt w:val="lowerRoman"/>
-      <w:lvlText w:val="%6."/>
-      <w:lvlJc w:val="right"/>
-      <w:pPr>
-        <w:ind w:left="4320" w:hanging="180"/>
-      </w:pPr>
-    </w:lvl>
-    <w:lvl w:ilvl="6" w:tplc="0409000F" w:tentative="1">
-      <w:start w:val="1"/>
-      <w:numFmt w:val="decimal"/>
-      <w:lvlText w:val="%7."/>
-      <w:lvlJc w:val="left"/>
-      <w:pPr>
-        <w:ind w:left="5040" w:hanging="360"/>
-      </w:pPr>
-    </w:lvl>
-    <w:lvl w:ilvl="7" w:tplc="04090019" w:tentative="1">
-      <w:start w:val="1"/>
-      <w:numFmt w:val="lowerLetter"/>
-      <w:lvlText w:val="%8."/>
-      <w:lvlJc w:val="left"/>
-      <w:pPr>
-        <w:ind w:left="5760" w:hanging="360"/>
-      </w:pPr>
-    </w:lvl>
-    <w:lvl w:ilvl="8" w:tplc="0409001B" w:tentative="1">
-      <w:start w:val="1"/>
-      <w:numFmt w:val="lowerRoman"/>
-      <w:lvlText w:val="%9."/>
-      <w:lvlJc w:val="right"/>
-      <w:pPr>
-        <w:ind w:left="6480" w:hanging="180"/>
-      </w:pPr>
-    </w:lvl>
-  </w:abstractNum>
-  <w:abstractNum w:abstractNumId="12" w15:restartNumberingAfterBreak="0">
-    <w:nsid w:val="471775BD"/>
-    <w:multiLevelType w:val="hybridMultilevel"/>
-    <w:tmpl w:val="271A9436"/>
-    <w:lvl w:ilvl="0" w:tplc="04090001">
-      <w:start w:val="1"/>
-      <w:numFmt w:val="bullet"/>
-      <w:lvlText w:val=""/>
-      <w:lvlJc w:val="left"/>
-      <w:pPr>
-        <w:ind w:left="720" w:hanging="360"/>
-      </w:pPr>
-      <w:rPr>
-        <w:rFonts w:ascii="Symbol" w:hAnsi="Symbol" w:hint="default"/>
-      </w:rPr>
-    </w:lvl>
-    <w:lvl w:ilvl="1" w:tplc="04090003" w:tentative="1">
-      <w:start w:val="1"/>
-      <w:numFmt w:val="bullet"/>
-      <w:lvlText w:val="o"/>
-      <w:lvlJc w:val="left"/>
-      <w:pPr>
-        <w:ind w:left="1440" w:hanging="360"/>
-      </w:pPr>
-      <w:rPr>
-        <w:rFonts w:ascii="Courier New" w:hAnsi="Courier New" w:cs="Courier New" w:hint="default"/>
-      </w:rPr>
-    </w:lvl>
-    <w:lvl w:ilvl="2" w:tplc="04090005" w:tentative="1">
-      <w:start w:val="1"/>
-      <w:numFmt w:val="bullet"/>
-      <w:lvlText w:val=""/>
-      <w:lvlJc w:val="left"/>
-      <w:pPr>
-        <w:ind w:left="2160" w:hanging="360"/>
-      </w:pPr>
-      <w:rPr>
-        <w:rFonts w:ascii="Wingdings" w:hAnsi="Wingdings" w:hint="default"/>
-      </w:rPr>
-    </w:lvl>
-    <w:lvl w:ilvl="3" w:tplc="04090001" w:tentative="1">
-      <w:start w:val="1"/>
-      <w:numFmt w:val="bullet"/>
-      <w:lvlText w:val=""/>
-      <w:lvlJc w:val="left"/>
-      <w:pPr>
-        <w:ind w:left="2880" w:hanging="360"/>
-      </w:pPr>
-      <w:rPr>
-        <w:rFonts w:ascii="Symbol" w:hAnsi="Symbol" w:hint="default"/>
-      </w:rPr>
-    </w:lvl>
-    <w:lvl w:ilvl="4" w:tplc="04090003" w:tentative="1">
-      <w:start w:val="1"/>
-      <w:numFmt w:val="bullet"/>
-      <w:lvlText w:val="o"/>
-      <w:lvlJc w:val="left"/>
-      <w:pPr>
-        <w:ind w:left="3600" w:hanging="360"/>
-      </w:pPr>
-      <w:rPr>
-        <w:rFonts w:ascii="Courier New" w:hAnsi="Courier New" w:cs="Courier New" w:hint="default"/>
-      </w:rPr>
-    </w:lvl>
-    <w:lvl w:ilvl="5" w:tplc="04090005" w:tentative="1">
-      <w:start w:val="1"/>
-      <w:numFmt w:val="bullet"/>
-      <w:lvlText w:val=""/>
-      <w:lvlJc w:val="left"/>
-      <w:pPr>
-        <w:ind w:left="4320" w:hanging="360"/>
-      </w:pPr>
-      <w:rPr>
-        <w:rFonts w:ascii="Wingdings" w:hAnsi="Wingdings" w:hint="default"/>
-      </w:rPr>
-    </w:lvl>
-    <w:lvl w:ilvl="6" w:tplc="04090001" w:tentative="1">
-      <w:start w:val="1"/>
-      <w:numFmt w:val="bullet"/>
-      <w:lvlText w:val=""/>
-      <w:lvlJc w:val="left"/>
-      <w:pPr>
-        <w:ind w:left="5040" w:hanging="360"/>
-      </w:pPr>
-      <w:rPr>
-        <w:rFonts w:ascii="Symbol" w:hAnsi="Symbol" w:hint="default"/>
-      </w:rPr>
-    </w:lvl>
-    <w:lvl w:ilvl="7" w:tplc="04090003" w:tentative="1">
-      <w:start w:val="1"/>
-      <w:numFmt w:val="bullet"/>
-      <w:lvlText w:val="o"/>
-      <w:lvlJc w:val="left"/>
-      <w:pPr>
-        <w:ind w:left="5760" w:hanging="360"/>
-      </w:pPr>
-      <w:rPr>
-        <w:rFonts w:ascii="Courier New" w:hAnsi="Courier New" w:cs="Courier New" w:hint="default"/>
-      </w:rPr>
-    </w:lvl>
-    <w:lvl w:ilvl="8" w:tplc="04090005" w:tentative="1">
-      <w:start w:val="1"/>
-      <w:numFmt w:val="bullet"/>
-      <w:lvlText w:val=""/>
-      <w:lvlJc w:val="left"/>
-      <w:pPr>
-        <w:ind w:left="6480" w:hanging="360"/>
-      </w:pPr>
-      <w:rPr>
-        <w:rFonts w:ascii="Wingdings" w:hAnsi="Wingdings" w:hint="default"/>
-      </w:rPr>
-    </w:lvl>
-  </w:abstractNum>
-  <w:abstractNum w:abstractNumId="13" w15:restartNumberingAfterBreak="0">
-    <w:nsid w:val="52F004D3"/>
-    <w:multiLevelType w:val="multilevel"/>
-    <w:tmpl w:val="84FE70EA"/>
-    <w:lvl w:ilvl="0">
-      <w:start w:val="1"/>
-      <w:numFmt w:val="decimal"/>
-      <w:lvlText w:val="%1."/>
-      <w:lvlJc w:val="left"/>
-      <w:pPr>
-        <w:tabs>
-          <w:tab w:val="num" w:pos="720"/>
-        </w:tabs>
-        <w:ind w:left="720" w:hanging="360"/>
-      </w:pPr>
-    </w:lvl>
-    <w:lvl w:ilvl="1" w:tentative="1">
-      <w:start w:val="1"/>
-      <w:numFmt w:val="decimal"/>
-      <w:lvlText w:val="%2."/>
-      <w:lvlJc w:val="left"/>
-      <w:pPr>
-        <w:tabs>
-          <w:tab w:val="num" w:pos="1440"/>
-        </w:tabs>
-        <w:ind w:left="1440" w:hanging="360"/>
-      </w:pPr>
-    </w:lvl>
-    <w:lvl w:ilvl="2" w:tentative="1">
-      <w:start w:val="1"/>
-      <w:numFmt w:val="decimal"/>
-      <w:lvlText w:val="%3."/>
-      <w:lvlJc w:val="left"/>
-      <w:pPr>
-        <w:tabs>
-          <w:tab w:val="num" w:pos="2160"/>
-        </w:tabs>
-        <w:ind w:left="2160" w:hanging="360"/>
-      </w:pPr>
-    </w:lvl>
-    <w:lvl w:ilvl="3" w:tentative="1">
-      <w:start w:val="1"/>
-      <w:numFmt w:val="decimal"/>
-      <w:lvlText w:val="%4."/>
-      <w:lvlJc w:val="left"/>
-      <w:pPr>
-        <w:tabs>
-          <w:tab w:val="num" w:pos="2880"/>
-        </w:tabs>
-        <w:ind w:left="2880" w:hanging="360"/>
-      </w:pPr>
-    </w:lvl>
-    <w:lvl w:ilvl="4" w:tentative="1">
-      <w:start w:val="1"/>
-      <w:numFmt w:val="decimal"/>
-      <w:lvlText w:val="%5."/>
-      <w:lvlJc w:val="left"/>
-      <w:pPr>
-        <w:tabs>
-          <w:tab w:val="num" w:pos="3600"/>
-        </w:tabs>
-        <w:ind w:left="3600" w:hanging="360"/>
-      </w:pPr>
-    </w:lvl>
-    <w:lvl w:ilvl="5" w:tentative="1">
-      <w:start w:val="1"/>
-      <w:numFmt w:val="decimal"/>
-      <w:lvlText w:val="%6."/>
-      <w:lvlJc w:val="left"/>
-      <w:pPr>
-        <w:tabs>
-          <w:tab w:val="num" w:pos="4320"/>
-        </w:tabs>
-        <w:ind w:left="4320" w:hanging="360"/>
-      </w:pPr>
-    </w:lvl>
-    <w:lvl w:ilvl="6" w:tentative="1">
-      <w:start w:val="1"/>
-      <w:numFmt w:val="decimal"/>
-      <w:lvlText w:val="%7."/>
-      <w:lvlJc w:val="left"/>
-      <w:pPr>
-        <w:tabs>
-          <w:tab w:val="num" w:pos="5040"/>
-        </w:tabs>
-        <w:ind w:left="5040" w:hanging="360"/>
-      </w:pPr>
-    </w:lvl>
-    <w:lvl w:ilvl="7" w:tentative="1">
-      <w:start w:val="1"/>
-      <w:numFmt w:val="decimal"/>
-      <w:lvlText w:val="%8."/>
-      <w:lvlJc w:val="left"/>
-      <w:pPr>
-        <w:tabs>
-          <w:tab w:val="num" w:pos="5760"/>
-        </w:tabs>
-        <w:ind w:left="5760" w:hanging="360"/>
-      </w:pPr>
-    </w:lvl>
-    <w:lvl w:ilvl="8" w:tentative="1">
-      <w:start w:val="1"/>
-      <w:numFmt w:val="decimal"/>
-      <w:lvlText w:val="%9."/>
-      <w:lvlJc w:val="left"/>
-      <w:pPr>
-        <w:tabs>
-          <w:tab w:val="num" w:pos="6480"/>
-        </w:tabs>
-        <w:ind w:left="6480" w:hanging="360"/>
-      </w:pPr>
-    </w:lvl>
-  </w:abstractNum>
-  <w:abstractNum w:abstractNumId="14" w15:restartNumberingAfterBreak="0">
-    <w:nsid w:val="5C951A9E"/>
-    <w:multiLevelType w:val="hybridMultilevel"/>
-    <w:tmpl w:val="93E89B04"/>
-    <w:lvl w:ilvl="0" w:tplc="04090001">
-      <w:start w:val="1"/>
-      <w:numFmt w:val="bullet"/>
-      <w:lvlText w:val=""/>
-      <w:lvlJc w:val="left"/>
-      <w:pPr>
-        <w:ind w:left="720" w:hanging="360"/>
-      </w:pPr>
-      <w:rPr>
-        <w:rFonts w:ascii="Symbol" w:hAnsi="Symbol" w:hint="default"/>
-      </w:rPr>
-    </w:lvl>
-    <w:lvl w:ilvl="1" w:tplc="04090003" w:tentative="1">
-      <w:start w:val="1"/>
-      <w:numFmt w:val="bullet"/>
-      <w:lvlText w:val="o"/>
-      <w:lvlJc w:val="left"/>
-      <w:pPr>
-        <w:ind w:left="1440" w:hanging="360"/>
-      </w:pPr>
-      <w:rPr>
-        <w:rFonts w:ascii="Courier New" w:hAnsi="Courier New" w:cs="Courier New" w:hint="default"/>
-      </w:rPr>
-    </w:lvl>
-    <w:lvl w:ilvl="2" w:tplc="04090005" w:tentative="1">
-      <w:start w:val="1"/>
-      <w:numFmt w:val="bullet"/>
-      <w:lvlText w:val=""/>
-      <w:lvlJc w:val="left"/>
-      <w:pPr>
-        <w:ind w:left="2160" w:hanging="360"/>
-      </w:pPr>
-      <w:rPr>
-        <w:rFonts w:ascii="Wingdings" w:hAnsi="Wingdings" w:hint="default"/>
-      </w:rPr>
-    </w:lvl>
-    <w:lvl w:ilvl="3" w:tplc="04090001" w:tentative="1">
-      <w:start w:val="1"/>
-      <w:numFmt w:val="bullet"/>
-      <w:lvlText w:val=""/>
-      <w:lvlJc w:val="left"/>
-      <w:pPr>
-        <w:ind w:left="2880" w:hanging="360"/>
-      </w:pPr>
-      <w:rPr>
-        <w:rFonts w:ascii="Symbol" w:hAnsi="Symbol" w:hint="default"/>
-      </w:rPr>
-    </w:lvl>
-    <w:lvl w:ilvl="4" w:tplc="04090003" w:tentative="1">
-      <w:start w:val="1"/>
-      <w:numFmt w:val="bullet"/>
-      <w:lvlText w:val="o"/>
-      <w:lvlJc w:val="left"/>
-      <w:pPr>
-        <w:ind w:left="3600" w:hanging="360"/>
-      </w:pPr>
-      <w:rPr>
-        <w:rFonts w:ascii="Courier New" w:hAnsi="Courier New" w:cs="Courier New" w:hint="default"/>
-      </w:rPr>
-    </w:lvl>
-    <w:lvl w:ilvl="5" w:tplc="04090005" w:tentative="1">
-      <w:start w:val="1"/>
-      <w:numFmt w:val="bullet"/>
-      <w:lvlText w:val=""/>
-      <w:lvlJc w:val="left"/>
-      <w:pPr>
-        <w:ind w:left="4320" w:hanging="360"/>
-      </w:pPr>
-      <w:rPr>
-        <w:rFonts w:ascii="Wingdings" w:hAnsi="Wingdings" w:hint="default"/>
-      </w:rPr>
-    </w:lvl>
-    <w:lvl w:ilvl="6" w:tplc="04090001" w:tentative="1">
-      <w:start w:val="1"/>
-      <w:numFmt w:val="bullet"/>
-      <w:lvlText w:val=""/>
-      <w:lvlJc w:val="left"/>
-      <w:pPr>
-        <w:ind w:left="5040" w:hanging="360"/>
-      </w:pPr>
-      <w:rPr>
-        <w:rFonts w:ascii="Symbol" w:hAnsi="Symbol" w:hint="default"/>
-      </w:rPr>
-    </w:lvl>
-    <w:lvl w:ilvl="7" w:tplc="04090003" w:tentative="1">
-      <w:start w:val="1"/>
-      <w:numFmt w:val="bullet"/>
-      <w:lvlText w:val="o"/>
-      <w:lvlJc w:val="left"/>
-      <w:pPr>
-        <w:ind w:left="5760" w:hanging="360"/>
-      </w:pPr>
-      <w:rPr>
-        <w:rFonts w:ascii="Courier New" w:hAnsi="Courier New" w:cs="Courier New" w:hint="default"/>
-      </w:rPr>
-    </w:lvl>
-    <w:lvl w:ilvl="8" w:tplc="04090005" w:tentative="1">
-      <w:start w:val="1"/>
-      <w:numFmt w:val="bullet"/>
-      <w:lvlText w:val=""/>
-      <w:lvlJc w:val="left"/>
-      <w:pPr>
-        <w:ind w:left="6480" w:hanging="360"/>
-      </w:pPr>
-      <w:rPr>
-        <w:rFonts w:ascii="Wingdings" w:hAnsi="Wingdings" w:hint="default"/>
-      </w:rPr>
-    </w:lvl>
-  </w:abstractNum>
-  <w:abstractNum w:abstractNumId="15" w15:restartNumberingAfterBreak="0">
-    <w:nsid w:val="61507DAE"/>
-    <w:multiLevelType w:val="hybridMultilevel"/>
-    <w:tmpl w:val="B12C64EC"/>
-    <w:lvl w:ilvl="0" w:tplc="0409000F">
-      <w:start w:val="1"/>
-      <w:numFmt w:val="decimal"/>
-      <w:lvlText w:val="%1."/>
-      <w:lvlJc w:val="left"/>
-      <w:pPr>
-        <w:ind w:left="1440" w:hanging="360"/>
-      </w:pPr>
-    </w:lvl>
-    <w:lvl w:ilvl="1" w:tplc="04090019" w:tentative="1">
-      <w:start w:val="1"/>
-      <w:numFmt w:val="lowerLetter"/>
-      <w:lvlText w:val="%2."/>
-      <w:lvlJc w:val="left"/>
-      <w:pPr>
-        <w:ind w:left="2160" w:hanging="360"/>
-      </w:pPr>
-    </w:lvl>
-    <w:lvl w:ilvl="2" w:tplc="0409001B" w:tentative="1">
-      <w:start w:val="1"/>
-      <w:numFmt w:val="lowerRoman"/>
-      <w:lvlText w:val="%3."/>
-      <w:lvlJc w:val="right"/>
-      <w:pPr>
-        <w:ind w:left="2880" w:hanging="180"/>
-      </w:pPr>
-    </w:lvl>
-    <w:lvl w:ilvl="3" w:tplc="0409000F" w:tentative="1">
-      <w:start w:val="1"/>
-      <w:numFmt w:val="decimal"/>
-      <w:lvlText w:val="%4."/>
-      <w:lvlJc w:val="left"/>
-      <w:pPr>
-        <w:ind w:left="3600" w:hanging="360"/>
-      </w:pPr>
-    </w:lvl>
-    <w:lvl w:ilvl="4" w:tplc="04090019" w:tentative="1">
-      <w:start w:val="1"/>
-      <w:numFmt w:val="lowerLetter"/>
-      <w:lvlText w:val="%5."/>
-      <w:lvlJc w:val="left"/>
-      <w:pPr>
-        <w:ind w:left="4320" w:hanging="360"/>
-      </w:pPr>
-    </w:lvl>
-    <w:lvl w:ilvl="5" w:tplc="0409001B" w:tentative="1">
-      <w:start w:val="1"/>
-      <w:numFmt w:val="lowerRoman"/>
-      <w:lvlText w:val="%6."/>
-      <w:lvlJc w:val="right"/>
-      <w:pPr>
-        <w:ind w:left="5040" w:hanging="180"/>
-      </w:pPr>
-    </w:lvl>
-    <w:lvl w:ilvl="6" w:tplc="0409000F" w:tentative="1">
-      <w:start w:val="1"/>
-      <w:numFmt w:val="decimal"/>
-      <w:lvlText w:val="%7."/>
-      <w:lvlJc w:val="left"/>
-      <w:pPr>
-        <w:ind w:left="5760" w:hanging="360"/>
-      </w:pPr>
-    </w:lvl>
-    <w:lvl w:ilvl="7" w:tplc="04090019" w:tentative="1">
-      <w:start w:val="1"/>
-      <w:numFmt w:val="lowerLetter"/>
-      <w:lvlText w:val="%8."/>
-      <w:lvlJc w:val="left"/>
-      <w:pPr>
-        <w:ind w:left="6480" w:hanging="360"/>
-      </w:pPr>
-    </w:lvl>
-    <w:lvl w:ilvl="8" w:tplc="0409001B" w:tentative="1">
-      <w:start w:val="1"/>
-      <w:numFmt w:val="lowerRoman"/>
-      <w:lvlText w:val="%9."/>
-      <w:lvlJc w:val="right"/>
-      <w:pPr>
-        <w:ind w:left="7200" w:hanging="180"/>
-      </w:pPr>
-    </w:lvl>
-  </w:abstractNum>
-  <w:abstractNum w:abstractNumId="16" w15:restartNumberingAfterBreak="0">
-    <w:nsid w:val="70F821E9"/>
-    <w:multiLevelType w:val="hybridMultilevel"/>
-    <w:tmpl w:val="10FCDF52"/>
-    <w:lvl w:ilvl="0" w:tplc="456CB9AE">
-      <w:start w:val="6"/>
-      <w:numFmt w:val="decimal"/>
-      <w:lvlText w:val="%1."/>
-      <w:lvlJc w:val="left"/>
-      <w:pPr>
-        <w:ind w:left="720" w:hanging="360"/>
-      </w:pPr>
-      <w:rPr>
-        <w:rFonts w:hint="default"/>
-      </w:rPr>
-    </w:lvl>
-    <w:lvl w:ilvl="1" w:tplc="04090019">
-      <w:start w:val="1"/>
-      <w:numFmt w:val="lowerLetter"/>
-      <w:lvlText w:val="%2."/>
-      <w:lvlJc w:val="left"/>
-      <w:pPr>
-        <w:ind w:left="1440" w:hanging="360"/>
-      </w:pPr>
-    </w:lvl>
-    <w:lvl w:ilvl="2" w:tplc="0409001B">
-      <w:start w:val="1"/>
-      <w:numFmt w:val="lowerRoman"/>
-      <w:lvlText w:val="%3."/>
-      <w:lvlJc w:val="right"/>
-      <w:pPr>
-        <w:ind w:left="2160" w:hanging="180"/>
-      </w:pPr>
-    </w:lvl>
-    <w:lvl w:ilvl="3" w:tplc="0409000F" w:tentative="1">
-      <w:start w:val="1"/>
-      <w:numFmt w:val="decimal"/>
-      <w:lvlText w:val="%4."/>
-      <w:lvlJc w:val="left"/>
-      <w:pPr>
-        <w:ind w:left="2880" w:hanging="360"/>
-      </w:pPr>
-    </w:lvl>
-    <w:lvl w:ilvl="4" w:tplc="04090019" w:tentative="1">
-      <w:start w:val="1"/>
-      <w:numFmt w:val="lowerLetter"/>
-      <w:lvlText w:val="%5."/>
-      <w:lvlJc w:val="left"/>
-      <w:pPr>
-        <w:ind w:left="3600" w:hanging="360"/>
-      </w:pPr>
-    </w:lvl>
-    <w:lvl w:ilvl="5" w:tplc="0409001B" w:tentative="1">
-      <w:start w:val="1"/>
-      <w:numFmt w:val="lowerRoman"/>
-      <w:lvlText w:val="%6."/>
-      <w:lvlJc w:val="right"/>
-      <w:pPr>
-        <w:ind w:left="4320" w:hanging="180"/>
-      </w:pPr>
-    </w:lvl>
-    <w:lvl w:ilvl="6" w:tplc="0409000F" w:tentative="1">
-      <w:start w:val="1"/>
-      <w:numFmt w:val="decimal"/>
-      <w:lvlText w:val="%7."/>
-      <w:lvlJc w:val="left"/>
-      <w:pPr>
-        <w:ind w:left="5040" w:hanging="360"/>
-      </w:pPr>
-    </w:lvl>
-    <w:lvl w:ilvl="7" w:tplc="04090019" w:tentative="1">
-      <w:start w:val="1"/>
-      <w:numFmt w:val="lowerLetter"/>
-      <w:lvlText w:val="%8."/>
-      <w:lvlJc w:val="left"/>
-      <w:pPr>
-        <w:ind w:left="5760" w:hanging="360"/>
-      </w:pPr>
-    </w:lvl>
-    <w:lvl w:ilvl="8" w:tplc="0409001B" w:tentative="1">
-      <w:start w:val="1"/>
-      <w:numFmt w:val="lowerRoman"/>
-      <w:lvlText w:val="%9."/>
-      <w:lvlJc w:val="right"/>
-      <w:pPr>
-        <w:ind w:left="6480" w:hanging="180"/>
-      </w:pPr>
-    </w:lvl>
-  </w:abstractNum>
-  <w:abstractNum w:abstractNumId="17" w15:restartNumberingAfterBreak="0">
-    <w:nsid w:val="7B2F1673"/>
-    <w:multiLevelType w:val="hybridMultilevel"/>
-    <w:tmpl w:val="D1B0EDE4"/>
-    <w:lvl w:ilvl="0" w:tplc="0409000F">
-      <w:start w:val="1"/>
-      <w:numFmt w:val="decimal"/>
-      <w:lvlText w:val="%1."/>
-      <w:lvlJc w:val="left"/>
-      <w:pPr>
-        <w:ind w:left="1080" w:hanging="360"/>
-      </w:pPr>
-    </w:lvl>
-    <w:lvl w:ilvl="1" w:tplc="04090019" w:tentative="1">
-      <w:start w:val="1"/>
-      <w:numFmt w:val="lowerLetter"/>
-      <w:lvlText w:val="%2."/>
-      <w:lvlJc w:val="left"/>
-      <w:pPr>
-        <w:ind w:left="1800" w:hanging="360"/>
-      </w:pPr>
-    </w:lvl>
-    <w:lvl w:ilvl="2" w:tplc="0409001B" w:tentative="1">
-      <w:start w:val="1"/>
-      <w:numFmt w:val="lowerRoman"/>
-      <w:lvlText w:val="%3."/>
-      <w:lvlJc w:val="right"/>
-      <w:pPr>
-        <w:ind w:left="2520" w:hanging="180"/>
-      </w:pPr>
-    </w:lvl>
-    <w:lvl w:ilvl="3" w:tplc="0409000F" w:tentative="1">
-      <w:start w:val="1"/>
-      <w:numFmt w:val="decimal"/>
-      <w:lvlText w:val="%4."/>
-      <w:lvlJc w:val="left"/>
-      <w:pPr>
-        <w:ind w:left="3240" w:hanging="360"/>
-      </w:pPr>
-    </w:lvl>
-    <w:lvl w:ilvl="4" w:tplc="04090019" w:tentative="1">
-      <w:start w:val="1"/>
-      <w:numFmt w:val="lowerLetter"/>
-      <w:lvlText w:val="%5."/>
-      <w:lvlJc w:val="left"/>
-      <w:pPr>
-        <w:ind w:left="3960" w:hanging="360"/>
-      </w:pPr>
-    </w:lvl>
-    <w:lvl w:ilvl="5" w:tplc="0409001B" w:tentative="1">
-      <w:start w:val="1"/>
-      <w:numFmt w:val="lowerRoman"/>
-      <w:lvlText w:val="%6."/>
-      <w:lvlJc w:val="right"/>
-      <w:pPr>
-        <w:ind w:left="4680" w:hanging="180"/>
-      </w:pPr>
-    </w:lvl>
-    <w:lvl w:ilvl="6" w:tplc="0409000F" w:tentative="1">
-      <w:start w:val="1"/>
-      <w:numFmt w:val="decimal"/>
-      <w:lvlText w:val="%7."/>
-      <w:lvlJc w:val="left"/>
-      <w:pPr>
-        <w:ind w:left="5400" w:hanging="360"/>
-      </w:pPr>
-    </w:lvl>
-    <w:lvl w:ilvl="7" w:tplc="04090019" w:tentative="1">
-      <w:start w:val="1"/>
-      <w:numFmt w:val="lowerLetter"/>
-      <w:lvlText w:val="%8."/>
-      <w:lvlJc w:val="left"/>
-      <w:pPr>
-        <w:ind w:left="6120" w:hanging="360"/>
-      </w:pPr>
-    </w:lvl>
-    <w:lvl w:ilvl="8" w:tplc="0409001B" w:tentative="1">
-      <w:start w:val="1"/>
-      <w:numFmt w:val="lowerRoman"/>
-      <w:lvlText w:val="%9."/>
-      <w:lvlJc w:val="right"/>
-      <w:pPr>
-        <w:ind w:left="6840" w:hanging="180"/>
-      </w:pPr>
-    </w:lvl>
-  </w:abstractNum>
-  <w:abstractNum w:abstractNumId="18" w15:restartNumberingAfterBreak="0">
-    <w:nsid w:val="7D0F6DE1"/>
-    <w:multiLevelType w:val="hybridMultilevel"/>
-    <w:tmpl w:val="479A335E"/>
-    <w:lvl w:ilvl="0" w:tplc="04090001">
-      <w:start w:val="1"/>
-      <w:numFmt w:val="bullet"/>
-      <w:lvlText w:val=""/>
-      <w:lvlJc w:val="left"/>
-      <w:pPr>
-        <w:ind w:left="720" w:hanging="360"/>
-      </w:pPr>
-      <w:rPr>
-        <w:rFonts w:ascii="Symbol" w:hAnsi="Symbol" w:hint="default"/>
-      </w:rPr>
-    </w:lvl>
-    <w:lvl w:ilvl="1" w:tplc="04090003" w:tentative="1">
-      <w:start w:val="1"/>
-      <w:numFmt w:val="bullet"/>
-      <w:lvlText w:val="o"/>
-      <w:lvlJc w:val="left"/>
-      <w:pPr>
-        <w:ind w:left="1440" w:hanging="360"/>
-      </w:pPr>
-      <w:rPr>
-        <w:rFonts w:ascii="Courier New" w:hAnsi="Courier New" w:cs="Courier New" w:hint="default"/>
-      </w:rPr>
-    </w:lvl>
-    <w:lvl w:ilvl="2" w:tplc="04090005" w:tentative="1">
-      <w:start w:val="1"/>
-      <w:numFmt w:val="bullet"/>
-      <w:lvlText w:val=""/>
-      <w:lvlJc w:val="left"/>
-      <w:pPr>
-        <w:ind w:left="2160" w:hanging="360"/>
-      </w:pPr>
-      <w:rPr>
-        <w:rFonts w:ascii="Wingdings" w:hAnsi="Wingdings" w:hint="default"/>
-      </w:rPr>
-    </w:lvl>
-    <w:lvl w:ilvl="3" w:tplc="04090001" w:tentative="1">
-      <w:start w:val="1"/>
-      <w:numFmt w:val="bullet"/>
-      <w:lvlText w:val=""/>
-      <w:lvlJc w:val="left"/>
-      <w:pPr>
-        <w:ind w:left="2880" w:hanging="360"/>
-      </w:pPr>
-      <w:rPr>
-        <w:rFonts w:ascii="Symbol" w:hAnsi="Symbol" w:hint="default"/>
-      </w:rPr>
-    </w:lvl>
-    <w:lvl w:ilvl="4" w:tplc="04090003" w:tentative="1">
-      <w:start w:val="1"/>
-      <w:numFmt w:val="bullet"/>
-      <w:lvlText w:val="o"/>
-      <w:lvlJc w:val="left"/>
-      <w:pPr>
-        <w:ind w:left="3600" w:hanging="360"/>
-      </w:pPr>
-      <w:rPr>
-        <w:rFonts w:ascii="Courier New" w:hAnsi="Courier New" w:cs="Courier New" w:hint="default"/>
-      </w:rPr>
-    </w:lvl>
-    <w:lvl w:ilvl="5" w:tplc="04090005" w:tentative="1">
-      <w:start w:val="1"/>
-      <w:numFmt w:val="bullet"/>
-      <w:lvlText w:val=""/>
-      <w:lvlJc w:val="left"/>
-      <w:pPr>
-        <w:ind w:left="4320" w:hanging="360"/>
-      </w:pPr>
-      <w:rPr>
-        <w:rFonts w:ascii="Wingdings" w:hAnsi="Wingdings" w:hint="default"/>
-      </w:rPr>
-    </w:lvl>
-    <w:lvl w:ilvl="6" w:tplc="04090001" w:tentative="1">
-      <w:start w:val="1"/>
-      <w:numFmt w:val="bullet"/>
-      <w:lvlText w:val=""/>
-      <w:lvlJc w:val="left"/>
-      <w:pPr>
-        <w:ind w:left="5040" w:hanging="360"/>
-      </w:pPr>
-      <w:rPr>
-        <w:rFonts w:ascii="Symbol" w:hAnsi="Symbol" w:hint="default"/>
-      </w:rPr>
-    </w:lvl>
-    <w:lvl w:ilvl="7" w:tplc="04090003" w:tentative="1">
-      <w:start w:val="1"/>
-      <w:numFmt w:val="bullet"/>
-      <w:lvlText w:val="o"/>
-      <w:lvlJc w:val="left"/>
-      <w:pPr>
-        <w:ind w:left="5760" w:hanging="360"/>
-      </w:pPr>
-      <w:rPr>
-        <w:rFonts w:ascii="Courier New" w:hAnsi="Courier New" w:cs="Courier New" w:hint="default"/>
-      </w:rPr>
-    </w:lvl>
-    <w:lvl w:ilvl="8" w:tplc="04090005" w:tentative="1">
-      <w:start w:val="1"/>
-      <w:numFmt w:val="bullet"/>
-      <w:lvlText w:val=""/>
-      <w:lvlJc w:val="left"/>
-      <w:pPr>
-        <w:ind w:left="6480" w:hanging="360"/>
-      </w:pPr>
-      <w:rPr>
-        <w:rFonts w:ascii="Wingdings" w:hAnsi="Wingdings" w:hint="default"/>
-      </w:rPr>
-    </w:lvl>
-  </w:abstractNum>
   <w:num w:numId="1">
+    <w:abstractNumId w:val="15"/>
+  </w:num>
+  <w:num w:numId="2">
+    <w:abstractNumId w:val="9"/>
+  </w:num>
+  <w:num w:numId="3">
+    <w:abstractNumId w:val="20"/>
+  </w:num>
+  <w:num w:numId="4">
+    <w:abstractNumId w:val="6"/>
+  </w:num>
+  <w:num w:numId="5">
+    <w:abstractNumId w:val="10"/>
+  </w:num>
+  <w:num w:numId="6">
     <w:abstractNumId w:val="13"/>
   </w:num>
-  <w:num w:numId="2">
-    <w:abstractNumId w:val="8"/>
+  <w:num w:numId="7">
+    <w:abstractNumId w:val="16"/>
   </w:num>
-  <w:num w:numId="3">
+  <w:num w:numId="8">
+    <w:abstractNumId w:val="12"/>
+  </w:num>
+  <w:num w:numId="9">
     <w:abstractNumId w:val="18"/>
   </w:num>
-  <w:num w:numId="4">
-    <w:abstractNumId w:val="5"/>
-  </w:num>
-  <w:num w:numId="5">
-    <w:abstractNumId w:val="9"/>
-  </w:num>
-  <w:num w:numId="6">
-    <w:abstractNumId w:val="12"/>
-  </w:num>
-  <w:num w:numId="7">
-    <w:abstractNumId w:val="14"/>
-  </w:num>
-  <w:num w:numId="8">
+  <w:num w:numId="10">
     <w:abstractNumId w:val="11"/>
-  </w:num>
-  <w:num w:numId="9">
-    <w:abstractNumId w:val="16"/>
-  </w:num>
-  <w:num w:numId="10">
-    <w:abstractNumId w:val="10"/>
   </w:num>
   <w:num w:numId="11">
     <w:abstractNumId w:val="0"/>
   </w:num>
   <w:num w:numId="12">
-    <w:abstractNumId w:val="15"/>
+    <w:abstractNumId w:val="17"/>
   </w:num>
   <w:num w:numId="13">
+    <w:abstractNumId w:val="2"/>
+  </w:num>
+  <w:num w:numId="14">
+    <w:abstractNumId w:val="8"/>
+  </w:num>
+  <w:num w:numId="15">
+    <w:abstractNumId w:val="7"/>
+  </w:num>
+  <w:num w:numId="16">
+    <w:abstractNumId w:val="19"/>
+  </w:num>
+  <w:num w:numId="17">
+    <w:abstractNumId w:val="4"/>
+  </w:num>
+  <w:num w:numId="18">
+    <w:abstractNumId w:val="3"/>
+  </w:num>
+  <w:num w:numId="19">
+    <w:abstractNumId w:val="5"/>
+  </w:num>
+  <w:num w:numId="20">
     <w:abstractNumId w:val="1"/>
   </w:num>
-  <w:num w:numId="14">
-    <w:abstractNumId w:val="7"/>
-  </w:num>
-  <w:num w:numId="15">
-    <w:abstractNumId w:val="6"/>
-  </w:num>
-  <w:num w:numId="16">
-    <w:abstractNumId w:val="17"/>
-  </w:num>
-  <w:num w:numId="17">
-    <w:abstractNumId w:val="3"/>
-  </w:num>
-  <w:num w:numId="18">
-    <w:abstractNumId w:val="2"/>
-  </w:num>
-  <w:num w:numId="19">
-    <w:abstractNumId w:val="4"/>
+  <w:num w:numId="21">
+    <w:abstractNumId w:val="14"/>
   </w:num>
 </w:numbering>
 </file>

--- a/Croma Campus  Notes Python.docx
+++ b/Croma Campus  Notes Python.docx
@@ -31715,8 +31715,284 @@
     <w:p>
       <w:pPr>
         <w:pStyle w:val="NoSpacing"/>
+      </w:pPr>
+    </w:p>
+    <w:p>
+      <w:pPr>
+        <w:pStyle w:val="NoSpacing"/>
+      </w:pPr>
+    </w:p>
+    <w:p>
+      <w:pPr>
+        <w:pStyle w:val="NoSpacing"/>
+      </w:pPr>
+      <w:r>
+        <w:t>==================================================================================================================================</w:t>
+      </w:r>
+    </w:p>
+    <w:p>
+      <w:pPr>
+        <w:pStyle w:val="NoSpacing"/>
+        <w:rPr>
+          <w:b/>
+          <w:sz w:val="52"/>
+          <w:szCs w:val="52"/>
+        </w:rPr>
+      </w:pPr>
+      <w:r>
+        <w:rPr>
+          <w:b/>
+          <w:sz w:val="52"/>
+          <w:szCs w:val="52"/>
+        </w:rPr>
+        <w:t>SEABORN</w:t>
+      </w:r>
+      <w:r>
+        <w:rPr>
+          <w:b/>
+          <w:sz w:val="52"/>
+          <w:szCs w:val="52"/>
+        </w:rPr>
+        <w:sym w:font="Wingdings" w:char="F0E8"/>
+      </w:r>
+      <w:r>
+        <w:rPr>
+          <w:b/>
+          <w:sz w:val="52"/>
+          <w:szCs w:val="52"/>
+        </w:rPr>
+        <w:t xml:space="preserve"> </w:t>
+      </w:r>
+      <w:r>
+        <w:rPr>
+          <w:b/>
+          <w:sz w:val="52"/>
+          <w:szCs w:val="52"/>
+        </w:rPr>
+        <w:t>Seaborn is written on Matplotlib</w:t>
+      </w:r>
+    </w:p>
+    <w:p>
+      <w:pPr>
+        <w:pStyle w:val="NoSpacing"/>
+        <w:numPr>
+          <w:ilvl w:val="0"/>
+          <w:numId w:val="22"/>
+        </w:numPr>
+      </w:pPr>
+      <w:r>
+        <w:t>#!pip install seaborn</w:t>
+      </w:r>
+    </w:p>
+    <w:p>
+      <w:pPr>
+        <w:pStyle w:val="NoSpacing"/>
         <w:ind w:left="720"/>
       </w:pPr>
+      <w:r>
+        <w:t>import seaborn</w:t>
+      </w:r>
+    </w:p>
+    <w:p>
+      <w:pPr>
+        <w:pStyle w:val="NoSpacing"/>
+        <w:numPr>
+          <w:ilvl w:val="0"/>
+          <w:numId w:val="22"/>
+        </w:numPr>
+      </w:pPr>
+      <w:r>
+        <w:t>seaborn.__version__</w:t>
+      </w:r>
+    </w:p>
+    <w:p>
+      <w:pPr>
+        <w:pStyle w:val="NoSpacing"/>
+        <w:numPr>
+          <w:ilvl w:val="0"/>
+          <w:numId w:val="22"/>
+        </w:numPr>
+      </w:pPr>
+      <w:r>
+        <w:t>import seaborn as sns</w:t>
+      </w:r>
+    </w:p>
+    <w:p>
+      <w:pPr>
+        <w:pStyle w:val="NoSpacing"/>
+        <w:ind w:left="720"/>
+      </w:pPr>
+      <w:r>
+        <w:t>import pandas as pd</w:t>
+      </w:r>
+    </w:p>
+    <w:p>
+      <w:pPr>
+        <w:pStyle w:val="NoSpacing"/>
+        <w:ind w:left="720"/>
+      </w:pPr>
+      <w:r>
+        <w:t>import numpy as np</w:t>
+      </w:r>
+    </w:p>
+    <w:p>
+      <w:pPr>
+        <w:pStyle w:val="NoSpacing"/>
+        <w:ind w:left="720"/>
+      </w:pPr>
+      <w:r>
+        <w:t>import matplotlib.pyplot as plt</w:t>
+      </w:r>
+    </w:p>
+    <w:p>
+      <w:pPr>
+        <w:pStyle w:val="NoSpacing"/>
+        <w:numPr>
+          <w:ilvl w:val="0"/>
+          <w:numId w:val="22"/>
+        </w:numPr>
+      </w:pPr>
+      <w:r>
+        <w:t>df = pd.read_excel("Financial_Sample.xlsx")</w:t>
+      </w:r>
+    </w:p>
+    <w:p>
+      <w:pPr>
+        <w:pStyle w:val="NoSpacing"/>
+        <w:numPr>
+          <w:ilvl w:val="0"/>
+          <w:numId w:val="22"/>
+        </w:numPr>
+      </w:pPr>
+      <w:r>
+        <w:t>df.isnull().sum()</w:t>
+      </w:r>
+    </w:p>
+    <w:p>
+      <w:pPr>
+        <w:pStyle w:val="NoSpacing"/>
+        <w:numPr>
+          <w:ilvl w:val="0"/>
+          <w:numId w:val="22"/>
+        </w:numPr>
+      </w:pPr>
+      <w:r>
+        <w:t>sns.heatmap(df.isnull())</w:t>
+      </w:r>
+    </w:p>
+    <w:p>
+      <w:pPr>
+        <w:pStyle w:val="NoSpacing"/>
+        <w:numPr>
+          <w:ilvl w:val="0"/>
+          <w:numId w:val="22"/>
+        </w:numPr>
+      </w:pPr>
+      <w:r>
+        <w:t>plt.figure(figsize=(6,3))</w:t>
+      </w:r>
+    </w:p>
+    <w:p>
+      <w:pPr>
+        <w:pStyle w:val="NoSpacing"/>
+        <w:ind w:left="720"/>
+      </w:pPr>
+      <w:r>
+        <w:t>sns.heatmap(df.isnull())</w:t>
+      </w:r>
+    </w:p>
+    <w:p>
+      <w:pPr>
+        <w:pStyle w:val="NoSpacing"/>
+        <w:ind w:left="360" w:firstLine="360"/>
+      </w:pPr>
+      <w:r>
+        <w:t>plt.show()</w:t>
+      </w:r>
+    </w:p>
+    <w:p>
+      <w:pPr>
+        <w:pStyle w:val="NoSpacing"/>
+        <w:numPr>
+          <w:ilvl w:val="0"/>
+          <w:numId w:val="22"/>
+        </w:numPr>
+      </w:pPr>
+      <w:r>
+        <w:t>df.select_dtypes(include = np.number).columns</w:t>
+      </w:r>
+    </w:p>
+    <w:p>
+      <w:pPr>
+        <w:pStyle w:val="NoSpacing"/>
+        <w:numPr>
+          <w:ilvl w:val="0"/>
+          <w:numId w:val="22"/>
+        </w:numPr>
+      </w:pPr>
+      <w:r>
+        <w:t>plt.figure(figsize=(12, 4))</w:t>
+      </w:r>
+    </w:p>
+    <w:p>
+      <w:pPr>
+        <w:pStyle w:val="NoSpacing"/>
+        <w:ind w:left="720"/>
+      </w:pPr>
+      <w:r>
+        <w:t>sns.boxplot(df.select_dtypes(include = np.number))</w:t>
+      </w:r>
+    </w:p>
+    <w:p>
+      <w:pPr>
+        <w:pStyle w:val="NoSpacing"/>
+        <w:ind w:left="720"/>
+      </w:pPr>
+      <w:r>
+        <w:t>plt.show()</w:t>
+      </w:r>
+    </w:p>
+    <w:p>
+      <w:pPr>
+        <w:pStyle w:val="NoSpacing"/>
+        <w:numPr>
+          <w:ilvl w:val="0"/>
+          <w:numId w:val="22"/>
+        </w:numPr>
+      </w:pPr>
+      <w:r>
+        <w:t>plt.figure(figsize = (12,4))</w:t>
+      </w:r>
+    </w:p>
+    <w:p>
+      <w:pPr>
+        <w:pStyle w:val="NoSpacing"/>
+        <w:ind w:left="720"/>
+      </w:pPr>
+      <w:r>
+        <w:t>sns.lineplot(df.select_dtypes(include = int))</w:t>
+      </w:r>
+    </w:p>
+    <w:p>
+      <w:pPr>
+        <w:pStyle w:val="NoSpacing"/>
+        <w:ind w:left="720"/>
+      </w:pPr>
+      <w:r>
+        <w:t>plt.show()</w:t>
+      </w:r>
+    </w:p>
+    <w:p>
+      <w:pPr>
+        <w:pStyle w:val="NoSpacing"/>
+        <w:numPr>
+          <w:ilvl w:val="0"/>
+          <w:numId w:val="22"/>
+        </w:numPr>
+      </w:pPr>
+      <w:r>
+        <w:t>sns.load_dataset('taxis')</w:t>
+      </w:r>
       <w:bookmarkStart w:id="0" w:name="_GoBack"/>
       <w:bookmarkEnd w:id="0"/>
     </w:p>
@@ -32018,6 +32294,92 @@
     </w:lvl>
   </w:abstractNum>
   <w:abstractNum w:abstractNumId="3" w15:restartNumberingAfterBreak="0">
+    <w:nsid w:val="088453BF"/>
+    <w:multiLevelType w:val="hybridMultilevel"/>
+    <w:tmpl w:val="2AE4E5B2"/>
+    <w:lvl w:ilvl="0" w:tplc="0409000F">
+      <w:start w:val="1"/>
+      <w:numFmt w:val="decimal"/>
+      <w:lvlText w:val="%1."/>
+      <w:lvlJc w:val="left"/>
+      <w:pPr>
+        <w:ind w:left="720" w:hanging="360"/>
+      </w:pPr>
+    </w:lvl>
+    <w:lvl w:ilvl="1" w:tplc="04090019" w:tentative="1">
+      <w:start w:val="1"/>
+      <w:numFmt w:val="lowerLetter"/>
+      <w:lvlText w:val="%2."/>
+      <w:lvlJc w:val="left"/>
+      <w:pPr>
+        <w:ind w:left="1440" w:hanging="360"/>
+      </w:pPr>
+    </w:lvl>
+    <w:lvl w:ilvl="2" w:tplc="0409001B" w:tentative="1">
+      <w:start w:val="1"/>
+      <w:numFmt w:val="lowerRoman"/>
+      <w:lvlText w:val="%3."/>
+      <w:lvlJc w:val="right"/>
+      <w:pPr>
+        <w:ind w:left="2160" w:hanging="180"/>
+      </w:pPr>
+    </w:lvl>
+    <w:lvl w:ilvl="3" w:tplc="0409000F" w:tentative="1">
+      <w:start w:val="1"/>
+      <w:numFmt w:val="decimal"/>
+      <w:lvlText w:val="%4."/>
+      <w:lvlJc w:val="left"/>
+      <w:pPr>
+        <w:ind w:left="2880" w:hanging="360"/>
+      </w:pPr>
+    </w:lvl>
+    <w:lvl w:ilvl="4" w:tplc="04090019" w:tentative="1">
+      <w:start w:val="1"/>
+      <w:numFmt w:val="lowerLetter"/>
+      <w:lvlText w:val="%5."/>
+      <w:lvlJc w:val="left"/>
+      <w:pPr>
+        <w:ind w:left="3600" w:hanging="360"/>
+      </w:pPr>
+    </w:lvl>
+    <w:lvl w:ilvl="5" w:tplc="0409001B" w:tentative="1">
+      <w:start w:val="1"/>
+      <w:numFmt w:val="lowerRoman"/>
+      <w:lvlText w:val="%6."/>
+      <w:lvlJc w:val="right"/>
+      <w:pPr>
+        <w:ind w:left="4320" w:hanging="180"/>
+      </w:pPr>
+    </w:lvl>
+    <w:lvl w:ilvl="6" w:tplc="0409000F" w:tentative="1">
+      <w:start w:val="1"/>
+      <w:numFmt w:val="decimal"/>
+      <w:lvlText w:val="%7."/>
+      <w:lvlJc w:val="left"/>
+      <w:pPr>
+        <w:ind w:left="5040" w:hanging="360"/>
+      </w:pPr>
+    </w:lvl>
+    <w:lvl w:ilvl="7" w:tplc="04090019" w:tentative="1">
+      <w:start w:val="1"/>
+      <w:numFmt w:val="lowerLetter"/>
+      <w:lvlText w:val="%8."/>
+      <w:lvlJc w:val="left"/>
+      <w:pPr>
+        <w:ind w:left="5760" w:hanging="360"/>
+      </w:pPr>
+    </w:lvl>
+    <w:lvl w:ilvl="8" w:tplc="0409001B" w:tentative="1">
+      <w:start w:val="1"/>
+      <w:numFmt w:val="lowerRoman"/>
+      <w:lvlText w:val="%9."/>
+      <w:lvlJc w:val="right"/>
+      <w:pPr>
+        <w:ind w:left="6480" w:hanging="180"/>
+      </w:pPr>
+    </w:lvl>
+  </w:abstractNum>
+  <w:abstractNum w:abstractNumId="4" w15:restartNumberingAfterBreak="0">
     <w:nsid w:val="12090983"/>
     <w:multiLevelType w:val="hybridMultilevel"/>
     <w:tmpl w:val="0A64E5CA"/>
@@ -32106,7 +32468,7 @@
       </w:pPr>
     </w:lvl>
   </w:abstractNum>
-  <w:abstractNum w:abstractNumId="4" w15:restartNumberingAfterBreak="0">
+  <w:abstractNum w:abstractNumId="5" w15:restartNumberingAfterBreak="0">
     <w:nsid w:val="12BA2945"/>
     <w:multiLevelType w:val="hybridMultilevel"/>
     <w:tmpl w:val="FBAEFB4E"/>
@@ -32195,7 +32557,93 @@
       </w:pPr>
     </w:lvl>
   </w:abstractNum>
-  <w:abstractNum w:abstractNumId="5" w15:restartNumberingAfterBreak="0">
+  <w:abstractNum w:abstractNumId="6" w15:restartNumberingAfterBreak="0">
+    <w:nsid w:val="1313752A"/>
+    <w:multiLevelType w:val="hybridMultilevel"/>
+    <w:tmpl w:val="76F659F6"/>
+    <w:lvl w:ilvl="0" w:tplc="0409000F">
+      <w:start w:val="1"/>
+      <w:numFmt w:val="decimal"/>
+      <w:lvlText w:val="%1."/>
+      <w:lvlJc w:val="left"/>
+      <w:pPr>
+        <w:ind w:left="720" w:hanging="360"/>
+      </w:pPr>
+    </w:lvl>
+    <w:lvl w:ilvl="1" w:tplc="04090019" w:tentative="1">
+      <w:start w:val="1"/>
+      <w:numFmt w:val="lowerLetter"/>
+      <w:lvlText w:val="%2."/>
+      <w:lvlJc w:val="left"/>
+      <w:pPr>
+        <w:ind w:left="1440" w:hanging="360"/>
+      </w:pPr>
+    </w:lvl>
+    <w:lvl w:ilvl="2" w:tplc="0409001B" w:tentative="1">
+      <w:start w:val="1"/>
+      <w:numFmt w:val="lowerRoman"/>
+      <w:lvlText w:val="%3."/>
+      <w:lvlJc w:val="right"/>
+      <w:pPr>
+        <w:ind w:left="2160" w:hanging="180"/>
+      </w:pPr>
+    </w:lvl>
+    <w:lvl w:ilvl="3" w:tplc="0409000F" w:tentative="1">
+      <w:start w:val="1"/>
+      <w:numFmt w:val="decimal"/>
+      <w:lvlText w:val="%4."/>
+      <w:lvlJc w:val="left"/>
+      <w:pPr>
+        <w:ind w:left="2880" w:hanging="360"/>
+      </w:pPr>
+    </w:lvl>
+    <w:lvl w:ilvl="4" w:tplc="04090019" w:tentative="1">
+      <w:start w:val="1"/>
+      <w:numFmt w:val="lowerLetter"/>
+      <w:lvlText w:val="%5."/>
+      <w:lvlJc w:val="left"/>
+      <w:pPr>
+        <w:ind w:left="3600" w:hanging="360"/>
+      </w:pPr>
+    </w:lvl>
+    <w:lvl w:ilvl="5" w:tplc="0409001B" w:tentative="1">
+      <w:start w:val="1"/>
+      <w:numFmt w:val="lowerRoman"/>
+      <w:lvlText w:val="%6."/>
+      <w:lvlJc w:val="right"/>
+      <w:pPr>
+        <w:ind w:left="4320" w:hanging="180"/>
+      </w:pPr>
+    </w:lvl>
+    <w:lvl w:ilvl="6" w:tplc="0409000F" w:tentative="1">
+      <w:start w:val="1"/>
+      <w:numFmt w:val="decimal"/>
+      <w:lvlText w:val="%7."/>
+      <w:lvlJc w:val="left"/>
+      <w:pPr>
+        <w:ind w:left="5040" w:hanging="360"/>
+      </w:pPr>
+    </w:lvl>
+    <w:lvl w:ilvl="7" w:tplc="04090019" w:tentative="1">
+      <w:start w:val="1"/>
+      <w:numFmt w:val="lowerLetter"/>
+      <w:lvlText w:val="%8."/>
+      <w:lvlJc w:val="left"/>
+      <w:pPr>
+        <w:ind w:left="5760" w:hanging="360"/>
+      </w:pPr>
+    </w:lvl>
+    <w:lvl w:ilvl="8" w:tplc="0409001B" w:tentative="1">
+      <w:start w:val="1"/>
+      <w:numFmt w:val="lowerRoman"/>
+      <w:lvlText w:val="%9."/>
+      <w:lvlJc w:val="right"/>
+      <w:pPr>
+        <w:ind w:left="6480" w:hanging="180"/>
+      </w:pPr>
+    </w:lvl>
+  </w:abstractNum>
+  <w:abstractNum w:abstractNumId="7" w15:restartNumberingAfterBreak="0">
     <w:nsid w:val="16D808C4"/>
     <w:multiLevelType w:val="hybridMultilevel"/>
     <w:tmpl w:val="F2A66E26"/>
@@ -32284,7 +32732,7 @@
       </w:pPr>
     </w:lvl>
   </w:abstractNum>
-  <w:abstractNum w:abstractNumId="6" w15:restartNumberingAfterBreak="0">
+  <w:abstractNum w:abstractNumId="8" w15:restartNumberingAfterBreak="0">
     <w:nsid w:val="25CE0EDF"/>
     <w:multiLevelType w:val="hybridMultilevel"/>
     <w:tmpl w:val="1110FF4C"/>
@@ -32397,7 +32845,7 @@
       </w:rPr>
     </w:lvl>
   </w:abstractNum>
-  <w:abstractNum w:abstractNumId="7" w15:restartNumberingAfterBreak="0">
+  <w:abstractNum w:abstractNumId="9" w15:restartNumberingAfterBreak="0">
     <w:nsid w:val="308C39A2"/>
     <w:multiLevelType w:val="hybridMultilevel"/>
     <w:tmpl w:val="8B523B0C"/>
@@ -32483,7 +32931,7 @@
       </w:pPr>
     </w:lvl>
   </w:abstractNum>
-  <w:abstractNum w:abstractNumId="8" w15:restartNumberingAfterBreak="0">
+  <w:abstractNum w:abstractNumId="10" w15:restartNumberingAfterBreak="0">
     <w:nsid w:val="30CE056D"/>
     <w:multiLevelType w:val="hybridMultilevel"/>
     <w:tmpl w:val="AFCEE8BA"/>
@@ -32596,7 +33044,7 @@
       </w:rPr>
     </w:lvl>
   </w:abstractNum>
-  <w:abstractNum w:abstractNumId="9" w15:restartNumberingAfterBreak="0">
+  <w:abstractNum w:abstractNumId="11" w15:restartNumberingAfterBreak="0">
     <w:nsid w:val="374C16F6"/>
     <w:multiLevelType w:val="hybridMultilevel"/>
     <w:tmpl w:val="B6B021E2"/>
@@ -32709,7 +33157,7 @@
       </w:rPr>
     </w:lvl>
   </w:abstractNum>
-  <w:abstractNum w:abstractNumId="10" w15:restartNumberingAfterBreak="0">
+  <w:abstractNum w:abstractNumId="12" w15:restartNumberingAfterBreak="0">
     <w:nsid w:val="39342E1D"/>
     <w:multiLevelType w:val="hybridMultilevel"/>
     <w:tmpl w:val="9FEC9C24"/>
@@ -32822,7 +33270,7 @@
       </w:rPr>
     </w:lvl>
   </w:abstractNum>
-  <w:abstractNum w:abstractNumId="11" w15:restartNumberingAfterBreak="0">
+  <w:abstractNum w:abstractNumId="13" w15:restartNumberingAfterBreak="0">
     <w:nsid w:val="3C751E78"/>
     <w:multiLevelType w:val="hybridMultilevel"/>
     <w:tmpl w:val="1592D6A8"/>
@@ -32911,7 +33359,7 @@
       </w:pPr>
     </w:lvl>
   </w:abstractNum>
-  <w:abstractNum w:abstractNumId="12" w15:restartNumberingAfterBreak="0">
+  <w:abstractNum w:abstractNumId="14" w15:restartNumberingAfterBreak="0">
     <w:nsid w:val="42200B9F"/>
     <w:multiLevelType w:val="hybridMultilevel"/>
     <w:tmpl w:val="FCD655B8"/>
@@ -32997,7 +33445,7 @@
       </w:pPr>
     </w:lvl>
   </w:abstractNum>
-  <w:abstractNum w:abstractNumId="13" w15:restartNumberingAfterBreak="0">
+  <w:abstractNum w:abstractNumId="15" w15:restartNumberingAfterBreak="0">
     <w:nsid w:val="471775BD"/>
     <w:multiLevelType w:val="hybridMultilevel"/>
     <w:tmpl w:val="271A9436"/>
@@ -33110,10 +33558,10 @@
       </w:rPr>
     </w:lvl>
   </w:abstractNum>
-  <w:abstractNum w:abstractNumId="14" w15:restartNumberingAfterBreak="0">
+  <w:abstractNum w:abstractNumId="16" w15:restartNumberingAfterBreak="0">
     <w:nsid w:val="4AB554E6"/>
     <w:multiLevelType w:val="hybridMultilevel"/>
-    <w:tmpl w:val="ECC83DD4"/>
+    <w:tmpl w:val="8A6CCDAA"/>
     <w:lvl w:ilvl="0" w:tplc="0409000F">
       <w:start w:val="1"/>
       <w:numFmt w:val="decimal"/>
@@ -33196,7 +33644,7 @@
       </w:pPr>
     </w:lvl>
   </w:abstractNum>
-  <w:abstractNum w:abstractNumId="15" w15:restartNumberingAfterBreak="0">
+  <w:abstractNum w:abstractNumId="17" w15:restartNumberingAfterBreak="0">
     <w:nsid w:val="52F004D3"/>
     <w:multiLevelType w:val="multilevel"/>
     <w:tmpl w:val="84FE70EA"/>
@@ -33309,7 +33757,7 @@
       </w:pPr>
     </w:lvl>
   </w:abstractNum>
-  <w:abstractNum w:abstractNumId="16" w15:restartNumberingAfterBreak="0">
+  <w:abstractNum w:abstractNumId="18" w15:restartNumberingAfterBreak="0">
     <w:nsid w:val="5C951A9E"/>
     <w:multiLevelType w:val="hybridMultilevel"/>
     <w:tmpl w:val="93E89B04"/>
@@ -33422,7 +33870,7 @@
       </w:rPr>
     </w:lvl>
   </w:abstractNum>
-  <w:abstractNum w:abstractNumId="17" w15:restartNumberingAfterBreak="0">
+  <w:abstractNum w:abstractNumId="19" w15:restartNumberingAfterBreak="0">
     <w:nsid w:val="61507DAE"/>
     <w:multiLevelType w:val="hybridMultilevel"/>
     <w:tmpl w:val="B12C64EC"/>
@@ -33508,7 +33956,7 @@
       </w:pPr>
     </w:lvl>
   </w:abstractNum>
-  <w:abstractNum w:abstractNumId="18" w15:restartNumberingAfterBreak="0">
+  <w:abstractNum w:abstractNumId="20" w15:restartNumberingAfterBreak="0">
     <w:nsid w:val="70F821E9"/>
     <w:multiLevelType w:val="hybridMultilevel"/>
     <w:tmpl w:val="10FCDF52"/>
@@ -33597,7 +34045,7 @@
       </w:pPr>
     </w:lvl>
   </w:abstractNum>
-  <w:abstractNum w:abstractNumId="19" w15:restartNumberingAfterBreak="0">
+  <w:abstractNum w:abstractNumId="21" w15:restartNumberingAfterBreak="0">
     <w:nsid w:val="7B2F1673"/>
     <w:multiLevelType w:val="hybridMultilevel"/>
     <w:tmpl w:val="D1B0EDE4"/>
@@ -33683,7 +34131,7 @@
       </w:pPr>
     </w:lvl>
   </w:abstractNum>
-  <w:abstractNum w:abstractNumId="20" w15:restartNumberingAfterBreak="0">
+  <w:abstractNum w:abstractNumId="22" w15:restartNumberingAfterBreak="0">
     <w:nsid w:val="7D0F6DE1"/>
     <w:multiLevelType w:val="hybridMultilevel"/>
     <w:tmpl w:val="479A335E"/>
@@ -33797,67 +34245,73 @@
     </w:lvl>
   </w:abstractNum>
   <w:num w:numId="1">
+    <w:abstractNumId w:val="17"/>
+  </w:num>
+  <w:num w:numId="2">
+    <w:abstractNumId w:val="11"/>
+  </w:num>
+  <w:num w:numId="3">
+    <w:abstractNumId w:val="22"/>
+  </w:num>
+  <w:num w:numId="4">
+    <w:abstractNumId w:val="8"/>
+  </w:num>
+  <w:num w:numId="5">
+    <w:abstractNumId w:val="12"/>
+  </w:num>
+  <w:num w:numId="6">
     <w:abstractNumId w:val="15"/>
   </w:num>
-  <w:num w:numId="2">
-    <w:abstractNumId w:val="9"/>
+  <w:num w:numId="7">
+    <w:abstractNumId w:val="18"/>
   </w:num>
-  <w:num w:numId="3">
+  <w:num w:numId="8">
+    <w:abstractNumId w:val="14"/>
+  </w:num>
+  <w:num w:numId="9">
     <w:abstractNumId w:val="20"/>
   </w:num>
-  <w:num w:numId="4">
-    <w:abstractNumId w:val="6"/>
-  </w:num>
-  <w:num w:numId="5">
-    <w:abstractNumId w:val="10"/>
-  </w:num>
-  <w:num w:numId="6">
+  <w:num w:numId="10">
     <w:abstractNumId w:val="13"/>
-  </w:num>
-  <w:num w:numId="7">
-    <w:abstractNumId w:val="16"/>
-  </w:num>
-  <w:num w:numId="8">
-    <w:abstractNumId w:val="12"/>
-  </w:num>
-  <w:num w:numId="9">
-    <w:abstractNumId w:val="18"/>
-  </w:num>
-  <w:num w:numId="10">
-    <w:abstractNumId w:val="11"/>
   </w:num>
   <w:num w:numId="11">
     <w:abstractNumId w:val="0"/>
   </w:num>
   <w:num w:numId="12">
-    <w:abstractNumId w:val="17"/>
+    <w:abstractNumId w:val="19"/>
   </w:num>
   <w:num w:numId="13">
     <w:abstractNumId w:val="2"/>
   </w:num>
   <w:num w:numId="14">
-    <w:abstractNumId w:val="8"/>
+    <w:abstractNumId w:val="10"/>
   </w:num>
   <w:num w:numId="15">
-    <w:abstractNumId w:val="7"/>
+    <w:abstractNumId w:val="9"/>
   </w:num>
   <w:num w:numId="16">
-    <w:abstractNumId w:val="19"/>
+    <w:abstractNumId w:val="21"/>
   </w:num>
   <w:num w:numId="17">
+    <w:abstractNumId w:val="5"/>
+  </w:num>
+  <w:num w:numId="18">
     <w:abstractNumId w:val="4"/>
   </w:num>
-  <w:num w:numId="18">
-    <w:abstractNumId w:val="3"/>
-  </w:num>
   <w:num w:numId="19">
-    <w:abstractNumId w:val="5"/>
+    <w:abstractNumId w:val="7"/>
   </w:num>
   <w:num w:numId="20">
     <w:abstractNumId w:val="1"/>
   </w:num>
   <w:num w:numId="21">
-    <w:abstractNumId w:val="14"/>
+    <w:abstractNumId w:val="16"/>
+  </w:num>
+  <w:num w:numId="22">
+    <w:abstractNumId w:val="6"/>
+  </w:num>
+  <w:num w:numId="23">
+    <w:abstractNumId w:val="3"/>
   </w:num>
 </w:numbering>
 </file>

--- a/Croma Campus  Notes Python.docx
+++ b/Croma Campus  Notes Python.docx
@@ -28372,7 +28372,10 @@
         </w:numPr>
       </w:pPr>
       <w:r>
-        <w:t>df.[‘empname’]</w:t>
+        <w:t>df</w:t>
+      </w:r>
+      <w:r>
+        <w:t>[‘empname’]</w:t>
       </w:r>
       <w:r>
         <w:sym w:font="Wingdings" w:char="F0E8"/>
@@ -28767,6 +28770,9 @@
           </wp:inline>
         </w:drawing>
       </w:r>
+      <w:r>
+        <w:t xml:space="preserve"> </w:t>
+      </w:r>
     </w:p>
     <w:p>
       <w:pPr>
@@ -29058,7 +29064,10 @@
         </w:numPr>
       </w:pPr>
       <w:r>
-        <w:t>df.fillna(‘Text : Not Found’)</w:t>
+        <w:t>df.fillna(‘</w:t>
+      </w:r>
+      <w:r>
+        <w:t>Not Found’)</w:t>
       </w:r>
       <w:r>
         <w:sym w:font="Wingdings" w:char="F0E8"/>
@@ -29125,7 +29134,13 @@
         </w:drawing>
       </w:r>
       <w:r>
-        <w:t xml:space="preserve"> you can do on selected table but focus type has been changed </w:t>
+        <w:t xml:space="preserve"> </w:t>
+      </w:r>
+      <w:r>
+        <w:sym w:font="Wingdings" w:char="F0E8"/>
+      </w:r>
+      <w:r>
+        <w:t xml:space="preserve">you can do on selected table but focus type has been changed </w:t>
       </w:r>
     </w:p>
     <w:p>
@@ -29404,7 +29419,15 @@
         </w:numPr>
       </w:pPr>
       <w:r>
-        <w:t>df.EmpID.count()</w:t>
+        <w:t>df.EmpID.</w:t>
+      </w:r>
+      <w:bookmarkStart w:id="0" w:name="_GoBack"/>
+      <w:r>
+        <w:t>count</w:t>
+      </w:r>
+      <w:bookmarkEnd w:id="0"/>
+      <w:r>
+        <w:t>()</w:t>
       </w:r>
       <w:r>
         <w:sym w:font="Wingdings" w:char="F0E8"/>
@@ -29770,6 +29793,9 @@
       </w:r>
       <w:r>
         <w:t xml:space="preserve"> use quotes ‘ ‘ </w:t>
+      </w:r>
+      <w:r>
+        <w:tab/>
       </w:r>
     </w:p>
     <w:p>
@@ -31087,7 +31113,13 @@
         <w:ind w:left="720"/>
       </w:pPr>
       <w:r>
-        <w:t>plt.bar(pbs.Segment , pbs.Profit ,  color = ['red', 'blue' , 'pink' , 'green', 'yellow'])</w:t>
+        <w:t xml:space="preserve">plt.bar(pbs.Segment , pbs.Profit ,  </w:t>
+      </w:r>
+      <w:r>
+        <w:tab/>
+      </w:r>
+      <w:r>
+        <w:t xml:space="preserve"> , 'pink' , 'green', 'yellow'])</w:t>
       </w:r>
     </w:p>
     <w:p>
@@ -31991,10 +32023,20 @@
         </w:numPr>
       </w:pPr>
       <w:r>
+        <w:t>sns.get_dataset_names()</w:t>
+      </w:r>
+    </w:p>
+    <w:p>
+      <w:pPr>
+        <w:pStyle w:val="NoSpacing"/>
+        <w:numPr>
+          <w:ilvl w:val="0"/>
+          <w:numId w:val="22"/>
+        </w:numPr>
+      </w:pPr>
+      <w:r>
         <w:t>sns.load_dataset('taxis')</w:t>
       </w:r>
-      <w:bookmarkStart w:id="0" w:name="_GoBack"/>
-      <w:bookmarkEnd w:id="0"/>
     </w:p>
     <w:sectPr>
       <w:pgSz w:w="15840" w:h="24480" w:code="3"/>

--- a/Croma Campus  Notes Python.docx
+++ b/Croma Campus  Notes Python.docx
@@ -29419,15 +29419,7 @@
         </w:numPr>
       </w:pPr>
       <w:r>
-        <w:t>df.EmpID.</w:t>
-      </w:r>
-      <w:bookmarkStart w:id="0" w:name="_GoBack"/>
-      <w:r>
-        <w:t>count</w:t>
-      </w:r>
-      <w:bookmarkEnd w:id="0"/>
-      <w:r>
-        <w:t>()</w:t>
+        <w:t>df.EmpID.count()</w:t>
       </w:r>
       <w:r>
         <w:sym w:font="Wingdings" w:char="F0E8"/>
@@ -30358,8 +30350,13 @@
           <w:numId w:val="9"/>
         </w:numPr>
       </w:pPr>
-      <w:r>
-        <w:t>merge()</w:t>
+      <w:bookmarkStart w:id="0" w:name="_GoBack"/>
+      <w:r>
+        <w:t>merge</w:t>
+      </w:r>
+      <w:bookmarkEnd w:id="0"/>
+      <w:r>
+        <w:t>()</w:t>
       </w:r>
       <w:r>
         <w:sym w:font="Wingdings" w:char="F0E8"/>
@@ -30560,7 +30557,10 @@
         <w:sym w:font="Wingdings" w:char="F0E8"/>
       </w:r>
       <w:r>
-        <w:t>pt = six.pivot_table(index = 'over' , columns = 'batting_team' ,  values ='batsman_runs' , aggfunc='count')</w:t>
+        <w:t>pt = datframename.</w:t>
+      </w:r>
+      <w:r>
+        <w:t>pivot_table(index = 'over' , columns = 'batting_team' ,  values ='batsman_runs' , aggfunc='count')</w:t>
       </w:r>
     </w:p>
     <w:p>

--- a/Croma Campus  Notes Python.docx
+++ b/Croma Campus  Notes Python.docx
@@ -717,7 +717,7 @@
       <w:pPr>
         <w:pStyle w:val="NoSpacing"/>
       </w:pPr>
-      <w:hyperlink r:id="rId5" w:history="1">
+      <w:hyperlink r:id="rId6" w:history="1">
         <w:r>
           <w:rPr>
             <w:rStyle w:val="Hyperlink"/>
@@ -3039,7 +3039,7 @@
                     <pic:cNvPicPr/>
                   </pic:nvPicPr>
                   <pic:blipFill>
-                    <a:blip r:embed="rId6"/>
+                    <a:blip r:embed="rId7"/>
                     <a:stretch>
                       <a:fillRect/>
                     </a:stretch>
@@ -11213,7 +11213,7 @@
                     <pic:cNvPicPr/>
                   </pic:nvPicPr>
                   <pic:blipFill>
-                    <a:blip r:embed="rId7"/>
+                    <a:blip r:embed="rId8"/>
                     <a:stretch>
                       <a:fillRect/>
                     </a:stretch>
@@ -28672,73 +28672,6 @@
             <wp:extent cx="2216150" cy="1447800"/>
             <wp:effectExtent l="0" t="0" r="0" b="0"/>
             <wp:docPr id="3" name="Picture 3"/>
-            <wp:cNvGraphicFramePr>
-              <a:graphicFrameLocks xmlns:a="http://schemas.openxmlformats.org/drawingml/2006/main" noChangeAspect="1"/>
-            </wp:cNvGraphicFramePr>
-            <a:graphic xmlns:a="http://schemas.openxmlformats.org/drawingml/2006/main">
-              <a:graphicData uri="http://schemas.openxmlformats.org/drawingml/2006/picture">
-                <pic:pic xmlns:pic="http://schemas.openxmlformats.org/drawingml/2006/picture">
-                  <pic:nvPicPr>
-                    <pic:cNvPr id="1" name=""/>
-                    <pic:cNvPicPr/>
-                  </pic:nvPicPr>
-                  <pic:blipFill>
-                    <a:blip r:embed="rId8"/>
-                    <a:stretch>
-                      <a:fillRect/>
-                    </a:stretch>
-                  </pic:blipFill>
-                  <pic:spPr>
-                    <a:xfrm>
-                      <a:off x="0" y="0"/>
-                      <a:ext cx="2216467" cy="1448007"/>
-                    </a:xfrm>
-                    <a:prstGeom prst="rect">
-                      <a:avLst/>
-                    </a:prstGeom>
-                  </pic:spPr>
-                </pic:pic>
-              </a:graphicData>
-            </a:graphic>
-          </wp:inline>
-        </w:drawing>
-      </w:r>
-    </w:p>
-    <w:p>
-      <w:pPr>
-        <w:pStyle w:val="NoSpacing"/>
-        <w:numPr>
-          <w:ilvl w:val="0"/>
-          <w:numId w:val="9"/>
-        </w:numPr>
-      </w:pPr>
-      <w:r>
-        <w:t>df</w:t>
-      </w:r>
-      <w:r>
-        <w:t>.describe()</w:t>
-      </w:r>
-      <w:r>
-        <w:sym w:font="Wingdings" w:char="F0E8"/>
-      </w:r>
-      <w:r>
-        <w:t xml:space="preserve"> it shows all details</w:t>
-      </w:r>
-    </w:p>
-    <w:p>
-      <w:pPr>
-        <w:pStyle w:val="NoSpacing"/>
-        <w:ind w:left="720"/>
-      </w:pPr>
-      <w:r>
-        <w:rPr>
-          <w:noProof/>
-        </w:rPr>
-        <w:drawing>
-          <wp:inline distT="0" distB="0" distL="0" distR="0" wp14:anchorId="46D1E210" wp14:editId="39D60307">
-            <wp:extent cx="1524000" cy="1574800"/>
-            <wp:effectExtent l="0" t="0" r="0" b="6350"/>
-            <wp:docPr id="4" name="Picture 4"/>
             <wp:cNvGraphicFramePr>
               <a:graphicFrameLocks xmlns:a="http://schemas.openxmlformats.org/drawingml/2006/main" noChangeAspect="1"/>
             </wp:cNvGraphicFramePr>
@@ -28758,7 +28691,7 @@
                   <pic:spPr>
                     <a:xfrm>
                       <a:off x="0" y="0"/>
-                      <a:ext cx="1524219" cy="1575026"/>
+                      <a:ext cx="2216467" cy="1448007"/>
                     </a:xfrm>
                     <a:prstGeom prst="rect">
                       <a:avLst/>
@@ -28770,9 +28703,6 @@
           </wp:inline>
         </w:drawing>
       </w:r>
-      <w:r>
-        <w:t xml:space="preserve"> </w:t>
-      </w:r>
     </w:p>
     <w:p>
       <w:pPr>
@@ -28783,13 +28713,16 @@
         </w:numPr>
       </w:pPr>
       <w:r>
-        <w:t>np.nan</w:t>
+        <w:t>df</w:t>
+      </w:r>
+      <w:r>
+        <w:t>.describe()</w:t>
       </w:r>
       <w:r>
         <w:sym w:font="Wingdings" w:char="F0E8"/>
       </w:r>
       <w:r>
-        <w:t xml:space="preserve"> used to create not a number if you want to do blank data you cant you can use np.nan</w:t>
+        <w:t xml:space="preserve"> it shows all details</w:t>
       </w:r>
     </w:p>
     <w:p>
@@ -28798,107 +28731,14 @@
         <w:ind w:left="720"/>
       </w:pPr>
       <w:r>
-        <w:t>data = {</w:t>
-      </w:r>
-    </w:p>
-    <w:p>
-      <w:pPr>
-        <w:pStyle w:val="NoSpacing"/>
-        <w:ind w:left="720"/>
-      </w:pPr>
-      <w:r>
-        <w:t xml:space="preserve">    'Empid': [101,102,103,104,105,106,107,108,109,110],</w:t>
-      </w:r>
-    </w:p>
-    <w:p>
-      <w:pPr>
-        <w:pStyle w:val="NoSpacing"/>
-        <w:ind w:left="720"/>
-      </w:pPr>
-      <w:r>
-        <w:t xml:space="preserve">    'Empname': ['Ram','Shyam','Mohan' , </w:t>
-      </w:r>
-      <w:r>
-        <w:rPr>
-          <w:highlight w:val="yellow"/>
-        </w:rPr>
-        <w:t>np.nan,</w:t>
-      </w:r>
-      <w:r>
-        <w:t>'Anu','Riya','Simran','Nameera' ,'Mohit','Bhavna '],</w:t>
-      </w:r>
-    </w:p>
-    <w:p>
-      <w:pPr>
-        <w:pStyle w:val="NoSpacing"/>
-        <w:ind w:left="720"/>
-      </w:pPr>
-      <w:r>
-        <w:t xml:space="preserve">    'Empsalary':[42121,43232,21331,43532,83637,37212,18173,73536,21341,42313]</w:t>
-      </w:r>
-    </w:p>
-    <w:p>
-      <w:pPr>
-        <w:pStyle w:val="NoSpacing"/>
-        <w:ind w:left="720"/>
-      </w:pPr>
-      <w:r>
-        <w:t>}</w:t>
-      </w:r>
-    </w:p>
-    <w:p>
-      <w:pPr>
-        <w:pStyle w:val="NoSpacing"/>
-        <w:numPr>
-          <w:ilvl w:val="0"/>
-          <w:numId w:val="11"/>
-        </w:numPr>
-      </w:pPr>
-      <w:r>
-        <w:t>df.info()</w:t>
-      </w:r>
-      <w:r>
-        <w:sym w:font="Wingdings" w:char="F0E8"/>
-      </w:r>
-      <w:r>
-        <w:t xml:space="preserve"> it sh</w:t>
-      </w:r>
-      <w:r>
-        <w:t xml:space="preserve">ows how many data are null </w:t>
-      </w:r>
-    </w:p>
-    <w:p>
-      <w:pPr>
-        <w:pStyle w:val="NoSpacing"/>
-        <w:numPr>
-          <w:ilvl w:val="0"/>
-          <w:numId w:val="9"/>
-        </w:numPr>
-      </w:pPr>
-      <w:r>
-        <w:t>df.isnull()</w:t>
-      </w:r>
-      <w:r>
-        <w:sym w:font="Wingdings" w:char="F0E8"/>
-      </w:r>
-      <w:r>
-        <w:t xml:space="preserve"> it shows missing value in form of True and False (jha missing hai vha true aa jayga)</w:t>
-      </w:r>
-    </w:p>
-    <w:p>
-      <w:pPr>
-        <w:pStyle w:val="NoSpacing"/>
-        <w:ind w:left="720"/>
-      </w:pPr>
-      <w:r>
         <w:rPr>
           <w:noProof/>
         </w:rPr>
         <w:drawing>
-          <wp:inline distT="0" distB="0" distL="0" distR="0" wp14:anchorId="76F85BB9" wp14:editId="597C065F">
-            <wp:extent cx="1250950" cy="1981200"/>
-            <wp:effectExtent l="0" t="0" r="6350" b="0"/>
-            <wp:docPr id="5" name="Picture 5"/>
+          <wp:inline distT="0" distB="0" distL="0" distR="0" wp14:anchorId="46D1E210" wp14:editId="39D60307">
+            <wp:extent cx="1524000" cy="1574800"/>
+            <wp:effectExtent l="0" t="0" r="0" b="6350"/>
+            <wp:docPr id="4" name="Picture 4"/>
             <wp:cNvGraphicFramePr>
               <a:graphicFrameLocks xmlns:a="http://schemas.openxmlformats.org/drawingml/2006/main" noChangeAspect="1"/>
             </wp:cNvGraphicFramePr>
@@ -28918,7 +28758,7 @@
                   <pic:spPr>
                     <a:xfrm>
                       <a:off x="0" y="0"/>
-                      <a:ext cx="1251127" cy="1981481"/>
+                      <a:ext cx="1524219" cy="1575026"/>
                     </a:xfrm>
                     <a:prstGeom prst="rect">
                       <a:avLst/>
@@ -28930,6 +28770,9 @@
           </wp:inline>
         </w:drawing>
       </w:r>
+      <w:r>
+        <w:t xml:space="preserve"> </w:t>
+      </w:r>
     </w:p>
     <w:p>
       <w:pPr>
@@ -28940,13 +28783,88 @@
         </w:numPr>
       </w:pPr>
       <w:r>
-        <w:t>df.isnull().sum()</w:t>
+        <w:t>np.nan</w:t>
       </w:r>
       <w:r>
         <w:sym w:font="Wingdings" w:char="F0E8"/>
       </w:r>
       <w:r>
-        <w:t xml:space="preserve"> ye column wise jod kar btayga null hai ya nahi ex: 0 ,1,2</w:t>
+        <w:t xml:space="preserve"> used to create not a number if you want to do blank data you cant you can use np.nan</w:t>
+      </w:r>
+    </w:p>
+    <w:p>
+      <w:pPr>
+        <w:pStyle w:val="NoSpacing"/>
+        <w:ind w:left="720"/>
+      </w:pPr>
+      <w:r>
+        <w:t>data = {</w:t>
+      </w:r>
+    </w:p>
+    <w:p>
+      <w:pPr>
+        <w:pStyle w:val="NoSpacing"/>
+        <w:ind w:left="720"/>
+      </w:pPr>
+      <w:r>
+        <w:t xml:space="preserve">    'Empid': [101,102,103,104,105,106,107,108,109,110],</w:t>
+      </w:r>
+    </w:p>
+    <w:p>
+      <w:pPr>
+        <w:pStyle w:val="NoSpacing"/>
+        <w:ind w:left="720"/>
+      </w:pPr>
+      <w:r>
+        <w:t xml:space="preserve">    'Empname': ['Ram','Shyam','Mohan' , </w:t>
+      </w:r>
+      <w:r>
+        <w:rPr>
+          <w:highlight w:val="yellow"/>
+        </w:rPr>
+        <w:t>np.nan,</w:t>
+      </w:r>
+      <w:r>
+        <w:t>'Anu','Riya','Simran','Nameera' ,'Mohit','Bhavna '],</w:t>
+      </w:r>
+    </w:p>
+    <w:p>
+      <w:pPr>
+        <w:pStyle w:val="NoSpacing"/>
+        <w:ind w:left="720"/>
+      </w:pPr>
+      <w:r>
+        <w:t xml:space="preserve">    'Empsalary':[42121,43232,21331,43532,83637,37212,18173,73536,21341,42313]</w:t>
+      </w:r>
+    </w:p>
+    <w:p>
+      <w:pPr>
+        <w:pStyle w:val="NoSpacing"/>
+        <w:ind w:left="720"/>
+      </w:pPr>
+      <w:r>
+        <w:t>}</w:t>
+      </w:r>
+    </w:p>
+    <w:p>
+      <w:pPr>
+        <w:pStyle w:val="NoSpacing"/>
+        <w:numPr>
+          <w:ilvl w:val="0"/>
+          <w:numId w:val="11"/>
+        </w:numPr>
+      </w:pPr>
+      <w:r>
+        <w:t>df.info()</w:t>
+      </w:r>
+      <w:r>
+        <w:sym w:font="Wingdings" w:char="F0E8"/>
+      </w:r>
+      <w:r>
+        <w:t xml:space="preserve"> it sh</w:t>
+      </w:r>
+      <w:r>
+        <w:t xml:space="preserve">ows how many data are null </w:t>
       </w:r>
     </w:p>
     <w:p>
@@ -28958,19 +28876,13 @@
         </w:numPr>
       </w:pPr>
       <w:r>
-        <w:t>df.isnull().sum().sum</w:t>
+        <w:t>df.isnull()</w:t>
       </w:r>
       <w:r>
         <w:sym w:font="Wingdings" w:char="F0E8"/>
       </w:r>
       <w:r>
-        <w:t xml:space="preserve"> ye tino ko jod dega 0+1+2</w:t>
-      </w:r>
-      <w:r>
-        <w:sym w:font="Wingdings" w:char="F0E8"/>
-      </w:r>
-      <w:r>
-        <w:t>3</w:t>
+        <w:t xml:space="preserve"> it shows missing value in form of True and False (jha missing hai vha true aa jayga)</w:t>
       </w:r>
     </w:p>
     <w:p>
@@ -28983,10 +28895,10 @@
           <w:noProof/>
         </w:rPr>
         <w:drawing>
-          <wp:inline distT="0" distB="0" distL="0" distR="0" wp14:anchorId="360C39C8" wp14:editId="1EF7CE95">
-            <wp:extent cx="1555750" cy="1041120"/>
-            <wp:effectExtent l="0" t="0" r="6350" b="6985"/>
-            <wp:docPr id="6" name="Picture 6"/>
+          <wp:inline distT="0" distB="0" distL="0" distR="0" wp14:anchorId="76F85BB9" wp14:editId="597C065F">
+            <wp:extent cx="1250950" cy="1981200"/>
+            <wp:effectExtent l="0" t="0" r="6350" b="0"/>
+            <wp:docPr id="5" name="Picture 5"/>
             <wp:cNvGraphicFramePr>
               <a:graphicFrameLocks xmlns:a="http://schemas.openxmlformats.org/drawingml/2006/main" noChangeAspect="1"/>
             </wp:cNvGraphicFramePr>
@@ -29006,7 +28918,7 @@
                   <pic:spPr>
                     <a:xfrm>
                       <a:off x="0" y="0"/>
-                      <a:ext cx="1573188" cy="1052790"/>
+                      <a:ext cx="1251127" cy="1981481"/>
                     </a:xfrm>
                     <a:prstGeom prst="rect">
                       <a:avLst/>
@@ -29028,31 +28940,13 @@
         </w:numPr>
       </w:pPr>
       <w:r>
-        <w:t>df.dropna()</w:t>
-      </w:r>
-      <w:r>
-        <w:t xml:space="preserve"> </w:t>
+        <w:t>df.isnull().sum()</w:t>
       </w:r>
       <w:r>
         <w:sym w:font="Wingdings" w:char="F0E8"/>
       </w:r>
       <w:r>
-        <w:t xml:space="preserve"> it remove null column  but not change in original column </w:t>
-      </w:r>
-    </w:p>
-    <w:p>
-      <w:pPr>
-        <w:pStyle w:val="NoSpacing"/>
-        <w:ind w:left="720"/>
-      </w:pPr>
-    </w:p>
-    <w:p>
-      <w:pPr>
-        <w:pStyle w:val="NoSpacing"/>
-        <w:ind w:left="720"/>
-      </w:pPr>
-      <w:r>
-        <w:t>#Replace</w:t>
+        <w:t xml:space="preserve"> ye column wise jod kar btayga null hai ya nahi ex: 0 ,1,2</w:t>
       </w:r>
     </w:p>
     <w:p>
@@ -29064,44 +28958,35 @@
         </w:numPr>
       </w:pPr>
       <w:r>
-        <w:t>df.fillna(‘</w:t>
-      </w:r>
-      <w:r>
-        <w:t>Not Found’)</w:t>
+        <w:t>df.isnull().sum().sum</w:t>
       </w:r>
       <w:r>
         <w:sym w:font="Wingdings" w:char="F0E8"/>
       </w:r>
       <w:r>
-        <w:t xml:space="preserve"> ye sb jagah not found kr dega but </w:t>
-      </w:r>
-    </w:p>
-    <w:p>
-      <w:pPr>
-        <w:pStyle w:val="NoSpacing"/>
-        <w:numPr>
-          <w:ilvl w:val="1"/>
-          <w:numId w:val="9"/>
-        </w:numPr>
-      </w:pPr>
-      <w:r>
-        <w:t>isse integer bhi str bn jayga jab ham salary calculate krege to max sum kuch run nahi hoga</w:t>
-      </w:r>
-    </w:p>
-    <w:p>
-      <w:pPr>
-        <w:pStyle w:val="NoSpacing"/>
-        <w:ind w:firstLine="720"/>
+        <w:t xml:space="preserve"> ye tino ko jod dega 0+1+2</w:t>
+      </w:r>
+      <w:r>
+        <w:sym w:font="Wingdings" w:char="F0E8"/>
+      </w:r>
+      <w:r>
+        <w:t>3</w:t>
+      </w:r>
+    </w:p>
+    <w:p>
+      <w:pPr>
+        <w:pStyle w:val="NoSpacing"/>
+        <w:ind w:left="720"/>
       </w:pPr>
       <w:r>
         <w:rPr>
           <w:noProof/>
         </w:rPr>
         <w:drawing>
-          <wp:inline distT="0" distB="0" distL="0" distR="0" wp14:anchorId="2879DE28" wp14:editId="3D947551">
-            <wp:extent cx="2353003" cy="2457793"/>
-            <wp:effectExtent l="0" t="0" r="9525" b="0"/>
-            <wp:docPr id="7" name="Picture 7"/>
+          <wp:inline distT="0" distB="0" distL="0" distR="0" wp14:anchorId="360C39C8" wp14:editId="1EF7CE95">
+            <wp:extent cx="1555750" cy="1041120"/>
+            <wp:effectExtent l="0" t="0" r="6350" b="6985"/>
+            <wp:docPr id="6" name="Picture 6"/>
             <wp:cNvGraphicFramePr>
               <a:graphicFrameLocks xmlns:a="http://schemas.openxmlformats.org/drawingml/2006/main" noChangeAspect="1"/>
             </wp:cNvGraphicFramePr>
@@ -29121,7 +29006,7 @@
                   <pic:spPr>
                     <a:xfrm>
                       <a:off x="0" y="0"/>
-                      <a:ext cx="2353003" cy="2457793"/>
+                      <a:ext cx="1573188" cy="1052790"/>
                     </a:xfrm>
                     <a:prstGeom prst="rect">
                       <a:avLst/>
@@ -29133,32 +29018,74 @@
           </wp:inline>
         </w:drawing>
       </w:r>
-      <w:r>
-        <w:t xml:space="preserve"> </w:t>
-      </w:r>
-      <w:r>
-        <w:sym w:font="Wingdings" w:char="F0E8"/>
-      </w:r>
-      <w:r>
-        <w:t xml:space="preserve">you can do on selected table but focus type has been changed </w:t>
-      </w:r>
-    </w:p>
-    <w:p>
-      <w:pPr>
-        <w:pStyle w:val="NoSpacing"/>
-        <w:ind w:firstLine="720"/>
-      </w:pPr>
     </w:p>
     <w:p>
       <w:pPr>
         <w:pStyle w:val="NoSpacing"/>
         <w:numPr>
           <w:ilvl w:val="0"/>
-          <w:numId w:val="11"/>
+          <w:numId w:val="9"/>
         </w:numPr>
       </w:pPr>
       <w:r>
-        <w:t>Correct</w:t>
+        <w:t>df.dropna()</w:t>
+      </w:r>
+      <w:r>
+        <w:t xml:space="preserve"> </w:t>
+      </w:r>
+      <w:r>
+        <w:sym w:font="Wingdings" w:char="F0E8"/>
+      </w:r>
+      <w:r>
+        <w:t xml:space="preserve"> it remove null column  but not change in original column </w:t>
+      </w:r>
+    </w:p>
+    <w:p>
+      <w:pPr>
+        <w:pStyle w:val="NoSpacing"/>
+        <w:ind w:left="720"/>
+      </w:pPr>
+    </w:p>
+    <w:p>
+      <w:pPr>
+        <w:pStyle w:val="NoSpacing"/>
+        <w:ind w:left="720"/>
+      </w:pPr>
+      <w:r>
+        <w:t>#Replace</w:t>
+      </w:r>
+    </w:p>
+    <w:p>
+      <w:pPr>
+        <w:pStyle w:val="NoSpacing"/>
+        <w:numPr>
+          <w:ilvl w:val="0"/>
+          <w:numId w:val="9"/>
+        </w:numPr>
+      </w:pPr>
+      <w:r>
+        <w:t>df.fillna(‘</w:t>
+      </w:r>
+      <w:r>
+        <w:t>Not Found’)</w:t>
+      </w:r>
+      <w:r>
+        <w:sym w:font="Wingdings" w:char="F0E8"/>
+      </w:r>
+      <w:r>
+        <w:t xml:space="preserve"> ye sb jagah not found kr dega but </w:t>
+      </w:r>
+    </w:p>
+    <w:p>
+      <w:pPr>
+        <w:pStyle w:val="NoSpacing"/>
+        <w:numPr>
+          <w:ilvl w:val="1"/>
+          <w:numId w:val="9"/>
+        </w:numPr>
+      </w:pPr>
+      <w:r>
+        <w:t>isse integer bhi str bn jayga jab ham salary calculate krege to max sum kuch run nahi hoga</w:t>
       </w:r>
     </w:p>
     <w:p>
@@ -29171,10 +29098,10 @@
           <w:noProof/>
         </w:rPr>
         <w:drawing>
-          <wp:inline distT="0" distB="0" distL="0" distR="0" wp14:anchorId="2F62AF3E" wp14:editId="226381DB">
-            <wp:extent cx="2381582" cy="2391109"/>
-            <wp:effectExtent l="0" t="0" r="0" b="9525"/>
-            <wp:docPr id="8" name="Picture 8"/>
+          <wp:inline distT="0" distB="0" distL="0" distR="0" wp14:anchorId="2879DE28" wp14:editId="3D947551">
+            <wp:extent cx="2353003" cy="2457793"/>
+            <wp:effectExtent l="0" t="0" r="9525" b="0"/>
+            <wp:docPr id="7" name="Picture 7"/>
             <wp:cNvGraphicFramePr>
               <a:graphicFrameLocks xmlns:a="http://schemas.openxmlformats.org/drawingml/2006/main" noChangeAspect="1"/>
             </wp:cNvGraphicFramePr>
@@ -29194,7 +29121,7 @@
                   <pic:spPr>
                     <a:xfrm>
                       <a:off x="0" y="0"/>
-                      <a:ext cx="2381582" cy="2391109"/>
+                      <a:ext cx="2353003" cy="2457793"/>
                     </a:xfrm>
                     <a:prstGeom prst="rect">
                       <a:avLst/>
@@ -29206,14 +29133,32 @@
           </wp:inline>
         </w:drawing>
       </w:r>
+      <w:r>
+        <w:t xml:space="preserve"> </w:t>
+      </w:r>
+      <w:r>
+        <w:sym w:font="Wingdings" w:char="F0E8"/>
+      </w:r>
+      <w:r>
+        <w:t xml:space="preserve">you can do on selected table but focus type has been changed </w:t>
+      </w:r>
     </w:p>
     <w:p>
       <w:pPr>
         <w:pStyle w:val="NoSpacing"/>
         <w:ind w:firstLine="720"/>
       </w:pPr>
-      <w:r>
-        <w:t xml:space="preserve"> And </w:t>
+    </w:p>
+    <w:p>
+      <w:pPr>
+        <w:pStyle w:val="NoSpacing"/>
+        <w:numPr>
+          <w:ilvl w:val="0"/>
+          <w:numId w:val="11"/>
+        </w:numPr>
+      </w:pPr>
+      <w:r>
+        <w:t>Correct</w:t>
       </w:r>
     </w:p>
     <w:p>
@@ -29222,30 +29167,14 @@
         <w:ind w:firstLine="720"/>
       </w:pPr>
       <w:r>
-        <w:t>df.Empsalary.fillna(df.Empsalary.mean())</w:t>
-      </w:r>
-    </w:p>
-    <w:p>
-      <w:pPr>
-        <w:pStyle w:val="NoSpacing"/>
-        <w:ind w:firstLine="720"/>
-      </w:pPr>
-    </w:p>
-    <w:p>
-      <w:pPr>
-        <w:pStyle w:val="NoSpacing"/>
-        <w:ind w:firstLine="720"/>
-      </w:pPr>
-      <w:r>
         <w:rPr>
           <w:noProof/>
         </w:rPr>
-        <w:lastRenderedPageBreak/>
         <w:drawing>
-          <wp:inline distT="0" distB="0" distL="0" distR="0" wp14:anchorId="3C0B1C0E" wp14:editId="3850B57B">
-            <wp:extent cx="2101850" cy="1504950"/>
-            <wp:effectExtent l="0" t="0" r="0" b="0"/>
-            <wp:docPr id="9" name="Picture 9"/>
+          <wp:inline distT="0" distB="0" distL="0" distR="0" wp14:anchorId="2F62AF3E" wp14:editId="226381DB">
+            <wp:extent cx="2381582" cy="2391109"/>
+            <wp:effectExtent l="0" t="0" r="0" b="9525"/>
+            <wp:docPr id="8" name="Picture 8"/>
             <wp:cNvGraphicFramePr>
               <a:graphicFrameLocks xmlns:a="http://schemas.openxmlformats.org/drawingml/2006/main" noChangeAspect="1"/>
             </wp:cNvGraphicFramePr>
@@ -29265,7 +29194,7 @@
                   <pic:spPr>
                     <a:xfrm>
                       <a:off x="0" y="0"/>
-                      <a:ext cx="2102145" cy="1505161"/>
+                      <a:ext cx="2381582" cy="2391109"/>
                     </a:xfrm>
                     <a:prstGeom prst="rect">
                       <a:avLst/>
@@ -29283,291 +29212,40 @@
         <w:pStyle w:val="NoSpacing"/>
         <w:ind w:firstLine="720"/>
       </w:pPr>
-    </w:p>
-    <w:p>
-      <w:pPr>
-        <w:pStyle w:val="NoSpacing"/>
-        <w:numPr>
-          <w:ilvl w:val="0"/>
-          <w:numId w:val="9"/>
-        </w:numPr>
-      </w:pPr>
-      <w:r>
-        <w:t>newdf = df.copy()</w:t>
-      </w:r>
-      <w:r>
-        <w:sym w:font="Wingdings" w:char="F0E8"/>
-      </w:r>
-      <w:r>
-        <w:t xml:space="preserve"> it is used to create copy </w:t>
-      </w:r>
-    </w:p>
-    <w:p>
-      <w:pPr>
-        <w:pStyle w:val="NoSpacing"/>
-        <w:numPr>
-          <w:ilvl w:val="1"/>
-          <w:numId w:val="9"/>
-        </w:numPr>
-      </w:pPr>
-      <w:r>
-        <w:t>newdf.Empsalary = newdf.Empsalary.fillna(round(newdf.Empsalary.mean(),2))</w:t>
-      </w:r>
-      <w:r>
-        <w:t xml:space="preserve"> </w:t>
-      </w:r>
-      <w:r>
-        <w:sym w:font="Wingdings" w:char="F0E8"/>
-      </w:r>
-      <w:r>
-        <w:t xml:space="preserve"> fill by values </w:t>
-      </w:r>
-    </w:p>
-    <w:p>
-      <w:pPr>
-        <w:pStyle w:val="NoSpacing"/>
-        <w:numPr>
-          <w:ilvl w:val="0"/>
-          <w:numId w:val="9"/>
-        </w:numPr>
-      </w:pPr>
-      <w:r>
-        <w:t xml:space="preserve">len(df) </w:t>
-      </w:r>
-      <w:r>
-        <w:sym w:font="Wingdings" w:char="F0E8"/>
-      </w:r>
-      <w:r>
-        <w:t xml:space="preserve">  it is used to find to total length (total employees)</w:t>
-      </w:r>
-    </w:p>
-    <w:p>
-      <w:pPr>
-        <w:pStyle w:val="NoSpacing"/>
-        <w:numPr>
-          <w:ilvl w:val="1"/>
-          <w:numId w:val="9"/>
-        </w:numPr>
-      </w:pPr>
-      <w:r>
-        <w:t>df.shape</w:t>
-      </w:r>
-      <w:r>
-        <w:t xml:space="preserve"> </w:t>
-      </w:r>
-      <w:r>
-        <w:sym w:font="Wingdings" w:char="F0E8"/>
-      </w:r>
-      <w:r>
-        <w:t xml:space="preserve"> (15,6) 15 row 6 column</w:t>
-      </w:r>
-    </w:p>
-    <w:p>
-      <w:pPr>
-        <w:pStyle w:val="NoSpacing"/>
-        <w:numPr>
-          <w:ilvl w:val="2"/>
-          <w:numId w:val="9"/>
-        </w:numPr>
-      </w:pPr>
-      <w:r>
-        <w:t>df.shape[0]</w:t>
-      </w:r>
-      <w:r>
-        <w:t xml:space="preserve"> </w:t>
-      </w:r>
-      <w:r>
-        <w:sym w:font="Wingdings" w:char="F0E8"/>
-      </w:r>
-      <w:r>
-        <w:t xml:space="preserve"> its return tuple 0 represent rows</w:t>
-      </w:r>
-    </w:p>
-    <w:p>
-      <w:pPr>
-        <w:pStyle w:val="NoSpacing"/>
-        <w:numPr>
-          <w:ilvl w:val="2"/>
-          <w:numId w:val="9"/>
-        </w:numPr>
-      </w:pPr>
-      <w:r>
-        <w:t>df.shape[1</w:t>
-      </w:r>
-      <w:r>
-        <w:t>]</w:t>
-      </w:r>
-      <w:r>
-        <w:t xml:space="preserve"> </w:t>
-      </w:r>
-      <w:r>
-        <w:sym w:font="Wingdings" w:char="F0E8"/>
-      </w:r>
-      <w:r>
-        <w:t xml:space="preserve"> its return tuple 1 represent cloumn </w:t>
-      </w:r>
-      <w:r>
-        <w:tab/>
-      </w:r>
-    </w:p>
-    <w:p>
-      <w:pPr>
-        <w:pStyle w:val="NoSpacing"/>
-        <w:numPr>
-          <w:ilvl w:val="1"/>
-          <w:numId w:val="9"/>
-        </w:numPr>
-      </w:pPr>
-      <w:r>
-        <w:t>df.EmpID.count()</w:t>
-      </w:r>
-      <w:r>
-        <w:sym w:font="Wingdings" w:char="F0E8"/>
-      </w:r>
-      <w:r>
-        <w:t xml:space="preserve"> it can be used where nonull values if null values exist it ignore</w:t>
-      </w:r>
-    </w:p>
-    <w:p>
-      <w:pPr>
-        <w:pStyle w:val="NoSpacing"/>
-        <w:numPr>
-          <w:ilvl w:val="0"/>
-          <w:numId w:val="9"/>
-        </w:numPr>
-      </w:pPr>
-      <w:r>
-        <w:t>df.dtypes</w:t>
-      </w:r>
-      <w:r>
-        <w:sym w:font="Wingdings" w:char="F0E8"/>
-      </w:r>
-      <w:r>
-        <w:t xml:space="preserve"> it is used to find the each column of datatype</w:t>
-      </w:r>
-    </w:p>
-    <w:p>
-      <w:pPr>
-        <w:pStyle w:val="NoSpacing"/>
-        <w:numPr>
-          <w:ilvl w:val="0"/>
-          <w:numId w:val="9"/>
-        </w:numPr>
-      </w:pPr>
-      <w:r>
-        <w:t>df[[‘Salary’ , ‘Department’ , ‘Age’]]</w:t>
-      </w:r>
-      <w:r>
-        <w:sym w:font="Wingdings" w:char="F0E8"/>
-      </w:r>
-      <w:r>
-        <w:t xml:space="preserve"> it show only these column </w:t>
-      </w:r>
-    </w:p>
-    <w:p>
-      <w:pPr>
-        <w:pStyle w:val="NoSpacing"/>
-        <w:numPr>
-          <w:ilvl w:val="0"/>
-          <w:numId w:val="9"/>
-        </w:numPr>
-      </w:pPr>
-      <w:r>
-        <w:t>df.columns</w:t>
-      </w:r>
-      <w:r>
-        <w:sym w:font="Wingdings" w:char="F0E8"/>
-      </w:r>
-      <w:r>
-        <w:t xml:space="preserve"> it is used to see all columns</w:t>
-      </w:r>
-    </w:p>
-    <w:p>
-      <w:pPr>
-        <w:pStyle w:val="NoSpacing"/>
-        <w:numPr>
-          <w:ilvl w:val="0"/>
-          <w:numId w:val="9"/>
-        </w:numPr>
-      </w:pPr>
-      <w:r>
-        <w:t>df[columnname].unique()</w:t>
-      </w:r>
-      <w:r>
-        <w:sym w:font="Wingdings" w:char="F0E8"/>
-      </w:r>
-      <w:r>
-        <w:t xml:space="preserve">it is used to see all unique values </w:t>
-      </w:r>
-    </w:p>
-    <w:p>
-      <w:pPr>
-        <w:pStyle w:val="NoSpacing"/>
-        <w:numPr>
-          <w:ilvl w:val="0"/>
-          <w:numId w:val="9"/>
-        </w:numPr>
-      </w:pPr>
-      <w:r>
-        <w:t>df[columnname].value_counts ()</w:t>
-      </w:r>
-      <w:r>
-        <w:sym w:font="Wingdings" w:char="F0E8"/>
-      </w:r>
-      <w:r>
-        <w:t xml:space="preserve"> it is used to count the number of values comes (means is column mai itne baar ye naam aaya hai )</w:t>
-      </w:r>
-    </w:p>
-    <w:p>
-      <w:pPr>
-        <w:pStyle w:val="NoSpacing"/>
-        <w:numPr>
-          <w:ilvl w:val="0"/>
-          <w:numId w:val="9"/>
-        </w:numPr>
-      </w:pPr>
-      <w:r>
-        <w:t>mode()</w:t>
-      </w:r>
-      <w:r>
-        <w:sym w:font="Wingdings" w:char="F0E8"/>
-      </w:r>
-      <w:r>
-        <w:t xml:space="preserve"> is used to select maximum time element occur</w:t>
-      </w:r>
-    </w:p>
-    <w:p>
-      <w:pPr>
-        <w:pStyle w:val="NoSpacing"/>
-        <w:numPr>
-          <w:ilvl w:val="0"/>
-          <w:numId w:val="9"/>
-        </w:numPr>
-      </w:pPr>
-      <w:r>
-        <w:t>df.select_dtypes(include=str)</w:t>
-      </w:r>
-      <w:r>
-        <w:sym w:font="Wingdings" w:char="F0E8"/>
-      </w:r>
-      <w:r>
-        <w:t xml:space="preserve"> ye vo data dikhayga jo str type ka hai bs</w:t>
-      </w:r>
-    </w:p>
-    <w:p>
-      <w:pPr>
-        <w:pStyle w:val="NoSpacing"/>
-        <w:ind w:left="720"/>
+      <w:r>
+        <w:t xml:space="preserve"> And </w:t>
+      </w:r>
+    </w:p>
+    <w:p>
+      <w:pPr>
+        <w:pStyle w:val="NoSpacing"/>
+        <w:ind w:firstLine="720"/>
+      </w:pPr>
+      <w:r>
+        <w:t>df.Empsalary.fillna(df.Empsalary.mean())</w:t>
+      </w:r>
+    </w:p>
+    <w:p>
+      <w:pPr>
+        <w:pStyle w:val="NoSpacing"/>
+        <w:ind w:firstLine="720"/>
+      </w:pPr>
+    </w:p>
+    <w:p>
+      <w:pPr>
+        <w:pStyle w:val="NoSpacing"/>
+        <w:ind w:firstLine="720"/>
       </w:pPr>
       <w:r>
         <w:rPr>
           <w:noProof/>
         </w:rPr>
+        <w:lastRenderedPageBreak/>
         <w:drawing>
-          <wp:inline distT="0" distB="0" distL="0" distR="0" wp14:anchorId="6D00F3F3" wp14:editId="73236534">
-            <wp:extent cx="5973009" cy="2029108"/>
-            <wp:effectExtent l="0" t="0" r="8890" b="9525"/>
-            <wp:docPr id="10" name="Picture 10"/>
+          <wp:inline distT="0" distB="0" distL="0" distR="0" wp14:anchorId="3C0B1C0E" wp14:editId="3850B57B">
+            <wp:extent cx="2101850" cy="1504950"/>
+            <wp:effectExtent l="0" t="0" r="0" b="0"/>
+            <wp:docPr id="9" name="Picture 9"/>
             <wp:cNvGraphicFramePr>
               <a:graphicFrameLocks xmlns:a="http://schemas.openxmlformats.org/drawingml/2006/main" noChangeAspect="1"/>
             </wp:cNvGraphicFramePr>
@@ -29587,7 +29265,7 @@
                   <pic:spPr>
                     <a:xfrm>
                       <a:off x="0" y="0"/>
-                      <a:ext cx="5973009" cy="2029108"/>
+                      <a:ext cx="2102145" cy="1505161"/>
                     </a:xfrm>
                     <a:prstGeom prst="rect">
                       <a:avLst/>
@@ -29603,43 +29281,46 @@
     <w:p>
       <w:pPr>
         <w:pStyle w:val="NoSpacing"/>
+        <w:ind w:firstLine="720"/>
+      </w:pPr>
+    </w:p>
+    <w:p>
+      <w:pPr>
+        <w:pStyle w:val="NoSpacing"/>
         <w:numPr>
           <w:ilvl w:val="0"/>
           <w:numId w:val="9"/>
         </w:numPr>
       </w:pPr>
       <w:r>
-        <w:t># it shows mode values comes on index 0</w:t>
-      </w:r>
-    </w:p>
-    <w:p>
-      <w:pPr>
-        <w:pStyle w:val="NoSpacing"/>
-        <w:ind w:left="720"/>
-      </w:pPr>
-      <w:r>
-        <w:t xml:space="preserve">df.Segment.mode() </w:t>
+        <w:t>newdf = df.copy()</w:t>
       </w:r>
       <w:r>
         <w:sym w:font="Wingdings" w:char="F0E8"/>
       </w:r>
       <w:r>
-        <w:t xml:space="preserve"> #it show index</w:t>
-      </w:r>
-    </w:p>
-    <w:p>
-      <w:pPr>
-        <w:pStyle w:val="NoSpacing"/>
-        <w:ind w:left="720"/>
-      </w:pPr>
-      <w:r>
-        <w:t>df.Segment.mode()[0]</w:t>
+        <w:t xml:space="preserve"> it is used to create copy </w:t>
+      </w:r>
+    </w:p>
+    <w:p>
+      <w:pPr>
+        <w:pStyle w:val="NoSpacing"/>
+        <w:numPr>
+          <w:ilvl w:val="1"/>
+          <w:numId w:val="9"/>
+        </w:numPr>
+      </w:pPr>
+      <w:r>
+        <w:t>newdf.Empsalary = newdf.Empsalary.fillna(round(newdf.Empsalary.mean(),2))</w:t>
+      </w:r>
+      <w:r>
+        <w:t xml:space="preserve"> </w:t>
       </w:r>
       <w:r>
         <w:sym w:font="Wingdings" w:char="F0E8"/>
       </w:r>
       <w:r>
-        <w:t xml:space="preserve">  #it shows value on index 0</w:t>
+        <w:t xml:space="preserve"> fill by values </w:t>
       </w:r>
     </w:p>
     <w:p>
@@ -29651,25 +29332,100 @@
         </w:numPr>
       </w:pPr>
       <w:r>
-        <w:t>for col in df.sel</w:t>
-      </w:r>
-      <w:r>
-        <w:t xml:space="preserve">ect_dtypes(include = </w:t>
-      </w:r>
-      <w:r>
-        <w:rPr>
-          <w:highlight w:val="yellow"/>
-        </w:rPr>
-        <w:t>np.number</w:t>
-      </w:r>
-      <w:r>
-        <w:t xml:space="preserve">)  </w:t>
+        <w:t xml:space="preserve">len(df) </w:t>
       </w:r>
       <w:r>
         <w:sym w:font="Wingdings" w:char="F0E8"/>
       </w:r>
       <w:r>
-        <w:t xml:space="preserve"> it select both float and int </w:t>
+        <w:t xml:space="preserve">  it is used to find to total length (total employees)</w:t>
+      </w:r>
+    </w:p>
+    <w:p>
+      <w:pPr>
+        <w:pStyle w:val="NoSpacing"/>
+        <w:numPr>
+          <w:ilvl w:val="1"/>
+          <w:numId w:val="9"/>
+        </w:numPr>
+      </w:pPr>
+      <w:r>
+        <w:t>df.shape</w:t>
+      </w:r>
+      <w:r>
+        <w:t xml:space="preserve"> </w:t>
+      </w:r>
+      <w:r>
+        <w:sym w:font="Wingdings" w:char="F0E8"/>
+      </w:r>
+      <w:r>
+        <w:t xml:space="preserve"> (15,6) 15 row 6 column</w:t>
+      </w:r>
+    </w:p>
+    <w:p>
+      <w:pPr>
+        <w:pStyle w:val="NoSpacing"/>
+        <w:numPr>
+          <w:ilvl w:val="2"/>
+          <w:numId w:val="9"/>
+        </w:numPr>
+      </w:pPr>
+      <w:r>
+        <w:t>df.shape[0]</w:t>
+      </w:r>
+      <w:r>
+        <w:t xml:space="preserve"> </w:t>
+      </w:r>
+      <w:r>
+        <w:sym w:font="Wingdings" w:char="F0E8"/>
+      </w:r>
+      <w:r>
+        <w:t xml:space="preserve"> its return tuple 0 represent rows</w:t>
+      </w:r>
+    </w:p>
+    <w:p>
+      <w:pPr>
+        <w:pStyle w:val="NoSpacing"/>
+        <w:numPr>
+          <w:ilvl w:val="2"/>
+          <w:numId w:val="9"/>
+        </w:numPr>
+      </w:pPr>
+      <w:r>
+        <w:t>df.shape[1</w:t>
+      </w:r>
+      <w:r>
+        <w:t>]</w:t>
+      </w:r>
+      <w:r>
+        <w:t xml:space="preserve"> </w:t>
+      </w:r>
+      <w:r>
+        <w:sym w:font="Wingdings" w:char="F0E8"/>
+      </w:r>
+      <w:r>
+        <w:t xml:space="preserve"> its return tuple 1 represent cloumn </w:t>
+      </w:r>
+      <w:r>
+        <w:tab/>
+      </w:r>
+    </w:p>
+    <w:p>
+      <w:pPr>
+        <w:pStyle w:val="NoSpacing"/>
+        <w:numPr>
+          <w:ilvl w:val="1"/>
+          <w:numId w:val="9"/>
+        </w:numPr>
+      </w:pPr>
+      <w:r>
+        <w:t>df.EmpID.count()</w:t>
+      </w:r>
+      <w:r>
+        <w:sym w:font="Wingdings" w:char="F0E8"/>
+      </w:r>
+      <w:r>
+        <w:t xml:space="preserve"> it can be used where nonull values if null values exist it ignore</w:t>
       </w:r>
     </w:p>
     <w:p>
@@ -29681,16 +29437,121 @@
         </w:numPr>
       </w:pPr>
       <w:r>
-        <w:t xml:space="preserve">Lambda function </w:t>
+        <w:t>df.dtypes</w:t>
       </w:r>
       <w:r>
         <w:sym w:font="Wingdings" w:char="F0E8"/>
       </w:r>
       <w:r>
-        <w:t xml:space="preserve"> </w:t>
-      </w:r>
-      <w:r>
-        <w:t>df['Country'].map(lambda val : val[0:3])</w:t>
+        <w:t xml:space="preserve"> it is used to find the each column of datatype</w:t>
+      </w:r>
+    </w:p>
+    <w:p>
+      <w:pPr>
+        <w:pStyle w:val="NoSpacing"/>
+        <w:numPr>
+          <w:ilvl w:val="0"/>
+          <w:numId w:val="9"/>
+        </w:numPr>
+      </w:pPr>
+      <w:r>
+        <w:t>df[[‘Salary’ , ‘Department’ , ‘Age’]]</w:t>
+      </w:r>
+      <w:r>
+        <w:sym w:font="Wingdings" w:char="F0E8"/>
+      </w:r>
+      <w:r>
+        <w:t xml:space="preserve"> it show only these column </w:t>
+      </w:r>
+    </w:p>
+    <w:p>
+      <w:pPr>
+        <w:pStyle w:val="NoSpacing"/>
+        <w:numPr>
+          <w:ilvl w:val="0"/>
+          <w:numId w:val="9"/>
+        </w:numPr>
+      </w:pPr>
+      <w:r>
+        <w:t>df.columns</w:t>
+      </w:r>
+      <w:r>
+        <w:sym w:font="Wingdings" w:char="F0E8"/>
+      </w:r>
+      <w:r>
+        <w:t xml:space="preserve"> it is used to see all columns</w:t>
+      </w:r>
+    </w:p>
+    <w:p>
+      <w:pPr>
+        <w:pStyle w:val="NoSpacing"/>
+        <w:numPr>
+          <w:ilvl w:val="0"/>
+          <w:numId w:val="9"/>
+        </w:numPr>
+      </w:pPr>
+      <w:r>
+        <w:t>df[columnname].unique()</w:t>
+      </w:r>
+      <w:r>
+        <w:sym w:font="Wingdings" w:char="F0E8"/>
+      </w:r>
+      <w:r>
+        <w:t xml:space="preserve">it is used to see all unique values </w:t>
+      </w:r>
+    </w:p>
+    <w:p>
+      <w:pPr>
+        <w:pStyle w:val="NoSpacing"/>
+        <w:numPr>
+          <w:ilvl w:val="0"/>
+          <w:numId w:val="9"/>
+        </w:numPr>
+      </w:pPr>
+      <w:r>
+        <w:t>df[columnname].value_counts ()</w:t>
+      </w:r>
+      <w:r>
+        <w:sym w:font="Wingdings" w:char="F0E8"/>
+      </w:r>
+      <w:r>
+        <w:t xml:space="preserve"> it is used to count the number of values comes (means is column mai itne baar ye naam aaya hai )</w:t>
+      </w:r>
+    </w:p>
+    <w:p>
+      <w:pPr>
+        <w:pStyle w:val="NoSpacing"/>
+        <w:numPr>
+          <w:ilvl w:val="0"/>
+          <w:numId w:val="9"/>
+        </w:numPr>
+      </w:pPr>
+      <w:r>
+        <w:t>mode()</w:t>
+      </w:r>
+      <w:r>
+        <w:sym w:font="Wingdings" w:char="F0E8"/>
+      </w:r>
+      <w:r>
+        <w:t xml:space="preserve"> is used to select maximum time element occur</w:t>
+      </w:r>
+    </w:p>
+    <w:p>
+      <w:pPr>
+        <w:pStyle w:val="NoSpacing"/>
+        <w:numPr>
+          <w:ilvl w:val="0"/>
+          <w:numId w:val="9"/>
+        </w:numPr>
+      </w:pPr>
+      <w:r>
+        <w:t>df.select_dtypes(include=str)</w:t>
+      </w:r>
+      <w:r>
+        <w:sym w:font="Wingdings" w:char="F0E8"/>
+      </w:r>
+      <w:r>
+        <w:t xml:space="preserve"> ye vo data dikhayga jo str type ka hai bs</w:t>
       </w:r>
     </w:p>
     <w:p>
@@ -29703,10 +29564,10 @@
           <w:noProof/>
         </w:rPr>
         <w:drawing>
-          <wp:inline distT="0" distB="0" distL="0" distR="0" wp14:anchorId="336ADB58" wp14:editId="78A30DD5">
-            <wp:extent cx="8345065" cy="3181794"/>
-            <wp:effectExtent l="0" t="0" r="0" b="0"/>
-            <wp:docPr id="11" name="Picture 11"/>
+          <wp:inline distT="0" distB="0" distL="0" distR="0" wp14:anchorId="6D00F3F3" wp14:editId="73236534">
+            <wp:extent cx="5973009" cy="2029108"/>
+            <wp:effectExtent l="0" t="0" r="8890" b="9525"/>
+            <wp:docPr id="10" name="Picture 10"/>
             <wp:cNvGraphicFramePr>
               <a:graphicFrameLocks xmlns:a="http://schemas.openxmlformats.org/drawingml/2006/main" noChangeAspect="1"/>
             </wp:cNvGraphicFramePr>
@@ -29726,7 +29587,7 @@
                   <pic:spPr>
                     <a:xfrm>
                       <a:off x="0" y="0"/>
-                      <a:ext cx="8345065" cy="3181794"/>
+                      <a:ext cx="5973009" cy="2029108"/>
                     </a:xfrm>
                     <a:prstGeom prst="rect">
                       <a:avLst/>
@@ -29748,46 +29609,37 @@
         </w:numPr>
       </w:pPr>
       <w:r>
-        <w:t>df = df.drop(columns=['Month Number' , 'Month Name' , 'Year' ])</w:t>
-      </w:r>
-      <w:r>
-        <w:t xml:space="preserve"> </w:t>
+        <w:t># it shows mode values comes on index 0</w:t>
+      </w:r>
+    </w:p>
+    <w:p>
+      <w:pPr>
+        <w:pStyle w:val="NoSpacing"/>
+        <w:ind w:left="720"/>
+      </w:pPr>
+      <w:r>
+        <w:t xml:space="preserve">df.Segment.mode() </w:t>
       </w:r>
       <w:r>
         <w:sym w:font="Wingdings" w:char="F0E8"/>
       </w:r>
       <w:r>
-        <w:t xml:space="preserve"> if you want to drop columns and you want drop single column</w:t>
-      </w:r>
-    </w:p>
-    <w:p>
-      <w:pPr>
-        <w:pStyle w:val="NoSpacing"/>
-        <w:numPr>
-          <w:ilvl w:val="1"/>
-          <w:numId w:val="9"/>
-        </w:numPr>
-      </w:pPr>
-      <w:r>
-        <w:t>df = df.drop(columns=</w:t>
-      </w:r>
-      <w:r>
-        <w:t xml:space="preserve">'Year' </w:t>
-      </w:r>
-      <w:r>
-        <w:t>)</w:t>
-      </w:r>
-      <w:r>
-        <w:t xml:space="preserve"> </w:t>
+        <w:t xml:space="preserve"> #it show index</w:t>
+      </w:r>
+    </w:p>
+    <w:p>
+      <w:pPr>
+        <w:pStyle w:val="NoSpacing"/>
+        <w:ind w:left="720"/>
+      </w:pPr>
+      <w:r>
+        <w:t>df.Segment.mode()[0]</w:t>
       </w:r>
       <w:r>
         <w:sym w:font="Wingdings" w:char="F0E8"/>
       </w:r>
       <w:r>
-        <w:t xml:space="preserve"> use quotes ‘ ‘ </w:t>
-      </w:r>
-      <w:r>
-        <w:tab/>
+        <w:t xml:space="preserve">  #it shows value on index 0</w:t>
       </w:r>
     </w:p>
     <w:p>
@@ -29799,76 +29651,25 @@
         </w:numPr>
       </w:pPr>
       <w:r>
-        <w:t>SAVE THE DATA INTO FILE</w:t>
-      </w:r>
-    </w:p>
-    <w:p>
-      <w:pPr>
-        <w:pStyle w:val="NoSpacing"/>
-        <w:numPr>
-          <w:ilvl w:val="1"/>
-          <w:numId w:val="9"/>
-        </w:numPr>
+        <w:t>for col in df.sel</w:t>
+      </w:r>
+      <w:r>
+        <w:t xml:space="preserve">ect_dtypes(include = </w:t>
+      </w:r>
+      <w:r>
         <w:rPr>
           <w:highlight w:val="yellow"/>
         </w:rPr>
-      </w:pPr>
-      <w:r>
-        <w:rPr>
-          <w:highlight w:val="yellow"/>
-        </w:rPr>
-        <w:t>df.to_excel</w:t>
-      </w:r>
-      <w:r>
-        <w:rPr>
-          <w:highlight w:val="yellow"/>
-        </w:rPr>
-        <w:t>(“Name”)</w:t>
-      </w:r>
-    </w:p>
-    <w:p>
-      <w:pPr>
-        <w:pStyle w:val="NoSpacing"/>
-        <w:numPr>
-          <w:ilvl w:val="1"/>
-          <w:numId w:val="9"/>
-        </w:numPr>
-      </w:pPr>
-      <w:r>
-        <w:t>df.to_csv</w:t>
-      </w:r>
-      <w:r>
-        <w:t>(“Cleaned_data.csv”)</w:t>
-      </w:r>
-    </w:p>
-    <w:p>
-      <w:pPr>
-        <w:pStyle w:val="NoSpacing"/>
-        <w:numPr>
-          <w:ilvl w:val="1"/>
-          <w:numId w:val="9"/>
-        </w:numPr>
-      </w:pPr>
-      <w:r>
-        <w:t>df.to_json</w:t>
-      </w:r>
-      <w:r>
-        <w:t>(“Cleaned_data.json”)</w:t>
-      </w:r>
-    </w:p>
-    <w:p>
-      <w:pPr>
-        <w:pStyle w:val="NoSpacing"/>
-        <w:numPr>
-          <w:ilvl w:val="1"/>
-          <w:numId w:val="9"/>
-        </w:numPr>
-      </w:pPr>
-      <w:r>
-        <w:t>df.to_list</w:t>
-      </w:r>
-      <w:r>
-        <w:t>(“Cleaned_data.li”)</w:t>
+        <w:t>np.number</w:t>
+      </w:r>
+      <w:r>
+        <w:t xml:space="preserve">)  </w:t>
+      </w:r>
+      <w:r>
+        <w:sym w:font="Wingdings" w:char="F0E8"/>
+      </w:r>
+      <w:r>
+        <w:t xml:space="preserve"> it select both float and int </w:t>
       </w:r>
     </w:p>
     <w:p>
@@ -29880,126 +29681,32 @@
         </w:numPr>
       </w:pPr>
       <w:r>
-        <w:t>WithOUT INDEX</w:t>
-      </w:r>
-    </w:p>
-    <w:p>
-      <w:pPr>
-        <w:pStyle w:val="NoSpacing"/>
-        <w:numPr>
-          <w:ilvl w:val="1"/>
-          <w:numId w:val="9"/>
-        </w:numPr>
-      </w:pPr>
-      <w:r>
-        <w:t>df.to_csv("Cleaned_Data_0003_Practical.csv" , index =False)</w:t>
-      </w:r>
-    </w:p>
-    <w:p>
-      <w:pPr>
-        <w:pStyle w:val="NoSpacing"/>
-        <w:ind w:left="360"/>
-      </w:pPr>
-    </w:p>
-    <w:p>
-      <w:pPr>
-        <w:pStyle w:val="NoSpacing"/>
-        <w:ind w:left="360"/>
-      </w:pPr>
-    </w:p>
-    <w:p>
-      <w:pPr>
-        <w:pStyle w:val="NoSpacing"/>
-        <w:ind w:left="360"/>
-      </w:pPr>
-    </w:p>
-    <w:p>
-      <w:pPr>
-        <w:pStyle w:val="NoSpacing"/>
-        <w:numPr>
-          <w:ilvl w:val="0"/>
-          <w:numId w:val="9"/>
-        </w:numPr>
-        <w:rPr>
-          <w:highlight w:val="yellow"/>
-        </w:rPr>
-      </w:pPr>
-      <w:r>
-        <w:rPr>
-          <w:highlight w:val="yellow"/>
-        </w:rPr>
-        <w:t>plot function</w:t>
-      </w:r>
-      <w:r>
-        <w:rPr>
-          <w:highlight w:val="yellow"/>
-        </w:rPr>
+        <w:t xml:space="preserve">Lambda function </w:t>
+      </w:r>
+      <w:r>
+        <w:sym w:font="Wingdings" w:char="F0E8"/>
+      </w:r>
+      <w:r>
         <w:t xml:space="preserve"> </w:t>
       </w:r>
-    </w:p>
-    <w:p>
-      <w:pPr>
-        <w:pStyle w:val="NoSpacing"/>
-        <w:numPr>
-          <w:ilvl w:val="0"/>
-          <w:numId w:val="11"/>
-        </w:numPr>
-      </w:pPr>
-      <w:r>
-        <w:t>#The Pandas Plot()</w:t>
-      </w:r>
-    </w:p>
-    <w:p>
-      <w:pPr>
-        <w:pStyle w:val="NoSpacing"/>
-        <w:numPr>
-          <w:ilvl w:val="0"/>
-          <w:numId w:val="11"/>
-        </w:numPr>
-      </w:pPr>
-      <w:r>
-        <w:t>#!pip install matplotlib</w:t>
-      </w:r>
-    </w:p>
-    <w:p>
-      <w:pPr>
-        <w:pStyle w:val="NoSpacing"/>
-        <w:numPr>
-          <w:ilvl w:val="0"/>
-          <w:numId w:val="11"/>
-        </w:numPr>
-      </w:pPr>
-      <w:r>
-        <w:t>import matplotlib.pyplot as plt</w:t>
-      </w:r>
-    </w:p>
-    <w:p>
-      <w:pPr>
-        <w:pStyle w:val="NoSpacing"/>
-        <w:numPr>
-          <w:ilvl w:val="0"/>
-          <w:numId w:val="11"/>
-        </w:numPr>
-      </w:pPr>
-      <w:r>
-        <w:t>data['winner'].value_counts().plot(kind='bar')</w:t>
-      </w:r>
-    </w:p>
-    <w:p>
-      <w:pPr>
-        <w:pStyle w:val="NoSpacing"/>
-        <w:ind w:left="1440"/>
+      <w:r>
+        <w:t>df['Country'].map(lambda val : val[0:3])</w:t>
+      </w:r>
+    </w:p>
+    <w:p>
+      <w:pPr>
+        <w:pStyle w:val="NoSpacing"/>
+        <w:ind w:left="720"/>
       </w:pPr>
       <w:r>
         <w:rPr>
           <w:noProof/>
         </w:rPr>
-        <w:lastRenderedPageBreak/>
         <w:drawing>
-          <wp:inline distT="0" distB="0" distL="0" distR="0" wp14:anchorId="556DA631" wp14:editId="498F1F92">
-            <wp:extent cx="5096586" cy="4801270"/>
-            <wp:effectExtent l="0" t="0" r="8890" b="0"/>
-            <wp:docPr id="12" name="Picture 12"/>
+          <wp:inline distT="0" distB="0" distL="0" distR="0" wp14:anchorId="336ADB58" wp14:editId="78A30DD5">
+            <wp:extent cx="8345065" cy="3181794"/>
+            <wp:effectExtent l="0" t="0" r="0" b="0"/>
+            <wp:docPr id="11" name="Picture 11"/>
             <wp:cNvGraphicFramePr>
               <a:graphicFrameLocks xmlns:a="http://schemas.openxmlformats.org/drawingml/2006/main" noChangeAspect="1"/>
             </wp:cNvGraphicFramePr>
@@ -30019,7 +29726,7 @@
                   <pic:spPr>
                     <a:xfrm>
                       <a:off x="0" y="0"/>
-                      <a:ext cx="5096586" cy="4801270"/>
+                      <a:ext cx="8345065" cy="3181794"/>
                     </a:xfrm>
                     <a:prstGeom prst="rect">
                       <a:avLst/>
@@ -30035,8 +29742,200 @@
     <w:p>
       <w:pPr>
         <w:pStyle w:val="NoSpacing"/>
+        <w:numPr>
+          <w:ilvl w:val="0"/>
+          <w:numId w:val="9"/>
+        </w:numPr>
+      </w:pPr>
+      <w:r>
+        <w:t>df = df.drop(columns=['Month Number' , 'Month Name' , 'Year' ])</w:t>
+      </w:r>
+      <w:r>
+        <w:t xml:space="preserve"> </w:t>
+      </w:r>
+      <w:r>
+        <w:sym w:font="Wingdings" w:char="F0E8"/>
+      </w:r>
+      <w:r>
+        <w:t xml:space="preserve"> if you want to drop columns and you want drop single column</w:t>
+      </w:r>
+    </w:p>
+    <w:p>
+      <w:pPr>
+        <w:pStyle w:val="NoSpacing"/>
+        <w:numPr>
+          <w:ilvl w:val="1"/>
+          <w:numId w:val="9"/>
+        </w:numPr>
+      </w:pPr>
+      <w:r>
+        <w:t>df = df.drop(columns=</w:t>
+      </w:r>
+      <w:r>
+        <w:t xml:space="preserve">'Year' </w:t>
+      </w:r>
+      <w:r>
+        <w:t>)</w:t>
+      </w:r>
+      <w:r>
+        <w:t xml:space="preserve"> </w:t>
+      </w:r>
+      <w:r>
+        <w:sym w:font="Wingdings" w:char="F0E8"/>
+      </w:r>
+      <w:r>
+        <w:t xml:space="preserve"> use quotes ‘ ‘ </w:t>
+      </w:r>
+      <w:r>
+        <w:tab/>
+      </w:r>
+    </w:p>
+    <w:p>
+      <w:pPr>
+        <w:pStyle w:val="NoSpacing"/>
+        <w:numPr>
+          <w:ilvl w:val="0"/>
+          <w:numId w:val="9"/>
+        </w:numPr>
+      </w:pPr>
+      <w:r>
+        <w:t>SAVE THE DATA INTO FILE</w:t>
+      </w:r>
+    </w:p>
+    <w:p>
+      <w:pPr>
+        <w:pStyle w:val="NoSpacing"/>
+        <w:numPr>
+          <w:ilvl w:val="1"/>
+          <w:numId w:val="9"/>
+        </w:numPr>
+        <w:rPr>
+          <w:highlight w:val="yellow"/>
+        </w:rPr>
+      </w:pPr>
+      <w:r>
+        <w:rPr>
+          <w:highlight w:val="yellow"/>
+        </w:rPr>
+        <w:t>df.to_excel</w:t>
+      </w:r>
+      <w:r>
+        <w:rPr>
+          <w:highlight w:val="yellow"/>
+        </w:rPr>
+        <w:t>(“Name”)</w:t>
+      </w:r>
+    </w:p>
+    <w:p>
+      <w:pPr>
+        <w:pStyle w:val="NoSpacing"/>
+        <w:numPr>
+          <w:ilvl w:val="1"/>
+          <w:numId w:val="9"/>
+        </w:numPr>
+      </w:pPr>
+      <w:r>
+        <w:t>df.to_csv</w:t>
+      </w:r>
+      <w:r>
+        <w:t>(“Cleaned_data.csv”)</w:t>
+      </w:r>
+    </w:p>
+    <w:p>
+      <w:pPr>
+        <w:pStyle w:val="NoSpacing"/>
+        <w:numPr>
+          <w:ilvl w:val="1"/>
+          <w:numId w:val="9"/>
+        </w:numPr>
+      </w:pPr>
+      <w:r>
+        <w:t>df.to_json</w:t>
+      </w:r>
+      <w:r>
+        <w:t>(“Cleaned_data.json”)</w:t>
+      </w:r>
+    </w:p>
+    <w:p>
+      <w:pPr>
+        <w:pStyle w:val="NoSpacing"/>
+        <w:numPr>
+          <w:ilvl w:val="1"/>
+          <w:numId w:val="9"/>
+        </w:numPr>
+      </w:pPr>
+      <w:r>
+        <w:t>df.to_list</w:t>
+      </w:r>
+      <w:r>
+        <w:t>(“Cleaned_data.li”)</w:t>
+      </w:r>
+    </w:p>
+    <w:p>
+      <w:pPr>
+        <w:pStyle w:val="NoSpacing"/>
+        <w:numPr>
+          <w:ilvl w:val="0"/>
+          <w:numId w:val="9"/>
+        </w:numPr>
+      </w:pPr>
+      <w:r>
+        <w:t>WithOUT INDEX</w:t>
+      </w:r>
+    </w:p>
+    <w:p>
+      <w:pPr>
+        <w:pStyle w:val="NoSpacing"/>
+        <w:numPr>
+          <w:ilvl w:val="1"/>
+          <w:numId w:val="9"/>
+        </w:numPr>
+      </w:pPr>
+      <w:r>
+        <w:t>df.to_csv("Cleaned_Data_0003_Practical.csv" , index =False)</w:t>
+      </w:r>
+    </w:p>
+    <w:p>
+      <w:pPr>
+        <w:pStyle w:val="NoSpacing"/>
         <w:ind w:left="360"/>
       </w:pPr>
+    </w:p>
+    <w:p>
+      <w:pPr>
+        <w:pStyle w:val="NoSpacing"/>
+        <w:ind w:left="360"/>
+      </w:pPr>
+    </w:p>
+    <w:p>
+      <w:pPr>
+        <w:pStyle w:val="NoSpacing"/>
+        <w:ind w:left="360"/>
+      </w:pPr>
+    </w:p>
+    <w:p>
+      <w:pPr>
+        <w:pStyle w:val="NoSpacing"/>
+        <w:numPr>
+          <w:ilvl w:val="0"/>
+          <w:numId w:val="9"/>
+        </w:numPr>
+        <w:rPr>
+          <w:highlight w:val="yellow"/>
+        </w:rPr>
+      </w:pPr>
+      <w:r>
+        <w:rPr>
+          <w:highlight w:val="yellow"/>
+        </w:rPr>
+        <w:t>plot function</w:t>
+      </w:r>
+      <w:r>
+        <w:rPr>
+          <w:highlight w:val="yellow"/>
+        </w:rPr>
+        <w:t xml:space="preserve"> </w:t>
+      </w:r>
     </w:p>
     <w:p>
       <w:pPr>
@@ -30047,50 +29946,60 @@
         </w:numPr>
       </w:pPr>
       <w:r>
-        <w:t xml:space="preserve">if you want only top team </w:t>
+        <w:t>#The Pandas Plot()</w:t>
       </w:r>
     </w:p>
     <w:p>
       <w:pPr>
         <w:pStyle w:val="NoSpacing"/>
         <w:numPr>
-          <w:ilvl w:val="1"/>
+          <w:ilvl w:val="0"/>
           <w:numId w:val="11"/>
         </w:numPr>
       </w:pPr>
       <w:r>
-        <w:t>data['winner'].value_counts().head().plot(kind='bar</w:t>
-      </w:r>
-      <w:r>
-        <w:t>h</w:t>
-      </w:r>
-      <w:r>
-        <w:t>')</w:t>
-      </w:r>
-      <w:r>
-        <w:t xml:space="preserve"> </w:t>
-      </w:r>
-      <w:r>
-        <w:sym w:font="Wingdings" w:char="F0E8"/>
-      </w:r>
-      <w:r>
-        <w:t xml:space="preserve"> h is used for horizontal</w:t>
-      </w:r>
-    </w:p>
-    <w:p>
-      <w:pPr>
-        <w:pStyle w:val="NoSpacing"/>
-        <w:ind w:left="720" w:firstLine="720"/>
+        <w:t>#!pip install matplotlib</w:t>
+      </w:r>
+    </w:p>
+    <w:p>
+      <w:pPr>
+        <w:pStyle w:val="NoSpacing"/>
+        <w:numPr>
+          <w:ilvl w:val="0"/>
+          <w:numId w:val="11"/>
+        </w:numPr>
+      </w:pPr>
+      <w:r>
+        <w:t>import matplotlib.pyplot as plt</w:t>
+      </w:r>
+    </w:p>
+    <w:p>
+      <w:pPr>
+        <w:pStyle w:val="NoSpacing"/>
+        <w:numPr>
+          <w:ilvl w:val="0"/>
+          <w:numId w:val="11"/>
+        </w:numPr>
+      </w:pPr>
+      <w:r>
+        <w:t>data['winner'].value_counts().plot(kind='bar')</w:t>
+      </w:r>
+    </w:p>
+    <w:p>
+      <w:pPr>
+        <w:pStyle w:val="NoSpacing"/>
+        <w:ind w:left="1440"/>
       </w:pPr>
       <w:r>
         <w:rPr>
           <w:noProof/>
         </w:rPr>
+        <w:lastRenderedPageBreak/>
         <w:drawing>
-          <wp:inline distT="0" distB="0" distL="0" distR="0" wp14:anchorId="65B5143C" wp14:editId="64BF1804">
-            <wp:extent cx="5915851" cy="3658111"/>
+          <wp:inline distT="0" distB="0" distL="0" distR="0" wp14:anchorId="556DA631" wp14:editId="498F1F92">
+            <wp:extent cx="5096586" cy="4801270"/>
             <wp:effectExtent l="0" t="0" r="8890" b="0"/>
-            <wp:docPr id="13" name="Picture 13"/>
+            <wp:docPr id="12" name="Picture 12"/>
             <wp:cNvGraphicFramePr>
               <a:graphicFrameLocks xmlns:a="http://schemas.openxmlformats.org/drawingml/2006/main" noChangeAspect="1"/>
             </wp:cNvGraphicFramePr>
@@ -30110,7 +30019,7 @@
                   <pic:spPr>
                     <a:xfrm>
                       <a:off x="0" y="0"/>
-                      <a:ext cx="5915851" cy="3658111"/>
+                      <a:ext cx="5096586" cy="4801270"/>
                     </a:xfrm>
                     <a:prstGeom prst="rect">
                       <a:avLst/>
@@ -30126,7 +30035,7 @@
     <w:p>
       <w:pPr>
         <w:pStyle w:val="NoSpacing"/>
-        <w:ind w:left="720" w:firstLine="720"/>
+        <w:ind w:left="360"/>
       </w:pPr>
     </w:p>
     <w:p>
@@ -30134,56 +30043,11 @@
         <w:pStyle w:val="NoSpacing"/>
         <w:numPr>
           <w:ilvl w:val="0"/>
-          <w:numId w:val="9"/>
+          <w:numId w:val="11"/>
         </w:numPr>
       </w:pPr>
       <w:r>
-        <w:t>myseries.index</w:t>
-      </w:r>
-      <w:r>
-        <w:t xml:space="preserve"> </w:t>
-      </w:r>
-      <w:r>
-        <w:sym w:font="Wingdings" w:char="F0E8"/>
-      </w:r>
-      <w:r>
-        <w:t xml:space="preserve"> index is attribute is used to show the all index</w:t>
-      </w:r>
-    </w:p>
-    <w:p>
-      <w:pPr>
-        <w:pStyle w:val="NoSpacing"/>
-        <w:numPr>
-          <w:ilvl w:val="0"/>
-          <w:numId w:val="9"/>
-        </w:numPr>
-      </w:pPr>
-      <w:r>
-        <w:t>myseries.values</w:t>
-      </w:r>
-      <w:r>
-        <w:sym w:font="Wingdings" w:char="F0E8"/>
-      </w:r>
-      <w:r>
-        <w:t xml:space="preserve">it get all the values </w:t>
-      </w:r>
-    </w:p>
-    <w:p>
-      <w:pPr>
-        <w:pStyle w:val="NoSpacing"/>
-        <w:numPr>
-          <w:ilvl w:val="0"/>
-          <w:numId w:val="9"/>
-        </w:numPr>
-      </w:pPr>
-      <w:r>
-        <w:t>data.sort_values</w:t>
-      </w:r>
-      <w:r>
-        <w:sym w:font="Wingdings" w:char="F0E8"/>
-      </w:r>
-      <w:r>
-        <w:t xml:space="preserve"> it apply on both dataframe and series for sorting values.</w:t>
+        <w:t xml:space="preserve">if you want only top team </w:t>
       </w:r>
     </w:p>
     <w:p>
@@ -30191,264 +30055,42 @@
         <w:pStyle w:val="NoSpacing"/>
         <w:numPr>
           <w:ilvl w:val="1"/>
-          <w:numId w:val="9"/>
+          <w:numId w:val="11"/>
         </w:numPr>
       </w:pPr>
       <w:r>
-        <w:t xml:space="preserve">By </w:t>
-      </w:r>
-      <w:r>
-        <w:t xml:space="preserve">default </w:t>
-      </w:r>
-      <w:r>
-        <w:t xml:space="preserve"> = Ascending order</w:t>
-      </w:r>
-    </w:p>
-    <w:p>
-      <w:pPr>
-        <w:pStyle w:val="NoSpacing"/>
-        <w:numPr>
-          <w:ilvl w:val="0"/>
-          <w:numId w:val="9"/>
-        </w:numPr>
-      </w:pPr>
-      <w:r>
-        <w:t xml:space="preserve">Data(, inplace = True ) </w:t>
+        <w:t>data['winner'].value_counts().head().plot(kind='bar</w:t>
+      </w:r>
+      <w:r>
+        <w:t>h</w:t>
+      </w:r>
+      <w:r>
+        <w:t>')</w:t>
+      </w:r>
+      <w:r>
+        <w:t xml:space="preserve"> </w:t>
       </w:r>
       <w:r>
         <w:sym w:font="Wingdings" w:char="F0E8"/>
       </w:r>
       <w:r>
-        <w:t xml:space="preserve">  inplace = True  it is the parameter to change permanently into data , it is by default False</w:t>
-      </w:r>
-    </w:p>
-    <w:p>
-      <w:pPr>
-        <w:pStyle w:val="NoSpacing"/>
-        <w:numPr>
-          <w:ilvl w:val="1"/>
-          <w:numId w:val="9"/>
-        </w:numPr>
-      </w:pPr>
-      <w:r>
-        <w:t>data.sort_values('city' , ascending = True)</w:t>
-      </w:r>
-    </w:p>
-    <w:p>
-      <w:pPr>
-        <w:pStyle w:val="NoSpacing"/>
-        <w:numPr>
-          <w:ilvl w:val="1"/>
-          <w:numId w:val="9"/>
-        </w:numPr>
-      </w:pPr>
-      <w:r>
-        <w:t>data.sort_values(['city' , 'date'] , ascending = [True , False])</w:t>
-      </w:r>
-    </w:p>
-    <w:p>
-      <w:pPr>
-        <w:pStyle w:val="NoSpacing"/>
-        <w:numPr>
-          <w:ilvl w:val="0"/>
-          <w:numId w:val="9"/>
-        </w:numPr>
-      </w:pPr>
-      <w:r>
-        <w:rPr>
-          <w:highlight w:val="yellow"/>
-        </w:rPr>
-        <w:t>data.drop_duplicates(</w:t>
-      </w:r>
-      <w:r>
-        <w:t>subset = ['city'])</w:t>
-      </w:r>
-      <w:r>
-        <w:t xml:space="preserve"> </w:t>
-      </w:r>
-      <w:r>
-        <w:sym w:font="Wingdings" w:char="F0E8"/>
-      </w:r>
-      <w:r>
-        <w:t xml:space="preserve"> it is used to drop duplicates</w:t>
-      </w:r>
-    </w:p>
-    <w:p>
-      <w:pPr>
-        <w:pStyle w:val="NoSpacing"/>
-        <w:numPr>
-          <w:ilvl w:val="1"/>
-          <w:numId w:val="9"/>
-        </w:numPr>
-      </w:pPr>
-      <w:r>
-        <w:t xml:space="preserve">we can pass multiple list like city , season , winner and etc </w:t>
-      </w:r>
-      <w:r>
-        <w:t xml:space="preserve"> </w:t>
-      </w:r>
-    </w:p>
-    <w:p>
-      <w:pPr>
-        <w:pStyle w:val="NoSpacing"/>
-        <w:numPr>
-          <w:ilvl w:val="1"/>
-          <w:numId w:val="9"/>
-        </w:numPr>
-      </w:pPr>
-      <w:r>
-        <w:t>data.drop_duplicates(subset = ['season'] ,  keep = 'last')[['season' , 'winner']]</w:t>
-      </w:r>
-    </w:p>
-    <w:p>
-      <w:pPr>
-        <w:pStyle w:val="NoSpacing"/>
-        <w:numPr>
-          <w:ilvl w:val="2"/>
-          <w:numId w:val="9"/>
-        </w:numPr>
-      </w:pPr>
-      <w:r>
-        <w:t>it is used to find final match winner that’s why we use ‘last’</w:t>
-      </w:r>
-    </w:p>
-    <w:p>
-      <w:pPr>
-        <w:pStyle w:val="NoSpacing"/>
-        <w:numPr>
-          <w:ilvl w:val="0"/>
-          <w:numId w:val="9"/>
-        </w:numPr>
-      </w:pPr>
-      <w:r>
-        <w:t>isin()</w:t>
-      </w:r>
-      <w:r>
-        <w:sym w:font="Wingdings" w:char="F0E8"/>
-      </w:r>
-      <w:r>
-        <w:t xml:space="preserve"> only pass list in the isin parameter</w:t>
-      </w:r>
-    </w:p>
-    <w:p>
-      <w:pPr>
-        <w:pStyle w:val="NoSpacing"/>
-        <w:numPr>
-          <w:ilvl w:val="1"/>
-          <w:numId w:val="9"/>
-        </w:numPr>
-      </w:pPr>
-      <w:r>
-        <w:t>mask agar bhot sare ban rahe hai to isin ka use karege</w:t>
-      </w:r>
-    </w:p>
-    <w:p>
-      <w:pPr>
-        <w:pStyle w:val="NoSpacing"/>
-        <w:numPr>
-          <w:ilvl w:val="0"/>
-          <w:numId w:val="9"/>
-        </w:numPr>
-      </w:pPr>
-      <w:bookmarkStart w:id="0" w:name="_GoBack"/>
-      <w:r>
-        <w:t>merge</w:t>
-      </w:r>
-      <w:bookmarkEnd w:id="0"/>
-      <w:r>
-        <w:t>()</w:t>
-      </w:r>
-      <w:r>
-        <w:sym w:font="Wingdings" w:char="F0E8"/>
-      </w:r>
-      <w:r>
-        <w:t xml:space="preserve"> like join in sql</w:t>
-      </w:r>
-    </w:p>
-    <w:p>
-      <w:pPr>
-        <w:pStyle w:val="NoSpacing"/>
-        <w:ind w:firstLine="720"/>
-      </w:pPr>
-      <w:r>
-        <w:t xml:space="preserve">Example: </w:t>
-      </w:r>
-      <w:r>
-        <w:t>new = delivery.merge(match , left_on = 'match_id'  , right_on = 'id')</w:t>
-      </w:r>
-    </w:p>
-    <w:p>
-      <w:pPr>
-        <w:pStyle w:val="NoSpacing"/>
-        <w:numPr>
-          <w:ilvl w:val="0"/>
-          <w:numId w:val="9"/>
-        </w:numPr>
-      </w:pPr>
-      <w:r>
-        <w:t>reset_index()</w:t>
-      </w:r>
-      <w:r>
-        <w:t xml:space="preserve"> </w:t>
-      </w:r>
-      <w:r>
-        <w:sym w:font="Wingdings" w:char="F0E8"/>
-      </w:r>
-      <w:r>
-        <w:t xml:space="preserve"> used to convert a series into DataFrame</w:t>
-      </w:r>
-    </w:p>
-    <w:p>
-      <w:pPr>
-        <w:pStyle w:val="NoSpacing"/>
-        <w:numPr>
-          <w:ilvl w:val="1"/>
-          <w:numId w:val="9"/>
-        </w:numPr>
-      </w:pPr>
-      <w:r>
-        <w:t>used to remove unwanted index</w:t>
-      </w:r>
-    </w:p>
-    <w:p>
-      <w:pPr>
-        <w:pStyle w:val="NoSpacing"/>
-        <w:numPr>
-          <w:ilvl w:val="0"/>
-          <w:numId w:val="9"/>
-        </w:numPr>
-      </w:pPr>
-      <w:r>
-        <w:t xml:space="preserve">set_index( ) </w:t>
-      </w:r>
-      <w:r>
-        <w:sym w:font="Wingdings" w:char="F0E8"/>
-      </w:r>
-      <w:r>
-        <w:t xml:space="preserve"> when you want to make existing column (eg : id ) to  index without python giving index</w:t>
-      </w:r>
-    </w:p>
-    <w:p>
-      <w:pPr>
-        <w:pStyle w:val="NoSpacing"/>
-        <w:ind w:left="720"/>
+        <w:t xml:space="preserve"> h is used for horizontal</w:t>
+      </w:r>
+    </w:p>
+    <w:p>
+      <w:pPr>
+        <w:pStyle w:val="NoSpacing"/>
+        <w:ind w:left="720" w:firstLine="720"/>
       </w:pPr>
       <w:r>
         <w:rPr>
           <w:noProof/>
         </w:rPr>
-        <w:lastRenderedPageBreak/>
-        <w:t>Before</w:t>
-      </w:r>
-      <w:r>
-        <w:rPr>
-          <w:noProof/>
-        </w:rPr>
         <w:drawing>
-          <wp:inline distT="0" distB="0" distL="0" distR="0" wp14:anchorId="4F4FF2B6" wp14:editId="5A463BB9">
-            <wp:extent cx="7897327" cy="1495634"/>
-            <wp:effectExtent l="0" t="0" r="0" b="9525"/>
-            <wp:docPr id="20" name="Picture 20"/>
+          <wp:inline distT="0" distB="0" distL="0" distR="0" wp14:anchorId="65B5143C" wp14:editId="64BF1804">
+            <wp:extent cx="5915851" cy="3658111"/>
+            <wp:effectExtent l="0" t="0" r="8890" b="0"/>
+            <wp:docPr id="13" name="Picture 13"/>
             <wp:cNvGraphicFramePr>
               <a:graphicFrameLocks xmlns:a="http://schemas.openxmlformats.org/drawingml/2006/main" noChangeAspect="1"/>
             </wp:cNvGraphicFramePr>
@@ -30468,7 +30110,7 @@
                   <pic:spPr>
                     <a:xfrm>
                       <a:off x="0" y="0"/>
-                      <a:ext cx="7897327" cy="1495634"/>
+                      <a:ext cx="5915851" cy="3658111"/>
                     </a:xfrm>
                     <a:prstGeom prst="rect">
                       <a:avLst/>
@@ -30480,27 +30122,328 @@
           </wp:inline>
         </w:drawing>
       </w:r>
+    </w:p>
+    <w:p>
+      <w:pPr>
+        <w:pStyle w:val="NoSpacing"/>
+        <w:ind w:left="720" w:firstLine="720"/>
+      </w:pPr>
+    </w:p>
+    <w:p>
+      <w:pPr>
+        <w:pStyle w:val="NoSpacing"/>
+        <w:numPr>
+          <w:ilvl w:val="0"/>
+          <w:numId w:val="9"/>
+        </w:numPr>
+      </w:pPr>
+      <w:r>
+        <w:t>myseries.index</w:t>
+      </w:r>
+      <w:r>
+        <w:t xml:space="preserve"> </w:t>
+      </w:r>
+      <w:r>
+        <w:sym w:font="Wingdings" w:char="F0E8"/>
+      </w:r>
+      <w:r>
+        <w:t xml:space="preserve"> index is attribute is used to show the all index</w:t>
+      </w:r>
+    </w:p>
+    <w:p>
+      <w:pPr>
+        <w:pStyle w:val="NoSpacing"/>
+        <w:numPr>
+          <w:ilvl w:val="0"/>
+          <w:numId w:val="9"/>
+        </w:numPr>
+      </w:pPr>
+      <w:r>
+        <w:t>myseries.values</w:t>
+      </w:r>
+      <w:r>
+        <w:sym w:font="Wingdings" w:char="F0E8"/>
+      </w:r>
+      <w:r>
+        <w:t xml:space="preserve">it get all the values </w:t>
+      </w:r>
+    </w:p>
+    <w:p>
+      <w:pPr>
+        <w:pStyle w:val="NoSpacing"/>
+        <w:numPr>
+          <w:ilvl w:val="0"/>
+          <w:numId w:val="9"/>
+        </w:numPr>
+      </w:pPr>
+      <w:r>
+        <w:t>data.sort_values</w:t>
+      </w:r>
+      <w:r>
+        <w:sym w:font="Wingdings" w:char="F0E8"/>
+      </w:r>
+      <w:r>
+        <w:t xml:space="preserve"> it apply on both dataframe and series for sorting values.</w:t>
+      </w:r>
+    </w:p>
+    <w:p>
+      <w:pPr>
+        <w:pStyle w:val="NoSpacing"/>
+        <w:numPr>
+          <w:ilvl w:val="1"/>
+          <w:numId w:val="9"/>
+        </w:numPr>
+      </w:pPr>
+      <w:r>
+        <w:t xml:space="preserve">By </w:t>
+      </w:r>
+      <w:r>
+        <w:t xml:space="preserve">default </w:t>
+      </w:r>
+      <w:r>
+        <w:t xml:space="preserve"> = Ascending order</w:t>
+      </w:r>
+    </w:p>
+    <w:p>
+      <w:pPr>
+        <w:pStyle w:val="NoSpacing"/>
+        <w:numPr>
+          <w:ilvl w:val="0"/>
+          <w:numId w:val="9"/>
+        </w:numPr>
+      </w:pPr>
+      <w:r>
+        <w:t xml:space="preserve">Data(, inplace = True ) </w:t>
+      </w:r>
+      <w:r>
+        <w:sym w:font="Wingdings" w:char="F0E8"/>
+      </w:r>
+      <w:r>
+        <w:t xml:space="preserve">  inplace = True  it is the parameter to change permanently into data , it is by default False</w:t>
+      </w:r>
+    </w:p>
+    <w:p>
+      <w:pPr>
+        <w:pStyle w:val="NoSpacing"/>
+        <w:numPr>
+          <w:ilvl w:val="1"/>
+          <w:numId w:val="9"/>
+        </w:numPr>
+      </w:pPr>
+      <w:r>
+        <w:t>data.sort_values('city' , ascending = True)</w:t>
+      </w:r>
+    </w:p>
+    <w:p>
+      <w:pPr>
+        <w:pStyle w:val="NoSpacing"/>
+        <w:numPr>
+          <w:ilvl w:val="1"/>
+          <w:numId w:val="9"/>
+        </w:numPr>
+      </w:pPr>
+      <w:r>
+        <w:t>data.sort_values(['city' , 'date'] , ascending = [True , False])</w:t>
+      </w:r>
+    </w:p>
+    <w:p>
+      <w:pPr>
+        <w:pStyle w:val="NoSpacing"/>
+        <w:numPr>
+          <w:ilvl w:val="0"/>
+          <w:numId w:val="9"/>
+        </w:numPr>
+      </w:pPr>
+      <w:r>
+        <w:rPr>
+          <w:highlight w:val="yellow"/>
+        </w:rPr>
+        <w:t>data.drop_duplicates(</w:t>
+      </w:r>
+      <w:r>
+        <w:t>subset = ['city'])</w:t>
+      </w:r>
+      <w:r>
+        <w:t xml:space="preserve"> </w:t>
+      </w:r>
+      <w:r>
+        <w:sym w:font="Wingdings" w:char="F0E8"/>
+      </w:r>
+      <w:r>
+        <w:t xml:space="preserve"> it is used to drop duplicates</w:t>
+      </w:r>
+    </w:p>
+    <w:p>
+      <w:pPr>
+        <w:pStyle w:val="NoSpacing"/>
+        <w:numPr>
+          <w:ilvl w:val="1"/>
+          <w:numId w:val="9"/>
+        </w:numPr>
+      </w:pPr>
+      <w:r>
+        <w:t xml:space="preserve">we can pass multiple list like city , season , winner and etc </w:t>
+      </w:r>
+      <w:r>
+        <w:t xml:space="preserve"> </w:t>
+      </w:r>
+    </w:p>
+    <w:p>
+      <w:pPr>
+        <w:pStyle w:val="NoSpacing"/>
+        <w:numPr>
+          <w:ilvl w:val="1"/>
+          <w:numId w:val="9"/>
+        </w:numPr>
+      </w:pPr>
+      <w:r>
+        <w:t>data.drop_duplicates(subset = ['season'] ,  keep = 'last')[['season' , 'winner']]</w:t>
+      </w:r>
+    </w:p>
+    <w:p>
+      <w:pPr>
+        <w:pStyle w:val="NoSpacing"/>
+        <w:numPr>
+          <w:ilvl w:val="2"/>
+          <w:numId w:val="9"/>
+        </w:numPr>
+      </w:pPr>
+      <w:r>
+        <w:t>it is used to find final match winner that’s why we use ‘last’</w:t>
+      </w:r>
+    </w:p>
+    <w:p>
+      <w:pPr>
+        <w:pStyle w:val="NoSpacing"/>
+        <w:numPr>
+          <w:ilvl w:val="0"/>
+          <w:numId w:val="9"/>
+        </w:numPr>
+      </w:pPr>
+      <w:r>
+        <w:t>isin()</w:t>
+      </w:r>
+      <w:r>
+        <w:sym w:font="Wingdings" w:char="F0E8"/>
+      </w:r>
+      <w:r>
+        <w:t xml:space="preserve"> only pass list in the isin parameter</w:t>
+      </w:r>
+    </w:p>
+    <w:p>
+      <w:pPr>
+        <w:pStyle w:val="NoSpacing"/>
+        <w:numPr>
+          <w:ilvl w:val="1"/>
+          <w:numId w:val="9"/>
+        </w:numPr>
+      </w:pPr>
+      <w:r>
+        <w:t>mask agar bhot sare ban rahe hai to isin ka use karege</w:t>
+      </w:r>
+    </w:p>
+    <w:p>
+      <w:pPr>
+        <w:pStyle w:val="NoSpacing"/>
+        <w:numPr>
+          <w:ilvl w:val="0"/>
+          <w:numId w:val="9"/>
+        </w:numPr>
+      </w:pPr>
+      <w:r>
+        <w:t>merge()</w:t>
+      </w:r>
+      <w:r>
+        <w:sym w:font="Wingdings" w:char="F0E8"/>
+      </w:r>
+      <w:r>
+        <w:t xml:space="preserve"> like join in sql</w:t>
+      </w:r>
+    </w:p>
+    <w:p>
+      <w:pPr>
+        <w:pStyle w:val="NoSpacing"/>
+        <w:ind w:firstLine="720"/>
+      </w:pPr>
+      <w:r>
+        <w:t xml:space="preserve">Example: </w:t>
+      </w:r>
+      <w:r>
+        <w:t>new = delivery.merge(match , left_on = 'match_id'  , right_on = 'id')</w:t>
+      </w:r>
+    </w:p>
+    <w:p>
+      <w:pPr>
+        <w:pStyle w:val="NoSpacing"/>
+        <w:numPr>
+          <w:ilvl w:val="0"/>
+          <w:numId w:val="9"/>
+        </w:numPr>
+      </w:pPr>
+      <w:r>
+        <w:t>reset_index()</w:t>
+      </w:r>
+      <w:r>
+        <w:t xml:space="preserve"> </w:t>
+      </w:r>
+      <w:r>
+        <w:sym w:font="Wingdings" w:char="F0E8"/>
+      </w:r>
+      <w:r>
+        <w:t xml:space="preserve"> used to convert a series into DataFrame</w:t>
+      </w:r>
+    </w:p>
+    <w:p>
+      <w:pPr>
+        <w:pStyle w:val="NoSpacing"/>
+        <w:numPr>
+          <w:ilvl w:val="1"/>
+          <w:numId w:val="9"/>
+        </w:numPr>
+      </w:pPr>
+      <w:r>
+        <w:t>used to remove unwanted index</w:t>
+      </w:r>
+    </w:p>
+    <w:p>
+      <w:pPr>
+        <w:pStyle w:val="NoSpacing"/>
+        <w:numPr>
+          <w:ilvl w:val="0"/>
+          <w:numId w:val="9"/>
+        </w:numPr>
+      </w:pPr>
+      <w:r>
+        <w:t xml:space="preserve">set_index( ) </w:t>
+      </w:r>
+      <w:r>
+        <w:sym w:font="Wingdings" w:char="F0E8"/>
+      </w:r>
+      <w:r>
+        <w:t xml:space="preserve"> when you want to make existing column (eg : id ) to  index without python giving index</w:t>
+      </w:r>
+    </w:p>
+    <w:p>
+      <w:pPr>
+        <w:pStyle w:val="NoSpacing"/>
+        <w:ind w:left="720"/>
+      </w:pPr>
       <w:r>
         <w:rPr>
           <w:noProof/>
         </w:rPr>
-        <w:t xml:space="preserve"> </w:t>
+        <w:lastRenderedPageBreak/>
+        <w:t>Before</w:t>
       </w:r>
       <w:r>
         <w:rPr>
           <w:noProof/>
         </w:rPr>
-        <w:t>After</w:t>
-      </w:r>
-      <w:r>
-        <w:rPr>
-          <w:noProof/>
-        </w:rPr>
         <w:drawing>
-          <wp:inline distT="0" distB="0" distL="0" distR="0" wp14:anchorId="44485E9C" wp14:editId="722926AA">
-            <wp:extent cx="7278116" cy="2200582"/>
+          <wp:inline distT="0" distB="0" distL="0" distR="0" wp14:anchorId="4F4FF2B6" wp14:editId="5A463BB9">
+            <wp:extent cx="7897327" cy="1495634"/>
             <wp:effectExtent l="0" t="0" r="0" b="9525"/>
-            <wp:docPr id="21" name="Picture 21"/>
+            <wp:docPr id="20" name="Picture 20"/>
             <wp:cNvGraphicFramePr>
               <a:graphicFrameLocks xmlns:a="http://schemas.openxmlformats.org/drawingml/2006/main" noChangeAspect="1"/>
             </wp:cNvGraphicFramePr>
@@ -30520,7 +30463,7 @@
                   <pic:spPr>
                     <a:xfrm>
                       <a:off x="0" y="0"/>
-                      <a:ext cx="7278116" cy="2200582"/>
+                      <a:ext cx="7897327" cy="1495634"/>
                     </a:xfrm>
                     <a:prstGeom prst="rect">
                       <a:avLst/>
@@ -30532,173 +30475,27 @@
           </wp:inline>
         </w:drawing>
       </w:r>
-    </w:p>
-    <w:p>
-      <w:pPr>
-        <w:pStyle w:val="NoSpacing"/>
-        <w:numPr>
-          <w:ilvl w:val="0"/>
-          <w:numId w:val="9"/>
-        </w:numPr>
-      </w:pPr>
-      <w:r>
-        <w:t xml:space="preserve">pivot_table() </w:t>
-      </w:r>
-      <w:r>
-        <w:sym w:font="Wingdings" w:char="F0E8"/>
-      </w:r>
-      <w:r>
+      <w:r>
+        <w:rPr>
+          <w:noProof/>
+        </w:rPr>
         <w:t xml:space="preserve"> </w:t>
       </w:r>
       <w:r>
-        <w:t xml:space="preserve">it convert into useful table according to </w:t>
-      </w:r>
-      <w:r>
-        <w:sym w:font="Wingdings" w:char="F0E8"/>
-      </w:r>
-      <w:r>
-        <w:t>pt = datframename.</w:t>
-      </w:r>
-      <w:r>
-        <w:t>pivot_table(index = 'over' , columns = 'batting_team' ,  values ='batsman_runs' , aggfunc='count')</w:t>
-      </w:r>
-    </w:p>
-    <w:p>
-      <w:pPr>
-        <w:pStyle w:val="NoSpacing"/>
-        <w:numPr>
-          <w:ilvl w:val="0"/>
-          <w:numId w:val="9"/>
-        </w:numPr>
-      </w:pPr>
-      <w:r>
-        <w:t xml:space="preserve">heat_map() </w:t>
-      </w:r>
-      <w:r>
-        <w:sym w:font="Wingdings" w:char="F0E8"/>
-      </w:r>
-      <w:r>
-        <w:t xml:space="preserve"> usedin seaborn </w:t>
-      </w:r>
-    </w:p>
-    <w:p>
-      <w:pPr>
-        <w:pStyle w:val="NoSpacing"/>
-        <w:numPr>
-          <w:ilvl w:val="1"/>
-          <w:numId w:val="9"/>
-        </w:numPr>
-      </w:pPr>
-      <w:r>
-        <w:t>import seaborn as sns</w:t>
-      </w:r>
-    </w:p>
-    <w:p>
-      <w:pPr>
-        <w:pStyle w:val="NoSpacing"/>
-        <w:numPr>
-          <w:ilvl w:val="1"/>
-          <w:numId w:val="9"/>
-        </w:numPr>
-      </w:pPr>
-      <w:r>
-        <w:t>sns.heatmap(pt)</w:t>
-      </w:r>
-    </w:p>
-    <w:p>
-      <w:pPr>
-        <w:pStyle w:val="NoSpacing"/>
-        <w:numPr>
-          <w:ilvl w:val="0"/>
-          <w:numId w:val="9"/>
-        </w:numPr>
-      </w:pPr>
-      <w:r>
-        <w:t>corr()</w:t>
-      </w:r>
-      <w:r>
-        <w:sym w:font="Wingdings" w:char="F0E8"/>
-      </w:r>
-      <w:r>
-        <w:t xml:space="preserve"> it works only numerical data it remove the string data</w:t>
-      </w:r>
-    </w:p>
-    <w:p>
-      <w:pPr>
-        <w:pStyle w:val="NoSpacing"/>
-        <w:numPr>
-          <w:ilvl w:val="1"/>
-          <w:numId w:val="9"/>
-        </w:numPr>
-      </w:pPr>
-      <w:r>
-        <w:t>match.corr(numeric_only=True)</w:t>
-      </w:r>
-      <w:r>
-        <w:t xml:space="preserve"> </w:t>
-      </w:r>
-    </w:p>
-    <w:p>
-      <w:pPr>
-        <w:pStyle w:val="NoSpacing"/>
-      </w:pPr>
-    </w:p>
-    <w:p>
-      <w:pPr>
-        <w:pStyle w:val="NoSpacing"/>
-      </w:pPr>
-      <w:r>
-        <w:t>-------------------------------------------------------------------------</w:t>
-      </w:r>
-    </w:p>
-    <w:p>
-      <w:pPr>
-        <w:pStyle w:val="NoSpacing"/>
-        <w:rPr>
-          <w:b/>
-          <w:sz w:val="44"/>
-          <w:szCs w:val="44"/>
-        </w:rPr>
-      </w:pPr>
-      <w:r>
-        <w:rPr>
-          <w:b/>
-          <w:sz w:val="44"/>
-          <w:szCs w:val="44"/>
-        </w:rPr>
-        <w:t>GROUP</w:t>
-      </w:r>
-    </w:p>
-    <w:p>
-      <w:pPr>
-        <w:pStyle w:val="NoSpacing"/>
-        <w:numPr>
-          <w:ilvl w:val="0"/>
-          <w:numId w:val="9"/>
-        </w:numPr>
-      </w:pPr>
-      <w:r>
-        <w:t>Group</w:t>
-      </w:r>
-    </w:p>
-    <w:p>
-      <w:pPr>
-        <w:pStyle w:val="NoSpacing"/>
-        <w:ind w:left="720"/>
         <w:rPr>
           <w:noProof/>
         </w:rPr>
-      </w:pPr>
+        <w:t>After</w:t>
+      </w:r>
       <w:r>
         <w:rPr>
           <w:noProof/>
         </w:rPr>
-        <w:lastRenderedPageBreak/>
         <w:drawing>
-          <wp:inline distT="0" distB="0" distL="0" distR="0" wp14:anchorId="0242B5EC" wp14:editId="293A004F">
-            <wp:extent cx="8983329" cy="5210902"/>
-            <wp:effectExtent l="0" t="0" r="8890" b="8890"/>
-            <wp:docPr id="14" name="Picture 14"/>
+          <wp:inline distT="0" distB="0" distL="0" distR="0" wp14:anchorId="44485E9C" wp14:editId="722926AA">
+            <wp:extent cx="7278116" cy="2200582"/>
+            <wp:effectExtent l="0" t="0" r="0" b="9525"/>
+            <wp:docPr id="21" name="Picture 21"/>
             <wp:cNvGraphicFramePr>
               <a:graphicFrameLocks xmlns:a="http://schemas.openxmlformats.org/drawingml/2006/main" noChangeAspect="1"/>
             </wp:cNvGraphicFramePr>
@@ -30718,7 +30515,7 @@
                   <pic:spPr>
                     <a:xfrm>
                       <a:off x="0" y="0"/>
-                      <a:ext cx="8983329" cy="5210902"/>
+                      <a:ext cx="7278116" cy="2200582"/>
                     </a:xfrm>
                     <a:prstGeom prst="rect">
                       <a:avLst/>
@@ -30730,21 +30527,173 @@
           </wp:inline>
         </w:drawing>
       </w:r>
-      <w:r>
+    </w:p>
+    <w:p>
+      <w:pPr>
+        <w:pStyle w:val="NoSpacing"/>
+        <w:numPr>
+          <w:ilvl w:val="0"/>
+          <w:numId w:val="9"/>
+        </w:numPr>
+      </w:pPr>
+      <w:r>
+        <w:t xml:space="preserve">pivot_table() </w:t>
+      </w:r>
+      <w:r>
+        <w:sym w:font="Wingdings" w:char="F0E8"/>
+      </w:r>
+      <w:r>
+        <w:t xml:space="preserve"> </w:t>
+      </w:r>
+      <w:r>
+        <w:t xml:space="preserve">it convert into useful table according to </w:t>
+      </w:r>
+      <w:r>
+        <w:sym w:font="Wingdings" w:char="F0E8"/>
+      </w:r>
+      <w:r>
+        <w:t>pt = datframename.</w:t>
+      </w:r>
+      <w:r>
+        <w:t>pivot_table(index = 'over' , columns = 'batting_team' ,  values ='batsman_runs' , aggfunc='count')</w:t>
+      </w:r>
+    </w:p>
+    <w:p>
+      <w:pPr>
+        <w:pStyle w:val="NoSpacing"/>
+        <w:numPr>
+          <w:ilvl w:val="0"/>
+          <w:numId w:val="9"/>
+        </w:numPr>
+      </w:pPr>
+      <w:r>
+        <w:t xml:space="preserve">heat_map() </w:t>
+      </w:r>
+      <w:r>
+        <w:sym w:font="Wingdings" w:char="F0E8"/>
+      </w:r>
+      <w:r>
+        <w:t xml:space="preserve"> usedin seaborn </w:t>
+      </w:r>
+    </w:p>
+    <w:p>
+      <w:pPr>
+        <w:pStyle w:val="NoSpacing"/>
+        <w:numPr>
+          <w:ilvl w:val="1"/>
+          <w:numId w:val="9"/>
+        </w:numPr>
+      </w:pPr>
+      <w:r>
+        <w:t>import seaborn as sns</w:t>
+      </w:r>
+    </w:p>
+    <w:p>
+      <w:pPr>
+        <w:pStyle w:val="NoSpacing"/>
+        <w:numPr>
+          <w:ilvl w:val="1"/>
+          <w:numId w:val="9"/>
+        </w:numPr>
+      </w:pPr>
+      <w:r>
+        <w:t>sns.heatmap(pt)</w:t>
+      </w:r>
+    </w:p>
+    <w:p>
+      <w:pPr>
+        <w:pStyle w:val="NoSpacing"/>
+        <w:numPr>
+          <w:ilvl w:val="0"/>
+          <w:numId w:val="9"/>
+        </w:numPr>
+      </w:pPr>
+      <w:r>
+        <w:t>corr()</w:t>
+      </w:r>
+      <w:r>
+        <w:sym w:font="Wingdings" w:char="F0E8"/>
+      </w:r>
+      <w:r>
+        <w:t xml:space="preserve"> it works only numerical data it remove the string data</w:t>
+      </w:r>
+    </w:p>
+    <w:p>
+      <w:pPr>
+        <w:pStyle w:val="NoSpacing"/>
+        <w:numPr>
+          <w:ilvl w:val="1"/>
+          <w:numId w:val="9"/>
+        </w:numPr>
+      </w:pPr>
+      <w:r>
+        <w:t>match.corr(numeric_only=True)</w:t>
+      </w:r>
+      <w:r>
+        <w:t xml:space="preserve"> </w:t>
+      </w:r>
+    </w:p>
+    <w:p>
+      <w:pPr>
+        <w:pStyle w:val="NoSpacing"/>
+      </w:pPr>
+    </w:p>
+    <w:p>
+      <w:pPr>
+        <w:pStyle w:val="NoSpacing"/>
+      </w:pPr>
+      <w:r>
+        <w:t>-------------------------------------------------------------------------</w:t>
+      </w:r>
+    </w:p>
+    <w:p>
+      <w:pPr>
+        <w:pStyle w:val="NoSpacing"/>
+        <w:rPr>
+          <w:b/>
+          <w:sz w:val="44"/>
+          <w:szCs w:val="44"/>
+        </w:rPr>
+      </w:pPr>
+      <w:r>
+        <w:rPr>
+          <w:b/>
+          <w:sz w:val="44"/>
+          <w:szCs w:val="44"/>
+        </w:rPr>
+        <w:t>GROUP</w:t>
+      </w:r>
+    </w:p>
+    <w:p>
+      <w:pPr>
+        <w:pStyle w:val="NoSpacing"/>
+        <w:numPr>
+          <w:ilvl w:val="0"/>
+          <w:numId w:val="9"/>
+        </w:numPr>
+      </w:pPr>
+      <w:r>
+        <w:t>Group</w:t>
+      </w:r>
+    </w:p>
+    <w:p>
+      <w:pPr>
+        <w:pStyle w:val="NoSpacing"/>
+        <w:ind w:left="720"/>
         <w:rPr>
           <w:noProof/>
         </w:rPr>
-        <w:t xml:space="preserve"> </w:t>
-      </w:r>
+      </w:pPr>
       <w:r>
         <w:rPr>
           <w:noProof/>
         </w:rPr>
+        <w:lastRenderedPageBreak/>
         <w:drawing>
-          <wp:inline distT="0" distB="0" distL="0" distR="0" wp14:anchorId="3A3A3895" wp14:editId="2906202B">
-            <wp:extent cx="8935697" cy="5144218"/>
-            <wp:effectExtent l="0" t="0" r="0" b="0"/>
-            <wp:docPr id="15" name="Picture 15"/>
+          <wp:inline distT="0" distB="0" distL="0" distR="0" wp14:anchorId="0242B5EC" wp14:editId="293A004F">
+            <wp:extent cx="8983329" cy="5210902"/>
+            <wp:effectExtent l="0" t="0" r="8890" b="8890"/>
+            <wp:docPr id="14" name="Picture 14"/>
             <wp:cNvGraphicFramePr>
               <a:graphicFrameLocks xmlns:a="http://schemas.openxmlformats.org/drawingml/2006/main" noChangeAspect="1"/>
             </wp:cNvGraphicFramePr>
@@ -30764,7 +30713,7 @@
                   <pic:spPr>
                     <a:xfrm>
                       <a:off x="0" y="0"/>
-                      <a:ext cx="8935697" cy="5144218"/>
+                      <a:ext cx="8983329" cy="5210902"/>
                     </a:xfrm>
                     <a:prstGeom prst="rect">
                       <a:avLst/>
@@ -30776,22 +30725,21 @@
           </wp:inline>
         </w:drawing>
       </w:r>
-    </w:p>
-    <w:p>
-      <w:pPr>
-        <w:pStyle w:val="NoSpacing"/>
-        <w:ind w:left="720"/>
-      </w:pPr>
       <w:r>
         <w:rPr>
           <w:noProof/>
         </w:rPr>
-        <w:lastRenderedPageBreak/>
+        <w:t xml:space="preserve"> </w:t>
+      </w:r>
+      <w:r>
+        <w:rPr>
+          <w:noProof/>
+        </w:rPr>
         <w:drawing>
-          <wp:inline distT="0" distB="0" distL="0" distR="0" wp14:anchorId="3289A760" wp14:editId="644900B0">
-            <wp:extent cx="8783276" cy="5182323"/>
+          <wp:inline distT="0" distB="0" distL="0" distR="0" wp14:anchorId="3A3A3895" wp14:editId="2906202B">
+            <wp:extent cx="8935697" cy="5144218"/>
             <wp:effectExtent l="0" t="0" r="0" b="0"/>
-            <wp:docPr id="16" name="Picture 16"/>
+            <wp:docPr id="15" name="Picture 15"/>
             <wp:cNvGraphicFramePr>
               <a:graphicFrameLocks xmlns:a="http://schemas.openxmlformats.org/drawingml/2006/main" noChangeAspect="1"/>
             </wp:cNvGraphicFramePr>
@@ -30811,7 +30759,7 @@
                   <pic:spPr>
                     <a:xfrm>
                       <a:off x="0" y="0"/>
-                      <a:ext cx="8783276" cy="5182323"/>
+                      <a:ext cx="8935697" cy="5144218"/>
                     </a:xfrm>
                     <a:prstGeom prst="rect">
                       <a:avLst/>
@@ -30823,21 +30771,22 @@
           </wp:inline>
         </w:drawing>
       </w:r>
+    </w:p>
+    <w:p>
+      <w:pPr>
+        <w:pStyle w:val="NoSpacing"/>
+        <w:ind w:left="720"/>
+      </w:pPr>
       <w:r>
         <w:rPr>
           <w:noProof/>
         </w:rPr>
-        <w:t xml:space="preserve"> </w:t>
-      </w:r>
-      <w:r>
-        <w:rPr>
-          <w:noProof/>
-        </w:rPr>
+        <w:lastRenderedPageBreak/>
         <w:drawing>
-          <wp:inline distT="0" distB="0" distL="0" distR="0" wp14:anchorId="42F94C87" wp14:editId="2EEB4167">
-            <wp:extent cx="8754697" cy="5077534"/>
-            <wp:effectExtent l="0" t="0" r="8890" b="8890"/>
-            <wp:docPr id="17" name="Picture 17"/>
+          <wp:inline distT="0" distB="0" distL="0" distR="0" wp14:anchorId="3289A760" wp14:editId="644900B0">
+            <wp:extent cx="8783276" cy="5182323"/>
+            <wp:effectExtent l="0" t="0" r="0" b="0"/>
+            <wp:docPr id="16" name="Picture 16"/>
             <wp:cNvGraphicFramePr>
               <a:graphicFrameLocks xmlns:a="http://schemas.openxmlformats.org/drawingml/2006/main" noChangeAspect="1"/>
             </wp:cNvGraphicFramePr>
@@ -30857,7 +30806,7 @@
                   <pic:spPr>
                     <a:xfrm>
                       <a:off x="0" y="0"/>
-                      <a:ext cx="8754697" cy="5077534"/>
+                      <a:ext cx="8783276" cy="5182323"/>
                     </a:xfrm>
                     <a:prstGeom prst="rect">
                       <a:avLst/>
@@ -30879,12 +30828,11 @@
         <w:rPr>
           <w:noProof/>
         </w:rPr>
-        <w:lastRenderedPageBreak/>
         <w:drawing>
-          <wp:inline distT="0" distB="0" distL="0" distR="0" wp14:anchorId="2DC7453B" wp14:editId="345CEC56">
-            <wp:extent cx="8402223" cy="5068007"/>
-            <wp:effectExtent l="0" t="0" r="0" b="0"/>
-            <wp:docPr id="18" name="Picture 18"/>
+          <wp:inline distT="0" distB="0" distL="0" distR="0" wp14:anchorId="42F94C87" wp14:editId="2EEB4167">
+            <wp:extent cx="8754697" cy="5077534"/>
+            <wp:effectExtent l="0" t="0" r="8890" b="8890"/>
+            <wp:docPr id="17" name="Picture 17"/>
             <wp:cNvGraphicFramePr>
               <a:graphicFrameLocks xmlns:a="http://schemas.openxmlformats.org/drawingml/2006/main" noChangeAspect="1"/>
             </wp:cNvGraphicFramePr>
@@ -30904,7 +30852,7 @@
                   <pic:spPr>
                     <a:xfrm>
                       <a:off x="0" y="0"/>
-                      <a:ext cx="8402223" cy="5068007"/>
+                      <a:ext cx="8754697" cy="5077534"/>
                     </a:xfrm>
                     <a:prstGeom prst="rect">
                       <a:avLst/>
@@ -30926,11 +30874,12 @@
         <w:rPr>
           <w:noProof/>
         </w:rPr>
+        <w:lastRenderedPageBreak/>
         <w:drawing>
-          <wp:inline distT="0" distB="0" distL="0" distR="0" wp14:anchorId="49C08F05" wp14:editId="676B68DE">
-            <wp:extent cx="8869013" cy="5096586"/>
-            <wp:effectExtent l="0" t="0" r="8890" b="8890"/>
-            <wp:docPr id="19" name="Picture 19"/>
+          <wp:inline distT="0" distB="0" distL="0" distR="0" wp14:anchorId="2DC7453B" wp14:editId="345CEC56">
+            <wp:extent cx="8402223" cy="5068007"/>
+            <wp:effectExtent l="0" t="0" r="0" b="0"/>
+            <wp:docPr id="18" name="Picture 18"/>
             <wp:cNvGraphicFramePr>
               <a:graphicFrameLocks xmlns:a="http://schemas.openxmlformats.org/drawingml/2006/main" noChangeAspect="1"/>
             </wp:cNvGraphicFramePr>
@@ -30950,6 +30899,52 @@
                   <pic:spPr>
                     <a:xfrm>
                       <a:off x="0" y="0"/>
+                      <a:ext cx="8402223" cy="5068007"/>
+                    </a:xfrm>
+                    <a:prstGeom prst="rect">
+                      <a:avLst/>
+                    </a:prstGeom>
+                  </pic:spPr>
+                </pic:pic>
+              </a:graphicData>
+            </a:graphic>
+          </wp:inline>
+        </w:drawing>
+      </w:r>
+      <w:r>
+        <w:rPr>
+          <w:noProof/>
+        </w:rPr>
+        <w:t xml:space="preserve"> </w:t>
+      </w:r>
+      <w:r>
+        <w:rPr>
+          <w:noProof/>
+        </w:rPr>
+        <w:drawing>
+          <wp:inline distT="0" distB="0" distL="0" distR="0" wp14:anchorId="49C08F05" wp14:editId="676B68DE">
+            <wp:extent cx="8869013" cy="5096586"/>
+            <wp:effectExtent l="0" t="0" r="8890" b="8890"/>
+            <wp:docPr id="19" name="Picture 19"/>
+            <wp:cNvGraphicFramePr>
+              <a:graphicFrameLocks xmlns:a="http://schemas.openxmlformats.org/drawingml/2006/main" noChangeAspect="1"/>
+            </wp:cNvGraphicFramePr>
+            <a:graphic xmlns:a="http://schemas.openxmlformats.org/drawingml/2006/main">
+              <a:graphicData uri="http://schemas.openxmlformats.org/drawingml/2006/picture">
+                <pic:pic xmlns:pic="http://schemas.openxmlformats.org/drawingml/2006/picture">
+                  <pic:nvPicPr>
+                    <pic:cNvPr id="1" name=""/>
+                    <pic:cNvPicPr/>
+                  </pic:nvPicPr>
+                  <pic:blipFill>
+                    <a:blip r:embed="rId27"/>
+                    <a:stretch>
+                      <a:fillRect/>
+                    </a:stretch>
+                  </pic:blipFill>
+                  <pic:spPr>
+                    <a:xfrm>
+                      <a:off x="0" y="0"/>
                       <a:ext cx="8869013" cy="5096586"/>
                     </a:xfrm>
                     <a:prstGeom prst="rect">
@@ -32036,6 +32031,3821 @@
       </w:pPr>
       <w:r>
         <w:t>sns.load_dataset('taxis')</w:t>
+      </w:r>
+    </w:p>
+    <w:p>
+      <w:pPr>
+        <w:pStyle w:val="NoSpacing"/>
+      </w:pPr>
+    </w:p>
+    <w:p>
+      <w:pPr>
+        <w:pStyle w:val="NoSpacing"/>
+      </w:pPr>
+    </w:p>
+    <w:p>
+      <w:pPr>
+        <w:pStyle w:val="NoSpacing"/>
+      </w:pPr>
+    </w:p>
+    <w:p>
+      <w:pPr>
+        <w:pStyle w:val="NoSpacing"/>
+      </w:pPr>
+      <w:r>
+        <w:t>==================================================================================================================================</w:t>
+      </w:r>
+    </w:p>
+    <w:p>
+      <w:pPr>
+        <w:pStyle w:val="NoSpacing"/>
+      </w:pPr>
+    </w:p>
+    <w:p>
+      <w:pPr>
+        <w:pStyle w:val="NoSpacing"/>
+      </w:pPr>
+    </w:p>
+    <w:p>
+      <w:pPr>
+        <w:pStyle w:val="NoSpacing"/>
+      </w:pPr>
+    </w:p>
+    <w:p>
+      <w:pPr>
+        <w:pStyle w:val="NoSpacing"/>
+        <w:rPr>
+          <w:b/>
+          <w:sz w:val="52"/>
+          <w:szCs w:val="52"/>
+        </w:rPr>
+      </w:pPr>
+      <w:r>
+        <w:rPr>
+          <w:b/>
+          <w:sz w:val="52"/>
+          <w:szCs w:val="52"/>
+        </w:rPr>
+        <w:t>Streamlit</w:t>
+      </w:r>
+    </w:p>
+    <w:p>
+      <w:pPr>
+        <w:pStyle w:val="NoSpacing"/>
+        <w:numPr>
+          <w:ilvl w:val="0"/>
+          <w:numId w:val="27"/>
+        </w:numPr>
+      </w:pPr>
+      <w:bookmarkStart w:id="0" w:name="_GoBack"/>
+      <w:r>
+        <w:t xml:space="preserve">streamlit is used to make UI </w:t>
+      </w:r>
+    </w:p>
+    <w:p>
+      <w:pPr>
+        <w:pStyle w:val="NoSpacing"/>
+        <w:numPr>
+          <w:ilvl w:val="1"/>
+          <w:numId w:val="27"/>
+        </w:numPr>
+      </w:pPr>
+      <w:r>
+        <w:t>eg : Data analysis report , Machine learning program , Deep learning Program , Gen Al Project</w:t>
+      </w:r>
+    </w:p>
+    <w:p>
+      <w:pPr>
+        <w:pStyle w:val="NoSpacing"/>
+        <w:numPr>
+          <w:ilvl w:val="1"/>
+          <w:numId w:val="27"/>
+        </w:numPr>
+      </w:pPr>
+      <w:r>
+        <w:t>#To run the file (streamlit run 0040-Streamlit-intro.py)</w:t>
+      </w:r>
+    </w:p>
+    <w:p>
+      <w:pPr>
+        <w:pStyle w:val="NoSpacing"/>
+        <w:numPr>
+          <w:ilvl w:val="0"/>
+          <w:numId w:val="24"/>
+        </w:numPr>
+      </w:pPr>
+      <w:r>
+        <w:t xml:space="preserve">#!pip install </w:t>
+      </w:r>
+      <w:r>
+        <w:t>streamlit</w:t>
+      </w:r>
+    </w:p>
+    <w:p>
+      <w:pPr>
+        <w:pStyle w:val="NoSpacing"/>
+        <w:ind w:left="720"/>
+      </w:pPr>
+      <w:r>
+        <w:t>import seaborn</w:t>
+      </w:r>
+      <w:r>
+        <w:t xml:space="preserve"> as st</w:t>
+      </w:r>
+    </w:p>
+    <w:p>
+      <w:pPr>
+        <w:pStyle w:val="NoSpacing"/>
+        <w:numPr>
+          <w:ilvl w:val="0"/>
+          <w:numId w:val="24"/>
+        </w:numPr>
+      </w:pPr>
+      <w:r>
+        <w:t>st.set_page_config(layout="wide" , page_title='My First Page!')</w:t>
+      </w:r>
+    </w:p>
+    <w:p>
+      <w:pPr>
+        <w:pStyle w:val="NoSpacing"/>
+        <w:numPr>
+          <w:ilvl w:val="1"/>
+          <w:numId w:val="24"/>
+        </w:numPr>
+      </w:pPr>
+      <w:r>
+        <w:t xml:space="preserve">it is used to wide the page </w:t>
+      </w:r>
+    </w:p>
+    <w:p>
+      <w:pPr>
+        <w:pStyle w:val="NoSpacing"/>
+        <w:numPr>
+          <w:ilvl w:val="1"/>
+          <w:numId w:val="24"/>
+        </w:numPr>
+      </w:pPr>
+      <w:r>
+        <w:t xml:space="preserve">page_title : it shows the title of page </w:t>
+      </w:r>
+    </w:p>
+    <w:p>
+      <w:pPr>
+        <w:pStyle w:val="NoSpacing"/>
+        <w:numPr>
+          <w:ilvl w:val="0"/>
+          <w:numId w:val="24"/>
+        </w:numPr>
+      </w:pPr>
+      <w:r>
+        <w:t>st.title("My First Web Application")</w:t>
+      </w:r>
+    </w:p>
+    <w:p>
+      <w:pPr>
+        <w:pStyle w:val="NoSpacing"/>
+        <w:numPr>
+          <w:ilvl w:val="0"/>
+          <w:numId w:val="24"/>
+        </w:numPr>
+      </w:pPr>
+      <w:r>
+        <w:t>st.slider(“Chose Your sugar” , 0 , 5 , 2 (2 is default value ))</w:t>
+      </w:r>
+    </w:p>
+    <w:p>
+      <w:pPr>
+        <w:pStyle w:val="NoSpacing"/>
+        <w:numPr>
+          <w:ilvl w:val="0"/>
+          <w:numId w:val="24"/>
+        </w:numPr>
+      </w:pPr>
+      <w:r>
+        <w:t>st.number_input("Enter Number" , min_value=1 , max_value=10 , step=2)</w:t>
+      </w:r>
+    </w:p>
+    <w:p>
+      <w:pPr>
+        <w:pStyle w:val="NoSpacing"/>
+        <w:numPr>
+          <w:ilvl w:val="0"/>
+          <w:numId w:val="24"/>
+        </w:numPr>
+      </w:pPr>
+      <w:r>
+        <w:t>st.sidebar()</w:t>
+      </w:r>
+    </w:p>
+    <w:p>
+      <w:pPr>
+        <w:pStyle w:val="NoSpacing"/>
+        <w:numPr>
+          <w:ilvl w:val="0"/>
+          <w:numId w:val="24"/>
+        </w:numPr>
+      </w:pPr>
+      <w:r>
+        <w:t>st.sidebar.text_input()</w:t>
+      </w:r>
+    </w:p>
+    <w:p>
+      <w:pPr>
+        <w:pStyle w:val="NoSpacing"/>
+        <w:numPr>
+          <w:ilvl w:val="0"/>
+          <w:numId w:val="24"/>
+        </w:numPr>
+      </w:pPr>
+      <w:r>
+        <w:t xml:space="preserve">col1 , col2 = st.columns(2)  and with </w:t>
+      </w:r>
+    </w:p>
+    <w:p>
+      <w:pPr>
+        <w:pStyle w:val="NoSpacing"/>
+        <w:numPr>
+          <w:ilvl w:val="0"/>
+          <w:numId w:val="24"/>
+        </w:numPr>
+      </w:pPr>
+      <w:r>
+        <w:t>st.file_upload</w:t>
+      </w:r>
+      <w:r>
+        <w:t>er</w:t>
+      </w:r>
+      <w:r>
+        <w:t>(“text</w:t>
+      </w:r>
+      <w:r>
+        <w:t xml:space="preserve"> (Upload your csv file )</w:t>
+      </w:r>
+      <w:r>
+        <w:t>” , type = [‘csv’</w:t>
+      </w:r>
+      <w:r>
+        <w:t xml:space="preserve"> , and or bhi naam de skte ho list mai</w:t>
+      </w:r>
+      <w:r>
+        <w:t>])</w:t>
+      </w:r>
+    </w:p>
+    <w:p>
+      <w:pPr>
+        <w:pStyle w:val="NoSpacing"/>
+        <w:ind w:left="720"/>
+      </w:pPr>
+      <w:r>
+        <w:drawing>
+          <wp:inline distT="0" distB="0" distL="0" distR="0" wp14:anchorId="4680E39B" wp14:editId="6ABCF304">
+            <wp:extent cx="6144482" cy="1952898"/>
+            <wp:effectExtent l="0" t="0" r="0" b="9525"/>
+            <wp:docPr id="22" name="Picture 22"/>
+            <wp:cNvGraphicFramePr>
+              <a:graphicFrameLocks xmlns:a="http://schemas.openxmlformats.org/drawingml/2006/main" noChangeAspect="1"/>
+            </wp:cNvGraphicFramePr>
+            <a:graphic xmlns:a="http://schemas.openxmlformats.org/drawingml/2006/main">
+              <a:graphicData uri="http://schemas.openxmlformats.org/drawingml/2006/picture">
+                <pic:pic xmlns:pic="http://schemas.openxmlformats.org/drawingml/2006/picture">
+                  <pic:nvPicPr>
+                    <pic:cNvPr id="1" name=""/>
+                    <pic:cNvPicPr/>
+                  </pic:nvPicPr>
+                  <pic:blipFill>
+                    <a:blip r:embed="rId28"/>
+                    <a:stretch>
+                      <a:fillRect/>
+                    </a:stretch>
+                  </pic:blipFill>
+                  <pic:spPr>
+                    <a:xfrm>
+                      <a:off x="0" y="0"/>
+                      <a:ext cx="6144482" cy="1952898"/>
+                    </a:xfrm>
+                    <a:prstGeom prst="rect">
+                      <a:avLst/>
+                    </a:prstGeom>
+                  </pic:spPr>
+                </pic:pic>
+              </a:graphicData>
+            </a:graphic>
+          </wp:inline>
+        </w:drawing>
+      </w:r>
+    </w:p>
+    <w:p>
+      <w:pPr>
+        <w:pStyle w:val="NoSpacing"/>
+        <w:numPr>
+          <w:ilvl w:val="1"/>
+          <w:numId w:val="24"/>
+        </w:numPr>
+      </w:pPr>
+      <w:r>
+        <w:t>df =  pd.read_csv(“location”)</w:t>
+      </w:r>
+    </w:p>
+    <w:p>
+      <w:pPr>
+        <w:pStyle w:val="NoSpacing"/>
+        <w:ind w:left="1440"/>
+      </w:pPr>
+    </w:p>
+    <w:p>
+      <w:pPr>
+        <w:pStyle w:val="NoSpacing"/>
+        <w:numPr>
+          <w:ilvl w:val="0"/>
+          <w:numId w:val="24"/>
+        </w:numPr>
+      </w:pPr>
+      <w:r>
+        <w:t>Import requests</w:t>
+      </w:r>
+    </w:p>
+    <w:p>
+      <w:pPr>
+        <w:pStyle w:val="NoSpacing"/>
+        <w:numPr>
+          <w:ilvl w:val="1"/>
+          <w:numId w:val="24"/>
+        </w:numPr>
+      </w:pPr>
+      <w:r>
+        <w:t>url = “link”</w:t>
+      </w:r>
+    </w:p>
+    <w:p>
+      <w:pPr>
+        <w:pStyle w:val="NoSpacing"/>
+        <w:numPr>
+          <w:ilvl w:val="1"/>
+          <w:numId w:val="24"/>
+        </w:numPr>
+      </w:pPr>
+      <w:r>
+        <w:t>request.get(url)</w:t>
+      </w:r>
+    </w:p>
+    <w:p>
+      <w:pPr>
+        <w:pStyle w:val="NoSpacing"/>
+        <w:numPr>
+          <w:ilvl w:val="1"/>
+          <w:numId w:val="24"/>
+        </w:numPr>
+      </w:pPr>
+      <w:r>
+        <w:t xml:space="preserve">response  = </w:t>
+      </w:r>
+      <w:r>
+        <w:t>request.get(url)</w:t>
+      </w:r>
+    </w:p>
+    <w:p>
+      <w:pPr>
+        <w:pStyle w:val="NoSpacing"/>
+        <w:numPr>
+          <w:ilvl w:val="0"/>
+          <w:numId w:val="24"/>
+        </w:numPr>
+      </w:pPr>
+      <w:r>
+        <w:t>st.multiselect()</w:t>
+      </w:r>
+    </w:p>
+    <w:p>
+      <w:pPr>
+        <w:pStyle w:val="NoSpacing"/>
+      </w:pPr>
+    </w:p>
+    <w:p>
+      <w:pPr>
+        <w:pStyle w:val="NoSpacing"/>
+      </w:pPr>
+    </w:p>
+    <w:p>
+      <w:pPr>
+        <w:shd w:val="clear" w:color="auto" w:fill="1F1F1F"/>
+        <w:spacing w:after="0" w:line="285" w:lineRule="atLeast"/>
+        <w:rPr>
+          <w:rFonts w:ascii="Consolas" w:eastAsia="Times New Roman" w:hAnsi="Consolas" w:cs="Times New Roman"/>
+          <w:color w:val="CCCCCC"/>
+          <w:sz w:val="21"/>
+          <w:szCs w:val="21"/>
+        </w:rPr>
+      </w:pPr>
+      <w:r>
+        <w:rPr>
+          <w:rFonts w:ascii="Consolas" w:eastAsia="Times New Roman" w:hAnsi="Consolas" w:cs="Times New Roman"/>
+          <w:color w:val="6A9955"/>
+          <w:sz w:val="21"/>
+          <w:szCs w:val="21"/>
+        </w:rPr>
+        <w:t>#pip install streamlit</w:t>
+      </w:r>
+    </w:p>
+    <w:p>
+      <w:pPr>
+        <w:shd w:val="clear" w:color="auto" w:fill="1F1F1F"/>
+        <w:spacing w:after="0" w:line="285" w:lineRule="atLeast"/>
+        <w:rPr>
+          <w:rFonts w:ascii="Consolas" w:eastAsia="Times New Roman" w:hAnsi="Consolas" w:cs="Times New Roman"/>
+          <w:color w:val="CCCCCC"/>
+          <w:sz w:val="21"/>
+          <w:szCs w:val="21"/>
+        </w:rPr>
+      </w:pPr>
+    </w:p>
+    <w:p>
+      <w:pPr>
+        <w:shd w:val="clear" w:color="auto" w:fill="1F1F1F"/>
+        <w:spacing w:after="0" w:line="285" w:lineRule="atLeast"/>
+        <w:rPr>
+          <w:rFonts w:ascii="Consolas" w:eastAsia="Times New Roman" w:hAnsi="Consolas" w:cs="Times New Roman"/>
+          <w:color w:val="CCCCCC"/>
+          <w:sz w:val="21"/>
+          <w:szCs w:val="21"/>
+        </w:rPr>
+      </w:pPr>
+      <w:r>
+        <w:rPr>
+          <w:rFonts w:ascii="Consolas" w:eastAsia="Times New Roman" w:hAnsi="Consolas" w:cs="Times New Roman"/>
+          <w:color w:val="6A9955"/>
+          <w:sz w:val="21"/>
+          <w:szCs w:val="21"/>
+        </w:rPr>
+        <w:t>#To run the file (streamlit run 0040-Streamlit-intro.py)</w:t>
+      </w:r>
+    </w:p>
+    <w:p>
+      <w:pPr>
+        <w:shd w:val="clear" w:color="auto" w:fill="1F1F1F"/>
+        <w:spacing w:after="0" w:line="285" w:lineRule="atLeast"/>
+        <w:rPr>
+          <w:rFonts w:ascii="Consolas" w:eastAsia="Times New Roman" w:hAnsi="Consolas" w:cs="Times New Roman"/>
+          <w:color w:val="CCCCCC"/>
+          <w:sz w:val="21"/>
+          <w:szCs w:val="21"/>
+        </w:rPr>
+      </w:pPr>
+    </w:p>
+    <w:p>
+      <w:pPr>
+        <w:shd w:val="clear" w:color="auto" w:fill="1F1F1F"/>
+        <w:spacing w:after="0" w:line="285" w:lineRule="atLeast"/>
+        <w:rPr>
+          <w:rFonts w:ascii="Consolas" w:eastAsia="Times New Roman" w:hAnsi="Consolas" w:cs="Times New Roman"/>
+          <w:color w:val="CCCCCC"/>
+          <w:sz w:val="21"/>
+          <w:szCs w:val="21"/>
+        </w:rPr>
+      </w:pPr>
+      <w:r>
+        <w:rPr>
+          <w:rFonts w:ascii="Consolas" w:eastAsia="Times New Roman" w:hAnsi="Consolas" w:cs="Times New Roman"/>
+          <w:color w:val="C586C0"/>
+          <w:sz w:val="21"/>
+          <w:szCs w:val="21"/>
+        </w:rPr>
+        <w:t>import</w:t>
+      </w:r>
+      <w:r>
+        <w:rPr>
+          <w:rFonts w:ascii="Consolas" w:eastAsia="Times New Roman" w:hAnsi="Consolas" w:cs="Times New Roman"/>
+          <w:color w:val="CCCCCC"/>
+          <w:sz w:val="21"/>
+          <w:szCs w:val="21"/>
+        </w:rPr>
+        <w:t xml:space="preserve"> </w:t>
+      </w:r>
+      <w:r>
+        <w:rPr>
+          <w:rFonts w:ascii="Consolas" w:eastAsia="Times New Roman" w:hAnsi="Consolas" w:cs="Times New Roman"/>
+          <w:color w:val="4EC9B0"/>
+          <w:sz w:val="21"/>
+          <w:szCs w:val="21"/>
+        </w:rPr>
+        <w:t>streamlit</w:t>
+      </w:r>
+      <w:r>
+        <w:rPr>
+          <w:rFonts w:ascii="Consolas" w:eastAsia="Times New Roman" w:hAnsi="Consolas" w:cs="Times New Roman"/>
+          <w:color w:val="CCCCCC"/>
+          <w:sz w:val="21"/>
+          <w:szCs w:val="21"/>
+        </w:rPr>
+        <w:t xml:space="preserve"> </w:t>
+      </w:r>
+      <w:r>
+        <w:rPr>
+          <w:rFonts w:ascii="Consolas" w:eastAsia="Times New Roman" w:hAnsi="Consolas" w:cs="Times New Roman"/>
+          <w:color w:val="C586C0"/>
+          <w:sz w:val="21"/>
+          <w:szCs w:val="21"/>
+        </w:rPr>
+        <w:t>as</w:t>
+      </w:r>
+      <w:r>
+        <w:rPr>
+          <w:rFonts w:ascii="Consolas" w:eastAsia="Times New Roman" w:hAnsi="Consolas" w:cs="Times New Roman"/>
+          <w:color w:val="CCCCCC"/>
+          <w:sz w:val="21"/>
+          <w:szCs w:val="21"/>
+        </w:rPr>
+        <w:t xml:space="preserve"> </w:t>
+      </w:r>
+      <w:r>
+        <w:rPr>
+          <w:rFonts w:ascii="Consolas" w:eastAsia="Times New Roman" w:hAnsi="Consolas" w:cs="Times New Roman"/>
+          <w:color w:val="4EC9B0"/>
+          <w:sz w:val="21"/>
+          <w:szCs w:val="21"/>
+        </w:rPr>
+        <w:t>st</w:t>
+      </w:r>
+    </w:p>
+    <w:p>
+      <w:pPr>
+        <w:shd w:val="clear" w:color="auto" w:fill="1F1F1F"/>
+        <w:spacing w:after="0" w:line="285" w:lineRule="atLeast"/>
+        <w:rPr>
+          <w:rFonts w:ascii="Consolas" w:eastAsia="Times New Roman" w:hAnsi="Consolas" w:cs="Times New Roman"/>
+          <w:color w:val="CCCCCC"/>
+          <w:sz w:val="21"/>
+          <w:szCs w:val="21"/>
+        </w:rPr>
+      </w:pPr>
+      <w:r>
+        <w:rPr>
+          <w:rFonts w:ascii="Consolas" w:eastAsia="Times New Roman" w:hAnsi="Consolas" w:cs="Times New Roman"/>
+          <w:color w:val="C586C0"/>
+          <w:sz w:val="21"/>
+          <w:szCs w:val="21"/>
+        </w:rPr>
+        <w:t>import</w:t>
+      </w:r>
+      <w:r>
+        <w:rPr>
+          <w:rFonts w:ascii="Consolas" w:eastAsia="Times New Roman" w:hAnsi="Consolas" w:cs="Times New Roman"/>
+          <w:color w:val="CCCCCC"/>
+          <w:sz w:val="21"/>
+          <w:szCs w:val="21"/>
+        </w:rPr>
+        <w:t xml:space="preserve"> </w:t>
+      </w:r>
+      <w:r>
+        <w:rPr>
+          <w:rFonts w:ascii="Consolas" w:eastAsia="Times New Roman" w:hAnsi="Consolas" w:cs="Times New Roman"/>
+          <w:color w:val="4EC9B0"/>
+          <w:sz w:val="21"/>
+          <w:szCs w:val="21"/>
+        </w:rPr>
+        <w:t>pandas</w:t>
+      </w:r>
+      <w:r>
+        <w:rPr>
+          <w:rFonts w:ascii="Consolas" w:eastAsia="Times New Roman" w:hAnsi="Consolas" w:cs="Times New Roman"/>
+          <w:color w:val="CCCCCC"/>
+          <w:sz w:val="21"/>
+          <w:szCs w:val="21"/>
+        </w:rPr>
+        <w:t xml:space="preserve"> </w:t>
+      </w:r>
+      <w:r>
+        <w:rPr>
+          <w:rFonts w:ascii="Consolas" w:eastAsia="Times New Roman" w:hAnsi="Consolas" w:cs="Times New Roman"/>
+          <w:color w:val="C586C0"/>
+          <w:sz w:val="21"/>
+          <w:szCs w:val="21"/>
+        </w:rPr>
+        <w:t>as</w:t>
+      </w:r>
+      <w:r>
+        <w:rPr>
+          <w:rFonts w:ascii="Consolas" w:eastAsia="Times New Roman" w:hAnsi="Consolas" w:cs="Times New Roman"/>
+          <w:color w:val="CCCCCC"/>
+          <w:sz w:val="21"/>
+          <w:szCs w:val="21"/>
+        </w:rPr>
+        <w:t xml:space="preserve"> </w:t>
+      </w:r>
+      <w:r>
+        <w:rPr>
+          <w:rFonts w:ascii="Consolas" w:eastAsia="Times New Roman" w:hAnsi="Consolas" w:cs="Times New Roman"/>
+          <w:color w:val="4EC9B0"/>
+          <w:sz w:val="21"/>
+          <w:szCs w:val="21"/>
+        </w:rPr>
+        <w:t>pd</w:t>
+      </w:r>
+    </w:p>
+    <w:p>
+      <w:pPr>
+        <w:shd w:val="clear" w:color="auto" w:fill="1F1F1F"/>
+        <w:spacing w:after="0" w:line="285" w:lineRule="atLeast"/>
+        <w:rPr>
+          <w:rFonts w:ascii="Consolas" w:eastAsia="Times New Roman" w:hAnsi="Consolas" w:cs="Times New Roman"/>
+          <w:color w:val="CCCCCC"/>
+          <w:sz w:val="21"/>
+          <w:szCs w:val="21"/>
+        </w:rPr>
+      </w:pPr>
+      <w:r>
+        <w:rPr>
+          <w:rFonts w:ascii="Consolas" w:eastAsia="Times New Roman" w:hAnsi="Consolas" w:cs="Times New Roman"/>
+          <w:color w:val="C586C0"/>
+          <w:sz w:val="21"/>
+          <w:szCs w:val="21"/>
+        </w:rPr>
+        <w:t>import</w:t>
+      </w:r>
+      <w:r>
+        <w:rPr>
+          <w:rFonts w:ascii="Consolas" w:eastAsia="Times New Roman" w:hAnsi="Consolas" w:cs="Times New Roman"/>
+          <w:color w:val="CCCCCC"/>
+          <w:sz w:val="21"/>
+          <w:szCs w:val="21"/>
+        </w:rPr>
+        <w:t xml:space="preserve"> </w:t>
+      </w:r>
+      <w:r>
+        <w:rPr>
+          <w:rFonts w:ascii="Consolas" w:eastAsia="Times New Roman" w:hAnsi="Consolas" w:cs="Times New Roman"/>
+          <w:color w:val="4EC9B0"/>
+          <w:sz w:val="21"/>
+          <w:szCs w:val="21"/>
+        </w:rPr>
+        <w:t>matplotlib</w:t>
+      </w:r>
+      <w:r>
+        <w:rPr>
+          <w:rFonts w:ascii="Consolas" w:eastAsia="Times New Roman" w:hAnsi="Consolas" w:cs="Times New Roman"/>
+          <w:color w:val="CCCCCC"/>
+          <w:sz w:val="21"/>
+          <w:szCs w:val="21"/>
+        </w:rPr>
+        <w:t>.</w:t>
+      </w:r>
+      <w:r>
+        <w:rPr>
+          <w:rFonts w:ascii="Consolas" w:eastAsia="Times New Roman" w:hAnsi="Consolas" w:cs="Times New Roman"/>
+          <w:color w:val="4EC9B0"/>
+          <w:sz w:val="21"/>
+          <w:szCs w:val="21"/>
+        </w:rPr>
+        <w:t>pyplot</w:t>
+      </w:r>
+      <w:r>
+        <w:rPr>
+          <w:rFonts w:ascii="Consolas" w:eastAsia="Times New Roman" w:hAnsi="Consolas" w:cs="Times New Roman"/>
+          <w:color w:val="CCCCCC"/>
+          <w:sz w:val="21"/>
+          <w:szCs w:val="21"/>
+        </w:rPr>
+        <w:t xml:space="preserve"> </w:t>
+      </w:r>
+      <w:r>
+        <w:rPr>
+          <w:rFonts w:ascii="Consolas" w:eastAsia="Times New Roman" w:hAnsi="Consolas" w:cs="Times New Roman"/>
+          <w:color w:val="C586C0"/>
+          <w:sz w:val="21"/>
+          <w:szCs w:val="21"/>
+        </w:rPr>
+        <w:t>as</w:t>
+      </w:r>
+      <w:r>
+        <w:rPr>
+          <w:rFonts w:ascii="Consolas" w:eastAsia="Times New Roman" w:hAnsi="Consolas" w:cs="Times New Roman"/>
+          <w:color w:val="CCCCCC"/>
+          <w:sz w:val="21"/>
+          <w:szCs w:val="21"/>
+        </w:rPr>
+        <w:t xml:space="preserve"> </w:t>
+      </w:r>
+      <w:r>
+        <w:rPr>
+          <w:rFonts w:ascii="Consolas" w:eastAsia="Times New Roman" w:hAnsi="Consolas" w:cs="Times New Roman"/>
+          <w:color w:val="4EC9B0"/>
+          <w:sz w:val="21"/>
+          <w:szCs w:val="21"/>
+        </w:rPr>
+        <w:t>plt</w:t>
+      </w:r>
+    </w:p>
+    <w:p>
+      <w:pPr>
+        <w:shd w:val="clear" w:color="auto" w:fill="1F1F1F"/>
+        <w:spacing w:after="0" w:line="285" w:lineRule="atLeast"/>
+        <w:rPr>
+          <w:rFonts w:ascii="Consolas" w:eastAsia="Times New Roman" w:hAnsi="Consolas" w:cs="Times New Roman"/>
+          <w:color w:val="CCCCCC"/>
+          <w:sz w:val="21"/>
+          <w:szCs w:val="21"/>
+        </w:rPr>
+      </w:pPr>
+      <w:r>
+        <w:rPr>
+          <w:rFonts w:ascii="Consolas" w:eastAsia="Times New Roman" w:hAnsi="Consolas" w:cs="Times New Roman"/>
+          <w:color w:val="C586C0"/>
+          <w:sz w:val="21"/>
+          <w:szCs w:val="21"/>
+        </w:rPr>
+        <w:t>import</w:t>
+      </w:r>
+      <w:r>
+        <w:rPr>
+          <w:rFonts w:ascii="Consolas" w:eastAsia="Times New Roman" w:hAnsi="Consolas" w:cs="Times New Roman"/>
+          <w:color w:val="CCCCCC"/>
+          <w:sz w:val="21"/>
+          <w:szCs w:val="21"/>
+        </w:rPr>
+        <w:t xml:space="preserve"> </w:t>
+      </w:r>
+      <w:r>
+        <w:rPr>
+          <w:rFonts w:ascii="Consolas" w:eastAsia="Times New Roman" w:hAnsi="Consolas" w:cs="Times New Roman"/>
+          <w:color w:val="4EC9B0"/>
+          <w:sz w:val="21"/>
+          <w:szCs w:val="21"/>
+        </w:rPr>
+        <w:t>seaborn</w:t>
+      </w:r>
+      <w:r>
+        <w:rPr>
+          <w:rFonts w:ascii="Consolas" w:eastAsia="Times New Roman" w:hAnsi="Consolas" w:cs="Times New Roman"/>
+          <w:color w:val="CCCCCC"/>
+          <w:sz w:val="21"/>
+          <w:szCs w:val="21"/>
+        </w:rPr>
+        <w:t xml:space="preserve"> </w:t>
+      </w:r>
+      <w:r>
+        <w:rPr>
+          <w:rFonts w:ascii="Consolas" w:eastAsia="Times New Roman" w:hAnsi="Consolas" w:cs="Times New Roman"/>
+          <w:color w:val="C586C0"/>
+          <w:sz w:val="21"/>
+          <w:szCs w:val="21"/>
+        </w:rPr>
+        <w:t>as</w:t>
+      </w:r>
+      <w:r>
+        <w:rPr>
+          <w:rFonts w:ascii="Consolas" w:eastAsia="Times New Roman" w:hAnsi="Consolas" w:cs="Times New Roman"/>
+          <w:color w:val="CCCCCC"/>
+          <w:sz w:val="21"/>
+          <w:szCs w:val="21"/>
+        </w:rPr>
+        <w:t xml:space="preserve"> </w:t>
+      </w:r>
+      <w:r>
+        <w:rPr>
+          <w:rFonts w:ascii="Consolas" w:eastAsia="Times New Roman" w:hAnsi="Consolas" w:cs="Times New Roman"/>
+          <w:color w:val="4EC9B0"/>
+          <w:sz w:val="21"/>
+          <w:szCs w:val="21"/>
+        </w:rPr>
+        <w:t>sns</w:t>
+      </w:r>
+    </w:p>
+    <w:p>
+      <w:pPr>
+        <w:shd w:val="clear" w:color="auto" w:fill="1F1F1F"/>
+        <w:spacing w:after="240" w:line="285" w:lineRule="atLeast"/>
+        <w:rPr>
+          <w:rFonts w:ascii="Consolas" w:eastAsia="Times New Roman" w:hAnsi="Consolas" w:cs="Times New Roman"/>
+          <w:color w:val="CCCCCC"/>
+          <w:sz w:val="21"/>
+          <w:szCs w:val="21"/>
+        </w:rPr>
+      </w:pPr>
+    </w:p>
+    <w:p>
+      <w:pPr>
+        <w:shd w:val="clear" w:color="auto" w:fill="1F1F1F"/>
+        <w:spacing w:after="0" w:line="285" w:lineRule="atLeast"/>
+        <w:rPr>
+          <w:rFonts w:ascii="Consolas" w:eastAsia="Times New Roman" w:hAnsi="Consolas" w:cs="Times New Roman"/>
+          <w:color w:val="CCCCCC"/>
+          <w:sz w:val="21"/>
+          <w:szCs w:val="21"/>
+        </w:rPr>
+      </w:pPr>
+      <w:r>
+        <w:rPr>
+          <w:rFonts w:ascii="Consolas" w:eastAsia="Times New Roman" w:hAnsi="Consolas" w:cs="Times New Roman"/>
+          <w:color w:val="4EC9B0"/>
+          <w:sz w:val="21"/>
+          <w:szCs w:val="21"/>
+        </w:rPr>
+        <w:t>st</w:t>
+      </w:r>
+      <w:r>
+        <w:rPr>
+          <w:rFonts w:ascii="Consolas" w:eastAsia="Times New Roman" w:hAnsi="Consolas" w:cs="Times New Roman"/>
+          <w:color w:val="CCCCCC"/>
+          <w:sz w:val="21"/>
+          <w:szCs w:val="21"/>
+        </w:rPr>
+        <w:t>.</w:t>
+      </w:r>
+      <w:r>
+        <w:rPr>
+          <w:rFonts w:ascii="Consolas" w:eastAsia="Times New Roman" w:hAnsi="Consolas" w:cs="Times New Roman"/>
+          <w:color w:val="DCDCAA"/>
+          <w:sz w:val="21"/>
+          <w:szCs w:val="21"/>
+        </w:rPr>
+        <w:t>set_page_config</w:t>
+      </w:r>
+      <w:r>
+        <w:rPr>
+          <w:rFonts w:ascii="Consolas" w:eastAsia="Times New Roman" w:hAnsi="Consolas" w:cs="Times New Roman"/>
+          <w:color w:val="CCCCCC"/>
+          <w:sz w:val="21"/>
+          <w:szCs w:val="21"/>
+        </w:rPr>
+        <w:t>(</w:t>
+      </w:r>
+      <w:r>
+        <w:rPr>
+          <w:rFonts w:ascii="Consolas" w:eastAsia="Times New Roman" w:hAnsi="Consolas" w:cs="Times New Roman"/>
+          <w:color w:val="9CDCFE"/>
+          <w:sz w:val="21"/>
+          <w:szCs w:val="21"/>
+        </w:rPr>
+        <w:t>layout</w:t>
+      </w:r>
+      <w:r>
+        <w:rPr>
+          <w:rFonts w:ascii="Consolas" w:eastAsia="Times New Roman" w:hAnsi="Consolas" w:cs="Times New Roman"/>
+          <w:color w:val="D4D4D4"/>
+          <w:sz w:val="21"/>
+          <w:szCs w:val="21"/>
+        </w:rPr>
+        <w:t>=</w:t>
+      </w:r>
+      <w:r>
+        <w:rPr>
+          <w:rFonts w:ascii="Consolas" w:eastAsia="Times New Roman" w:hAnsi="Consolas" w:cs="Times New Roman"/>
+          <w:color w:val="CE9178"/>
+          <w:sz w:val="21"/>
+          <w:szCs w:val="21"/>
+        </w:rPr>
+        <w:t>"wide"</w:t>
+      </w:r>
+      <w:r>
+        <w:rPr>
+          <w:rFonts w:ascii="Consolas" w:eastAsia="Times New Roman" w:hAnsi="Consolas" w:cs="Times New Roman"/>
+          <w:color w:val="CCCCCC"/>
+          <w:sz w:val="21"/>
+          <w:szCs w:val="21"/>
+        </w:rPr>
+        <w:t xml:space="preserve"> , </w:t>
+      </w:r>
+      <w:r>
+        <w:rPr>
+          <w:rFonts w:ascii="Consolas" w:eastAsia="Times New Roman" w:hAnsi="Consolas" w:cs="Times New Roman"/>
+          <w:color w:val="9CDCFE"/>
+          <w:sz w:val="21"/>
+          <w:szCs w:val="21"/>
+        </w:rPr>
+        <w:t>page_title</w:t>
+      </w:r>
+      <w:r>
+        <w:rPr>
+          <w:rFonts w:ascii="Consolas" w:eastAsia="Times New Roman" w:hAnsi="Consolas" w:cs="Times New Roman"/>
+          <w:color w:val="D4D4D4"/>
+          <w:sz w:val="21"/>
+          <w:szCs w:val="21"/>
+        </w:rPr>
+        <w:t>=</w:t>
+      </w:r>
+      <w:r>
+        <w:rPr>
+          <w:rFonts w:ascii="Consolas" w:eastAsia="Times New Roman" w:hAnsi="Consolas" w:cs="Times New Roman"/>
+          <w:color w:val="CE9178"/>
+          <w:sz w:val="21"/>
+          <w:szCs w:val="21"/>
+        </w:rPr>
+        <w:t>'My First Page!'</w:t>
+      </w:r>
+      <w:r>
+        <w:rPr>
+          <w:rFonts w:ascii="Consolas" w:eastAsia="Times New Roman" w:hAnsi="Consolas" w:cs="Times New Roman"/>
+          <w:color w:val="CCCCCC"/>
+          <w:sz w:val="21"/>
+          <w:szCs w:val="21"/>
+        </w:rPr>
+        <w:t>)</w:t>
+      </w:r>
+    </w:p>
+    <w:p>
+      <w:pPr>
+        <w:shd w:val="clear" w:color="auto" w:fill="1F1F1F"/>
+        <w:spacing w:after="0" w:line="285" w:lineRule="atLeast"/>
+        <w:rPr>
+          <w:rFonts w:ascii="Consolas" w:eastAsia="Times New Roman" w:hAnsi="Consolas" w:cs="Times New Roman"/>
+          <w:color w:val="CCCCCC"/>
+          <w:sz w:val="21"/>
+          <w:szCs w:val="21"/>
+        </w:rPr>
+      </w:pPr>
+      <w:r>
+        <w:rPr>
+          <w:rFonts w:ascii="Consolas" w:eastAsia="Times New Roman" w:hAnsi="Consolas" w:cs="Times New Roman"/>
+          <w:color w:val="4EC9B0"/>
+          <w:sz w:val="21"/>
+          <w:szCs w:val="21"/>
+        </w:rPr>
+        <w:t>st</w:t>
+      </w:r>
+      <w:r>
+        <w:rPr>
+          <w:rFonts w:ascii="Consolas" w:eastAsia="Times New Roman" w:hAnsi="Consolas" w:cs="Times New Roman"/>
+          <w:color w:val="CCCCCC"/>
+          <w:sz w:val="21"/>
+          <w:szCs w:val="21"/>
+        </w:rPr>
+        <w:t>.</w:t>
+      </w:r>
+      <w:r>
+        <w:rPr>
+          <w:rFonts w:ascii="Consolas" w:eastAsia="Times New Roman" w:hAnsi="Consolas" w:cs="Times New Roman"/>
+          <w:color w:val="9CDCFE"/>
+          <w:sz w:val="21"/>
+          <w:szCs w:val="21"/>
+        </w:rPr>
+        <w:t>title</w:t>
+      </w:r>
+      <w:r>
+        <w:rPr>
+          <w:rFonts w:ascii="Consolas" w:eastAsia="Times New Roman" w:hAnsi="Consolas" w:cs="Times New Roman"/>
+          <w:color w:val="CCCCCC"/>
+          <w:sz w:val="21"/>
+          <w:szCs w:val="21"/>
+        </w:rPr>
+        <w:t>(</w:t>
+      </w:r>
+      <w:r>
+        <w:rPr>
+          <w:rFonts w:ascii="Consolas" w:eastAsia="Times New Roman" w:hAnsi="Consolas" w:cs="Times New Roman"/>
+          <w:color w:val="CE9178"/>
+          <w:sz w:val="21"/>
+          <w:szCs w:val="21"/>
+        </w:rPr>
+        <w:t>"My First Web Application"</w:t>
+      </w:r>
+      <w:r>
+        <w:rPr>
+          <w:rFonts w:ascii="Consolas" w:eastAsia="Times New Roman" w:hAnsi="Consolas" w:cs="Times New Roman"/>
+          <w:color w:val="CCCCCC"/>
+          <w:sz w:val="21"/>
+          <w:szCs w:val="21"/>
+        </w:rPr>
+        <w:t>)</w:t>
+      </w:r>
+    </w:p>
+    <w:p>
+      <w:pPr>
+        <w:shd w:val="clear" w:color="auto" w:fill="1F1F1F"/>
+        <w:spacing w:after="0" w:line="285" w:lineRule="atLeast"/>
+        <w:rPr>
+          <w:rFonts w:ascii="Consolas" w:eastAsia="Times New Roman" w:hAnsi="Consolas" w:cs="Times New Roman"/>
+          <w:color w:val="CCCCCC"/>
+          <w:sz w:val="21"/>
+          <w:szCs w:val="21"/>
+        </w:rPr>
+      </w:pPr>
+      <w:r>
+        <w:rPr>
+          <w:rFonts w:ascii="Consolas" w:eastAsia="Times New Roman" w:hAnsi="Consolas" w:cs="Times New Roman"/>
+          <w:color w:val="4EC9B0"/>
+          <w:sz w:val="21"/>
+          <w:szCs w:val="21"/>
+        </w:rPr>
+        <w:t>st</w:t>
+      </w:r>
+      <w:r>
+        <w:rPr>
+          <w:rFonts w:ascii="Consolas" w:eastAsia="Times New Roman" w:hAnsi="Consolas" w:cs="Times New Roman"/>
+          <w:color w:val="CCCCCC"/>
+          <w:sz w:val="21"/>
+          <w:szCs w:val="21"/>
+        </w:rPr>
+        <w:t>.</w:t>
+      </w:r>
+      <w:r>
+        <w:rPr>
+          <w:rFonts w:ascii="Consolas" w:eastAsia="Times New Roman" w:hAnsi="Consolas" w:cs="Times New Roman"/>
+          <w:color w:val="9CDCFE"/>
+          <w:sz w:val="21"/>
+          <w:szCs w:val="21"/>
+        </w:rPr>
+        <w:t>header</w:t>
+      </w:r>
+      <w:r>
+        <w:rPr>
+          <w:rFonts w:ascii="Consolas" w:eastAsia="Times New Roman" w:hAnsi="Consolas" w:cs="Times New Roman"/>
+          <w:color w:val="CCCCCC"/>
+          <w:sz w:val="21"/>
+          <w:szCs w:val="21"/>
+        </w:rPr>
+        <w:t>(</w:t>
+      </w:r>
+      <w:r>
+        <w:rPr>
+          <w:rFonts w:ascii="Consolas" w:eastAsia="Times New Roman" w:hAnsi="Consolas" w:cs="Times New Roman"/>
+          <w:color w:val="CE9178"/>
+          <w:sz w:val="21"/>
+          <w:szCs w:val="21"/>
+        </w:rPr>
+        <w:t>"My First Heading"</w:t>
+      </w:r>
+      <w:r>
+        <w:rPr>
+          <w:rFonts w:ascii="Consolas" w:eastAsia="Times New Roman" w:hAnsi="Consolas" w:cs="Times New Roman"/>
+          <w:color w:val="CCCCCC"/>
+          <w:sz w:val="21"/>
+          <w:szCs w:val="21"/>
+        </w:rPr>
+        <w:t>)</w:t>
+      </w:r>
+    </w:p>
+    <w:p>
+      <w:pPr>
+        <w:shd w:val="clear" w:color="auto" w:fill="1F1F1F"/>
+        <w:spacing w:after="0" w:line="285" w:lineRule="atLeast"/>
+        <w:rPr>
+          <w:rFonts w:ascii="Consolas" w:eastAsia="Times New Roman" w:hAnsi="Consolas" w:cs="Times New Roman"/>
+          <w:color w:val="CCCCCC"/>
+          <w:sz w:val="21"/>
+          <w:szCs w:val="21"/>
+        </w:rPr>
+      </w:pPr>
+      <w:r>
+        <w:rPr>
+          <w:rFonts w:ascii="Consolas" w:eastAsia="Times New Roman" w:hAnsi="Consolas" w:cs="Times New Roman"/>
+          <w:color w:val="4EC9B0"/>
+          <w:sz w:val="21"/>
+          <w:szCs w:val="21"/>
+        </w:rPr>
+        <w:t>st</w:t>
+      </w:r>
+      <w:r>
+        <w:rPr>
+          <w:rFonts w:ascii="Consolas" w:eastAsia="Times New Roman" w:hAnsi="Consolas" w:cs="Times New Roman"/>
+          <w:color w:val="CCCCCC"/>
+          <w:sz w:val="21"/>
+          <w:szCs w:val="21"/>
+        </w:rPr>
+        <w:t>.</w:t>
+      </w:r>
+      <w:r>
+        <w:rPr>
+          <w:rFonts w:ascii="Consolas" w:eastAsia="Times New Roman" w:hAnsi="Consolas" w:cs="Times New Roman"/>
+          <w:color w:val="9CDCFE"/>
+          <w:sz w:val="21"/>
+          <w:szCs w:val="21"/>
+        </w:rPr>
+        <w:t>subheader</w:t>
+      </w:r>
+      <w:r>
+        <w:rPr>
+          <w:rFonts w:ascii="Consolas" w:eastAsia="Times New Roman" w:hAnsi="Consolas" w:cs="Times New Roman"/>
+          <w:color w:val="CCCCCC"/>
+          <w:sz w:val="21"/>
+          <w:szCs w:val="21"/>
+        </w:rPr>
+        <w:t>(</w:t>
+      </w:r>
+      <w:r>
+        <w:rPr>
+          <w:rFonts w:ascii="Consolas" w:eastAsia="Times New Roman" w:hAnsi="Consolas" w:cs="Times New Roman"/>
+          <w:color w:val="CE9178"/>
+          <w:sz w:val="21"/>
+          <w:szCs w:val="21"/>
+        </w:rPr>
+        <w:t>"My Second Heading"</w:t>
+      </w:r>
+      <w:r>
+        <w:rPr>
+          <w:rFonts w:ascii="Consolas" w:eastAsia="Times New Roman" w:hAnsi="Consolas" w:cs="Times New Roman"/>
+          <w:color w:val="CCCCCC"/>
+          <w:sz w:val="21"/>
+          <w:szCs w:val="21"/>
+        </w:rPr>
+        <w:t>)</w:t>
+      </w:r>
+    </w:p>
+    <w:p>
+      <w:pPr>
+        <w:shd w:val="clear" w:color="auto" w:fill="1F1F1F"/>
+        <w:spacing w:after="0" w:line="285" w:lineRule="atLeast"/>
+        <w:rPr>
+          <w:rFonts w:ascii="Consolas" w:eastAsia="Times New Roman" w:hAnsi="Consolas" w:cs="Times New Roman"/>
+          <w:color w:val="CCCCCC"/>
+          <w:sz w:val="21"/>
+          <w:szCs w:val="21"/>
+        </w:rPr>
+      </w:pPr>
+      <w:r>
+        <w:rPr>
+          <w:rFonts w:ascii="Consolas" w:eastAsia="Times New Roman" w:hAnsi="Consolas" w:cs="Times New Roman"/>
+          <w:color w:val="4EC9B0"/>
+          <w:sz w:val="21"/>
+          <w:szCs w:val="21"/>
+        </w:rPr>
+        <w:t>st</w:t>
+      </w:r>
+      <w:r>
+        <w:rPr>
+          <w:rFonts w:ascii="Consolas" w:eastAsia="Times New Roman" w:hAnsi="Consolas" w:cs="Times New Roman"/>
+          <w:color w:val="CCCCCC"/>
+          <w:sz w:val="21"/>
+          <w:szCs w:val="21"/>
+        </w:rPr>
+        <w:t>.</w:t>
+      </w:r>
+      <w:r>
+        <w:rPr>
+          <w:rFonts w:ascii="Consolas" w:eastAsia="Times New Roman" w:hAnsi="Consolas" w:cs="Times New Roman"/>
+          <w:color w:val="9CDCFE"/>
+          <w:sz w:val="21"/>
+          <w:szCs w:val="21"/>
+        </w:rPr>
+        <w:t>text</w:t>
+      </w:r>
+      <w:r>
+        <w:rPr>
+          <w:rFonts w:ascii="Consolas" w:eastAsia="Times New Roman" w:hAnsi="Consolas" w:cs="Times New Roman"/>
+          <w:color w:val="CCCCCC"/>
+          <w:sz w:val="21"/>
+          <w:szCs w:val="21"/>
+        </w:rPr>
+        <w:t>(</w:t>
+      </w:r>
+      <w:r>
+        <w:rPr>
+          <w:rFonts w:ascii="Consolas" w:eastAsia="Times New Roman" w:hAnsi="Consolas" w:cs="Times New Roman"/>
+          <w:color w:val="CE9178"/>
+          <w:sz w:val="21"/>
+          <w:szCs w:val="21"/>
+        </w:rPr>
+        <w:t>"My Normal Text Flows here!"</w:t>
+      </w:r>
+      <w:r>
+        <w:rPr>
+          <w:rFonts w:ascii="Consolas" w:eastAsia="Times New Roman" w:hAnsi="Consolas" w:cs="Times New Roman"/>
+          <w:color w:val="CCCCCC"/>
+          <w:sz w:val="21"/>
+          <w:szCs w:val="21"/>
+        </w:rPr>
+        <w:t>)</w:t>
+      </w:r>
+    </w:p>
+    <w:p>
+      <w:pPr>
+        <w:shd w:val="clear" w:color="auto" w:fill="1F1F1F"/>
+        <w:spacing w:after="0" w:line="285" w:lineRule="atLeast"/>
+        <w:rPr>
+          <w:rFonts w:ascii="Consolas" w:eastAsia="Times New Roman" w:hAnsi="Consolas" w:cs="Times New Roman"/>
+          <w:color w:val="CCCCCC"/>
+          <w:sz w:val="21"/>
+          <w:szCs w:val="21"/>
+        </w:rPr>
+      </w:pPr>
+      <w:r>
+        <w:rPr>
+          <w:rFonts w:ascii="Consolas" w:eastAsia="Times New Roman" w:hAnsi="Consolas" w:cs="Times New Roman"/>
+          <w:color w:val="9CDCFE"/>
+          <w:sz w:val="21"/>
+          <w:szCs w:val="21"/>
+        </w:rPr>
+        <w:t>text</w:t>
+      </w:r>
+      <w:r>
+        <w:rPr>
+          <w:rFonts w:ascii="Consolas" w:eastAsia="Times New Roman" w:hAnsi="Consolas" w:cs="Times New Roman"/>
+          <w:color w:val="CCCCCC"/>
+          <w:sz w:val="21"/>
+          <w:szCs w:val="21"/>
+        </w:rPr>
+        <w:t xml:space="preserve"> </w:t>
+      </w:r>
+      <w:r>
+        <w:rPr>
+          <w:rFonts w:ascii="Consolas" w:eastAsia="Times New Roman" w:hAnsi="Consolas" w:cs="Times New Roman"/>
+          <w:color w:val="D4D4D4"/>
+          <w:sz w:val="21"/>
+          <w:szCs w:val="21"/>
+        </w:rPr>
+        <w:t>=</w:t>
+      </w:r>
+      <w:r>
+        <w:rPr>
+          <w:rFonts w:ascii="Consolas" w:eastAsia="Times New Roman" w:hAnsi="Consolas" w:cs="Times New Roman"/>
+          <w:color w:val="CCCCCC"/>
+          <w:sz w:val="21"/>
+          <w:szCs w:val="21"/>
+        </w:rPr>
+        <w:t xml:space="preserve"> </w:t>
+      </w:r>
+      <w:r>
+        <w:rPr>
+          <w:rFonts w:ascii="Consolas" w:eastAsia="Times New Roman" w:hAnsi="Consolas" w:cs="Times New Roman"/>
+          <w:color w:val="4EC9B0"/>
+          <w:sz w:val="21"/>
+          <w:szCs w:val="21"/>
+        </w:rPr>
+        <w:t>st</w:t>
+      </w:r>
+      <w:r>
+        <w:rPr>
+          <w:rFonts w:ascii="Consolas" w:eastAsia="Times New Roman" w:hAnsi="Consolas" w:cs="Times New Roman"/>
+          <w:color w:val="CCCCCC"/>
+          <w:sz w:val="21"/>
+          <w:szCs w:val="21"/>
+        </w:rPr>
+        <w:t>.</w:t>
+      </w:r>
+      <w:r>
+        <w:rPr>
+          <w:rFonts w:ascii="Consolas" w:eastAsia="Times New Roman" w:hAnsi="Consolas" w:cs="Times New Roman"/>
+          <w:color w:val="9CDCFE"/>
+          <w:sz w:val="21"/>
+          <w:szCs w:val="21"/>
+        </w:rPr>
+        <w:t>text_input</w:t>
+      </w:r>
+      <w:r>
+        <w:rPr>
+          <w:rFonts w:ascii="Consolas" w:eastAsia="Times New Roman" w:hAnsi="Consolas" w:cs="Times New Roman"/>
+          <w:color w:val="CCCCCC"/>
+          <w:sz w:val="21"/>
+          <w:szCs w:val="21"/>
+        </w:rPr>
+        <w:t>(</w:t>
+      </w:r>
+      <w:r>
+        <w:rPr>
+          <w:rFonts w:ascii="Consolas" w:eastAsia="Times New Roman" w:hAnsi="Consolas" w:cs="Times New Roman"/>
+          <w:color w:val="CE9178"/>
+          <w:sz w:val="21"/>
+          <w:szCs w:val="21"/>
+        </w:rPr>
+        <w:t>""</w:t>
+      </w:r>
+      <w:r>
+        <w:rPr>
+          <w:rFonts w:ascii="Consolas" w:eastAsia="Times New Roman" w:hAnsi="Consolas" w:cs="Times New Roman"/>
+          <w:color w:val="CCCCCC"/>
+          <w:sz w:val="21"/>
+          <w:szCs w:val="21"/>
+        </w:rPr>
+        <w:t>)</w:t>
+      </w:r>
+    </w:p>
+    <w:p>
+      <w:pPr>
+        <w:shd w:val="clear" w:color="auto" w:fill="1F1F1F"/>
+        <w:spacing w:after="0" w:line="285" w:lineRule="atLeast"/>
+        <w:rPr>
+          <w:rFonts w:ascii="Consolas" w:eastAsia="Times New Roman" w:hAnsi="Consolas" w:cs="Times New Roman"/>
+          <w:color w:val="CCCCCC"/>
+          <w:sz w:val="21"/>
+          <w:szCs w:val="21"/>
+        </w:rPr>
+      </w:pPr>
+      <w:r>
+        <w:rPr>
+          <w:rFonts w:ascii="Consolas" w:eastAsia="Times New Roman" w:hAnsi="Consolas" w:cs="Times New Roman"/>
+          <w:color w:val="4EC9B0"/>
+          <w:sz w:val="21"/>
+          <w:szCs w:val="21"/>
+        </w:rPr>
+        <w:t>st</w:t>
+      </w:r>
+      <w:r>
+        <w:rPr>
+          <w:rFonts w:ascii="Consolas" w:eastAsia="Times New Roman" w:hAnsi="Consolas" w:cs="Times New Roman"/>
+          <w:color w:val="CCCCCC"/>
+          <w:sz w:val="21"/>
+          <w:szCs w:val="21"/>
+        </w:rPr>
+        <w:t>.</w:t>
+      </w:r>
+      <w:r>
+        <w:rPr>
+          <w:rFonts w:ascii="Consolas" w:eastAsia="Times New Roman" w:hAnsi="Consolas" w:cs="Times New Roman"/>
+          <w:color w:val="9CDCFE"/>
+          <w:sz w:val="21"/>
+          <w:szCs w:val="21"/>
+        </w:rPr>
+        <w:t>write</w:t>
+      </w:r>
+      <w:r>
+        <w:rPr>
+          <w:rFonts w:ascii="Consolas" w:eastAsia="Times New Roman" w:hAnsi="Consolas" w:cs="Times New Roman"/>
+          <w:color w:val="CCCCCC"/>
+          <w:sz w:val="21"/>
+          <w:szCs w:val="21"/>
+        </w:rPr>
+        <w:t>(</w:t>
+      </w:r>
+      <w:r>
+        <w:rPr>
+          <w:rFonts w:ascii="Consolas" w:eastAsia="Times New Roman" w:hAnsi="Consolas" w:cs="Times New Roman"/>
+          <w:color w:val="569CD6"/>
+          <w:sz w:val="21"/>
+          <w:szCs w:val="21"/>
+        </w:rPr>
+        <w:t>f</w:t>
+      </w:r>
+      <w:r>
+        <w:rPr>
+          <w:rFonts w:ascii="Consolas" w:eastAsia="Times New Roman" w:hAnsi="Consolas" w:cs="Times New Roman"/>
+          <w:color w:val="CE9178"/>
+          <w:sz w:val="21"/>
+          <w:szCs w:val="21"/>
+        </w:rPr>
+        <w:t xml:space="preserve">"your input is : </w:t>
+      </w:r>
+      <w:r>
+        <w:rPr>
+          <w:rFonts w:ascii="Consolas" w:eastAsia="Times New Roman" w:hAnsi="Consolas" w:cs="Times New Roman"/>
+          <w:color w:val="569CD6"/>
+          <w:sz w:val="21"/>
+          <w:szCs w:val="21"/>
+        </w:rPr>
+        <w:t>{</w:t>
+      </w:r>
+      <w:r>
+        <w:rPr>
+          <w:rFonts w:ascii="Consolas" w:eastAsia="Times New Roman" w:hAnsi="Consolas" w:cs="Times New Roman"/>
+          <w:color w:val="9CDCFE"/>
+          <w:sz w:val="21"/>
+          <w:szCs w:val="21"/>
+        </w:rPr>
+        <w:t>text</w:t>
+      </w:r>
+      <w:r>
+        <w:rPr>
+          <w:rFonts w:ascii="Consolas" w:eastAsia="Times New Roman" w:hAnsi="Consolas" w:cs="Times New Roman"/>
+          <w:color w:val="569CD6"/>
+          <w:sz w:val="21"/>
+          <w:szCs w:val="21"/>
+        </w:rPr>
+        <w:t>}</w:t>
+      </w:r>
+      <w:r>
+        <w:rPr>
+          <w:rFonts w:ascii="Consolas" w:eastAsia="Times New Roman" w:hAnsi="Consolas" w:cs="Times New Roman"/>
+          <w:color w:val="CE9178"/>
+          <w:sz w:val="21"/>
+          <w:szCs w:val="21"/>
+        </w:rPr>
+        <w:t>"</w:t>
+      </w:r>
+      <w:r>
+        <w:rPr>
+          <w:rFonts w:ascii="Consolas" w:eastAsia="Times New Roman" w:hAnsi="Consolas" w:cs="Times New Roman"/>
+          <w:color w:val="CCCCCC"/>
+          <w:sz w:val="21"/>
+          <w:szCs w:val="21"/>
+        </w:rPr>
+        <w:t>)</w:t>
+      </w:r>
+    </w:p>
+    <w:p>
+      <w:pPr>
+        <w:shd w:val="clear" w:color="auto" w:fill="1F1F1F"/>
+        <w:spacing w:after="0" w:line="285" w:lineRule="atLeast"/>
+        <w:rPr>
+          <w:rFonts w:ascii="Consolas" w:eastAsia="Times New Roman" w:hAnsi="Consolas" w:cs="Times New Roman"/>
+          <w:color w:val="CCCCCC"/>
+          <w:sz w:val="21"/>
+          <w:szCs w:val="21"/>
+        </w:rPr>
+      </w:pPr>
+    </w:p>
+    <w:p>
+      <w:pPr>
+        <w:shd w:val="clear" w:color="auto" w:fill="1F1F1F"/>
+        <w:spacing w:after="0" w:line="285" w:lineRule="atLeast"/>
+        <w:rPr>
+          <w:rFonts w:ascii="Consolas" w:eastAsia="Times New Roman" w:hAnsi="Consolas" w:cs="Times New Roman"/>
+          <w:color w:val="CCCCCC"/>
+          <w:sz w:val="21"/>
+          <w:szCs w:val="21"/>
+        </w:rPr>
+      </w:pPr>
+      <w:r>
+        <w:rPr>
+          <w:rFonts w:ascii="Consolas" w:eastAsia="Times New Roman" w:hAnsi="Consolas" w:cs="Times New Roman"/>
+          <w:color w:val="9CDCFE"/>
+          <w:sz w:val="21"/>
+          <w:szCs w:val="21"/>
+        </w:rPr>
+        <w:t>Name</w:t>
+      </w:r>
+      <w:r>
+        <w:rPr>
+          <w:rFonts w:ascii="Consolas" w:eastAsia="Times New Roman" w:hAnsi="Consolas" w:cs="Times New Roman"/>
+          <w:color w:val="D4D4D4"/>
+          <w:sz w:val="21"/>
+          <w:szCs w:val="21"/>
+        </w:rPr>
+        <w:t>=</w:t>
+      </w:r>
+      <w:r>
+        <w:rPr>
+          <w:rFonts w:ascii="Consolas" w:eastAsia="Times New Roman" w:hAnsi="Consolas" w:cs="Times New Roman"/>
+          <w:color w:val="CCCCCC"/>
+          <w:sz w:val="21"/>
+          <w:szCs w:val="21"/>
+        </w:rPr>
+        <w:t xml:space="preserve"> </w:t>
+      </w:r>
+      <w:r>
+        <w:rPr>
+          <w:rFonts w:ascii="Consolas" w:eastAsia="Times New Roman" w:hAnsi="Consolas" w:cs="Times New Roman"/>
+          <w:color w:val="4EC9B0"/>
+          <w:sz w:val="21"/>
+          <w:szCs w:val="21"/>
+        </w:rPr>
+        <w:t>st</w:t>
+      </w:r>
+      <w:r>
+        <w:rPr>
+          <w:rFonts w:ascii="Consolas" w:eastAsia="Times New Roman" w:hAnsi="Consolas" w:cs="Times New Roman"/>
+          <w:color w:val="CCCCCC"/>
+          <w:sz w:val="21"/>
+          <w:szCs w:val="21"/>
+        </w:rPr>
+        <w:t>.</w:t>
+      </w:r>
+      <w:r>
+        <w:rPr>
+          <w:rFonts w:ascii="Consolas" w:eastAsia="Times New Roman" w:hAnsi="Consolas" w:cs="Times New Roman"/>
+          <w:color w:val="9CDCFE"/>
+          <w:sz w:val="21"/>
+          <w:szCs w:val="21"/>
+        </w:rPr>
+        <w:t>text_input</w:t>
+      </w:r>
+      <w:r>
+        <w:rPr>
+          <w:rFonts w:ascii="Consolas" w:eastAsia="Times New Roman" w:hAnsi="Consolas" w:cs="Times New Roman"/>
+          <w:color w:val="CCCCCC"/>
+          <w:sz w:val="21"/>
+          <w:szCs w:val="21"/>
+        </w:rPr>
+        <w:t>(</w:t>
+      </w:r>
+      <w:r>
+        <w:rPr>
+          <w:rFonts w:ascii="Consolas" w:eastAsia="Times New Roman" w:hAnsi="Consolas" w:cs="Times New Roman"/>
+          <w:color w:val="CE9178"/>
+          <w:sz w:val="21"/>
+          <w:szCs w:val="21"/>
+        </w:rPr>
+        <w:t>"Enter Your Full Name : "</w:t>
+      </w:r>
+      <w:r>
+        <w:rPr>
+          <w:rFonts w:ascii="Consolas" w:eastAsia="Times New Roman" w:hAnsi="Consolas" w:cs="Times New Roman"/>
+          <w:color w:val="CCCCCC"/>
+          <w:sz w:val="21"/>
+          <w:szCs w:val="21"/>
+        </w:rPr>
+        <w:t>)</w:t>
+      </w:r>
+    </w:p>
+    <w:p>
+      <w:pPr>
+        <w:shd w:val="clear" w:color="auto" w:fill="1F1F1F"/>
+        <w:spacing w:after="0" w:line="285" w:lineRule="atLeast"/>
+        <w:rPr>
+          <w:rFonts w:ascii="Consolas" w:eastAsia="Times New Roman" w:hAnsi="Consolas" w:cs="Times New Roman"/>
+          <w:color w:val="CCCCCC"/>
+          <w:sz w:val="21"/>
+          <w:szCs w:val="21"/>
+        </w:rPr>
+      </w:pPr>
+      <w:r>
+        <w:rPr>
+          <w:rFonts w:ascii="Consolas" w:eastAsia="Times New Roman" w:hAnsi="Consolas" w:cs="Times New Roman"/>
+          <w:color w:val="4EC9B0"/>
+          <w:sz w:val="21"/>
+          <w:szCs w:val="21"/>
+        </w:rPr>
+        <w:t>st</w:t>
+      </w:r>
+      <w:r>
+        <w:rPr>
+          <w:rFonts w:ascii="Consolas" w:eastAsia="Times New Roman" w:hAnsi="Consolas" w:cs="Times New Roman"/>
+          <w:color w:val="CCCCCC"/>
+          <w:sz w:val="21"/>
+          <w:szCs w:val="21"/>
+        </w:rPr>
+        <w:t>.</w:t>
+      </w:r>
+      <w:r>
+        <w:rPr>
+          <w:rFonts w:ascii="Consolas" w:eastAsia="Times New Roman" w:hAnsi="Consolas" w:cs="Times New Roman"/>
+          <w:color w:val="9CDCFE"/>
+          <w:sz w:val="21"/>
+          <w:szCs w:val="21"/>
+        </w:rPr>
+        <w:t>text</w:t>
+      </w:r>
+      <w:r>
+        <w:rPr>
+          <w:rFonts w:ascii="Consolas" w:eastAsia="Times New Roman" w:hAnsi="Consolas" w:cs="Times New Roman"/>
+          <w:color w:val="CCCCCC"/>
+          <w:sz w:val="21"/>
+          <w:szCs w:val="21"/>
+        </w:rPr>
+        <w:t>(</w:t>
+      </w:r>
+      <w:r>
+        <w:rPr>
+          <w:rFonts w:ascii="Consolas" w:eastAsia="Times New Roman" w:hAnsi="Consolas" w:cs="Times New Roman"/>
+          <w:color w:val="569CD6"/>
+          <w:sz w:val="21"/>
+          <w:szCs w:val="21"/>
+        </w:rPr>
+        <w:t>f</w:t>
+      </w:r>
+      <w:r>
+        <w:rPr>
+          <w:rFonts w:ascii="Consolas" w:eastAsia="Times New Roman" w:hAnsi="Consolas" w:cs="Times New Roman"/>
+          <w:color w:val="CE9178"/>
+          <w:sz w:val="21"/>
+          <w:szCs w:val="21"/>
+        </w:rPr>
+        <w:t xml:space="preserve">"Your Name is : </w:t>
+      </w:r>
+      <w:r>
+        <w:rPr>
+          <w:rFonts w:ascii="Consolas" w:eastAsia="Times New Roman" w:hAnsi="Consolas" w:cs="Times New Roman"/>
+          <w:color w:val="569CD6"/>
+          <w:sz w:val="21"/>
+          <w:szCs w:val="21"/>
+        </w:rPr>
+        <w:t>{</w:t>
+      </w:r>
+      <w:r>
+        <w:rPr>
+          <w:rFonts w:ascii="Consolas" w:eastAsia="Times New Roman" w:hAnsi="Consolas" w:cs="Times New Roman"/>
+          <w:color w:val="9CDCFE"/>
+          <w:sz w:val="21"/>
+          <w:szCs w:val="21"/>
+        </w:rPr>
+        <w:t>Name</w:t>
+      </w:r>
+      <w:r>
+        <w:rPr>
+          <w:rFonts w:ascii="Consolas" w:eastAsia="Times New Roman" w:hAnsi="Consolas" w:cs="Times New Roman"/>
+          <w:color w:val="569CD6"/>
+          <w:sz w:val="21"/>
+          <w:szCs w:val="21"/>
+        </w:rPr>
+        <w:t>}</w:t>
+      </w:r>
+      <w:r>
+        <w:rPr>
+          <w:rFonts w:ascii="Consolas" w:eastAsia="Times New Roman" w:hAnsi="Consolas" w:cs="Times New Roman"/>
+          <w:color w:val="CE9178"/>
+          <w:sz w:val="21"/>
+          <w:szCs w:val="21"/>
+        </w:rPr>
+        <w:t>"</w:t>
+      </w:r>
+      <w:r>
+        <w:rPr>
+          <w:rFonts w:ascii="Consolas" w:eastAsia="Times New Roman" w:hAnsi="Consolas" w:cs="Times New Roman"/>
+          <w:color w:val="CCCCCC"/>
+          <w:sz w:val="21"/>
+          <w:szCs w:val="21"/>
+        </w:rPr>
+        <w:t>)</w:t>
+      </w:r>
+    </w:p>
+    <w:p>
+      <w:pPr>
+        <w:shd w:val="clear" w:color="auto" w:fill="1F1F1F"/>
+        <w:spacing w:after="0" w:line="285" w:lineRule="atLeast"/>
+        <w:rPr>
+          <w:rFonts w:ascii="Consolas" w:eastAsia="Times New Roman" w:hAnsi="Consolas" w:cs="Times New Roman"/>
+          <w:color w:val="CCCCCC"/>
+          <w:sz w:val="21"/>
+          <w:szCs w:val="21"/>
+        </w:rPr>
+      </w:pPr>
+    </w:p>
+    <w:p>
+      <w:pPr>
+        <w:shd w:val="clear" w:color="auto" w:fill="1F1F1F"/>
+        <w:spacing w:after="0" w:line="285" w:lineRule="atLeast"/>
+        <w:rPr>
+          <w:rFonts w:ascii="Consolas" w:eastAsia="Times New Roman" w:hAnsi="Consolas" w:cs="Times New Roman"/>
+          <w:color w:val="CCCCCC"/>
+          <w:sz w:val="21"/>
+          <w:szCs w:val="21"/>
+        </w:rPr>
+      </w:pPr>
+      <w:r>
+        <w:rPr>
+          <w:rFonts w:ascii="Consolas" w:eastAsia="Times New Roman" w:hAnsi="Consolas" w:cs="Times New Roman"/>
+          <w:color w:val="4EC9B0"/>
+          <w:sz w:val="21"/>
+          <w:szCs w:val="21"/>
+        </w:rPr>
+        <w:t>st</w:t>
+      </w:r>
+      <w:r>
+        <w:rPr>
+          <w:rFonts w:ascii="Consolas" w:eastAsia="Times New Roman" w:hAnsi="Consolas" w:cs="Times New Roman"/>
+          <w:color w:val="CCCCCC"/>
+          <w:sz w:val="21"/>
+          <w:szCs w:val="21"/>
+        </w:rPr>
+        <w:t>.</w:t>
+      </w:r>
+      <w:r>
+        <w:rPr>
+          <w:rFonts w:ascii="Consolas" w:eastAsia="Times New Roman" w:hAnsi="Consolas" w:cs="Times New Roman"/>
+          <w:color w:val="9CDCFE"/>
+          <w:sz w:val="21"/>
+          <w:szCs w:val="21"/>
+        </w:rPr>
+        <w:t>number_input</w:t>
+      </w:r>
+      <w:r>
+        <w:rPr>
+          <w:rFonts w:ascii="Consolas" w:eastAsia="Times New Roman" w:hAnsi="Consolas" w:cs="Times New Roman"/>
+          <w:color w:val="CCCCCC"/>
+          <w:sz w:val="21"/>
+          <w:szCs w:val="21"/>
+        </w:rPr>
+        <w:t>(</w:t>
+      </w:r>
+      <w:r>
+        <w:rPr>
+          <w:rFonts w:ascii="Consolas" w:eastAsia="Times New Roman" w:hAnsi="Consolas" w:cs="Times New Roman"/>
+          <w:color w:val="CE9178"/>
+          <w:sz w:val="21"/>
+          <w:szCs w:val="21"/>
+        </w:rPr>
+        <w:t>"Enter Your Phone Number :  "</w:t>
+      </w:r>
+      <w:r>
+        <w:rPr>
+          <w:rFonts w:ascii="Consolas" w:eastAsia="Times New Roman" w:hAnsi="Consolas" w:cs="Times New Roman"/>
+          <w:color w:val="CCCCCC"/>
+          <w:sz w:val="21"/>
+          <w:szCs w:val="21"/>
+        </w:rPr>
+        <w:t>)</w:t>
+      </w:r>
+    </w:p>
+    <w:p>
+      <w:pPr>
+        <w:shd w:val="clear" w:color="auto" w:fill="1F1F1F"/>
+        <w:spacing w:after="0" w:line="285" w:lineRule="atLeast"/>
+        <w:rPr>
+          <w:rFonts w:ascii="Consolas" w:eastAsia="Times New Roman" w:hAnsi="Consolas" w:cs="Times New Roman"/>
+          <w:color w:val="CCCCCC"/>
+          <w:sz w:val="21"/>
+          <w:szCs w:val="21"/>
+        </w:rPr>
+      </w:pPr>
+    </w:p>
+    <w:p>
+      <w:pPr>
+        <w:shd w:val="clear" w:color="auto" w:fill="1F1F1F"/>
+        <w:spacing w:after="0" w:line="285" w:lineRule="atLeast"/>
+        <w:rPr>
+          <w:rFonts w:ascii="Consolas" w:eastAsia="Times New Roman" w:hAnsi="Consolas" w:cs="Times New Roman"/>
+          <w:color w:val="CCCCCC"/>
+          <w:sz w:val="21"/>
+          <w:szCs w:val="21"/>
+        </w:rPr>
+      </w:pPr>
+      <w:r>
+        <w:rPr>
+          <w:rFonts w:ascii="Consolas" w:eastAsia="Times New Roman" w:hAnsi="Consolas" w:cs="Times New Roman"/>
+          <w:color w:val="4EC9B0"/>
+          <w:sz w:val="21"/>
+          <w:szCs w:val="21"/>
+        </w:rPr>
+        <w:t>st</w:t>
+      </w:r>
+      <w:r>
+        <w:rPr>
+          <w:rFonts w:ascii="Consolas" w:eastAsia="Times New Roman" w:hAnsi="Consolas" w:cs="Times New Roman"/>
+          <w:color w:val="CCCCCC"/>
+          <w:sz w:val="21"/>
+          <w:szCs w:val="21"/>
+        </w:rPr>
+        <w:t>.</w:t>
+      </w:r>
+      <w:r>
+        <w:rPr>
+          <w:rFonts w:ascii="Consolas" w:eastAsia="Times New Roman" w:hAnsi="Consolas" w:cs="Times New Roman"/>
+          <w:color w:val="9CDCFE"/>
+          <w:sz w:val="21"/>
+          <w:szCs w:val="21"/>
+        </w:rPr>
+        <w:t>selectbox</w:t>
+      </w:r>
+      <w:r>
+        <w:rPr>
+          <w:rFonts w:ascii="Consolas" w:eastAsia="Times New Roman" w:hAnsi="Consolas" w:cs="Times New Roman"/>
+          <w:color w:val="CCCCCC"/>
+          <w:sz w:val="21"/>
+          <w:szCs w:val="21"/>
+        </w:rPr>
+        <w:t>(</w:t>
+      </w:r>
+      <w:r>
+        <w:rPr>
+          <w:rFonts w:ascii="Consolas" w:eastAsia="Times New Roman" w:hAnsi="Consolas" w:cs="Times New Roman"/>
+          <w:color w:val="CE9178"/>
+          <w:sz w:val="21"/>
+          <w:szCs w:val="21"/>
+        </w:rPr>
+        <w:t>"Select Your Course"</w:t>
+      </w:r>
+      <w:r>
+        <w:rPr>
+          <w:rFonts w:ascii="Consolas" w:eastAsia="Times New Roman" w:hAnsi="Consolas" w:cs="Times New Roman"/>
+          <w:color w:val="CCCCCC"/>
+          <w:sz w:val="21"/>
+          <w:szCs w:val="21"/>
+        </w:rPr>
+        <w:t xml:space="preserve"> , [</w:t>
+      </w:r>
+      <w:r>
+        <w:rPr>
+          <w:rFonts w:ascii="Consolas" w:eastAsia="Times New Roman" w:hAnsi="Consolas" w:cs="Times New Roman"/>
+          <w:color w:val="CE9178"/>
+          <w:sz w:val="21"/>
+          <w:szCs w:val="21"/>
+        </w:rPr>
+        <w:t>'Data Analytics'</w:t>
+      </w:r>
+      <w:r>
+        <w:rPr>
+          <w:rFonts w:ascii="Consolas" w:eastAsia="Times New Roman" w:hAnsi="Consolas" w:cs="Times New Roman"/>
+          <w:color w:val="CCCCCC"/>
+          <w:sz w:val="21"/>
+          <w:szCs w:val="21"/>
+        </w:rPr>
+        <w:t xml:space="preserve"> , </w:t>
+      </w:r>
+      <w:r>
+        <w:rPr>
+          <w:rFonts w:ascii="Consolas" w:eastAsia="Times New Roman" w:hAnsi="Consolas" w:cs="Times New Roman"/>
+          <w:color w:val="CE9178"/>
+          <w:sz w:val="21"/>
+          <w:szCs w:val="21"/>
+        </w:rPr>
+        <w:t>'Data Engineering'</w:t>
+      </w:r>
+      <w:r>
+        <w:rPr>
+          <w:rFonts w:ascii="Consolas" w:eastAsia="Times New Roman" w:hAnsi="Consolas" w:cs="Times New Roman"/>
+          <w:color w:val="CCCCCC"/>
+          <w:sz w:val="21"/>
+          <w:szCs w:val="21"/>
+        </w:rPr>
+        <w:t>])</w:t>
+      </w:r>
+    </w:p>
+    <w:p>
+      <w:pPr>
+        <w:shd w:val="clear" w:color="auto" w:fill="1F1F1F"/>
+        <w:spacing w:after="0" w:line="285" w:lineRule="atLeast"/>
+        <w:rPr>
+          <w:rFonts w:ascii="Consolas" w:eastAsia="Times New Roman" w:hAnsi="Consolas" w:cs="Times New Roman"/>
+          <w:color w:val="CCCCCC"/>
+          <w:sz w:val="21"/>
+          <w:szCs w:val="21"/>
+        </w:rPr>
+      </w:pPr>
+    </w:p>
+    <w:p>
+      <w:pPr>
+        <w:shd w:val="clear" w:color="auto" w:fill="1F1F1F"/>
+        <w:spacing w:after="0" w:line="285" w:lineRule="atLeast"/>
+        <w:rPr>
+          <w:rFonts w:ascii="Consolas" w:eastAsia="Times New Roman" w:hAnsi="Consolas" w:cs="Times New Roman"/>
+          <w:color w:val="CCCCCC"/>
+          <w:sz w:val="21"/>
+          <w:szCs w:val="21"/>
+        </w:rPr>
+      </w:pPr>
+      <w:r>
+        <w:rPr>
+          <w:rFonts w:ascii="Consolas" w:eastAsia="Times New Roman" w:hAnsi="Consolas" w:cs="Times New Roman"/>
+          <w:color w:val="4EC9B0"/>
+          <w:sz w:val="21"/>
+          <w:szCs w:val="21"/>
+        </w:rPr>
+        <w:t>st</w:t>
+      </w:r>
+      <w:r>
+        <w:rPr>
+          <w:rFonts w:ascii="Consolas" w:eastAsia="Times New Roman" w:hAnsi="Consolas" w:cs="Times New Roman"/>
+          <w:color w:val="CCCCCC"/>
+          <w:sz w:val="21"/>
+          <w:szCs w:val="21"/>
+        </w:rPr>
+        <w:t>.</w:t>
+      </w:r>
+      <w:r>
+        <w:rPr>
+          <w:rFonts w:ascii="Consolas" w:eastAsia="Times New Roman" w:hAnsi="Consolas" w:cs="Times New Roman"/>
+          <w:color w:val="9CDCFE"/>
+          <w:sz w:val="21"/>
+          <w:szCs w:val="21"/>
+        </w:rPr>
+        <w:t>radio</w:t>
+      </w:r>
+      <w:r>
+        <w:rPr>
+          <w:rFonts w:ascii="Consolas" w:eastAsia="Times New Roman" w:hAnsi="Consolas" w:cs="Times New Roman"/>
+          <w:color w:val="CCCCCC"/>
+          <w:sz w:val="21"/>
+          <w:szCs w:val="21"/>
+        </w:rPr>
+        <w:t>(</w:t>
+      </w:r>
+      <w:r>
+        <w:rPr>
+          <w:rFonts w:ascii="Consolas" w:eastAsia="Times New Roman" w:hAnsi="Consolas" w:cs="Times New Roman"/>
+          <w:color w:val="CE9178"/>
+          <w:sz w:val="21"/>
+          <w:szCs w:val="21"/>
+        </w:rPr>
+        <w:t>"Select Gender"</w:t>
+      </w:r>
+      <w:r>
+        <w:rPr>
+          <w:rFonts w:ascii="Consolas" w:eastAsia="Times New Roman" w:hAnsi="Consolas" w:cs="Times New Roman"/>
+          <w:color w:val="CCCCCC"/>
+          <w:sz w:val="21"/>
+          <w:szCs w:val="21"/>
+        </w:rPr>
+        <w:t xml:space="preserve"> ,  [</w:t>
+      </w:r>
+      <w:r>
+        <w:rPr>
+          <w:rFonts w:ascii="Consolas" w:eastAsia="Times New Roman" w:hAnsi="Consolas" w:cs="Times New Roman"/>
+          <w:color w:val="CE9178"/>
+          <w:sz w:val="21"/>
+          <w:szCs w:val="21"/>
+        </w:rPr>
+        <w:t>'Male'</w:t>
+      </w:r>
+      <w:r>
+        <w:rPr>
+          <w:rFonts w:ascii="Consolas" w:eastAsia="Times New Roman" w:hAnsi="Consolas" w:cs="Times New Roman"/>
+          <w:color w:val="CCCCCC"/>
+          <w:sz w:val="21"/>
+          <w:szCs w:val="21"/>
+        </w:rPr>
+        <w:t xml:space="preserve"> , </w:t>
+      </w:r>
+      <w:r>
+        <w:rPr>
+          <w:rFonts w:ascii="Consolas" w:eastAsia="Times New Roman" w:hAnsi="Consolas" w:cs="Times New Roman"/>
+          <w:color w:val="CE9178"/>
+          <w:sz w:val="21"/>
+          <w:szCs w:val="21"/>
+        </w:rPr>
+        <w:t>'Female'</w:t>
+      </w:r>
+      <w:r>
+        <w:rPr>
+          <w:rFonts w:ascii="Consolas" w:eastAsia="Times New Roman" w:hAnsi="Consolas" w:cs="Times New Roman"/>
+          <w:color w:val="CCCCCC"/>
+          <w:sz w:val="21"/>
+          <w:szCs w:val="21"/>
+        </w:rPr>
+        <w:t>])</w:t>
+      </w:r>
+    </w:p>
+    <w:p>
+      <w:pPr>
+        <w:shd w:val="clear" w:color="auto" w:fill="1F1F1F"/>
+        <w:spacing w:after="0" w:line="285" w:lineRule="atLeast"/>
+        <w:rPr>
+          <w:rFonts w:ascii="Consolas" w:eastAsia="Times New Roman" w:hAnsi="Consolas" w:cs="Times New Roman"/>
+          <w:color w:val="CCCCCC"/>
+          <w:sz w:val="21"/>
+          <w:szCs w:val="21"/>
+        </w:rPr>
+      </w:pPr>
+    </w:p>
+    <w:p>
+      <w:pPr>
+        <w:shd w:val="clear" w:color="auto" w:fill="1F1F1F"/>
+        <w:spacing w:after="0" w:line="285" w:lineRule="atLeast"/>
+        <w:rPr>
+          <w:rFonts w:ascii="Consolas" w:eastAsia="Times New Roman" w:hAnsi="Consolas" w:cs="Times New Roman"/>
+          <w:color w:val="CCCCCC"/>
+          <w:sz w:val="21"/>
+          <w:szCs w:val="21"/>
+        </w:rPr>
+      </w:pPr>
+      <w:r>
+        <w:rPr>
+          <w:rFonts w:ascii="Consolas" w:eastAsia="Times New Roman" w:hAnsi="Consolas" w:cs="Times New Roman"/>
+          <w:color w:val="6A9955"/>
+          <w:sz w:val="21"/>
+          <w:szCs w:val="21"/>
+        </w:rPr>
+        <w:t># st.html("&lt;style&gt;" \</w:t>
+      </w:r>
+    </w:p>
+    <w:p>
+      <w:pPr>
+        <w:shd w:val="clear" w:color="auto" w:fill="1F1F1F"/>
+        <w:spacing w:after="0" w:line="285" w:lineRule="atLeast"/>
+        <w:rPr>
+          <w:rFonts w:ascii="Consolas" w:eastAsia="Times New Roman" w:hAnsi="Consolas" w:cs="Times New Roman"/>
+          <w:color w:val="CCCCCC"/>
+          <w:sz w:val="21"/>
+          <w:szCs w:val="21"/>
+        </w:rPr>
+      </w:pPr>
+      <w:r>
+        <w:rPr>
+          <w:rFonts w:ascii="Consolas" w:eastAsia="Times New Roman" w:hAnsi="Consolas" w:cs="Times New Roman"/>
+          <w:color w:val="6A9955"/>
+          <w:sz w:val="21"/>
+          <w:szCs w:val="21"/>
+        </w:rPr>
+        <w:t># "body{" \</w:t>
+      </w:r>
+    </w:p>
+    <w:p>
+      <w:pPr>
+        <w:shd w:val="clear" w:color="auto" w:fill="1F1F1F"/>
+        <w:spacing w:after="0" w:line="285" w:lineRule="atLeast"/>
+        <w:rPr>
+          <w:rFonts w:ascii="Consolas" w:eastAsia="Times New Roman" w:hAnsi="Consolas" w:cs="Times New Roman"/>
+          <w:color w:val="CCCCCC"/>
+          <w:sz w:val="21"/>
+          <w:szCs w:val="21"/>
+        </w:rPr>
+      </w:pPr>
+      <w:r>
+        <w:rPr>
+          <w:rFonts w:ascii="Consolas" w:eastAsia="Times New Roman" w:hAnsi="Consolas" w:cs="Times New Roman"/>
+          <w:color w:val="6A9955"/>
+          <w:sz w:val="21"/>
+          <w:szCs w:val="21"/>
+        </w:rPr>
+        <w:t># "background-color:red;" \</w:t>
+      </w:r>
+    </w:p>
+    <w:p>
+      <w:pPr>
+        <w:shd w:val="clear" w:color="auto" w:fill="1F1F1F"/>
+        <w:spacing w:after="0" w:line="285" w:lineRule="atLeast"/>
+        <w:rPr>
+          <w:rFonts w:ascii="Consolas" w:eastAsia="Times New Roman" w:hAnsi="Consolas" w:cs="Times New Roman"/>
+          <w:color w:val="CCCCCC"/>
+          <w:sz w:val="21"/>
+          <w:szCs w:val="21"/>
+        </w:rPr>
+      </w:pPr>
+      <w:r>
+        <w:rPr>
+          <w:rFonts w:ascii="Consolas" w:eastAsia="Times New Roman" w:hAnsi="Consolas" w:cs="Times New Roman"/>
+          <w:color w:val="6A9955"/>
+          <w:sz w:val="21"/>
+          <w:szCs w:val="21"/>
+        </w:rPr>
+        <w:t># "}" \</w:t>
+      </w:r>
+    </w:p>
+    <w:p>
+      <w:pPr>
+        <w:shd w:val="clear" w:color="auto" w:fill="1F1F1F"/>
+        <w:spacing w:after="0" w:line="285" w:lineRule="atLeast"/>
+        <w:rPr>
+          <w:rFonts w:ascii="Consolas" w:eastAsia="Times New Roman" w:hAnsi="Consolas" w:cs="Times New Roman"/>
+          <w:color w:val="CCCCCC"/>
+          <w:sz w:val="21"/>
+          <w:szCs w:val="21"/>
+        </w:rPr>
+      </w:pPr>
+      <w:r>
+        <w:rPr>
+          <w:rFonts w:ascii="Consolas" w:eastAsia="Times New Roman" w:hAnsi="Consolas" w:cs="Times New Roman"/>
+          <w:color w:val="6A9955"/>
+          <w:sz w:val="21"/>
+          <w:szCs w:val="21"/>
+        </w:rPr>
+        <w:t># "&lt;/style&gt;")</w:t>
+      </w:r>
+    </w:p>
+    <w:p>
+      <w:pPr>
+        <w:shd w:val="clear" w:color="auto" w:fill="1F1F1F"/>
+        <w:spacing w:after="240" w:line="285" w:lineRule="atLeast"/>
+        <w:rPr>
+          <w:rFonts w:ascii="Consolas" w:eastAsia="Times New Roman" w:hAnsi="Consolas" w:cs="Times New Roman"/>
+          <w:color w:val="CCCCCC"/>
+          <w:sz w:val="21"/>
+          <w:szCs w:val="21"/>
+        </w:rPr>
+      </w:pPr>
+    </w:p>
+    <w:p>
+      <w:pPr>
+        <w:shd w:val="clear" w:color="auto" w:fill="1F1F1F"/>
+        <w:spacing w:after="0" w:line="285" w:lineRule="atLeast"/>
+        <w:rPr>
+          <w:rFonts w:ascii="Consolas" w:eastAsia="Times New Roman" w:hAnsi="Consolas" w:cs="Times New Roman"/>
+          <w:color w:val="CCCCCC"/>
+          <w:sz w:val="21"/>
+          <w:szCs w:val="21"/>
+        </w:rPr>
+      </w:pPr>
+      <w:r>
+        <w:rPr>
+          <w:rFonts w:ascii="Consolas" w:eastAsia="Times New Roman" w:hAnsi="Consolas" w:cs="Times New Roman"/>
+          <w:color w:val="9CDCFE"/>
+          <w:sz w:val="21"/>
+          <w:szCs w:val="21"/>
+        </w:rPr>
+        <w:t>df</w:t>
+      </w:r>
+      <w:r>
+        <w:rPr>
+          <w:rFonts w:ascii="Consolas" w:eastAsia="Times New Roman" w:hAnsi="Consolas" w:cs="Times New Roman"/>
+          <w:color w:val="CCCCCC"/>
+          <w:sz w:val="21"/>
+          <w:szCs w:val="21"/>
+        </w:rPr>
+        <w:t xml:space="preserve"> </w:t>
+      </w:r>
+      <w:r>
+        <w:rPr>
+          <w:rFonts w:ascii="Consolas" w:eastAsia="Times New Roman" w:hAnsi="Consolas" w:cs="Times New Roman"/>
+          <w:color w:val="D4D4D4"/>
+          <w:sz w:val="21"/>
+          <w:szCs w:val="21"/>
+        </w:rPr>
+        <w:t>=</w:t>
+      </w:r>
+      <w:r>
+        <w:rPr>
+          <w:rFonts w:ascii="Consolas" w:eastAsia="Times New Roman" w:hAnsi="Consolas" w:cs="Times New Roman"/>
+          <w:color w:val="CCCCCC"/>
+          <w:sz w:val="21"/>
+          <w:szCs w:val="21"/>
+        </w:rPr>
+        <w:t xml:space="preserve"> </w:t>
+      </w:r>
+      <w:r>
+        <w:rPr>
+          <w:rFonts w:ascii="Consolas" w:eastAsia="Times New Roman" w:hAnsi="Consolas" w:cs="Times New Roman"/>
+          <w:color w:val="4EC9B0"/>
+          <w:sz w:val="21"/>
+          <w:szCs w:val="21"/>
+        </w:rPr>
+        <w:t>pd</w:t>
+      </w:r>
+      <w:r>
+        <w:rPr>
+          <w:rFonts w:ascii="Consolas" w:eastAsia="Times New Roman" w:hAnsi="Consolas" w:cs="Times New Roman"/>
+          <w:color w:val="CCCCCC"/>
+          <w:sz w:val="21"/>
+          <w:szCs w:val="21"/>
+        </w:rPr>
+        <w:t>.</w:t>
+      </w:r>
+      <w:r>
+        <w:rPr>
+          <w:rFonts w:ascii="Consolas" w:eastAsia="Times New Roman" w:hAnsi="Consolas" w:cs="Times New Roman"/>
+          <w:color w:val="DCDCAA"/>
+          <w:sz w:val="21"/>
+          <w:szCs w:val="21"/>
+        </w:rPr>
+        <w:t>read_excel</w:t>
+      </w:r>
+      <w:r>
+        <w:rPr>
+          <w:rFonts w:ascii="Consolas" w:eastAsia="Times New Roman" w:hAnsi="Consolas" w:cs="Times New Roman"/>
+          <w:color w:val="CCCCCC"/>
+          <w:sz w:val="21"/>
+          <w:szCs w:val="21"/>
+        </w:rPr>
+        <w:t>(</w:t>
+      </w:r>
+      <w:r>
+        <w:rPr>
+          <w:rFonts w:ascii="Consolas" w:eastAsia="Times New Roman" w:hAnsi="Consolas" w:cs="Times New Roman"/>
+          <w:color w:val="569CD6"/>
+          <w:sz w:val="21"/>
+          <w:szCs w:val="21"/>
+        </w:rPr>
+        <w:t>f</w:t>
+      </w:r>
+      <w:r>
+        <w:rPr>
+          <w:rFonts w:ascii="Consolas" w:eastAsia="Times New Roman" w:hAnsi="Consolas" w:cs="Times New Roman"/>
+          <w:color w:val="CE9178"/>
+          <w:sz w:val="21"/>
+          <w:szCs w:val="21"/>
+        </w:rPr>
+        <w:t>"E:\Croma\Python\Jupyter Notebook LocalComputer\Financial_Sample.xlsx"</w:t>
+      </w:r>
+      <w:r>
+        <w:rPr>
+          <w:rFonts w:ascii="Consolas" w:eastAsia="Times New Roman" w:hAnsi="Consolas" w:cs="Times New Roman"/>
+          <w:color w:val="CCCCCC"/>
+          <w:sz w:val="21"/>
+          <w:szCs w:val="21"/>
+        </w:rPr>
+        <w:t>)</w:t>
+      </w:r>
+    </w:p>
+    <w:p>
+      <w:pPr>
+        <w:shd w:val="clear" w:color="auto" w:fill="1F1F1F"/>
+        <w:spacing w:after="0" w:line="285" w:lineRule="atLeast"/>
+        <w:rPr>
+          <w:rFonts w:ascii="Consolas" w:eastAsia="Times New Roman" w:hAnsi="Consolas" w:cs="Times New Roman"/>
+          <w:color w:val="CCCCCC"/>
+          <w:sz w:val="21"/>
+          <w:szCs w:val="21"/>
+        </w:rPr>
+      </w:pPr>
+      <w:r>
+        <w:rPr>
+          <w:rFonts w:ascii="Consolas" w:eastAsia="Times New Roman" w:hAnsi="Consolas" w:cs="Times New Roman"/>
+          <w:color w:val="4EC9B0"/>
+          <w:sz w:val="21"/>
+          <w:szCs w:val="21"/>
+        </w:rPr>
+        <w:t>st</w:t>
+      </w:r>
+      <w:r>
+        <w:rPr>
+          <w:rFonts w:ascii="Consolas" w:eastAsia="Times New Roman" w:hAnsi="Consolas" w:cs="Times New Roman"/>
+          <w:color w:val="CCCCCC"/>
+          <w:sz w:val="21"/>
+          <w:szCs w:val="21"/>
+        </w:rPr>
+        <w:t>.</w:t>
+      </w:r>
+      <w:r>
+        <w:rPr>
+          <w:rFonts w:ascii="Consolas" w:eastAsia="Times New Roman" w:hAnsi="Consolas" w:cs="Times New Roman"/>
+          <w:color w:val="9CDCFE"/>
+          <w:sz w:val="21"/>
+          <w:szCs w:val="21"/>
+        </w:rPr>
+        <w:t>dataframe</w:t>
+      </w:r>
+      <w:r>
+        <w:rPr>
+          <w:rFonts w:ascii="Consolas" w:eastAsia="Times New Roman" w:hAnsi="Consolas" w:cs="Times New Roman"/>
+          <w:color w:val="CCCCCC"/>
+          <w:sz w:val="21"/>
+          <w:szCs w:val="21"/>
+        </w:rPr>
+        <w:t>(</w:t>
+      </w:r>
+      <w:r>
+        <w:rPr>
+          <w:rFonts w:ascii="Consolas" w:eastAsia="Times New Roman" w:hAnsi="Consolas" w:cs="Times New Roman"/>
+          <w:color w:val="9CDCFE"/>
+          <w:sz w:val="21"/>
+          <w:szCs w:val="21"/>
+        </w:rPr>
+        <w:t>df</w:t>
+      </w:r>
+      <w:r>
+        <w:rPr>
+          <w:rFonts w:ascii="Consolas" w:eastAsia="Times New Roman" w:hAnsi="Consolas" w:cs="Times New Roman"/>
+          <w:color w:val="CCCCCC"/>
+          <w:sz w:val="21"/>
+          <w:szCs w:val="21"/>
+        </w:rPr>
+        <w:t xml:space="preserve"> , </w:t>
+      </w:r>
+      <w:r>
+        <w:rPr>
+          <w:rFonts w:ascii="Consolas" w:eastAsia="Times New Roman" w:hAnsi="Consolas" w:cs="Times New Roman"/>
+          <w:color w:val="9CDCFE"/>
+          <w:sz w:val="21"/>
+          <w:szCs w:val="21"/>
+        </w:rPr>
+        <w:t>height</w:t>
+      </w:r>
+      <w:r>
+        <w:rPr>
+          <w:rFonts w:ascii="Consolas" w:eastAsia="Times New Roman" w:hAnsi="Consolas" w:cs="Times New Roman"/>
+          <w:color w:val="D4D4D4"/>
+          <w:sz w:val="21"/>
+          <w:szCs w:val="21"/>
+        </w:rPr>
+        <w:t>=</w:t>
+      </w:r>
+      <w:r>
+        <w:rPr>
+          <w:rFonts w:ascii="Consolas" w:eastAsia="Times New Roman" w:hAnsi="Consolas" w:cs="Times New Roman"/>
+          <w:color w:val="B5CEA8"/>
+          <w:sz w:val="21"/>
+          <w:szCs w:val="21"/>
+        </w:rPr>
+        <w:t>200</w:t>
+      </w:r>
+      <w:r>
+        <w:rPr>
+          <w:rFonts w:ascii="Consolas" w:eastAsia="Times New Roman" w:hAnsi="Consolas" w:cs="Times New Roman"/>
+          <w:color w:val="CCCCCC"/>
+          <w:sz w:val="21"/>
+          <w:szCs w:val="21"/>
+        </w:rPr>
+        <w:t xml:space="preserve">) </w:t>
+      </w:r>
+      <w:r>
+        <w:rPr>
+          <w:rFonts w:ascii="Consolas" w:eastAsia="Times New Roman" w:hAnsi="Consolas" w:cs="Times New Roman"/>
+          <w:color w:val="6A9955"/>
+          <w:sz w:val="21"/>
+          <w:szCs w:val="21"/>
+        </w:rPr>
+        <w:t># show data like Excel</w:t>
+      </w:r>
+    </w:p>
+    <w:p>
+      <w:pPr>
+        <w:shd w:val="clear" w:color="auto" w:fill="1F1F1F"/>
+        <w:spacing w:after="0" w:line="285" w:lineRule="atLeast"/>
+        <w:rPr>
+          <w:rFonts w:ascii="Consolas" w:eastAsia="Times New Roman" w:hAnsi="Consolas" w:cs="Times New Roman"/>
+          <w:color w:val="CCCCCC"/>
+          <w:sz w:val="21"/>
+          <w:szCs w:val="21"/>
+        </w:rPr>
+      </w:pPr>
+      <w:r>
+        <w:rPr>
+          <w:rFonts w:ascii="Consolas" w:eastAsia="Times New Roman" w:hAnsi="Consolas" w:cs="Times New Roman"/>
+          <w:color w:val="4EC9B0"/>
+          <w:sz w:val="21"/>
+          <w:szCs w:val="21"/>
+        </w:rPr>
+        <w:t>st</w:t>
+      </w:r>
+      <w:r>
+        <w:rPr>
+          <w:rFonts w:ascii="Consolas" w:eastAsia="Times New Roman" w:hAnsi="Consolas" w:cs="Times New Roman"/>
+          <w:color w:val="CCCCCC"/>
+          <w:sz w:val="21"/>
+          <w:szCs w:val="21"/>
+        </w:rPr>
+        <w:t>.</w:t>
+      </w:r>
+      <w:r>
+        <w:rPr>
+          <w:rFonts w:ascii="Consolas" w:eastAsia="Times New Roman" w:hAnsi="Consolas" w:cs="Times New Roman"/>
+          <w:color w:val="9CDCFE"/>
+          <w:sz w:val="21"/>
+          <w:szCs w:val="21"/>
+        </w:rPr>
+        <w:t>write</w:t>
+      </w:r>
+      <w:r>
+        <w:rPr>
+          <w:rFonts w:ascii="Consolas" w:eastAsia="Times New Roman" w:hAnsi="Consolas" w:cs="Times New Roman"/>
+          <w:color w:val="CCCCCC"/>
+          <w:sz w:val="21"/>
+          <w:szCs w:val="21"/>
+        </w:rPr>
+        <w:t>(</w:t>
+      </w:r>
+      <w:r>
+        <w:rPr>
+          <w:rFonts w:ascii="Consolas" w:eastAsia="Times New Roman" w:hAnsi="Consolas" w:cs="Times New Roman"/>
+          <w:color w:val="9CDCFE"/>
+          <w:sz w:val="21"/>
+          <w:szCs w:val="21"/>
+        </w:rPr>
+        <w:t>df</w:t>
+      </w:r>
+      <w:r>
+        <w:rPr>
+          <w:rFonts w:ascii="Consolas" w:eastAsia="Times New Roman" w:hAnsi="Consolas" w:cs="Times New Roman"/>
+          <w:color w:val="CCCCCC"/>
+          <w:sz w:val="21"/>
+          <w:szCs w:val="21"/>
+        </w:rPr>
+        <w:t>)    </w:t>
+      </w:r>
+      <w:r>
+        <w:rPr>
+          <w:rFonts w:ascii="Consolas" w:eastAsia="Times New Roman" w:hAnsi="Consolas" w:cs="Times New Roman"/>
+          <w:color w:val="6A9955"/>
+          <w:sz w:val="21"/>
+          <w:szCs w:val="21"/>
+        </w:rPr>
+        <w:t># show data like Excel</w:t>
+      </w:r>
+    </w:p>
+    <w:p>
+      <w:pPr>
+        <w:shd w:val="clear" w:color="auto" w:fill="1F1F1F"/>
+        <w:spacing w:after="0" w:line="285" w:lineRule="atLeast"/>
+        <w:rPr>
+          <w:rFonts w:ascii="Consolas" w:eastAsia="Times New Roman" w:hAnsi="Consolas" w:cs="Times New Roman"/>
+          <w:color w:val="CCCCCC"/>
+          <w:sz w:val="21"/>
+          <w:szCs w:val="21"/>
+        </w:rPr>
+      </w:pPr>
+      <w:r>
+        <w:rPr>
+          <w:rFonts w:ascii="Consolas" w:eastAsia="Times New Roman" w:hAnsi="Consolas" w:cs="Times New Roman"/>
+          <w:color w:val="4EC9B0"/>
+          <w:sz w:val="21"/>
+          <w:szCs w:val="21"/>
+        </w:rPr>
+        <w:t>st</w:t>
+      </w:r>
+      <w:r>
+        <w:rPr>
+          <w:rFonts w:ascii="Consolas" w:eastAsia="Times New Roman" w:hAnsi="Consolas" w:cs="Times New Roman"/>
+          <w:color w:val="CCCCCC"/>
+          <w:sz w:val="21"/>
+          <w:szCs w:val="21"/>
+        </w:rPr>
+        <w:t>.</w:t>
+      </w:r>
+      <w:r>
+        <w:rPr>
+          <w:rFonts w:ascii="Consolas" w:eastAsia="Times New Roman" w:hAnsi="Consolas" w:cs="Times New Roman"/>
+          <w:color w:val="9CDCFE"/>
+          <w:sz w:val="21"/>
+          <w:szCs w:val="21"/>
+        </w:rPr>
+        <w:t>text</w:t>
+      </w:r>
+      <w:r>
+        <w:rPr>
+          <w:rFonts w:ascii="Consolas" w:eastAsia="Times New Roman" w:hAnsi="Consolas" w:cs="Times New Roman"/>
+          <w:color w:val="CCCCCC"/>
+          <w:sz w:val="21"/>
+          <w:szCs w:val="21"/>
+        </w:rPr>
+        <w:t>(</w:t>
+      </w:r>
+      <w:r>
+        <w:rPr>
+          <w:rFonts w:ascii="Consolas" w:eastAsia="Times New Roman" w:hAnsi="Consolas" w:cs="Times New Roman"/>
+          <w:color w:val="9CDCFE"/>
+          <w:sz w:val="21"/>
+          <w:szCs w:val="21"/>
+        </w:rPr>
+        <w:t>df</w:t>
+      </w:r>
+      <w:r>
+        <w:rPr>
+          <w:rFonts w:ascii="Consolas" w:eastAsia="Times New Roman" w:hAnsi="Consolas" w:cs="Times New Roman"/>
+          <w:color w:val="CCCCCC"/>
+          <w:sz w:val="21"/>
+          <w:szCs w:val="21"/>
+        </w:rPr>
+        <w:t xml:space="preserve">) </w:t>
+      </w:r>
+      <w:r>
+        <w:rPr>
+          <w:rFonts w:ascii="Consolas" w:eastAsia="Times New Roman" w:hAnsi="Consolas" w:cs="Times New Roman"/>
+          <w:color w:val="6A9955"/>
+          <w:sz w:val="21"/>
+          <w:szCs w:val="21"/>
+        </w:rPr>
+        <w:t xml:space="preserve"># it is like df in pandas it only shows first 5 and last 5 data </w:t>
+      </w:r>
+    </w:p>
+    <w:p>
+      <w:pPr>
+        <w:shd w:val="clear" w:color="auto" w:fill="1F1F1F"/>
+        <w:spacing w:after="0" w:line="285" w:lineRule="atLeast"/>
+        <w:rPr>
+          <w:rFonts w:ascii="Consolas" w:eastAsia="Times New Roman" w:hAnsi="Consolas" w:cs="Times New Roman"/>
+          <w:color w:val="CCCCCC"/>
+          <w:sz w:val="21"/>
+          <w:szCs w:val="21"/>
+        </w:rPr>
+      </w:pPr>
+    </w:p>
+    <w:p>
+      <w:pPr>
+        <w:shd w:val="clear" w:color="auto" w:fill="1F1F1F"/>
+        <w:spacing w:after="0" w:line="285" w:lineRule="atLeast"/>
+        <w:rPr>
+          <w:rFonts w:ascii="Consolas" w:eastAsia="Times New Roman" w:hAnsi="Consolas" w:cs="Times New Roman"/>
+          <w:color w:val="CCCCCC"/>
+          <w:sz w:val="21"/>
+          <w:szCs w:val="21"/>
+        </w:rPr>
+      </w:pPr>
+      <w:r>
+        <w:rPr>
+          <w:rFonts w:ascii="Consolas" w:eastAsia="Times New Roman" w:hAnsi="Consolas" w:cs="Times New Roman"/>
+          <w:color w:val="6A9955"/>
+          <w:sz w:val="21"/>
+          <w:szCs w:val="21"/>
+        </w:rPr>
+        <w:t>#check profit by segment :</w:t>
+      </w:r>
+    </w:p>
+    <w:p>
+      <w:pPr>
+        <w:shd w:val="clear" w:color="auto" w:fill="1F1F1F"/>
+        <w:spacing w:after="0" w:line="285" w:lineRule="atLeast"/>
+        <w:rPr>
+          <w:rFonts w:ascii="Consolas" w:eastAsia="Times New Roman" w:hAnsi="Consolas" w:cs="Times New Roman"/>
+          <w:color w:val="CCCCCC"/>
+          <w:sz w:val="21"/>
+          <w:szCs w:val="21"/>
+        </w:rPr>
+      </w:pPr>
+      <w:r>
+        <w:rPr>
+          <w:rFonts w:ascii="Consolas" w:eastAsia="Times New Roman" w:hAnsi="Consolas" w:cs="Times New Roman"/>
+          <w:color w:val="9CDCFE"/>
+          <w:sz w:val="21"/>
+          <w:szCs w:val="21"/>
+        </w:rPr>
+        <w:t>pbs</w:t>
+      </w:r>
+      <w:r>
+        <w:rPr>
+          <w:rFonts w:ascii="Consolas" w:eastAsia="Times New Roman" w:hAnsi="Consolas" w:cs="Times New Roman"/>
+          <w:color w:val="CCCCCC"/>
+          <w:sz w:val="21"/>
+          <w:szCs w:val="21"/>
+        </w:rPr>
+        <w:t xml:space="preserve"> </w:t>
+      </w:r>
+      <w:r>
+        <w:rPr>
+          <w:rFonts w:ascii="Consolas" w:eastAsia="Times New Roman" w:hAnsi="Consolas" w:cs="Times New Roman"/>
+          <w:color w:val="D4D4D4"/>
+          <w:sz w:val="21"/>
+          <w:szCs w:val="21"/>
+        </w:rPr>
+        <w:t>=</w:t>
+      </w:r>
+      <w:r>
+        <w:rPr>
+          <w:rFonts w:ascii="Consolas" w:eastAsia="Times New Roman" w:hAnsi="Consolas" w:cs="Times New Roman"/>
+          <w:color w:val="CCCCCC"/>
+          <w:sz w:val="21"/>
+          <w:szCs w:val="21"/>
+        </w:rPr>
+        <w:t xml:space="preserve">  </w:t>
+      </w:r>
+      <w:r>
+        <w:rPr>
+          <w:rFonts w:ascii="Consolas" w:eastAsia="Times New Roman" w:hAnsi="Consolas" w:cs="Times New Roman"/>
+          <w:color w:val="9CDCFE"/>
+          <w:sz w:val="21"/>
+          <w:szCs w:val="21"/>
+        </w:rPr>
+        <w:t>df</w:t>
+      </w:r>
+      <w:r>
+        <w:rPr>
+          <w:rFonts w:ascii="Consolas" w:eastAsia="Times New Roman" w:hAnsi="Consolas" w:cs="Times New Roman"/>
+          <w:color w:val="CCCCCC"/>
+          <w:sz w:val="21"/>
+          <w:szCs w:val="21"/>
+        </w:rPr>
+        <w:t>.</w:t>
+      </w:r>
+      <w:r>
+        <w:rPr>
+          <w:rFonts w:ascii="Consolas" w:eastAsia="Times New Roman" w:hAnsi="Consolas" w:cs="Times New Roman"/>
+          <w:color w:val="DCDCAA"/>
+          <w:sz w:val="21"/>
+          <w:szCs w:val="21"/>
+        </w:rPr>
+        <w:t>groupby</w:t>
+      </w:r>
+      <w:r>
+        <w:rPr>
+          <w:rFonts w:ascii="Consolas" w:eastAsia="Times New Roman" w:hAnsi="Consolas" w:cs="Times New Roman"/>
+          <w:color w:val="CCCCCC"/>
+          <w:sz w:val="21"/>
+          <w:szCs w:val="21"/>
+        </w:rPr>
+        <w:t>(</w:t>
+      </w:r>
+      <w:r>
+        <w:rPr>
+          <w:rFonts w:ascii="Consolas" w:eastAsia="Times New Roman" w:hAnsi="Consolas" w:cs="Times New Roman"/>
+          <w:color w:val="CE9178"/>
+          <w:sz w:val="21"/>
+          <w:szCs w:val="21"/>
+        </w:rPr>
+        <w:t>'Segment'</w:t>
+      </w:r>
+      <w:r>
+        <w:rPr>
+          <w:rFonts w:ascii="Consolas" w:eastAsia="Times New Roman" w:hAnsi="Consolas" w:cs="Times New Roman"/>
+          <w:color w:val="CCCCCC"/>
+          <w:sz w:val="21"/>
+          <w:szCs w:val="21"/>
+        </w:rPr>
+        <w:t>)[</w:t>
+      </w:r>
+      <w:r>
+        <w:rPr>
+          <w:rFonts w:ascii="Consolas" w:eastAsia="Times New Roman" w:hAnsi="Consolas" w:cs="Times New Roman"/>
+          <w:color w:val="CE9178"/>
+          <w:sz w:val="21"/>
+          <w:szCs w:val="21"/>
+        </w:rPr>
+        <w:t>'Profit'</w:t>
+      </w:r>
+      <w:r>
+        <w:rPr>
+          <w:rFonts w:ascii="Consolas" w:eastAsia="Times New Roman" w:hAnsi="Consolas" w:cs="Times New Roman"/>
+          <w:color w:val="CCCCCC"/>
+          <w:sz w:val="21"/>
+          <w:szCs w:val="21"/>
+        </w:rPr>
+        <w:t>].</w:t>
+      </w:r>
+      <w:r>
+        <w:rPr>
+          <w:rFonts w:ascii="Consolas" w:eastAsia="Times New Roman" w:hAnsi="Consolas" w:cs="Times New Roman"/>
+          <w:color w:val="DCDCAA"/>
+          <w:sz w:val="21"/>
+          <w:szCs w:val="21"/>
+        </w:rPr>
+        <w:t>sum</w:t>
+      </w:r>
+      <w:r>
+        <w:rPr>
+          <w:rFonts w:ascii="Consolas" w:eastAsia="Times New Roman" w:hAnsi="Consolas" w:cs="Times New Roman"/>
+          <w:color w:val="CCCCCC"/>
+          <w:sz w:val="21"/>
+          <w:szCs w:val="21"/>
+        </w:rPr>
+        <w:t>().</w:t>
+      </w:r>
+      <w:r>
+        <w:rPr>
+          <w:rFonts w:ascii="Consolas" w:eastAsia="Times New Roman" w:hAnsi="Consolas" w:cs="Times New Roman"/>
+          <w:color w:val="DCDCAA"/>
+          <w:sz w:val="21"/>
+          <w:szCs w:val="21"/>
+        </w:rPr>
+        <w:t>reset_index</w:t>
+      </w:r>
+      <w:r>
+        <w:rPr>
+          <w:rFonts w:ascii="Consolas" w:eastAsia="Times New Roman" w:hAnsi="Consolas" w:cs="Times New Roman"/>
+          <w:color w:val="CCCCCC"/>
+          <w:sz w:val="21"/>
+          <w:szCs w:val="21"/>
+        </w:rPr>
+        <w:t>()</w:t>
+      </w:r>
+    </w:p>
+    <w:p>
+      <w:pPr>
+        <w:shd w:val="clear" w:color="auto" w:fill="1F1F1F"/>
+        <w:spacing w:after="0" w:line="285" w:lineRule="atLeast"/>
+        <w:rPr>
+          <w:rFonts w:ascii="Consolas" w:eastAsia="Times New Roman" w:hAnsi="Consolas" w:cs="Times New Roman"/>
+          <w:color w:val="CCCCCC"/>
+          <w:sz w:val="21"/>
+          <w:szCs w:val="21"/>
+        </w:rPr>
+      </w:pPr>
+      <w:r>
+        <w:rPr>
+          <w:rFonts w:ascii="Consolas" w:eastAsia="Times New Roman" w:hAnsi="Consolas" w:cs="Times New Roman"/>
+          <w:color w:val="6A9955"/>
+          <w:sz w:val="21"/>
+          <w:szCs w:val="21"/>
+        </w:rPr>
+        <w:t># pbs1 =  df.groupby('Segment').agg({'Profit' : 'sum'}).reset_index()</w:t>
+      </w:r>
+    </w:p>
+    <w:p>
+      <w:pPr>
+        <w:shd w:val="clear" w:color="auto" w:fill="1F1F1F"/>
+        <w:spacing w:after="0" w:line="285" w:lineRule="atLeast"/>
+        <w:rPr>
+          <w:rFonts w:ascii="Consolas" w:eastAsia="Times New Roman" w:hAnsi="Consolas" w:cs="Times New Roman"/>
+          <w:color w:val="CCCCCC"/>
+          <w:sz w:val="21"/>
+          <w:szCs w:val="21"/>
+        </w:rPr>
+      </w:pPr>
+      <w:r>
+        <w:rPr>
+          <w:rFonts w:ascii="Consolas" w:eastAsia="Times New Roman" w:hAnsi="Consolas" w:cs="Times New Roman"/>
+          <w:color w:val="4EC9B0"/>
+          <w:sz w:val="21"/>
+          <w:szCs w:val="21"/>
+        </w:rPr>
+        <w:lastRenderedPageBreak/>
+        <w:t>st</w:t>
+      </w:r>
+      <w:r>
+        <w:rPr>
+          <w:rFonts w:ascii="Consolas" w:eastAsia="Times New Roman" w:hAnsi="Consolas" w:cs="Times New Roman"/>
+          <w:color w:val="CCCCCC"/>
+          <w:sz w:val="21"/>
+          <w:szCs w:val="21"/>
+        </w:rPr>
+        <w:t>.</w:t>
+      </w:r>
+      <w:r>
+        <w:rPr>
+          <w:rFonts w:ascii="Consolas" w:eastAsia="Times New Roman" w:hAnsi="Consolas" w:cs="Times New Roman"/>
+          <w:color w:val="9CDCFE"/>
+          <w:sz w:val="21"/>
+          <w:szCs w:val="21"/>
+        </w:rPr>
+        <w:t>dataframe</w:t>
+      </w:r>
+      <w:r>
+        <w:rPr>
+          <w:rFonts w:ascii="Consolas" w:eastAsia="Times New Roman" w:hAnsi="Consolas" w:cs="Times New Roman"/>
+          <w:color w:val="CCCCCC"/>
+          <w:sz w:val="21"/>
+          <w:szCs w:val="21"/>
+        </w:rPr>
+        <w:t>(</w:t>
+      </w:r>
+      <w:r>
+        <w:rPr>
+          <w:rFonts w:ascii="Consolas" w:eastAsia="Times New Roman" w:hAnsi="Consolas" w:cs="Times New Roman"/>
+          <w:color w:val="9CDCFE"/>
+          <w:sz w:val="21"/>
+          <w:szCs w:val="21"/>
+        </w:rPr>
+        <w:t>pbs</w:t>
+      </w:r>
+      <w:r>
+        <w:rPr>
+          <w:rFonts w:ascii="Consolas" w:eastAsia="Times New Roman" w:hAnsi="Consolas" w:cs="Times New Roman"/>
+          <w:color w:val="CCCCCC"/>
+          <w:sz w:val="21"/>
+          <w:szCs w:val="21"/>
+        </w:rPr>
+        <w:t>)</w:t>
+      </w:r>
+    </w:p>
+    <w:p>
+      <w:pPr>
+        <w:shd w:val="clear" w:color="auto" w:fill="1F1F1F"/>
+        <w:spacing w:after="0" w:line="285" w:lineRule="atLeast"/>
+        <w:rPr>
+          <w:rFonts w:ascii="Consolas" w:eastAsia="Times New Roman" w:hAnsi="Consolas" w:cs="Times New Roman"/>
+          <w:color w:val="CCCCCC"/>
+          <w:sz w:val="21"/>
+          <w:szCs w:val="21"/>
+        </w:rPr>
+      </w:pPr>
+      <w:r>
+        <w:rPr>
+          <w:rFonts w:ascii="Consolas" w:eastAsia="Times New Roman" w:hAnsi="Consolas" w:cs="Times New Roman"/>
+          <w:color w:val="6A9955"/>
+          <w:sz w:val="21"/>
+          <w:szCs w:val="21"/>
+        </w:rPr>
+        <w:t># st.dataframe(pbs1)</w:t>
+      </w:r>
+    </w:p>
+    <w:p>
+      <w:pPr>
+        <w:shd w:val="clear" w:color="auto" w:fill="1F1F1F"/>
+        <w:spacing w:after="240" w:line="285" w:lineRule="atLeast"/>
+        <w:rPr>
+          <w:rFonts w:ascii="Consolas" w:eastAsia="Times New Roman" w:hAnsi="Consolas" w:cs="Times New Roman"/>
+          <w:color w:val="CCCCCC"/>
+          <w:sz w:val="21"/>
+          <w:szCs w:val="21"/>
+        </w:rPr>
+      </w:pPr>
+    </w:p>
+    <w:p>
+      <w:pPr>
+        <w:shd w:val="clear" w:color="auto" w:fill="1F1F1F"/>
+        <w:spacing w:after="0" w:line="285" w:lineRule="atLeast"/>
+        <w:rPr>
+          <w:rFonts w:ascii="Consolas" w:eastAsia="Times New Roman" w:hAnsi="Consolas" w:cs="Times New Roman"/>
+          <w:color w:val="CCCCCC"/>
+          <w:sz w:val="21"/>
+          <w:szCs w:val="21"/>
+        </w:rPr>
+      </w:pPr>
+      <w:r>
+        <w:rPr>
+          <w:rFonts w:ascii="Consolas" w:eastAsia="Times New Roman" w:hAnsi="Consolas" w:cs="Times New Roman"/>
+          <w:color w:val="6A9955"/>
+          <w:sz w:val="21"/>
+          <w:szCs w:val="21"/>
+        </w:rPr>
+        <w:t xml:space="preserve">#Show in bar chart </w:t>
+      </w:r>
+    </w:p>
+    <w:p>
+      <w:pPr>
+        <w:shd w:val="clear" w:color="auto" w:fill="1F1F1F"/>
+        <w:spacing w:after="0" w:line="285" w:lineRule="atLeast"/>
+        <w:rPr>
+          <w:rFonts w:ascii="Consolas" w:eastAsia="Times New Roman" w:hAnsi="Consolas" w:cs="Times New Roman"/>
+          <w:color w:val="CCCCCC"/>
+          <w:sz w:val="21"/>
+          <w:szCs w:val="21"/>
+        </w:rPr>
+      </w:pPr>
+      <w:r>
+        <w:rPr>
+          <w:rFonts w:ascii="Consolas" w:eastAsia="Times New Roman" w:hAnsi="Consolas" w:cs="Times New Roman"/>
+          <w:color w:val="9CDCFE"/>
+          <w:sz w:val="21"/>
+          <w:szCs w:val="21"/>
+        </w:rPr>
+        <w:t>fig</w:t>
+      </w:r>
+      <w:r>
+        <w:rPr>
+          <w:rFonts w:ascii="Consolas" w:eastAsia="Times New Roman" w:hAnsi="Consolas" w:cs="Times New Roman"/>
+          <w:color w:val="CCCCCC"/>
+          <w:sz w:val="21"/>
+          <w:szCs w:val="21"/>
+        </w:rPr>
+        <w:t xml:space="preserve"> ,  </w:t>
+      </w:r>
+      <w:r>
+        <w:rPr>
+          <w:rFonts w:ascii="Consolas" w:eastAsia="Times New Roman" w:hAnsi="Consolas" w:cs="Times New Roman"/>
+          <w:color w:val="9CDCFE"/>
+          <w:sz w:val="21"/>
+          <w:szCs w:val="21"/>
+        </w:rPr>
+        <w:t>ax</w:t>
+      </w:r>
+      <w:r>
+        <w:rPr>
+          <w:rFonts w:ascii="Consolas" w:eastAsia="Times New Roman" w:hAnsi="Consolas" w:cs="Times New Roman"/>
+          <w:color w:val="CCCCCC"/>
+          <w:sz w:val="21"/>
+          <w:szCs w:val="21"/>
+        </w:rPr>
+        <w:t xml:space="preserve"> </w:t>
+      </w:r>
+      <w:r>
+        <w:rPr>
+          <w:rFonts w:ascii="Consolas" w:eastAsia="Times New Roman" w:hAnsi="Consolas" w:cs="Times New Roman"/>
+          <w:color w:val="D4D4D4"/>
+          <w:sz w:val="21"/>
+          <w:szCs w:val="21"/>
+        </w:rPr>
+        <w:t>=</w:t>
+      </w:r>
+      <w:r>
+        <w:rPr>
+          <w:rFonts w:ascii="Consolas" w:eastAsia="Times New Roman" w:hAnsi="Consolas" w:cs="Times New Roman"/>
+          <w:color w:val="CCCCCC"/>
+          <w:sz w:val="21"/>
+          <w:szCs w:val="21"/>
+        </w:rPr>
+        <w:t xml:space="preserve"> </w:t>
+      </w:r>
+      <w:r>
+        <w:rPr>
+          <w:rFonts w:ascii="Consolas" w:eastAsia="Times New Roman" w:hAnsi="Consolas" w:cs="Times New Roman"/>
+          <w:color w:val="4EC9B0"/>
+          <w:sz w:val="21"/>
+          <w:szCs w:val="21"/>
+        </w:rPr>
+        <w:t>plt</w:t>
+      </w:r>
+      <w:r>
+        <w:rPr>
+          <w:rFonts w:ascii="Consolas" w:eastAsia="Times New Roman" w:hAnsi="Consolas" w:cs="Times New Roman"/>
+          <w:color w:val="CCCCCC"/>
+          <w:sz w:val="21"/>
+          <w:szCs w:val="21"/>
+        </w:rPr>
+        <w:t>.</w:t>
+      </w:r>
+      <w:r>
+        <w:rPr>
+          <w:rFonts w:ascii="Consolas" w:eastAsia="Times New Roman" w:hAnsi="Consolas" w:cs="Times New Roman"/>
+          <w:color w:val="DCDCAA"/>
+          <w:sz w:val="21"/>
+          <w:szCs w:val="21"/>
+        </w:rPr>
+        <w:t>subplots</w:t>
+      </w:r>
+      <w:r>
+        <w:rPr>
+          <w:rFonts w:ascii="Consolas" w:eastAsia="Times New Roman" w:hAnsi="Consolas" w:cs="Times New Roman"/>
+          <w:color w:val="CCCCCC"/>
+          <w:sz w:val="21"/>
+          <w:szCs w:val="21"/>
+        </w:rPr>
+        <w:t>(</w:t>
+      </w:r>
+      <w:r>
+        <w:rPr>
+          <w:rFonts w:ascii="Consolas" w:eastAsia="Times New Roman" w:hAnsi="Consolas" w:cs="Times New Roman"/>
+          <w:color w:val="9CDCFE"/>
+          <w:sz w:val="21"/>
+          <w:szCs w:val="21"/>
+        </w:rPr>
+        <w:t>figsize</w:t>
+      </w:r>
+      <w:r>
+        <w:rPr>
+          <w:rFonts w:ascii="Consolas" w:eastAsia="Times New Roman" w:hAnsi="Consolas" w:cs="Times New Roman"/>
+          <w:color w:val="CCCCCC"/>
+          <w:sz w:val="21"/>
+          <w:szCs w:val="21"/>
+        </w:rPr>
+        <w:t xml:space="preserve"> </w:t>
+      </w:r>
+      <w:r>
+        <w:rPr>
+          <w:rFonts w:ascii="Consolas" w:eastAsia="Times New Roman" w:hAnsi="Consolas" w:cs="Times New Roman"/>
+          <w:color w:val="D4D4D4"/>
+          <w:sz w:val="21"/>
+          <w:szCs w:val="21"/>
+        </w:rPr>
+        <w:t>=</w:t>
+      </w:r>
+      <w:r>
+        <w:rPr>
+          <w:rFonts w:ascii="Consolas" w:eastAsia="Times New Roman" w:hAnsi="Consolas" w:cs="Times New Roman"/>
+          <w:color w:val="CCCCCC"/>
+          <w:sz w:val="21"/>
+          <w:szCs w:val="21"/>
+        </w:rPr>
+        <w:t xml:space="preserve"> (</w:t>
+      </w:r>
+      <w:r>
+        <w:rPr>
+          <w:rFonts w:ascii="Consolas" w:eastAsia="Times New Roman" w:hAnsi="Consolas" w:cs="Times New Roman"/>
+          <w:color w:val="B5CEA8"/>
+          <w:sz w:val="21"/>
+          <w:szCs w:val="21"/>
+        </w:rPr>
+        <w:t>12</w:t>
+      </w:r>
+      <w:r>
+        <w:rPr>
+          <w:rFonts w:ascii="Consolas" w:eastAsia="Times New Roman" w:hAnsi="Consolas" w:cs="Times New Roman"/>
+          <w:color w:val="CCCCCC"/>
+          <w:sz w:val="21"/>
+          <w:szCs w:val="21"/>
+        </w:rPr>
+        <w:t>,</w:t>
+      </w:r>
+      <w:r>
+        <w:rPr>
+          <w:rFonts w:ascii="Consolas" w:eastAsia="Times New Roman" w:hAnsi="Consolas" w:cs="Times New Roman"/>
+          <w:color w:val="B5CEA8"/>
+          <w:sz w:val="21"/>
+          <w:szCs w:val="21"/>
+        </w:rPr>
+        <w:t>3</w:t>
+      </w:r>
+      <w:r>
+        <w:rPr>
+          <w:rFonts w:ascii="Consolas" w:eastAsia="Times New Roman" w:hAnsi="Consolas" w:cs="Times New Roman"/>
+          <w:color w:val="CCCCCC"/>
+          <w:sz w:val="21"/>
+          <w:szCs w:val="21"/>
+        </w:rPr>
+        <w:t>))</w:t>
+      </w:r>
+    </w:p>
+    <w:p>
+      <w:pPr>
+        <w:shd w:val="clear" w:color="auto" w:fill="1F1F1F"/>
+        <w:spacing w:after="0" w:line="285" w:lineRule="atLeast"/>
+        <w:rPr>
+          <w:rFonts w:ascii="Consolas" w:eastAsia="Times New Roman" w:hAnsi="Consolas" w:cs="Times New Roman"/>
+          <w:color w:val="CCCCCC"/>
+          <w:sz w:val="21"/>
+          <w:szCs w:val="21"/>
+        </w:rPr>
+      </w:pPr>
+      <w:r>
+        <w:rPr>
+          <w:rFonts w:ascii="Consolas" w:eastAsia="Times New Roman" w:hAnsi="Consolas" w:cs="Times New Roman"/>
+          <w:color w:val="9CDCFE"/>
+          <w:sz w:val="21"/>
+          <w:szCs w:val="21"/>
+        </w:rPr>
+        <w:t>ax</w:t>
+      </w:r>
+      <w:r>
+        <w:rPr>
+          <w:rFonts w:ascii="Consolas" w:eastAsia="Times New Roman" w:hAnsi="Consolas" w:cs="Times New Roman"/>
+          <w:color w:val="CCCCCC"/>
+          <w:sz w:val="21"/>
+          <w:szCs w:val="21"/>
+        </w:rPr>
+        <w:t>.</w:t>
+      </w:r>
+      <w:r>
+        <w:rPr>
+          <w:rFonts w:ascii="Consolas" w:eastAsia="Times New Roman" w:hAnsi="Consolas" w:cs="Times New Roman"/>
+          <w:color w:val="DCDCAA"/>
+          <w:sz w:val="21"/>
+          <w:szCs w:val="21"/>
+        </w:rPr>
+        <w:t>bar</w:t>
+      </w:r>
+      <w:r>
+        <w:rPr>
+          <w:rFonts w:ascii="Consolas" w:eastAsia="Times New Roman" w:hAnsi="Consolas" w:cs="Times New Roman"/>
+          <w:color w:val="CCCCCC"/>
+          <w:sz w:val="21"/>
+          <w:szCs w:val="21"/>
+        </w:rPr>
+        <w:t>(</w:t>
+      </w:r>
+      <w:r>
+        <w:rPr>
+          <w:rFonts w:ascii="Consolas" w:eastAsia="Times New Roman" w:hAnsi="Consolas" w:cs="Times New Roman"/>
+          <w:color w:val="9CDCFE"/>
+          <w:sz w:val="21"/>
+          <w:szCs w:val="21"/>
+        </w:rPr>
+        <w:t>pbs</w:t>
+      </w:r>
+      <w:r>
+        <w:rPr>
+          <w:rFonts w:ascii="Consolas" w:eastAsia="Times New Roman" w:hAnsi="Consolas" w:cs="Times New Roman"/>
+          <w:color w:val="CCCCCC"/>
+          <w:sz w:val="21"/>
+          <w:szCs w:val="21"/>
+        </w:rPr>
+        <w:t>[</w:t>
+      </w:r>
+      <w:r>
+        <w:rPr>
+          <w:rFonts w:ascii="Consolas" w:eastAsia="Times New Roman" w:hAnsi="Consolas" w:cs="Times New Roman"/>
+          <w:color w:val="CE9178"/>
+          <w:sz w:val="21"/>
+          <w:szCs w:val="21"/>
+        </w:rPr>
+        <w:t>'Segment'</w:t>
+      </w:r>
+      <w:r>
+        <w:rPr>
+          <w:rFonts w:ascii="Consolas" w:eastAsia="Times New Roman" w:hAnsi="Consolas" w:cs="Times New Roman"/>
+          <w:color w:val="CCCCCC"/>
+          <w:sz w:val="21"/>
+          <w:szCs w:val="21"/>
+        </w:rPr>
+        <w:t xml:space="preserve">] , </w:t>
+      </w:r>
+      <w:r>
+        <w:rPr>
+          <w:rFonts w:ascii="Consolas" w:eastAsia="Times New Roman" w:hAnsi="Consolas" w:cs="Times New Roman"/>
+          <w:color w:val="9CDCFE"/>
+          <w:sz w:val="21"/>
+          <w:szCs w:val="21"/>
+        </w:rPr>
+        <w:t>pbs</w:t>
+      </w:r>
+      <w:r>
+        <w:rPr>
+          <w:rFonts w:ascii="Consolas" w:eastAsia="Times New Roman" w:hAnsi="Consolas" w:cs="Times New Roman"/>
+          <w:color w:val="CCCCCC"/>
+          <w:sz w:val="21"/>
+          <w:szCs w:val="21"/>
+        </w:rPr>
+        <w:t>[</w:t>
+      </w:r>
+      <w:r>
+        <w:rPr>
+          <w:rFonts w:ascii="Consolas" w:eastAsia="Times New Roman" w:hAnsi="Consolas" w:cs="Times New Roman"/>
+          <w:color w:val="CE9178"/>
+          <w:sz w:val="21"/>
+          <w:szCs w:val="21"/>
+        </w:rPr>
+        <w:t>'Profit'</w:t>
+      </w:r>
+      <w:r>
+        <w:rPr>
+          <w:rFonts w:ascii="Consolas" w:eastAsia="Times New Roman" w:hAnsi="Consolas" w:cs="Times New Roman"/>
+          <w:color w:val="CCCCCC"/>
+          <w:sz w:val="21"/>
+          <w:szCs w:val="21"/>
+        </w:rPr>
+        <w:t>])</w:t>
+      </w:r>
+    </w:p>
+    <w:p>
+      <w:pPr>
+        <w:shd w:val="clear" w:color="auto" w:fill="1F1F1F"/>
+        <w:spacing w:after="0" w:line="285" w:lineRule="atLeast"/>
+        <w:rPr>
+          <w:rFonts w:ascii="Consolas" w:eastAsia="Times New Roman" w:hAnsi="Consolas" w:cs="Times New Roman"/>
+          <w:color w:val="CCCCCC"/>
+          <w:sz w:val="21"/>
+          <w:szCs w:val="21"/>
+        </w:rPr>
+      </w:pPr>
+      <w:r>
+        <w:rPr>
+          <w:rFonts w:ascii="Consolas" w:eastAsia="Times New Roman" w:hAnsi="Consolas" w:cs="Times New Roman"/>
+          <w:color w:val="4EC9B0"/>
+          <w:sz w:val="21"/>
+          <w:szCs w:val="21"/>
+        </w:rPr>
+        <w:t>st</w:t>
+      </w:r>
+      <w:r>
+        <w:rPr>
+          <w:rFonts w:ascii="Consolas" w:eastAsia="Times New Roman" w:hAnsi="Consolas" w:cs="Times New Roman"/>
+          <w:color w:val="CCCCCC"/>
+          <w:sz w:val="21"/>
+          <w:szCs w:val="21"/>
+        </w:rPr>
+        <w:t>.</w:t>
+      </w:r>
+      <w:r>
+        <w:rPr>
+          <w:rFonts w:ascii="Consolas" w:eastAsia="Times New Roman" w:hAnsi="Consolas" w:cs="Times New Roman"/>
+          <w:color w:val="9CDCFE"/>
+          <w:sz w:val="21"/>
+          <w:szCs w:val="21"/>
+        </w:rPr>
+        <w:t>pyplot</w:t>
+      </w:r>
+      <w:r>
+        <w:rPr>
+          <w:rFonts w:ascii="Consolas" w:eastAsia="Times New Roman" w:hAnsi="Consolas" w:cs="Times New Roman"/>
+          <w:color w:val="CCCCCC"/>
+          <w:sz w:val="21"/>
+          <w:szCs w:val="21"/>
+        </w:rPr>
+        <w:t>(</w:t>
+      </w:r>
+      <w:r>
+        <w:rPr>
+          <w:rFonts w:ascii="Consolas" w:eastAsia="Times New Roman" w:hAnsi="Consolas" w:cs="Times New Roman"/>
+          <w:color w:val="9CDCFE"/>
+          <w:sz w:val="21"/>
+          <w:szCs w:val="21"/>
+        </w:rPr>
+        <w:t>fig</w:t>
+      </w:r>
+      <w:r>
+        <w:rPr>
+          <w:rFonts w:ascii="Consolas" w:eastAsia="Times New Roman" w:hAnsi="Consolas" w:cs="Times New Roman"/>
+          <w:color w:val="CCCCCC"/>
+          <w:sz w:val="21"/>
+          <w:szCs w:val="21"/>
+        </w:rPr>
+        <w:t>)</w:t>
+      </w:r>
+    </w:p>
+    <w:p>
+      <w:pPr>
+        <w:shd w:val="clear" w:color="auto" w:fill="1F1F1F"/>
+        <w:spacing w:after="0" w:line="285" w:lineRule="atLeast"/>
+        <w:rPr>
+          <w:rFonts w:ascii="Consolas" w:eastAsia="Times New Roman" w:hAnsi="Consolas" w:cs="Times New Roman"/>
+          <w:color w:val="CCCCCC"/>
+          <w:sz w:val="21"/>
+          <w:szCs w:val="21"/>
+        </w:rPr>
+      </w:pPr>
+    </w:p>
+    <w:p>
+      <w:pPr>
+        <w:shd w:val="clear" w:color="auto" w:fill="1F1F1F"/>
+        <w:spacing w:after="0" w:line="285" w:lineRule="atLeast"/>
+        <w:rPr>
+          <w:rFonts w:ascii="Consolas" w:eastAsia="Times New Roman" w:hAnsi="Consolas" w:cs="Times New Roman"/>
+          <w:color w:val="CCCCCC"/>
+          <w:sz w:val="21"/>
+          <w:szCs w:val="21"/>
+        </w:rPr>
+      </w:pPr>
+      <w:r>
+        <w:rPr>
+          <w:rFonts w:ascii="Consolas" w:eastAsia="Times New Roman" w:hAnsi="Consolas" w:cs="Times New Roman"/>
+          <w:color w:val="6A9955"/>
+          <w:sz w:val="21"/>
+          <w:szCs w:val="21"/>
+        </w:rPr>
+        <w:t>#metric</w:t>
+      </w:r>
+    </w:p>
+    <w:p>
+      <w:pPr>
+        <w:shd w:val="clear" w:color="auto" w:fill="1F1F1F"/>
+        <w:spacing w:after="0" w:line="285" w:lineRule="atLeast"/>
+        <w:rPr>
+          <w:rFonts w:ascii="Consolas" w:eastAsia="Times New Roman" w:hAnsi="Consolas" w:cs="Times New Roman"/>
+          <w:color w:val="CCCCCC"/>
+          <w:sz w:val="21"/>
+          <w:szCs w:val="21"/>
+        </w:rPr>
+      </w:pPr>
+      <w:r>
+        <w:rPr>
+          <w:rFonts w:ascii="Consolas" w:eastAsia="Times New Roman" w:hAnsi="Consolas" w:cs="Times New Roman"/>
+          <w:color w:val="4EC9B0"/>
+          <w:sz w:val="21"/>
+          <w:szCs w:val="21"/>
+        </w:rPr>
+        <w:t>st</w:t>
+      </w:r>
+      <w:r>
+        <w:rPr>
+          <w:rFonts w:ascii="Consolas" w:eastAsia="Times New Roman" w:hAnsi="Consolas" w:cs="Times New Roman"/>
+          <w:color w:val="CCCCCC"/>
+          <w:sz w:val="21"/>
+          <w:szCs w:val="21"/>
+        </w:rPr>
+        <w:t>.</w:t>
+      </w:r>
+      <w:r>
+        <w:rPr>
+          <w:rFonts w:ascii="Consolas" w:eastAsia="Times New Roman" w:hAnsi="Consolas" w:cs="Times New Roman"/>
+          <w:color w:val="9CDCFE"/>
+          <w:sz w:val="21"/>
+          <w:szCs w:val="21"/>
+        </w:rPr>
+        <w:t>metric</w:t>
+      </w:r>
+      <w:r>
+        <w:rPr>
+          <w:rFonts w:ascii="Consolas" w:eastAsia="Times New Roman" w:hAnsi="Consolas" w:cs="Times New Roman"/>
+          <w:color w:val="CCCCCC"/>
+          <w:sz w:val="21"/>
+          <w:szCs w:val="21"/>
+        </w:rPr>
+        <w:t>(</w:t>
+      </w:r>
+      <w:r>
+        <w:rPr>
+          <w:rFonts w:ascii="Consolas" w:eastAsia="Times New Roman" w:hAnsi="Consolas" w:cs="Times New Roman"/>
+          <w:color w:val="CE9178"/>
+          <w:sz w:val="21"/>
+          <w:szCs w:val="21"/>
+        </w:rPr>
+        <w:t>'Total Profit'</w:t>
+      </w:r>
+      <w:r>
+        <w:rPr>
+          <w:rFonts w:ascii="Consolas" w:eastAsia="Times New Roman" w:hAnsi="Consolas" w:cs="Times New Roman"/>
+          <w:color w:val="CCCCCC"/>
+          <w:sz w:val="21"/>
+          <w:szCs w:val="21"/>
+        </w:rPr>
+        <w:t xml:space="preserve"> , </w:t>
+      </w:r>
+      <w:r>
+        <w:rPr>
+          <w:rFonts w:ascii="Consolas" w:eastAsia="Times New Roman" w:hAnsi="Consolas" w:cs="Times New Roman"/>
+          <w:color w:val="DCDCAA"/>
+          <w:sz w:val="21"/>
+          <w:szCs w:val="21"/>
+        </w:rPr>
+        <w:t>round</w:t>
+      </w:r>
+      <w:r>
+        <w:rPr>
+          <w:rFonts w:ascii="Consolas" w:eastAsia="Times New Roman" w:hAnsi="Consolas" w:cs="Times New Roman"/>
+          <w:color w:val="CCCCCC"/>
+          <w:sz w:val="21"/>
+          <w:szCs w:val="21"/>
+        </w:rPr>
+        <w:t>(</w:t>
+      </w:r>
+      <w:r>
+        <w:rPr>
+          <w:rFonts w:ascii="Consolas" w:eastAsia="Times New Roman" w:hAnsi="Consolas" w:cs="Times New Roman"/>
+          <w:color w:val="9CDCFE"/>
+          <w:sz w:val="21"/>
+          <w:szCs w:val="21"/>
+        </w:rPr>
+        <w:t>df</w:t>
+      </w:r>
+      <w:r>
+        <w:rPr>
+          <w:rFonts w:ascii="Consolas" w:eastAsia="Times New Roman" w:hAnsi="Consolas" w:cs="Times New Roman"/>
+          <w:color w:val="CCCCCC"/>
+          <w:sz w:val="21"/>
+          <w:szCs w:val="21"/>
+        </w:rPr>
+        <w:t>.</w:t>
+      </w:r>
+      <w:r>
+        <w:rPr>
+          <w:rFonts w:ascii="Consolas" w:eastAsia="Times New Roman" w:hAnsi="Consolas" w:cs="Times New Roman"/>
+          <w:color w:val="9CDCFE"/>
+          <w:sz w:val="21"/>
+          <w:szCs w:val="21"/>
+        </w:rPr>
+        <w:t>Profit</w:t>
+      </w:r>
+      <w:r>
+        <w:rPr>
+          <w:rFonts w:ascii="Consolas" w:eastAsia="Times New Roman" w:hAnsi="Consolas" w:cs="Times New Roman"/>
+          <w:color w:val="CCCCCC"/>
+          <w:sz w:val="21"/>
+          <w:szCs w:val="21"/>
+        </w:rPr>
+        <w:t>.</w:t>
+      </w:r>
+      <w:r>
+        <w:rPr>
+          <w:rFonts w:ascii="Consolas" w:eastAsia="Times New Roman" w:hAnsi="Consolas" w:cs="Times New Roman"/>
+          <w:color w:val="DCDCAA"/>
+          <w:sz w:val="21"/>
+          <w:szCs w:val="21"/>
+        </w:rPr>
+        <w:t>sum</w:t>
+      </w:r>
+      <w:r>
+        <w:rPr>
+          <w:rFonts w:ascii="Consolas" w:eastAsia="Times New Roman" w:hAnsi="Consolas" w:cs="Times New Roman"/>
+          <w:color w:val="CCCCCC"/>
+          <w:sz w:val="21"/>
+          <w:szCs w:val="21"/>
+        </w:rPr>
+        <w:t>(),</w:t>
+      </w:r>
+      <w:r>
+        <w:rPr>
+          <w:rFonts w:ascii="Consolas" w:eastAsia="Times New Roman" w:hAnsi="Consolas" w:cs="Times New Roman"/>
+          <w:color w:val="B5CEA8"/>
+          <w:sz w:val="21"/>
+          <w:szCs w:val="21"/>
+        </w:rPr>
+        <w:t>2</w:t>
+      </w:r>
+      <w:r>
+        <w:rPr>
+          <w:rFonts w:ascii="Consolas" w:eastAsia="Times New Roman" w:hAnsi="Consolas" w:cs="Times New Roman"/>
+          <w:color w:val="CCCCCC"/>
+          <w:sz w:val="21"/>
+          <w:szCs w:val="21"/>
+        </w:rPr>
+        <w:t>))</w:t>
+      </w:r>
+    </w:p>
+    <w:p>
+      <w:pPr>
+        <w:shd w:val="clear" w:color="auto" w:fill="1F1F1F"/>
+        <w:spacing w:after="0" w:line="285" w:lineRule="atLeast"/>
+        <w:rPr>
+          <w:rFonts w:ascii="Consolas" w:eastAsia="Times New Roman" w:hAnsi="Consolas" w:cs="Times New Roman"/>
+          <w:color w:val="CCCCCC"/>
+          <w:sz w:val="21"/>
+          <w:szCs w:val="21"/>
+        </w:rPr>
+      </w:pPr>
+    </w:p>
+    <w:p>
+      <w:pPr>
+        <w:shd w:val="clear" w:color="auto" w:fill="1F1F1F"/>
+        <w:spacing w:after="0" w:line="285" w:lineRule="atLeast"/>
+        <w:rPr>
+          <w:rFonts w:ascii="Consolas" w:eastAsia="Times New Roman" w:hAnsi="Consolas" w:cs="Times New Roman"/>
+          <w:color w:val="CCCCCC"/>
+          <w:sz w:val="21"/>
+          <w:szCs w:val="21"/>
+        </w:rPr>
+      </w:pPr>
+      <w:r>
+        <w:rPr>
+          <w:rFonts w:ascii="Consolas" w:eastAsia="Times New Roman" w:hAnsi="Consolas" w:cs="Times New Roman"/>
+          <w:color w:val="6A9955"/>
+          <w:sz w:val="21"/>
+          <w:szCs w:val="21"/>
+        </w:rPr>
+        <w:t>#chart using seaborn</w:t>
+      </w:r>
+    </w:p>
+    <w:p>
+      <w:pPr>
+        <w:shd w:val="clear" w:color="auto" w:fill="1F1F1F"/>
+        <w:spacing w:after="0" w:line="285" w:lineRule="atLeast"/>
+        <w:rPr>
+          <w:rFonts w:ascii="Consolas" w:eastAsia="Times New Roman" w:hAnsi="Consolas" w:cs="Times New Roman"/>
+          <w:color w:val="CCCCCC"/>
+          <w:sz w:val="21"/>
+          <w:szCs w:val="21"/>
+        </w:rPr>
+      </w:pPr>
+    </w:p>
+    <w:p>
+      <w:pPr>
+        <w:shd w:val="clear" w:color="auto" w:fill="1F1F1F"/>
+        <w:spacing w:after="0" w:line="285" w:lineRule="atLeast"/>
+        <w:rPr>
+          <w:rFonts w:ascii="Consolas" w:eastAsia="Times New Roman" w:hAnsi="Consolas" w:cs="Times New Roman"/>
+          <w:color w:val="CCCCCC"/>
+          <w:sz w:val="21"/>
+          <w:szCs w:val="21"/>
+        </w:rPr>
+      </w:pPr>
+      <w:r>
+        <w:rPr>
+          <w:rFonts w:ascii="Consolas" w:eastAsia="Times New Roman" w:hAnsi="Consolas" w:cs="Times New Roman"/>
+          <w:color w:val="9CDCFE"/>
+          <w:sz w:val="21"/>
+          <w:szCs w:val="21"/>
+        </w:rPr>
+        <w:t>fig</w:t>
+      </w:r>
+      <w:r>
+        <w:rPr>
+          <w:rFonts w:ascii="Consolas" w:eastAsia="Times New Roman" w:hAnsi="Consolas" w:cs="Times New Roman"/>
+          <w:color w:val="CCCCCC"/>
+          <w:sz w:val="21"/>
+          <w:szCs w:val="21"/>
+        </w:rPr>
+        <w:t xml:space="preserve"> , </w:t>
+      </w:r>
+      <w:r>
+        <w:rPr>
+          <w:rFonts w:ascii="Consolas" w:eastAsia="Times New Roman" w:hAnsi="Consolas" w:cs="Times New Roman"/>
+          <w:color w:val="9CDCFE"/>
+          <w:sz w:val="21"/>
+          <w:szCs w:val="21"/>
+        </w:rPr>
+        <w:t>ax</w:t>
+      </w:r>
+      <w:r>
+        <w:rPr>
+          <w:rFonts w:ascii="Consolas" w:eastAsia="Times New Roman" w:hAnsi="Consolas" w:cs="Times New Roman"/>
+          <w:color w:val="CCCCCC"/>
+          <w:sz w:val="21"/>
+          <w:szCs w:val="21"/>
+        </w:rPr>
+        <w:t xml:space="preserve"> </w:t>
+      </w:r>
+      <w:r>
+        <w:rPr>
+          <w:rFonts w:ascii="Consolas" w:eastAsia="Times New Roman" w:hAnsi="Consolas" w:cs="Times New Roman"/>
+          <w:color w:val="D4D4D4"/>
+          <w:sz w:val="21"/>
+          <w:szCs w:val="21"/>
+        </w:rPr>
+        <w:t>=</w:t>
+      </w:r>
+      <w:r>
+        <w:rPr>
+          <w:rFonts w:ascii="Consolas" w:eastAsia="Times New Roman" w:hAnsi="Consolas" w:cs="Times New Roman"/>
+          <w:color w:val="CCCCCC"/>
+          <w:sz w:val="21"/>
+          <w:szCs w:val="21"/>
+        </w:rPr>
+        <w:t xml:space="preserve"> </w:t>
+      </w:r>
+      <w:r>
+        <w:rPr>
+          <w:rFonts w:ascii="Consolas" w:eastAsia="Times New Roman" w:hAnsi="Consolas" w:cs="Times New Roman"/>
+          <w:color w:val="4EC9B0"/>
+          <w:sz w:val="21"/>
+          <w:szCs w:val="21"/>
+        </w:rPr>
+        <w:t>plt</w:t>
+      </w:r>
+      <w:r>
+        <w:rPr>
+          <w:rFonts w:ascii="Consolas" w:eastAsia="Times New Roman" w:hAnsi="Consolas" w:cs="Times New Roman"/>
+          <w:color w:val="CCCCCC"/>
+          <w:sz w:val="21"/>
+          <w:szCs w:val="21"/>
+        </w:rPr>
+        <w:t>.</w:t>
+      </w:r>
+      <w:r>
+        <w:rPr>
+          <w:rFonts w:ascii="Consolas" w:eastAsia="Times New Roman" w:hAnsi="Consolas" w:cs="Times New Roman"/>
+          <w:color w:val="DCDCAA"/>
+          <w:sz w:val="21"/>
+          <w:szCs w:val="21"/>
+        </w:rPr>
+        <w:t>subplots</w:t>
+      </w:r>
+      <w:r>
+        <w:rPr>
+          <w:rFonts w:ascii="Consolas" w:eastAsia="Times New Roman" w:hAnsi="Consolas" w:cs="Times New Roman"/>
+          <w:color w:val="CCCCCC"/>
+          <w:sz w:val="21"/>
+          <w:szCs w:val="21"/>
+        </w:rPr>
+        <w:t>(</w:t>
+      </w:r>
+      <w:r>
+        <w:rPr>
+          <w:rFonts w:ascii="Consolas" w:eastAsia="Times New Roman" w:hAnsi="Consolas" w:cs="Times New Roman"/>
+          <w:color w:val="9CDCFE"/>
+          <w:sz w:val="21"/>
+          <w:szCs w:val="21"/>
+        </w:rPr>
+        <w:t>figsize</w:t>
+      </w:r>
+      <w:r>
+        <w:rPr>
+          <w:rFonts w:ascii="Consolas" w:eastAsia="Times New Roman" w:hAnsi="Consolas" w:cs="Times New Roman"/>
+          <w:color w:val="CCCCCC"/>
+          <w:sz w:val="21"/>
+          <w:szCs w:val="21"/>
+        </w:rPr>
+        <w:t xml:space="preserve"> </w:t>
+      </w:r>
+      <w:r>
+        <w:rPr>
+          <w:rFonts w:ascii="Consolas" w:eastAsia="Times New Roman" w:hAnsi="Consolas" w:cs="Times New Roman"/>
+          <w:color w:val="D4D4D4"/>
+          <w:sz w:val="21"/>
+          <w:szCs w:val="21"/>
+        </w:rPr>
+        <w:t>=</w:t>
+      </w:r>
+      <w:r>
+        <w:rPr>
+          <w:rFonts w:ascii="Consolas" w:eastAsia="Times New Roman" w:hAnsi="Consolas" w:cs="Times New Roman"/>
+          <w:color w:val="CCCCCC"/>
+          <w:sz w:val="21"/>
+          <w:szCs w:val="21"/>
+        </w:rPr>
+        <w:t xml:space="preserve"> (</w:t>
+      </w:r>
+      <w:r>
+        <w:rPr>
+          <w:rFonts w:ascii="Consolas" w:eastAsia="Times New Roman" w:hAnsi="Consolas" w:cs="Times New Roman"/>
+          <w:color w:val="B5CEA8"/>
+          <w:sz w:val="21"/>
+          <w:szCs w:val="21"/>
+        </w:rPr>
+        <w:t>12</w:t>
+      </w:r>
+      <w:r>
+        <w:rPr>
+          <w:rFonts w:ascii="Consolas" w:eastAsia="Times New Roman" w:hAnsi="Consolas" w:cs="Times New Roman"/>
+          <w:color w:val="CCCCCC"/>
+          <w:sz w:val="21"/>
+          <w:szCs w:val="21"/>
+        </w:rPr>
+        <w:t>,</w:t>
+      </w:r>
+      <w:r>
+        <w:rPr>
+          <w:rFonts w:ascii="Consolas" w:eastAsia="Times New Roman" w:hAnsi="Consolas" w:cs="Times New Roman"/>
+          <w:color w:val="B5CEA8"/>
+          <w:sz w:val="21"/>
+          <w:szCs w:val="21"/>
+        </w:rPr>
+        <w:t>4</w:t>
+      </w:r>
+      <w:r>
+        <w:rPr>
+          <w:rFonts w:ascii="Consolas" w:eastAsia="Times New Roman" w:hAnsi="Consolas" w:cs="Times New Roman"/>
+          <w:color w:val="CCCCCC"/>
+          <w:sz w:val="21"/>
+          <w:szCs w:val="21"/>
+        </w:rPr>
+        <w:t>))</w:t>
+      </w:r>
+    </w:p>
+    <w:p>
+      <w:pPr>
+        <w:shd w:val="clear" w:color="auto" w:fill="1F1F1F"/>
+        <w:spacing w:after="0" w:line="285" w:lineRule="atLeast"/>
+        <w:rPr>
+          <w:rFonts w:ascii="Consolas" w:eastAsia="Times New Roman" w:hAnsi="Consolas" w:cs="Times New Roman"/>
+          <w:color w:val="CCCCCC"/>
+          <w:sz w:val="21"/>
+          <w:szCs w:val="21"/>
+        </w:rPr>
+      </w:pPr>
+      <w:r>
+        <w:rPr>
+          <w:rFonts w:ascii="Consolas" w:eastAsia="Times New Roman" w:hAnsi="Consolas" w:cs="Times New Roman"/>
+          <w:color w:val="4EC9B0"/>
+          <w:sz w:val="21"/>
+          <w:szCs w:val="21"/>
+        </w:rPr>
+        <w:t>sns</w:t>
+      </w:r>
+      <w:r>
+        <w:rPr>
+          <w:rFonts w:ascii="Consolas" w:eastAsia="Times New Roman" w:hAnsi="Consolas" w:cs="Times New Roman"/>
+          <w:color w:val="CCCCCC"/>
+          <w:sz w:val="21"/>
+          <w:szCs w:val="21"/>
+        </w:rPr>
+        <w:t>.</w:t>
+      </w:r>
+      <w:r>
+        <w:rPr>
+          <w:rFonts w:ascii="Consolas" w:eastAsia="Times New Roman" w:hAnsi="Consolas" w:cs="Times New Roman"/>
+          <w:color w:val="DCDCAA"/>
+          <w:sz w:val="21"/>
+          <w:szCs w:val="21"/>
+        </w:rPr>
+        <w:t>histplot</w:t>
+      </w:r>
+      <w:r>
+        <w:rPr>
+          <w:rFonts w:ascii="Consolas" w:eastAsia="Times New Roman" w:hAnsi="Consolas" w:cs="Times New Roman"/>
+          <w:color w:val="CCCCCC"/>
+          <w:sz w:val="21"/>
+          <w:szCs w:val="21"/>
+        </w:rPr>
+        <w:t>(</w:t>
+      </w:r>
+      <w:r>
+        <w:rPr>
+          <w:rFonts w:ascii="Consolas" w:eastAsia="Times New Roman" w:hAnsi="Consolas" w:cs="Times New Roman"/>
+          <w:color w:val="9CDCFE"/>
+          <w:sz w:val="21"/>
+          <w:szCs w:val="21"/>
+        </w:rPr>
+        <w:t>x</w:t>
+      </w:r>
+      <w:r>
+        <w:rPr>
+          <w:rFonts w:ascii="Consolas" w:eastAsia="Times New Roman" w:hAnsi="Consolas" w:cs="Times New Roman"/>
+          <w:color w:val="CCCCCC"/>
+          <w:sz w:val="21"/>
+          <w:szCs w:val="21"/>
+        </w:rPr>
+        <w:t xml:space="preserve"> </w:t>
+      </w:r>
+      <w:r>
+        <w:rPr>
+          <w:rFonts w:ascii="Consolas" w:eastAsia="Times New Roman" w:hAnsi="Consolas" w:cs="Times New Roman"/>
+          <w:color w:val="D4D4D4"/>
+          <w:sz w:val="21"/>
+          <w:szCs w:val="21"/>
+        </w:rPr>
+        <w:t>=</w:t>
+      </w:r>
+      <w:r>
+        <w:rPr>
+          <w:rFonts w:ascii="Consolas" w:eastAsia="Times New Roman" w:hAnsi="Consolas" w:cs="Times New Roman"/>
+          <w:color w:val="CCCCCC"/>
+          <w:sz w:val="21"/>
+          <w:szCs w:val="21"/>
+        </w:rPr>
+        <w:t xml:space="preserve"> </w:t>
+      </w:r>
+      <w:r>
+        <w:rPr>
+          <w:rFonts w:ascii="Consolas" w:eastAsia="Times New Roman" w:hAnsi="Consolas" w:cs="Times New Roman"/>
+          <w:color w:val="CE9178"/>
+          <w:sz w:val="21"/>
+          <w:szCs w:val="21"/>
+        </w:rPr>
+        <w:t>'Profit'</w:t>
+      </w:r>
+      <w:r>
+        <w:rPr>
+          <w:rFonts w:ascii="Consolas" w:eastAsia="Times New Roman" w:hAnsi="Consolas" w:cs="Times New Roman"/>
+          <w:color w:val="CCCCCC"/>
+          <w:sz w:val="21"/>
+          <w:szCs w:val="21"/>
+        </w:rPr>
+        <w:t xml:space="preserve"> , </w:t>
+      </w:r>
+      <w:r>
+        <w:rPr>
+          <w:rFonts w:ascii="Consolas" w:eastAsia="Times New Roman" w:hAnsi="Consolas" w:cs="Times New Roman"/>
+          <w:color w:val="9CDCFE"/>
+          <w:sz w:val="21"/>
+          <w:szCs w:val="21"/>
+        </w:rPr>
+        <w:t>kde</w:t>
+      </w:r>
+      <w:r>
+        <w:rPr>
+          <w:rFonts w:ascii="Consolas" w:eastAsia="Times New Roman" w:hAnsi="Consolas" w:cs="Times New Roman"/>
+          <w:color w:val="CCCCCC"/>
+          <w:sz w:val="21"/>
+          <w:szCs w:val="21"/>
+        </w:rPr>
+        <w:t xml:space="preserve"> </w:t>
+      </w:r>
+      <w:r>
+        <w:rPr>
+          <w:rFonts w:ascii="Consolas" w:eastAsia="Times New Roman" w:hAnsi="Consolas" w:cs="Times New Roman"/>
+          <w:color w:val="D4D4D4"/>
+          <w:sz w:val="21"/>
+          <w:szCs w:val="21"/>
+        </w:rPr>
+        <w:t>=</w:t>
+      </w:r>
+      <w:r>
+        <w:rPr>
+          <w:rFonts w:ascii="Consolas" w:eastAsia="Times New Roman" w:hAnsi="Consolas" w:cs="Times New Roman"/>
+          <w:color w:val="CCCCCC"/>
+          <w:sz w:val="21"/>
+          <w:szCs w:val="21"/>
+        </w:rPr>
+        <w:t xml:space="preserve"> </w:t>
+      </w:r>
+      <w:r>
+        <w:rPr>
+          <w:rFonts w:ascii="Consolas" w:eastAsia="Times New Roman" w:hAnsi="Consolas" w:cs="Times New Roman"/>
+          <w:color w:val="569CD6"/>
+          <w:sz w:val="21"/>
+          <w:szCs w:val="21"/>
+        </w:rPr>
+        <w:t>True</w:t>
+      </w:r>
+      <w:r>
+        <w:rPr>
+          <w:rFonts w:ascii="Consolas" w:eastAsia="Times New Roman" w:hAnsi="Consolas" w:cs="Times New Roman"/>
+          <w:color w:val="CCCCCC"/>
+          <w:sz w:val="21"/>
+          <w:szCs w:val="21"/>
+        </w:rPr>
+        <w:t xml:space="preserve"> , </w:t>
+      </w:r>
+      <w:r>
+        <w:rPr>
+          <w:rFonts w:ascii="Consolas" w:eastAsia="Times New Roman" w:hAnsi="Consolas" w:cs="Times New Roman"/>
+          <w:color w:val="9CDCFE"/>
+          <w:sz w:val="21"/>
+          <w:szCs w:val="21"/>
+        </w:rPr>
+        <w:t>data</w:t>
+      </w:r>
+      <w:r>
+        <w:rPr>
+          <w:rFonts w:ascii="Consolas" w:eastAsia="Times New Roman" w:hAnsi="Consolas" w:cs="Times New Roman"/>
+          <w:color w:val="D4D4D4"/>
+          <w:sz w:val="21"/>
+          <w:szCs w:val="21"/>
+        </w:rPr>
+        <w:t>=</w:t>
+      </w:r>
+      <w:r>
+        <w:rPr>
+          <w:rFonts w:ascii="Consolas" w:eastAsia="Times New Roman" w:hAnsi="Consolas" w:cs="Times New Roman"/>
+          <w:color w:val="9CDCFE"/>
+          <w:sz w:val="21"/>
+          <w:szCs w:val="21"/>
+        </w:rPr>
+        <w:t>df</w:t>
+      </w:r>
+      <w:r>
+        <w:rPr>
+          <w:rFonts w:ascii="Consolas" w:eastAsia="Times New Roman" w:hAnsi="Consolas" w:cs="Times New Roman"/>
+          <w:color w:val="CCCCCC"/>
+          <w:sz w:val="21"/>
+          <w:szCs w:val="21"/>
+        </w:rPr>
+        <w:t>)</w:t>
+      </w:r>
+    </w:p>
+    <w:p>
+      <w:pPr>
+        <w:shd w:val="clear" w:color="auto" w:fill="1F1F1F"/>
+        <w:spacing w:after="0" w:line="285" w:lineRule="atLeast"/>
+        <w:rPr>
+          <w:rFonts w:ascii="Consolas" w:eastAsia="Times New Roman" w:hAnsi="Consolas" w:cs="Times New Roman"/>
+          <w:color w:val="CCCCCC"/>
+          <w:sz w:val="21"/>
+          <w:szCs w:val="21"/>
+        </w:rPr>
+      </w:pPr>
+      <w:r>
+        <w:rPr>
+          <w:rFonts w:ascii="Consolas" w:eastAsia="Times New Roman" w:hAnsi="Consolas" w:cs="Times New Roman"/>
+          <w:color w:val="4EC9B0"/>
+          <w:sz w:val="21"/>
+          <w:szCs w:val="21"/>
+        </w:rPr>
+        <w:t>st</w:t>
+      </w:r>
+      <w:r>
+        <w:rPr>
+          <w:rFonts w:ascii="Consolas" w:eastAsia="Times New Roman" w:hAnsi="Consolas" w:cs="Times New Roman"/>
+          <w:color w:val="CCCCCC"/>
+          <w:sz w:val="21"/>
+          <w:szCs w:val="21"/>
+        </w:rPr>
+        <w:t>.</w:t>
+      </w:r>
+      <w:r>
+        <w:rPr>
+          <w:rFonts w:ascii="Consolas" w:eastAsia="Times New Roman" w:hAnsi="Consolas" w:cs="Times New Roman"/>
+          <w:color w:val="9CDCFE"/>
+          <w:sz w:val="21"/>
+          <w:szCs w:val="21"/>
+        </w:rPr>
+        <w:t>pyplot</w:t>
+      </w:r>
+      <w:r>
+        <w:rPr>
+          <w:rFonts w:ascii="Consolas" w:eastAsia="Times New Roman" w:hAnsi="Consolas" w:cs="Times New Roman"/>
+          <w:color w:val="CCCCCC"/>
+          <w:sz w:val="21"/>
+          <w:szCs w:val="21"/>
+        </w:rPr>
+        <w:t>(</w:t>
+      </w:r>
+      <w:r>
+        <w:rPr>
+          <w:rFonts w:ascii="Consolas" w:eastAsia="Times New Roman" w:hAnsi="Consolas" w:cs="Times New Roman"/>
+          <w:color w:val="9CDCFE"/>
+          <w:sz w:val="21"/>
+          <w:szCs w:val="21"/>
+        </w:rPr>
+        <w:t>fig</w:t>
+      </w:r>
+      <w:r>
+        <w:rPr>
+          <w:rFonts w:ascii="Consolas" w:eastAsia="Times New Roman" w:hAnsi="Consolas" w:cs="Times New Roman"/>
+          <w:color w:val="CCCCCC"/>
+          <w:sz w:val="21"/>
+          <w:szCs w:val="21"/>
+        </w:rPr>
+        <w:t>)</w:t>
+      </w:r>
+    </w:p>
+    <w:bookmarkEnd w:id="0"/>
+    <w:p>
+      <w:pPr>
+        <w:shd w:val="clear" w:color="auto" w:fill="1F1F1F"/>
+        <w:spacing w:after="240" w:line="285" w:lineRule="atLeast"/>
+        <w:rPr>
+          <w:rFonts w:ascii="Consolas" w:eastAsia="Times New Roman" w:hAnsi="Consolas" w:cs="Times New Roman"/>
+          <w:color w:val="CCCCCC"/>
+          <w:sz w:val="21"/>
+          <w:szCs w:val="21"/>
+        </w:rPr>
+      </w:pPr>
+    </w:p>
+    <w:p>
+      <w:pPr>
+        <w:pStyle w:val="NoSpacing"/>
+      </w:pPr>
+    </w:p>
+    <w:p/>
+    <w:p/>
+    <w:p/>
+    <w:p/>
+    <w:p/>
+    <w:p/>
+    <w:p/>
+    <w:p/>
+    <w:p/>
+    <w:p/>
+    <w:p/>
+    <w:p/>
+    <w:p/>
+    <w:p/>
+    <w:p/>
+    <w:p/>
+    <w:p/>
+    <w:p/>
+    <w:p/>
+    <w:p/>
+    <w:p/>
+    <w:p/>
+    <w:p>
+      <w:pPr>
+        <w:tabs>
+          <w:tab w:val="left" w:pos="1508"/>
+        </w:tabs>
+      </w:pPr>
+      <w:r>
+        <w:tab/>
       </w:r>
     </w:p>
     <w:sectPr>
@@ -32164,6 +35974,92 @@
     </w:lvl>
   </w:abstractNum>
   <w:abstractNum w:abstractNumId="1" w15:restartNumberingAfterBreak="0">
+    <w:nsid w:val="0652387A"/>
+    <w:multiLevelType w:val="hybridMultilevel"/>
+    <w:tmpl w:val="D008725A"/>
+    <w:lvl w:ilvl="0" w:tplc="0409000F">
+      <w:start w:val="1"/>
+      <w:numFmt w:val="decimal"/>
+      <w:lvlText w:val="%1."/>
+      <w:lvlJc w:val="left"/>
+      <w:pPr>
+        <w:ind w:left="720" w:hanging="360"/>
+      </w:pPr>
+    </w:lvl>
+    <w:lvl w:ilvl="1" w:tplc="04090019">
+      <w:start w:val="1"/>
+      <w:numFmt w:val="lowerLetter"/>
+      <w:lvlText w:val="%2."/>
+      <w:lvlJc w:val="left"/>
+      <w:pPr>
+        <w:ind w:left="1440" w:hanging="360"/>
+      </w:pPr>
+    </w:lvl>
+    <w:lvl w:ilvl="2" w:tplc="0409001B" w:tentative="1">
+      <w:start w:val="1"/>
+      <w:numFmt w:val="lowerRoman"/>
+      <w:lvlText w:val="%3."/>
+      <w:lvlJc w:val="right"/>
+      <w:pPr>
+        <w:ind w:left="2160" w:hanging="180"/>
+      </w:pPr>
+    </w:lvl>
+    <w:lvl w:ilvl="3" w:tplc="0409000F" w:tentative="1">
+      <w:start w:val="1"/>
+      <w:numFmt w:val="decimal"/>
+      <w:lvlText w:val="%4."/>
+      <w:lvlJc w:val="left"/>
+      <w:pPr>
+        <w:ind w:left="2880" w:hanging="360"/>
+      </w:pPr>
+    </w:lvl>
+    <w:lvl w:ilvl="4" w:tplc="04090019" w:tentative="1">
+      <w:start w:val="1"/>
+      <w:numFmt w:val="lowerLetter"/>
+      <w:lvlText w:val="%5."/>
+      <w:lvlJc w:val="left"/>
+      <w:pPr>
+        <w:ind w:left="3600" w:hanging="360"/>
+      </w:pPr>
+    </w:lvl>
+    <w:lvl w:ilvl="5" w:tplc="0409001B" w:tentative="1">
+      <w:start w:val="1"/>
+      <w:numFmt w:val="lowerRoman"/>
+      <w:lvlText w:val="%6."/>
+      <w:lvlJc w:val="right"/>
+      <w:pPr>
+        <w:ind w:left="4320" w:hanging="180"/>
+      </w:pPr>
+    </w:lvl>
+    <w:lvl w:ilvl="6" w:tplc="0409000F" w:tentative="1">
+      <w:start w:val="1"/>
+      <w:numFmt w:val="decimal"/>
+      <w:lvlText w:val="%7."/>
+      <w:lvlJc w:val="left"/>
+      <w:pPr>
+        <w:ind w:left="5040" w:hanging="360"/>
+      </w:pPr>
+    </w:lvl>
+    <w:lvl w:ilvl="7" w:tplc="04090019" w:tentative="1">
+      <w:start w:val="1"/>
+      <w:numFmt w:val="lowerLetter"/>
+      <w:lvlText w:val="%8."/>
+      <w:lvlJc w:val="left"/>
+      <w:pPr>
+        <w:ind w:left="5760" w:hanging="360"/>
+      </w:pPr>
+    </w:lvl>
+    <w:lvl w:ilvl="8" w:tplc="0409001B" w:tentative="1">
+      <w:start w:val="1"/>
+      <w:numFmt w:val="lowerRoman"/>
+      <w:lvlText w:val="%9."/>
+      <w:lvlJc w:val="right"/>
+      <w:pPr>
+        <w:ind w:left="6480" w:hanging="180"/>
+      </w:pPr>
+    </w:lvl>
+  </w:abstractNum>
+  <w:abstractNum w:abstractNumId="2" w15:restartNumberingAfterBreak="0">
     <w:nsid w:val="072700F6"/>
     <w:multiLevelType w:val="hybridMultilevel"/>
     <w:tmpl w:val="170A18C4"/>
@@ -32249,7 +36145,7 @@
       </w:pPr>
     </w:lvl>
   </w:abstractNum>
-  <w:abstractNum w:abstractNumId="2" w15:restartNumberingAfterBreak="0">
+  <w:abstractNum w:abstractNumId="3" w15:restartNumberingAfterBreak="0">
     <w:nsid w:val="075F0364"/>
     <w:multiLevelType w:val="hybridMultilevel"/>
     <w:tmpl w:val="9A729A60"/>
@@ -32335,7 +36231,7 @@
       </w:pPr>
     </w:lvl>
   </w:abstractNum>
-  <w:abstractNum w:abstractNumId="3" w15:restartNumberingAfterBreak="0">
+  <w:abstractNum w:abstractNumId="4" w15:restartNumberingAfterBreak="0">
     <w:nsid w:val="088453BF"/>
     <w:multiLevelType w:val="hybridMultilevel"/>
     <w:tmpl w:val="2AE4E5B2"/>
@@ -32421,7 +36317,120 @@
       </w:pPr>
     </w:lvl>
   </w:abstractNum>
-  <w:abstractNum w:abstractNumId="4" w15:restartNumberingAfterBreak="0">
+  <w:abstractNum w:abstractNumId="5" w15:restartNumberingAfterBreak="0">
+    <w:nsid w:val="099A0B4A"/>
+    <w:multiLevelType w:val="hybridMultilevel"/>
+    <w:tmpl w:val="818447AA"/>
+    <w:lvl w:ilvl="0" w:tplc="FBA452A4">
+      <w:start w:val="1"/>
+      <w:numFmt w:val="bullet"/>
+      <w:lvlText w:val=""/>
+      <w:lvlJc w:val="left"/>
+      <w:pPr>
+        <w:ind w:left="2160" w:hanging="360"/>
+      </w:pPr>
+      <w:rPr>
+        <w:rFonts w:ascii="Symbol" w:hAnsi="Symbol" w:hint="default"/>
+      </w:rPr>
+    </w:lvl>
+    <w:lvl w:ilvl="1" w:tplc="04090003" w:tentative="1">
+      <w:start w:val="1"/>
+      <w:numFmt w:val="bullet"/>
+      <w:lvlText w:val="o"/>
+      <w:lvlJc w:val="left"/>
+      <w:pPr>
+        <w:ind w:left="1440" w:hanging="360"/>
+      </w:pPr>
+      <w:rPr>
+        <w:rFonts w:ascii="Courier New" w:hAnsi="Courier New" w:cs="Courier New" w:hint="default"/>
+      </w:rPr>
+    </w:lvl>
+    <w:lvl w:ilvl="2" w:tplc="04090005" w:tentative="1">
+      <w:start w:val="1"/>
+      <w:numFmt w:val="bullet"/>
+      <w:lvlText w:val=""/>
+      <w:lvlJc w:val="left"/>
+      <w:pPr>
+        <w:ind w:left="2160" w:hanging="360"/>
+      </w:pPr>
+      <w:rPr>
+        <w:rFonts w:ascii="Wingdings" w:hAnsi="Wingdings" w:hint="default"/>
+      </w:rPr>
+    </w:lvl>
+    <w:lvl w:ilvl="3" w:tplc="04090001" w:tentative="1">
+      <w:start w:val="1"/>
+      <w:numFmt w:val="bullet"/>
+      <w:lvlText w:val=""/>
+      <w:lvlJc w:val="left"/>
+      <w:pPr>
+        <w:ind w:left="2880" w:hanging="360"/>
+      </w:pPr>
+      <w:rPr>
+        <w:rFonts w:ascii="Symbol" w:hAnsi="Symbol" w:hint="default"/>
+      </w:rPr>
+    </w:lvl>
+    <w:lvl w:ilvl="4" w:tplc="04090003" w:tentative="1">
+      <w:start w:val="1"/>
+      <w:numFmt w:val="bullet"/>
+      <w:lvlText w:val="o"/>
+      <w:lvlJc w:val="left"/>
+      <w:pPr>
+        <w:ind w:left="3600" w:hanging="360"/>
+      </w:pPr>
+      <w:rPr>
+        <w:rFonts w:ascii="Courier New" w:hAnsi="Courier New" w:cs="Courier New" w:hint="default"/>
+      </w:rPr>
+    </w:lvl>
+    <w:lvl w:ilvl="5" w:tplc="04090005" w:tentative="1">
+      <w:start w:val="1"/>
+      <w:numFmt w:val="bullet"/>
+      <w:lvlText w:val=""/>
+      <w:lvlJc w:val="left"/>
+      <w:pPr>
+        <w:ind w:left="4320" w:hanging="360"/>
+      </w:pPr>
+      <w:rPr>
+        <w:rFonts w:ascii="Wingdings" w:hAnsi="Wingdings" w:hint="default"/>
+      </w:rPr>
+    </w:lvl>
+    <w:lvl w:ilvl="6" w:tplc="04090001" w:tentative="1">
+      <w:start w:val="1"/>
+      <w:numFmt w:val="bullet"/>
+      <w:lvlText w:val=""/>
+      <w:lvlJc w:val="left"/>
+      <w:pPr>
+        <w:ind w:left="5040" w:hanging="360"/>
+      </w:pPr>
+      <w:rPr>
+        <w:rFonts w:ascii="Symbol" w:hAnsi="Symbol" w:hint="default"/>
+      </w:rPr>
+    </w:lvl>
+    <w:lvl w:ilvl="7" w:tplc="04090003" w:tentative="1">
+      <w:start w:val="1"/>
+      <w:numFmt w:val="bullet"/>
+      <w:lvlText w:val="o"/>
+      <w:lvlJc w:val="left"/>
+      <w:pPr>
+        <w:ind w:left="5760" w:hanging="360"/>
+      </w:pPr>
+      <w:rPr>
+        <w:rFonts w:ascii="Courier New" w:hAnsi="Courier New" w:cs="Courier New" w:hint="default"/>
+      </w:rPr>
+    </w:lvl>
+    <w:lvl w:ilvl="8" w:tplc="04090005" w:tentative="1">
+      <w:start w:val="1"/>
+      <w:numFmt w:val="bullet"/>
+      <w:lvlText w:val=""/>
+      <w:lvlJc w:val="left"/>
+      <w:pPr>
+        <w:ind w:left="6480" w:hanging="360"/>
+      </w:pPr>
+      <w:rPr>
+        <w:rFonts w:ascii="Wingdings" w:hAnsi="Wingdings" w:hint="default"/>
+      </w:rPr>
+    </w:lvl>
+  </w:abstractNum>
+  <w:abstractNum w:abstractNumId="6" w15:restartNumberingAfterBreak="0">
     <w:nsid w:val="12090983"/>
     <w:multiLevelType w:val="hybridMultilevel"/>
     <w:tmpl w:val="0A64E5CA"/>
@@ -32510,7 +36519,7 @@
       </w:pPr>
     </w:lvl>
   </w:abstractNum>
-  <w:abstractNum w:abstractNumId="5" w15:restartNumberingAfterBreak="0">
+  <w:abstractNum w:abstractNumId="7" w15:restartNumberingAfterBreak="0">
     <w:nsid w:val="12BA2945"/>
     <w:multiLevelType w:val="hybridMultilevel"/>
     <w:tmpl w:val="FBAEFB4E"/>
@@ -32599,7 +36608,7 @@
       </w:pPr>
     </w:lvl>
   </w:abstractNum>
-  <w:abstractNum w:abstractNumId="6" w15:restartNumberingAfterBreak="0">
+  <w:abstractNum w:abstractNumId="8" w15:restartNumberingAfterBreak="0">
     <w:nsid w:val="1313752A"/>
     <w:multiLevelType w:val="hybridMultilevel"/>
     <w:tmpl w:val="76F659F6"/>
@@ -32685,7 +36694,7 @@
       </w:pPr>
     </w:lvl>
   </w:abstractNum>
-  <w:abstractNum w:abstractNumId="7" w15:restartNumberingAfterBreak="0">
+  <w:abstractNum w:abstractNumId="9" w15:restartNumberingAfterBreak="0">
     <w:nsid w:val="16D808C4"/>
     <w:multiLevelType w:val="hybridMultilevel"/>
     <w:tmpl w:val="F2A66E26"/>
@@ -32774,7 +36783,7 @@
       </w:pPr>
     </w:lvl>
   </w:abstractNum>
-  <w:abstractNum w:abstractNumId="8" w15:restartNumberingAfterBreak="0">
+  <w:abstractNum w:abstractNumId="10" w15:restartNumberingAfterBreak="0">
     <w:nsid w:val="25CE0EDF"/>
     <w:multiLevelType w:val="hybridMultilevel"/>
     <w:tmpl w:val="1110FF4C"/>
@@ -32887,7 +36896,7 @@
       </w:rPr>
     </w:lvl>
   </w:abstractNum>
-  <w:abstractNum w:abstractNumId="9" w15:restartNumberingAfterBreak="0">
+  <w:abstractNum w:abstractNumId="11" w15:restartNumberingAfterBreak="0">
     <w:nsid w:val="308C39A2"/>
     <w:multiLevelType w:val="hybridMultilevel"/>
     <w:tmpl w:val="8B523B0C"/>
@@ -32973,10 +36982,10 @@
       </w:pPr>
     </w:lvl>
   </w:abstractNum>
-  <w:abstractNum w:abstractNumId="10" w15:restartNumberingAfterBreak="0">
+  <w:abstractNum w:abstractNumId="12" w15:restartNumberingAfterBreak="0">
     <w:nsid w:val="30CE056D"/>
     <w:multiLevelType w:val="hybridMultilevel"/>
-    <w:tmpl w:val="AFCEE8BA"/>
+    <w:tmpl w:val="A882F50A"/>
     <w:lvl w:ilvl="0" w:tplc="04090001">
       <w:start w:val="1"/>
       <w:numFmt w:val="bullet"/>
@@ -33086,7 +37095,7 @@
       </w:rPr>
     </w:lvl>
   </w:abstractNum>
-  <w:abstractNum w:abstractNumId="11" w15:restartNumberingAfterBreak="0">
+  <w:abstractNum w:abstractNumId="13" w15:restartNumberingAfterBreak="0">
     <w:nsid w:val="374C16F6"/>
     <w:multiLevelType w:val="hybridMultilevel"/>
     <w:tmpl w:val="B6B021E2"/>
@@ -33199,7 +37208,7 @@
       </w:rPr>
     </w:lvl>
   </w:abstractNum>
-  <w:abstractNum w:abstractNumId="12" w15:restartNumberingAfterBreak="0">
+  <w:abstractNum w:abstractNumId="14" w15:restartNumberingAfterBreak="0">
     <w:nsid w:val="39342E1D"/>
     <w:multiLevelType w:val="hybridMultilevel"/>
     <w:tmpl w:val="9FEC9C24"/>
@@ -33312,7 +37321,7 @@
       </w:rPr>
     </w:lvl>
   </w:abstractNum>
-  <w:abstractNum w:abstractNumId="13" w15:restartNumberingAfterBreak="0">
+  <w:abstractNum w:abstractNumId="15" w15:restartNumberingAfterBreak="0">
     <w:nsid w:val="3C751E78"/>
     <w:multiLevelType w:val="hybridMultilevel"/>
     <w:tmpl w:val="1592D6A8"/>
@@ -33401,7 +37410,7 @@
       </w:pPr>
     </w:lvl>
   </w:abstractNum>
-  <w:abstractNum w:abstractNumId="14" w15:restartNumberingAfterBreak="0">
+  <w:abstractNum w:abstractNumId="16" w15:restartNumberingAfterBreak="0">
     <w:nsid w:val="42200B9F"/>
     <w:multiLevelType w:val="hybridMultilevel"/>
     <w:tmpl w:val="FCD655B8"/>
@@ -33487,7 +37496,7 @@
       </w:pPr>
     </w:lvl>
   </w:abstractNum>
-  <w:abstractNum w:abstractNumId="15" w15:restartNumberingAfterBreak="0">
+  <w:abstractNum w:abstractNumId="17" w15:restartNumberingAfterBreak="0">
     <w:nsid w:val="471775BD"/>
     <w:multiLevelType w:val="hybridMultilevel"/>
     <w:tmpl w:val="271A9436"/>
@@ -33600,7 +37609,7 @@
       </w:rPr>
     </w:lvl>
   </w:abstractNum>
-  <w:abstractNum w:abstractNumId="16" w15:restartNumberingAfterBreak="0">
+  <w:abstractNum w:abstractNumId="18" w15:restartNumberingAfterBreak="0">
     <w:nsid w:val="4AB554E6"/>
     <w:multiLevelType w:val="hybridMultilevel"/>
     <w:tmpl w:val="8A6CCDAA"/>
@@ -33686,7 +37695,7 @@
       </w:pPr>
     </w:lvl>
   </w:abstractNum>
-  <w:abstractNum w:abstractNumId="17" w15:restartNumberingAfterBreak="0">
+  <w:abstractNum w:abstractNumId="19" w15:restartNumberingAfterBreak="0">
     <w:nsid w:val="52F004D3"/>
     <w:multiLevelType w:val="multilevel"/>
     <w:tmpl w:val="84FE70EA"/>
@@ -33799,17 +37808,130 @@
       </w:pPr>
     </w:lvl>
   </w:abstractNum>
-  <w:abstractNum w:abstractNumId="18" w15:restartNumberingAfterBreak="0">
-    <w:nsid w:val="5C951A9E"/>
+  <w:abstractNum w:abstractNumId="20" w15:restartNumberingAfterBreak="0">
+    <w:nsid w:val="549F2BEE"/>
     <w:multiLevelType w:val="hybridMultilevel"/>
-    <w:tmpl w:val="93E89B04"/>
-    <w:lvl w:ilvl="0" w:tplc="04090001">
+    <w:tmpl w:val="193ED35C"/>
+    <w:lvl w:ilvl="0" w:tplc="0409000B">
+      <w:start w:val="1"/>
+      <w:numFmt w:val="bullet"/>
+      <w:lvlText w:val=""/>
+      <w:lvlJc w:val="left"/>
+      <w:pPr>
+        <w:ind w:left="720" w:hanging="360"/>
+      </w:pPr>
+      <w:rPr>
+        <w:rFonts w:ascii="Wingdings" w:hAnsi="Wingdings" w:hint="default"/>
+      </w:rPr>
+    </w:lvl>
+    <w:lvl w:ilvl="1" w:tplc="04090003">
+      <w:start w:val="1"/>
+      <w:numFmt w:val="bullet"/>
+      <w:lvlText w:val="o"/>
+      <w:lvlJc w:val="left"/>
+      <w:pPr>
+        <w:ind w:left="1440" w:hanging="360"/>
+      </w:pPr>
+      <w:rPr>
+        <w:rFonts w:ascii="Courier New" w:hAnsi="Courier New" w:cs="Courier New" w:hint="default"/>
+      </w:rPr>
+    </w:lvl>
+    <w:lvl w:ilvl="2" w:tplc="04090005" w:tentative="1">
+      <w:start w:val="1"/>
+      <w:numFmt w:val="bullet"/>
+      <w:lvlText w:val=""/>
+      <w:lvlJc w:val="left"/>
+      <w:pPr>
+        <w:ind w:left="2160" w:hanging="360"/>
+      </w:pPr>
+      <w:rPr>
+        <w:rFonts w:ascii="Wingdings" w:hAnsi="Wingdings" w:hint="default"/>
+      </w:rPr>
+    </w:lvl>
+    <w:lvl w:ilvl="3" w:tplc="04090001" w:tentative="1">
       <w:start w:val="1"/>
       <w:numFmt w:val="bullet"/>
       <w:lvlText w:val=""/>
       <w:lvlJc w:val="left"/>
       <w:pPr>
-        <w:ind w:left="720" w:hanging="360"/>
+        <w:ind w:left="2880" w:hanging="360"/>
+      </w:pPr>
+      <w:rPr>
+        <w:rFonts w:ascii="Symbol" w:hAnsi="Symbol" w:hint="default"/>
+      </w:rPr>
+    </w:lvl>
+    <w:lvl w:ilvl="4" w:tplc="04090003" w:tentative="1">
+      <w:start w:val="1"/>
+      <w:numFmt w:val="bullet"/>
+      <w:lvlText w:val="o"/>
+      <w:lvlJc w:val="left"/>
+      <w:pPr>
+        <w:ind w:left="3600" w:hanging="360"/>
+      </w:pPr>
+      <w:rPr>
+        <w:rFonts w:ascii="Courier New" w:hAnsi="Courier New" w:cs="Courier New" w:hint="default"/>
+      </w:rPr>
+    </w:lvl>
+    <w:lvl w:ilvl="5" w:tplc="04090005" w:tentative="1">
+      <w:start w:val="1"/>
+      <w:numFmt w:val="bullet"/>
+      <w:lvlText w:val=""/>
+      <w:lvlJc w:val="left"/>
+      <w:pPr>
+        <w:ind w:left="4320" w:hanging="360"/>
+      </w:pPr>
+      <w:rPr>
+        <w:rFonts w:ascii="Wingdings" w:hAnsi="Wingdings" w:hint="default"/>
+      </w:rPr>
+    </w:lvl>
+    <w:lvl w:ilvl="6" w:tplc="04090001" w:tentative="1">
+      <w:start w:val="1"/>
+      <w:numFmt w:val="bullet"/>
+      <w:lvlText w:val=""/>
+      <w:lvlJc w:val="left"/>
+      <w:pPr>
+        <w:ind w:left="5040" w:hanging="360"/>
+      </w:pPr>
+      <w:rPr>
+        <w:rFonts w:ascii="Symbol" w:hAnsi="Symbol" w:hint="default"/>
+      </w:rPr>
+    </w:lvl>
+    <w:lvl w:ilvl="7" w:tplc="04090003" w:tentative="1">
+      <w:start w:val="1"/>
+      <w:numFmt w:val="bullet"/>
+      <w:lvlText w:val="o"/>
+      <w:lvlJc w:val="left"/>
+      <w:pPr>
+        <w:ind w:left="5760" w:hanging="360"/>
+      </w:pPr>
+      <w:rPr>
+        <w:rFonts w:ascii="Courier New" w:hAnsi="Courier New" w:cs="Courier New" w:hint="default"/>
+      </w:rPr>
+    </w:lvl>
+    <w:lvl w:ilvl="8" w:tplc="04090005" w:tentative="1">
+      <w:start w:val="1"/>
+      <w:numFmt w:val="bullet"/>
+      <w:lvlText w:val=""/>
+      <w:lvlJc w:val="left"/>
+      <w:pPr>
+        <w:ind w:left="6480" w:hanging="360"/>
+      </w:pPr>
+      <w:rPr>
+        <w:rFonts w:ascii="Wingdings" w:hAnsi="Wingdings" w:hint="default"/>
+      </w:rPr>
+    </w:lvl>
+  </w:abstractNum>
+  <w:abstractNum w:abstractNumId="21" w15:restartNumberingAfterBreak="0">
+    <w:nsid w:val="597C2E43"/>
+    <w:multiLevelType w:val="hybridMultilevel"/>
+    <w:tmpl w:val="E89C317E"/>
+    <w:lvl w:ilvl="0" w:tplc="FBA452A4">
+      <w:start w:val="1"/>
+      <w:numFmt w:val="bullet"/>
+      <w:lvlText w:val=""/>
+      <w:lvlJc w:val="left"/>
+      <w:pPr>
+        <w:ind w:left="2160" w:hanging="360"/>
       </w:pPr>
       <w:rPr>
         <w:rFonts w:ascii="Symbol" w:hAnsi="Symbol" w:hint="default"/>
@@ -33912,7 +38034,120 @@
       </w:rPr>
     </w:lvl>
   </w:abstractNum>
-  <w:abstractNum w:abstractNumId="19" w15:restartNumberingAfterBreak="0">
+  <w:abstractNum w:abstractNumId="22" w15:restartNumberingAfterBreak="0">
+    <w:nsid w:val="5C951A9E"/>
+    <w:multiLevelType w:val="hybridMultilevel"/>
+    <w:tmpl w:val="93E89B04"/>
+    <w:lvl w:ilvl="0" w:tplc="04090001">
+      <w:start w:val="1"/>
+      <w:numFmt w:val="bullet"/>
+      <w:lvlText w:val=""/>
+      <w:lvlJc w:val="left"/>
+      <w:pPr>
+        <w:ind w:left="720" w:hanging="360"/>
+      </w:pPr>
+      <w:rPr>
+        <w:rFonts w:ascii="Symbol" w:hAnsi="Symbol" w:hint="default"/>
+      </w:rPr>
+    </w:lvl>
+    <w:lvl w:ilvl="1" w:tplc="04090003" w:tentative="1">
+      <w:start w:val="1"/>
+      <w:numFmt w:val="bullet"/>
+      <w:lvlText w:val="o"/>
+      <w:lvlJc w:val="left"/>
+      <w:pPr>
+        <w:ind w:left="1440" w:hanging="360"/>
+      </w:pPr>
+      <w:rPr>
+        <w:rFonts w:ascii="Courier New" w:hAnsi="Courier New" w:cs="Courier New" w:hint="default"/>
+      </w:rPr>
+    </w:lvl>
+    <w:lvl w:ilvl="2" w:tplc="04090005" w:tentative="1">
+      <w:start w:val="1"/>
+      <w:numFmt w:val="bullet"/>
+      <w:lvlText w:val=""/>
+      <w:lvlJc w:val="left"/>
+      <w:pPr>
+        <w:ind w:left="2160" w:hanging="360"/>
+      </w:pPr>
+      <w:rPr>
+        <w:rFonts w:ascii="Wingdings" w:hAnsi="Wingdings" w:hint="default"/>
+      </w:rPr>
+    </w:lvl>
+    <w:lvl w:ilvl="3" w:tplc="04090001" w:tentative="1">
+      <w:start w:val="1"/>
+      <w:numFmt w:val="bullet"/>
+      <w:lvlText w:val=""/>
+      <w:lvlJc w:val="left"/>
+      <w:pPr>
+        <w:ind w:left="2880" w:hanging="360"/>
+      </w:pPr>
+      <w:rPr>
+        <w:rFonts w:ascii="Symbol" w:hAnsi="Symbol" w:hint="default"/>
+      </w:rPr>
+    </w:lvl>
+    <w:lvl w:ilvl="4" w:tplc="04090003" w:tentative="1">
+      <w:start w:val="1"/>
+      <w:numFmt w:val="bullet"/>
+      <w:lvlText w:val="o"/>
+      <w:lvlJc w:val="left"/>
+      <w:pPr>
+        <w:ind w:left="3600" w:hanging="360"/>
+      </w:pPr>
+      <w:rPr>
+        <w:rFonts w:ascii="Courier New" w:hAnsi="Courier New" w:cs="Courier New" w:hint="default"/>
+      </w:rPr>
+    </w:lvl>
+    <w:lvl w:ilvl="5" w:tplc="04090005" w:tentative="1">
+      <w:start w:val="1"/>
+      <w:numFmt w:val="bullet"/>
+      <w:lvlText w:val=""/>
+      <w:lvlJc w:val="left"/>
+      <w:pPr>
+        <w:ind w:left="4320" w:hanging="360"/>
+      </w:pPr>
+      <w:rPr>
+        <w:rFonts w:ascii="Wingdings" w:hAnsi="Wingdings" w:hint="default"/>
+      </w:rPr>
+    </w:lvl>
+    <w:lvl w:ilvl="6" w:tplc="04090001" w:tentative="1">
+      <w:start w:val="1"/>
+      <w:numFmt w:val="bullet"/>
+      <w:lvlText w:val=""/>
+      <w:lvlJc w:val="left"/>
+      <w:pPr>
+        <w:ind w:left="5040" w:hanging="360"/>
+      </w:pPr>
+      <w:rPr>
+        <w:rFonts w:ascii="Symbol" w:hAnsi="Symbol" w:hint="default"/>
+      </w:rPr>
+    </w:lvl>
+    <w:lvl w:ilvl="7" w:tplc="04090003" w:tentative="1">
+      <w:start w:val="1"/>
+      <w:numFmt w:val="bullet"/>
+      <w:lvlText w:val="o"/>
+      <w:lvlJc w:val="left"/>
+      <w:pPr>
+        <w:ind w:left="5760" w:hanging="360"/>
+      </w:pPr>
+      <w:rPr>
+        <w:rFonts w:ascii="Courier New" w:hAnsi="Courier New" w:cs="Courier New" w:hint="default"/>
+      </w:rPr>
+    </w:lvl>
+    <w:lvl w:ilvl="8" w:tplc="04090005" w:tentative="1">
+      <w:start w:val="1"/>
+      <w:numFmt w:val="bullet"/>
+      <w:lvlText w:val=""/>
+      <w:lvlJc w:val="left"/>
+      <w:pPr>
+        <w:ind w:left="6480" w:hanging="360"/>
+      </w:pPr>
+      <w:rPr>
+        <w:rFonts w:ascii="Wingdings" w:hAnsi="Wingdings" w:hint="default"/>
+      </w:rPr>
+    </w:lvl>
+  </w:abstractNum>
+  <w:abstractNum w:abstractNumId="23" w15:restartNumberingAfterBreak="0">
     <w:nsid w:val="61507DAE"/>
     <w:multiLevelType w:val="hybridMultilevel"/>
     <w:tmpl w:val="B12C64EC"/>
@@ -33998,7 +38233,7 @@
       </w:pPr>
     </w:lvl>
   </w:abstractNum>
-  <w:abstractNum w:abstractNumId="20" w15:restartNumberingAfterBreak="0">
+  <w:abstractNum w:abstractNumId="24" w15:restartNumberingAfterBreak="0">
     <w:nsid w:val="70F821E9"/>
     <w:multiLevelType w:val="hybridMultilevel"/>
     <w:tmpl w:val="10FCDF52"/>
@@ -34087,7 +38322,7 @@
       </w:pPr>
     </w:lvl>
   </w:abstractNum>
-  <w:abstractNum w:abstractNumId="21" w15:restartNumberingAfterBreak="0">
+  <w:abstractNum w:abstractNumId="25" w15:restartNumberingAfterBreak="0">
     <w:nsid w:val="7B2F1673"/>
     <w:multiLevelType w:val="hybridMultilevel"/>
     <w:tmpl w:val="D1B0EDE4"/>
@@ -34173,7 +38408,7 @@
       </w:pPr>
     </w:lvl>
   </w:abstractNum>
-  <w:abstractNum w:abstractNumId="22" w15:restartNumberingAfterBreak="0">
+  <w:abstractNum w:abstractNumId="26" w15:restartNumberingAfterBreak="0">
     <w:nsid w:val="7D0F6DE1"/>
     <w:multiLevelType w:val="hybridMultilevel"/>
     <w:tmpl w:val="479A335E"/>
@@ -34287,73 +38522,85 @@
     </w:lvl>
   </w:abstractNum>
   <w:num w:numId="1">
+    <w:abstractNumId w:val="19"/>
+  </w:num>
+  <w:num w:numId="2">
+    <w:abstractNumId w:val="13"/>
+  </w:num>
+  <w:num w:numId="3">
+    <w:abstractNumId w:val="26"/>
+  </w:num>
+  <w:num w:numId="4">
+    <w:abstractNumId w:val="10"/>
+  </w:num>
+  <w:num w:numId="5">
+    <w:abstractNumId w:val="14"/>
+  </w:num>
+  <w:num w:numId="6">
     <w:abstractNumId w:val="17"/>
   </w:num>
-  <w:num w:numId="2">
-    <w:abstractNumId w:val="11"/>
-  </w:num>
-  <w:num w:numId="3">
+  <w:num w:numId="7">
     <w:abstractNumId w:val="22"/>
   </w:num>
-  <w:num w:numId="4">
-    <w:abstractNumId w:val="8"/>
-  </w:num>
-  <w:num w:numId="5">
-    <w:abstractNumId w:val="12"/>
-  </w:num>
-  <w:num w:numId="6">
-    <w:abstractNumId w:val="15"/>
-  </w:num>
-  <w:num w:numId="7">
-    <w:abstractNumId w:val="18"/>
-  </w:num>
   <w:num w:numId="8">
-    <w:abstractNumId w:val="14"/>
+    <w:abstractNumId w:val="16"/>
   </w:num>
   <w:num w:numId="9">
-    <w:abstractNumId w:val="20"/>
+    <w:abstractNumId w:val="24"/>
   </w:num>
   <w:num w:numId="10">
-    <w:abstractNumId w:val="13"/>
+    <w:abstractNumId w:val="15"/>
   </w:num>
   <w:num w:numId="11">
     <w:abstractNumId w:val="0"/>
   </w:num>
   <w:num w:numId="12">
-    <w:abstractNumId w:val="19"/>
+    <w:abstractNumId w:val="23"/>
   </w:num>
   <w:num w:numId="13">
+    <w:abstractNumId w:val="3"/>
+  </w:num>
+  <w:num w:numId="14">
+    <w:abstractNumId w:val="12"/>
+  </w:num>
+  <w:num w:numId="15">
+    <w:abstractNumId w:val="11"/>
+  </w:num>
+  <w:num w:numId="16">
+    <w:abstractNumId w:val="25"/>
+  </w:num>
+  <w:num w:numId="17">
+    <w:abstractNumId w:val="7"/>
+  </w:num>
+  <w:num w:numId="18">
+    <w:abstractNumId w:val="6"/>
+  </w:num>
+  <w:num w:numId="19">
+    <w:abstractNumId w:val="9"/>
+  </w:num>
+  <w:num w:numId="20">
     <w:abstractNumId w:val="2"/>
   </w:num>
-  <w:num w:numId="14">
-    <w:abstractNumId w:val="10"/>
+  <w:num w:numId="21">
+    <w:abstractNumId w:val="18"/>
   </w:num>
-  <w:num w:numId="15">
-    <w:abstractNumId w:val="9"/>
+  <w:num w:numId="22">
+    <w:abstractNumId w:val="8"/>
   </w:num>
-  <w:num w:numId="16">
+  <w:num w:numId="23">
+    <w:abstractNumId w:val="4"/>
+  </w:num>
+  <w:num w:numId="24">
+    <w:abstractNumId w:val="1"/>
+  </w:num>
+  <w:num w:numId="25">
     <w:abstractNumId w:val="21"/>
   </w:num>
-  <w:num w:numId="17">
+  <w:num w:numId="26">
     <w:abstractNumId w:val="5"/>
   </w:num>
-  <w:num w:numId="18">
-    <w:abstractNumId w:val="4"/>
-  </w:num>
-  <w:num w:numId="19">
-    <w:abstractNumId w:val="7"/>
-  </w:num>
-  <w:num w:numId="20">
-    <w:abstractNumId w:val="1"/>
-  </w:num>
-  <w:num w:numId="21">
-    <w:abstractNumId w:val="16"/>
-  </w:num>
-  <w:num w:numId="22">
-    <w:abstractNumId w:val="6"/>
-  </w:num>
-  <w:num w:numId="23">
-    <w:abstractNumId w:val="3"/>
+  <w:num w:numId="27">
+    <w:abstractNumId w:val="20"/>
   </w:num>
 </w:numbering>
 </file>
@@ -35134,4 +39381,16 @@
     </a:ext>
   </a:extLst>
 </a:theme>
+</file>
+
+<file path=customXml/item1.xml><?xml version="1.0" encoding="utf-8"?>
+<b:Sources xmlns:b="http://schemas.openxmlformats.org/officeDocument/2006/bibliography" xmlns="http://schemas.openxmlformats.org/officeDocument/2006/bibliography" SelectedStyle="\APASixthEditionOfficeOnline.xsl" StyleName="APA" Version="6"/>
+</file>
+
+<file path=customXml/itemProps1.xml><?xml version="1.0" encoding="utf-8"?>
+<ds:datastoreItem xmlns:ds="http://schemas.openxmlformats.org/officeDocument/2006/customXml" ds:itemID="{AD3ED326-9B6C-4259-A6EA-4E5CCF948C2C}">
+  <ds:schemaRefs>
+    <ds:schemaRef ds:uri="http://schemas.openxmlformats.org/officeDocument/2006/bibliography"/>
+  </ds:schemaRefs>
+</ds:datastoreItem>
 </file>
--- a/Croma Campus  Notes Python.docx
+++ b/Croma Campus  Notes Python.docx
@@ -30321,6 +30321,32 @@
         </w:numPr>
       </w:pPr>
       <w:r>
+        <w:t>#</w:t>
+      </w:r>
+      <w:bookmarkStart w:id="0" w:name="_GoBack"/>
+      <w:bookmarkEnd w:id="0"/>
+      <w:r>
+        <w:t xml:space="preserve">To check duplicated value </w:t>
+      </w:r>
+    </w:p>
+    <w:p>
+      <w:pPr>
+        <w:pStyle w:val="NoSpacing"/>
+        <w:ind w:left="720"/>
+      </w:pPr>
+      <w:r>
+        <w:t>df.duplicated().sum()</w:t>
+      </w:r>
+    </w:p>
+    <w:p>
+      <w:pPr>
+        <w:pStyle w:val="NoSpacing"/>
+        <w:numPr>
+          <w:ilvl w:val="0"/>
+          <w:numId w:val="9"/>
+        </w:numPr>
+      </w:pPr>
+      <w:r>
         <w:t>isin()</w:t>
       </w:r>
       <w:r>
@@ -32097,7 +32123,6 @@
           <w:numId w:val="27"/>
         </w:numPr>
       </w:pPr>
-      <w:bookmarkStart w:id="0" w:name="_GoBack"/>
       <w:r>
         <w:t xml:space="preserve">streamlit is used to make UI </w:t>
       </w:r>
@@ -32297,6 +32322,9 @@
         <w:ind w:left="720"/>
       </w:pPr>
       <w:r>
+        <w:rPr>
+          <w:noProof/>
+        </w:rPr>
         <w:drawing>
           <wp:inline distT="0" distB="0" distL="0" distR="0" wp14:anchorId="4680E39B" wp14:editId="6ABCF304">
             <wp:extent cx="6144482" cy="1952898"/>
@@ -32397,10 +32425,7 @@
         </w:numPr>
       </w:pPr>
       <w:r>
-        <w:t xml:space="preserve">response  = </w:t>
-      </w:r>
-      <w:r>
-        <w:t>request.get(url)</w:t>
+        <w:t>response  = request.get(url)</w:t>
       </w:r>
     </w:p>
     <w:p>
@@ -35798,7 +35823,6 @@
         <w:t>)</w:t>
       </w:r>
     </w:p>
-    <w:bookmarkEnd w:id="0"/>
     <w:p>
       <w:pPr>
         <w:shd w:val="clear" w:color="auto" w:fill="1F1F1F"/>
@@ -39388,7 +39412,7 @@
 </file>
 
 <file path=customXml/itemProps1.xml><?xml version="1.0" encoding="utf-8"?>
-<ds:datastoreItem xmlns:ds="http://schemas.openxmlformats.org/officeDocument/2006/customXml" ds:itemID="{AD3ED326-9B6C-4259-A6EA-4E5CCF948C2C}">
+<ds:datastoreItem xmlns:ds="http://schemas.openxmlformats.org/officeDocument/2006/customXml" ds:itemID="{2A47019E-9066-4031-8054-3AD2ED953866}">
   <ds:schemaRefs>
     <ds:schemaRef ds:uri="http://schemas.openxmlformats.org/officeDocument/2006/bibliography"/>
   </ds:schemaRefs>

--- a/Croma Campus  Notes Python.docx
+++ b/Croma Campus  Notes Python.docx
@@ -1081,11 +1081,8 @@
       <w:pPr>
         <w:pStyle w:val="NoSpacing"/>
       </w:pPr>
-    </w:p>
-    <w:p>
-      <w:pPr>
-        <w:pStyle w:val="NoSpacing"/>
-      </w:pPr>
+      <w:bookmarkStart w:id="0" w:name="_GoBack"/>
+      <w:bookmarkEnd w:id="0"/>
     </w:p>
     <w:p>
       <w:pPr>
@@ -1260,6 +1257,7 @@
         <w:pStyle w:val="NoSpacing"/>
       </w:pPr>
       <w:r>
+        <w:lastRenderedPageBreak/>
         <w:t>bs = float( input("Enter Basic Salary : ") )</w:t>
       </w:r>
     </w:p>
@@ -1895,15 +1893,15 @@
         <w:pStyle w:val="NoSpacing"/>
       </w:pPr>
       <w:r>
+        <w:t>a = "aman"</w:t>
+      </w:r>
+    </w:p>
+    <w:p>
+      <w:pPr>
+        <w:pStyle w:val="NoSpacing"/>
+      </w:pPr>
+      <w:r>
         <w:lastRenderedPageBreak/>
-        <w:t>a = "aman"</w:t>
-      </w:r>
-    </w:p>
-    <w:p>
-      <w:pPr>
-        <w:pStyle w:val="NoSpacing"/>
-      </w:pPr>
-      <w:r>
         <w:t>b = "amankumar"</w:t>
       </w:r>
     </w:p>
@@ -3215,639 +3213,638 @@
         <w:pStyle w:val="NoSpacing"/>
       </w:pPr>
       <w:r>
+        <w:t xml:space="preserve">        left shift operator   &lt;&lt;</w:t>
+      </w:r>
+    </w:p>
+    <w:p>
+      <w:pPr>
+        <w:pStyle w:val="NoSpacing"/>
+      </w:pPr>
+    </w:p>
+    <w:p>
+      <w:pPr>
+        <w:pStyle w:val="NoSpacing"/>
+      </w:pPr>
+      <w:r>
+        <w:t>a = 21</w:t>
+      </w:r>
+    </w:p>
+    <w:p>
+      <w:pPr>
+        <w:pStyle w:val="NoSpacing"/>
+      </w:pPr>
+      <w:r>
+        <w:t>print( a&gt;&gt;1 )  # 10</w:t>
+      </w:r>
+    </w:p>
+    <w:p>
+      <w:pPr>
+        <w:pStyle w:val="NoSpacing"/>
+      </w:pPr>
+      <w:r>
+        <w:t>print( a&gt;&gt;2 )  # 5</w:t>
+      </w:r>
+    </w:p>
+    <w:p>
+      <w:pPr>
+        <w:pStyle w:val="NoSpacing"/>
+      </w:pPr>
+    </w:p>
+    <w:p>
+      <w:pPr>
+        <w:pStyle w:val="NoSpacing"/>
+      </w:pPr>
+    </w:p>
+    <w:p>
+      <w:pPr>
+        <w:pStyle w:val="NoSpacing"/>
+      </w:pPr>
+      <w:r>
+        <w:t>a = 23</w:t>
+      </w:r>
+    </w:p>
+    <w:p>
+      <w:pPr>
+        <w:pStyle w:val="NoSpacing"/>
+      </w:pPr>
+      <w:r>
+        <w:t>print( a&gt;&gt;1 )  # 11</w:t>
+      </w:r>
+    </w:p>
+    <w:p>
+      <w:pPr>
+        <w:pStyle w:val="NoSpacing"/>
+      </w:pPr>
+      <w:r>
+        <w:t>print( a&gt;&gt;2 )  # 5</w:t>
+      </w:r>
+    </w:p>
+    <w:p>
+      <w:pPr>
+        <w:pStyle w:val="NoSpacing"/>
+      </w:pPr>
+      <w:r>
+        <w:t>print( a&gt;&gt;3 )  # 2</w:t>
+      </w:r>
+    </w:p>
+    <w:p>
+      <w:pPr>
+        <w:pStyle w:val="NoSpacing"/>
+      </w:pPr>
+    </w:p>
+    <w:p>
+      <w:pPr>
+        <w:pStyle w:val="NoSpacing"/>
+      </w:pPr>
+    </w:p>
+    <w:p>
+      <w:pPr>
+        <w:pStyle w:val="NoSpacing"/>
+      </w:pPr>
+      <w:r>
+        <w:t>a = 9</w:t>
+      </w:r>
+    </w:p>
+    <w:p>
+      <w:pPr>
+        <w:pStyle w:val="NoSpacing"/>
+      </w:pPr>
+      <w:r>
+        <w:t>print(a&lt;&lt;1)   # 18</w:t>
+      </w:r>
+    </w:p>
+    <w:p>
+      <w:pPr>
+        <w:pStyle w:val="NoSpacing"/>
+      </w:pPr>
+      <w:r>
+        <w:t>print(a&lt;&lt;2)   # 36</w:t>
+      </w:r>
+    </w:p>
+    <w:p>
+      <w:pPr>
+        <w:pStyle w:val="NoSpacing"/>
+      </w:pPr>
+    </w:p>
+    <w:p>
+      <w:pPr>
+        <w:pStyle w:val="NoSpacing"/>
+      </w:pPr>
+      <w:r>
+        <w:t>a = 4</w:t>
+      </w:r>
+    </w:p>
+    <w:p>
+      <w:pPr>
+        <w:pStyle w:val="NoSpacing"/>
+      </w:pPr>
+      <w:r>
+        <w:t>print(a&lt;&lt;1) # 8</w:t>
+      </w:r>
+    </w:p>
+    <w:p>
+      <w:pPr>
+        <w:pStyle w:val="NoSpacing"/>
+      </w:pPr>
+      <w:r>
+        <w:t>print(a&lt;&lt;2) # 16</w:t>
+      </w:r>
+    </w:p>
+    <w:p>
+      <w:pPr>
+        <w:pStyle w:val="NoSpacing"/>
+      </w:pPr>
+      <w:r>
+        <w:t>print(a&lt;&lt;3) # 32</w:t>
+      </w:r>
+    </w:p>
+    <w:p>
+      <w:pPr>
+        <w:pStyle w:val="NoSpacing"/>
+      </w:pPr>
+    </w:p>
+    <w:p>
+      <w:pPr>
+        <w:pStyle w:val="NoSpacing"/>
+      </w:pPr>
+    </w:p>
+    <w:p>
+      <w:pPr>
+        <w:pStyle w:val="NoSpacing"/>
+      </w:pPr>
+      <w:r>
+        <w:t>NOT  ( ~ )</w:t>
+      </w:r>
+    </w:p>
+    <w:p>
+      <w:pPr>
+        <w:pStyle w:val="NoSpacing"/>
+      </w:pPr>
+      <w:r>
+        <w:t xml:space="preserve">    -(x+1) </w:t>
+      </w:r>
+    </w:p>
+    <w:p>
+      <w:pPr>
+        <w:pStyle w:val="NoSpacing"/>
+      </w:pPr>
+    </w:p>
+    <w:p>
+      <w:pPr>
+        <w:pStyle w:val="NoSpacing"/>
+      </w:pPr>
+      <w:r>
+        <w:t>a = -5</w:t>
+      </w:r>
+    </w:p>
+    <w:p>
+      <w:pPr>
+        <w:pStyle w:val="NoSpacing"/>
+      </w:pPr>
+      <w:r>
+        <w:t>print( ~a )</w:t>
+      </w:r>
+    </w:p>
+    <w:p>
+      <w:pPr>
+        <w:pStyle w:val="NoSpacing"/>
+      </w:pPr>
+    </w:p>
+    <w:p>
+      <w:pPr>
+        <w:pStyle w:val="NoSpacing"/>
+      </w:pPr>
+    </w:p>
+    <w:p>
+      <w:pPr>
+        <w:pStyle w:val="NoSpacing"/>
+      </w:pPr>
+      <w:r>
+        <w:t># ----------------------------------------------</w:t>
+      </w:r>
+    </w:p>
+    <w:p>
+      <w:pPr>
+        <w:pStyle w:val="NoSpacing"/>
+      </w:pPr>
+    </w:p>
+    <w:p>
+      <w:pPr>
+        <w:pStyle w:val="NoSpacing"/>
+      </w:pPr>
+      <w:r>
+        <w:t>Python Data Type</w:t>
+      </w:r>
+    </w:p>
+    <w:p>
+      <w:pPr>
+        <w:pStyle w:val="NoSpacing"/>
+      </w:pPr>
+    </w:p>
+    <w:p>
+      <w:pPr>
+        <w:pStyle w:val="NoSpacing"/>
+      </w:pPr>
+      <w:r>
+        <w:t>Number</w:t>
+      </w:r>
+    </w:p>
+    <w:p>
+      <w:pPr>
+        <w:pStyle w:val="NoSpacing"/>
+      </w:pPr>
+      <w:r>
+        <w:t xml:space="preserve">    int (integer)  do not support point/decimal values</w:t>
+      </w:r>
+    </w:p>
+    <w:p>
+      <w:pPr>
+        <w:pStyle w:val="NoSpacing"/>
+      </w:pPr>
+      <w:r>
+        <w:t xml:space="preserve">        45 , 78 , -435 , 76</w:t>
+      </w:r>
+    </w:p>
+    <w:p>
+      <w:pPr>
+        <w:pStyle w:val="NoSpacing"/>
+      </w:pPr>
+      <w:r>
+        <w:t xml:space="preserve">    float (decimal values)</w:t>
+      </w:r>
+    </w:p>
+    <w:p>
+      <w:pPr>
+        <w:pStyle w:val="NoSpacing"/>
+      </w:pPr>
+      <w:r>
+        <w:t xml:space="preserve">        34.456 , -23.57 , 546.0 etc</w:t>
+      </w:r>
+    </w:p>
+    <w:p>
+      <w:pPr>
+        <w:pStyle w:val="NoSpacing"/>
+      </w:pPr>
+      <w:r>
+        <w:t xml:space="preserve">    binary ( binary number has only 2 digits 0 and 1 )</w:t>
+      </w:r>
+    </w:p>
+    <w:p>
+      <w:pPr>
+        <w:pStyle w:val="NoSpacing"/>
+      </w:pPr>
+      <w:r>
+        <w:t xml:space="preserve">        0b101011</w:t>
+      </w:r>
+    </w:p>
+    <w:p>
+      <w:pPr>
+        <w:pStyle w:val="NoSpacing"/>
+      </w:pPr>
+      <w:r>
+        <w:t xml:space="preserve">        a = 0b1001</w:t>
+      </w:r>
+    </w:p>
+    <w:p>
+      <w:pPr>
+        <w:pStyle w:val="NoSpacing"/>
+      </w:pPr>
+      <w:r>
+        <w:t xml:space="preserve">        a = 0b101010111</w:t>
+      </w:r>
+    </w:p>
+    <w:p>
+      <w:pPr>
+        <w:pStyle w:val="NoSpacing"/>
+      </w:pPr>
+      <w:r>
+        <w:t xml:space="preserve">        a = 0b10101</w:t>
+      </w:r>
+    </w:p>
+    <w:p>
+      <w:pPr>
+        <w:pStyle w:val="NoSpacing"/>
+      </w:pPr>
+      <w:r>
+        <w:t xml:space="preserve">    Octal Number ( 0,1,2,3,4,5,6,7 )</w:t>
+      </w:r>
+    </w:p>
+    <w:p>
+      <w:pPr>
+        <w:pStyle w:val="NoSpacing"/>
+      </w:pPr>
+      <w:r>
+        <w:t xml:space="preserve">    0o253 , 0o367</w:t>
+      </w:r>
+    </w:p>
+    <w:p>
+      <w:pPr>
+        <w:pStyle w:val="NoSpacing"/>
+      </w:pPr>
+      <w:r>
+        <w:t xml:space="preserve">    Hexadecimal Number ( 0,1,2,3,4,5,6,7,8,9,A,B,C,D,E,F )</w:t>
+      </w:r>
+    </w:p>
+    <w:p>
+      <w:pPr>
+        <w:pStyle w:val="NoSpacing"/>
+      </w:pPr>
+      <w:r>
+        <w:t xml:space="preserve">    0x254 , 0x1FA , 0x3DCA</w:t>
+      </w:r>
+    </w:p>
+    <w:p>
+      <w:pPr>
+        <w:pStyle w:val="NoSpacing"/>
+      </w:pPr>
+      <w:r>
+        <w:t xml:space="preserve">    Complex Number    ( a+jb )</w:t>
+      </w:r>
+    </w:p>
+    <w:p>
+      <w:pPr>
+        <w:pStyle w:val="NoSpacing"/>
+      </w:pPr>
+      <w:r>
+        <w:t xml:space="preserve">        3+7j , 5+8j</w:t>
+      </w:r>
+    </w:p>
+    <w:p>
+      <w:pPr>
+        <w:pStyle w:val="NoSpacing"/>
+      </w:pPr>
+      <w:r>
+        <w:t xml:space="preserve">    a = 3+7j </w:t>
+      </w:r>
+    </w:p>
+    <w:p>
+      <w:pPr>
+        <w:pStyle w:val="NoSpacing"/>
+      </w:pPr>
+      <w:r>
+        <w:t xml:space="preserve">    print( a )</w:t>
+      </w:r>
+    </w:p>
+    <w:p>
+      <w:pPr>
+        <w:pStyle w:val="NoSpacing"/>
+      </w:pPr>
+      <w:r>
+        <w:t xml:space="preserve">    print( a.real )</w:t>
+      </w:r>
+    </w:p>
+    <w:p>
+      <w:pPr>
+        <w:pStyle w:val="NoSpacing"/>
+      </w:pPr>
+      <w:r>
+        <w:t xml:space="preserve">    print( a.imag )</w:t>
+      </w:r>
+    </w:p>
+    <w:p>
+      <w:pPr>
+        <w:pStyle w:val="NoSpacing"/>
+      </w:pPr>
+      <w:r>
+        <w:t>print( a )</w:t>
+      </w:r>
+    </w:p>
+    <w:p>
+      <w:pPr>
+        <w:pStyle w:val="NoSpacing"/>
+      </w:pPr>
+    </w:p>
+    <w:p>
+      <w:pPr>
+        <w:pStyle w:val="NoSpacing"/>
+      </w:pPr>
+    </w:p>
+    <w:p>
+      <w:pPr>
+        <w:pStyle w:val="NoSpacing"/>
+      </w:pPr>
+      <w:r>
+        <w:t>String</w:t>
+      </w:r>
+    </w:p>
+    <w:p>
+      <w:pPr>
+        <w:pStyle w:val="NoSpacing"/>
+      </w:pPr>
+      <w:r>
+        <w:t xml:space="preserve">    'A' , "Aman" , "A" , 'Aman'  # for one line</w:t>
+      </w:r>
+    </w:p>
+    <w:p>
+      <w:pPr>
+        <w:pStyle w:val="NoSpacing"/>
+      </w:pPr>
+      <w:r>
+        <w:t xml:space="preserve">    a  = "347537434"  </w:t>
+      </w:r>
+    </w:p>
+    <w:p>
+      <w:pPr>
+        <w:pStyle w:val="NoSpacing"/>
+      </w:pPr>
+      <w:r>
+        <w:t xml:space="preserve">    a = '''jdbjdf'''</w:t>
+      </w:r>
+    </w:p>
+    <w:p>
+      <w:pPr>
+        <w:pStyle w:val="NoSpacing"/>
+      </w:pPr>
+      <w:r>
+        <w:t xml:space="preserve">    a = '''tyiher</w:t>
+      </w:r>
+    </w:p>
+    <w:p>
+      <w:pPr>
+        <w:pStyle w:val="NoSpacing"/>
+      </w:pPr>
+      <w:r>
+        <w:t xml:space="preserve">    kjdfgsdjkfbjsdf      for multiple lines</w:t>
+      </w:r>
+    </w:p>
+    <w:p>
+      <w:pPr>
+        <w:pStyle w:val="NoSpacing"/>
+      </w:pPr>
+      <w:r>
+        <w:t xml:space="preserve">    dfdsvfkhsdf</w:t>
+      </w:r>
+    </w:p>
+    <w:p>
+      <w:pPr>
+        <w:pStyle w:val="NoSpacing"/>
+      </w:pPr>
+      <w:r>
+        <w:t xml:space="preserve">    sdfhvdskjfsd</w:t>
+      </w:r>
+    </w:p>
+    <w:p>
+      <w:pPr>
+        <w:pStyle w:val="NoSpacing"/>
+      </w:pPr>
+      <w:r>
+        <w:t xml:space="preserve">    fsdvfkjsdf</w:t>
+      </w:r>
+    </w:p>
+    <w:p>
+      <w:pPr>
+        <w:pStyle w:val="NoSpacing"/>
+      </w:pPr>
+      <w:r>
+        <w:t xml:space="preserve">    sdjkfsdkjf</w:t>
+      </w:r>
+    </w:p>
+    <w:p>
+      <w:pPr>
+        <w:pStyle w:val="NoSpacing"/>
+      </w:pPr>
+      <w:r>
+        <w:t xml:space="preserve">    '''</w:t>
+      </w:r>
+    </w:p>
+    <w:p>
+      <w:pPr>
+        <w:pStyle w:val="NoSpacing"/>
+      </w:pPr>
+    </w:p>
+    <w:p>
+      <w:pPr>
+        <w:pStyle w:val="NoSpacing"/>
+      </w:pPr>
+      <w:r>
+        <w:t xml:space="preserve">    </w:t>
+      </w:r>
+    </w:p>
+    <w:p>
+      <w:pPr>
+        <w:pStyle w:val="NoSpacing"/>
+      </w:pPr>
+      <w:r>
+        <w:t>Boolean</w:t>
+      </w:r>
+    </w:p>
+    <w:p>
+      <w:pPr>
+        <w:pStyle w:val="NoSpacing"/>
+      </w:pPr>
+      <w:r>
+        <w:t xml:space="preserve">    True , False</w:t>
+      </w:r>
+    </w:p>
+    <w:p>
+      <w:pPr>
+        <w:pStyle w:val="NoSpacing"/>
+      </w:pPr>
+    </w:p>
+    <w:p>
+      <w:pPr>
+        <w:pStyle w:val="NoSpacing"/>
+      </w:pPr>
+      <w:r>
+        <w:t>Sequence Data Type</w:t>
+      </w:r>
+    </w:p>
+    <w:p>
+      <w:pPr>
+        <w:pStyle w:val="NoSpacing"/>
+      </w:pPr>
+      <w:r>
+        <w:t xml:space="preserve">    List , Tuple</w:t>
+      </w:r>
+    </w:p>
+    <w:p>
+      <w:pPr>
+        <w:pStyle w:val="NoSpacing"/>
+      </w:pPr>
+      <w:r>
+        <w:t xml:space="preserve">    li = [23,5,6,78]</w:t>
+      </w:r>
+    </w:p>
+    <w:p>
+      <w:pPr>
+        <w:pStyle w:val="NoSpacing"/>
+      </w:pPr>
+      <w:r>
+        <w:t xml:space="preserve">    t =  (423,54,67,89,23)</w:t>
+      </w:r>
+    </w:p>
+    <w:p>
+      <w:pPr>
+        <w:pStyle w:val="NoSpacing"/>
+      </w:pPr>
+      <w:r>
+        <w:t xml:space="preserve">    </w:t>
+      </w:r>
+    </w:p>
+    <w:p>
+      <w:pPr>
+        <w:pStyle w:val="NoSpacing"/>
+      </w:pPr>
+      <w:r>
+        <w:t>Hash Table's Type</w:t>
+      </w:r>
+    </w:p>
+    <w:p>
+      <w:pPr>
+        <w:pStyle w:val="NoSpacing"/>
+      </w:pPr>
+      <w:r>
+        <w:t xml:space="preserve">    Set , Dictionary</w:t>
+      </w:r>
+    </w:p>
+    <w:p>
+      <w:pPr>
+        <w:pStyle w:val="NoSpacing"/>
+      </w:pPr>
+      <w:r>
+        <w:t xml:space="preserve">    s = {34,54,67,89}</w:t>
+      </w:r>
+    </w:p>
+    <w:p>
+      <w:pPr>
+        <w:pStyle w:val="NoSpacing"/>
+      </w:pPr>
+      <w:r>
+        <w:t xml:space="preserve">    d = {1:345 , 2:64 , 3:67}</w:t>
+      </w:r>
+    </w:p>
+    <w:p>
+      <w:pPr>
+        <w:pStyle w:val="NoSpacing"/>
+      </w:pPr>
+    </w:p>
+    <w:p>
+      <w:pPr>
+        <w:pStyle w:val="NoSpacing"/>
+      </w:pPr>
+    </w:p>
+    <w:p>
+      <w:pPr>
+        <w:pStyle w:val="NoSpacing"/>
+      </w:pPr>
+      <w:r>
+        <w:t xml:space="preserve">print( True + True*False )  </w:t>
+      </w:r>
+    </w:p>
+    <w:p>
+      <w:pPr>
+        <w:pStyle w:val="NoSpacing"/>
+      </w:pPr>
+      <w:r>
+        <w:t># 1 + 1*0</w:t>
+      </w:r>
+    </w:p>
+    <w:p>
+      <w:pPr>
+        <w:pStyle w:val="NoSpacing"/>
+      </w:pPr>
+      <w:r>
         <w:lastRenderedPageBreak/>
-        <w:t xml:space="preserve">        left shift operator   &lt;&lt;</w:t>
-      </w:r>
-    </w:p>
-    <w:p>
-      <w:pPr>
-        <w:pStyle w:val="NoSpacing"/>
-      </w:pPr>
-    </w:p>
-    <w:p>
-      <w:pPr>
-        <w:pStyle w:val="NoSpacing"/>
-      </w:pPr>
-      <w:r>
-        <w:t>a = 21</w:t>
-      </w:r>
-    </w:p>
-    <w:p>
-      <w:pPr>
-        <w:pStyle w:val="NoSpacing"/>
-      </w:pPr>
-      <w:r>
-        <w:t>print( a&gt;&gt;1 )  # 10</w:t>
-      </w:r>
-    </w:p>
-    <w:p>
-      <w:pPr>
-        <w:pStyle w:val="NoSpacing"/>
-      </w:pPr>
-      <w:r>
-        <w:t>print( a&gt;&gt;2 )  # 5</w:t>
-      </w:r>
-    </w:p>
-    <w:p>
-      <w:pPr>
-        <w:pStyle w:val="NoSpacing"/>
-      </w:pPr>
-    </w:p>
-    <w:p>
-      <w:pPr>
-        <w:pStyle w:val="NoSpacing"/>
-      </w:pPr>
-    </w:p>
-    <w:p>
-      <w:pPr>
-        <w:pStyle w:val="NoSpacing"/>
-      </w:pPr>
-      <w:r>
-        <w:t>a = 23</w:t>
-      </w:r>
-    </w:p>
-    <w:p>
-      <w:pPr>
-        <w:pStyle w:val="NoSpacing"/>
-      </w:pPr>
-      <w:r>
-        <w:t>print( a&gt;&gt;1 )  # 11</w:t>
-      </w:r>
-    </w:p>
-    <w:p>
-      <w:pPr>
-        <w:pStyle w:val="NoSpacing"/>
-      </w:pPr>
-      <w:r>
-        <w:t>print( a&gt;&gt;2 )  # 5</w:t>
-      </w:r>
-    </w:p>
-    <w:p>
-      <w:pPr>
-        <w:pStyle w:val="NoSpacing"/>
-      </w:pPr>
-      <w:r>
-        <w:t>print( a&gt;&gt;3 )  # 2</w:t>
-      </w:r>
-    </w:p>
-    <w:p>
-      <w:pPr>
-        <w:pStyle w:val="NoSpacing"/>
-      </w:pPr>
-    </w:p>
-    <w:p>
-      <w:pPr>
-        <w:pStyle w:val="NoSpacing"/>
-      </w:pPr>
-    </w:p>
-    <w:p>
-      <w:pPr>
-        <w:pStyle w:val="NoSpacing"/>
-      </w:pPr>
-      <w:r>
-        <w:t>a = 9</w:t>
-      </w:r>
-    </w:p>
-    <w:p>
-      <w:pPr>
-        <w:pStyle w:val="NoSpacing"/>
-      </w:pPr>
-      <w:r>
-        <w:t>print(a&lt;&lt;1)   # 18</w:t>
-      </w:r>
-    </w:p>
-    <w:p>
-      <w:pPr>
-        <w:pStyle w:val="NoSpacing"/>
-      </w:pPr>
-      <w:r>
-        <w:t>print(a&lt;&lt;2)   # 36</w:t>
-      </w:r>
-    </w:p>
-    <w:p>
-      <w:pPr>
-        <w:pStyle w:val="NoSpacing"/>
-      </w:pPr>
-    </w:p>
-    <w:p>
-      <w:pPr>
-        <w:pStyle w:val="NoSpacing"/>
-      </w:pPr>
-      <w:r>
-        <w:t>a = 4</w:t>
-      </w:r>
-    </w:p>
-    <w:p>
-      <w:pPr>
-        <w:pStyle w:val="NoSpacing"/>
-      </w:pPr>
-      <w:r>
-        <w:t>print(a&lt;&lt;1) # 8</w:t>
-      </w:r>
-    </w:p>
-    <w:p>
-      <w:pPr>
-        <w:pStyle w:val="NoSpacing"/>
-      </w:pPr>
-      <w:r>
-        <w:t>print(a&lt;&lt;2) # 16</w:t>
-      </w:r>
-    </w:p>
-    <w:p>
-      <w:pPr>
-        <w:pStyle w:val="NoSpacing"/>
-      </w:pPr>
-      <w:r>
-        <w:t>print(a&lt;&lt;3) # 32</w:t>
-      </w:r>
-    </w:p>
-    <w:p>
-      <w:pPr>
-        <w:pStyle w:val="NoSpacing"/>
-      </w:pPr>
-    </w:p>
-    <w:p>
-      <w:pPr>
-        <w:pStyle w:val="NoSpacing"/>
-      </w:pPr>
-    </w:p>
-    <w:p>
-      <w:pPr>
-        <w:pStyle w:val="NoSpacing"/>
-      </w:pPr>
-      <w:r>
-        <w:t>NOT  ( ~ )</w:t>
-      </w:r>
-    </w:p>
-    <w:p>
-      <w:pPr>
-        <w:pStyle w:val="NoSpacing"/>
-      </w:pPr>
-      <w:r>
-        <w:t xml:space="preserve">    -(x+1) </w:t>
-      </w:r>
-    </w:p>
-    <w:p>
-      <w:pPr>
-        <w:pStyle w:val="NoSpacing"/>
-      </w:pPr>
-    </w:p>
-    <w:p>
-      <w:pPr>
-        <w:pStyle w:val="NoSpacing"/>
-      </w:pPr>
-      <w:r>
-        <w:t>a = -5</w:t>
-      </w:r>
-    </w:p>
-    <w:p>
-      <w:pPr>
-        <w:pStyle w:val="NoSpacing"/>
-      </w:pPr>
-      <w:r>
-        <w:t>print( ~a )</w:t>
-      </w:r>
-    </w:p>
-    <w:p>
-      <w:pPr>
-        <w:pStyle w:val="NoSpacing"/>
-      </w:pPr>
-    </w:p>
-    <w:p>
-      <w:pPr>
-        <w:pStyle w:val="NoSpacing"/>
-      </w:pPr>
-    </w:p>
-    <w:p>
-      <w:pPr>
-        <w:pStyle w:val="NoSpacing"/>
-      </w:pPr>
-      <w:r>
-        <w:t># ----------------------------------------------</w:t>
-      </w:r>
-    </w:p>
-    <w:p>
-      <w:pPr>
-        <w:pStyle w:val="NoSpacing"/>
-      </w:pPr>
-    </w:p>
-    <w:p>
-      <w:pPr>
-        <w:pStyle w:val="NoSpacing"/>
-      </w:pPr>
-      <w:r>
-        <w:t>Python Data Type</w:t>
-      </w:r>
-    </w:p>
-    <w:p>
-      <w:pPr>
-        <w:pStyle w:val="NoSpacing"/>
-      </w:pPr>
-    </w:p>
-    <w:p>
-      <w:pPr>
-        <w:pStyle w:val="NoSpacing"/>
-      </w:pPr>
-      <w:r>
-        <w:t>Number</w:t>
-      </w:r>
-    </w:p>
-    <w:p>
-      <w:pPr>
-        <w:pStyle w:val="NoSpacing"/>
-      </w:pPr>
-      <w:r>
-        <w:t xml:space="preserve">    int (integer)  do not support point/decimal values</w:t>
-      </w:r>
-    </w:p>
-    <w:p>
-      <w:pPr>
-        <w:pStyle w:val="NoSpacing"/>
-      </w:pPr>
-      <w:r>
-        <w:t xml:space="preserve">        45 , 78 , -435 , 76</w:t>
-      </w:r>
-    </w:p>
-    <w:p>
-      <w:pPr>
-        <w:pStyle w:val="NoSpacing"/>
-      </w:pPr>
-      <w:r>
-        <w:t xml:space="preserve">    float (decimal values)</w:t>
-      </w:r>
-    </w:p>
-    <w:p>
-      <w:pPr>
-        <w:pStyle w:val="NoSpacing"/>
-      </w:pPr>
-      <w:r>
-        <w:t xml:space="preserve">        34.456 , -23.57 , 546.0 etc</w:t>
-      </w:r>
-    </w:p>
-    <w:p>
-      <w:pPr>
-        <w:pStyle w:val="NoSpacing"/>
-      </w:pPr>
-      <w:r>
-        <w:t xml:space="preserve">    binary ( binary number has only 2 digits 0 and 1 )</w:t>
-      </w:r>
-    </w:p>
-    <w:p>
-      <w:pPr>
-        <w:pStyle w:val="NoSpacing"/>
-      </w:pPr>
-      <w:r>
-        <w:t xml:space="preserve">        0b101011</w:t>
-      </w:r>
-    </w:p>
-    <w:p>
-      <w:pPr>
-        <w:pStyle w:val="NoSpacing"/>
-      </w:pPr>
-      <w:r>
-        <w:t xml:space="preserve">        a = 0b1001</w:t>
-      </w:r>
-    </w:p>
-    <w:p>
-      <w:pPr>
-        <w:pStyle w:val="NoSpacing"/>
-      </w:pPr>
-      <w:r>
-        <w:t xml:space="preserve">        a = 0b101010111</w:t>
-      </w:r>
-    </w:p>
-    <w:p>
-      <w:pPr>
-        <w:pStyle w:val="NoSpacing"/>
-      </w:pPr>
-      <w:r>
-        <w:t xml:space="preserve">        a = 0b10101</w:t>
-      </w:r>
-    </w:p>
-    <w:p>
-      <w:pPr>
-        <w:pStyle w:val="NoSpacing"/>
-      </w:pPr>
-      <w:r>
-        <w:t xml:space="preserve">    Octal Number ( 0,1,2,3,4,5,6,7 )</w:t>
-      </w:r>
-    </w:p>
-    <w:p>
-      <w:pPr>
-        <w:pStyle w:val="NoSpacing"/>
-      </w:pPr>
-      <w:r>
-        <w:t xml:space="preserve">    0o253 , 0o367</w:t>
-      </w:r>
-    </w:p>
-    <w:p>
-      <w:pPr>
-        <w:pStyle w:val="NoSpacing"/>
-      </w:pPr>
-      <w:r>
-        <w:t xml:space="preserve">    Hexadecimal Number ( 0,1,2,3,4,5,6,7,8,9,A,B,C,D,E,F )</w:t>
-      </w:r>
-    </w:p>
-    <w:p>
-      <w:pPr>
-        <w:pStyle w:val="NoSpacing"/>
-      </w:pPr>
-      <w:r>
-        <w:t xml:space="preserve">    0x254 , 0x1FA , 0x3DCA</w:t>
-      </w:r>
-    </w:p>
-    <w:p>
-      <w:pPr>
-        <w:pStyle w:val="NoSpacing"/>
-      </w:pPr>
-      <w:r>
-        <w:t xml:space="preserve">    Complex Number    ( a+jb )</w:t>
-      </w:r>
-    </w:p>
-    <w:p>
-      <w:pPr>
-        <w:pStyle w:val="NoSpacing"/>
-      </w:pPr>
-      <w:r>
-        <w:t xml:space="preserve">        3+7j , 5+8j</w:t>
-      </w:r>
-    </w:p>
-    <w:p>
-      <w:pPr>
-        <w:pStyle w:val="NoSpacing"/>
-      </w:pPr>
-      <w:r>
-        <w:t xml:space="preserve">    a = 3+7j </w:t>
-      </w:r>
-    </w:p>
-    <w:p>
-      <w:pPr>
-        <w:pStyle w:val="NoSpacing"/>
-      </w:pPr>
-      <w:r>
-        <w:t xml:space="preserve">    print( a )</w:t>
-      </w:r>
-    </w:p>
-    <w:p>
-      <w:pPr>
-        <w:pStyle w:val="NoSpacing"/>
-      </w:pPr>
-      <w:r>
-        <w:t xml:space="preserve">    print( a.real )</w:t>
-      </w:r>
-    </w:p>
-    <w:p>
-      <w:pPr>
-        <w:pStyle w:val="NoSpacing"/>
-      </w:pPr>
-      <w:r>
-        <w:t xml:space="preserve">    print( a.imag )</w:t>
-      </w:r>
-    </w:p>
-    <w:p>
-      <w:pPr>
-        <w:pStyle w:val="NoSpacing"/>
-      </w:pPr>
-      <w:r>
-        <w:t>print( a )</w:t>
-      </w:r>
-    </w:p>
-    <w:p>
-      <w:pPr>
-        <w:pStyle w:val="NoSpacing"/>
-      </w:pPr>
-    </w:p>
-    <w:p>
-      <w:pPr>
-        <w:pStyle w:val="NoSpacing"/>
-      </w:pPr>
-    </w:p>
-    <w:p>
-      <w:pPr>
-        <w:pStyle w:val="NoSpacing"/>
-      </w:pPr>
-      <w:r>
-        <w:t>String</w:t>
-      </w:r>
-    </w:p>
-    <w:p>
-      <w:pPr>
-        <w:pStyle w:val="NoSpacing"/>
-      </w:pPr>
-      <w:r>
-        <w:t xml:space="preserve">    'A' , "Aman" , "A" , 'Aman'  # for one line</w:t>
-      </w:r>
-    </w:p>
-    <w:p>
-      <w:pPr>
-        <w:pStyle w:val="NoSpacing"/>
-      </w:pPr>
-      <w:r>
-        <w:t xml:space="preserve">    a  = "347537434"  </w:t>
-      </w:r>
-    </w:p>
-    <w:p>
-      <w:pPr>
-        <w:pStyle w:val="NoSpacing"/>
-      </w:pPr>
-      <w:r>
-        <w:t xml:space="preserve">    a = '''jdbjdf'''</w:t>
-      </w:r>
-    </w:p>
-    <w:p>
-      <w:pPr>
-        <w:pStyle w:val="NoSpacing"/>
-      </w:pPr>
-      <w:r>
-        <w:t xml:space="preserve">    a = '''tyiher</w:t>
-      </w:r>
-    </w:p>
-    <w:p>
-      <w:pPr>
-        <w:pStyle w:val="NoSpacing"/>
-      </w:pPr>
-      <w:r>
-        <w:t xml:space="preserve">    kjdfgsdjkfbjsdf      for multiple lines</w:t>
-      </w:r>
-    </w:p>
-    <w:p>
-      <w:pPr>
-        <w:pStyle w:val="NoSpacing"/>
-      </w:pPr>
-      <w:r>
-        <w:t xml:space="preserve">    dfdsvfkhsdf</w:t>
-      </w:r>
-    </w:p>
-    <w:p>
-      <w:pPr>
-        <w:pStyle w:val="NoSpacing"/>
-      </w:pPr>
-      <w:r>
-        <w:t xml:space="preserve">    sdfhvdskjfsd</w:t>
-      </w:r>
-    </w:p>
-    <w:p>
-      <w:pPr>
-        <w:pStyle w:val="NoSpacing"/>
-      </w:pPr>
-      <w:r>
-        <w:t xml:space="preserve">    fsdvfkjsdf</w:t>
-      </w:r>
-    </w:p>
-    <w:p>
-      <w:pPr>
-        <w:pStyle w:val="NoSpacing"/>
-      </w:pPr>
-      <w:r>
-        <w:t xml:space="preserve">    sdjkfsdkjf</w:t>
-      </w:r>
-    </w:p>
-    <w:p>
-      <w:pPr>
-        <w:pStyle w:val="NoSpacing"/>
-      </w:pPr>
-      <w:r>
-        <w:t xml:space="preserve">    '''</w:t>
-      </w:r>
-    </w:p>
-    <w:p>
-      <w:pPr>
-        <w:pStyle w:val="NoSpacing"/>
-      </w:pPr>
-    </w:p>
-    <w:p>
-      <w:pPr>
-        <w:pStyle w:val="NoSpacing"/>
-      </w:pPr>
-      <w:r>
-        <w:t xml:space="preserve">    </w:t>
-      </w:r>
-    </w:p>
-    <w:p>
-      <w:pPr>
-        <w:pStyle w:val="NoSpacing"/>
-      </w:pPr>
-      <w:r>
-        <w:t>Boolean</w:t>
-      </w:r>
-    </w:p>
-    <w:p>
-      <w:pPr>
-        <w:pStyle w:val="NoSpacing"/>
-      </w:pPr>
-      <w:r>
-        <w:t xml:space="preserve">    True , False</w:t>
-      </w:r>
-    </w:p>
-    <w:p>
-      <w:pPr>
-        <w:pStyle w:val="NoSpacing"/>
-      </w:pPr>
-    </w:p>
-    <w:p>
-      <w:pPr>
-        <w:pStyle w:val="NoSpacing"/>
-      </w:pPr>
-      <w:r>
-        <w:t>Sequence Data Type</w:t>
-      </w:r>
-    </w:p>
-    <w:p>
-      <w:pPr>
-        <w:pStyle w:val="NoSpacing"/>
-      </w:pPr>
-      <w:r>
-        <w:t xml:space="preserve">    List , Tuple</w:t>
-      </w:r>
-    </w:p>
-    <w:p>
-      <w:pPr>
-        <w:pStyle w:val="NoSpacing"/>
-      </w:pPr>
-      <w:r>
-        <w:t xml:space="preserve">    li = [23,5,6,78]</w:t>
-      </w:r>
-    </w:p>
-    <w:p>
-      <w:pPr>
-        <w:pStyle w:val="NoSpacing"/>
-      </w:pPr>
-      <w:r>
-        <w:t xml:space="preserve">    t =  (423,54,67,89,23)</w:t>
-      </w:r>
-    </w:p>
-    <w:p>
-      <w:pPr>
-        <w:pStyle w:val="NoSpacing"/>
-      </w:pPr>
-      <w:r>
-        <w:t xml:space="preserve">    </w:t>
-      </w:r>
-    </w:p>
-    <w:p>
-      <w:pPr>
-        <w:pStyle w:val="NoSpacing"/>
-      </w:pPr>
-      <w:r>
-        <w:t>Hash Table's Type</w:t>
-      </w:r>
-    </w:p>
-    <w:p>
-      <w:pPr>
-        <w:pStyle w:val="NoSpacing"/>
-      </w:pPr>
-      <w:r>
-        <w:t xml:space="preserve">    Set , Dictionary</w:t>
-      </w:r>
-    </w:p>
-    <w:p>
-      <w:pPr>
-        <w:pStyle w:val="NoSpacing"/>
-      </w:pPr>
-      <w:r>
-        <w:t xml:space="preserve">    s = {34,54,67,89}</w:t>
-      </w:r>
-    </w:p>
-    <w:p>
-      <w:pPr>
-        <w:pStyle w:val="NoSpacing"/>
-      </w:pPr>
-      <w:r>
-        <w:t xml:space="preserve">    d = {1:345 , 2:64 , 3:67}</w:t>
-      </w:r>
-    </w:p>
-    <w:p>
-      <w:pPr>
-        <w:pStyle w:val="NoSpacing"/>
-      </w:pPr>
-    </w:p>
-    <w:p>
-      <w:pPr>
-        <w:pStyle w:val="NoSpacing"/>
-      </w:pPr>
-    </w:p>
-    <w:p>
-      <w:pPr>
-        <w:pStyle w:val="NoSpacing"/>
-      </w:pPr>
-      <w:r>
-        <w:t xml:space="preserve">print( True + True*False )  </w:t>
-      </w:r>
-    </w:p>
-    <w:p>
-      <w:pPr>
-        <w:pStyle w:val="NoSpacing"/>
-      </w:pPr>
-      <w:r>
-        <w:lastRenderedPageBreak/>
-        <w:t># 1 + 1*0</w:t>
-      </w:r>
-    </w:p>
-    <w:p>
-      <w:pPr>
-        <w:pStyle w:val="NoSpacing"/>
-      </w:pPr>
-      <w:r>
         <w:t># 1+0</w:t>
       </w:r>
     </w:p>
@@ -5221,7 +5218,83 @@
         <w:pStyle w:val="NoSpacing"/>
       </w:pPr>
       <w:r>
+        <w:t>else:</w:t>
+      </w:r>
+    </w:p>
+    <w:p>
+      <w:pPr>
+        <w:pStyle w:val="NoSpacing"/>
+      </w:pPr>
+      <w:r>
         <w:lastRenderedPageBreak/>
+        <w:t xml:space="preserve">    print("Bye")</w:t>
+      </w:r>
+    </w:p>
+    <w:p>
+      <w:pPr>
+        <w:pStyle w:val="NoSpacing"/>
+      </w:pPr>
+    </w:p>
+    <w:p>
+      <w:pPr>
+        <w:pStyle w:val="NoSpacing"/>
+      </w:pPr>
+    </w:p>
+    <w:p>
+      <w:pPr>
+        <w:pStyle w:val="NoSpacing"/>
+      </w:pPr>
+    </w:p>
+    <w:p>
+      <w:pPr>
+        <w:pStyle w:val="NoSpacing"/>
+      </w:pPr>
+      <w:r>
+        <w:t># WAP to find greater value b/w two</w:t>
+      </w:r>
+    </w:p>
+    <w:p>
+      <w:pPr>
+        <w:pStyle w:val="NoSpacing"/>
+      </w:pPr>
+    </w:p>
+    <w:p>
+      <w:pPr>
+        <w:pStyle w:val="NoSpacing"/>
+      </w:pPr>
+      <w:r>
+        <w:t>a = int(input("Enter A Number : "))</w:t>
+      </w:r>
+    </w:p>
+    <w:p>
+      <w:pPr>
+        <w:pStyle w:val="NoSpacing"/>
+      </w:pPr>
+      <w:r>
+        <w:t>b = int(input("Enter B Number : "))</w:t>
+      </w:r>
+    </w:p>
+    <w:p>
+      <w:pPr>
+        <w:pStyle w:val="NoSpacing"/>
+      </w:pPr>
+      <w:r>
+        <w:t>if a&gt;b:</w:t>
+      </w:r>
+    </w:p>
+    <w:p>
+      <w:pPr>
+        <w:pStyle w:val="NoSpacing"/>
+      </w:pPr>
+      <w:r>
+        <w:t xml:space="preserve">    print("Greater Value :",a)</w:t>
+      </w:r>
+    </w:p>
+    <w:p>
+      <w:pPr>
+        <w:pStyle w:val="NoSpacing"/>
+      </w:pPr>
+      <w:r>
         <w:t>else:</w:t>
       </w:r>
     </w:p>
@@ -5230,67 +5303,54 @@
         <w:pStyle w:val="NoSpacing"/>
       </w:pPr>
       <w:r>
-        <w:t xml:space="preserve">    print("Bye")</w:t>
-      </w:r>
-    </w:p>
-    <w:p>
-      <w:pPr>
-        <w:pStyle w:val="NoSpacing"/>
-      </w:pPr>
-    </w:p>
-    <w:p>
-      <w:pPr>
-        <w:pStyle w:val="NoSpacing"/>
-      </w:pPr>
-    </w:p>
-    <w:p>
-      <w:pPr>
-        <w:pStyle w:val="NoSpacing"/>
-      </w:pPr>
-    </w:p>
-    <w:p>
-      <w:pPr>
-        <w:pStyle w:val="NoSpacing"/>
-      </w:pPr>
-      <w:r>
-        <w:t># WAP to find greater value b/w two</w:t>
-      </w:r>
-    </w:p>
-    <w:p>
-      <w:pPr>
-        <w:pStyle w:val="NoSpacing"/>
-      </w:pPr>
-    </w:p>
-    <w:p>
-      <w:pPr>
-        <w:pStyle w:val="NoSpacing"/>
-      </w:pPr>
-      <w:r>
-        <w:t>a = int(input("Enter A Number : "))</w:t>
-      </w:r>
-    </w:p>
-    <w:p>
-      <w:pPr>
-        <w:pStyle w:val="NoSpacing"/>
-      </w:pPr>
-      <w:r>
-        <w:t>b = int(input("Enter B Number : "))</w:t>
-      </w:r>
-    </w:p>
-    <w:p>
-      <w:pPr>
-        <w:pStyle w:val="NoSpacing"/>
-      </w:pPr>
-      <w:r>
-        <w:t>if a&gt;b:</w:t>
-      </w:r>
-    </w:p>
-    <w:p>
-      <w:pPr>
-        <w:pStyle w:val="NoSpacing"/>
-      </w:pPr>
-      <w:r>
-        <w:t xml:space="preserve">    print("Greater Value :",a)</w:t>
+        <w:t xml:space="preserve">    print("Greater Value :",b)</w:t>
+      </w:r>
+    </w:p>
+    <w:p>
+      <w:pPr>
+        <w:pStyle w:val="NoSpacing"/>
+      </w:pPr>
+    </w:p>
+    <w:p>
+      <w:pPr>
+        <w:pStyle w:val="NoSpacing"/>
+      </w:pPr>
+    </w:p>
+    <w:p>
+      <w:pPr>
+        <w:pStyle w:val="NoSpacing"/>
+      </w:pPr>
+      <w:r>
+        <w:t># WAP to check an entered Number is Even/Odd</w:t>
+      </w:r>
+    </w:p>
+    <w:p>
+      <w:pPr>
+        <w:pStyle w:val="NoSpacing"/>
+      </w:pPr>
+    </w:p>
+    <w:p>
+      <w:pPr>
+        <w:pStyle w:val="NoSpacing"/>
+      </w:pPr>
+      <w:r>
+        <w:t>num = int(input("Enter A Number : "))</w:t>
+      </w:r>
+    </w:p>
+    <w:p>
+      <w:pPr>
+        <w:pStyle w:val="NoSpacing"/>
+      </w:pPr>
+      <w:r>
+        <w:t>if num%2==0:</w:t>
+      </w:r>
+    </w:p>
+    <w:p>
+      <w:pPr>
+        <w:pStyle w:val="NoSpacing"/>
+      </w:pPr>
+      <w:r>
+        <w:t xml:space="preserve">    print("Even")</w:t>
       </w:r>
     </w:p>
     <w:p>
@@ -5306,25 +5366,136 @@
         <w:pStyle w:val="NoSpacing"/>
       </w:pPr>
       <w:r>
-        <w:t xml:space="preserve">    print("Greater Value :",b)</w:t>
-      </w:r>
-    </w:p>
-    <w:p>
-      <w:pPr>
-        <w:pStyle w:val="NoSpacing"/>
-      </w:pPr>
-    </w:p>
-    <w:p>
-      <w:pPr>
-        <w:pStyle w:val="NoSpacing"/>
-      </w:pPr>
-    </w:p>
-    <w:p>
-      <w:pPr>
-        <w:pStyle w:val="NoSpacing"/>
-      </w:pPr>
-      <w:r>
-        <w:t># WAP to check an entered Number is Even/Odd</w:t>
+        <w:t xml:space="preserve">    print("Odd")</w:t>
+      </w:r>
+    </w:p>
+    <w:p>
+      <w:pPr>
+        <w:pStyle w:val="NoSpacing"/>
+      </w:pPr>
+    </w:p>
+    <w:p>
+      <w:pPr>
+        <w:pStyle w:val="NoSpacing"/>
+      </w:pPr>
+    </w:p>
+    <w:p>
+      <w:pPr>
+        <w:pStyle w:val="NoSpacing"/>
+      </w:pPr>
+    </w:p>
+    <w:p>
+      <w:pPr>
+        <w:pStyle w:val="NoSpacing"/>
+      </w:pPr>
+      <w:r>
+        <w:t>Nested IF_Else</w:t>
+      </w:r>
+    </w:p>
+    <w:p>
+      <w:pPr>
+        <w:pStyle w:val="NoSpacing"/>
+      </w:pPr>
+      <w:r>
+        <w:t>Syntax:-</w:t>
+      </w:r>
+    </w:p>
+    <w:p>
+      <w:pPr>
+        <w:pStyle w:val="NoSpacing"/>
+      </w:pPr>
+      <w:r>
+        <w:t>if condition:</w:t>
+      </w:r>
+    </w:p>
+    <w:p>
+      <w:pPr>
+        <w:pStyle w:val="NoSpacing"/>
+      </w:pPr>
+      <w:r>
+        <w:t xml:space="preserve">    if condition:</w:t>
+      </w:r>
+    </w:p>
+    <w:p>
+      <w:pPr>
+        <w:pStyle w:val="NoSpacing"/>
+      </w:pPr>
+      <w:r>
+        <w:t xml:space="preserve">        True_Statement</w:t>
+      </w:r>
+    </w:p>
+    <w:p>
+      <w:pPr>
+        <w:pStyle w:val="NoSpacing"/>
+      </w:pPr>
+      <w:r>
+        <w:t xml:space="preserve">    else:</w:t>
+      </w:r>
+    </w:p>
+    <w:p>
+      <w:pPr>
+        <w:pStyle w:val="NoSpacing"/>
+      </w:pPr>
+      <w:r>
+        <w:t xml:space="preserve">        False_Statement</w:t>
+      </w:r>
+    </w:p>
+    <w:p>
+      <w:pPr>
+        <w:pStyle w:val="NoSpacing"/>
+      </w:pPr>
+      <w:r>
+        <w:t>else:</w:t>
+      </w:r>
+    </w:p>
+    <w:p>
+      <w:pPr>
+        <w:pStyle w:val="NoSpacing"/>
+      </w:pPr>
+      <w:r>
+        <w:t xml:space="preserve">    if condition:</w:t>
+      </w:r>
+    </w:p>
+    <w:p>
+      <w:pPr>
+        <w:pStyle w:val="NoSpacing"/>
+      </w:pPr>
+      <w:r>
+        <w:t xml:space="preserve">        True_Statement</w:t>
+      </w:r>
+    </w:p>
+    <w:p>
+      <w:pPr>
+        <w:pStyle w:val="NoSpacing"/>
+      </w:pPr>
+      <w:r>
+        <w:t xml:space="preserve">    else:</w:t>
+      </w:r>
+    </w:p>
+    <w:p>
+      <w:pPr>
+        <w:pStyle w:val="NoSpacing"/>
+      </w:pPr>
+      <w:r>
+        <w:t xml:space="preserve">        False_Statement</w:t>
+      </w:r>
+    </w:p>
+    <w:p>
+      <w:pPr>
+        <w:pStyle w:val="NoSpacing"/>
+      </w:pPr>
+    </w:p>
+    <w:p>
+      <w:pPr>
+        <w:pStyle w:val="NoSpacing"/>
+      </w:pPr>
+    </w:p>
+    <w:p>
+      <w:pPr>
+        <w:pStyle w:val="NoSpacing"/>
+      </w:pPr>
+      <w:r>
+        <w:t># WAP to check A number is Positive, Negative or Zero</w:t>
       </w:r>
     </w:p>
     <w:p>
@@ -5345,15 +5516,15 @@
         <w:pStyle w:val="NoSpacing"/>
       </w:pPr>
       <w:r>
-        <w:t>if num%2==0:</w:t>
-      </w:r>
-    </w:p>
-    <w:p>
-      <w:pPr>
-        <w:pStyle w:val="NoSpacing"/>
-      </w:pPr>
-      <w:r>
-        <w:t xml:space="preserve">    print("Even")</w:t>
+        <w:t>if num&gt;0:</w:t>
+      </w:r>
+    </w:p>
+    <w:p>
+      <w:pPr>
+        <w:pStyle w:val="NoSpacing"/>
+      </w:pPr>
+      <w:r>
+        <w:t xml:space="preserve">    print("Positive")</w:t>
       </w:r>
     </w:p>
     <w:p>
@@ -5369,62 +5540,15 @@
         <w:pStyle w:val="NoSpacing"/>
       </w:pPr>
       <w:r>
-        <w:t xml:space="preserve">    print("Odd")</w:t>
-      </w:r>
-    </w:p>
-    <w:p>
-      <w:pPr>
-        <w:pStyle w:val="NoSpacing"/>
-      </w:pPr>
-    </w:p>
-    <w:p>
-      <w:pPr>
-        <w:pStyle w:val="NoSpacing"/>
-      </w:pPr>
-    </w:p>
-    <w:p>
-      <w:pPr>
-        <w:pStyle w:val="NoSpacing"/>
-      </w:pPr>
-    </w:p>
-    <w:p>
-      <w:pPr>
-        <w:pStyle w:val="NoSpacing"/>
-      </w:pPr>
-      <w:r>
-        <w:t>Nested IF_Else</w:t>
-      </w:r>
-    </w:p>
-    <w:p>
-      <w:pPr>
-        <w:pStyle w:val="NoSpacing"/>
-      </w:pPr>
-      <w:r>
-        <w:t>Syntax:-</w:t>
-      </w:r>
-    </w:p>
-    <w:p>
-      <w:pPr>
-        <w:pStyle w:val="NoSpacing"/>
-      </w:pPr>
-      <w:r>
-        <w:t>if condition:</w:t>
-      </w:r>
-    </w:p>
-    <w:p>
-      <w:pPr>
-        <w:pStyle w:val="NoSpacing"/>
-      </w:pPr>
-      <w:r>
-        <w:t xml:space="preserve">    if condition:</w:t>
-      </w:r>
-    </w:p>
-    <w:p>
-      <w:pPr>
-        <w:pStyle w:val="NoSpacing"/>
-      </w:pPr>
-      <w:r>
-        <w:t xml:space="preserve">        True_Statement</w:t>
+        <w:t xml:space="preserve">    if num&lt;0:</w:t>
+      </w:r>
+    </w:p>
+    <w:p>
+      <w:pPr>
+        <w:pStyle w:val="NoSpacing"/>
+      </w:pPr>
+      <w:r>
+        <w:t xml:space="preserve">        print("Negative")</w:t>
       </w:r>
     </w:p>
     <w:p>
@@ -5440,7 +5564,62 @@
         <w:pStyle w:val="NoSpacing"/>
       </w:pPr>
       <w:r>
-        <w:t xml:space="preserve">        False_Statement</w:t>
+        <w:t xml:space="preserve">        print("Zero")</w:t>
+      </w:r>
+    </w:p>
+    <w:p>
+      <w:pPr>
+        <w:pStyle w:val="NoSpacing"/>
+      </w:pPr>
+    </w:p>
+    <w:p>
+      <w:pPr>
+        <w:pStyle w:val="NoSpacing"/>
+      </w:pPr>
+    </w:p>
+    <w:p>
+      <w:pPr>
+        <w:pStyle w:val="NoSpacing"/>
+      </w:pPr>
+      <w:r>
+        <w:t># WAP to check an entered character is Vowel/Consonant</w:t>
+      </w:r>
+    </w:p>
+    <w:p>
+      <w:pPr>
+        <w:pStyle w:val="NoSpacing"/>
+      </w:pPr>
+      <w:r>
+        <w:t>HINT:- A,E,I,O,U</w:t>
+      </w:r>
+    </w:p>
+    <w:p>
+      <w:pPr>
+        <w:pStyle w:val="NoSpacing"/>
+      </w:pPr>
+    </w:p>
+    <w:p>
+      <w:pPr>
+        <w:pStyle w:val="NoSpacing"/>
+      </w:pPr>
+      <w:r>
+        <w:t>ch = 'I'</w:t>
+      </w:r>
+    </w:p>
+    <w:p>
+      <w:pPr>
+        <w:pStyle w:val="NoSpacing"/>
+      </w:pPr>
+      <w:r>
+        <w:t>if ch=='A':</w:t>
+      </w:r>
+    </w:p>
+    <w:p>
+      <w:pPr>
+        <w:pStyle w:val="NoSpacing"/>
+      </w:pPr>
+      <w:r>
+        <w:t xml:space="preserve">    print("Vowel")</w:t>
       </w:r>
     </w:p>
     <w:p>
@@ -5456,15 +5635,15 @@
         <w:pStyle w:val="NoSpacing"/>
       </w:pPr>
       <w:r>
-        <w:t xml:space="preserve">    if condition:</w:t>
-      </w:r>
-    </w:p>
-    <w:p>
-      <w:pPr>
-        <w:pStyle w:val="NoSpacing"/>
-      </w:pPr>
-      <w:r>
-        <w:t xml:space="preserve">        True_Statement</w:t>
+        <w:t xml:space="preserve">    if ch=='E':</w:t>
+      </w:r>
+    </w:p>
+    <w:p>
+      <w:pPr>
+        <w:pStyle w:val="NoSpacing"/>
+      </w:pPr>
+      <w:r>
+        <w:t xml:space="preserve">        print("Vowel")</w:t>
       </w:r>
     </w:p>
     <w:p>
@@ -5480,55 +5659,85 @@
         <w:pStyle w:val="NoSpacing"/>
       </w:pPr>
       <w:r>
-        <w:t xml:space="preserve">        False_Statement</w:t>
-      </w:r>
-    </w:p>
-    <w:p>
-      <w:pPr>
-        <w:pStyle w:val="NoSpacing"/>
-      </w:pPr>
-    </w:p>
-    <w:p>
-      <w:pPr>
-        <w:pStyle w:val="NoSpacing"/>
-      </w:pPr>
-    </w:p>
-    <w:p>
-      <w:pPr>
-        <w:pStyle w:val="NoSpacing"/>
-      </w:pPr>
-      <w:r>
-        <w:t># WAP to check A number is Positive, Negative or Zero</w:t>
-      </w:r>
-    </w:p>
-    <w:p>
-      <w:pPr>
-        <w:pStyle w:val="NoSpacing"/>
-      </w:pPr>
-    </w:p>
-    <w:p>
-      <w:pPr>
-        <w:pStyle w:val="NoSpacing"/>
-      </w:pPr>
-      <w:r>
-        <w:t>num = int(input("Enter A Number : "))</w:t>
-      </w:r>
-    </w:p>
-    <w:p>
-      <w:pPr>
-        <w:pStyle w:val="NoSpacing"/>
-      </w:pPr>
-      <w:r>
-        <w:t>if num&gt;0:</w:t>
-      </w:r>
-    </w:p>
-    <w:p>
-      <w:pPr>
-        <w:pStyle w:val="NoSpacing"/>
-      </w:pPr>
-      <w:r>
-        <w:t xml:space="preserve">    print("Positive")</w:t>
-      </w:r>
+        <w:t xml:space="preserve">        if ch=='I':</w:t>
+      </w:r>
+    </w:p>
+    <w:p>
+      <w:pPr>
+        <w:pStyle w:val="NoSpacing"/>
+      </w:pPr>
+      <w:r>
+        <w:t xml:space="preserve">            print("Vowel")</w:t>
+      </w:r>
+    </w:p>
+    <w:p>
+      <w:pPr>
+        <w:pStyle w:val="NoSpacing"/>
+      </w:pPr>
+      <w:r>
+        <w:t xml:space="preserve">        else:</w:t>
+      </w:r>
+    </w:p>
+    <w:p>
+      <w:pPr>
+        <w:pStyle w:val="NoSpacing"/>
+      </w:pPr>
+      <w:r>
+        <w:t xml:space="preserve">            if ch=='O':</w:t>
+      </w:r>
+    </w:p>
+    <w:p>
+      <w:pPr>
+        <w:pStyle w:val="NoSpacing"/>
+      </w:pPr>
+      <w:r>
+        <w:t xml:space="preserve">                print("Vowel")</w:t>
+      </w:r>
+    </w:p>
+    <w:p>
+      <w:pPr>
+        <w:pStyle w:val="NoSpacing"/>
+      </w:pPr>
+      <w:r>
+        <w:t xml:space="preserve">            else:</w:t>
+      </w:r>
+    </w:p>
+    <w:p>
+      <w:pPr>
+        <w:pStyle w:val="NoSpacing"/>
+      </w:pPr>
+      <w:r>
+        <w:t xml:space="preserve">                if ch=='U':</w:t>
+      </w:r>
+    </w:p>
+    <w:p>
+      <w:pPr>
+        <w:pStyle w:val="NoSpacing"/>
+      </w:pPr>
+      <w:r>
+        <w:t xml:space="preserve">                    print("Vowel")</w:t>
+      </w:r>
+    </w:p>
+    <w:p>
+      <w:pPr>
+        <w:pStyle w:val="NoSpacing"/>
+      </w:pPr>
+      <w:r>
+        <w:t xml:space="preserve">                else:</w:t>
+      </w:r>
+    </w:p>
+    <w:p>
+      <w:pPr>
+        <w:pStyle w:val="NoSpacing"/>
+      </w:pPr>
+      <w:r>
+        <w:t xml:space="preserve">                    print("Consonant")</w:t>
+      </w:r>
+    </w:p>
+    <w:p>
+      <w:pPr>
+        <w:pStyle w:val="NoSpacing"/>
+      </w:pPr>
     </w:p>
     <w:p>
       <w:pPr>
@@ -5543,70 +5752,28 @@
         <w:pStyle w:val="NoSpacing"/>
       </w:pPr>
       <w:r>
-        <w:t xml:space="preserve">    if num&lt;0:</w:t>
-      </w:r>
-    </w:p>
-    <w:p>
-      <w:pPr>
-        <w:pStyle w:val="NoSpacing"/>
-      </w:pPr>
-      <w:r>
-        <w:t xml:space="preserve">        print("Negative")</w:t>
-      </w:r>
-    </w:p>
-    <w:p>
-      <w:pPr>
-        <w:pStyle w:val="NoSpacing"/>
-      </w:pPr>
-      <w:r>
-        <w:t xml:space="preserve">    else:</w:t>
-      </w:r>
-    </w:p>
-    <w:p>
-      <w:pPr>
-        <w:pStyle w:val="NoSpacing"/>
-      </w:pPr>
-      <w:r>
-        <w:t xml:space="preserve">        print("Zero")</w:t>
-      </w:r>
-    </w:p>
-    <w:p>
-      <w:pPr>
-        <w:pStyle w:val="NoSpacing"/>
-      </w:pPr>
-    </w:p>
-    <w:p>
-      <w:pPr>
-        <w:pStyle w:val="NoSpacing"/>
-      </w:pPr>
-    </w:p>
-    <w:p>
-      <w:pPr>
-        <w:pStyle w:val="NoSpacing"/>
-      </w:pPr>
-      <w:r>
-        <w:t># WAP to check an entered character is Vowel/Consonant</w:t>
-      </w:r>
-    </w:p>
-    <w:p>
-      <w:pPr>
-        <w:pStyle w:val="NoSpacing"/>
-      </w:pPr>
-      <w:r>
-        <w:t>HINT:- A,E,I,O,U</w:t>
-      </w:r>
-    </w:p>
-    <w:p>
-      <w:pPr>
-        <w:pStyle w:val="NoSpacing"/>
-      </w:pPr>
-    </w:p>
-    <w:p>
-      <w:pPr>
-        <w:pStyle w:val="NoSpacing"/>
-      </w:pPr>
-      <w:r>
-        <w:t>ch = 'I'</w:t>
+        <w:t xml:space="preserve">    if</w:t>
+      </w:r>
+    </w:p>
+    <w:p>
+      <w:pPr>
+        <w:pStyle w:val="NoSpacing"/>
+      </w:pPr>
+      <w:r>
+        <w:t>ELIF</w:t>
+      </w:r>
+    </w:p>
+    <w:p>
+      <w:pPr>
+        <w:pStyle w:val="NoSpacing"/>
+      </w:pPr>
+    </w:p>
+    <w:p>
+      <w:pPr>
+        <w:pStyle w:val="NoSpacing"/>
+      </w:pPr>
+      <w:r>
+        <w:t>ch = 'Z'</w:t>
       </w:r>
     </w:p>
     <w:p>
@@ -5630,161 +5797,7 @@
         <w:pStyle w:val="NoSpacing"/>
       </w:pPr>
       <w:r>
-        <w:t>else:</w:t>
-      </w:r>
-    </w:p>
-    <w:p>
-      <w:pPr>
-        <w:pStyle w:val="NoSpacing"/>
-      </w:pPr>
-      <w:r>
-        <w:t xml:space="preserve">    if ch=='E':</w:t>
-      </w:r>
-    </w:p>
-    <w:p>
-      <w:pPr>
-        <w:pStyle w:val="NoSpacing"/>
-      </w:pPr>
-      <w:r>
-        <w:t xml:space="preserve">        print("Vowel")</w:t>
-      </w:r>
-    </w:p>
-    <w:p>
-      <w:pPr>
-        <w:pStyle w:val="NoSpacing"/>
-      </w:pPr>
-      <w:r>
-        <w:t xml:space="preserve">    else:</w:t>
-      </w:r>
-    </w:p>
-    <w:p>
-      <w:pPr>
-        <w:pStyle w:val="NoSpacing"/>
-      </w:pPr>
-      <w:r>
-        <w:t xml:space="preserve">        if ch=='I':</w:t>
-      </w:r>
-    </w:p>
-    <w:p>
-      <w:pPr>
-        <w:pStyle w:val="NoSpacing"/>
-      </w:pPr>
-      <w:r>
-        <w:t xml:space="preserve">            print("Vowel")</w:t>
-      </w:r>
-    </w:p>
-    <w:p>
-      <w:pPr>
-        <w:pStyle w:val="NoSpacing"/>
-      </w:pPr>
-      <w:r>
-        <w:t xml:space="preserve">        else:</w:t>
-      </w:r>
-    </w:p>
-    <w:p>
-      <w:pPr>
-        <w:pStyle w:val="NoSpacing"/>
-      </w:pPr>
-      <w:r>
-        <w:t xml:space="preserve">            if ch=='O':</w:t>
-      </w:r>
-    </w:p>
-    <w:p>
-      <w:pPr>
-        <w:pStyle w:val="NoSpacing"/>
-      </w:pPr>
-      <w:r>
-        <w:t xml:space="preserve">                print("Vowel")</w:t>
-      </w:r>
-    </w:p>
-    <w:p>
-      <w:pPr>
-        <w:pStyle w:val="NoSpacing"/>
-      </w:pPr>
-      <w:r>
-        <w:t xml:space="preserve">            else:</w:t>
-      </w:r>
-    </w:p>
-    <w:p>
-      <w:pPr>
-        <w:pStyle w:val="NoSpacing"/>
-      </w:pPr>
-      <w:r>
-        <w:t xml:space="preserve">                if ch=='U':</w:t>
-      </w:r>
-    </w:p>
-    <w:p>
-      <w:pPr>
-        <w:pStyle w:val="NoSpacing"/>
-      </w:pPr>
-      <w:r>
-        <w:t xml:space="preserve">                    print("Vowel")</w:t>
-      </w:r>
-    </w:p>
-    <w:p>
-      <w:pPr>
-        <w:pStyle w:val="NoSpacing"/>
-      </w:pPr>
-      <w:r>
-        <w:t xml:space="preserve">                else:</w:t>
-      </w:r>
-    </w:p>
-    <w:p>
-      <w:pPr>
-        <w:pStyle w:val="NoSpacing"/>
-      </w:pPr>
-      <w:r>
-        <w:t xml:space="preserve">                    print("Consonant")</w:t>
-      </w:r>
-    </w:p>
-    <w:p>
-      <w:pPr>
-        <w:pStyle w:val="NoSpacing"/>
-      </w:pPr>
-    </w:p>
-    <w:p>
-      <w:pPr>
-        <w:pStyle w:val="NoSpacing"/>
-      </w:pPr>
-      <w:r>
-        <w:t>else:</w:t>
-      </w:r>
-    </w:p>
-    <w:p>
-      <w:pPr>
-        <w:pStyle w:val="NoSpacing"/>
-      </w:pPr>
-      <w:r>
-        <w:t xml:space="preserve">    if</w:t>
-      </w:r>
-    </w:p>
-    <w:p>
-      <w:pPr>
-        <w:pStyle w:val="NoSpacing"/>
-      </w:pPr>
-      <w:r>
-        <w:t>ELIF</w:t>
-      </w:r>
-    </w:p>
-    <w:p>
-      <w:pPr>
-        <w:pStyle w:val="NoSpacing"/>
-      </w:pPr>
-    </w:p>
-    <w:p>
-      <w:pPr>
-        <w:pStyle w:val="NoSpacing"/>
-      </w:pPr>
-      <w:r>
-        <w:t>ch = 'Z'</w:t>
-      </w:r>
-    </w:p>
-    <w:p>
-      <w:pPr>
-        <w:pStyle w:val="NoSpacing"/>
-      </w:pPr>
-      <w:r>
-        <w:t>if ch=='A':</w:t>
+        <w:t>elif ch=='E':</w:t>
       </w:r>
     </w:p>
     <w:p>
@@ -5800,7 +5813,7 @@
         <w:pStyle w:val="NoSpacing"/>
       </w:pPr>
       <w:r>
-        <w:t>elif ch=='E':</w:t>
+        <w:t>elif ch=='I':</w:t>
       </w:r>
     </w:p>
     <w:p>
@@ -5816,7 +5829,7 @@
         <w:pStyle w:val="NoSpacing"/>
       </w:pPr>
       <w:r>
-        <w:t>elif ch=='I':</w:t>
+        <w:t>elif ch=='O':</w:t>
       </w:r>
     </w:p>
     <w:p>
@@ -5832,15 +5845,7 @@
         <w:pStyle w:val="NoSpacing"/>
       </w:pPr>
       <w:r>
-        <w:t>elif ch=='O':</w:t>
-      </w:r>
-    </w:p>
-    <w:p>
-      <w:pPr>
-        <w:pStyle w:val="NoSpacing"/>
-      </w:pPr>
-      <w:r>
-        <w:t xml:space="preserve">    print("Vowel")</w:t>
+        <w:t>elif ch=='U':</w:t>
       </w:r>
     </w:p>
     <w:p>
@@ -5849,14 +5854,6 @@
       </w:pPr>
       <w:r>
         <w:lastRenderedPageBreak/>
-        <w:t>elif ch=='U':</w:t>
-      </w:r>
-    </w:p>
-    <w:p>
-      <w:pPr>
-        <w:pStyle w:val="NoSpacing"/>
-      </w:pPr>
-      <w:r>
         <w:t xml:space="preserve">    print("Vowel")</w:t>
       </w:r>
     </w:p>
@@ -6473,6 +6470,7 @@
         <w:pStyle w:val="NoSpacing"/>
       </w:pPr>
       <w:r>
+        <w:lastRenderedPageBreak/>
         <w:t># By default step = 1</w:t>
       </w:r>
     </w:p>
@@ -7093,611 +7091,7 @@
         <w:pStyle w:val="NoSpacing"/>
       </w:pPr>
       <w:r>
-        <w:lastRenderedPageBreak/>
         <w:t xml:space="preserve">    if i%5==0:</w:t>
-      </w:r>
-    </w:p>
-    <w:p>
-      <w:pPr>
-        <w:pStyle w:val="NoSpacing"/>
-      </w:pPr>
-      <w:r>
-        <w:t xml:space="preserve">        break</w:t>
-      </w:r>
-    </w:p>
-    <w:p>
-      <w:pPr>
-        <w:pStyle w:val="NoSpacing"/>
-        <w:rPr>
-          <w:b/>
-        </w:rPr>
-      </w:pPr>
-      <w:r>
-        <w:t xml:space="preserve">    print(i)        </w:t>
-      </w:r>
-      <w:r>
-        <w:rPr>
-          <w:b/>
-        </w:rPr>
-        <w:t xml:space="preserve">  yaha check karna hai ki agar print if k andar likhege to kya hoga </w:t>
-      </w:r>
-    </w:p>
-    <w:p>
-      <w:pPr>
-        <w:pStyle w:val="NoSpacing"/>
-      </w:pPr>
-    </w:p>
-    <w:p>
-      <w:pPr>
-        <w:pStyle w:val="NoSpacing"/>
-      </w:pPr>
-    </w:p>
-    <w:p>
-      <w:pPr>
-        <w:pStyle w:val="NoSpacing"/>
-      </w:pPr>
-    </w:p>
-    <w:p>
-      <w:pPr>
-        <w:pStyle w:val="NoSpacing"/>
-      </w:pPr>
-      <w:r>
-        <w:t># continue:- Continue takes the cursor to the next itteration</w:t>
-      </w:r>
-    </w:p>
-    <w:p>
-      <w:pPr>
-        <w:pStyle w:val="NoSpacing"/>
-      </w:pPr>
-      <w:r>
-        <w:t># continue go for the next loop's itteration</w:t>
-      </w:r>
-    </w:p>
-    <w:p>
-      <w:pPr>
-        <w:pStyle w:val="NoSpacing"/>
-      </w:pPr>
-      <w:r>
-        <w:t># continue will skip the instruction after the continue</w:t>
-      </w:r>
-    </w:p>
-    <w:p>
-      <w:pPr>
-        <w:pStyle w:val="NoSpacing"/>
-        <w:rPr>
-          <w:b/>
-        </w:rPr>
-      </w:pPr>
-      <w:r>
-        <w:rPr>
-          <w:b/>
-        </w:rPr>
-        <w:t># Continue ka matlab hota hai ki uske aage jitney bhi instruction likhe hoy hai unhe skip karna ( fir se loop par jana)</w:t>
-      </w:r>
-    </w:p>
-    <w:p>
-      <w:pPr>
-        <w:pStyle w:val="NoSpacing"/>
-      </w:pPr>
-    </w:p>
-    <w:p>
-      <w:pPr>
-        <w:pStyle w:val="NoSpacing"/>
-      </w:pPr>
-      <w:r>
-        <w:t>for i in range(1,7):</w:t>
-      </w:r>
-    </w:p>
-    <w:p>
-      <w:pPr>
-        <w:pStyle w:val="NoSpacing"/>
-      </w:pPr>
-      <w:r>
-        <w:t xml:space="preserve">    if i==3:</w:t>
-      </w:r>
-    </w:p>
-    <w:p>
-      <w:pPr>
-        <w:pStyle w:val="NoSpacing"/>
-      </w:pPr>
-      <w:r>
-        <w:t xml:space="preserve">        continue</w:t>
-      </w:r>
-    </w:p>
-    <w:p>
-      <w:pPr>
-        <w:pStyle w:val="NoSpacing"/>
-      </w:pPr>
-      <w:r>
-        <w:t xml:space="preserve">    print(i)</w:t>
-      </w:r>
-    </w:p>
-    <w:p>
-      <w:pPr>
-        <w:pStyle w:val="NoSpacing"/>
-      </w:pPr>
-    </w:p>
-    <w:p>
-      <w:pPr>
-        <w:pStyle w:val="NoSpacing"/>
-      </w:pPr>
-    </w:p>
-    <w:p>
-      <w:pPr>
-        <w:pStyle w:val="NoSpacing"/>
-      </w:pPr>
-    </w:p>
-    <w:p>
-      <w:pPr>
-        <w:pStyle w:val="NoSpacing"/>
-      </w:pPr>
-      <w:r>
-        <w:t>for i in range(1,7):</w:t>
-      </w:r>
-    </w:p>
-    <w:p>
-      <w:pPr>
-        <w:pStyle w:val="NoSpacing"/>
-      </w:pPr>
-      <w:r>
-        <w:t xml:space="preserve">    print(i)</w:t>
-      </w:r>
-    </w:p>
-    <w:p>
-      <w:pPr>
-        <w:pStyle w:val="NoSpacing"/>
-      </w:pPr>
-      <w:r>
-        <w:t xml:space="preserve">    if i==3:</w:t>
-      </w:r>
-    </w:p>
-    <w:p>
-      <w:pPr>
-        <w:pStyle w:val="NoSpacing"/>
-      </w:pPr>
-      <w:r>
-        <w:t xml:space="preserve">        continue</w:t>
-      </w:r>
-    </w:p>
-    <w:p>
-      <w:pPr>
-        <w:pStyle w:val="NoSpacing"/>
-      </w:pPr>
-    </w:p>
-    <w:p>
-      <w:pPr>
-        <w:pStyle w:val="NoSpacing"/>
-      </w:pPr>
-    </w:p>
-    <w:p>
-      <w:pPr>
-        <w:pStyle w:val="NoSpacing"/>
-      </w:pPr>
-    </w:p>
-    <w:p>
-      <w:pPr>
-        <w:pStyle w:val="NoSpacing"/>
-      </w:pPr>
-      <w:r>
-        <w:t># continue:- Continue takes the cursor to the next itteration</w:t>
-      </w:r>
-    </w:p>
-    <w:p>
-      <w:pPr>
-        <w:pStyle w:val="NoSpacing"/>
-      </w:pPr>
-      <w:r>
-        <w:t># continue go for the next loop's itteration</w:t>
-      </w:r>
-    </w:p>
-    <w:p>
-      <w:pPr>
-        <w:pStyle w:val="NoSpacing"/>
-      </w:pPr>
-      <w:r>
-        <w:t># continue will skip the instruction after the continue</w:t>
-      </w:r>
-    </w:p>
-    <w:p>
-      <w:pPr>
-        <w:pStyle w:val="NoSpacing"/>
-      </w:pPr>
-    </w:p>
-    <w:p>
-      <w:pPr>
-        <w:pStyle w:val="NoSpacing"/>
-      </w:pPr>
-      <w:r>
-        <w:t>for i in range(1,11):</w:t>
-      </w:r>
-    </w:p>
-    <w:p>
-      <w:pPr>
-        <w:pStyle w:val="NoSpacing"/>
-      </w:pPr>
-      <w:r>
-        <w:t xml:space="preserve">    if i%3==0:</w:t>
-      </w:r>
-    </w:p>
-    <w:p>
-      <w:pPr>
-        <w:pStyle w:val="NoSpacing"/>
-      </w:pPr>
-      <w:r>
-        <w:t xml:space="preserve">        continue</w:t>
-      </w:r>
-    </w:p>
-    <w:p>
-      <w:pPr>
-        <w:pStyle w:val="NoSpacing"/>
-      </w:pPr>
-      <w:r>
-        <w:t xml:space="preserve">    print(i)</w:t>
-      </w:r>
-    </w:p>
-    <w:p>
-      <w:pPr>
-        <w:pStyle w:val="NoSpacing"/>
-      </w:pPr>
-    </w:p>
-    <w:p>
-      <w:pPr>
-        <w:pStyle w:val="NoSpacing"/>
-      </w:pPr>
-    </w:p>
-    <w:p>
-      <w:pPr>
-        <w:pStyle w:val="NoSpacing"/>
-      </w:pPr>
-      <w:r>
-        <w:t># pass:- pass do nothing (pass just PASS the cursor to the next line)</w:t>
-      </w:r>
-    </w:p>
-    <w:p>
-      <w:pPr>
-        <w:pStyle w:val="NoSpacing"/>
-      </w:pPr>
-    </w:p>
-    <w:p>
-      <w:pPr>
-        <w:pStyle w:val="NoSpacing"/>
-      </w:pPr>
-      <w:r>
-        <w:t>for i in range(1,6):</w:t>
-      </w:r>
-    </w:p>
-    <w:p>
-      <w:pPr>
-        <w:pStyle w:val="NoSpacing"/>
-      </w:pPr>
-      <w:r>
-        <w:t xml:space="preserve">    if i==3:</w:t>
-      </w:r>
-    </w:p>
-    <w:p>
-      <w:pPr>
-        <w:pStyle w:val="NoSpacing"/>
-      </w:pPr>
-      <w:r>
-        <w:t xml:space="preserve">        pass</w:t>
-      </w:r>
-    </w:p>
-    <w:p>
-      <w:pPr>
-        <w:pStyle w:val="NoSpacing"/>
-      </w:pPr>
-      <w:r>
-        <w:t xml:space="preserve">    print(i)</w:t>
-      </w:r>
-    </w:p>
-    <w:p>
-      <w:pPr>
-        <w:pStyle w:val="NoSpacing"/>
-      </w:pPr>
-    </w:p>
-    <w:p>
-      <w:pPr>
-        <w:pStyle w:val="NoSpacing"/>
-      </w:pPr>
-      <w:r>
-        <w:t xml:space="preserve">    </w:t>
-      </w:r>
-    </w:p>
-    <w:p>
-      <w:pPr>
-        <w:pStyle w:val="NoSpacing"/>
-      </w:pPr>
-    </w:p>
-    <w:p>
-      <w:pPr>
-        <w:pStyle w:val="NoSpacing"/>
-      </w:pPr>
-      <w:r>
-        <w:t>if 10&gt;5:</w:t>
-      </w:r>
-    </w:p>
-    <w:p>
-      <w:pPr>
-        <w:pStyle w:val="NoSpacing"/>
-      </w:pPr>
-      <w:r>
-        <w:t xml:space="preserve">    pass</w:t>
-      </w:r>
-    </w:p>
-    <w:p>
-      <w:pPr>
-        <w:pStyle w:val="NoSpacing"/>
-      </w:pPr>
-    </w:p>
-    <w:p>
-      <w:pPr>
-        <w:pStyle w:val="NoSpacing"/>
-      </w:pPr>
-      <w:r>
-        <w:t>print("Hello")</w:t>
-      </w:r>
-    </w:p>
-    <w:p>
-      <w:pPr>
-        <w:pStyle w:val="NoSpacing"/>
-      </w:pPr>
-    </w:p>
-    <w:p>
-      <w:pPr>
-        <w:pStyle w:val="NoSpacing"/>
-      </w:pPr>
-    </w:p>
-    <w:p>
-      <w:pPr>
-        <w:pStyle w:val="NoSpacing"/>
-      </w:pPr>
-      <w:r>
-        <w:t>ELSE</w:t>
-      </w:r>
-    </w:p>
-    <w:p>
-      <w:pPr>
-        <w:pStyle w:val="NoSpacing"/>
-      </w:pPr>
-      <w:r>
-        <w:t>#  ELSE will work with FOR</w:t>
-      </w:r>
-    </w:p>
-    <w:p>
-      <w:pPr>
-        <w:pStyle w:val="NoSpacing"/>
-      </w:pPr>
-      <w:r>
-        <w:t>for i in range(1,7):</w:t>
-      </w:r>
-    </w:p>
-    <w:p>
-      <w:pPr>
-        <w:pStyle w:val="NoSpacing"/>
-      </w:pPr>
-      <w:r>
-        <w:t xml:space="preserve">    print(i)</w:t>
-      </w:r>
-    </w:p>
-    <w:p>
-      <w:pPr>
-        <w:pStyle w:val="NoSpacing"/>
-      </w:pPr>
-      <w:r>
-        <w:t>else:</w:t>
-      </w:r>
-    </w:p>
-    <w:p>
-      <w:pPr>
-        <w:pStyle w:val="NoSpacing"/>
-      </w:pPr>
-      <w:r>
-        <w:t xml:space="preserve">    print(0)</w:t>
-      </w:r>
-    </w:p>
-    <w:p>
-      <w:pPr>
-        <w:pStyle w:val="NoSpacing"/>
-      </w:pPr>
-    </w:p>
-    <w:p>
-      <w:pPr>
-        <w:pStyle w:val="NoSpacing"/>
-      </w:pPr>
-    </w:p>
-    <w:p>
-      <w:pPr>
-        <w:pStyle w:val="NoSpacing"/>
-      </w:pPr>
-      <w:r>
-        <w:t>for i in range(1,7):</w:t>
-      </w:r>
-    </w:p>
-    <w:p>
-      <w:pPr>
-        <w:pStyle w:val="NoSpacing"/>
-      </w:pPr>
-      <w:r>
-        <w:t xml:space="preserve">    if i==4:</w:t>
-      </w:r>
-    </w:p>
-    <w:p>
-      <w:pPr>
-        <w:pStyle w:val="NoSpacing"/>
-      </w:pPr>
-      <w:r>
-        <w:t xml:space="preserve">        break</w:t>
-      </w:r>
-    </w:p>
-    <w:p>
-      <w:pPr>
-        <w:pStyle w:val="NoSpacing"/>
-      </w:pPr>
-      <w:r>
-        <w:t xml:space="preserve">    print(i)</w:t>
-      </w:r>
-    </w:p>
-    <w:p>
-      <w:pPr>
-        <w:pStyle w:val="NoSpacing"/>
-      </w:pPr>
-      <w:r>
-        <w:t>else:</w:t>
-      </w:r>
-    </w:p>
-    <w:p>
-      <w:pPr>
-        <w:pStyle w:val="NoSpacing"/>
-      </w:pPr>
-      <w:r>
-        <w:t xml:space="preserve">    print(0)</w:t>
-      </w:r>
-    </w:p>
-    <w:p>
-      <w:pPr>
-        <w:pStyle w:val="NoSpacing"/>
-      </w:pPr>
-    </w:p>
-    <w:p>
-      <w:pPr>
-        <w:pStyle w:val="NoSpacing"/>
-      </w:pPr>
-      <w:r>
-        <w:t># else will work only if, FOR complete his task without any break</w:t>
-      </w:r>
-    </w:p>
-    <w:p>
-      <w:pPr>
-        <w:pStyle w:val="NoSpacing"/>
-      </w:pPr>
-    </w:p>
-    <w:p>
-      <w:pPr>
-        <w:pStyle w:val="NoSpacing"/>
-      </w:pPr>
-      <w:r>
-        <w:t>for i in range(1,7):</w:t>
-      </w:r>
-    </w:p>
-    <w:p>
-      <w:pPr>
-        <w:pStyle w:val="NoSpacing"/>
-      </w:pPr>
-      <w:r>
-        <w:t xml:space="preserve">    if i==4:</w:t>
-      </w:r>
-    </w:p>
-    <w:p>
-      <w:pPr>
-        <w:pStyle w:val="NoSpacing"/>
-      </w:pPr>
-      <w:r>
-        <w:t xml:space="preserve">        continue</w:t>
-      </w:r>
-    </w:p>
-    <w:p>
-      <w:pPr>
-        <w:pStyle w:val="NoSpacing"/>
-      </w:pPr>
-      <w:r>
-        <w:t xml:space="preserve">    print(i)</w:t>
-      </w:r>
-    </w:p>
-    <w:p>
-      <w:pPr>
-        <w:pStyle w:val="NoSpacing"/>
-      </w:pPr>
-      <w:r>
-        <w:t>else:</w:t>
-      </w:r>
-    </w:p>
-    <w:p>
-      <w:pPr>
-        <w:pStyle w:val="NoSpacing"/>
-      </w:pPr>
-      <w:r>
-        <w:t xml:space="preserve">    print(0)</w:t>
-      </w:r>
-    </w:p>
-    <w:p>
-      <w:pPr>
-        <w:pStyle w:val="NoSpacing"/>
-      </w:pPr>
-    </w:p>
-    <w:p>
-      <w:pPr>
-        <w:pStyle w:val="NoSpacing"/>
-      </w:pPr>
-    </w:p>
-    <w:p>
-      <w:pPr>
-        <w:pStyle w:val="NoSpacing"/>
-      </w:pPr>
-    </w:p>
-    <w:p>
-      <w:pPr>
-        <w:pStyle w:val="NoSpacing"/>
-      </w:pPr>
-      <w:r>
-        <w:t>for i in range(1,7):</w:t>
-      </w:r>
-    </w:p>
-    <w:p>
-      <w:pPr>
-        <w:pStyle w:val="NoSpacing"/>
-      </w:pPr>
-      <w:r>
-        <w:t xml:space="preserve">    if i==4:</w:t>
-      </w:r>
-    </w:p>
-    <w:p>
-      <w:pPr>
-        <w:pStyle w:val="NoSpacing"/>
-      </w:pPr>
-      <w:r>
-        <w:t xml:space="preserve">        continue</w:t>
-      </w:r>
-    </w:p>
-    <w:p>
-      <w:pPr>
-        <w:pStyle w:val="NoSpacing"/>
-      </w:pPr>
-      <w:r>
-        <w:t>else:</w:t>
-      </w:r>
-    </w:p>
-    <w:p>
-      <w:pPr>
-        <w:pStyle w:val="NoSpacing"/>
-      </w:pPr>
-      <w:r>
-        <w:t xml:space="preserve">    print(0)</w:t>
-      </w:r>
-    </w:p>
-    <w:p>
-      <w:pPr>
-        <w:pStyle w:val="NoSpacing"/>
-      </w:pPr>
-    </w:p>
-    <w:p>
-      <w:pPr>
-        <w:pStyle w:val="NoSpacing"/>
-      </w:pPr>
-    </w:p>
-    <w:p>
-      <w:pPr>
-        <w:pStyle w:val="NoSpacing"/>
-      </w:pPr>
-      <w:r>
-        <w:t>for i in range(1,7):</w:t>
-      </w:r>
-    </w:p>
-    <w:p>
-      <w:pPr>
-        <w:pStyle w:val="NoSpacing"/>
-      </w:pPr>
-      <w:r>
-        <w:t xml:space="preserve">    if i==4:</w:t>
       </w:r>
     </w:p>
     <w:p>
@@ -7712,8 +7106,612 @@
     <w:p>
       <w:pPr>
         <w:pStyle w:val="NoSpacing"/>
-      </w:pPr>
-      <w:r>
+        <w:rPr>
+          <w:b/>
+        </w:rPr>
+      </w:pPr>
+      <w:r>
+        <w:t xml:space="preserve">    print(i)        </w:t>
+      </w:r>
+      <w:r>
+        <w:rPr>
+          <w:b/>
+        </w:rPr>
+        <w:t xml:space="preserve">  yaha check karna hai ki agar print if k andar likhege to kya hoga </w:t>
+      </w:r>
+    </w:p>
+    <w:p>
+      <w:pPr>
+        <w:pStyle w:val="NoSpacing"/>
+      </w:pPr>
+    </w:p>
+    <w:p>
+      <w:pPr>
+        <w:pStyle w:val="NoSpacing"/>
+      </w:pPr>
+    </w:p>
+    <w:p>
+      <w:pPr>
+        <w:pStyle w:val="NoSpacing"/>
+      </w:pPr>
+    </w:p>
+    <w:p>
+      <w:pPr>
+        <w:pStyle w:val="NoSpacing"/>
+      </w:pPr>
+      <w:r>
+        <w:t># continue:- Continue takes the cursor to the next itteration</w:t>
+      </w:r>
+    </w:p>
+    <w:p>
+      <w:pPr>
+        <w:pStyle w:val="NoSpacing"/>
+      </w:pPr>
+      <w:r>
+        <w:t># continue go for the next loop's itteration</w:t>
+      </w:r>
+    </w:p>
+    <w:p>
+      <w:pPr>
+        <w:pStyle w:val="NoSpacing"/>
+      </w:pPr>
+      <w:r>
+        <w:t># continue will skip the instruction after the continue</w:t>
+      </w:r>
+    </w:p>
+    <w:p>
+      <w:pPr>
+        <w:pStyle w:val="NoSpacing"/>
+        <w:rPr>
+          <w:b/>
+        </w:rPr>
+      </w:pPr>
+      <w:r>
+        <w:rPr>
+          <w:b/>
+        </w:rPr>
+        <w:t># Continue ka matlab hota hai ki uske aage jitney bhi instruction likhe hoy hai unhe skip karna ( fir se loop par jana)</w:t>
+      </w:r>
+    </w:p>
+    <w:p>
+      <w:pPr>
+        <w:pStyle w:val="NoSpacing"/>
+      </w:pPr>
+    </w:p>
+    <w:p>
+      <w:pPr>
+        <w:pStyle w:val="NoSpacing"/>
+      </w:pPr>
+      <w:r>
+        <w:t>for i in range(1,7):</w:t>
+      </w:r>
+    </w:p>
+    <w:p>
+      <w:pPr>
+        <w:pStyle w:val="NoSpacing"/>
+      </w:pPr>
+      <w:r>
+        <w:t xml:space="preserve">    if i==3:</w:t>
+      </w:r>
+    </w:p>
+    <w:p>
+      <w:pPr>
+        <w:pStyle w:val="NoSpacing"/>
+      </w:pPr>
+      <w:r>
+        <w:t xml:space="preserve">        continue</w:t>
+      </w:r>
+    </w:p>
+    <w:p>
+      <w:pPr>
+        <w:pStyle w:val="NoSpacing"/>
+      </w:pPr>
+      <w:r>
+        <w:t xml:space="preserve">    print(i)</w:t>
+      </w:r>
+    </w:p>
+    <w:p>
+      <w:pPr>
+        <w:pStyle w:val="NoSpacing"/>
+      </w:pPr>
+    </w:p>
+    <w:p>
+      <w:pPr>
+        <w:pStyle w:val="NoSpacing"/>
+      </w:pPr>
+    </w:p>
+    <w:p>
+      <w:pPr>
+        <w:pStyle w:val="NoSpacing"/>
+      </w:pPr>
+    </w:p>
+    <w:p>
+      <w:pPr>
+        <w:pStyle w:val="NoSpacing"/>
+      </w:pPr>
+      <w:r>
+        <w:t>for i in range(1,7):</w:t>
+      </w:r>
+    </w:p>
+    <w:p>
+      <w:pPr>
+        <w:pStyle w:val="NoSpacing"/>
+      </w:pPr>
+      <w:r>
+        <w:t xml:space="preserve">    print(i)</w:t>
+      </w:r>
+    </w:p>
+    <w:p>
+      <w:pPr>
+        <w:pStyle w:val="NoSpacing"/>
+      </w:pPr>
+      <w:r>
+        <w:t xml:space="preserve">    if i==3:</w:t>
+      </w:r>
+    </w:p>
+    <w:p>
+      <w:pPr>
+        <w:pStyle w:val="NoSpacing"/>
+      </w:pPr>
+      <w:r>
+        <w:t xml:space="preserve">        continue</w:t>
+      </w:r>
+    </w:p>
+    <w:p>
+      <w:pPr>
+        <w:pStyle w:val="NoSpacing"/>
+      </w:pPr>
+    </w:p>
+    <w:p>
+      <w:pPr>
+        <w:pStyle w:val="NoSpacing"/>
+      </w:pPr>
+    </w:p>
+    <w:p>
+      <w:pPr>
+        <w:pStyle w:val="NoSpacing"/>
+      </w:pPr>
+    </w:p>
+    <w:p>
+      <w:pPr>
+        <w:pStyle w:val="NoSpacing"/>
+      </w:pPr>
+      <w:r>
+        <w:t># continue:- Continue takes the cursor to the next itteration</w:t>
+      </w:r>
+    </w:p>
+    <w:p>
+      <w:pPr>
+        <w:pStyle w:val="NoSpacing"/>
+      </w:pPr>
+      <w:r>
+        <w:t># continue go for the next loop's itteration</w:t>
+      </w:r>
+    </w:p>
+    <w:p>
+      <w:pPr>
+        <w:pStyle w:val="NoSpacing"/>
+      </w:pPr>
+      <w:r>
+        <w:t># continue will skip the instruction after the continue</w:t>
+      </w:r>
+    </w:p>
+    <w:p>
+      <w:pPr>
+        <w:pStyle w:val="NoSpacing"/>
+      </w:pPr>
+    </w:p>
+    <w:p>
+      <w:pPr>
+        <w:pStyle w:val="NoSpacing"/>
+      </w:pPr>
+      <w:r>
+        <w:t>for i in range(1,11):</w:t>
+      </w:r>
+    </w:p>
+    <w:p>
+      <w:pPr>
+        <w:pStyle w:val="NoSpacing"/>
+      </w:pPr>
+      <w:r>
+        <w:t xml:space="preserve">    if i%3==0:</w:t>
+      </w:r>
+    </w:p>
+    <w:p>
+      <w:pPr>
+        <w:pStyle w:val="NoSpacing"/>
+      </w:pPr>
+      <w:r>
+        <w:t xml:space="preserve">        continue</w:t>
+      </w:r>
+    </w:p>
+    <w:p>
+      <w:pPr>
+        <w:pStyle w:val="NoSpacing"/>
+      </w:pPr>
+      <w:r>
+        <w:t xml:space="preserve">    print(i)</w:t>
+      </w:r>
+    </w:p>
+    <w:p>
+      <w:pPr>
+        <w:pStyle w:val="NoSpacing"/>
+      </w:pPr>
+    </w:p>
+    <w:p>
+      <w:pPr>
+        <w:pStyle w:val="NoSpacing"/>
+      </w:pPr>
+    </w:p>
+    <w:p>
+      <w:pPr>
+        <w:pStyle w:val="NoSpacing"/>
+      </w:pPr>
+      <w:r>
+        <w:t># pass:- pass do nothing (pass just PASS the cursor to the next line)</w:t>
+      </w:r>
+    </w:p>
+    <w:p>
+      <w:pPr>
+        <w:pStyle w:val="NoSpacing"/>
+      </w:pPr>
+    </w:p>
+    <w:p>
+      <w:pPr>
+        <w:pStyle w:val="NoSpacing"/>
+      </w:pPr>
+      <w:r>
+        <w:t>for i in range(1,6):</w:t>
+      </w:r>
+    </w:p>
+    <w:p>
+      <w:pPr>
+        <w:pStyle w:val="NoSpacing"/>
+      </w:pPr>
+      <w:r>
+        <w:t xml:space="preserve">    if i==3:</w:t>
+      </w:r>
+    </w:p>
+    <w:p>
+      <w:pPr>
+        <w:pStyle w:val="NoSpacing"/>
+      </w:pPr>
+      <w:r>
+        <w:t xml:space="preserve">        pass</w:t>
+      </w:r>
+    </w:p>
+    <w:p>
+      <w:pPr>
+        <w:pStyle w:val="NoSpacing"/>
+      </w:pPr>
+      <w:r>
+        <w:t xml:space="preserve">    print(i)</w:t>
+      </w:r>
+    </w:p>
+    <w:p>
+      <w:pPr>
+        <w:pStyle w:val="NoSpacing"/>
+      </w:pPr>
+    </w:p>
+    <w:p>
+      <w:pPr>
+        <w:pStyle w:val="NoSpacing"/>
+      </w:pPr>
+      <w:r>
+        <w:t xml:space="preserve">    </w:t>
+      </w:r>
+    </w:p>
+    <w:p>
+      <w:pPr>
+        <w:pStyle w:val="NoSpacing"/>
+      </w:pPr>
+    </w:p>
+    <w:p>
+      <w:pPr>
+        <w:pStyle w:val="NoSpacing"/>
+      </w:pPr>
+      <w:r>
+        <w:t>if 10&gt;5:</w:t>
+      </w:r>
+    </w:p>
+    <w:p>
+      <w:pPr>
+        <w:pStyle w:val="NoSpacing"/>
+      </w:pPr>
+      <w:r>
+        <w:t xml:space="preserve">    pass</w:t>
+      </w:r>
+    </w:p>
+    <w:p>
+      <w:pPr>
+        <w:pStyle w:val="NoSpacing"/>
+      </w:pPr>
+    </w:p>
+    <w:p>
+      <w:pPr>
+        <w:pStyle w:val="NoSpacing"/>
+      </w:pPr>
+      <w:r>
+        <w:t>print("Hello")</w:t>
+      </w:r>
+    </w:p>
+    <w:p>
+      <w:pPr>
+        <w:pStyle w:val="NoSpacing"/>
+      </w:pPr>
+    </w:p>
+    <w:p>
+      <w:pPr>
+        <w:pStyle w:val="NoSpacing"/>
+      </w:pPr>
+    </w:p>
+    <w:p>
+      <w:pPr>
+        <w:pStyle w:val="NoSpacing"/>
+      </w:pPr>
+      <w:r>
+        <w:t>ELSE</w:t>
+      </w:r>
+    </w:p>
+    <w:p>
+      <w:pPr>
+        <w:pStyle w:val="NoSpacing"/>
+      </w:pPr>
+      <w:r>
+        <w:t>#  ELSE will work with FOR</w:t>
+      </w:r>
+    </w:p>
+    <w:p>
+      <w:pPr>
+        <w:pStyle w:val="NoSpacing"/>
+      </w:pPr>
+      <w:r>
+        <w:t>for i in range(1,7):</w:t>
+      </w:r>
+    </w:p>
+    <w:p>
+      <w:pPr>
+        <w:pStyle w:val="NoSpacing"/>
+      </w:pPr>
+      <w:r>
+        <w:t xml:space="preserve">    print(i)</w:t>
+      </w:r>
+    </w:p>
+    <w:p>
+      <w:pPr>
+        <w:pStyle w:val="NoSpacing"/>
+      </w:pPr>
+      <w:r>
+        <w:t>else:</w:t>
+      </w:r>
+    </w:p>
+    <w:p>
+      <w:pPr>
+        <w:pStyle w:val="NoSpacing"/>
+      </w:pPr>
+      <w:r>
+        <w:t xml:space="preserve">    print(0)</w:t>
+      </w:r>
+    </w:p>
+    <w:p>
+      <w:pPr>
+        <w:pStyle w:val="NoSpacing"/>
+      </w:pPr>
+    </w:p>
+    <w:p>
+      <w:pPr>
+        <w:pStyle w:val="NoSpacing"/>
+      </w:pPr>
+    </w:p>
+    <w:p>
+      <w:pPr>
+        <w:pStyle w:val="NoSpacing"/>
+      </w:pPr>
+      <w:r>
+        <w:t>for i in range(1,7):</w:t>
+      </w:r>
+    </w:p>
+    <w:p>
+      <w:pPr>
+        <w:pStyle w:val="NoSpacing"/>
+      </w:pPr>
+      <w:r>
+        <w:t xml:space="preserve">    if i==4:</w:t>
+      </w:r>
+    </w:p>
+    <w:p>
+      <w:pPr>
+        <w:pStyle w:val="NoSpacing"/>
+      </w:pPr>
+      <w:r>
+        <w:t xml:space="preserve">        break</w:t>
+      </w:r>
+    </w:p>
+    <w:p>
+      <w:pPr>
+        <w:pStyle w:val="NoSpacing"/>
+      </w:pPr>
+      <w:r>
+        <w:t xml:space="preserve">    print(i)</w:t>
+      </w:r>
+    </w:p>
+    <w:p>
+      <w:pPr>
+        <w:pStyle w:val="NoSpacing"/>
+      </w:pPr>
+      <w:r>
+        <w:t>else:</w:t>
+      </w:r>
+    </w:p>
+    <w:p>
+      <w:pPr>
+        <w:pStyle w:val="NoSpacing"/>
+      </w:pPr>
+      <w:r>
+        <w:t xml:space="preserve">    print(0)</w:t>
+      </w:r>
+    </w:p>
+    <w:p>
+      <w:pPr>
+        <w:pStyle w:val="NoSpacing"/>
+      </w:pPr>
+    </w:p>
+    <w:p>
+      <w:pPr>
+        <w:pStyle w:val="NoSpacing"/>
+      </w:pPr>
+      <w:r>
+        <w:t># else will work only if, FOR complete his task without any break</w:t>
+      </w:r>
+    </w:p>
+    <w:p>
+      <w:pPr>
+        <w:pStyle w:val="NoSpacing"/>
+      </w:pPr>
+    </w:p>
+    <w:p>
+      <w:pPr>
+        <w:pStyle w:val="NoSpacing"/>
+      </w:pPr>
+      <w:r>
+        <w:t>for i in range(1,7):</w:t>
+      </w:r>
+    </w:p>
+    <w:p>
+      <w:pPr>
+        <w:pStyle w:val="NoSpacing"/>
+      </w:pPr>
+      <w:r>
+        <w:t xml:space="preserve">    if i==4:</w:t>
+      </w:r>
+    </w:p>
+    <w:p>
+      <w:pPr>
+        <w:pStyle w:val="NoSpacing"/>
+      </w:pPr>
+      <w:r>
+        <w:t xml:space="preserve">        continue</w:t>
+      </w:r>
+    </w:p>
+    <w:p>
+      <w:pPr>
+        <w:pStyle w:val="NoSpacing"/>
+      </w:pPr>
+      <w:r>
+        <w:t xml:space="preserve">    print(i)</w:t>
+      </w:r>
+    </w:p>
+    <w:p>
+      <w:pPr>
+        <w:pStyle w:val="NoSpacing"/>
+      </w:pPr>
+      <w:r>
+        <w:t>else:</w:t>
+      </w:r>
+    </w:p>
+    <w:p>
+      <w:pPr>
+        <w:pStyle w:val="NoSpacing"/>
+      </w:pPr>
+      <w:r>
+        <w:t xml:space="preserve">    print(0)</w:t>
+      </w:r>
+    </w:p>
+    <w:p>
+      <w:pPr>
+        <w:pStyle w:val="NoSpacing"/>
+      </w:pPr>
+    </w:p>
+    <w:p>
+      <w:pPr>
+        <w:pStyle w:val="NoSpacing"/>
+      </w:pPr>
+    </w:p>
+    <w:p>
+      <w:pPr>
+        <w:pStyle w:val="NoSpacing"/>
+      </w:pPr>
+    </w:p>
+    <w:p>
+      <w:pPr>
+        <w:pStyle w:val="NoSpacing"/>
+      </w:pPr>
+      <w:r>
+        <w:t>for i in range(1,7):</w:t>
+      </w:r>
+    </w:p>
+    <w:p>
+      <w:pPr>
+        <w:pStyle w:val="NoSpacing"/>
+      </w:pPr>
+      <w:r>
+        <w:t xml:space="preserve">    if i==4:</w:t>
+      </w:r>
+    </w:p>
+    <w:p>
+      <w:pPr>
+        <w:pStyle w:val="NoSpacing"/>
+      </w:pPr>
+      <w:r>
+        <w:t xml:space="preserve">        continue</w:t>
+      </w:r>
+    </w:p>
+    <w:p>
+      <w:pPr>
+        <w:pStyle w:val="NoSpacing"/>
+      </w:pPr>
+      <w:r>
+        <w:t>else:</w:t>
+      </w:r>
+    </w:p>
+    <w:p>
+      <w:pPr>
+        <w:pStyle w:val="NoSpacing"/>
+      </w:pPr>
+      <w:r>
+        <w:t xml:space="preserve">    print(0)</w:t>
+      </w:r>
+    </w:p>
+    <w:p>
+      <w:pPr>
+        <w:pStyle w:val="NoSpacing"/>
+      </w:pPr>
+    </w:p>
+    <w:p>
+      <w:pPr>
+        <w:pStyle w:val="NoSpacing"/>
+      </w:pPr>
+    </w:p>
+    <w:p>
+      <w:pPr>
+        <w:pStyle w:val="NoSpacing"/>
+      </w:pPr>
+      <w:r>
+        <w:t>for i in range(1,7):</w:t>
+      </w:r>
+    </w:p>
+    <w:p>
+      <w:pPr>
+        <w:pStyle w:val="NoSpacing"/>
+      </w:pPr>
+      <w:r>
+        <w:t xml:space="preserve">    if i==4:</w:t>
+      </w:r>
+    </w:p>
+    <w:p>
+      <w:pPr>
+        <w:pStyle w:val="NoSpacing"/>
+      </w:pPr>
+      <w:r>
+        <w:t xml:space="preserve">        break</w:t>
+      </w:r>
+    </w:p>
+    <w:p>
+      <w:pPr>
+        <w:pStyle w:val="NoSpacing"/>
+      </w:pPr>
+      <w:r>
+        <w:lastRenderedPageBreak/>
         <w:t>else:</w:t>
       </w:r>
     </w:p>
@@ -8342,6 +8340,7 @@
         <w:pStyle w:val="NoSpacing"/>
       </w:pPr>
       <w:r>
+        <w:lastRenderedPageBreak/>
         <w:t>count = 0</w:t>
       </w:r>
     </w:p>
@@ -8994,6 +8993,7 @@
         <w:pStyle w:val="NoSpacing"/>
       </w:pPr>
       <w:r>
+        <w:lastRenderedPageBreak/>
         <w:t>num = int(input("Enter A Number : "))</w:t>
       </w:r>
     </w:p>
@@ -10310,15 +10310,15 @@
         <w:pStyle w:val="NoSpacing"/>
       </w:pPr>
       <w:r>
+        <w:t>t = (23,45,56,78,90)</w:t>
+      </w:r>
+    </w:p>
+    <w:p>
+      <w:pPr>
+        <w:pStyle w:val="NoSpacing"/>
+      </w:pPr>
+      <w:r>
         <w:lastRenderedPageBreak/>
-        <w:t>t = (23,45,56,78,90)</w:t>
-      </w:r>
-    </w:p>
-    <w:p>
-      <w:pPr>
-        <w:pStyle w:val="NoSpacing"/>
-      </w:pPr>
-      <w:r>
         <w:t>t = (34,67.34,True,'Aman',3+8j)</w:t>
       </w:r>
     </w:p>
@@ -10926,15 +10926,15 @@
         <w:pStyle w:val="NoSpacing"/>
       </w:pPr>
       <w:r>
+        <w:t>li = [ x for x in range(2,21,2) ]</w:t>
+      </w:r>
+    </w:p>
+    <w:p>
+      <w:pPr>
+        <w:pStyle w:val="NoSpacing"/>
+      </w:pPr>
+      <w:r>
         <w:lastRenderedPageBreak/>
-        <w:t>li = [ x for x in range(2,21,2) ]</w:t>
-      </w:r>
-    </w:p>
-    <w:p>
-      <w:pPr>
-        <w:pStyle w:val="NoSpacing"/>
-      </w:pPr>
-      <w:r>
         <w:t>li = [ x**3 for x in range(1,11) ]</w:t>
       </w:r>
     </w:p>
@@ -11552,6 +11552,7 @@
         <w:pStyle w:val="NoSpacing"/>
       </w:pPr>
       <w:r>
+        <w:lastRenderedPageBreak/>
         <w:t>s = {2,45,67,45,2,78,879,63}</w:t>
       </w:r>
     </w:p>
@@ -12176,15 +12177,15 @@
         <w:pStyle w:val="NoSpacing"/>
       </w:pPr>
       <w:r>
+        <w:t>Dictionary's Method</w:t>
+      </w:r>
+    </w:p>
+    <w:p>
+      <w:pPr>
+        <w:pStyle w:val="NoSpacing"/>
+      </w:pPr>
+      <w:r>
         <w:lastRenderedPageBreak/>
-        <w:t>Dictionary's Method</w:t>
-      </w:r>
-    </w:p>
-    <w:p>
-      <w:pPr>
-        <w:pStyle w:val="NoSpacing"/>
-      </w:pPr>
-      <w:r>
         <w:t xml:space="preserve">    keys , values , items</w:t>
       </w:r>
     </w:p>
@@ -12836,15 +12837,15 @@
         <w:pStyle w:val="NoSpacing"/>
       </w:pPr>
       <w:r>
+        <w:t>st = ""</w:t>
+      </w:r>
+    </w:p>
+    <w:p>
+      <w:pPr>
+        <w:pStyle w:val="NoSpacing"/>
+      </w:pPr>
+      <w:r>
         <w:lastRenderedPageBreak/>
-        <w:t>st = ""</w:t>
-      </w:r>
-    </w:p>
-    <w:p>
-      <w:pPr>
-        <w:pStyle w:val="NoSpacing"/>
-      </w:pPr>
-      <w:r>
         <w:t>st = str(123)</w:t>
       </w:r>
     </w:p>
@@ -13454,15 +13455,15 @@
         <w:pStyle w:val="NoSpacing"/>
       </w:pPr>
       <w:r>
+        <w:t>st = "I Love Java Programming"</w:t>
+      </w:r>
+    </w:p>
+    <w:p>
+      <w:pPr>
+        <w:pStyle w:val="NoSpacing"/>
+      </w:pPr>
+      <w:r>
         <w:lastRenderedPageBreak/>
-        <w:t>st = "I Love Java Programming"</w:t>
-      </w:r>
-    </w:p>
-    <w:p>
-      <w:pPr>
-        <w:pStyle w:val="NoSpacing"/>
-      </w:pPr>
-      <w:r>
         <w:t>li = st.split()</w:t>
       </w:r>
     </w:p>
@@ -15327,15 +15328,15 @@
         <w:pStyle w:val="NoSpacing"/>
       </w:pPr>
       <w:r>
+        <w:t xml:space="preserve">        return 1</w:t>
+      </w:r>
+    </w:p>
+    <w:p>
+      <w:pPr>
+        <w:pStyle w:val="NoSpacing"/>
+      </w:pPr>
+      <w:r>
         <w:lastRenderedPageBreak/>
-        <w:t xml:space="preserve">        return 1</w:t>
-      </w:r>
-    </w:p>
-    <w:p>
-      <w:pPr>
-        <w:pStyle w:val="NoSpacing"/>
-      </w:pPr>
-      <w:r>
         <w:t xml:space="preserve">    else:</w:t>
       </w:r>
     </w:p>
@@ -15942,7 +15943,414 @@
         <w:pStyle w:val="NoSpacing"/>
       </w:pPr>
       <w:r>
+        <w:t>checkEven = lambda num:num%2==0</w:t>
+      </w:r>
+    </w:p>
+    <w:p>
+      <w:pPr>
+        <w:pStyle w:val="NoSpacing"/>
+      </w:pPr>
+      <w:r>
         <w:lastRenderedPageBreak/>
+        <w:t>li = [23,67,91,58,35,68,80,35,74]</w:t>
+      </w:r>
+    </w:p>
+    <w:p>
+      <w:pPr>
+        <w:pStyle w:val="NoSpacing"/>
+      </w:pPr>
+      <w:r>
+        <w:t>ans = list(filter(checkEven , li))</w:t>
+      </w:r>
+    </w:p>
+    <w:p>
+      <w:pPr>
+        <w:pStyle w:val="NoSpacing"/>
+      </w:pPr>
+      <w:r>
+        <w:t>print( ans )</w:t>
+      </w:r>
+    </w:p>
+    <w:p>
+      <w:pPr>
+        <w:pStyle w:val="NoSpacing"/>
+      </w:pPr>
+    </w:p>
+    <w:p>
+      <w:pPr>
+        <w:pStyle w:val="NoSpacing"/>
+      </w:pPr>
+    </w:p>
+    <w:p>
+      <w:pPr>
+        <w:pStyle w:val="NoSpacing"/>
+      </w:pPr>
+      <w:r>
+        <w:t>add = lambda a,b : a+b</w:t>
+      </w:r>
+    </w:p>
+    <w:p>
+      <w:pPr>
+        <w:pStyle w:val="NoSpacing"/>
+      </w:pPr>
+      <w:r>
+        <w:t>li = [1,2,3,4,5,6,7]</w:t>
+      </w:r>
+    </w:p>
+    <w:p>
+      <w:pPr>
+        <w:pStyle w:val="NoSpacing"/>
+      </w:pPr>
+      <w:r>
+        <w:t>res = 0</w:t>
+      </w:r>
+    </w:p>
+    <w:p>
+      <w:pPr>
+        <w:pStyle w:val="NoSpacing"/>
+      </w:pPr>
+      <w:r>
+        <w:t>for x in li:</w:t>
+      </w:r>
+    </w:p>
+    <w:p>
+      <w:pPr>
+        <w:pStyle w:val="NoSpacing"/>
+      </w:pPr>
+      <w:r>
+        <w:t xml:space="preserve">    res = add(res,x)</w:t>
+      </w:r>
+    </w:p>
+    <w:p>
+      <w:pPr>
+        <w:pStyle w:val="NoSpacing"/>
+      </w:pPr>
+      <w:r>
+        <w:t>print(res)</w:t>
+      </w:r>
+    </w:p>
+    <w:p>
+      <w:pPr>
+        <w:pStyle w:val="NoSpacing"/>
+      </w:pPr>
+    </w:p>
+    <w:p>
+      <w:pPr>
+        <w:pStyle w:val="NoSpacing"/>
+      </w:pPr>
+    </w:p>
+    <w:p>
+      <w:pPr>
+        <w:pStyle w:val="NoSpacing"/>
+      </w:pPr>
+      <w:r>
+        <w:t>reduce  (functools library's method)</w:t>
+      </w:r>
+    </w:p>
+    <w:p>
+      <w:pPr>
+        <w:pStyle w:val="NoSpacing"/>
+      </w:pPr>
+      <w:r>
+        <w:t>we can convert a complete collection into a single value</w:t>
+      </w:r>
+    </w:p>
+    <w:p>
+      <w:pPr>
+        <w:pStyle w:val="NoSpacing"/>
+      </w:pPr>
+      <w:r>
+        <w:t>using reduce method</w:t>
+      </w:r>
+    </w:p>
+    <w:p>
+      <w:pPr>
+        <w:pStyle w:val="NoSpacing"/>
+      </w:pPr>
+    </w:p>
+    <w:p>
+      <w:pPr>
+        <w:pStyle w:val="NoSpacing"/>
+      </w:pPr>
+    </w:p>
+    <w:p>
+      <w:pPr>
+        <w:pStyle w:val="NoSpacing"/>
+      </w:pPr>
+      <w:r>
+        <w:t>from functools import reduce</w:t>
+      </w:r>
+    </w:p>
+    <w:p>
+      <w:pPr>
+        <w:pStyle w:val="NoSpacing"/>
+      </w:pPr>
+    </w:p>
+    <w:p>
+      <w:pPr>
+        <w:pStyle w:val="NoSpacing"/>
+      </w:pPr>
+      <w:r>
+        <w:t>add = lambda a,b : a+b</w:t>
+      </w:r>
+    </w:p>
+    <w:p>
+      <w:pPr>
+        <w:pStyle w:val="NoSpacing"/>
+      </w:pPr>
+      <w:r>
+        <w:t>li = [1,2,3,4,5,6,7]</w:t>
+      </w:r>
+    </w:p>
+    <w:p>
+      <w:pPr>
+        <w:pStyle w:val="NoSpacing"/>
+      </w:pPr>
+      <w:r>
+        <w:t>res = reduce( add , li )</w:t>
+      </w:r>
+    </w:p>
+    <w:p>
+      <w:pPr>
+        <w:pStyle w:val="NoSpacing"/>
+      </w:pPr>
+      <w:r>
+        <w:t>print( res )</w:t>
+      </w:r>
+    </w:p>
+    <w:p>
+      <w:pPr>
+        <w:pStyle w:val="NoSpacing"/>
+      </w:pPr>
+    </w:p>
+    <w:p>
+      <w:pPr>
+        <w:pStyle w:val="NoSpacing"/>
+      </w:pPr>
+    </w:p>
+    <w:p>
+      <w:pPr>
+        <w:pStyle w:val="NoSpacing"/>
+      </w:pPr>
+    </w:p>
+    <w:p>
+      <w:pPr>
+        <w:pStyle w:val="NoSpacing"/>
+      </w:pPr>
+      <w:r>
+        <w:t># Addition</w:t>
+      </w:r>
+    </w:p>
+    <w:p>
+      <w:pPr>
+        <w:pStyle w:val="NoSpacing"/>
+      </w:pPr>
+    </w:p>
+    <w:p>
+      <w:pPr>
+        <w:pStyle w:val="NoSpacing"/>
+      </w:pPr>
+      <w:r>
+        <w:t>from functools import reduce</w:t>
+      </w:r>
+    </w:p>
+    <w:p>
+      <w:pPr>
+        <w:pStyle w:val="NoSpacing"/>
+      </w:pPr>
+      <w:r>
+        <w:t>add = lambda a,b : a+b</w:t>
+      </w:r>
+    </w:p>
+    <w:p>
+      <w:pPr>
+        <w:pStyle w:val="NoSpacing"/>
+      </w:pPr>
+      <w:r>
+        <w:t>li = [1,2,3,4,5,6,7]</w:t>
+      </w:r>
+    </w:p>
+    <w:p>
+      <w:pPr>
+        <w:pStyle w:val="NoSpacing"/>
+      </w:pPr>
+      <w:r>
+        <w:t>res = reduce( add , li )</w:t>
+      </w:r>
+    </w:p>
+    <w:p>
+      <w:pPr>
+        <w:pStyle w:val="NoSpacing"/>
+      </w:pPr>
+      <w:r>
+        <w:t>print( res )</w:t>
+      </w:r>
+    </w:p>
+    <w:p>
+      <w:pPr>
+        <w:pStyle w:val="NoSpacing"/>
+      </w:pPr>
+    </w:p>
+    <w:p>
+      <w:pPr>
+        <w:pStyle w:val="NoSpacing"/>
+      </w:pPr>
+    </w:p>
+    <w:p>
+      <w:pPr>
+        <w:pStyle w:val="NoSpacing"/>
+      </w:pPr>
+      <w:r>
+        <w:t># Factorial</w:t>
+      </w:r>
+    </w:p>
+    <w:p>
+      <w:pPr>
+        <w:pStyle w:val="NoSpacing"/>
+      </w:pPr>
+      <w:r>
+        <w:t>from functools import reduce</w:t>
+      </w:r>
+    </w:p>
+    <w:p>
+      <w:pPr>
+        <w:pStyle w:val="NoSpacing"/>
+      </w:pPr>
+      <w:r>
+        <w:t>add = lambda a,b : a*b</w:t>
+      </w:r>
+    </w:p>
+    <w:p>
+      <w:pPr>
+        <w:pStyle w:val="NoSpacing"/>
+      </w:pPr>
+      <w:r>
+        <w:t>li = [1,2,3,4,5,6,7]</w:t>
+      </w:r>
+    </w:p>
+    <w:p>
+      <w:pPr>
+        <w:pStyle w:val="NoSpacing"/>
+      </w:pPr>
+      <w:r>
+        <w:t>res = reduce( add , li )</w:t>
+      </w:r>
+    </w:p>
+    <w:p>
+      <w:pPr>
+        <w:pStyle w:val="NoSpacing"/>
+      </w:pPr>
+      <w:r>
+        <w:t>print( res )</w:t>
+      </w:r>
+    </w:p>
+    <w:p>
+      <w:pPr>
+        <w:pStyle w:val="NoSpacing"/>
+      </w:pPr>
+    </w:p>
+    <w:p>
+      <w:pPr>
+        <w:pStyle w:val="NoSpacing"/>
+      </w:pPr>
+    </w:p>
+    <w:p>
+      <w:pPr>
+        <w:pStyle w:val="NoSpacing"/>
+      </w:pPr>
+      <w:r>
+        <w:t># Maximum Value</w:t>
+      </w:r>
+    </w:p>
+    <w:p>
+      <w:pPr>
+        <w:pStyle w:val="NoSpacing"/>
+      </w:pPr>
+    </w:p>
+    <w:p>
+      <w:pPr>
+        <w:pStyle w:val="NoSpacing"/>
+      </w:pPr>
+      <w:r>
+        <w:t>from functools import reduce</w:t>
+      </w:r>
+    </w:p>
+    <w:p>
+      <w:pPr>
+        <w:pStyle w:val="NoSpacing"/>
+      </w:pPr>
+      <w:r>
+        <w:t>add = lambda a,b : a if a&gt;b else b</w:t>
+      </w:r>
+    </w:p>
+    <w:p>
+      <w:pPr>
+        <w:pStyle w:val="NoSpacing"/>
+      </w:pPr>
+      <w:r>
+        <w:t>li = [45,89,34,12,54,789,67,34]</w:t>
+      </w:r>
+    </w:p>
+    <w:p>
+      <w:pPr>
+        <w:pStyle w:val="NoSpacing"/>
+      </w:pPr>
+      <w:r>
+        <w:t>res = reduce( add , li )</w:t>
+      </w:r>
+    </w:p>
+    <w:p>
+      <w:pPr>
+        <w:pStyle w:val="NoSpacing"/>
+      </w:pPr>
+      <w:r>
+        <w:t>print( res )</w:t>
+      </w:r>
+    </w:p>
+    <w:p>
+      <w:pPr>
+        <w:pStyle w:val="NoSpacing"/>
+      </w:pPr>
+    </w:p>
+    <w:p>
+      <w:pPr>
+        <w:pStyle w:val="NoSpacing"/>
+      </w:pPr>
+    </w:p>
+    <w:p>
+      <w:pPr>
+        <w:pStyle w:val="NoSpacing"/>
+      </w:pPr>
+      <w:r>
+        <w:t># WAP to add square or every even element of this list</w:t>
+      </w:r>
+    </w:p>
+    <w:p>
+      <w:pPr>
+        <w:pStyle w:val="NoSpacing"/>
+      </w:pPr>
+      <w:r>
+        <w:t>from functools import reduce</w:t>
+      </w:r>
+    </w:p>
+    <w:p>
+      <w:pPr>
+        <w:pStyle w:val="NoSpacing"/>
+      </w:pPr>
+    </w:p>
+    <w:p>
+      <w:pPr>
+        <w:pStyle w:val="NoSpacing"/>
+      </w:pPr>
+      <w:r>
+        <w:t>li = [12,45,78,45,41,74,42,86]</w:t>
+      </w:r>
+    </w:p>
+    <w:p>
+      <w:pPr>
+        <w:pStyle w:val="NoSpacing"/>
+      </w:pPr>
+      <w:r>
         <w:t>checkEven = lambda num:num%2==0</w:t>
       </w:r>
     </w:p>
@@ -15951,73 +16359,44 @@
         <w:pStyle w:val="NoSpacing"/>
       </w:pPr>
       <w:r>
-        <w:t>li = [23,67,91,58,35,68,80,35,74]</w:t>
-      </w:r>
-    </w:p>
-    <w:p>
-      <w:pPr>
-        <w:pStyle w:val="NoSpacing"/>
-      </w:pPr>
-      <w:r>
-        <w:t>ans = list(filter(checkEven , li))</w:t>
-      </w:r>
-    </w:p>
-    <w:p>
-      <w:pPr>
-        <w:pStyle w:val="NoSpacing"/>
-      </w:pPr>
-      <w:r>
-        <w:t>print( ans )</w:t>
-      </w:r>
-    </w:p>
-    <w:p>
-      <w:pPr>
-        <w:pStyle w:val="NoSpacing"/>
-      </w:pPr>
-    </w:p>
-    <w:p>
-      <w:pPr>
-        <w:pStyle w:val="NoSpacing"/>
-      </w:pPr>
-    </w:p>
-    <w:p>
-      <w:pPr>
-        <w:pStyle w:val="NoSpacing"/>
-      </w:pPr>
-      <w:r>
-        <w:t>add = lambda a,b : a+b</w:t>
-      </w:r>
-    </w:p>
-    <w:p>
-      <w:pPr>
-        <w:pStyle w:val="NoSpacing"/>
-      </w:pPr>
-      <w:r>
-        <w:t>li = [1,2,3,4,5,6,7]</w:t>
-      </w:r>
-    </w:p>
-    <w:p>
-      <w:pPr>
-        <w:pStyle w:val="NoSpacing"/>
-      </w:pPr>
-      <w:r>
-        <w:t>res = 0</w:t>
-      </w:r>
-    </w:p>
-    <w:p>
-      <w:pPr>
-        <w:pStyle w:val="NoSpacing"/>
-      </w:pPr>
-      <w:r>
-        <w:t>for x in li:</w:t>
-      </w:r>
-    </w:p>
-    <w:p>
-      <w:pPr>
-        <w:pStyle w:val="NoSpacing"/>
-      </w:pPr>
-      <w:r>
-        <w:t xml:space="preserve">    res = add(res,x)</w:t>
+        <w:t>sq = lambda num:num**2</w:t>
+      </w:r>
+    </w:p>
+    <w:p>
+      <w:pPr>
+        <w:pStyle w:val="NoSpacing"/>
+      </w:pPr>
+      <w:r>
+        <w:t>add = lambda a,b:a+b</w:t>
+      </w:r>
+    </w:p>
+    <w:p>
+      <w:pPr>
+        <w:pStyle w:val="NoSpacing"/>
+      </w:pPr>
+    </w:p>
+    <w:p>
+      <w:pPr>
+        <w:pStyle w:val="NoSpacing"/>
+      </w:pPr>
+      <w:r>
+        <w:t>li = filter( checkEven,li )</w:t>
+      </w:r>
+    </w:p>
+    <w:p>
+      <w:pPr>
+        <w:pStyle w:val="NoSpacing"/>
+      </w:pPr>
+      <w:r>
+        <w:t>li = map( sq , li )</w:t>
+      </w:r>
+    </w:p>
+    <w:p>
+      <w:pPr>
+        <w:pStyle w:val="NoSpacing"/>
+      </w:pPr>
+      <w:r>
+        <w:t>res = reduce( add , li )</w:t>
       </w:r>
     </w:p>
     <w:p>
@@ -16042,35 +16421,24 @@
       <w:pPr>
         <w:pStyle w:val="NoSpacing"/>
       </w:pPr>
-      <w:r>
-        <w:t>reduce  (functools library's method)</w:t>
-      </w:r>
-    </w:p>
-    <w:p>
-      <w:pPr>
-        <w:pStyle w:val="NoSpacing"/>
-      </w:pPr>
-      <w:r>
-        <w:t>we can convert a complete collection into a single value</w:t>
-      </w:r>
-    </w:p>
-    <w:p>
-      <w:pPr>
-        <w:pStyle w:val="NoSpacing"/>
-      </w:pPr>
-      <w:r>
-        <w:t>using reduce method</w:t>
-      </w:r>
-    </w:p>
-    <w:p>
-      <w:pPr>
-        <w:pStyle w:val="NoSpacing"/>
-      </w:pPr>
-    </w:p>
-    <w:p>
-      <w:pPr>
-        <w:pStyle w:val="NoSpacing"/>
-      </w:pPr>
+    </w:p>
+    <w:p>
+      <w:pPr>
+        <w:pStyle w:val="NoSpacing"/>
+      </w:pPr>
+    </w:p>
+    <w:p>
+      <w:pPr>
+        <w:pStyle w:val="NoSpacing"/>
+      </w:pPr>
+    </w:p>
+    <w:p>
+      <w:pPr>
+        <w:pStyle w:val="NoSpacing"/>
+      </w:pPr>
+      <w:r>
+        <w:t># WAP to add square or every even element of this list</w:t>
+      </w:r>
     </w:p>
     <w:p>
       <w:pPr>
@@ -16090,60 +16458,68 @@
         <w:pStyle w:val="NoSpacing"/>
       </w:pPr>
       <w:r>
-        <w:t>add = lambda a,b : a+b</w:t>
-      </w:r>
-    </w:p>
-    <w:p>
-      <w:pPr>
-        <w:pStyle w:val="NoSpacing"/>
-      </w:pPr>
-      <w:r>
-        <w:t>li = [1,2,3,4,5,6,7]</w:t>
-      </w:r>
-    </w:p>
-    <w:p>
-      <w:pPr>
-        <w:pStyle w:val="NoSpacing"/>
-      </w:pPr>
-      <w:r>
-        <w:t>res = reduce( add , li )</w:t>
-      </w:r>
-    </w:p>
-    <w:p>
-      <w:pPr>
-        <w:pStyle w:val="NoSpacing"/>
-      </w:pPr>
-      <w:r>
-        <w:t>print( res )</w:t>
-      </w:r>
-    </w:p>
-    <w:p>
-      <w:pPr>
-        <w:pStyle w:val="NoSpacing"/>
-      </w:pPr>
-    </w:p>
-    <w:p>
-      <w:pPr>
-        <w:pStyle w:val="NoSpacing"/>
-      </w:pPr>
-    </w:p>
-    <w:p>
-      <w:pPr>
-        <w:pStyle w:val="NoSpacing"/>
-      </w:pPr>
-    </w:p>
-    <w:p>
-      <w:pPr>
-        <w:pStyle w:val="NoSpacing"/>
-      </w:pPr>
-      <w:r>
-        <w:t># Addition</w:t>
-      </w:r>
-    </w:p>
-    <w:p>
-      <w:pPr>
-        <w:pStyle w:val="NoSpacing"/>
-      </w:pPr>
+        <w:t>li = [12,45,78,45,41,74,42,86]</w:t>
+      </w:r>
+    </w:p>
+    <w:p>
+      <w:pPr>
+        <w:pStyle w:val="NoSpacing"/>
+      </w:pPr>
+    </w:p>
+    <w:p>
+      <w:pPr>
+        <w:pStyle w:val="NoSpacing"/>
+      </w:pPr>
+      <w:r>
+        <w:t>li = filter( lambda num:num%2==0 ,li )</w:t>
+      </w:r>
+    </w:p>
+    <w:p>
+      <w:pPr>
+        <w:pStyle w:val="NoSpacing"/>
+      </w:pPr>
+      <w:r>
+        <w:t>li = map( lambda num:num**2 , li )</w:t>
+      </w:r>
+    </w:p>
+    <w:p>
+      <w:pPr>
+        <w:pStyle w:val="NoSpacing"/>
+      </w:pPr>
+      <w:r>
+        <w:t>res = reduce( lambda a,b:a+b , li )</w:t>
+      </w:r>
+    </w:p>
+    <w:p>
+      <w:pPr>
+        <w:pStyle w:val="NoSpacing"/>
+      </w:pPr>
+      <w:r>
+        <w:t>print(res)</w:t>
+      </w:r>
+    </w:p>
+    <w:p>
+      <w:pPr>
+        <w:pStyle w:val="NoSpacing"/>
+      </w:pPr>
+    </w:p>
+    <w:p>
+      <w:pPr>
+        <w:pStyle w:val="NoSpacing"/>
+      </w:pPr>
+    </w:p>
+    <w:p>
+      <w:pPr>
+        <w:pStyle w:val="NoSpacing"/>
+      </w:pPr>
+    </w:p>
+    <w:p>
+      <w:pPr>
+        <w:pStyle w:val="NoSpacing"/>
+      </w:pPr>
+      <w:r>
+        <w:t># WAP to add square or every even element of this list</w:t>
+      </w:r>
     </w:p>
     <w:p>
       <w:pPr>
@@ -16158,382 +16534,6 @@
         <w:pStyle w:val="NoSpacing"/>
       </w:pPr>
       <w:r>
-        <w:t>add = lambda a,b : a+b</w:t>
-      </w:r>
-    </w:p>
-    <w:p>
-      <w:pPr>
-        <w:pStyle w:val="NoSpacing"/>
-      </w:pPr>
-      <w:r>
-        <w:t>li = [1,2,3,4,5,6,7]</w:t>
-      </w:r>
-    </w:p>
-    <w:p>
-      <w:pPr>
-        <w:pStyle w:val="NoSpacing"/>
-      </w:pPr>
-      <w:r>
-        <w:t>res = reduce( add , li )</w:t>
-      </w:r>
-    </w:p>
-    <w:p>
-      <w:pPr>
-        <w:pStyle w:val="NoSpacing"/>
-      </w:pPr>
-      <w:r>
-        <w:t>print( res )</w:t>
-      </w:r>
-    </w:p>
-    <w:p>
-      <w:pPr>
-        <w:pStyle w:val="NoSpacing"/>
-      </w:pPr>
-    </w:p>
-    <w:p>
-      <w:pPr>
-        <w:pStyle w:val="NoSpacing"/>
-      </w:pPr>
-    </w:p>
-    <w:p>
-      <w:pPr>
-        <w:pStyle w:val="NoSpacing"/>
-      </w:pPr>
-      <w:r>
-        <w:t># Factorial</w:t>
-      </w:r>
-    </w:p>
-    <w:p>
-      <w:pPr>
-        <w:pStyle w:val="NoSpacing"/>
-      </w:pPr>
-      <w:r>
-        <w:t>from functools import reduce</w:t>
-      </w:r>
-    </w:p>
-    <w:p>
-      <w:pPr>
-        <w:pStyle w:val="NoSpacing"/>
-      </w:pPr>
-      <w:r>
-        <w:t>add = lambda a,b : a*b</w:t>
-      </w:r>
-    </w:p>
-    <w:p>
-      <w:pPr>
-        <w:pStyle w:val="NoSpacing"/>
-      </w:pPr>
-      <w:r>
-        <w:t>li = [1,2,3,4,5,6,7]</w:t>
-      </w:r>
-    </w:p>
-    <w:p>
-      <w:pPr>
-        <w:pStyle w:val="NoSpacing"/>
-      </w:pPr>
-      <w:r>
-        <w:t>res = reduce( add , li )</w:t>
-      </w:r>
-    </w:p>
-    <w:p>
-      <w:pPr>
-        <w:pStyle w:val="NoSpacing"/>
-      </w:pPr>
-      <w:r>
-        <w:t>print( res )</w:t>
-      </w:r>
-    </w:p>
-    <w:p>
-      <w:pPr>
-        <w:pStyle w:val="NoSpacing"/>
-      </w:pPr>
-    </w:p>
-    <w:p>
-      <w:pPr>
-        <w:pStyle w:val="NoSpacing"/>
-      </w:pPr>
-    </w:p>
-    <w:p>
-      <w:pPr>
-        <w:pStyle w:val="NoSpacing"/>
-      </w:pPr>
-      <w:r>
-        <w:t># Maximum Value</w:t>
-      </w:r>
-    </w:p>
-    <w:p>
-      <w:pPr>
-        <w:pStyle w:val="NoSpacing"/>
-      </w:pPr>
-    </w:p>
-    <w:p>
-      <w:pPr>
-        <w:pStyle w:val="NoSpacing"/>
-      </w:pPr>
-      <w:r>
-        <w:t>from functools import reduce</w:t>
-      </w:r>
-    </w:p>
-    <w:p>
-      <w:pPr>
-        <w:pStyle w:val="NoSpacing"/>
-      </w:pPr>
-      <w:r>
-        <w:t>add = lambda a,b : a if a&gt;b else b</w:t>
-      </w:r>
-    </w:p>
-    <w:p>
-      <w:pPr>
-        <w:pStyle w:val="NoSpacing"/>
-      </w:pPr>
-      <w:r>
-        <w:t>li = [45,89,34,12,54,789,67,34]</w:t>
-      </w:r>
-    </w:p>
-    <w:p>
-      <w:pPr>
-        <w:pStyle w:val="NoSpacing"/>
-      </w:pPr>
-      <w:r>
-        <w:t>res = reduce( add , li )</w:t>
-      </w:r>
-    </w:p>
-    <w:p>
-      <w:pPr>
-        <w:pStyle w:val="NoSpacing"/>
-      </w:pPr>
-      <w:r>
-        <w:t>print( res )</w:t>
-      </w:r>
-    </w:p>
-    <w:p>
-      <w:pPr>
-        <w:pStyle w:val="NoSpacing"/>
-      </w:pPr>
-    </w:p>
-    <w:p>
-      <w:pPr>
-        <w:pStyle w:val="NoSpacing"/>
-      </w:pPr>
-    </w:p>
-    <w:p>
-      <w:pPr>
-        <w:pStyle w:val="NoSpacing"/>
-      </w:pPr>
-      <w:r>
-        <w:t># WAP to add square or every even element of this list</w:t>
-      </w:r>
-    </w:p>
-    <w:p>
-      <w:pPr>
-        <w:pStyle w:val="NoSpacing"/>
-      </w:pPr>
-      <w:r>
-        <w:t>from functools import reduce</w:t>
-      </w:r>
-    </w:p>
-    <w:p>
-      <w:pPr>
-        <w:pStyle w:val="NoSpacing"/>
-      </w:pPr>
-    </w:p>
-    <w:p>
-      <w:pPr>
-        <w:pStyle w:val="NoSpacing"/>
-      </w:pPr>
-      <w:r>
-        <w:t>li = [12,45,78,45,41,74,42,86]</w:t>
-      </w:r>
-    </w:p>
-    <w:p>
-      <w:pPr>
-        <w:pStyle w:val="NoSpacing"/>
-      </w:pPr>
-      <w:r>
-        <w:t>checkEven = lambda num:num%2==0</w:t>
-      </w:r>
-    </w:p>
-    <w:p>
-      <w:pPr>
-        <w:pStyle w:val="NoSpacing"/>
-      </w:pPr>
-      <w:r>
-        <w:t>sq = lambda num:num**2</w:t>
-      </w:r>
-    </w:p>
-    <w:p>
-      <w:pPr>
-        <w:pStyle w:val="NoSpacing"/>
-      </w:pPr>
-      <w:r>
-        <w:t>add = lambda a,b:a+b</w:t>
-      </w:r>
-    </w:p>
-    <w:p>
-      <w:pPr>
-        <w:pStyle w:val="NoSpacing"/>
-      </w:pPr>
-    </w:p>
-    <w:p>
-      <w:pPr>
-        <w:pStyle w:val="NoSpacing"/>
-      </w:pPr>
-      <w:r>
-        <w:t>li = filter( checkEven,li )</w:t>
-      </w:r>
-    </w:p>
-    <w:p>
-      <w:pPr>
-        <w:pStyle w:val="NoSpacing"/>
-      </w:pPr>
-      <w:r>
-        <w:t>li = map( sq , li )</w:t>
-      </w:r>
-    </w:p>
-    <w:p>
-      <w:pPr>
-        <w:pStyle w:val="NoSpacing"/>
-      </w:pPr>
-      <w:r>
-        <w:t>res = reduce( add , li )</w:t>
-      </w:r>
-    </w:p>
-    <w:p>
-      <w:pPr>
-        <w:pStyle w:val="NoSpacing"/>
-      </w:pPr>
-      <w:r>
-        <w:t>print(res)</w:t>
-      </w:r>
-    </w:p>
-    <w:p>
-      <w:pPr>
-        <w:pStyle w:val="NoSpacing"/>
-      </w:pPr>
-    </w:p>
-    <w:p>
-      <w:pPr>
-        <w:pStyle w:val="NoSpacing"/>
-      </w:pPr>
-    </w:p>
-    <w:p>
-      <w:pPr>
-        <w:pStyle w:val="NoSpacing"/>
-      </w:pPr>
-    </w:p>
-    <w:p>
-      <w:pPr>
-        <w:pStyle w:val="NoSpacing"/>
-      </w:pPr>
-    </w:p>
-    <w:p>
-      <w:pPr>
-        <w:pStyle w:val="NoSpacing"/>
-      </w:pPr>
-    </w:p>
-    <w:p>
-      <w:pPr>
-        <w:pStyle w:val="NoSpacing"/>
-      </w:pPr>
-      <w:r>
-        <w:t># WAP to add square or every even element of this list</w:t>
-      </w:r>
-    </w:p>
-    <w:p>
-      <w:pPr>
-        <w:pStyle w:val="NoSpacing"/>
-      </w:pPr>
-      <w:r>
-        <w:t>from functools import reduce</w:t>
-      </w:r>
-    </w:p>
-    <w:p>
-      <w:pPr>
-        <w:pStyle w:val="NoSpacing"/>
-      </w:pPr>
-    </w:p>
-    <w:p>
-      <w:pPr>
-        <w:pStyle w:val="NoSpacing"/>
-      </w:pPr>
-      <w:r>
-        <w:t>li = [12,45,78,45,41,74,42,86]</w:t>
-      </w:r>
-    </w:p>
-    <w:p>
-      <w:pPr>
-        <w:pStyle w:val="NoSpacing"/>
-      </w:pPr>
-    </w:p>
-    <w:p>
-      <w:pPr>
-        <w:pStyle w:val="NoSpacing"/>
-      </w:pPr>
-      <w:r>
-        <w:t>li = filter( lambda num:num%2==0 ,li )</w:t>
-      </w:r>
-    </w:p>
-    <w:p>
-      <w:pPr>
-        <w:pStyle w:val="NoSpacing"/>
-      </w:pPr>
-      <w:r>
-        <w:t>li = map( lambda num:num**2 , li )</w:t>
-      </w:r>
-    </w:p>
-    <w:p>
-      <w:pPr>
-        <w:pStyle w:val="NoSpacing"/>
-      </w:pPr>
-      <w:r>
-        <w:t>res = reduce( lambda a,b:a+b , li )</w:t>
-      </w:r>
-    </w:p>
-    <w:p>
-      <w:pPr>
-        <w:pStyle w:val="NoSpacing"/>
-      </w:pPr>
-      <w:r>
-        <w:t>print(res)</w:t>
-      </w:r>
-    </w:p>
-    <w:p>
-      <w:pPr>
-        <w:pStyle w:val="NoSpacing"/>
-      </w:pPr>
-    </w:p>
-    <w:p>
-      <w:pPr>
-        <w:pStyle w:val="NoSpacing"/>
-      </w:pPr>
-    </w:p>
-    <w:p>
-      <w:pPr>
-        <w:pStyle w:val="NoSpacing"/>
-      </w:pPr>
-    </w:p>
-    <w:p>
-      <w:pPr>
-        <w:pStyle w:val="NoSpacing"/>
-      </w:pPr>
-      <w:r>
-        <w:t># WAP to add square or every even element of this list</w:t>
-      </w:r>
-    </w:p>
-    <w:p>
-      <w:pPr>
-        <w:pStyle w:val="NoSpacing"/>
-      </w:pPr>
-      <w:r>
-        <w:t>from functools import reduce</w:t>
-      </w:r>
-    </w:p>
-    <w:p>
-      <w:pPr>
-        <w:pStyle w:val="NoSpacing"/>
-      </w:pPr>
-      <w:r>
-        <w:lastRenderedPageBreak/>
         <w:t>print(reduce( lambda a,b:a+b , map( lambda num:num**2 , filter( lambda num:num%2==0 ,[12,45,78,45,41,74,42,86] ) ) ))</w:t>
       </w:r>
     </w:p>
@@ -17151,15 +17151,15 @@
         <w:pStyle w:val="NoSpacing"/>
       </w:pPr>
       <w:r>
+        <w:t xml:space="preserve">    for j in range(1,i+1):  </w:t>
+      </w:r>
+    </w:p>
+    <w:p>
+      <w:pPr>
+        <w:pStyle w:val="NoSpacing"/>
+      </w:pPr>
+      <w:r>
         <w:lastRenderedPageBreak/>
-        <w:t xml:space="preserve">    for j in range(1,i+1):  </w:t>
-      </w:r>
-    </w:p>
-    <w:p>
-      <w:pPr>
-        <w:pStyle w:val="NoSpacing"/>
-      </w:pPr>
-      <w:r>
         <w:t xml:space="preserve">        print(i,end="")</w:t>
       </w:r>
     </w:p>
@@ -17783,6 +17783,7 @@
         <w:pStyle w:val="NoSpacing"/>
       </w:pPr>
       <w:r>
+        <w:lastRenderedPageBreak/>
         <w:t>for i in range(1,6):</w:t>
       </w:r>
     </w:p>
@@ -18401,15 +18402,15 @@
         <w:pStyle w:val="NoSpacing"/>
       </w:pPr>
       <w:r>
+        <w:t xml:space="preserve">    for k in range(4,i,-1):</w:t>
+      </w:r>
+    </w:p>
+    <w:p>
+      <w:pPr>
+        <w:pStyle w:val="NoSpacing"/>
+      </w:pPr>
+      <w:r>
         <w:lastRenderedPageBreak/>
-        <w:t xml:space="preserve">    for k in range(4,i,-1):</w:t>
-      </w:r>
-    </w:p>
-    <w:p>
-      <w:pPr>
-        <w:pStyle w:val="NoSpacing"/>
-      </w:pPr>
-      <w:r>
         <w:t xml:space="preserve">        print(" ",end="")</w:t>
       </w:r>
     </w:p>
@@ -19061,15 +19062,15 @@
         <w:pStyle w:val="NoSpacing"/>
       </w:pPr>
       <w:r>
+        <w:t xml:space="preserve">    mid = (start + stop)//2</w:t>
+      </w:r>
+    </w:p>
+    <w:p>
+      <w:pPr>
+        <w:pStyle w:val="NoSpacing"/>
+      </w:pPr>
+      <w:r>
         <w:lastRenderedPageBreak/>
-        <w:t xml:space="preserve">    mid = (start + stop)//2</w:t>
-      </w:r>
-    </w:p>
-    <w:p>
-      <w:pPr>
-        <w:pStyle w:val="NoSpacing"/>
-      </w:pPr>
-      <w:r>
         <w:t xml:space="preserve">    if li[mid]==target:</w:t>
       </w:r>
     </w:p>
@@ -19785,7 +19786,561 @@
         <w:pStyle w:val="NoSpacing"/>
       </w:pPr>
       <w:r>
+        <w:t>a = int(input("Enter A Number : "))</w:t>
+      </w:r>
+    </w:p>
+    <w:p>
+      <w:pPr>
+        <w:pStyle w:val="NoSpacing"/>
+      </w:pPr>
+      <w:r>
         <w:lastRenderedPageBreak/>
+        <w:t>b = int(input("Enter B Number : "))</w:t>
+      </w:r>
+    </w:p>
+    <w:p>
+      <w:pPr>
+        <w:pStyle w:val="NoSpacing"/>
+      </w:pPr>
+      <w:r>
+        <w:t>try:</w:t>
+      </w:r>
+    </w:p>
+    <w:p>
+      <w:pPr>
+        <w:pStyle w:val="NoSpacing"/>
+      </w:pPr>
+      <w:r>
+        <w:t xml:space="preserve">    print("Division :",a/b)</w:t>
+      </w:r>
+    </w:p>
+    <w:p>
+      <w:pPr>
+        <w:pStyle w:val="NoSpacing"/>
+      </w:pPr>
+      <w:r>
+        <w:t>except ZeroDivisionError as e:</w:t>
+      </w:r>
+    </w:p>
+    <w:p>
+      <w:pPr>
+        <w:pStyle w:val="NoSpacing"/>
+      </w:pPr>
+      <w:r>
+        <w:t xml:space="preserve">    print("Error :",e)</w:t>
+      </w:r>
+    </w:p>
+    <w:p>
+      <w:pPr>
+        <w:pStyle w:val="NoSpacing"/>
+      </w:pPr>
+      <w:r>
+        <w:t>print("Program Completed!")</w:t>
+      </w:r>
+    </w:p>
+    <w:p>
+      <w:pPr>
+        <w:pStyle w:val="NoSpacing"/>
+      </w:pPr>
+    </w:p>
+    <w:p>
+      <w:pPr>
+        <w:pStyle w:val="NoSpacing"/>
+      </w:pPr>
+    </w:p>
+    <w:p>
+      <w:pPr>
+        <w:pStyle w:val="NoSpacing"/>
+      </w:pPr>
+      <w:r>
+        <w:t>Nested except</w:t>
+      </w:r>
+    </w:p>
+    <w:p>
+      <w:pPr>
+        <w:pStyle w:val="NoSpacing"/>
+      </w:pPr>
+    </w:p>
+    <w:p>
+      <w:pPr>
+        <w:pStyle w:val="NoSpacing"/>
+      </w:pPr>
+      <w:r>
+        <w:t>try:</w:t>
+      </w:r>
+    </w:p>
+    <w:p>
+      <w:pPr>
+        <w:pStyle w:val="NoSpacing"/>
+      </w:pPr>
+      <w:r>
+        <w:t xml:space="preserve">    a = int(input("Enter A Number : "))</w:t>
+      </w:r>
+    </w:p>
+    <w:p>
+      <w:pPr>
+        <w:pStyle w:val="NoSpacing"/>
+      </w:pPr>
+      <w:r>
+        <w:t xml:space="preserve">    b = int(input("Enter B Number : "))</w:t>
+      </w:r>
+    </w:p>
+    <w:p>
+      <w:pPr>
+        <w:pStyle w:val="NoSpacing"/>
+      </w:pPr>
+      <w:r>
+        <w:t xml:space="preserve">    print("Division :",a/b)</w:t>
+      </w:r>
+    </w:p>
+    <w:p>
+      <w:pPr>
+        <w:pStyle w:val="NoSpacing"/>
+      </w:pPr>
+      <w:r>
+        <w:t>except ZeroDivisionError as e:</w:t>
+      </w:r>
+    </w:p>
+    <w:p>
+      <w:pPr>
+        <w:pStyle w:val="NoSpacing"/>
+      </w:pPr>
+      <w:r>
+        <w:t xml:space="preserve">    print("Error :",e)</w:t>
+      </w:r>
+    </w:p>
+    <w:p>
+      <w:pPr>
+        <w:pStyle w:val="NoSpacing"/>
+      </w:pPr>
+      <w:r>
+        <w:t>except ValueError as e:</w:t>
+      </w:r>
+    </w:p>
+    <w:p>
+      <w:pPr>
+        <w:pStyle w:val="NoSpacing"/>
+      </w:pPr>
+      <w:r>
+        <w:t xml:space="preserve">    print("Error :",e)</w:t>
+      </w:r>
+    </w:p>
+    <w:p>
+      <w:pPr>
+        <w:pStyle w:val="NoSpacing"/>
+      </w:pPr>
+      <w:r>
+        <w:t>print("Program Completed!")</w:t>
+      </w:r>
+    </w:p>
+    <w:p>
+      <w:pPr>
+        <w:pStyle w:val="NoSpacing"/>
+      </w:pPr>
+    </w:p>
+    <w:p>
+      <w:pPr>
+        <w:pStyle w:val="NoSpacing"/>
+      </w:pPr>
+    </w:p>
+    <w:p>
+      <w:pPr>
+        <w:pStyle w:val="NoSpacing"/>
+      </w:pPr>
+    </w:p>
+    <w:p>
+      <w:pPr>
+        <w:pStyle w:val="NoSpacing"/>
+      </w:pPr>
+      <w:r>
+        <w:t>try:</w:t>
+      </w:r>
+    </w:p>
+    <w:p>
+      <w:pPr>
+        <w:pStyle w:val="NoSpacing"/>
+      </w:pPr>
+      <w:r>
+        <w:t xml:space="preserve">    a = int(input("Enter A Number : "))</w:t>
+      </w:r>
+    </w:p>
+    <w:p>
+      <w:pPr>
+        <w:pStyle w:val="NoSpacing"/>
+      </w:pPr>
+      <w:r>
+        <w:t xml:space="preserve">    b = int(input("Enter B Number : "))</w:t>
+      </w:r>
+    </w:p>
+    <w:p>
+      <w:pPr>
+        <w:pStyle w:val="NoSpacing"/>
+      </w:pPr>
+      <w:r>
+        <w:t xml:space="preserve">    print("Division :",a/b)</w:t>
+      </w:r>
+    </w:p>
+    <w:p>
+      <w:pPr>
+        <w:pStyle w:val="NoSpacing"/>
+      </w:pPr>
+      <w:r>
+        <w:t>except Exception as e:</w:t>
+      </w:r>
+    </w:p>
+    <w:p>
+      <w:pPr>
+        <w:pStyle w:val="NoSpacing"/>
+      </w:pPr>
+      <w:r>
+        <w:t xml:space="preserve">    print("Error :",e)</w:t>
+      </w:r>
+    </w:p>
+    <w:p>
+      <w:pPr>
+        <w:pStyle w:val="NoSpacing"/>
+      </w:pPr>
+      <w:r>
+        <w:t>print("Program Completed!")</w:t>
+      </w:r>
+    </w:p>
+    <w:p>
+      <w:pPr>
+        <w:pStyle w:val="NoSpacing"/>
+      </w:pPr>
+    </w:p>
+    <w:p>
+      <w:pPr>
+        <w:pStyle w:val="NoSpacing"/>
+      </w:pPr>
+    </w:p>
+    <w:p>
+      <w:pPr>
+        <w:pStyle w:val="NoSpacing"/>
+      </w:pPr>
+      <w:r>
+        <w:t>Exception class is the mother class of every exception classes</w:t>
+      </w:r>
+    </w:p>
+    <w:p>
+      <w:pPr>
+        <w:pStyle w:val="NoSpacing"/>
+      </w:pPr>
+    </w:p>
+    <w:p>
+      <w:pPr>
+        <w:pStyle w:val="NoSpacing"/>
+      </w:pPr>
+      <w:r>
+        <w:t>try:</w:t>
+      </w:r>
+    </w:p>
+    <w:p>
+      <w:pPr>
+        <w:pStyle w:val="NoSpacing"/>
+      </w:pPr>
+      <w:r>
+        <w:t xml:space="preserve">    doubtful code</w:t>
+      </w:r>
+    </w:p>
+    <w:p>
+      <w:pPr>
+        <w:pStyle w:val="NoSpacing"/>
+      </w:pPr>
+      <w:r>
+        <w:t>except:</w:t>
+      </w:r>
+    </w:p>
+    <w:p>
+      <w:pPr>
+        <w:pStyle w:val="NoSpacing"/>
+      </w:pPr>
+      <w:r>
+        <w:t xml:space="preserve">    alternate code</w:t>
+      </w:r>
+    </w:p>
+    <w:p>
+      <w:pPr>
+        <w:pStyle w:val="NoSpacing"/>
+      </w:pPr>
+      <w:r>
+        <w:t>finally:</w:t>
+      </w:r>
+    </w:p>
+    <w:p>
+      <w:pPr>
+        <w:pStyle w:val="NoSpacing"/>
+      </w:pPr>
+      <w:r>
+        <w:t xml:space="preserve">    it will execute always</w:t>
+      </w:r>
+    </w:p>
+    <w:p>
+      <w:pPr>
+        <w:pStyle w:val="NoSpacing"/>
+      </w:pPr>
+    </w:p>
+    <w:p>
+      <w:pPr>
+        <w:pStyle w:val="NoSpacing"/>
+      </w:pPr>
+    </w:p>
+    <w:p>
+      <w:pPr>
+        <w:pStyle w:val="NoSpacing"/>
+      </w:pPr>
+      <w:r>
+        <w:t>try:</w:t>
+      </w:r>
+    </w:p>
+    <w:p>
+      <w:pPr>
+        <w:pStyle w:val="NoSpacing"/>
+      </w:pPr>
+      <w:r>
+        <w:t xml:space="preserve">    a = int(input("Enter A Number : "))</w:t>
+      </w:r>
+    </w:p>
+    <w:p>
+      <w:pPr>
+        <w:pStyle w:val="NoSpacing"/>
+      </w:pPr>
+      <w:r>
+        <w:t xml:space="preserve">    b = int(input("Enter B Number : "))</w:t>
+      </w:r>
+    </w:p>
+    <w:p>
+      <w:pPr>
+        <w:pStyle w:val="NoSpacing"/>
+      </w:pPr>
+      <w:r>
+        <w:t xml:space="preserve">    print("Division :",a/b)</w:t>
+      </w:r>
+    </w:p>
+    <w:p>
+      <w:pPr>
+        <w:pStyle w:val="NoSpacing"/>
+      </w:pPr>
+      <w:r>
+        <w:t>except Exception as e:</w:t>
+      </w:r>
+    </w:p>
+    <w:p>
+      <w:pPr>
+        <w:pStyle w:val="NoSpacing"/>
+      </w:pPr>
+      <w:r>
+        <w:t xml:space="preserve">    print("Error :",e)</w:t>
+      </w:r>
+    </w:p>
+    <w:p>
+      <w:pPr>
+        <w:pStyle w:val="NoSpacing"/>
+      </w:pPr>
+      <w:r>
+        <w:t>finally:</w:t>
+      </w:r>
+    </w:p>
+    <w:p>
+      <w:pPr>
+        <w:pStyle w:val="NoSpacing"/>
+      </w:pPr>
+      <w:r>
+        <w:t xml:space="preserve">    print("Ye to hamesha chalega")</w:t>
+      </w:r>
+    </w:p>
+    <w:p>
+      <w:pPr>
+        <w:pStyle w:val="NoSpacing"/>
+      </w:pPr>
+      <w:r>
+        <w:t>print("Program Completed!")</w:t>
+      </w:r>
+    </w:p>
+    <w:p>
+      <w:pPr>
+        <w:pStyle w:val="NoSpacing"/>
+      </w:pPr>
+    </w:p>
+    <w:p>
+      <w:pPr>
+        <w:pStyle w:val="NoSpacing"/>
+      </w:pPr>
+    </w:p>
+    <w:p>
+      <w:pPr>
+        <w:pStyle w:val="NoSpacing"/>
+      </w:pPr>
+    </w:p>
+    <w:p>
+      <w:pPr>
+        <w:pStyle w:val="NoSpacing"/>
+      </w:pPr>
+      <w:r>
+        <w:t>try:</w:t>
+      </w:r>
+    </w:p>
+    <w:p>
+      <w:pPr>
+        <w:pStyle w:val="NoSpacing"/>
+      </w:pPr>
+      <w:r>
+        <w:t xml:space="preserve">    a = int(input("Enter A Number : "))</w:t>
+      </w:r>
+    </w:p>
+    <w:p>
+      <w:pPr>
+        <w:pStyle w:val="NoSpacing"/>
+      </w:pPr>
+      <w:r>
+        <w:t xml:space="preserve">    b = int(input("Enter B Number : "))</w:t>
+      </w:r>
+    </w:p>
+    <w:p>
+      <w:pPr>
+        <w:pStyle w:val="NoSpacing"/>
+      </w:pPr>
+      <w:r>
+        <w:t xml:space="preserve">    print("Division :",a/b)</w:t>
+      </w:r>
+    </w:p>
+    <w:p>
+      <w:pPr>
+        <w:pStyle w:val="NoSpacing"/>
+      </w:pPr>
+      <w:r>
+        <w:t>except ZeroDivisionError as e:</w:t>
+      </w:r>
+    </w:p>
+    <w:p>
+      <w:pPr>
+        <w:pStyle w:val="NoSpacing"/>
+      </w:pPr>
+      <w:r>
+        <w:t xml:space="preserve">    print("Error :",e)</w:t>
+      </w:r>
+    </w:p>
+    <w:p>
+      <w:pPr>
+        <w:pStyle w:val="NoSpacing"/>
+      </w:pPr>
+      <w:r>
+        <w:t>finally:</w:t>
+      </w:r>
+    </w:p>
+    <w:p>
+      <w:pPr>
+        <w:pStyle w:val="NoSpacing"/>
+      </w:pPr>
+      <w:r>
+        <w:t xml:space="preserve">    print("Ye to hamesha chalega")</w:t>
+      </w:r>
+    </w:p>
+    <w:p>
+      <w:pPr>
+        <w:pStyle w:val="NoSpacing"/>
+      </w:pPr>
+      <w:r>
+        <w:t>print("Program Completed!")</w:t>
+      </w:r>
+    </w:p>
+    <w:p>
+      <w:pPr>
+        <w:pStyle w:val="NoSpacing"/>
+      </w:pPr>
+    </w:p>
+    <w:p>
+      <w:pPr>
+        <w:pStyle w:val="NoSpacing"/>
+      </w:pPr>
+    </w:p>
+    <w:p>
+      <w:pPr>
+        <w:pStyle w:val="NoSpacing"/>
+      </w:pPr>
+      <w:r>
+        <w:t>else with exception handling</w:t>
+      </w:r>
+    </w:p>
+    <w:p>
+      <w:pPr>
+        <w:pStyle w:val="NoSpacing"/>
+      </w:pPr>
+      <w:r>
+        <w:t>try:</w:t>
+      </w:r>
+    </w:p>
+    <w:p>
+      <w:pPr>
+        <w:pStyle w:val="NoSpacing"/>
+      </w:pPr>
+      <w:r>
+        <w:t xml:space="preserve">    doubtful code</w:t>
+      </w:r>
+    </w:p>
+    <w:p>
+      <w:pPr>
+        <w:pStyle w:val="NoSpacing"/>
+      </w:pPr>
+      <w:r>
+        <w:t>except:</w:t>
+      </w:r>
+    </w:p>
+    <w:p>
+      <w:pPr>
+        <w:pStyle w:val="NoSpacing"/>
+      </w:pPr>
+      <w:r>
+        <w:t xml:space="preserve">    alternate code (it will execute if there is an error)</w:t>
+      </w:r>
+    </w:p>
+    <w:p>
+      <w:pPr>
+        <w:pStyle w:val="NoSpacing"/>
+      </w:pPr>
+      <w:r>
+        <w:t>else:</w:t>
+      </w:r>
+    </w:p>
+    <w:p>
+      <w:pPr>
+        <w:pStyle w:val="NoSpacing"/>
+      </w:pPr>
+      <w:r>
+        <w:t xml:space="preserve">    it will execute if there is no error</w:t>
+      </w:r>
+    </w:p>
+    <w:p>
+      <w:pPr>
+        <w:pStyle w:val="NoSpacing"/>
+      </w:pPr>
+      <w:r>
+        <w:t>finally:</w:t>
+      </w:r>
+    </w:p>
+    <w:p>
+      <w:pPr>
+        <w:pStyle w:val="NoSpacing"/>
+      </w:pPr>
+      <w:r>
+        <w:t xml:space="preserve">    it will execute always</w:t>
+      </w:r>
+    </w:p>
+    <w:p>
+      <w:pPr>
+        <w:pStyle w:val="NoSpacing"/>
+      </w:pPr>
+    </w:p>
+    <w:p>
+      <w:pPr>
+        <w:pStyle w:val="NoSpacing"/>
+      </w:pPr>
+    </w:p>
+    <w:p>
+      <w:pPr>
+        <w:pStyle w:val="NoSpacing"/>
+      </w:pPr>
+      <w:r>
         <w:t>a = int(input("Enter A Number : "))</w:t>
       </w:r>
     </w:p>
@@ -19818,7 +20373,7 @@
         <w:pStyle w:val="NoSpacing"/>
       </w:pPr>
       <w:r>
-        <w:t>except ZeroDivisionError as e:</w:t>
+        <w:t>except Exception as e:</w:t>
       </w:r>
     </w:p>
     <w:p>
@@ -19834,228 +20389,15 @@
         <w:pStyle w:val="NoSpacing"/>
       </w:pPr>
       <w:r>
-        <w:t>print("Program Completed!")</w:t>
-      </w:r>
-    </w:p>
-    <w:p>
-      <w:pPr>
-        <w:pStyle w:val="NoSpacing"/>
-      </w:pPr>
-    </w:p>
-    <w:p>
-      <w:pPr>
-        <w:pStyle w:val="NoSpacing"/>
-      </w:pPr>
-    </w:p>
-    <w:p>
-      <w:pPr>
-        <w:pStyle w:val="NoSpacing"/>
-      </w:pPr>
-      <w:r>
-        <w:t>Nested except</w:t>
-      </w:r>
-    </w:p>
-    <w:p>
-      <w:pPr>
-        <w:pStyle w:val="NoSpacing"/>
-      </w:pPr>
-    </w:p>
-    <w:p>
-      <w:pPr>
-        <w:pStyle w:val="NoSpacing"/>
-      </w:pPr>
-      <w:r>
-        <w:t>try:</w:t>
-      </w:r>
-    </w:p>
-    <w:p>
-      <w:pPr>
-        <w:pStyle w:val="NoSpacing"/>
-      </w:pPr>
-      <w:r>
-        <w:t xml:space="preserve">    a = int(input("Enter A Number : "))</w:t>
-      </w:r>
-    </w:p>
-    <w:p>
-      <w:pPr>
-        <w:pStyle w:val="NoSpacing"/>
-      </w:pPr>
-      <w:r>
-        <w:t xml:space="preserve">    b = int(input("Enter B Number : "))</w:t>
-      </w:r>
-    </w:p>
-    <w:p>
-      <w:pPr>
-        <w:pStyle w:val="NoSpacing"/>
-      </w:pPr>
-      <w:r>
-        <w:t xml:space="preserve">    print("Division :",a/b)</w:t>
-      </w:r>
-    </w:p>
-    <w:p>
-      <w:pPr>
-        <w:pStyle w:val="NoSpacing"/>
-      </w:pPr>
-      <w:r>
-        <w:t>except ZeroDivisionError as e:</w:t>
-      </w:r>
-    </w:p>
-    <w:p>
-      <w:pPr>
-        <w:pStyle w:val="NoSpacing"/>
-      </w:pPr>
-      <w:r>
-        <w:t xml:space="preserve">    print("Error :",e)</w:t>
-      </w:r>
-    </w:p>
-    <w:p>
-      <w:pPr>
-        <w:pStyle w:val="NoSpacing"/>
-      </w:pPr>
-      <w:r>
-        <w:t>except ValueError as e:</w:t>
-      </w:r>
-    </w:p>
-    <w:p>
-      <w:pPr>
-        <w:pStyle w:val="NoSpacing"/>
-      </w:pPr>
-      <w:r>
-        <w:t xml:space="preserve">    print("Error :",e)</w:t>
-      </w:r>
-    </w:p>
-    <w:p>
-      <w:pPr>
-        <w:pStyle w:val="NoSpacing"/>
-      </w:pPr>
-      <w:r>
-        <w:t>print("Program Completed!")</w:t>
-      </w:r>
-    </w:p>
-    <w:p>
-      <w:pPr>
-        <w:pStyle w:val="NoSpacing"/>
-      </w:pPr>
-    </w:p>
-    <w:p>
-      <w:pPr>
-        <w:pStyle w:val="NoSpacing"/>
-      </w:pPr>
-    </w:p>
-    <w:p>
-      <w:pPr>
-        <w:pStyle w:val="NoSpacing"/>
-      </w:pPr>
-    </w:p>
-    <w:p>
-      <w:pPr>
-        <w:pStyle w:val="NoSpacing"/>
-      </w:pPr>
-      <w:r>
-        <w:t>try:</w:t>
-      </w:r>
-    </w:p>
-    <w:p>
-      <w:pPr>
-        <w:pStyle w:val="NoSpacing"/>
-      </w:pPr>
-      <w:r>
-        <w:t xml:space="preserve">    a = int(input("Enter A Number : "))</w:t>
-      </w:r>
-    </w:p>
-    <w:p>
-      <w:pPr>
-        <w:pStyle w:val="NoSpacing"/>
-      </w:pPr>
-      <w:r>
-        <w:t xml:space="preserve">    b = int(input("Enter B Number : "))</w:t>
-      </w:r>
-    </w:p>
-    <w:p>
-      <w:pPr>
-        <w:pStyle w:val="NoSpacing"/>
-      </w:pPr>
-      <w:r>
-        <w:t xml:space="preserve">    print("Division :",a/b)</w:t>
-      </w:r>
-    </w:p>
-    <w:p>
-      <w:pPr>
-        <w:pStyle w:val="NoSpacing"/>
-      </w:pPr>
-      <w:r>
-        <w:t>except Exception as e:</w:t>
-      </w:r>
-    </w:p>
-    <w:p>
-      <w:pPr>
-        <w:pStyle w:val="NoSpacing"/>
-      </w:pPr>
-      <w:r>
-        <w:t xml:space="preserve">    print("Error :",e)</w:t>
-      </w:r>
-    </w:p>
-    <w:p>
-      <w:pPr>
-        <w:pStyle w:val="NoSpacing"/>
-      </w:pPr>
-      <w:r>
-        <w:t>print("Program Completed!")</w:t>
-      </w:r>
-    </w:p>
-    <w:p>
-      <w:pPr>
-        <w:pStyle w:val="NoSpacing"/>
-      </w:pPr>
-    </w:p>
-    <w:p>
-      <w:pPr>
-        <w:pStyle w:val="NoSpacing"/>
-      </w:pPr>
-    </w:p>
-    <w:p>
-      <w:pPr>
-        <w:pStyle w:val="NoSpacing"/>
-      </w:pPr>
-      <w:r>
-        <w:t>Exception class is the mother class of every exception classes</w:t>
-      </w:r>
-    </w:p>
-    <w:p>
-      <w:pPr>
-        <w:pStyle w:val="NoSpacing"/>
-      </w:pPr>
-    </w:p>
-    <w:p>
-      <w:pPr>
-        <w:pStyle w:val="NoSpacing"/>
-      </w:pPr>
-      <w:r>
-        <w:t>try:</w:t>
-      </w:r>
-    </w:p>
-    <w:p>
-      <w:pPr>
-        <w:pStyle w:val="NoSpacing"/>
-      </w:pPr>
-      <w:r>
-        <w:t xml:space="preserve">    doubtful code</w:t>
-      </w:r>
-    </w:p>
-    <w:p>
-      <w:pPr>
-        <w:pStyle w:val="NoSpacing"/>
-      </w:pPr>
-      <w:r>
-        <w:t>except:</w:t>
-      </w:r>
-    </w:p>
-    <w:p>
-      <w:pPr>
-        <w:pStyle w:val="NoSpacing"/>
-      </w:pPr>
-      <w:r>
-        <w:t xml:space="preserve">    alternate code</w:t>
+        <w:t>else:</w:t>
+      </w:r>
+    </w:p>
+    <w:p>
+      <w:pPr>
+        <w:pStyle w:val="NoSpacing"/>
+      </w:pPr>
+      <w:r>
+        <w:t xml:space="preserve">    print("Division Complete!")</w:t>
       </w:r>
     </w:p>
     <w:p>
@@ -20071,80 +20413,6 @@
         <w:pStyle w:val="NoSpacing"/>
       </w:pPr>
       <w:r>
-        <w:t xml:space="preserve">    it will execute always</w:t>
-      </w:r>
-    </w:p>
-    <w:p>
-      <w:pPr>
-        <w:pStyle w:val="NoSpacing"/>
-      </w:pPr>
-    </w:p>
-    <w:p>
-      <w:pPr>
-        <w:pStyle w:val="NoSpacing"/>
-      </w:pPr>
-    </w:p>
-    <w:p>
-      <w:pPr>
-        <w:pStyle w:val="NoSpacing"/>
-      </w:pPr>
-      <w:r>
-        <w:t>try:</w:t>
-      </w:r>
-    </w:p>
-    <w:p>
-      <w:pPr>
-        <w:pStyle w:val="NoSpacing"/>
-      </w:pPr>
-      <w:r>
-        <w:t xml:space="preserve">    a = int(input("Enter A Number : "))</w:t>
-      </w:r>
-    </w:p>
-    <w:p>
-      <w:pPr>
-        <w:pStyle w:val="NoSpacing"/>
-      </w:pPr>
-      <w:r>
-        <w:t xml:space="preserve">    b = int(input("Enter B Number : "))</w:t>
-      </w:r>
-    </w:p>
-    <w:p>
-      <w:pPr>
-        <w:pStyle w:val="NoSpacing"/>
-      </w:pPr>
-      <w:r>
-        <w:t xml:space="preserve">    print("Division :",a/b)</w:t>
-      </w:r>
-    </w:p>
-    <w:p>
-      <w:pPr>
-        <w:pStyle w:val="NoSpacing"/>
-      </w:pPr>
-      <w:r>
-        <w:t>except Exception as e:</w:t>
-      </w:r>
-    </w:p>
-    <w:p>
-      <w:pPr>
-        <w:pStyle w:val="NoSpacing"/>
-      </w:pPr>
-      <w:r>
-        <w:t xml:space="preserve">    print("Error :",e)</w:t>
-      </w:r>
-    </w:p>
-    <w:p>
-      <w:pPr>
-        <w:pStyle w:val="NoSpacing"/>
-      </w:pPr>
-      <w:r>
-        <w:t>finally:</w:t>
-      </w:r>
-    </w:p>
-    <w:p>
-      <w:pPr>
-        <w:pStyle w:val="NoSpacing"/>
-      </w:pPr>
-      <w:r>
         <w:t xml:space="preserve">    print("Ye to hamesha chalega")</w:t>
       </w:r>
     </w:p>
@@ -20153,274 +20421,7 @@
         <w:pStyle w:val="NoSpacing"/>
       </w:pPr>
       <w:r>
-        <w:t>print("Program Completed!")</w:t>
-      </w:r>
-    </w:p>
-    <w:p>
-      <w:pPr>
-        <w:pStyle w:val="NoSpacing"/>
-      </w:pPr>
-    </w:p>
-    <w:p>
-      <w:pPr>
-        <w:pStyle w:val="NoSpacing"/>
-      </w:pPr>
-    </w:p>
-    <w:p>
-      <w:pPr>
-        <w:pStyle w:val="NoSpacing"/>
-      </w:pPr>
-    </w:p>
-    <w:p>
-      <w:pPr>
-        <w:pStyle w:val="NoSpacing"/>
-      </w:pPr>
-      <w:r>
-        <w:t>try:</w:t>
-      </w:r>
-    </w:p>
-    <w:p>
-      <w:pPr>
-        <w:pStyle w:val="NoSpacing"/>
-      </w:pPr>
-      <w:r>
-        <w:t xml:space="preserve">    a = int(input("Enter A Number : "))</w:t>
-      </w:r>
-    </w:p>
-    <w:p>
-      <w:pPr>
-        <w:pStyle w:val="NoSpacing"/>
-      </w:pPr>
-      <w:r>
-        <w:t xml:space="preserve">    b = int(input("Enter B Number : "))</w:t>
-      </w:r>
-    </w:p>
-    <w:p>
-      <w:pPr>
-        <w:pStyle w:val="NoSpacing"/>
-      </w:pPr>
-      <w:r>
-        <w:t xml:space="preserve">    print("Division :",a/b)</w:t>
-      </w:r>
-    </w:p>
-    <w:p>
-      <w:pPr>
-        <w:pStyle w:val="NoSpacing"/>
-      </w:pPr>
-      <w:r>
-        <w:t>except ZeroDivisionError as e:</w:t>
-      </w:r>
-    </w:p>
-    <w:p>
-      <w:pPr>
-        <w:pStyle w:val="NoSpacing"/>
-      </w:pPr>
-      <w:r>
-        <w:t xml:space="preserve">    print("Error :",e)</w:t>
-      </w:r>
-    </w:p>
-    <w:p>
-      <w:pPr>
-        <w:pStyle w:val="NoSpacing"/>
-      </w:pPr>
-      <w:r>
-        <w:t>finally:</w:t>
-      </w:r>
-    </w:p>
-    <w:p>
-      <w:pPr>
-        <w:pStyle w:val="NoSpacing"/>
-      </w:pPr>
-      <w:r>
-        <w:t xml:space="preserve">    print("Ye to hamesha chalega")</w:t>
-      </w:r>
-    </w:p>
-    <w:p>
-      <w:pPr>
-        <w:pStyle w:val="NoSpacing"/>
-      </w:pPr>
-      <w:r>
-        <w:t>print("Program Completed!")</w:t>
-      </w:r>
-    </w:p>
-    <w:p>
-      <w:pPr>
-        <w:pStyle w:val="NoSpacing"/>
-      </w:pPr>
-    </w:p>
-    <w:p>
-      <w:pPr>
-        <w:pStyle w:val="NoSpacing"/>
-      </w:pPr>
-    </w:p>
-    <w:p>
-      <w:pPr>
-        <w:pStyle w:val="NoSpacing"/>
-      </w:pPr>
-      <w:r>
-        <w:t>else with exception handling</w:t>
-      </w:r>
-    </w:p>
-    <w:p>
-      <w:pPr>
-        <w:pStyle w:val="NoSpacing"/>
-      </w:pPr>
-      <w:r>
-        <w:t>try:</w:t>
-      </w:r>
-    </w:p>
-    <w:p>
-      <w:pPr>
-        <w:pStyle w:val="NoSpacing"/>
-      </w:pPr>
-      <w:r>
-        <w:t xml:space="preserve">    doubtful code</w:t>
-      </w:r>
-    </w:p>
-    <w:p>
-      <w:pPr>
-        <w:pStyle w:val="NoSpacing"/>
-      </w:pPr>
-      <w:r>
-        <w:t>except:</w:t>
-      </w:r>
-    </w:p>
-    <w:p>
-      <w:pPr>
-        <w:pStyle w:val="NoSpacing"/>
-      </w:pPr>
-      <w:r>
-        <w:t xml:space="preserve">    alternate code (it will execute if there is an error)</w:t>
-      </w:r>
-    </w:p>
-    <w:p>
-      <w:pPr>
-        <w:pStyle w:val="NoSpacing"/>
-      </w:pPr>
-      <w:r>
-        <w:t>else:</w:t>
-      </w:r>
-    </w:p>
-    <w:p>
-      <w:pPr>
-        <w:pStyle w:val="NoSpacing"/>
-      </w:pPr>
-      <w:r>
-        <w:t xml:space="preserve">    it will execute if there is no error</w:t>
-      </w:r>
-    </w:p>
-    <w:p>
-      <w:pPr>
-        <w:pStyle w:val="NoSpacing"/>
-      </w:pPr>
-      <w:r>
-        <w:t>finally:</w:t>
-      </w:r>
-    </w:p>
-    <w:p>
-      <w:pPr>
-        <w:pStyle w:val="NoSpacing"/>
-      </w:pPr>
-      <w:r>
-        <w:t xml:space="preserve">    it will execute always</w:t>
-      </w:r>
-    </w:p>
-    <w:p>
-      <w:pPr>
-        <w:pStyle w:val="NoSpacing"/>
-      </w:pPr>
-    </w:p>
-    <w:p>
-      <w:pPr>
-        <w:pStyle w:val="NoSpacing"/>
-      </w:pPr>
-    </w:p>
-    <w:p>
-      <w:pPr>
-        <w:pStyle w:val="NoSpacing"/>
-      </w:pPr>
-      <w:r>
-        <w:t>a = int(input("Enter A Number : "))</w:t>
-      </w:r>
-    </w:p>
-    <w:p>
-      <w:pPr>
-        <w:pStyle w:val="NoSpacing"/>
-      </w:pPr>
-      <w:r>
-        <w:t>b = int(input("Enter B Number : "))</w:t>
-      </w:r>
-    </w:p>
-    <w:p>
-      <w:pPr>
-        <w:pStyle w:val="NoSpacing"/>
-      </w:pPr>
-      <w:r>
-        <w:t>try:</w:t>
-      </w:r>
-    </w:p>
-    <w:p>
-      <w:pPr>
-        <w:pStyle w:val="NoSpacing"/>
-      </w:pPr>
-      <w:r>
-        <w:t xml:space="preserve">    print("Division :",a/b)</w:t>
-      </w:r>
-    </w:p>
-    <w:p>
-      <w:pPr>
-        <w:pStyle w:val="NoSpacing"/>
-      </w:pPr>
-      <w:r>
-        <w:t>except Exception as e:</w:t>
-      </w:r>
-    </w:p>
-    <w:p>
-      <w:pPr>
-        <w:pStyle w:val="NoSpacing"/>
-      </w:pPr>
-      <w:r>
-        <w:t xml:space="preserve">    print("Error :",e)</w:t>
-      </w:r>
-    </w:p>
-    <w:p>
-      <w:pPr>
-        <w:pStyle w:val="NoSpacing"/>
-      </w:pPr>
-      <w:r>
-        <w:t>else:</w:t>
-      </w:r>
-    </w:p>
-    <w:p>
-      <w:pPr>
-        <w:pStyle w:val="NoSpacing"/>
-      </w:pPr>
-      <w:r>
-        <w:t xml:space="preserve">    print("Division Complete!")</w:t>
-      </w:r>
-    </w:p>
-    <w:p>
-      <w:pPr>
-        <w:pStyle w:val="NoSpacing"/>
-      </w:pPr>
-      <w:r>
-        <w:t>finally:</w:t>
-      </w:r>
-    </w:p>
-    <w:p>
-      <w:pPr>
-        <w:pStyle w:val="NoSpacing"/>
-      </w:pPr>
-      <w:r>
         <w:lastRenderedPageBreak/>
-        <w:t xml:space="preserve">    print("Ye to hamesha chalega")</w:t>
-      </w:r>
-    </w:p>
-    <w:p>
-      <w:pPr>
-        <w:pStyle w:val="NoSpacing"/>
-      </w:pPr>
-      <w:r>
         <w:t>print("Program Completed!")</w:t>
       </w:r>
     </w:p>
@@ -21039,15 +21040,15 @@
         <w:pStyle w:val="NoSpacing"/>
       </w:pPr>
       <w:r>
+        <w:t>file.writelines(li) # use to write multiple data</w:t>
+      </w:r>
+    </w:p>
+    <w:p>
+      <w:pPr>
+        <w:pStyle w:val="NoSpacing"/>
+      </w:pPr>
+      <w:r>
         <w:lastRenderedPageBreak/>
-        <w:t>file.writelines(li) # use to write multiple data</w:t>
-      </w:r>
-    </w:p>
-    <w:p>
-      <w:pPr>
-        <w:pStyle w:val="NoSpacing"/>
-      </w:pPr>
-      <w:r>
         <w:t>file.close()</w:t>
       </w:r>
     </w:p>
@@ -30321,12 +30322,7 @@
         </w:numPr>
       </w:pPr>
       <w:r>
-        <w:t>#</w:t>
-      </w:r>
-      <w:bookmarkStart w:id="0" w:name="_GoBack"/>
-      <w:bookmarkEnd w:id="0"/>
-      <w:r>
-        <w:t xml:space="preserve">To check duplicated value </w:t>
+        <w:t xml:space="preserve">#To check duplicated value </w:t>
       </w:r>
     </w:p>
     <w:p>
@@ -39412,7 +39408,7 @@
 </file>
 
 <file path=customXml/itemProps1.xml><?xml version="1.0" encoding="utf-8"?>
-<ds:datastoreItem xmlns:ds="http://schemas.openxmlformats.org/officeDocument/2006/customXml" ds:itemID="{2A47019E-9066-4031-8054-3AD2ED953866}">
+<ds:datastoreItem xmlns:ds="http://schemas.openxmlformats.org/officeDocument/2006/customXml" ds:itemID="{B4EFFD35-4FE6-4770-A18C-CD1A0BFC623F}">
   <ds:schemaRefs>
     <ds:schemaRef ds:uri="http://schemas.openxmlformats.org/officeDocument/2006/bibliography"/>
   </ds:schemaRefs>

--- a/Croma Campus  Notes Python.docx
+++ b/Croma Campus  Notes Python.docx
@@ -95,6 +95,11 @@
       <w:r>
         <w:t>LLL (Low Level Language)</w:t>
       </w:r>
+      <w:r>
+        <w:t xml:space="preserve"> </w:t>
+      </w:r>
+      <w:bookmarkStart w:id="0" w:name="_GoBack"/>
+      <w:bookmarkEnd w:id="0"/>
     </w:p>
     <w:p>
       <w:pPr>
@@ -1081,8 +1086,6 @@
       <w:pPr>
         <w:pStyle w:val="NoSpacing"/>
       </w:pPr>
-      <w:bookmarkStart w:id="0" w:name="_GoBack"/>
-      <w:bookmarkEnd w:id="0"/>
     </w:p>
     <w:p>
       <w:pPr>
@@ -39408,7 +39411,7 @@
 </file>
 
 <file path=customXml/itemProps1.xml><?xml version="1.0" encoding="utf-8"?>
-<ds:datastoreItem xmlns:ds="http://schemas.openxmlformats.org/officeDocument/2006/customXml" ds:itemID="{B4EFFD35-4FE6-4770-A18C-CD1A0BFC623F}">
+<ds:datastoreItem xmlns:ds="http://schemas.openxmlformats.org/officeDocument/2006/customXml" ds:itemID="{89C223A0-3797-4B22-B898-7732101DCDC7}">
   <ds:schemaRefs>
     <ds:schemaRef ds:uri="http://schemas.openxmlformats.org/officeDocument/2006/bibliography"/>
   </ds:schemaRefs>

--- a/Croma Campus  Notes Python.docx
+++ b/Croma Campus  Notes Python.docx
@@ -79,27 +79,30 @@
       <w:r>
         <w:t>----------------------------------------------</w:t>
       </w:r>
-    </w:p>
-    <w:p>
-      <w:pPr>
-        <w:pStyle w:val="NoSpacing"/>
-      </w:pPr>
-      <w:r>
-        <w:t>Computer's Language</w:t>
-      </w:r>
-    </w:p>
-    <w:p>
-      <w:pPr>
-        <w:pStyle w:val="NoSpacing"/>
-      </w:pPr>
-      <w:r>
-        <w:t>LLL (Low Level Language)</w:t>
-      </w:r>
       <w:r>
         <w:t xml:space="preserve"> </w:t>
       </w:r>
       <w:bookmarkStart w:id="0" w:name="_GoBack"/>
       <w:bookmarkEnd w:id="0"/>
+    </w:p>
+    <w:p>
+      <w:pPr>
+        <w:pStyle w:val="NoSpacing"/>
+      </w:pPr>
+      <w:r>
+        <w:t>Computer's Language</w:t>
+      </w:r>
+    </w:p>
+    <w:p>
+      <w:pPr>
+        <w:pStyle w:val="NoSpacing"/>
+      </w:pPr>
+      <w:r>
+        <w:t>LLL (Low Level Language)</w:t>
+      </w:r>
+      <w:r>
+        <w:t xml:space="preserve"> </w:t>
+      </w:r>
     </w:p>
     <w:p>
       <w:pPr>
@@ -39411,7 +39414,7 @@
 </file>
 
 <file path=customXml/itemProps1.xml><?xml version="1.0" encoding="utf-8"?>
-<ds:datastoreItem xmlns:ds="http://schemas.openxmlformats.org/officeDocument/2006/customXml" ds:itemID="{89C223A0-3797-4B22-B898-7732101DCDC7}">
+<ds:datastoreItem xmlns:ds="http://schemas.openxmlformats.org/officeDocument/2006/customXml" ds:itemID="{CD9F3E6D-CCB3-4BD0-9F85-A3DF344B5986}">
   <ds:schemaRefs>
     <ds:schemaRef ds:uri="http://schemas.openxmlformats.org/officeDocument/2006/bibliography"/>
   </ds:schemaRefs>
